--- a/papers/提交稿-缓存高命中与词元低输出.docx
+++ b/papers/提交稿-缓存高命中与词元低输出.docx
@@ -190,45 +190,6 @@
           <w:sz w:val="18"/>
         </w:rPr>
         <w:t>Keywords: ** Principle of locality; storage hierarchy; reuse lower bound; cache health; bandwidth-bound computing; byte-level audit</w:t>
-      </w:r>
-    </w:p>
-    <w:p>
-      <w:pPr>
-        <w:spacing w:after="60" w:before="0" w:line="240" w:lineRule="auto"/>
-      </w:pPr>
-      <w:r>
-        <w:rPr>
-          <w:rFonts w:ascii="Times New Roman" w:hAnsi="Times New Roman" w:eastAsia="Times New Roman"/>
-          <w:b w:val="0"/>
-          <w:sz w:val="18"/>
-        </w:rPr>
-        <w:t>---</w:t>
-      </w:r>
-    </w:p>
-    <w:p>
-      <w:pPr>
-        <w:spacing w:after="60" w:before="0" w:line="240" w:lineRule="auto"/>
-      </w:pPr>
-      <w:r>
-        <w:rPr>
-          <w:rFonts w:ascii="Times New Roman" w:hAnsi="Times New Roman" w:eastAsia="Times New Roman"/>
-          <w:b w:val="0"/>
-          <w:sz w:val="18"/>
-        </w:rPr>
-        <w:t># 自校负责人（《计算机科学》投稿要求：稿件末尾注明）</w:t>
-      </w:r>
-    </w:p>
-    <w:p>
-      <w:pPr>
-        <w:spacing w:after="60" w:before="0" w:line="240" w:lineRule="auto"/>
-      </w:pPr>
-      <w:r>
-        <w:rPr>
-          <w:rFonts w:ascii="Times New Roman" w:hAnsi="Times New Roman" w:eastAsia="Times New Roman"/>
-          <w:b w:val="0"/>
-          <w:sz w:val="18"/>
-        </w:rPr>
-        <w:t>自校负责人：唐海勇　电话：19835363343　邮箱：2338953@qq.com</w:t>
       </w:r>
     </w:p>
     <w:p>
@@ -251,7 +212,7 @@
           <w:b w:val="0"/>
           <w:sz w:val="21"/>
         </w:rPr>
-        <w:t>1  1 引言</w:t>
+        <w:t>1  引言</w:t>
       </w:r>
     </w:p>
     <w:p>
@@ -264,7 +225,7 @@
           <w:b w:val="0"/>
           <w:sz w:val="18"/>
         </w:rPr>
-        <w:t>1.1 问题：复用存在，但发生在哪一层？</w:t>
+        <w:t>1.1  问题：复用存在，但发生在哪一层？</w:t>
       </w:r>
     </w:p>
     <w:p>
@@ -345,7 +306,7 @@
           <w:b w:val="0"/>
           <w:sz w:val="18"/>
         </w:rPr>
-        <w:t>1.2 一条基础原则（概述）：局部性原理的守恒面</w:t>
+        <w:t>1.2  一条基础原则（概述）：局部性原理的守恒面</w:t>
       </w:r>
     </w:p>
     <w:p>
@@ -424,7 +385,7 @@
           <w:b w:val="0"/>
           <w:sz w:val="18"/>
         </w:rPr>
-        <w:t>1.3 本文工作</w:t>
+        <w:t>1.3  本文工作</w:t>
       </w:r>
     </w:p>
     <w:p>
@@ -565,7 +526,7 @@
           <w:b w:val="0"/>
           <w:sz w:val="21"/>
         </w:rPr>
-        <w:t>2  2 相关工作</w:t>
+        <w:t>2  相关工作</w:t>
       </w:r>
     </w:p>
     <w:p>
@@ -578,7 +539,7 @@
           <w:b w:val="0"/>
           <w:sz w:val="18"/>
         </w:rPr>
-        <w:t>2.1 复用与带宽建模</w:t>
+        <w:t>2.1  复用与带宽建模</w:t>
       </w:r>
     </w:p>
     <w:p>
@@ -605,7 +566,7 @@
           <w:b w:val="0"/>
           <w:sz w:val="18"/>
         </w:rPr>
-        <w:t>2.2 缓存、预取与调度的健康度度量</w:t>
+        <w:t>2.2  缓存、预取与调度的健康度度量</w:t>
       </w:r>
     </w:p>
     <w:p>
@@ -632,7 +593,7 @@
           <w:b w:val="0"/>
           <w:sz w:val="18"/>
         </w:rPr>
-        <w:t>2.3 观测面的分离</w:t>
+        <w:t>2.3  观测面的分离</w:t>
       </w:r>
     </w:p>
     <w:p>
@@ -659,7 +620,7 @@
           <w:b w:val="0"/>
           <w:sz w:val="21"/>
         </w:rPr>
-        <w:t>3  3 慢速层只读一次原则：局部性原理的守恒面</w:t>
+        <w:t>3  慢速层只读一次原则：局部性原理的守恒面</w:t>
       </w:r>
     </w:p>
     <w:p>
@@ -686,7 +647,7 @@
           <w:b w:val="0"/>
           <w:sz w:val="18"/>
         </w:rPr>
-        <w:t>3.1 定义</w:t>
+        <w:t>3.1  定义</w:t>
       </w:r>
     </w:p>
     <w:p>
@@ -735,7 +696,7 @@
           <w:b w:val="0"/>
           <w:sz w:val="18"/>
         </w:rPr>
-        <w:t>3.2 原则（命题）</w:t>
+        <w:t>3.2  原则（命题）</w:t>
       </w:r>
     </w:p>
     <w:p>
@@ -880,7 +841,7 @@
           <w:b w:val="0"/>
           <w:sz w:val="18"/>
         </w:rPr>
-        <w:t>3.3 模型推导（合理性论证）</w:t>
+        <w:t>3.3  模型推导（合理性论证）</w:t>
       </w:r>
     </w:p>
     <w:p>
@@ -1041,7 +1002,7 @@
           <w:b w:val="0"/>
           <w:sz w:val="18"/>
         </w:rPr>
-        <w:t>3.4 原则的使用与边界</w:t>
+        <w:t>3.4  原则的使用与边界</w:t>
       </w:r>
     </w:p>
     <w:p>
@@ -1144,7 +1105,7 @@
           <w:b w:val="0"/>
           <w:sz w:val="21"/>
         </w:rPr>
-        <w:t>4  4 原则的实证验证：MoE 推理平台</w:t>
+        <w:t>4  原则的实证验证：MoE 推理平台</w:t>
       </w:r>
     </w:p>
     <w:p>
@@ -1157,7 +1118,7 @@
           <w:b w:val="0"/>
           <w:sz w:val="18"/>
         </w:rPr>
-        <w:t>4.1 平台与数据来源</w:t>
+        <w:t>4.1  平台与数据来源</w:t>
       </w:r>
     </w:p>
     <w:p>
@@ -1200,7 +1161,7 @@
           <w:b w:val="0"/>
           <w:sz w:val="18"/>
         </w:rPr>
-        <w:t>4.2 验证一（推论 2）：违规检出——低速层读数远超下界</w:t>
+        <w:t>4.2  验证一（推论 2）：违规检出——低速层读数远超下界</w:t>
       </w:r>
     </w:p>
     <w:p>
@@ -1544,34 +1505,6 @@
     </w:p>
     <w:p>
       <w:pPr>
-        <w:spacing w:after="40" w:line="276" w:lineRule="auto"/>
-        <w:ind w:firstLine="360"/>
-      </w:pPr>
-      <w:r>
-        <w:rPr>
-          <w:rFonts w:ascii="Times New Roman" w:hAnsi="Times New Roman" w:eastAsia="宋体"/>
-          <w:b w:val="0"/>
-          <w:sz w:val="18"/>
-        </w:rPr>
-        <w:t>图 1　同一落位层内的分配反转：搬运更多专家字节的配置反而更快</w:t>
-      </w:r>
-    </w:p>
-    <w:p>
-      <w:pPr>
-        <w:spacing w:after="40" w:line="276" w:lineRule="auto"/>
-        <w:ind w:firstLine="360"/>
-      </w:pPr>
-      <w:r>
-        <w:rPr>
-          <w:rFonts w:ascii="Times New Roman" w:hAnsi="Times New Roman" w:eastAsia="宋体"/>
-          <w:b w:val="0"/>
-          <w:sz w:val="18"/>
-        </w:rPr>
-        <w:t>Fig.1　Within one landing tier, the configuration that moves more expert bytes is faster</w:t>
-      </w:r>
-    </w:p>
-    <w:p>
-      <w:pPr>
         <w:spacing w:before="80" w:after="20"/>
         <w:jc w:val="center"/>
       </w:pPr>
@@ -1621,7 +1554,7 @@
           <w:b w:val="0"/>
           <w:sz w:val="15"/>
         </w:rPr>
-        <w:t>图（bytes_paradox）</w:t>
+        <w:t>图 1　同一落位层内的分配反转：搬运更多专家字节的配置反而更快</w:t>
       </w:r>
     </w:p>
     <w:p>
@@ -1635,6 +1568,7 @@
           <w:b w:val="0"/>
           <w:sz w:val="15"/>
         </w:rPr>
+        <w:t>Fig.1　Within one landing tier, the configuration that moves more expert bytes is faster</w:t>
       </w:r>
     </w:p>
     <w:p>
@@ -1648,7 +1582,7 @@
           <w:b w:val="0"/>
           <w:sz w:val="18"/>
         </w:rPr>
-        <w:t>图 1 给出上述分离的一个直接后果。在</w:t>
+        <w:t>按推论 2，实测低速盘读数应指向“复用未落位、问题在资源配置而非算法免读”。需说明粒度换算：推论的下界 1 是“每会话、每 distinct 项恰读一次”（见 5.1 预算线）；而阶段 A 是每词元全量重读一遍，N 词元会话即低速盘读取次数 R_1 ≈ N，随会话长度线性增长，远超下界 1。两阶段的观测均与这一判定一致：阶段 A 每次落回低速盘；阶段 B 虽落在更快的高速盘（sdd7）、仍不到高速内存（DRAM）层，字节搬运量不降。推论 2 的两个经验由此得到支持：</w:t>
       </w:r>
       <w:r>
         <w:rPr>
@@ -1656,73 +1590,11 @@
           <w:b/>
           <w:sz w:val="18"/>
         </w:rPr>
-        <w:t>总内存相同</w:t>
-      </w:r>
-      <w:r>
-        <w:rPr>
-          <w:rFonts w:ascii="Times New Roman" w:hAnsi="Times New Roman" w:eastAsia="宋体"/>
-          <w:b w:val="0"/>
-          <w:sz w:val="18"/>
-        </w:rPr>
-        <w:t>的前提下做分配，最快配置每词元读取 25.83 GB 专家权重、缓存命中率 0.0%，最慢配置仅读取 14.46 GB、命中率 44.02%——</w:t>
-      </w:r>
-      <w:r>
-        <w:rPr>
-          <w:rFonts w:ascii="Times New Roman" w:hAnsi="Times New Roman" w:eastAsia="宋体"/>
-          <w:b/>
-          <w:sz w:val="18"/>
-        </w:rPr>
-        <w:t>搬得更多的那一档反而快 69%</w:t>
-      </w:r>
-      <w:r>
-        <w:rPr>
-          <w:rFonts w:ascii="Times New Roman" w:hAnsi="Times New Roman" w:eastAsia="宋体"/>
-          <w:b w:val="0"/>
-          <w:sz w:val="18"/>
-        </w:rPr>
-        <w:t>。图中"专家权重"一列即表 1、表 2 的同一字节量（25.83 GB/词元），"主干权重"一列对应表 3 的 41.8 GB/词元。</w:t>
-      </w:r>
-      <w:r>
-        <w:rPr>
-          <w:rFonts w:ascii="Times New Roman" w:hAnsi="Times New Roman" w:eastAsia="宋体"/>
-          <w:b/>
-          <w:sz w:val="18"/>
-        </w:rPr>
-        <w:t>若按命中率这一单一口径调优，会主动走向更慢的配置</w:t>
-      </w:r>
-      <w:r>
-        <w:rPr>
-          <w:rFonts w:ascii="Times New Roman" w:hAnsi="Times New Roman" w:eastAsia="宋体"/>
-          <w:b w:val="0"/>
-          <w:sz w:val="18"/>
-        </w:rPr>
-        <w:t>；这正是本文主张以字节下界而非命中率作验收判据的直接来源，也说明 5.2 的双口径对照不是形式上的冗余。</w:t>
+        <w:t>白板命中率看不见字节层面的落位失败；缓存命中率不应单独作为健康度指标。</w:t>
       </w:r>
     </w:p>
     <w:p>
       <w:pPr>
-        <w:spacing w:after="40" w:line="276" w:lineRule="auto"/>
-        <w:ind w:firstLine="360"/>
-      </w:pPr>
-      <w:r>
-        <w:rPr>
-          <w:rFonts w:ascii="Times New Roman" w:hAnsi="Times New Roman" w:eastAsia="宋体"/>
-          <w:b w:val="0"/>
-          <w:sz w:val="18"/>
-        </w:rPr>
-        <w:t>按推论 2，实测低速盘读数应指向“复用未落位、问题在资源配置而非算法免读”。需说明粒度换算：推论的下界 1 是“每会话、每 distinct 项恰读一次”（见 5.1 预算线）；而阶段 A 是每词元全量重读一遍，N 词元会话即低速盘读取次数 R_1 ≈ N，随会话长度线性增长，远超下界 1。两阶段的观测均与这一判定一致：阶段 A 每次落回低速盘；阶段 B 虽落在更快的高速盘（sdd7）、仍不到高速内存（DRAM）层，字节搬运量不降。推论 2 的两个经验由此得到支持：</w:t>
-      </w:r>
-      <w:r>
-        <w:rPr>
-          <w:rFonts w:ascii="Times New Roman" w:hAnsi="Times New Roman" w:eastAsia="宋体"/>
-          <w:b/>
-          <w:sz w:val="18"/>
-        </w:rPr>
-        <w:t>白板命中率看不见字节层面的落位失败；缓存命中率不应单独作为健康度指标。</w:t>
-      </w:r>
-    </w:p>
-    <w:p>
-      <w:pPr>
         <w:spacing w:after="40" w:before="80" w:line="240" w:lineRule="auto"/>
       </w:pPr>
       <w:r>
@@ -1731,7 +1603,7 @@
           <w:b w:val="0"/>
           <w:sz w:val="18"/>
         </w:rPr>
-        <w:t>4.3 验证二（推论 1 的可检验含义）：低速层读数随落位层上移而下降、趋向该下界</w:t>
+        <w:t>4.3  验证二（推论 1 的可检验含义）：低速层读数随落位层上移而下降、趋向该下界</w:t>
       </w:r>
     </w:p>
     <w:p>
@@ -2131,34 +2003,6 @@
     </w:p>
     <w:p>
       <w:pPr>
-        <w:spacing w:after="40" w:line="276" w:lineRule="auto"/>
-        <w:ind w:firstLine="360"/>
-      </w:pPr>
-      <w:r>
-        <w:rPr>
-          <w:rFonts w:ascii="Times New Roman" w:hAnsi="Times New Roman" w:eastAsia="宋体"/>
-          <w:b w:val="0"/>
-          <w:sz w:val="18"/>
-        </w:rPr>
-        <w:t>图 2　落位层上移时低速层读数的回落路径（表 2 的同一数据）</w:t>
-      </w:r>
-    </w:p>
-    <w:p>
-      <w:pPr>
-        <w:spacing w:after="40" w:line="276" w:lineRule="auto"/>
-        <w:ind w:firstLine="360"/>
-      </w:pPr>
-      <w:r>
-        <w:rPr>
-          <w:rFonts w:ascii="Times New Roman" w:hAnsi="Times New Roman" w:eastAsia="宋体"/>
-          <w:b w:val="0"/>
-          <w:sz w:val="18"/>
-        </w:rPr>
-        <w:t>Fig.2　Decay of the slow-tier read as the landing tier moves up (same data as Table 2)</w:t>
-      </w:r>
-    </w:p>
-    <w:p>
-      <w:pPr>
         <w:spacing w:before="80" w:after="20"/>
         <w:jc w:val="center"/>
       </w:pPr>
@@ -2208,7 +2052,7 @@
           <w:b w:val="0"/>
           <w:sz w:val="15"/>
         </w:rPr>
-        <w:t>图（trunk_cache_split）</w:t>
+        <w:t>图 2　落位层上移时低速层读数的回落路径（表 2 的同一数据）</w:t>
       </w:r>
     </w:p>
     <w:p>
@@ -2222,68 +2066,7 @@
           <w:b w:val="0"/>
           <w:sz w:val="15"/>
         </w:rPr>
-      </w:r>
-    </w:p>
-    <w:p>
-      <w:pPr>
-        <w:spacing w:after="40" w:line="276" w:lineRule="auto"/>
-        <w:ind w:firstLine="360"/>
-      </w:pPr>
-      <w:r>
-        <w:rPr>
-          <w:rFonts w:ascii="Times New Roman" w:hAnsi="Times New Roman" w:eastAsia="宋体"/>
-          <w:b w:val="0"/>
-          <w:sz w:val="18"/>
-        </w:rPr>
-        <w:t>图 2 以分配档位为横轴画出低速层读数的回落。</w:t>
-      </w:r>
-      <w:r>
-        <w:rPr>
-          <w:rFonts w:ascii="Times New Roman" w:hAnsi="Times New Roman" w:eastAsia="宋体"/>
-          <w:b/>
-          <w:sz w:val="18"/>
-        </w:rPr>
-        <w:t>要读的是那条单调下降的曲线，而不是任一单点</w:t>
-      </w:r>
-      <w:r>
-        <w:rPr>
-          <w:rFonts w:ascii="Times New Roman" w:hAnsi="Times New Roman" w:eastAsia="宋体"/>
-          <w:b w:val="0"/>
-          <w:sz w:val="18"/>
-        </w:rPr>
-        <w:t>：低速盘档 25.83 GB → 高速盘档均值 6.7 GB、稳态尾段约 1.7 GB，方向与幅度共同构成推论 1 的可检验含义。</w:t>
-      </w:r>
-      <w:r>
-        <w:rPr>
-          <w:rFonts w:ascii="Times New Roman" w:hAnsi="Times New Roman" w:eastAsia="宋体"/>
-          <w:b/>
-          <w:sz w:val="18"/>
-        </w:rPr>
-        <w:t>末档（DRAM）为推论指向而未观测的目标档，图中以空缺标出</w:t>
-      </w:r>
-      <w:r>
-        <w:rPr>
-          <w:rFonts w:ascii="Times New Roman" w:hAnsi="Times New Roman" w:eastAsia="宋体"/>
-          <w:b w:val="0"/>
-          <w:sz w:val="18"/>
-        </w:rPr>
-        <w:t>，不作实测声称——与表 2 末行的标注一致。图中同时可见本文反复强调的一点：</w:t>
-      </w:r>
-      <w:r>
-        <w:rPr>
-          <w:rFonts w:ascii="Times New Roman" w:hAnsi="Times New Roman" w:eastAsia="宋体"/>
-          <w:b/>
-          <w:sz w:val="18"/>
-        </w:rPr>
-        <w:t>总字节量在各档并不下降</w:t>
-      </w:r>
-      <w:r>
-        <w:rPr>
-          <w:rFonts w:ascii="Times New Roman" w:hAnsi="Times New Roman" w:eastAsia="宋体"/>
-          <w:b w:val="0"/>
-          <w:sz w:val="18"/>
-        </w:rPr>
-        <w:t>（专家权重一列 25.83 GB/词元恒定），变化的只是这些字节被读在哪一层。</w:t>
+        <w:t>Fig.2　Decay of the slow-tier read as the landing tier moves up (same data as Table 2)</w:t>
       </w:r>
     </w:p>
     <w:p>
@@ -3184,7 +2967,7 @@
           <w:b w:val="0"/>
           <w:sz w:val="18"/>
         </w:rPr>
-        <w:t>4.4 验证的边界</w:t>
+        <w:t>4.4  验证的边界</w:t>
       </w:r>
     </w:p>
     <w:p>
@@ -3211,7 +2994,7 @@
           <w:b w:val="0"/>
           <w:sz w:val="18"/>
         </w:rPr>
-        <w:t>4.5 主要观测汇总</w:t>
+        <w:t>4.5  主要观测汇总</w:t>
       </w:r>
     </w:p>
     <w:p>
@@ -4177,7 +3960,7 @@
           <w:b w:val="0"/>
           <w:sz w:val="18"/>
         </w:rPr>
-        <w:t>4.6 公式对照：瓶颈界预测的输出速度与真机实测</w:t>
+        <w:t>4.6  公式对照：瓶颈界预测的输出速度与真机实测</w:t>
       </w:r>
     </w:p>
     <w:p>
@@ -5620,7 +5403,7 @@
           <w:b w:val="0"/>
           <w:sz w:val="21"/>
         </w:rPr>
-        <w:t>5  5 下界的工程用法：预算、验收与排查</w:t>
+        <w:t>5  下界的工程用法：预算、验收与排查</w:t>
       </w:r>
     </w:p>
     <w:p>
@@ -5633,7 +5416,7 @@
           <w:b w:val="0"/>
           <w:sz w:val="18"/>
         </w:rPr>
-        <w:t>5.1 预算线：先算“健康时各低速层应搬多少字节”</w:t>
+        <w:t>5.1  预算线：先算“健康时各低速层应搬多少字节”</w:t>
       </w:r>
     </w:p>
     <w:p>
@@ -5660,7 +5443,7 @@
           <w:b w:val="0"/>
           <w:sz w:val="18"/>
         </w:rPr>
-        <w:t>5.2 验收判据与 KPI：字节回落至下界，复用才算落位</w:t>
+        <w:t>5.2  验收判据与 KPI：字节回落至下界，复用才算落位</w:t>
       </w:r>
     </w:p>
     <w:p>
@@ -6986,7 +6769,7 @@
           <w:b w:val="0"/>
           <w:sz w:val="18"/>
         </w:rPr>
-        <w:t>5.3 排查次序：先问“复用落在哪一层”</w:t>
+        <w:t>5.3  排查次序：先问“复用落在哪一层”</w:t>
       </w:r>
     </w:p>
     <w:p>
@@ -7133,7 +6916,7 @@
           <w:b w:val="0"/>
           <w:sz w:val="18"/>
         </w:rPr>
-        <w:t>5.4 应用示例：让权重驻留近存设备的装载路径</w:t>
+        <w:t>5.4  应用示例：让权重驻留近存设备的装载路径</w:t>
       </w:r>
     </w:p>
     <w:p>
@@ -7264,7 +7047,7 @@
           <w:b w:val="0"/>
           <w:sz w:val="18"/>
         </w:rPr>
-        <w:t>5.5 另一类负载上的同款判据：KV 缓存回放</w:t>
+        <w:t>5.5  另一类负载上的同款判据：KV 缓存回放</w:t>
       </w:r>
     </w:p>
     <w:p>
@@ -7291,7 +7074,7 @@
           <w:b w:val="0"/>
           <w:sz w:val="21"/>
         </w:rPr>
-        <w:t>6  6 结论</w:t>
+        <w:t>6  结论</w:t>
       </w:r>
     </w:p>
     <w:p>
@@ -7380,7 +7163,7 @@
           <w:b w:val="0"/>
           <w:sz w:val="21"/>
         </w:rPr>
-        <w:t>7  附录 A　台账说明与方法细节</w:t>
+        <w:t>附录 A　台账说明与方法细节</w:t>
       </w:r>
     </w:p>
     <w:p>
@@ -7393,7 +7176,7 @@
           <w:b w:val="0"/>
           <w:sz w:val="18"/>
         </w:rPr>
-        <w:t>A.1 数据出处与可回查映射</w:t>
+        <w:t>A.1  数据出处与可回查映射</w:t>
       </w:r>
     </w:p>
     <w:p>
@@ -8583,7 +8366,7 @@
           <w:b w:val="0"/>
           <w:sz w:val="18"/>
         </w:rPr>
-        <w:t>A.2 对照收益与乐观上界的差距</w:t>
+        <w:t>A.2  对照收益与乐观上界的差距</w:t>
       </w:r>
     </w:p>
     <w:p>
@@ -8678,15 +8461,15 @@
     </w:p>
     <w:p>
       <w:pPr>
-        <w:spacing w:after="40" w:before="80" w:line="240" w:lineRule="auto"/>
-      </w:pPr>
-      <w:r>
-        <w:rPr>
-          <w:rFonts w:ascii="Times New Roman" w:hAnsi="Times New Roman" w:eastAsia="黑体"/>
-          <w:b w:val="0"/>
-          <w:sz w:val="18"/>
-        </w:rPr>
-        <w:t>A.2.1 2026-09-28 分相位实测的出处与复现</w:t>
+        <w:spacing w:after="40" w:before="60" w:line="240" w:lineRule="auto"/>
+      </w:pPr>
+      <w:r>
+        <w:rPr>
+          <w:rFonts w:ascii="Times New Roman" w:hAnsi="Times New Roman" w:eastAsia="楷体"/>
+          <w:b w:val="0"/>
+          <w:sz w:val="18"/>
+        </w:rPr>
+        <w:t>A.2.1  2026-09-28 分相位实测的出处与复现</w:t>
       </w:r>
     </w:p>
     <w:p>
@@ -9810,7 +9593,7 @@
           <w:b w:val="0"/>
           <w:sz w:val="18"/>
         </w:rPr>
-        <w:t>A.3 观测口径</w:t>
+        <w:t>A.3  观测口径</w:t>
       </w:r>
     </w:p>
     <w:p>
@@ -9867,7 +9650,7 @@
           <w:b w:val="0"/>
           <w:sz w:val="21"/>
         </w:rPr>
-        <w:t>8  参考文献</w:t>
+        <w:t>参考文献</w:t>
       </w:r>
     </w:p>
     <w:p>
@@ -10124,6 +9907,32 @@
     </w:p>
     <w:p>
       <w:pPr>
+        <w:spacing w:after="60" w:before="120" w:line="240" w:lineRule="auto"/>
+      </w:pPr>
+      <w:r>
+        <w:rPr>
+          <w:rFonts w:ascii="Times New Roman" w:hAnsi="Times New Roman" w:eastAsia="黑体"/>
+          <w:b w:val="0"/>
+          <w:sz w:val="21"/>
+        </w:rPr>
+        <w:t>英文题名、摘要与关键词（供期刊模板排版）</w:t>
+      </w:r>
+    </w:p>
+    <w:p>
+      <w:pPr>
+        <w:spacing w:after="60" w:before="120" w:line="240" w:lineRule="auto"/>
+      </w:pPr>
+      <w:r>
+        <w:rPr>
+          <w:rFonts w:ascii="Times New Roman" w:hAnsi="Times New Roman" w:eastAsia="黑体"/>
+          <w:b w:val="0"/>
+          <w:sz w:val="21"/>
+        </w:rPr>
+        <w:t>1  High Cache Hit Rate with Low Token Output: A Slow-Layer Byte Lower Bound Criterion</w:t>
+      </w:r>
+    </w:p>
+    <w:p>
+      <w:pPr>
         <w:spacing w:after="40" w:line="276" w:lineRule="auto"/>
         <w:ind w:firstLine="360"/>
       </w:pPr>
@@ -10133,20 +9942,29 @@
           <w:b w:val="0"/>
           <w:sz w:val="18"/>
         </w:rPr>
-        <w:t># 英文题名、摘要与关键词（供期刊模板排版）</w:t>
+        <w:t>TANG Haiyong; China Nuclear Industry Huaxing Construction Co., Ltd., Guangxi Nanning, China</w:t>
       </w:r>
     </w:p>
     <w:p>
       <w:pPr>
-        <w:spacing w:after="60" w:before="120" w:line="240" w:lineRule="auto"/>
-      </w:pPr>
-      <w:r>
-        <w:rPr>
-          <w:rFonts w:ascii="Times New Roman" w:hAnsi="Times New Roman" w:eastAsia="黑体"/>
-          <w:b w:val="0"/>
-          <w:sz w:val="21"/>
-        </w:rPr>
-        <w:t>9  High Cache Hit Rate with Low Token Output: A Slow-Layer Byte Lower Bound Criterion</w:t>
+        <w:spacing w:after="40" w:line="276" w:lineRule="auto"/>
+        <w:ind w:firstLine="360"/>
+      </w:pPr>
+      <w:r>
+        <w:rPr>
+          <w:rFonts w:ascii="Times New Roman" w:hAnsi="Times New Roman" w:eastAsia="宋体"/>
+          <w:b/>
+          <w:sz w:val="18"/>
+        </w:rPr>
+        <w:t>Abstract:</w:t>
+      </w:r>
+      <w:r>
+        <w:rPr>
+          <w:rFonts w:ascii="Times New Roman" w:hAnsi="Times New Roman" w:eastAsia="宋体"/>
+          <w:b w:val="0"/>
+          <w:sz w:val="18"/>
+        </w:rPr>
+        <w:t xml:space="preserve"> Storage reuse—a data item being read in and used more than once—is the only performance lever left in bandwidth-bound computing. The Principle of Locality tells us which data is worth reusing, but it leaves unanswered where the reuse should take place. This paper adds the conservation side of that principle: if a data item d is actually reused at the fastest tier M_k it can reach, then d must be read at least once (R_i ≥ 1) from every slower tier M_i (i &lt; k); the bound is simultaneously reachable, and any schedule attaining it is also the schedule with the smallest slow-tier access cost. The principle rests on only two assumptions—data moves up the hierarchy one tier at a time, and tiers are ordered by monotonically increasing access cost—and is independent of any specific workload. We demonstrate a violation on a 2.8T-parameter Mixture-of-Experts model running on a memory-constrained host: at cold start the engine re-read 25.83 GB of expert weights from a slow disk per token, 94% of that stage's end-to-end time; after a fast cache tier was added, the engine reported 100% cache hits while the byte-level ledger showed the per-token 25.83 GB of movement unchanged—hits only switched the source tier, they did not remove the byte transfer. The principle supplies a quantifiable yardstick ("healthy slow tiers are read once") that exposes how whiteboard hit-rate metrics can mask byte-movement facts. Moving the experts to a faster tier cut expert-stage time by about 37%, consistent with the principle. A per-phase timeline measurement (2026-09-28) refines the budget line with a second factor: once the byte count has reached the bound, cost also depends on the aggregate bandwidth actually attainable. Of 66.1 GB/token, the larger stream (trunk, 43.6 GB) cost 2.4 s while the smaller (experts, 22.5 GB) cost 49.2 s. The investigation in §5.2.1 rules out two explanations -- the spread of the 16 experts within a layer (measured at 228 MB / 1.5 GB / 7.5 GB spacing: 1007 / 1058 / 1358 MB/s, no trend) and the kio queue hop (routing L2 reads around it via K3_L2_NATIVE=1 changed the rate from 418 to 408 MB/s, i.e. not at all) -- and places the remaining gap on the device side rather than in access order, but does not quantify it: the direct measurement's own repeatability is only 2x (1007 vs 2139 MB/s for one identical command). If the gap is as large as first indications suggest, 22.5 GB/token of expert reads could fall from 49.2 s to about the 16.8 s of pure compute and the end-to-end figure would reach the 30 s range without new hardware; until the measurement method is tightened, this paper states no magnitude. A naive bytes/bandwidth bound is exact for a single sequential stream (measured/predicted = 1.00) but understates by 1.39-3.11x when parallel or random reads are present. We also give a byte-level audit method (treating hit rate and byte counts as two independent observation surfaces) and a four-step triage order, usable as a general inspection procedure for hierarchical storage systems. The principle itself is system-agnostic; the reported figures hold only for this experiment.</w:t>
       </w:r>
     </w:p>
     <w:p>
@@ -10157,14 +9975,35 @@
       <w:r>
         <w:rPr>
           <w:rFonts w:ascii="Times New Roman" w:hAnsi="Times New Roman" w:eastAsia="宋体"/>
-          <w:b w:val="0"/>
-          <w:sz w:val="18"/>
-        </w:rPr>
-        <w:t>TANG Haiyong; China Nuclear Industry Huaxing Construction Co., Ltd., Guangxi Nanning, China</w:t>
+          <w:b/>
+          <w:sz w:val="18"/>
+        </w:rPr>
+        <w:t>Keywords:</w:t>
+      </w:r>
+      <w:r>
+        <w:rPr>
+          <w:rFonts w:ascii="Times New Roman" w:hAnsi="Times New Roman" w:eastAsia="宋体"/>
+          <w:b w:val="0"/>
+          <w:sz w:val="18"/>
+        </w:rPr>
+        <w:t xml:space="preserve"> Principle of locality; storage hierarchy; reuse lower bound; cache health; bandwidth-bound computing; byte-level audit</w:t>
       </w:r>
     </w:p>
     <w:p>
       <w:pPr>
+        <w:spacing w:after="60" w:before="120" w:line="240" w:lineRule="auto"/>
+      </w:pPr>
+      <w:r>
+        <w:rPr>
+          <w:rFonts w:ascii="Times New Roman" w:hAnsi="Times New Roman" w:eastAsia="黑体"/>
+          <w:b w:val="0"/>
+          <w:sz w:val="21"/>
+        </w:rPr>
+        <w:t>作者简介与稿件信息（《计算机科学》投稿须知第 12 条：作者简介须注明是否 CCF 会员）</w:t>
+      </w:r>
+    </w:p>
+    <w:p>
+      <w:pPr>
         <w:spacing w:after="40" w:line="276" w:lineRule="auto"/>
         <w:ind w:firstLine="360"/>
       </w:pPr>
@@ -10174,15 +10013,7 @@
           <w:b/>
           <w:sz w:val="18"/>
         </w:rPr>
-        <w:t>Abstract:</w:t>
-      </w:r>
-      <w:r>
-        <w:rPr>
-          <w:rFonts w:ascii="Times New Roman" w:hAnsi="Times New Roman" w:eastAsia="宋体"/>
-          <w:b w:val="0"/>
-          <w:sz w:val="18"/>
-        </w:rPr>
-        <w:t xml:space="preserve"> Storage reuse—a data item being read in and used more than once—is the only performance lever left in bandwidth-bound computing. The Principle of Locality tells us which data is worth reusing, but it leaves unanswered where the reuse should take place. This paper adds the conservation side of that principle: if a data item d is actually reused at the fastest tier M_k it can reach, then d must be read at least once (R_i ≥ 1) from every slower tier M_i (i &lt; k); the bound is simultaneously reachable, and any schedule attaining it is also the schedule with the smallest slow-tier access cost. The principle rests on only two assumptions—data moves up the hierarchy one tier at a time, and tiers are ordered by monotonically increasing access cost—and is independent of any specific workload. We demonstrate a violation on a 2.8T-parameter Mixture-of-Experts model running on a memory-constrained host: at cold start the engine re-read 25.83 GB of expert weights from a slow disk per token, 94% of that stage's end-to-end time; after a fast cache tier was added, the engine reported 100% cache hits while the byte-level ledger showed the per-token 25.83 GB of movement unchanged—hits only switched the source tier, they did not remove the byte transfer. The principle supplies a quantifiable yardstick ("healthy slow tiers are read once") that exposes how whiteboard hit-rate metrics can mask byte-movement facts. Moving the experts to a faster tier cut expert-stage time by about 37%, consistent with the principle. A per-phase timeline measurement (2026-09-28) refines the budget line with a second factor: once the byte count has reached the bound, cost also depends on the aggregate bandwidth actually attainable. Of 66.1 GB/token, the larger stream (trunk, 43.6 GB) cost 2.4 s while the smaller (experts, 22.5 GB) cost 49.2 s. The investigation in §5.2.1 rules out two explanations -- the spread of the 16 experts within a layer (measured at 228 MB / 1.5 GB / 7.5 GB spacing: 1007 / 1058 / 1358 MB/s, no trend) and the kio queue hop (routing L2 reads around it via K3_L2_NATIVE=1 changed the rate from 418 to 408 MB/s, i.e. not at all) -- and places the remaining gap on the device side rather than in access order, but does not quantify it: the direct measurement's own repeatability is only 2x (1007 vs 2139 MB/s for one identical command). If the gap is as large as first indications suggest, 22.5 GB/token of expert reads could fall from 49.2 s to about the 16.8 s of pure compute and the end-to-end figure would reach the 30 s range without new hardware; until the measurement method is tightened, this paper states no magnitude. A naive bytes/bandwidth bound is exact for a single sequential stream (measured/predicted = 1.00) but understates by 1.39-3.11x when parallel or random reads are present. We also give a byte-level audit method (treating hit rate and byte counts as two independent observation surfaces) and a four-step triage order, usable as a general inspection procedure for hierarchical storage systems. The principle itself is system-agnostic; the reported figures hold only for this experiment.</w:t>
+        <w:t>作者简介</w:t>
       </w:r>
     </w:p>
     <w:p>
@@ -10193,18 +10024,10 @@
       <w:r>
         <w:rPr>
           <w:rFonts w:ascii="Times New Roman" w:hAnsi="Times New Roman" w:eastAsia="宋体"/>
-          <w:b/>
-          <w:sz w:val="18"/>
-        </w:rPr>
-        <w:t>Keywords:</w:t>
-      </w:r>
-      <w:r>
-        <w:rPr>
-          <w:rFonts w:ascii="Times New Roman" w:hAnsi="Times New Roman" w:eastAsia="宋体"/>
-          <w:b w:val="0"/>
-          <w:sz w:val="18"/>
-        </w:rPr>
-        <w:t xml:space="preserve"> Principle of locality; storage hierarchy; reuse lower bound; cache health; bandwidth-bound computing; byte-level audit</w:t>
+          <w:b w:val="0"/>
+          <w:sz w:val="18"/>
+        </w:rPr>
+        <w:t>唐海勇，男，汉族，中国核工业华兴建设有限公司工程师，主要研究方向为大模型推理性能优化、分层存储与带宽受限计算。E-mail：2338953@qq.com</w:t>
       </w:r>
     </w:p>
     <w:p>
@@ -10215,10 +10038,31 @@
       <w:r>
         <w:rPr>
           <w:rFonts w:ascii="Times New Roman" w:hAnsi="Times New Roman" w:eastAsia="宋体"/>
-          <w:b w:val="0"/>
-          <w:sz w:val="18"/>
-        </w:rPr>
-        <w:t># 自校负责人（《计算机科学》投稿要求：稿件末尾注明）</w:t>
+          <w:b/>
+          <w:sz w:val="18"/>
+        </w:rPr>
+        <w:t>CCF 会员：</w:t>
+      </w:r>
+      <w:r>
+        <w:rPr>
+          <w:rFonts w:ascii="Times New Roman" w:hAnsi="Times New Roman" w:eastAsia="宋体"/>
+          <w:b w:val="0"/>
+          <w:sz w:val="18"/>
+        </w:rPr>
+        <w:t xml:space="preserve"> 否。第一作者非中国计算机学会会员，稿件按非会员标准计版面费，不适用 8.5 折优惠。</w:t>
+      </w:r>
+    </w:p>
+    <w:p>
+      <w:pPr>
+        <w:spacing w:after="60" w:before="120" w:line="240" w:lineRule="auto"/>
+      </w:pPr>
+      <w:r>
+        <w:rPr>
+          <w:rFonts w:ascii="Times New Roman" w:hAnsi="Times New Roman" w:eastAsia="黑体"/>
+          <w:b w:val="0"/>
+          <w:sz w:val="21"/>
+        </w:rPr>
+        <w:t>自校负责人（《计算机科学》投稿须知第 14 条：编辑部返回一校样 PDF 供自校，须在稿件末尾注明）</w:t>
       </w:r>
     </w:p>
     <w:p>

--- a/papers/提交稿-缓存高命中与词元低输出.docx
+++ b/papers/提交稿-缓存高命中与词元低输出.docx
@@ -239,7 +239,7 @@
           <w:b w:val="0"/>
           <w:sz w:val="18"/>
         </w:rPr>
-        <w:t>现代计算系统的性能常受带宽约束而非算力约束。在带宽受限区（如大模型推理的权重流、数据库的页缓存、流式数据处理），复用一个数据项（读入后多次使用）是唯一能摊薄访问开销的杠杆。混合专家（Mixture-of-Experts, MoE）是当前大模型的通行架构，本文验证场景即 2.8T 参数开源 MoE 模型[1]；该架构先用稀疏门控把参数规模扩展到远大于稠密网络的程度[2]，经千亿级分片[3]、单专家路由[4]、开源验证[5]与细粒度专家切分[6]演进而来，其推理以权重流为主导，正是带宽受限区的典型代表。Roofline 模型[7]给出“复用值不值得做”的判断框架；Eyeriss[8]在加速器层面实证了“慢速存储读一次、片上复用数百次”的存在性。这些工作默认一个前提：</w:t>
+        <w:t>现代计算系统的性能常受带宽约束而非算力约束。在带宽受限区（如大模型推理的权重流、数据库的页缓存、流式数据处理），复用一个数据项（读入后多次使用）是唯一能摊薄访问开销的杠杆。混合专家（Mixture-of-Experts, MoE）是当前大模型的通行架构，本文验证场景即 2.8T 参数开源 MoE 模型[1]；该架构先用稀疏门控把参数规模扩展到远大于稠密网络的程度[2]，经单专家路由[3]与细粒度专家切分[4]等方向演进而来，其推理以权重流为主导，正是带宽受限区的典型代表。Roofline 模型[5]给出“复用值不值得做”的判断框架；Eyeriss[6]在加速器层面实证了“慢速存储读一次、片上复用数百次”的存在性。这些工作默认一个前提：</w:t>
       </w:r>
       <w:r>
         <w:rPr>
@@ -553,7 +553,7 @@
           <w:b w:val="0"/>
           <w:sz w:val="18"/>
         </w:rPr>
-        <w:t>Roofline[7]将计算区/带宽区二分，指出带宽受限时复用是唯一杠杆。Eyeriss[8]在加速器上实证了低速层读数与片上复用的分离。排队论为“吞吐由哪一层的读取量决定”提供了被广泛证明的定量框架：Little 定律[15]以在途量与响应时间刻画吞吐；Denning 与 Buzen 的操作分析[16]及 Zahorjan 等的平衡作业界分析[17]证明，系统吞吐由服务需求（每词元每设备必须读取的字节量除以该设备可达带宽）最大的瓶颈设备决定，Amdahl 定律[18]是其在单一串行段下的退化形式。这些工作回答“复用值不值得做”，未回答“复用的实际发生位置是否已落位”。本文的原则补上后者：给出“复用应落在最快层”这一前提的可回查标尺。</w:t>
+        <w:t>Roofline[5]将计算区/带宽区二分，指出带宽受限时复用是唯一杠杆。Eyeriss[6]在加速器上实证了低速层读数与片上复用的分离。排队论为“吞吐由哪一层的读取量决定”提供了被广泛证明的定量框架：Little 定律[11]以在途量与响应时间刻画吞吐；Denning 与 Buzen 的操作分析[12]及 Zahorjan 等的平衡作业界分析[13]证明，系统吞吐由服务需求（每词元每设备必须读取的字节量除以该设备可达带宽）最大的瓶颈设备决定，Amdahl 定律[14]是其在单一串行段下的退化形式。这些工作回答“复用值不值得做”，未回答“复用的实际发生位置是否已落位”。本文的原则补上后者：给出“复用应落在最快层”这一前提的可回查标尺。</w:t>
       </w:r>
     </w:p>
     <w:p>
@@ -580,7 +580,7 @@
           <w:b w:val="0"/>
           <w:sz w:val="18"/>
         </w:rPr>
-        <w:t>缓存健康度指标（命中率、命中计数）广泛用于系统汇报[9-12]。多个调度/预取系统[9-12]隐含“低速层应只被读一次”的工程直觉，但均未把它显式化为可回查的原则。CXL-SpecKV[11]的冷热分层与预取、FastKV[12]的“只保留必要数据于快层”原则，本质都是本原则的应用场景。本文显式化这一原则，并从字节层面验证这一底线。</w:t>
+        <w:t>缓存健康度指标（命中率、命中计数）广泛用于系统汇报[11-12]。多个调度/预取系统[11-12]隐含“低速层应只被读一次”的工程直觉，但均未把它显式化为可回查的原则。CXL-SpecKV[7]的冷热分层与预取、FastKV[8]的“只保留必要数据于快层”原则，本质都是本原则的应用场景。本文显式化这一原则，并从字节层面验证这一底线。</w:t>
       </w:r>
     </w:p>
     <w:p>
@@ -1132,7 +1132,7 @@
           <w:b w:val="0"/>
           <w:sz w:val="18"/>
         </w:rPr>
-        <w:t>实验对象为 2.8T 参数混合专家开源模型[1]，在一台仅配系统内存（无片内/近存加速、需流式读权重）的存储受限主机上冷启动推理（引擎[13]）。存储层次的级联为：低速盘（源盘，近满）→ 高速盘（sdd7）（冷读实测约 588 MB/s，约为低速盘的 7 倍（</w:t>
+        <w:t>实验对象为 2.8T 参数混合专家开源模型[1]，在一台仅配系统内存（无片内/近存加速、需流式读权重）的存储受限主机上冷启动推理（引擎[9]）。存储层次的级联为：低速盘（源盘，近满）→ 高速盘（sdd7）（冷读实测约 588 MB/s，约为低速盘的 7 倍（</w:t>
       </w:r>
       <w:r>
         <w:rPr>
@@ -1148,7 +1148,7 @@
           <w:b w:val="0"/>
           <w:sz w:val="18"/>
         </w:rPr>
-        <w:t>））→ 高速内存（DRAM）。档位口径：内存（DRAM）属高速档、即数据在本机实际能到达的最快档；超高速档——显存、片内存储、SRAM、NAND 等可实现近程（近场）计算的存储介质——本机未配置、不可达，不列为推论的目标档。引擎内建字节级 READ 计数，记录每次实际搬动的字节，全程可逐项回查[14]；介质名、观测时刻与逐项出处均见附录 A，正文只引用结论。选择 MoE 作为验证场景，是因为其权重流在带宽受限主机上占绝对主导，是“复用落位”问题最典型的验证场景，但不代表原则限于此。</w:t>
+        <w:t>））→ 高速内存（DRAM）。档位口径：内存（DRAM）属高速档、即数据在本机实际能到达的最快档；超高速档——显存、片内存储、SRAM、NAND 等可实现近程（近场）计算的存储介质——本机未配置、不可达，不列为推论的目标档。引擎内建字节级 READ 计数，记录每次实际搬动的字节，全程可逐项回查[10]；介质名、观测时刻与逐项出处均见附录 A，正文只引用结论。选择 MoE 作为验证场景，是因为其权重流在带宽受限主机上占绝对主导，是“复用落位”问题最典型的验证场景，但不代表原则限于此。</w:t>
       </w:r>
     </w:p>
     <w:p>
@@ -1984,7 +1984,7 @@
           <w:b w:val="0"/>
           <w:sz w:val="18"/>
         </w:rPr>
-        <w:t>注：高速盘档低速盘“均值”为 32-词元全程含冷启动的均值（含写回）；“稳态尾段”为后 16 词元的读数（27 GB/16 词元）。两者口径不同，出处见附录 A.1。</w:t>
+        <w:t>注：高速盘档低速盘“均值”为 32-词元全程含冷启动的均值（含写回）；“稳态尾段”为后 16 词元的读数（27 GB/16 词元）。两者口径不同，出处见随稿附件 A.1。</w:t>
       </w:r>
     </w:p>
     <w:p>
@@ -1998,7 +1998,7 @@
           <w:b w:val="0"/>
           <w:sz w:val="18"/>
         </w:rPr>
-        <w:t>字节总量在各档均约为 25.83 GB/词元不变——层次不减免字节，只决定"字节在哪一层被读"。随落位层上移：低速层读数从"每词元全量"（25.83 GB）回落，高速盘档均值 6.7 GB、稳态尾段仅约 1.7 GB（=27 GB/16 词元，出处见附录 A.1），向"每会话 distinct 一次"收敛；复用的承担场所从更慢层迁移到更近的层。这正是推论 1 下界的可观测形状。</w:t>
+        <w:t>字节总量在各档均约为 25.83 GB/词元不变——层次不减免字节，只决定"字节在哪一层被读"。随落位层上移：低速层读数从"每词元全量"（25.83 GB）回落，高速盘档均值 6.7 GB、稳态尾段仅约 1.7 GB（=27 GB/16 词元，出处见随稿附件 A.1），向"每会话 distinct 一次"收敛；复用的承担场所从更慢层迁移到更近的层。这正是推论 1 下界的可观测形状。</w:t>
       </w:r>
     </w:p>
     <w:p>
@@ -2981,7 +2981,7 @@
           <w:b w:val="0"/>
           <w:sz w:val="18"/>
         </w:rPr>
-        <w:t>第 3 章的模型推导不依赖本节任何数字；本节数据属真机层，账实一致、逐项可回查（附录 A），但只对本实验（该模型、该介质、该负载、该冷启动时序）成立。台账如实记录挂死/FAIL 条目（如低速盘巨型 O_DIRECT pread 的 D-state 永久挂起），未选择性剔除负样本；表 2“目标档”明确标注为未观测项，不作实测声称。</w:t>
+        <w:t>第 3 章的模型推导不依赖本节任何数字；本节数据属真机层，账实一致、逐项可回查（随稿附件附录 A），但只对本实验（该模型、该介质、该负载、该冷启动时序）成立。台账如实记录挂死/FAIL 条目（如低速盘巨型 O_DIRECT pread 的 D-state 永久挂起），未选择性剔除负样本；表 2“目标档”明确标注为未观测项，不作实测声称。</w:t>
       </w:r>
     </w:p>
     <w:p>
@@ -3974,7 +3974,7 @@
           <w:b w:val="0"/>
           <w:sz w:val="18"/>
         </w:rPr>
-        <w:t>把判据与经典排队论定量框架对接：每词元从某设备搬 B_i 字节、该设备可用带宽 W_i，则用时下限 = B_i/W_i；多设备串行时总下限为各设备之和，其中耗时最长者（瓶颈设备）就是决定速度的那台（Little 定律[15]，操作分析/平衡作业界[16][17]）。公式算出的下限与真机实测并列如下：</w:t>
+        <w:t>把判据与经典排队论定量框架对接：每词元从某设备搬 B_i 字节、该设备可用带宽 W_i，则用时下限 = B_i/W_i；多设备串行时总下限为各设备之和，其中耗时最长者（瓶颈设备）就是决定速度的那台（Little 定律[11]，操作分析/平衡作业界[12][13]）。公式算出的下限与真机实测并列如下：</w:t>
       </w:r>
     </w:p>
     <w:p>
@@ -7061,7 +7061,7 @@
           <w:b w:val="0"/>
           <w:sz w:val="18"/>
         </w:rPr>
-        <w:t>为说明该判据不依赖专家权重的访问模式，用回放器对本平台另一类负载做同样检查（数字与出处见附录 A.1 的 KV 回放条目）。KV（Key-Value，键值）缓存键流逐词元新键单调衰减（token1≈1483 → token32≈24，32 词元累计恰为 11,697 个 distinct 键），被驻留容量 14,589 槽完整覆盖：全程无逐出，逐出重访为 0（100,096 请求 trace 回放亦为 0）。按 5.2 的验收判据，该负载各键从低速层至多被读一次、无超下界的再读，判定“已达/低于下界”；与之对照，专家权重判为“未回落”（4.2）。同一判据在两类负载上给出与观测一致的相反结论，说明其依据是 distinct 集与驻留容量的实际关系，而非针对专家权重的特设。</w:t>
+        <w:t>为说明该判据不依赖专家权重的访问模式，用回放器对本平台另一类负载做同样检查（数字与出处见随稿附件 A.1 的 KV 回放条目）。KV（Key-Value，键值）缓存键流逐词元新键单调衰减（token1≈1483 → token32≈24，32 词元累计恰为 11,697 个 distinct 键），被驻留容量 14,589 槽完整覆盖：全程无逐出，逐出重访为 0（100,096 请求 trace 回放亦为 0）。按 5.2 的验收判据，该负载各键从低速层至多被读一次、无超下界的再读，判定“已达/低于下界”；与之对照，专家权重判为“未回落”（4.2）。同一判据在两类负载上给出与观测一致的相反结论，说明其依据是 distinct 集与驻留容量的实际关系，而非针对专家权重的特设。</w:t>
       </w:r>
     </w:p>
     <w:p>
@@ -7163,20 +7163,21 @@
           <w:b w:val="0"/>
           <w:sz w:val="21"/>
         </w:rPr>
-        <w:t>附录 A　台账说明与方法细节</w:t>
+        <w:t>附录 A　台账说明与方法细节（随稿附件）</w:t>
       </w:r>
     </w:p>
     <w:p>
       <w:pPr>
-        <w:spacing w:after="40" w:before="80" w:line="240" w:lineRule="auto"/>
-      </w:pPr>
-      <w:r>
-        <w:rPr>
-          <w:rFonts w:ascii="Times New Roman" w:hAnsi="Times New Roman" w:eastAsia="黑体"/>
+        <w:spacing w:after="40" w:line="276" w:lineRule="auto"/>
+        <w:ind w:firstLine="360"/>
+      </w:pPr>
+      <w:r>
+        <w:rPr>
+          <w:rFonts w:ascii="Times New Roman" w:hAnsi="Times New Roman" w:eastAsia="宋体"/>
           <w:b w:val="0"/>
           <w:sz w:val="18"/>
         </w:rPr>
-        <w:t>A.1  数据出处与可回查映射</w:t>
+        <w:t>本附录全部内容已移入随稿附件《实验复现数据及环境配置说明》"附录 A"一节，随稿一并提交：</w:t>
       </w:r>
     </w:p>
     <w:p>
@@ -7190,39 +7191,7 @@
           <w:b w:val="0"/>
           <w:sz w:val="18"/>
         </w:rPr>
-        <w:t xml:space="preserve">正文数字均逐项记录于自建真机字节流台账（k3 x86 冷启动实测，2026-08，项目内文件 </w:t>
-      </w:r>
-      <w:r>
-        <w:rPr>
-          <w:rFonts w:ascii="Consolas" w:hAnsi="Consolas"/>
-          <w:color w:val="000080"/>
-          <w:sz w:val="18"/>
-        </w:rPr>
-        <w:t>papers/byteflow-matrix.md</w:t>
-      </w:r>
-      <w:r>
-        <w:rPr>
-          <w:rFonts w:ascii="Times New Roman" w:hAnsi="Times New Roman" w:eastAsia="宋体"/>
-          <w:b w:val="0"/>
-          <w:sz w:val="18"/>
-        </w:rPr>
-        <w:t xml:space="preserve">[14]；原引作 </w:t>
-      </w:r>
-      <w:r>
-        <w:rPr>
-          <w:rFonts w:ascii="Consolas" w:hAnsi="Consolas"/>
-          <w:color w:val="000080"/>
-          <w:sz w:val="18"/>
-        </w:rPr>
-        <w:t>notes/byteflow-matrix.md</w:t>
-      </w:r>
-      <w:r>
-        <w:rPr>
-          <w:rFonts w:ascii="Times New Roman" w:hAnsi="Times New Roman" w:eastAsia="宋体"/>
-          <w:b w:val="0"/>
-          <w:sz w:val="18"/>
-        </w:rPr>
-        <w:t>，该路径在仓库中不存在）。表 A.1 给出正文数字与台账行号的映射；介质细节如下：低速盘为源盘（近满），巨型 O_DIRECT pread 冷读实测约 84 MB/s、偶发 D-state 永久挂起（:221, :224, :312）；同低速盘另一次 8 GB O_DIRECT 冷读实测约 99 MB/s（:456），两值据实并列；高速盘（sdd7）为独立块设备，drop_caches 后冷读实测约 588 MB/s（:389, :392）；各值均在台账中据实并列。</w:t>
+        <w:t>正文数字到台账行号的映射表（原表 A.1，共 20 条）、对照收益与乐观上界的差距、</w:t>
       </w:r>
     </w:p>
     <w:p>
@@ -7236,7 +7205,7 @@
           <w:b w:val="0"/>
           <w:sz w:val="18"/>
         </w:rPr>
-        <w:t>表 A.1　正文数字 → 台账行号映射</w:t>
+        <w:t>2026-09-28 分相位实测的出处与复现、观测口径。依《计算机科学》投稿须知第 17 条，该附件与</w:t>
       </w:r>
     </w:p>
     <w:p>
@@ -7250,2394 +7219,7 @@
           <w:b w:val="0"/>
           <w:sz w:val="18"/>
         </w:rPr>
-        <w:t>Table A.1　Mapping from paper figures to ledger line numbers</w:t>
-      </w:r>
-    </w:p>
-    <w:tbl>
-      <w:tblPr>
-        <w:tblStyle w:val="TableGrid"/>
-        <w:tblW w:type="auto" w:w="0"/>
-        <w:tblLook w:firstColumn="1" w:firstRow="1" w:lastColumn="0" w:lastRow="0" w:noHBand="0" w:noVBand="1" w:val="04A0"/>
-      </w:tblPr>
-      <w:tblGrid>
-        <w:gridCol w:w="5046"/>
-        <w:gridCol w:w="5046"/>
-      </w:tblGrid>
-      <w:tr>
-        <w:tc>
-          <w:tcPr>
-            <w:tcW w:type="dxa" w:w="5046"/>
-          </w:tcPr>
-          <w:p>
-            <w:pPr>
-              <w:spacing w:after="0"/>
-            </w:pPr>
-            <w:r/>
-            <w:r>
-              <w:rPr>
-                <w:rFonts w:ascii="Times New Roman" w:hAnsi="Times New Roman" w:eastAsia="黑体"/>
-                <w:b/>
-                <w:sz w:val="16"/>
-              </w:rPr>
-              <w:t>正文数字</w:t>
-            </w:r>
-          </w:p>
-        </w:tc>
-        <w:tc>
-          <w:tcPr>
-            <w:tcW w:type="dxa" w:w="5046"/>
-          </w:tcPr>
-          <w:p>
-            <w:pPr>
-              <w:spacing w:after="0"/>
-            </w:pPr>
-            <w:r/>
-            <w:r>
-              <w:rPr>
-                <w:rFonts w:ascii="Times New Roman" w:hAnsi="Times New Roman" w:eastAsia="黑体"/>
-                <w:b/>
-                <w:sz w:val="16"/>
-              </w:rPr>
-              <w:t>台账行号</w:t>
-            </w:r>
-          </w:p>
-        </w:tc>
-      </w:tr>
-      <w:tr>
-        <w:tc>
-          <w:tcPr>
-            <w:tcW w:type="dxa" w:w="5046"/>
-          </w:tcPr>
-          <w:p>
-            <w:pPr>
-              <w:spacing w:after="0"/>
-            </w:pPr>
-            <w:r/>
-            <w:r>
-              <w:rPr>
-                <w:rFonts w:ascii="Times New Roman" w:hAnsi="Times New Roman" w:eastAsia="宋体"/>
-                <w:b w:val="0"/>
-                <w:sz w:val="16"/>
-              </w:rPr>
-              <w:t>每词元专家理论载入 25.83 GB（92×16×17.55 MB）</w:t>
-            </w:r>
-          </w:p>
-        </w:tc>
-        <w:tc>
-          <w:tcPr>
-            <w:tcW w:type="dxa" w:w="5046"/>
-          </w:tcPr>
-          <w:p>
-            <w:pPr>
-              <w:spacing w:after="0"/>
-            </w:pPr>
-            <w:r/>
-            <w:r>
-              <w:rPr>
-                <w:rFonts w:ascii="Times New Roman" w:hAnsi="Times New Roman" w:eastAsia="宋体"/>
-                <w:b w:val="0"/>
-                <w:sz w:val="16"/>
-              </w:rPr>
-              <w:t>:246（92×16×17.5 口径）</w:t>
-            </w:r>
-          </w:p>
-        </w:tc>
-      </w:tr>
-      <w:tr>
-        <w:tc>
-          <w:tcPr>
-            <w:tcW w:type="dxa" w:w="5046"/>
-          </w:tcPr>
-          <w:p>
-            <w:pPr>
-              <w:spacing w:after="0"/>
-            </w:pPr>
-            <w:r/>
-            <w:r>
-              <w:rPr>
-                <w:rFonts w:ascii="Times New Roman" w:hAnsi="Times New Roman" w:eastAsia="宋体"/>
-                <w:b w:val="0"/>
-                <w:sz w:val="16"/>
-              </w:rPr>
-              <w:t>阶段 A 实测 READ/词元 25.83 GB</w:t>
-            </w:r>
-          </w:p>
-        </w:tc>
-        <w:tc>
-          <w:tcPr>
-            <w:tcW w:type="dxa" w:w="5046"/>
-          </w:tcPr>
-          <w:p>
-            <w:pPr>
-              <w:spacing w:after="0"/>
-            </w:pPr>
-            <w:r/>
-            <w:r>
-              <w:rPr>
-                <w:rFonts w:ascii="Times New Roman" w:hAnsi="Times New Roman" w:eastAsia="宋体"/>
-                <w:b w:val="0"/>
-                <w:sz w:val="16"/>
-              </w:rPr>
-              <w:t>:325, :327, :343</w:t>
-            </w:r>
-          </w:p>
-        </w:tc>
-      </w:tr>
-      <w:tr>
-        <w:tc>
-          <w:tcPr>
-            <w:tcW w:type="dxa" w:w="5046"/>
-          </w:tcPr>
-          <w:p>
-            <w:pPr>
-              <w:spacing w:after="0"/>
-            </w:pPr>
-            <w:r/>
-            <w:r>
-              <w:rPr>
-                <w:rFonts w:ascii="Times New Roman" w:hAnsi="Times New Roman" w:eastAsia="宋体"/>
-                <w:b w:val="0"/>
-                <w:sz w:val="16"/>
-              </w:rPr>
-              <w:t>专家段耗时 303.58 s/词元</w:t>
-            </w:r>
-          </w:p>
-        </w:tc>
-        <w:tc>
-          <w:tcPr>
-            <w:tcW w:type="dxa" w:w="5046"/>
-          </w:tcPr>
-          <w:p>
-            <w:pPr>
-              <w:spacing w:after="0"/>
-            </w:pPr>
-            <w:r/>
-            <w:r>
-              <w:rPr>
-                <w:rFonts w:ascii="Times New Roman" w:hAnsi="Times New Roman" w:eastAsia="宋体"/>
-                <w:b w:val="0"/>
-                <w:sz w:val="16"/>
-              </w:rPr>
-              <w:t>:327</w:t>
-            </w:r>
-          </w:p>
-        </w:tc>
-      </w:tr>
-      <w:tr>
-        <w:tc>
-          <w:tcPr>
-            <w:tcW w:type="dxa" w:w="5046"/>
-          </w:tcPr>
-          <w:p>
-            <w:pPr>
-              <w:spacing w:after="0"/>
-            </w:pPr>
-            <w:r/>
-            <w:r>
-              <w:rPr>
-                <w:rFonts w:ascii="Times New Roman" w:hAnsi="Times New Roman" w:eastAsia="宋体"/>
-                <w:b w:val="0"/>
-                <w:sz w:val="16"/>
-              </w:rPr>
-              <w:t>端到端耗时 324.36 s/词元</w:t>
-            </w:r>
-          </w:p>
-        </w:tc>
-        <w:tc>
-          <w:tcPr>
-            <w:tcW w:type="dxa" w:w="5046"/>
-          </w:tcPr>
-          <w:p>
-            <w:pPr>
-              <w:spacing w:after="0"/>
-            </w:pPr>
-            <w:r/>
-            <w:r>
-              <w:rPr>
-                <w:rFonts w:ascii="Times New Roman" w:hAnsi="Times New Roman" w:eastAsia="宋体"/>
-                <w:b w:val="0"/>
-                <w:sz w:val="16"/>
-              </w:rPr>
-              <w:t>:325, :329</w:t>
-            </w:r>
-          </w:p>
-        </w:tc>
-      </w:tr>
-      <w:tr>
-        <w:tc>
-          <w:tcPr>
-            <w:tcW w:type="dxa" w:w="5046"/>
-          </w:tcPr>
-          <w:p>
-            <w:pPr>
-              <w:spacing w:after="0"/>
-            </w:pPr>
-            <w:r/>
-            <w:r>
-              <w:rPr>
-                <w:rFonts w:ascii="Times New Roman" w:hAnsi="Times New Roman" w:eastAsia="宋体"/>
-                <w:b w:val="0"/>
-                <w:sz w:val="16"/>
-              </w:rPr>
-              <w:t>端到端占比 94%</w:t>
-            </w:r>
-          </w:p>
-        </w:tc>
-        <w:tc>
-          <w:tcPr>
-            <w:tcW w:type="dxa" w:w="5046"/>
-          </w:tcPr>
-          <w:p>
-            <w:pPr>
-              <w:spacing w:after="0"/>
-            </w:pPr>
-            <w:r/>
-            <w:r>
-              <w:rPr>
-                <w:rFonts w:ascii="Times New Roman" w:hAnsi="Times New Roman" w:eastAsia="宋体"/>
-                <w:b w:val="0"/>
-                <w:sz w:val="16"/>
-              </w:rPr>
-              <w:t>:327, :334</w:t>
-            </w:r>
-          </w:p>
-        </w:tc>
-      </w:tr>
-      <w:tr>
-        <w:tc>
-          <w:tcPr>
-            <w:tcW w:type="dxa" w:w="5046"/>
-          </w:tcPr>
-          <w:p>
-            <w:pPr>
-              <w:spacing w:after="0"/>
-            </w:pPr>
-            <w:r/>
-            <w:r>
-              <w:rPr>
-                <w:rFonts w:ascii="Times New Roman" w:hAnsi="Times New Roman" w:eastAsia="宋体"/>
-                <w:b w:val="0"/>
-                <w:sz w:val="16"/>
-              </w:rPr>
-              <w:t>等效速率 85 MB/s（精确商）</w:t>
-            </w:r>
-          </w:p>
-        </w:tc>
-        <w:tc>
-          <w:tcPr>
-            <w:tcW w:type="dxa" w:w="5046"/>
-          </w:tcPr>
-          <w:p>
-            <w:pPr>
-              <w:spacing w:after="0"/>
-            </w:pPr>
-            <w:r/>
-            <w:r>
-              <w:rPr>
-                <w:rFonts w:ascii="Times New Roman" w:hAnsi="Times New Roman" w:eastAsia="宋体"/>
-                <w:b w:val="0"/>
-                <w:sz w:val="16"/>
-              </w:rPr>
-              <w:t>:327</w:t>
-            </w:r>
-          </w:p>
-        </w:tc>
-      </w:tr>
-      <w:tr>
-        <w:tc>
-          <w:tcPr>
-            <w:tcW w:type="dxa" w:w="5046"/>
-          </w:tcPr>
-          <w:p>
-            <w:pPr>
-              <w:spacing w:after="0"/>
-            </w:pPr>
-            <w:r/>
-            <w:r>
-              <w:rPr>
-                <w:rFonts w:ascii="Times New Roman" w:hAnsi="Times New Roman" w:eastAsia="宋体"/>
-                <w:b w:val="0"/>
-                <w:sz w:val="16"/>
-              </w:rPr>
-              <w:t>阶段 B：CACHE HIT 100%</w:t>
-            </w:r>
-          </w:p>
-        </w:tc>
-        <w:tc>
-          <w:tcPr>
-            <w:tcW w:type="dxa" w:w="5046"/>
-          </w:tcPr>
-          <w:p>
-            <w:pPr>
-              <w:spacing w:after="0"/>
-            </w:pPr>
-            <w:r/>
-            <w:r>
-              <w:rPr>
-                <w:rFonts w:ascii="Times New Roman" w:hAnsi="Times New Roman" w:eastAsia="宋体"/>
-                <w:b w:val="0"/>
-                <w:sz w:val="16"/>
-              </w:rPr>
-              <w:t>:325</w:t>
-            </w:r>
-          </w:p>
-        </w:tc>
-      </w:tr>
-      <w:tr>
-        <w:tc>
-          <w:tcPr>
-            <w:tcW w:type="dxa" w:w="5046"/>
-          </w:tcPr>
-          <w:p>
-            <w:pPr>
-              <w:spacing w:after="0"/>
-            </w:pPr>
-            <w:r/>
-            <w:r>
-              <w:rPr>
-                <w:rFonts w:ascii="Times New Roman" w:hAnsi="Times New Roman" w:eastAsia="宋体"/>
-                <w:b w:val="0"/>
-                <w:sz w:val="16"/>
-              </w:rPr>
-              <w:t>阶段 B：词元≥5 后专家键全命中</w:t>
-            </w:r>
-          </w:p>
-        </w:tc>
-        <w:tc>
-          <w:tcPr>
-            <w:tcW w:type="dxa" w:w="5046"/>
-          </w:tcPr>
-          <w:p>
-            <w:pPr>
-              <w:spacing w:after="0"/>
-            </w:pPr>
-            <w:r/>
-            <w:r>
-              <w:rPr>
-                <w:rFonts w:ascii="Times New Roman" w:hAnsi="Times New Roman" w:eastAsia="宋体"/>
-                <w:b w:val="0"/>
-                <w:sz w:val="16"/>
-              </w:rPr>
-              <w:t>:374, :376（跨词元复用稳态 ≥90%）</w:t>
-            </w:r>
-          </w:p>
-        </w:tc>
-      </w:tr>
-      <w:tr>
-        <w:tc>
-          <w:tcPr>
-            <w:tcW w:type="dxa" w:w="5046"/>
-          </w:tcPr>
-          <w:p>
-            <w:pPr>
-              <w:spacing w:after="0"/>
-            </w:pPr>
-            <w:r/>
-            <w:r>
-              <w:rPr>
-                <w:rFonts w:ascii="Times New Roman" w:hAnsi="Times New Roman" w:eastAsia="宋体"/>
-                <w:b w:val="0"/>
-                <w:sz w:val="16"/>
-              </w:rPr>
-              <w:t>低速盘介质刻画 84 MB/s（D-state 根因）</w:t>
-            </w:r>
-          </w:p>
-        </w:tc>
-        <w:tc>
-          <w:tcPr>
-            <w:tcW w:type="dxa" w:w="5046"/>
-          </w:tcPr>
-          <w:p>
-            <w:pPr>
-              <w:spacing w:after="0"/>
-            </w:pPr>
-            <w:r/>
-            <w:r>
-              <w:rPr>
-                <w:rFonts w:ascii="Times New Roman" w:hAnsi="Times New Roman" w:eastAsia="宋体"/>
-                <w:b w:val="0"/>
-                <w:sz w:val="16"/>
-              </w:rPr>
-              <w:t>:221, :224, :312（另一次 8 GB O_DIRECT 冷读约 99 MB/s 见 :456）</w:t>
-            </w:r>
-          </w:p>
-        </w:tc>
-      </w:tr>
-      <w:tr>
-        <w:tc>
-          <w:tcPr>
-            <w:tcW w:type="dxa" w:w="5046"/>
-          </w:tcPr>
-          <w:p>
-            <w:pPr>
-              <w:spacing w:after="0"/>
-            </w:pPr>
-            <w:r/>
-            <w:r>
-              <w:rPr>
-                <w:rFonts w:ascii="Times New Roman" w:hAnsi="Times New Roman" w:eastAsia="宋体"/>
-                <w:b w:val="0"/>
-                <w:sz w:val="16"/>
-              </w:rPr>
-              <w:t>高速盘（sdd7）冷读 588 MB/s</w:t>
-            </w:r>
-          </w:p>
-        </w:tc>
-        <w:tc>
-          <w:tcPr>
-            <w:tcW w:type="dxa" w:w="5046"/>
-          </w:tcPr>
-          <w:p>
-            <w:pPr>
-              <w:spacing w:after="0"/>
-            </w:pPr>
-            <w:r/>
-            <w:r>
-              <w:rPr>
-                <w:rFonts w:ascii="Times New Roman" w:hAnsi="Times New Roman" w:eastAsia="宋体"/>
-                <w:b w:val="0"/>
-                <w:sz w:val="16"/>
-              </w:rPr>
-              <w:t>:389, :392</w:t>
-            </w:r>
-          </w:p>
-        </w:tc>
-      </w:tr>
-      <w:tr>
-        <w:tc>
-          <w:tcPr>
-            <w:tcW w:type="dxa" w:w="5046"/>
-          </w:tcPr>
-          <w:p>
-            <w:pPr>
-              <w:spacing w:after="0"/>
-            </w:pPr>
-            <w:r/>
-            <w:r>
-              <w:rPr>
-                <w:rFonts w:ascii="Times New Roman" w:hAnsi="Times New Roman" w:eastAsia="宋体"/>
-                <w:b w:val="0"/>
-                <w:sz w:val="16"/>
-              </w:rPr>
-              <w:t>专家 distinct 集约 10,010 个</w:t>
-            </w:r>
-          </w:p>
-        </w:tc>
-        <w:tc>
-          <w:tcPr>
-            <w:tcW w:type="dxa" w:w="5046"/>
-          </w:tcPr>
-          <w:p>
-            <w:pPr>
-              <w:spacing w:after="0"/>
-            </w:pPr>
-            <w:r/>
-            <w:r>
-              <w:rPr>
-                <w:rFonts w:ascii="Times New Roman" w:hAnsi="Times New Roman" w:eastAsia="宋体"/>
-                <w:b w:val="0"/>
-                <w:sz w:val="16"/>
-              </w:rPr>
-              <w:t>:259, :282, :284</w:t>
-            </w:r>
-          </w:p>
-        </w:tc>
-      </w:tr>
-      <w:tr>
-        <w:tc>
-          <w:tcPr>
-            <w:tcW w:type="dxa" w:w="5046"/>
-          </w:tcPr>
-          <w:p>
-            <w:pPr>
-              <w:spacing w:after="0"/>
-            </w:pPr>
-            <w:r/>
-            <w:r>
-              <w:rPr>
-                <w:rFonts w:ascii="Times New Roman" w:hAnsi="Times New Roman" w:eastAsia="宋体"/>
-                <w:b w:val="0"/>
-                <w:sz w:val="16"/>
-              </w:rPr>
-              <w:t>专家 distinct 集 ≈ 176 GB</w:t>
-            </w:r>
-          </w:p>
-        </w:tc>
-        <w:tc>
-          <w:tcPr>
-            <w:tcW w:type="dxa" w:w="5046"/>
-          </w:tcPr>
-          <w:p>
-            <w:pPr>
-              <w:spacing w:after="0"/>
-            </w:pPr>
-            <w:r/>
-            <w:r>
-              <w:rPr>
-                <w:rFonts w:ascii="Times New Roman" w:hAnsi="Times New Roman" w:eastAsia="宋体"/>
-                <w:b w:val="0"/>
-                <w:sz w:val="16"/>
-              </w:rPr>
-              <w:t>:261, :284</w:t>
-            </w:r>
-          </w:p>
-        </w:tc>
-      </w:tr>
-      <w:tr>
-        <w:tc>
-          <w:tcPr>
-            <w:tcW w:type="dxa" w:w="5046"/>
-          </w:tcPr>
-          <w:p>
-            <w:pPr>
-              <w:spacing w:after="0"/>
-            </w:pPr>
-            <w:r/>
-            <w:r>
-              <w:rPr>
-                <w:rFonts w:ascii="Times New Roman" w:hAnsi="Times New Roman" w:eastAsia="宋体"/>
-                <w:b w:val="0"/>
-                <w:sz w:val="16"/>
-              </w:rPr>
-              <w:t>对照实验：专家段 303→191.6 s（−37%）</w:t>
-            </w:r>
-          </w:p>
-        </w:tc>
-        <w:tc>
-          <w:tcPr>
-            <w:tcW w:type="dxa" w:w="5046"/>
-          </w:tcPr>
-          <w:p>
-            <w:pPr>
-              <w:spacing w:after="0"/>
-            </w:pPr>
-            <w:r/>
-            <w:r>
-              <w:rPr>
-                <w:rFonts w:ascii="Times New Roman" w:hAnsi="Times New Roman" w:eastAsia="宋体"/>
-                <w:b w:val="0"/>
-                <w:sz w:val="16"/>
-              </w:rPr>
-              <w:t>:290, :298, :350, :357</w:t>
-            </w:r>
-          </w:p>
-        </w:tc>
-      </w:tr>
-      <w:tr>
-        <w:tc>
-          <w:tcPr>
-            <w:tcW w:type="dxa" w:w="5046"/>
-          </w:tcPr>
-          <w:p>
-            <w:pPr>
-              <w:spacing w:after="0"/>
-            </w:pPr>
-            <w:r/>
-            <w:r>
-              <w:rPr>
-                <w:rFonts w:ascii="Times New Roman" w:hAnsi="Times New Roman" w:eastAsia="宋体"/>
-                <w:b w:val="0"/>
-                <w:sz w:val="16"/>
-              </w:rPr>
-              <w:t>高速盘驻留长程端到端输出速度 262.78 s/词元</w:t>
-            </w:r>
-          </w:p>
-        </w:tc>
-        <w:tc>
-          <w:tcPr>
-            <w:tcW w:type="dxa" w:w="5046"/>
-          </w:tcPr>
-          <w:p>
-            <w:pPr>
-              <w:spacing w:after="0"/>
-            </w:pPr>
-            <w:r/>
-            <w:r>
-              <w:rPr>
-                <w:rFonts w:ascii="Times New Roman" w:hAnsi="Times New Roman" w:eastAsia="宋体"/>
-                <w:b w:val="0"/>
-                <w:sz w:val="16"/>
-              </w:rPr>
-              <w:t>:361, :632</w:t>
-            </w:r>
-          </w:p>
-        </w:tc>
-      </w:tr>
-      <w:tr>
-        <w:tc>
-          <w:tcPr>
-            <w:tcW w:type="dxa" w:w="5046"/>
-          </w:tcPr>
-          <w:p>
-            <w:pPr>
-              <w:spacing w:after="0"/>
-            </w:pPr>
-            <w:r/>
-            <w:r>
-              <w:rPr>
-                <w:rFonts w:ascii="Times New Roman" w:hAnsi="Times New Roman" w:eastAsia="宋体"/>
-                <w:b w:val="0"/>
-                <w:sz w:val="16"/>
-              </w:rPr>
-              <w:t>阶段 B：高速盘命中读 ≈19.1 GB/词元</w:t>
-            </w:r>
-          </w:p>
-        </w:tc>
-        <w:tc>
-          <w:tcPr>
-            <w:tcW w:type="dxa" w:w="5046"/>
-          </w:tcPr>
-          <w:p>
-            <w:pPr>
-              <w:spacing w:after="0"/>
-            </w:pPr>
-            <w:r/>
-            <w:r>
-              <w:rPr>
-                <w:rFonts w:ascii="Times New Roman" w:hAnsi="Times New Roman" w:eastAsia="宋体"/>
-                <w:b w:val="0"/>
-                <w:sz w:val="16"/>
-              </w:rPr>
-              <w:t>:358, :392, :397</w:t>
-            </w:r>
-          </w:p>
-        </w:tc>
-      </w:tr>
-      <w:tr>
-        <w:tc>
-          <w:tcPr>
-            <w:tcW w:type="dxa" w:w="5046"/>
-          </w:tcPr>
-          <w:p>
-            <w:pPr>
-              <w:spacing w:after="0"/>
-            </w:pPr>
-            <w:r/>
-            <w:r>
-              <w:rPr>
-                <w:rFonts w:ascii="Times New Roman" w:hAnsi="Times New Roman" w:eastAsia="宋体"/>
-                <w:b w:val="0"/>
-                <w:sz w:val="16"/>
-              </w:rPr>
-              <w:t>阶段 B：低速盘 miss ≈6.7 GB/词元（均值，含写回）</w:t>
-            </w:r>
-          </w:p>
-        </w:tc>
-        <w:tc>
-          <w:tcPr>
-            <w:tcW w:type="dxa" w:w="5046"/>
-          </w:tcPr>
-          <w:p>
-            <w:pPr>
-              <w:spacing w:after="0"/>
-            </w:pPr>
-            <w:r/>
-            <w:r>
-              <w:rPr>
-                <w:rFonts w:ascii="Times New Roman" w:hAnsi="Times New Roman" w:eastAsia="宋体"/>
-                <w:b w:val="0"/>
-                <w:sz w:val="16"/>
-              </w:rPr>
-              <w:t>:359, :392</w:t>
-            </w:r>
-          </w:p>
-        </w:tc>
-      </w:tr>
-      <w:tr>
-        <w:tc>
-          <w:tcPr>
-            <w:tcW w:type="dxa" w:w="5046"/>
-          </w:tcPr>
-          <w:p>
-            <w:pPr>
-              <w:spacing w:after="0"/>
-            </w:pPr>
-            <w:r/>
-            <w:r>
-              <w:rPr>
-                <w:rFonts w:ascii="Times New Roman" w:hAnsi="Times New Roman" w:eastAsia="宋体"/>
-                <w:b w:val="0"/>
-                <w:sz w:val="16"/>
-              </w:rPr>
-              <w:t>阶段 B：低速盘稳态尾段 27 GB/16 词元（≈1.7 GB/词元）</w:t>
-            </w:r>
-          </w:p>
-        </w:tc>
-        <w:tc>
-          <w:tcPr>
-            <w:tcW w:type="dxa" w:w="5046"/>
-          </w:tcPr>
-          <w:p>
-            <w:pPr>
-              <w:spacing w:after="0"/>
-            </w:pPr>
-            <w:r/>
-            <w:r>
-              <w:rPr>
-                <w:rFonts w:ascii="Times New Roman" w:hAnsi="Times New Roman" w:eastAsia="宋体"/>
-                <w:b w:val="0"/>
-                <w:sz w:val="16"/>
-              </w:rPr>
-              <w:t>:378</w:t>
-            </w:r>
-          </w:p>
-        </w:tc>
-      </w:tr>
-      <w:tr>
-        <w:tc>
-          <w:tcPr>
-            <w:tcW w:type="dxa" w:w="5046"/>
-          </w:tcPr>
-          <w:p>
-            <w:pPr>
-              <w:spacing w:after="0"/>
-            </w:pPr>
-            <w:r/>
-            <w:r>
-              <w:rPr>
-                <w:rFonts w:ascii="Times New Roman" w:hAnsi="Times New Roman" w:eastAsia="宋体"/>
-                <w:b w:val="0"/>
-                <w:sz w:val="16"/>
-              </w:rPr>
-              <w:t>低速盘 miss 前 4 词元集中 ≈86 GB（≈42%，分母 205 GB）</w:t>
-            </w:r>
-          </w:p>
-        </w:tc>
-        <w:tc>
-          <w:tcPr>
-            <w:tcW w:type="dxa" w:w="5046"/>
-          </w:tcPr>
-          <w:p>
-            <w:pPr>
-              <w:spacing w:after="0"/>
-            </w:pPr>
-            <w:r/>
-            <w:r>
-              <w:rPr>
-                <w:rFonts w:ascii="Times New Roman" w:hAnsi="Times New Roman" w:eastAsia="宋体"/>
-                <w:b w:val="0"/>
-                <w:sz w:val="16"/>
-              </w:rPr>
-              <w:t>:377</w:t>
-            </w:r>
-          </w:p>
-        </w:tc>
-      </w:tr>
-      <w:tr>
-        <w:tc>
-          <w:tcPr>
-            <w:tcW w:type="dxa" w:w="5046"/>
-          </w:tcPr>
-          <w:p>
-            <w:pPr>
-              <w:spacing w:after="0"/>
-            </w:pPr>
-            <w:r/>
-            <w:r>
-              <w:rPr>
-                <w:rFonts w:ascii="Times New Roman" w:hAnsi="Times New Roman" w:eastAsia="宋体"/>
-                <w:b w:val="0"/>
-                <w:sz w:val="16"/>
-              </w:rPr>
-              <w:t>KV 回放：32-词元累计 11,697 个新键（distinct）、14,589 槽覆盖、无逐出、逐出重访=0</w:t>
-            </w:r>
-          </w:p>
-        </w:tc>
-        <w:tc>
-          <w:tcPr>
-            <w:tcW w:type="dxa" w:w="5046"/>
-          </w:tcPr>
-          <w:p>
-            <w:pPr>
-              <w:spacing w:after="0"/>
-            </w:pPr>
-            <w:r/>
-            <w:r>
-              <w:rPr>
-                <w:rFonts w:ascii="Times New Roman" w:hAnsi="Times New Roman" w:eastAsia="宋体"/>
-                <w:b w:val="0"/>
-                <w:sz w:val="16"/>
-              </w:rPr>
-              <w:t>:347, :374</w:t>
-            </w:r>
-          </w:p>
-        </w:tc>
-      </w:tr>
-      <w:tr>
-        <w:tc>
-          <w:tcPr>
-            <w:tcW w:type="dxa" w:w="5046"/>
-          </w:tcPr>
-          <w:p>
-            <w:pPr>
-              <w:spacing w:after="0"/>
-            </w:pPr>
-            <w:r/>
-            <w:r>
-              <w:rPr>
-                <w:rFonts w:ascii="Times New Roman" w:hAnsi="Times New Roman" w:eastAsia="宋体"/>
-                <w:b w:val="0"/>
-                <w:sz w:val="16"/>
-              </w:rPr>
-              <w:t>KV 回放：新键单调衰减 token1≈1483→token32≈24（intrace 实测 1472→1176→878→521）</w:t>
-            </w:r>
-          </w:p>
-        </w:tc>
-        <w:tc>
-          <w:tcPr>
-            <w:tcW w:type="dxa" w:w="5046"/>
-          </w:tcPr>
-          <w:p>
-            <w:pPr>
-              <w:spacing w:after="0"/>
-            </w:pPr>
-            <w:r/>
-            <w:r>
-              <w:rPr>
-                <w:rFonts w:ascii="Times New Roman" w:hAnsi="Times New Roman" w:eastAsia="宋体"/>
-                <w:b w:val="0"/>
-                <w:sz w:val="16"/>
-              </w:rPr>
-              <w:t>:376, :377</w:t>
-            </w:r>
-          </w:p>
-        </w:tc>
-      </w:tr>
-    </w:tbl>
-    <w:p>
-      <w:pPr>
-        <w:spacing w:after="40" w:line="276" w:lineRule="auto"/>
-        <w:ind w:firstLine="360"/>
-      </w:pPr>
-      <w:r>
-        <w:rPr>
-          <w:rFonts w:ascii="Times New Roman" w:hAnsi="Times New Roman" w:eastAsia="宋体"/>
-          <w:b/>
-          <w:sz w:val="18"/>
-        </w:rPr>
-        <w:t>本表行号于 2026-10-05 全部重新定位。</w:t>
-      </w:r>
-      <w:r>
-        <w:rPr>
-          <w:rFonts w:ascii="Times New Roman" w:hAnsi="Times New Roman" w:eastAsia="宋体"/>
-          <w:b w:val="0"/>
-          <w:sz w:val="18"/>
-        </w:rPr>
-        <w:t xml:space="preserve"> 原表指向的行号是按台账更早的版本写的，</w:t>
-      </w:r>
-    </w:p>
-    <w:p>
-      <w:pPr>
-        <w:spacing w:after="40" w:line="276" w:lineRule="auto"/>
-        <w:ind w:firstLine="360"/>
-      </w:pPr>
-      <w:r>
-        <w:rPr>
-          <w:rFonts w:ascii="Times New Roman" w:hAnsi="Times New Roman" w:eastAsia="宋体"/>
-          <w:b w:val="0"/>
-          <w:sz w:val="18"/>
-        </w:rPr>
-        <w:t>而台账是持续编辑的活文档（57 KB），后续编辑已把这些行号冲掉——**数值本身未变，</w:t>
-      </w:r>
-    </w:p>
-    <w:p>
-      <w:pPr>
-        <w:spacing w:after="40" w:line="276" w:lineRule="auto"/>
-        <w:ind w:firstLine="360"/>
-      </w:pPr>
-      <w:r>
-        <w:rPr>
-          <w:rFonts w:ascii="Times New Roman" w:hAnsi="Times New Roman" w:eastAsia="宋体"/>
-          <w:b w:val="0"/>
-          <w:sz w:val="18"/>
-        </w:rPr>
-        <w:t>变的是位置**。原表核验结果：15 条映射中有 13 条指向与所述数字无关的段落，</w:t>
-      </w:r>
-    </w:p>
-    <w:p>
-      <w:pPr>
-        <w:spacing w:after="40" w:line="276" w:lineRule="auto"/>
-        <w:ind w:firstLine="360"/>
-      </w:pPr>
-      <w:r>
-        <w:rPr>
-          <w:rFonts w:ascii="Times New Roman" w:hAnsi="Times New Roman" w:eastAsia="宋体"/>
-          <w:b w:val="0"/>
-          <w:sz w:val="18"/>
-        </w:rPr>
-        <w:t xml:space="preserve">例如 </w:t>
-      </w:r>
-      <w:r>
-        <w:rPr>
-          <w:rFonts w:ascii="Consolas" w:hAnsi="Consolas"/>
-          <w:color w:val="000080"/>
-          <w:sz w:val="18"/>
-        </w:rPr>
-        <w:t>:324</w:t>
-      </w:r>
-      <w:r>
-        <w:rPr>
-          <w:rFonts w:ascii="Times New Roman" w:hAnsi="Times New Roman" w:eastAsia="宋体"/>
-          <w:b w:val="0"/>
-          <w:sz w:val="18"/>
-        </w:rPr>
-        <w:t xml:space="preserve">（应为 distinct 集）实际是 </w:t>
-      </w:r>
-      <w:r>
-        <w:rPr>
-          <w:rFonts w:ascii="Consolas" w:hAnsi="Consolas"/>
-          <w:color w:val="000080"/>
-          <w:sz w:val="18"/>
-        </w:rPr>
-        <w:t>embedding, final norm and lm_head: 4.70 GB in 7.0 s</w:t>
-      </w:r>
-      <w:r>
-        <w:rPr>
-          <w:rFonts w:ascii="Times New Roman" w:hAnsi="Times New Roman" w:eastAsia="宋体"/>
-          <w:b w:val="0"/>
-          <w:sz w:val="18"/>
-        </w:rPr>
-        <w:t>，</w:t>
-      </w:r>
-    </w:p>
-    <w:p>
-      <w:pPr>
-        <w:spacing w:after="40" w:line="276" w:lineRule="auto"/>
-        <w:ind w:firstLine="360"/>
-      </w:pPr>
-      <w:r>
-        <w:rPr>
-          <w:rFonts w:ascii="Consolas" w:hAnsi="Consolas"/>
-          <w:color w:val="000080"/>
-          <w:sz w:val="18"/>
-        </w:rPr>
-        <w:t>:286</w:t>
-      </w:r>
-      <w:r>
-        <w:rPr>
-          <w:rFonts w:ascii="Times New Roman" w:hAnsi="Times New Roman" w:eastAsia="宋体"/>
-          <w:b w:val="0"/>
-          <w:sz w:val="18"/>
-        </w:rPr>
-        <w:t xml:space="preserve">（应为 84 MB/s）实际是关于 </w:t>
-      </w:r>
-      <w:r>
-        <w:rPr>
-          <w:rFonts w:ascii="Consolas" w:hAnsi="Consolas"/>
-          <w:color w:val="000080"/>
-          <w:sz w:val="18"/>
-        </w:rPr>
-        <w:t>sim_cache"192GB=90%"</w:t>
-      </w:r>
-      <w:r>
-        <w:rPr>
-          <w:rFonts w:ascii="Times New Roman" w:hAnsi="Times New Roman" w:eastAsia="宋体"/>
-          <w:b w:val="0"/>
-          <w:sz w:val="18"/>
-        </w:rPr>
-        <w:t xml:space="preserve"> 的讨论。</w:t>
-      </w:r>
-    </w:p>
-    <w:p>
-      <w:pPr>
-        <w:spacing w:after="40" w:line="276" w:lineRule="auto"/>
-        <w:ind w:firstLine="360"/>
-      </w:pPr>
-      <w:r>
-        <w:rPr>
-          <w:rFonts w:ascii="Times New Roman" w:hAnsi="Times New Roman" w:eastAsia="宋体"/>
-          <w:b/>
-          <w:sz w:val="18"/>
-        </w:rPr>
-        <w:t>这不影响任何数值，但使"逐行可回查"这一承诺在形式上失效</w:t>
-      </w:r>
-      <w:r>
-        <w:rPr>
-          <w:rFonts w:ascii="Times New Roman" w:hAnsi="Times New Roman" w:eastAsia="宋体"/>
-          <w:b w:val="0"/>
-          <w:sz w:val="18"/>
-        </w:rPr>
-        <w:t>，故重列。</w:t>
-      </w:r>
-    </w:p>
-    <w:p>
-      <w:pPr>
-        <w:spacing w:after="40" w:line="276" w:lineRule="auto"/>
-        <w:ind w:firstLine="360"/>
-      </w:pPr>
-      <w:r>
-        <w:rPr>
-          <w:rFonts w:ascii="Times New Roman" w:hAnsi="Times New Roman" w:eastAsia="宋体"/>
-          <w:b w:val="0"/>
-          <w:sz w:val="18"/>
-        </w:rPr>
-        <w:t>**一条无源，已从本表移出：L1 替换策略对照（表 3 的 107.27 / 96.35 / 106.52 / 100.17 /</w:t>
-      </w:r>
-    </w:p>
-    <w:p>
-      <w:pPr>
-        <w:spacing w:after="40" w:line="276" w:lineRule="auto"/>
-        <w:ind w:firstLine="360"/>
-      </w:pPr>
-      <w:r>
-        <w:rPr>
-          <w:rFonts w:ascii="Times New Roman" w:hAnsi="Times New Roman" w:eastAsia="宋体"/>
-          <w:b w:val="0"/>
-          <w:sz w:val="18"/>
-        </w:rPr>
-        <w:t xml:space="preserve">17.44 / 20.99 GB）** —— 这六个数在台账中出现 0 次，原映射 </w:t>
-      </w:r>
-      <w:r>
-        <w:rPr>
-          <w:rFonts w:ascii="Consolas" w:hAnsi="Consolas"/>
-          <w:color w:val="000080"/>
-          <w:sz w:val="18"/>
-        </w:rPr>
-        <w:t>:17, :21, :58-:67</w:t>
-      </w:r>
-      <w:r>
-        <w:rPr>
-          <w:rFonts w:ascii="Times New Roman" w:hAnsi="Times New Roman" w:eastAsia="宋体"/>
-          <w:b w:val="0"/>
-          <w:sz w:val="18"/>
-        </w:rPr>
-        <w:t xml:space="preserve"> 指向的是</w:t>
-      </w:r>
-    </w:p>
-    <w:p>
-      <w:pPr>
-        <w:spacing w:after="40" w:line="276" w:lineRule="auto"/>
-        <w:ind w:firstLine="360"/>
-      </w:pPr>
-      <w:r>
-        <w:rPr>
-          <w:rFonts w:ascii="Times New Roman" w:hAnsi="Times New Roman" w:eastAsia="宋体"/>
-          <w:b w:val="0"/>
-          <w:sz w:val="18"/>
-        </w:rPr>
-        <w:t>"字节流分类总纲"（S1/S2 分段表）与 BF8 压缩估算，与策略对照无关。表 3 的复现尝试见</w:t>
-      </w:r>
-    </w:p>
-    <w:p>
-      <w:pPr>
-        <w:spacing w:after="40" w:line="276" w:lineRule="auto"/>
-        <w:ind w:firstLine="360"/>
-      </w:pPr>
-      <w:r>
-        <w:rPr>
-          <w:rFonts w:ascii="Consolas" w:hAnsi="Consolas"/>
-          <w:color w:val="000080"/>
-          <w:sz w:val="18"/>
-        </w:rPr>
-        <w:t>reports/gateab_ab/v62_policy/</w:t>
-      </w:r>
-      <w:r>
-        <w:rPr>
-          <w:rFonts w:ascii="Times New Roman" w:hAnsi="Times New Roman" w:eastAsia="宋体"/>
-          <w:b w:val="0"/>
-          <w:sz w:val="18"/>
-        </w:rPr>
-        <w:t xml:space="preserve">（无内存上限）与 </w:t>
-      </w:r>
-      <w:r>
-        <w:rPr>
-          <w:rFonts w:ascii="Consolas" w:hAnsi="Consolas"/>
-          <w:color w:val="000080"/>
-          <w:sz w:val="18"/>
-        </w:rPr>
-        <w:t>v63_policy_cgroup/</w:t>
-      </w:r>
-      <w:r>
-        <w:rPr>
-          <w:rFonts w:ascii="Times New Roman" w:hAnsi="Times New Roman" w:eastAsia="宋体"/>
-          <w:b w:val="0"/>
-          <w:sz w:val="18"/>
-        </w:rPr>
-        <w:t>（26 GB 上限）。</w:t>
-      </w:r>
-    </w:p>
-    <w:p>
-      <w:pPr>
-        <w:spacing w:after="40" w:before="80" w:line="240" w:lineRule="auto"/>
-      </w:pPr>
-      <w:r>
-        <w:rPr>
-          <w:rFonts w:ascii="Times New Roman" w:hAnsi="Times New Roman" w:eastAsia="黑体"/>
-          <w:b w:val="0"/>
-          <w:sz w:val="18"/>
-        </w:rPr>
-        <w:t>A.2  对照收益与乐观上界的差距</w:t>
-      </w:r>
-    </w:p>
-    <w:p>
-      <w:pPr>
-        <w:spacing w:after="40" w:line="276" w:lineRule="auto"/>
-        <w:ind w:firstLine="360"/>
-      </w:pPr>
-      <w:r>
-        <w:rPr>
-          <w:rFonts w:ascii="Times New Roman" w:hAnsi="Times New Roman" w:eastAsia="宋体"/>
-          <w:b w:val="0"/>
-          <w:sz w:val="18"/>
-        </w:rPr>
-        <w:t xml:space="preserve">- </w:t>
-      </w:r>
-      <w:r>
-        <w:rPr>
-          <w:rFonts w:ascii="Times New Roman" w:hAnsi="Times New Roman" w:eastAsia="宋体"/>
-          <w:b/>
-          <w:sz w:val="18"/>
-        </w:rPr>
-        <w:t>字节量推演上限</w:t>
-      </w:r>
-      <w:r>
-        <w:rPr>
-          <w:rFonts w:ascii="Times New Roman" w:hAnsi="Times New Roman" w:eastAsia="宋体"/>
-          <w:b w:val="0"/>
-          <w:sz w:val="18"/>
-        </w:rPr>
-        <w:t>：每词元 25.83 GB 中约 90% 来自跨遍复用（台账 :349）；若能在高速内存（DRAM）层完整复用，字节量可降至约 10%（“约 −90%”）。该推演以“跨遍路由单调超集、路由稳定”为前提。</w:t>
-      </w:r>
-    </w:p>
-    <w:p>
-      <w:pPr>
-        <w:spacing w:after="40" w:line="276" w:lineRule="auto"/>
-        <w:ind w:firstLine="360"/>
-      </w:pPr>
-      <w:r>
-        <w:rPr>
-          <w:rFonts w:ascii="Times New Roman" w:hAnsi="Times New Roman" w:eastAsia="宋体"/>
-          <w:b w:val="0"/>
-          <w:sz w:val="18"/>
-        </w:rPr>
-        <w:t xml:space="preserve">- </w:t>
-      </w:r>
-      <w:r>
-        <w:rPr>
-          <w:rFonts w:ascii="Times New Roman" w:hAnsi="Times New Roman" w:eastAsia="宋体"/>
-          <w:b/>
-          <w:sz w:val="18"/>
-        </w:rPr>
-        <w:t>真机命中实测</w:t>
-      </w:r>
-      <w:r>
-        <w:rPr>
-          <w:rFonts w:ascii="Times New Roman" w:hAnsi="Times New Roman" w:eastAsia="宋体"/>
-          <w:b w:val="0"/>
-          <w:sz w:val="18"/>
-        </w:rPr>
-        <w:t>：gen=32 长程累计高速盘命中为 74.89%（含冷启动 miss，台账 :356, :412）。这与阶段 B 所述的“CACHE HIT 100%”不矛盾——后者是稳态时每步（STEP 表）观察（词元≥5 后专家键全命中，台账 :348），前者是含冷启动的全程累计口径。</w:t>
-      </w:r>
-    </w:p>
-    <w:p>
-      <w:pPr>
-        <w:spacing w:after="40" w:line="276" w:lineRule="auto"/>
-        <w:ind w:firstLine="360"/>
-      </w:pPr>
-      <w:r>
-        <w:rPr>
-          <w:rFonts w:ascii="Times New Roman" w:hAnsi="Times New Roman" w:eastAsia="宋体"/>
-          <w:b w:val="0"/>
-          <w:sz w:val="18"/>
-        </w:rPr>
-        <w:t xml:space="preserve">- </w:t>
-      </w:r>
-      <w:r>
-        <w:rPr>
-          <w:rFonts w:ascii="Times New Roman" w:hAnsi="Times New Roman" w:eastAsia="宋体"/>
-          <w:b/>
-          <w:sz w:val="18"/>
-        </w:rPr>
-        <w:t>差距来源</w:t>
-      </w:r>
-      <w:r>
-        <w:rPr>
-          <w:rFonts w:ascii="Times New Roman" w:hAnsi="Times New Roman" w:eastAsia="宋体"/>
-          <w:b w:val="0"/>
-          <w:sz w:val="18"/>
-        </w:rPr>
-        <w:t>：−37% 未及 −90%，因为复用仍落在高速盘（sdd7）而非高速内存（DRAM）层——每词元仍搬 25.83 GB，白板命中同样不能免除字节搬运，瓶颈转移到介质带宽。</w:t>
-      </w:r>
-    </w:p>
-    <w:p>
-      <w:pPr>
-        <w:spacing w:after="40" w:before="60" w:line="240" w:lineRule="auto"/>
-      </w:pPr>
-      <w:r>
-        <w:rPr>
-          <w:rFonts w:ascii="Times New Roman" w:hAnsi="Times New Roman" w:eastAsia="楷体"/>
-          <w:b w:val="0"/>
-          <w:sz w:val="18"/>
-        </w:rPr>
-        <w:t>A.2.1  2026-09-28 分相位实测的出处与复现</w:t>
-      </w:r>
-    </w:p>
-    <w:p>
-      <w:pPr>
-        <w:spacing w:before="80" w:after="20"/>
-        <w:jc w:val="center"/>
-      </w:pPr>
-      <w:r>
-        <w:rPr>
-          <w:rFonts w:ascii="Times New Roman" w:hAnsi="Times New Roman" w:eastAsia="宋体"/>
-          <w:b w:val="0"/>
-          <w:sz w:val="15"/>
-        </w:rPr>
-        <w:t>表 3 与表 4 末两行同源于一次运行，原始件已入库，可逐行回查：</w:t>
-      </w:r>
-    </w:p>
-    <w:p>
-      <w:pPr>
-        <w:spacing w:before="80" w:after="20"/>
-        <w:jc w:val="center"/>
-      </w:pPr>
-      <w:r>
-        <w:rPr>
-          <w:rFonts w:ascii="Times New Roman" w:hAnsi="Times New Roman" w:eastAsia="Times New Roman"/>
-          <w:b w:val="0"/>
-          <w:sz w:val="15"/>
-        </w:rPr>
-      </w:r>
-    </w:p>
-    <w:p>
-      <w:pPr>
-        <w:spacing w:after="40" w:line="276" w:lineRule="auto"/>
-        <w:ind w:firstLine="360"/>
-      </w:pPr>
-      <w:r>
-        <w:rPr>
-          <w:rFonts w:ascii="Times New Roman" w:hAnsi="Times New Roman" w:eastAsia="宋体"/>
-          <w:b w:val="0"/>
-          <w:sz w:val="18"/>
-        </w:rPr>
-        <w:t xml:space="preserve">- </w:t>
-      </w:r>
-      <w:r>
-        <w:rPr>
-          <w:rFonts w:ascii="Times New Roman" w:hAnsi="Times New Roman" w:eastAsia="宋体"/>
-          <w:b/>
-          <w:sz w:val="18"/>
-        </w:rPr>
-        <w:t>运行目录</w:t>
-      </w:r>
-      <w:r>
-        <w:rPr>
-          <w:rFonts w:ascii="Times New Roman" w:hAnsi="Times New Roman" w:eastAsia="宋体"/>
-          <w:b w:val="0"/>
-          <w:sz w:val="18"/>
-        </w:rPr>
-        <w:t>：</w:t>
-      </w:r>
-      <w:r>
-        <w:rPr>
-          <w:rFonts w:ascii="Consolas" w:hAnsi="Consolas"/>
-          <w:color w:val="000080"/>
-          <w:sz w:val="18"/>
-        </w:rPr>
-        <w:t>reports/gateab_ab/v25_trace8-20260928_122111/</w:t>
-      </w:r>
-      <w:r>
-        <w:rPr>
-          <w:rFonts w:ascii="Times New Roman" w:hAnsi="Times New Roman" w:eastAsia="宋体"/>
-          <w:b w:val="0"/>
-          <w:sz w:val="18"/>
-        </w:rPr>
-        <w:t>（</w:t>
-      </w:r>
-      <w:r>
-        <w:rPr>
-          <w:rFonts w:ascii="Consolas" w:hAnsi="Consolas"/>
-          <w:color w:val="000080"/>
-          <w:sz w:val="18"/>
-        </w:rPr>
-        <w:t>ctrl.json</w:t>
-      </w:r>
-      <w:r>
-        <w:rPr>
-          <w:rFonts w:ascii="Times New Roman" w:hAnsi="Times New Roman" w:eastAsia="宋体"/>
-          <w:b w:val="0"/>
-          <w:sz w:val="18"/>
-        </w:rPr>
-        <w:t>、</w:t>
-      </w:r>
-      <w:r>
-        <w:rPr>
-          <w:rFonts w:ascii="Consolas" w:hAnsi="Consolas"/>
-          <w:color w:val="000080"/>
-          <w:sz w:val="18"/>
-        </w:rPr>
-        <w:t>ctrl.log</w:t>
-      </w:r>
-      <w:r>
-        <w:rPr>
-          <w:rFonts w:ascii="Times New Roman" w:hAnsi="Times New Roman" w:eastAsia="宋体"/>
-          <w:b w:val="0"/>
-          <w:sz w:val="18"/>
-        </w:rPr>
-        <w:t>、</w:t>
-      </w:r>
-      <w:r>
-        <w:rPr>
-          <w:rFonts w:ascii="Consolas" w:hAnsi="Consolas"/>
-          <w:color w:val="000080"/>
-          <w:sz w:val="18"/>
-        </w:rPr>
-        <w:t>summary.txt</w:t>
-      </w:r>
-      <w:r>
-        <w:rPr>
-          <w:rFonts w:ascii="Times New Roman" w:hAnsi="Times New Roman" w:eastAsia="宋体"/>
-          <w:b w:val="0"/>
-          <w:sz w:val="18"/>
-        </w:rPr>
-        <w:t>、</w:t>
-      </w:r>
-      <w:r>
-        <w:rPr>
-          <w:rFonts w:ascii="Consolas" w:hAnsi="Consolas"/>
-          <w:color w:val="000080"/>
-          <w:sz w:val="18"/>
-        </w:rPr>
-        <w:t>trace.csv</w:t>
-      </w:r>
-      <w:r>
-        <w:rPr>
-          <w:rFonts w:ascii="Times New Roman" w:hAnsi="Times New Roman" w:eastAsia="宋体"/>
-          <w:b w:val="0"/>
-          <w:sz w:val="18"/>
-        </w:rPr>
-        <w:t>）。</w:t>
-      </w:r>
-    </w:p>
-    <w:p>
-      <w:pPr>
-        <w:spacing w:after="40" w:line="276" w:lineRule="auto"/>
-        <w:ind w:firstLine="360"/>
-      </w:pPr>
-      <w:r>
-        <w:rPr>
-          <w:rFonts w:ascii="Times New Roman" w:hAnsi="Times New Roman" w:eastAsia="宋体"/>
-          <w:b w:val="0"/>
-          <w:sz w:val="18"/>
-        </w:rPr>
-        <w:t xml:space="preserve">- </w:t>
-      </w:r>
-      <w:r>
-        <w:rPr>
-          <w:rFonts w:ascii="Times New Roman" w:hAnsi="Times New Roman" w:eastAsia="宋体"/>
-          <w:b/>
-          <w:sz w:val="18"/>
-        </w:rPr>
-        <w:t>同配置重复性与基线</w:t>
-      </w:r>
-      <w:r>
-        <w:rPr>
-          <w:rFonts w:ascii="Times New Roman" w:hAnsi="Times New Roman" w:eastAsia="宋体"/>
-          <w:b w:val="0"/>
-          <w:sz w:val="18"/>
-        </w:rPr>
-        <w:t>：32 GB/15 GB 档共 6 轮，分两个时段各 3 轮。</w:t>
-      </w:r>
-      <w:r>
-        <w:rPr>
-          <w:rFonts w:ascii="Consolas" w:hAnsi="Consolas"/>
-          <w:color w:val="000080"/>
-          <w:sz w:val="18"/>
-        </w:rPr>
-        <w:t>reports/gateab_ab/v30_repeat/</w:t>
-      </w:r>
-      <w:r>
-        <w:rPr>
-          <w:rFonts w:ascii="Times New Roman" w:hAnsi="Times New Roman" w:eastAsia="宋体"/>
-          <w:b w:val="0"/>
-          <w:sz w:val="18"/>
-        </w:rPr>
-        <w:t xml:space="preserve">（2026-09-28，71.45 / 73.98 / 73.96，中位数 73.96）与 </w:t>
-      </w:r>
-      <w:r>
-        <w:rPr>
-          <w:rFonts w:ascii="Consolas" w:hAnsi="Consolas"/>
-          <w:color w:val="000080"/>
-          <w:sz w:val="18"/>
-        </w:rPr>
-        <w:t>reports/gateab_ab/v34_ab/t32c15_*</w:t>
-      </w:r>
-      <w:r>
-        <w:rPr>
-          <w:rFonts w:ascii="Times New Roman" w:hAnsi="Times New Roman" w:eastAsia="宋体"/>
-          <w:b w:val="0"/>
-          <w:sz w:val="18"/>
-        </w:rPr>
-        <w:t>（2026-09-29，76.47 / 68.00 / 72.03，中位数 72.03）。</w:t>
-      </w:r>
-      <w:r>
-        <w:rPr>
-          <w:rFonts w:ascii="Times New Roman" w:hAnsi="Times New Roman" w:eastAsia="宋体"/>
-          <w:b/>
-          <w:sz w:val="18"/>
-        </w:rPr>
-        <w:t>两时段中位数相差 2.6%，故 ~73 s/词元 可复现；但六轮合并后离散为 11.6%（68.00–76.47），而非 v30 单独三轮的 3.4%。3.4% 是抽样运气，已作废</w:t>
-      </w:r>
-      <w:r>
-        <w:rPr>
-          <w:rFonts w:ascii="Times New Roman" w:hAnsi="Times New Roman" w:eastAsia="宋体"/>
-          <w:b w:val="0"/>
-          <w:sz w:val="18"/>
-        </w:rPr>
-        <w:t xml:space="preserve">（见 </w:t>
-      </w:r>
-      <w:r>
-        <w:rPr>
-          <w:rFonts w:ascii="Consolas" w:hAnsi="Consolas"/>
-          <w:color w:val="000080"/>
-          <w:sz w:val="18"/>
-        </w:rPr>
-        <w:t>reports/gateab_ab/BENCH_PROTO.md</w:t>
-      </w:r>
-      <w:r>
-        <w:rPr>
-          <w:rFonts w:ascii="Times New Roman" w:hAnsi="Times New Roman" w:eastAsia="宋体"/>
-          <w:b w:val="0"/>
-          <w:sz w:val="18"/>
-        </w:rPr>
-        <w:t xml:space="preserve"> 第 7.3 节）。</w:t>
-      </w:r>
-      <w:r>
-        <w:rPr>
-          <w:rFonts w:ascii="Times New Roman" w:hAnsi="Times New Roman" w:eastAsia="宋体"/>
-          <w:b/>
-          <w:sz w:val="18"/>
-        </w:rPr>
-        <w:t>本档一切小于 12% 的差异不可判。</w:t>
-      </w:r>
-    </w:p>
-    <w:p>
-      <w:pPr>
-        <w:spacing w:after="40" w:line="276" w:lineRule="auto"/>
-        <w:ind w:firstLine="360"/>
-      </w:pPr>
-      <w:r>
-        <w:rPr>
-          <w:rFonts w:ascii="Times New Roman" w:hAnsi="Times New Roman" w:eastAsia="宋体"/>
-          <w:b w:val="0"/>
-          <w:sz w:val="18"/>
-        </w:rPr>
-        <w:t xml:space="preserve">- </w:t>
-      </w:r>
-      <w:r>
-        <w:rPr>
-          <w:rFonts w:ascii="Times New Roman" w:hAnsi="Times New Roman" w:eastAsia="宋体"/>
-          <w:b/>
-          <w:sz w:val="18"/>
-        </w:rPr>
-        <w:t>表 3 已于 2026-09-29 重建</w:t>
-      </w:r>
-      <w:r>
-        <w:rPr>
-          <w:rFonts w:ascii="Times New Roman" w:hAnsi="Times New Roman" w:eastAsia="宋体"/>
-          <w:b w:val="0"/>
-          <w:sz w:val="18"/>
-        </w:rPr>
-        <w:t>（</w:t>
-      </w:r>
-      <w:r>
-        <w:rPr>
-          <w:rFonts w:ascii="Consolas" w:hAnsi="Consolas"/>
-          <w:color w:val="000080"/>
-          <w:sz w:val="18"/>
-        </w:rPr>
-        <w:t>reports/gateab_ab/v32_table2b/rep1..3</w:t>
-      </w:r>
-      <w:r>
-        <w:rPr>
-          <w:rFonts w:ascii="Times New Roman" w:hAnsi="Times New Roman" w:eastAsia="宋体"/>
-          <w:b w:val="0"/>
-          <w:sz w:val="18"/>
-        </w:rPr>
-        <w:t>）。重建的两项前提均已修复：其一，</w:t>
-      </w:r>
-      <w:r>
-        <w:rPr>
-          <w:rFonts w:ascii="Consolas" w:hAnsi="Consolas"/>
-          <w:color w:val="000080"/>
-          <w:sz w:val="18"/>
-        </w:rPr>
-        <w:t>k3_trace_token()</w:t>
-      </w:r>
-      <w:r>
-        <w:rPr>
-          <w:rFonts w:ascii="Times New Roman" w:hAnsi="Times New Roman" w:eastAsia="宋体"/>
-          <w:b w:val="0"/>
-          <w:sz w:val="18"/>
-        </w:rPr>
-        <w:t xml:space="preserve"> 已在解码循环中调用（此前从未调用，</w:t>
-      </w:r>
-      <w:r>
-        <w:rPr>
-          <w:rFonts w:ascii="Consolas" w:hAnsi="Consolas"/>
-          <w:color w:val="000080"/>
-          <w:sz w:val="18"/>
-        </w:rPr>
-        <w:t>trace.csv</w:t>
-      </w:r>
-      <w:r>
-        <w:rPr>
-          <w:rFonts w:ascii="Times New Roman" w:hAnsi="Times New Roman" w:eastAsia="宋体"/>
-          <w:b w:val="0"/>
-          <w:sz w:val="18"/>
-        </w:rPr>
-        <w:t xml:space="preserve"> 的 </w:t>
-      </w:r>
-      <w:r>
-        <w:rPr>
-          <w:rFonts w:ascii="Consolas" w:hAnsi="Consolas"/>
-          <w:color w:val="000080"/>
-          <w:sz w:val="18"/>
-        </w:rPr>
-        <w:t>token</w:t>
-      </w:r>
-      <w:r>
-        <w:rPr>
-          <w:rFonts w:ascii="Times New Roman" w:hAnsi="Times New Roman" w:eastAsia="宋体"/>
-          <w:b w:val="0"/>
-          <w:sz w:val="18"/>
-        </w:rPr>
-        <w:t xml:space="preserve"> 列恒为 0，冷启动与稳态无从分离），现每词元 278 事件、0–7 均匀分布；其二，暴露时间改按</w:t>
-      </w:r>
-      <w:r>
-        <w:rPr>
-          <w:rFonts w:ascii="Times New Roman" w:hAnsi="Times New Roman" w:eastAsia="宋体"/>
-          <w:b/>
-          <w:sz w:val="18"/>
-        </w:rPr>
-        <w:t>区间并集</w:t>
-      </w:r>
-      <w:r>
-        <w:rPr>
-          <w:rFonts w:ascii="Times New Roman" w:hAnsi="Times New Roman" w:eastAsia="宋体"/>
-          <w:b w:val="0"/>
-          <w:sz w:val="18"/>
-        </w:rPr>
-        <w:t xml:space="preserve">计而非时长相加，并给出可闭合的互斥恒等式 </w:t>
-      </w:r>
-      <w:r>
-        <w:rPr>
-          <w:rFonts w:ascii="Consolas" w:hAnsi="Consolas"/>
-          <w:color w:val="000080"/>
-          <w:sz w:val="18"/>
-        </w:rPr>
-        <w:t>主干 + 纯算术 + 专家 == 端到端</w:t>
-      </w:r>
-      <w:r>
-        <w:rPr>
-          <w:rFonts w:ascii="Times New Roman" w:hAnsi="Times New Roman" w:eastAsia="宋体"/>
-          <w:b w:val="0"/>
-          <w:sz w:val="18"/>
-        </w:rPr>
-        <w:t>（三轮残差均 0.0000，与引擎自报逐词元墙钟吻合 99.8–99.9%）。时长相加会重复计入 457.80 s，该值恰等于专家读并集——</w:t>
-      </w:r>
-      <w:r>
-        <w:rPr>
-          <w:rFonts w:ascii="Times New Roman" w:hAnsi="Times New Roman" w:eastAsia="宋体"/>
-          <w:b/>
-          <w:sz w:val="18"/>
-        </w:rPr>
-        <w:t>即专家读的 100% 被算术掩盖</w:t>
-      </w:r>
-      <w:r>
-        <w:rPr>
-          <w:rFonts w:ascii="Times New Roman" w:hAnsi="Times New Roman" w:eastAsia="宋体"/>
-          <w:b w:val="0"/>
-          <w:sz w:val="18"/>
-        </w:rPr>
-        <w:t>，这是本次重建附带得到的、本文核心论点的首个实测证明。</w:t>
-      </w:r>
-    </w:p>
-    <w:p>
-      <w:pPr>
-        <w:spacing w:after="40" w:line="276" w:lineRule="auto"/>
-        <w:ind w:firstLine="360"/>
-      </w:pPr>
-      <w:r>
-        <w:rPr>
-          <w:rFonts w:ascii="Times New Roman" w:hAnsi="Times New Roman" w:eastAsia="宋体"/>
-          <w:b w:val="0"/>
-          <w:sz w:val="18"/>
-        </w:rPr>
-        <w:t xml:space="preserve">- </w:t>
-      </w:r>
-      <w:r>
-        <w:rPr>
-          <w:rFonts w:ascii="Times New Roman" w:hAnsi="Times New Roman" w:eastAsia="宋体"/>
-          <w:b/>
-          <w:sz w:val="18"/>
-        </w:rPr>
-        <w:t>重建后仍需保留的限定</w:t>
-      </w:r>
-      <w:r>
-        <w:rPr>
-          <w:rFonts w:ascii="Times New Roman" w:hAnsi="Times New Roman" w:eastAsia="宋体"/>
-          <w:b w:val="0"/>
-          <w:sz w:val="18"/>
-        </w:rPr>
-        <w:t>：主干一项离散 355%（rep1 冷态后首次的 token 2 有 7.67 s 离群点），0.38 s 不可作精确值；端到端离散 4.4%，</w:t>
-      </w:r>
-      <w:r>
-        <w:rPr>
-          <w:rFonts w:ascii="Times New Roman" w:hAnsi="Times New Roman" w:eastAsia="宋体"/>
-          <w:b/>
-          <w:sz w:val="18"/>
-        </w:rPr>
-        <w:t>该值同样应按 11.6% 的合并带宽重新审视</w:t>
-      </w:r>
-      <w:r>
-        <w:rPr>
-          <w:rFonts w:ascii="Times New Roman" w:hAnsi="Times New Roman" w:eastAsia="宋体"/>
-          <w:b w:val="0"/>
-          <w:sz w:val="18"/>
-        </w:rPr>
-        <w:t xml:space="preserve">；专家速率为 16 路并发的聚合值，不能与单流探针数字直接比较（见 5.2.1）。此外 </w:t>
-      </w:r>
-      <w:r>
-        <w:rPr>
-          <w:rFonts w:ascii="Consolas" w:hAnsi="Consolas"/>
-          <w:color w:val="000080"/>
-          <w:sz w:val="18"/>
-        </w:rPr>
-        <w:t>v32</w:t>
-      </w:r>
-      <w:r>
-        <w:rPr>
-          <w:rFonts w:ascii="Times New Roman" w:hAnsi="Times New Roman" w:eastAsia="宋体"/>
-          <w:b w:val="0"/>
-          <w:sz w:val="18"/>
-        </w:rPr>
-        <w:t xml:space="preserve"> 的静置门禁只检查 1 分钟负载（</w:t>
-      </w:r>
-      <w:r>
-        <w:rPr>
-          <w:rFonts w:ascii="Consolas" w:hAnsi="Consolas"/>
-          <w:color w:val="000080"/>
-          <w:sz w:val="18"/>
-        </w:rPr>
-        <w:t>ab32.sh</w:t>
-      </w:r>
-      <w:r>
-        <w:rPr>
-          <w:rFonts w:ascii="Times New Roman" w:hAnsi="Times New Roman" w:eastAsia="宋体"/>
-          <w:b w:val="0"/>
-          <w:sz w:val="18"/>
-        </w:rPr>
-        <w:t xml:space="preserve"> 的 </w:t>
-      </w:r>
-      <w:r>
-        <w:rPr>
-          <w:rFonts w:ascii="Consolas" w:hAnsi="Consolas"/>
-          <w:color w:val="000080"/>
-          <w:sz w:val="18"/>
-        </w:rPr>
-        <w:t>wait_idle</w:t>
-      </w:r>
-      <w:r>
-        <w:rPr>
-          <w:rFonts w:ascii="Times New Roman" w:hAnsi="Times New Roman" w:eastAsia="宋体"/>
-          <w:b w:val="0"/>
-          <w:sz w:val="18"/>
-        </w:rPr>
-        <w:t>），未及 5/15 分钟，故其绝对值的洁净度不可回溯核验（</w:t>
-      </w:r>
-      <w:r>
-        <w:rPr>
-          <w:rFonts w:ascii="Consolas" w:hAnsi="Consolas"/>
-          <w:color w:val="000080"/>
-          <w:sz w:val="18"/>
-        </w:rPr>
-        <w:t>BENCH_PROTO</w:t>
-      </w:r>
-      <w:r>
-        <w:rPr>
-          <w:rFonts w:ascii="Times New Roman" w:hAnsi="Times New Roman" w:eastAsia="宋体"/>
-          <w:b w:val="0"/>
-          <w:sz w:val="18"/>
-        </w:rPr>
-        <w:t xml:space="preserve"> 第 7.1 节），</w:t>
-      </w:r>
-      <w:r>
-        <w:rPr>
-          <w:rFonts w:ascii="Times New Roman" w:hAnsi="Times New Roman" w:eastAsia="宋体"/>
-          <w:b/>
-          <w:sz w:val="18"/>
-        </w:rPr>
-        <w:t>表 3 的时间列应视为在两臂同等待遇下测得，而非在绝对洁净条件下测得</w:t>
-      </w:r>
-      <w:r>
-        <w:rPr>
-          <w:rFonts w:ascii="Times New Roman" w:hAnsi="Times New Roman" w:eastAsia="宋体"/>
-          <w:b w:val="0"/>
-          <w:sz w:val="18"/>
-        </w:rPr>
-        <w:t>。</w:t>
-      </w:r>
-    </w:p>
-    <w:p>
-      <w:pPr>
-        <w:spacing w:after="40" w:line="276" w:lineRule="auto"/>
-        <w:ind w:firstLine="360"/>
-      </w:pPr>
-      <w:r>
-        <w:rPr>
-          <w:rFonts w:ascii="Times New Roman" w:hAnsi="Times New Roman" w:eastAsia="宋体"/>
-          <w:b w:val="0"/>
-          <w:sz w:val="18"/>
-        </w:rPr>
-        <w:t xml:space="preserve">- </w:t>
-      </w:r>
-      <w:r>
-        <w:rPr>
-          <w:rFonts w:ascii="Times New Roman" w:hAnsi="Times New Roman" w:eastAsia="宋体"/>
-          <w:b/>
-          <w:sz w:val="18"/>
-        </w:rPr>
-        <w:t>对照臂</w:t>
-      </w:r>
-      <w:r>
-        <w:rPr>
-          <w:rFonts w:ascii="Times New Roman" w:hAnsi="Times New Roman" w:eastAsia="宋体"/>
-          <w:b w:val="0"/>
-          <w:sz w:val="18"/>
-        </w:rPr>
-        <w:t>（</w:t>
-      </w:r>
-      <w:r>
-        <w:rPr>
-          <w:rFonts w:ascii="Times New Roman" w:hAnsi="Times New Roman" w:eastAsia="宋体"/>
-          <w:b/>
-          <w:sz w:val="18"/>
-        </w:rPr>
-        <w:t>均为单轮，且无负载基线快照；本档合并波动带 11.6%，故除 layer-bundle 外全部单轮差异不足以定论</w:t>
-      </w:r>
-      <w:r>
-        <w:rPr>
-          <w:rFonts w:ascii="Times New Roman" w:hAnsi="Times New Roman" w:eastAsia="宋体"/>
-          <w:b w:val="0"/>
-          <w:sz w:val="18"/>
-        </w:rPr>
-        <w:t>）：</w:t>
-      </w:r>
-      <w:r>
-        <w:rPr>
-          <w:rFonts w:ascii="Consolas" w:hAnsi="Consolas"/>
-          <w:color w:val="000080"/>
-          <w:sz w:val="18"/>
-        </w:rPr>
-        <w:t>v24_t40-*</w:t>
-      </w:r>
-      <w:r>
-        <w:rPr>
-          <w:rFonts w:ascii="Times New Roman" w:hAnsi="Times New Roman" w:eastAsia="宋体"/>
-          <w:b w:val="0"/>
-          <w:sz w:val="18"/>
-        </w:rPr>
-        <w:t>（主干 40 GB / arena 7 GB，70.59）、</w:t>
-      </w:r>
-      <w:r>
-        <w:rPr>
-          <w:rFonts w:ascii="Consolas" w:hAnsi="Consolas"/>
-          <w:color w:val="000080"/>
-          <w:sz w:val="18"/>
-        </w:rPr>
-        <w:t>v26_nw32-*</w:t>
-      </w:r>
-      <w:r>
-        <w:rPr>
-          <w:rFonts w:ascii="Times New Roman" w:hAnsi="Times New Roman" w:eastAsia="宋体"/>
-          <w:b w:val="0"/>
-          <w:sz w:val="18"/>
-        </w:rPr>
-        <w:t>（32 worker，75.26，专家速率 453 → 329 MB/s）、</w:t>
-      </w:r>
-      <w:r>
-        <w:rPr>
-          <w:rFonts w:ascii="Consolas" w:hAnsi="Consolas"/>
-          <w:color w:val="000080"/>
-          <w:sz w:val="18"/>
-        </w:rPr>
-        <w:t>v27_l2native-*</w:t>
-      </w:r>
-      <w:r>
-        <w:rPr>
-          <w:rFonts w:ascii="Times New Roman" w:hAnsi="Times New Roman" w:eastAsia="宋体"/>
-          <w:b w:val="0"/>
-          <w:sz w:val="18"/>
-        </w:rPr>
-        <w:t>（</w:t>
-      </w:r>
-      <w:r>
-        <w:rPr>
-          <w:rFonts w:ascii="Consolas" w:hAnsi="Consolas"/>
-          <w:color w:val="000080"/>
-          <w:sz w:val="18"/>
-        </w:rPr>
-        <w:t>K3_L2_NATIVE=1</w:t>
-      </w:r>
-      <w:r>
-        <w:rPr>
-          <w:rFonts w:ascii="Times New Roman" w:hAnsi="Times New Roman" w:eastAsia="宋体"/>
-          <w:b w:val="0"/>
-          <w:sz w:val="18"/>
-        </w:rPr>
-        <w:t>，L2 读绕过 kio 队列，70.33，速率 408 MB/s）。</w:t>
-      </w:r>
-      <w:r>
-        <w:rPr>
-          <w:rFonts w:ascii="Times New Roman" w:hAnsi="Times New Roman" w:eastAsia="宋体"/>
-          <w:b/>
-          <w:sz w:val="18"/>
-        </w:rPr>
-        <w:t>这三项的观测差（2.6%–9.8%）全部落在 11.6% 带宽之内，故既不作为"更优配置"引用，也不作为"更差配置"的证据——它们是未判定，不是判负</w:t>
-      </w:r>
-      <w:r>
-        <w:rPr>
-          <w:rFonts w:ascii="Times New Roman" w:hAnsi="Times New Roman" w:eastAsia="宋体"/>
-          <w:b w:val="0"/>
-          <w:sz w:val="18"/>
-        </w:rPr>
-        <w:t>。v27 的原用途是排除"L2 读经 kio 队列那一跳是缺口"这一假说，该假说由机制而非幅度支撑：16 路读均已处于设备饱和速率，队列本身不构成额外等待，故绕开它不可能产生数量级变化；绕过后速率 408 对 418 MB/s 与此一致。该开关已从代码中删除（</w:t>
-      </w:r>
-      <w:r>
-        <w:rPr>
-          <w:rFonts w:ascii="Consolas" w:hAnsi="Consolas"/>
-          <w:color w:val="000080"/>
-          <w:sz w:val="18"/>
-        </w:rPr>
-        <w:t>d970504</w:t>
-      </w:r>
-      <w:r>
-        <w:rPr>
-          <w:rFonts w:ascii="Times New Roman" w:hAnsi="Times New Roman" w:eastAsia="宋体"/>
-          <w:b w:val="0"/>
-          <w:sz w:val="18"/>
-        </w:rPr>
-        <w:t>），理由是机制上无增益空间，而非实测幅度。</w:t>
-      </w:r>
-    </w:p>
-    <w:p>
-      <w:pPr>
-        <w:spacing w:after="40" w:line="276" w:lineRule="auto"/>
-        <w:ind w:firstLine="360"/>
-      </w:pPr>
-      <w:r>
-        <w:rPr>
-          <w:rFonts w:ascii="Times New Roman" w:hAnsi="Times New Roman" w:eastAsia="宋体"/>
-          <w:b w:val="0"/>
-          <w:sz w:val="18"/>
-        </w:rPr>
-        <w:t xml:space="preserve">- </w:t>
-      </w:r>
-      <w:r>
-        <w:rPr>
-          <w:rFonts w:ascii="Times New Roman" w:hAnsi="Times New Roman" w:eastAsia="宋体"/>
-          <w:b/>
-          <w:sz w:val="18"/>
-        </w:rPr>
-        <w:t>分散度对照</w:t>
-      </w:r>
-      <w:r>
-        <w:rPr>
-          <w:rFonts w:ascii="Times New Roman" w:hAnsi="Times New Roman" w:eastAsia="宋体"/>
-          <w:b w:val="0"/>
-          <w:sz w:val="18"/>
-        </w:rPr>
-        <w:t>（</w:t>
-      </w:r>
-      <w:r>
-        <w:rPr>
-          <w:rFonts w:ascii="Consolas" w:hAnsi="Consolas"/>
-          <w:color w:val="000080"/>
-          <w:sz w:val="18"/>
-        </w:rPr>
-        <w:t>reports/gateab_ab/spreadprobe.sh</w:t>
-      </w:r>
-      <w:r>
-        <w:rPr>
-          <w:rFonts w:ascii="Times New Roman" w:hAnsi="Times New Roman" w:eastAsia="宋体"/>
-          <w:b w:val="0"/>
-          <w:sz w:val="18"/>
-        </w:rPr>
-        <w:t>，</w:t>
-      </w:r>
-      <w:r>
-        <w:rPr>
-          <w:rFonts w:ascii="Times New Roman" w:hAnsi="Times New Roman" w:eastAsia="宋体"/>
-          <w:b/>
-          <w:sz w:val="18"/>
-        </w:rPr>
-        <w:t>其数值已作废，仅保留"无单调差异"这一定性结论</w:t>
-      </w:r>
-      <w:r>
-        <w:rPr>
-          <w:rFonts w:ascii="Times New Roman" w:hAnsi="Times New Roman" w:eastAsia="宋体"/>
-          <w:b w:val="0"/>
-          <w:sz w:val="18"/>
-        </w:rPr>
-        <w:t>）：16 路并发，按层内取 16 的间距分档：228 MB / 1.5 GB / 7.5 GB 三档聚合速率 1007 / 1058 / 1358 MB/s，无单调趋势，故"层内分散"不是解释；16 连续 slot 达 2926 MB/s。</w:t>
-      </w:r>
-      <w:r>
-        <w:rPr>
-          <w:rFonts w:ascii="Times New Roman" w:hAnsi="Times New Roman" w:eastAsia="宋体"/>
-          <w:b/>
-          <w:sz w:val="18"/>
-        </w:rPr>
-        <w:t>该测量为 buffered 读且单元大小（17600000）与引擎实际值（17547264）不符，速率数值不再引用</w:t>
-      </w:r>
-      <w:r>
-        <w:rPr>
-          <w:rFonts w:ascii="Times New Roman" w:hAnsi="Times New Roman" w:eastAsia="宋体"/>
-          <w:b w:val="0"/>
-          <w:sz w:val="18"/>
-        </w:rPr>
-        <w:t xml:space="preserve">（理由见 5.2）；其无单调趋势的结论已由 </w:t>
-      </w:r>
-      <w:r>
-        <w:rPr>
-          <w:rFonts w:ascii="Consolas" w:hAnsi="Consolas"/>
-          <w:color w:val="000080"/>
-          <w:sz w:val="18"/>
-        </w:rPr>
-        <w:t>v37_burst</w:t>
-      </w:r>
-      <w:r>
-        <w:rPr>
-          <w:rFonts w:ascii="Times New Roman" w:hAnsi="Times New Roman" w:eastAsia="宋体"/>
-          <w:b w:val="0"/>
-          <w:sz w:val="18"/>
-        </w:rPr>
-        <w:t xml:space="preserve"> 以合规口径复核：突发粒度跨 25 倍（3→74 slot/段）时五档中位数落在 1110–1254 MB/s，同样无单调趋势，故"层内分散不是解释"这一项</w:t>
-      </w:r>
-      <w:r>
-        <w:rPr>
-          <w:rFonts w:ascii="Times New Roman" w:hAnsi="Times New Roman" w:eastAsia="宋体"/>
-          <w:b/>
-          <w:sz w:val="18"/>
-        </w:rPr>
-        <w:t>在新口径下成立</w:t>
-      </w:r>
-      <w:r>
-        <w:rPr>
-          <w:rFonts w:ascii="Times New Roman" w:hAnsi="Times New Roman" w:eastAsia="宋体"/>
-          <w:b w:val="0"/>
-          <w:sz w:val="18"/>
-        </w:rPr>
-        <w:t>。</w:t>
-      </w:r>
-    </w:p>
-    <w:p>
-      <w:pPr>
-        <w:spacing w:after="40" w:line="276" w:lineRule="auto"/>
-        <w:ind w:firstLine="360"/>
-      </w:pPr>
-      <w:r>
-        <w:rPr>
-          <w:rFonts w:ascii="Times New Roman" w:hAnsi="Times New Roman" w:eastAsia="宋体"/>
-          <w:b w:val="0"/>
-          <w:sz w:val="18"/>
-        </w:rPr>
-        <w:t xml:space="preserve">- </w:t>
-      </w:r>
-      <w:r>
-        <w:rPr>
-          <w:rFonts w:ascii="Times New Roman" w:hAnsi="Times New Roman" w:eastAsia="宋体"/>
-          <w:b/>
-          <w:sz w:val="18"/>
-        </w:rPr>
-        <w:t>与既有探针的一致性</w:t>
-      </w:r>
-      <w:r>
-        <w:rPr>
-          <w:rFonts w:ascii="Times New Roman" w:hAnsi="Times New Roman" w:eastAsia="宋体"/>
-          <w:b w:val="0"/>
-          <w:sz w:val="18"/>
-        </w:rPr>
-        <w:t>：</w:t>
-      </w:r>
-      <w:r>
-        <w:rPr>
-          <w:rFonts w:ascii="Consolas" w:hAnsi="Consolas"/>
-          <w:color w:val="000080"/>
-          <w:sz w:val="18"/>
-        </w:rPr>
-        <w:t>probe_coldc</w:t>
-      </w:r>
-      <w:r>
-        <w:rPr>
-          <w:rFonts w:ascii="Times New Roman" w:hAnsi="Times New Roman" w:eastAsia="宋体"/>
-          <w:b w:val="0"/>
-          <w:sz w:val="18"/>
-        </w:rPr>
-        <w:t>（台账，2026-09-24）测得 expert 单流 3264 MB/s 高于 trunk 单流 1509 MB/s、并发聚合 1257 MB/s，方向与"连续读更快"的观察一致。</w:t>
-      </w:r>
-      <w:r>
-        <w:rPr>
-          <w:rFonts w:ascii="Times New Roman" w:hAnsi="Times New Roman" w:eastAsia="宋体"/>
-          <w:b/>
-          <w:sz w:val="18"/>
-        </w:rPr>
-        <w:t>该次同为冷态且口径未按 `BENCH_PROTO` 第 1 节对齐（未记录是否 O_DIRECT、单元大小未核），故仅作方向性参照，不参与任何倍数计算。</w:t>
-      </w:r>
-    </w:p>
-    <w:p>
-      <w:pPr>
-        <w:spacing w:after="40" w:line="276" w:lineRule="auto"/>
-        <w:ind w:firstLine="360"/>
-      </w:pPr>
-      <w:r>
-        <w:rPr>
-          <w:rFonts w:ascii="Times New Roman" w:hAnsi="Times New Roman" w:eastAsia="宋体"/>
-          <w:b w:val="0"/>
-          <w:sz w:val="18"/>
-        </w:rPr>
-        <w:t xml:space="preserve">- </w:t>
-      </w:r>
-      <w:r>
-        <w:rPr>
-          <w:rFonts w:ascii="Times New Roman" w:hAnsi="Times New Roman" w:eastAsia="宋体"/>
-          <w:b/>
-          <w:sz w:val="18"/>
-        </w:rPr>
-        <w:t>逐相位时间线</w:t>
-      </w:r>
-      <w:r>
-        <w:rPr>
-          <w:rFonts w:ascii="Times New Roman" w:hAnsi="Times New Roman" w:eastAsia="宋体"/>
-          <w:b w:val="0"/>
-          <w:sz w:val="18"/>
-        </w:rPr>
-        <w:t xml:space="preserve">：由引擎内建 </w:t>
-      </w:r>
-      <w:r>
-        <w:rPr>
-          <w:rFonts w:ascii="Consolas" w:hAnsi="Consolas"/>
-          <w:color w:val="000080"/>
-          <w:sz w:val="18"/>
-        </w:rPr>
-        <w:t>K3_TRACE=&lt;path&gt;</w:t>
-      </w:r>
-      <w:r>
-        <w:rPr>
-          <w:rFonts w:ascii="Times New Roman" w:hAnsi="Times New Roman" w:eastAsia="宋体"/>
-          <w:b w:val="0"/>
-          <w:sz w:val="18"/>
-        </w:rPr>
-        <w:t xml:space="preserve"> 开关产生，每事件一行 </w:t>
-      </w:r>
-      <w:r>
-        <w:rPr>
-          <w:rFonts w:ascii="Consolas" w:hAnsi="Consolas"/>
-          <w:color w:val="000080"/>
-          <w:sz w:val="18"/>
-        </w:rPr>
-        <w:t>token,layer,phase,t0,t1,dur_s,bytes,l1_hit,l1_miss,l2_hit,l2_miss</w:t>
-      </w:r>
-      <w:r>
-        <w:rPr>
-          <w:rFonts w:ascii="Times New Roman" w:hAnsi="Times New Roman" w:eastAsia="宋体"/>
-          <w:b w:val="0"/>
-          <w:sz w:val="18"/>
-        </w:rPr>
-        <w:t xml:space="preserve">，相位取值为 trunk/expert/compute。开关未设时全部调用点为一次静态分支，不影响输出。工具与逐层统计脚本见 </w:t>
-      </w:r>
-      <w:r>
-        <w:rPr>
-          <w:rFonts w:ascii="Consolas" w:hAnsi="Consolas"/>
-          <w:color w:val="000080"/>
-          <w:sz w:val="18"/>
-        </w:rPr>
-        <w:t>reports/gateab_ab/</w:t>
-      </w:r>
-      <w:r>
-        <w:rPr>
-          <w:rFonts w:ascii="Times New Roman" w:hAnsi="Times New Roman" w:eastAsia="宋体"/>
-          <w:b w:val="0"/>
-          <w:sz w:val="18"/>
-        </w:rPr>
-        <w:t>（</w:t>
-      </w:r>
-      <w:r>
-        <w:rPr>
-          <w:rFonts w:ascii="Consolas" w:hAnsi="Consolas"/>
-          <w:color w:val="000080"/>
-          <w:sz w:val="18"/>
-        </w:rPr>
-        <w:t>tracesum.sh</w:t>
-      </w:r>
-      <w:r>
-        <w:rPr>
-          <w:rFonts w:ascii="Times New Roman" w:hAnsi="Times New Roman" w:eastAsia="宋体"/>
-          <w:b w:val="0"/>
-          <w:sz w:val="18"/>
-        </w:rPr>
-        <w:t>、</w:t>
-      </w:r>
-      <w:r>
-        <w:rPr>
-          <w:rFonts w:ascii="Consolas" w:hAnsi="Consolas"/>
-          <w:color w:val="000080"/>
-          <w:sz w:val="18"/>
-        </w:rPr>
-        <w:t>tracearith.sh</w:t>
-      </w:r>
-      <w:r>
-        <w:rPr>
-          <w:rFonts w:ascii="Times New Roman" w:hAnsi="Times New Roman" w:eastAsia="宋体"/>
-          <w:b w:val="0"/>
-          <w:sz w:val="18"/>
-        </w:rPr>
-        <w:t>）。</w:t>
-      </w:r>
-    </w:p>
-    <w:p>
-      <w:pPr>
-        <w:spacing w:after="40" w:line="276" w:lineRule="auto"/>
-        <w:ind w:firstLine="360"/>
-      </w:pPr>
-      <w:r>
-        <w:rPr>
-          <w:rFonts w:ascii="Times New Roman" w:hAnsi="Times New Roman" w:eastAsia="宋体"/>
-          <w:b w:val="0"/>
-          <w:sz w:val="18"/>
-        </w:rPr>
-        <w:t xml:space="preserve">- </w:t>
-      </w:r>
-      <w:r>
-        <w:rPr>
-          <w:rFonts w:ascii="Times New Roman" w:hAnsi="Times New Roman" w:eastAsia="宋体"/>
-          <w:b/>
-          <w:sz w:val="18"/>
-        </w:rPr>
-        <w:t>口径说明</w:t>
-      </w:r>
-      <w:r>
-        <w:rPr>
-          <w:rFonts w:ascii="Times New Roman" w:hAnsi="Times New Roman" w:eastAsia="宋体"/>
-          <w:b w:val="0"/>
-          <w:sz w:val="18"/>
-        </w:rPr>
-        <w:t>：</w:t>
-      </w:r>
-      <w:r>
-        <w:rPr>
-          <w:rFonts w:ascii="Consolas" w:hAnsi="Consolas"/>
-          <w:color w:val="000080"/>
-          <w:sz w:val="18"/>
-        </w:rPr>
-        <w:t>expert</w:t>
-      </w:r>
-      <w:r>
-        <w:rPr>
-          <w:rFonts w:ascii="Times New Roman" w:hAnsi="Times New Roman" w:eastAsia="宋体"/>
-          <w:b w:val="0"/>
-          <w:sz w:val="18"/>
-        </w:rPr>
-        <w:t xml:space="preserve"> 相位为 </w:t>
-      </w:r>
-      <w:r>
-        <w:rPr>
-          <w:rFonts w:ascii="Consolas" w:hAnsi="Consolas"/>
-          <w:color w:val="000080"/>
-          <w:sz w:val="18"/>
-        </w:rPr>
-        <w:t>cache_getmany_inner</w:t>
-      </w:r>
-      <w:r>
-        <w:rPr>
-          <w:rFonts w:ascii="Times New Roman" w:hAnsi="Times New Roman" w:eastAsia="宋体"/>
-          <w:b w:val="0"/>
-          <w:sz w:val="18"/>
-        </w:rPr>
-        <w:t xml:space="preserve"> 的 phase-2，嵌在 </w:t>
-      </w:r>
-      <w:r>
-        <w:rPr>
-          <w:rFonts w:ascii="Consolas" w:hAnsi="Consolas"/>
-          <w:color w:val="000080"/>
-          <w:sz w:val="18"/>
-        </w:rPr>
-        <w:t>compute</w:t>
-      </w:r>
-      <w:r>
-        <w:rPr>
-          <w:rFonts w:ascii="Times New Roman" w:hAnsi="Times New Roman" w:eastAsia="宋体"/>
-          <w:b w:val="0"/>
-          <w:sz w:val="18"/>
-        </w:rPr>
-        <w:t xml:space="preserve"> 相位（</w:t>
-      </w:r>
-      <w:r>
-        <w:rPr>
-          <w:rFonts w:ascii="Consolas" w:hAnsi="Consolas"/>
-          <w:color w:val="000080"/>
-          <w:sz w:val="18"/>
-        </w:rPr>
-        <w:t>k3_decoder_layer_inc</w:t>
-      </w:r>
-      <w:r>
-        <w:rPr>
-          <w:rFonts w:ascii="Times New Roman" w:hAnsi="Times New Roman" w:eastAsia="宋体"/>
-          <w:b w:val="0"/>
-          <w:sz w:val="18"/>
-        </w:rPr>
-        <w:t>）内部，故“纯算术 = compute − expert”；</w:t>
-      </w:r>
-      <w:r>
-        <w:rPr>
-          <w:rFonts w:ascii="Consolas" w:hAnsi="Consolas"/>
-          <w:color w:val="000080"/>
-          <w:sz w:val="18"/>
-        </w:rPr>
-        <w:t>trunk</w:t>
-      </w:r>
-      <w:r>
-        <w:rPr>
-          <w:rFonts w:ascii="Times New Roman" w:hAnsi="Times New Roman" w:eastAsia="宋体"/>
-          <w:b w:val="0"/>
-          <w:sz w:val="18"/>
-        </w:rPr>
-        <w:t xml:space="preserve"> 相位为主干 bind 的墙钟。表 3 的“暴露在墙上的时间”取自这三个相位，</w:t>
-      </w:r>
-      <w:r>
-        <w:rPr>
-          <w:rFonts w:ascii="Consolas" w:hAnsi="Consolas"/>
-          <w:color w:val="000080"/>
-          <w:sz w:val="18"/>
-        </w:rPr>
-        <w:t>bytes</w:t>
-      </w:r>
-      <w:r>
-        <w:rPr>
-          <w:rFonts w:ascii="Times New Roman" w:hAnsi="Times New Roman" w:eastAsia="宋体"/>
-          <w:b w:val="0"/>
-          <w:sz w:val="18"/>
-        </w:rPr>
-        <w:t xml:space="preserve"> 取自同次运行的引擎字节计数（主干 349.03 GB、专家 180.11 GB，各除 8 词元）。</w:t>
-      </w:r>
-    </w:p>
-    <w:p>
-      <w:pPr>
-        <w:spacing w:after="40" w:line="276" w:lineRule="auto"/>
-        <w:ind w:firstLine="360"/>
-      </w:pPr>
-      <w:r>
-        <w:rPr>
-          <w:rFonts w:ascii="Times New Roman" w:hAnsi="Times New Roman" w:eastAsia="宋体"/>
-          <w:b w:val="0"/>
-          <w:sz w:val="18"/>
-        </w:rPr>
-        <w:t xml:space="preserve">- </w:t>
-      </w:r>
-      <w:r>
-        <w:rPr>
-          <w:rFonts w:ascii="Times New Roman" w:hAnsi="Times New Roman" w:eastAsia="宋体"/>
-          <w:b/>
-          <w:sz w:val="18"/>
-        </w:rPr>
-        <w:t>已知缺口</w:t>
-      </w:r>
-      <w:r>
-        <w:rPr>
-          <w:rFonts w:ascii="Times New Roman" w:hAnsi="Times New Roman" w:eastAsia="宋体"/>
-          <w:b w:val="0"/>
-          <w:sz w:val="18"/>
-        </w:rPr>
-        <w:t xml:space="preserve">：该次运行未在解码循环中标记词元号，故 </w:t>
-      </w:r>
-      <w:r>
-        <w:rPr>
-          <w:rFonts w:ascii="Consolas" w:hAnsi="Consolas"/>
-          <w:color w:val="000080"/>
-          <w:sz w:val="18"/>
-        </w:rPr>
-        <w:t>trace.csv</w:t>
-      </w:r>
-      <w:r>
-        <w:rPr>
-          <w:rFonts w:ascii="Times New Roman" w:hAnsi="Times New Roman" w:eastAsia="宋体"/>
-          <w:b w:val="0"/>
-          <w:sz w:val="18"/>
-        </w:rPr>
-        <w:t xml:space="preserve"> 的 </w:t>
-      </w:r>
-      <w:r>
-        <w:rPr>
-          <w:rFonts w:ascii="Consolas" w:hAnsi="Consolas"/>
-          <w:color w:val="000080"/>
-          <w:sz w:val="18"/>
-        </w:rPr>
-        <w:t>token</w:t>
-      </w:r>
-      <w:r>
-        <w:rPr>
-          <w:rFonts w:ascii="Times New Roman" w:hAnsi="Times New Roman" w:eastAsia="宋体"/>
-          <w:b w:val="0"/>
-          <w:sz w:val="18"/>
-        </w:rPr>
-        <w:t xml:space="preserve"> 列恒为 0，稳态值以首词元墙钟（STEP 表 85.49 s）从整轮 548.3 s 中扣除后推得；分母 8 词元不变。词元标记缺失不影响本文所引三个相位的总量与比率，但若需按词元分离冷启动，应先补该标记后重跑。</w:t>
-      </w:r>
-    </w:p>
-    <w:p>
-      <w:pPr>
-        <w:spacing w:after="40" w:before="80" w:line="240" w:lineRule="auto"/>
-      </w:pPr>
-      <w:r>
-        <w:rPr>
-          <w:rFonts w:ascii="Times New Roman" w:hAnsi="Times New Roman" w:eastAsia="黑体"/>
-          <w:b w:val="0"/>
-          <w:sz w:val="18"/>
-        </w:rPr>
-        <w:t>A.3  观测口径</w:t>
-      </w:r>
-    </w:p>
-    <w:p>
-      <w:pPr>
-        <w:spacing w:after="40" w:line="276" w:lineRule="auto"/>
-        <w:ind w:firstLine="360"/>
-      </w:pPr>
-      <w:r>
-        <w:rPr>
-          <w:rFonts w:ascii="Times New Roman" w:hAnsi="Times New Roman" w:eastAsia="宋体"/>
-          <w:b w:val="0"/>
-          <w:sz w:val="18"/>
-        </w:rPr>
-        <w:t>READ 计数为引擎内建字节级计数，按 pread 实际请求字节数累计；实测值（25.83 GB）与理论载入（层数 × 激活专家数 × 单专家字节）逐字节吻合，说明计数并不包含“额外读取”。台账如实记录进程挂死/FAIL 条目（波形如低速盘巨型 O_DIRECT pread 的 D-state 永久挂起），未选择性剔除负样本。</w:t>
-      </w:r>
-    </w:p>
-    <w:p>
-      <w:pPr>
-        <w:spacing w:after="40" w:line="276" w:lineRule="auto"/>
-        <w:ind w:firstLine="360"/>
-      </w:pPr>
-      <w:r>
-        <w:rPr>
-          <w:rFonts w:ascii="Times New Roman" w:hAnsi="Times New Roman" w:eastAsia="宋体"/>
-          <w:b w:val="0"/>
-          <w:sz w:val="18"/>
-        </w:rPr>
-        <w:t xml:space="preserve">输出速度以引擎报告的 </w:t>
-      </w:r>
-      <w:r>
-        <w:rPr>
-          <w:rFonts w:ascii="Consolas" w:hAnsi="Consolas"/>
-          <w:color w:val="000080"/>
-          <w:sz w:val="18"/>
-        </w:rPr>
-        <w:t>seconds_per_token</w:t>
-      </w:r>
-      <w:r>
-        <w:rPr>
-          <w:rFonts w:ascii="Times New Roman" w:hAnsi="Times New Roman" w:eastAsia="宋体"/>
-          <w:b w:val="0"/>
-          <w:sz w:val="18"/>
-        </w:rPr>
-        <w:t xml:space="preserve"> 为准（每词元端到端墙钟时间），表 1 的专家段耗时由 READ 字节数与引擎内部分段计时交叉验证。正文所引速度数字均为一次运行的实测记录；因运行间存在波动（见台账关于 run-to-run 区间的记录），关键读数以 n=3 重复的中位数报告（§4.5），其余单次读数标注出处。</w:t>
+        <w:t>正文同送外审，故正文所引全部行号仍可逐行回查，附件内路径与本仓库一致。</w:t>
       </w:r>
     </w:p>
     <w:p>
@@ -9692,7 +7274,7 @@
           <w:b w:val="0"/>
           <w:sz w:val="18"/>
         </w:rPr>
-        <w:t>[3] Lepikhin D, Lee H, et al. GShard: Scaling Giant Models with Conditional Computation and Automatic Sharding. NeurIPS 2020.</w:t>
+        <w:t>[3] Fedus W, Zoph B, Shazeer N. Switch Transformers: Scaling to Trillion Parameter Models with Simple and Efficient Sparsity. JMLR 23(120):1-39, 2022.</w:t>
       </w:r>
     </w:p>
     <w:p>
@@ -9706,7 +7288,7 @@
           <w:b w:val="0"/>
           <w:sz w:val="18"/>
         </w:rPr>
-        <w:t>[4] Fedus W, Zoph B, Shazeer N. Switch Transformers: Scaling to Trillion Parameter Models with Simple and Efficient Sparsity. JMLR 23(120):1-39, 2022.</w:t>
+        <w:t>[4] Dai D, Deng C, et al. DeepSeekMoE: Towards Ultimate Expert Specialization in Mixture-of-Experts Language Models. ACL 2024:1280-1297.</w:t>
       </w:r>
     </w:p>
     <w:p>
@@ -9720,7 +7302,7 @@
           <w:b w:val="0"/>
           <w:sz w:val="18"/>
         </w:rPr>
-        <w:t>[5] Jiang A Q, Sablayrolles A, et al. Mixtral of Experts. arXiv:2401.04088, 2024.</w:t>
+        <w:t>[5] Williams S, Waterman A, Patterson D. Roofline: An Insightful Visual Performance Model for Multicore Architectures. Communications of the ACM, 52(4):65-76, 2009.</w:t>
       </w:r>
     </w:p>
     <w:p>
@@ -9734,7 +7316,7 @@
           <w:b w:val="0"/>
           <w:sz w:val="18"/>
         </w:rPr>
-        <w:t>[6] Dai D, Deng C, et al. DeepSeekMoE: Towards Ultimate Expert Specialization in Mixture-of-Experts Language Models. ACL 2024:1280-1297.</w:t>
+        <w:t>[6] Chen Y H, Emer J, Sze V. Eyeriss: A Spatial Architecture for Energy-Efficient Dataflow for Convolutional Neural Networks. ISCA 2016:367-379.</w:t>
       </w:r>
     </w:p>
     <w:p>
@@ -9748,7 +7330,7 @@
           <w:b w:val="0"/>
           <w:sz w:val="18"/>
         </w:rPr>
-        <w:t>[7] Williams S, Waterman A, Patterson D. Roofline: An Insightful Visual Performance Model for Multicore Architectures. Communications of the ACM, 52(4):65-76, 2009.</w:t>
+        <w:t>[7] Liu D, Yu Y. CXL-SpecKV: A Disaggregated FPGA Speculative KV-Cache for Datacenter LLM Serving. FPGA 2026:56-66.</w:t>
       </w:r>
     </w:p>
     <w:p>
@@ -9762,7 +7344,7 @@
           <w:b w:val="0"/>
           <w:sz w:val="18"/>
         </w:rPr>
-        <w:t>[8] Chen Y H, Emer J, Sze V. Eyeriss: A Spatial Architecture for Energy-Efficient Dataflow for Convolutional Neural Networks. ISCA 2016:367-379.</w:t>
+        <w:t>[8] Jo D, Song J, Kim Y, Kim J-J. FastKV: Decoupling of Context Reduction and KV Cache Compression for Prefill-Decoding Acceleration. Findings of ACL 2026.</w:t>
       </w:r>
     </w:p>
     <w:p>
@@ -9776,7 +7358,7 @@
           <w:b w:val="0"/>
           <w:sz w:val="18"/>
         </w:rPr>
-        <w:t>[9] Kwon W, Li Z, et al. Efficient Memory Management for Large Language Model Serving with PagedAttention. SOSP 2023:611-626.</w:t>
+        <w:t>[9] 作者. kimi-k3-in-c: Kimi K3 推理引擎实现与本文字节流台账分析代码 [Kimi K3 inference engine implementation and the byte-stream ledger analysis code used in this paper]. https://github.com/openchat-ai/kimi-k3-in-c, 2026.</w:t>
       </w:r>
     </w:p>
     <w:p>
@@ -9790,7 +7372,7 @@
           <w:b w:val="0"/>
           <w:sz w:val="18"/>
         </w:rPr>
-        <w:t>[10] Zeng S, Liu J, et al. FlightLLM: Efficient Large Language Model Inference with a Complete Mapping Flow on FPGAs. FPGA 2024.</w:t>
+        <w:t>[10] 作者自建真机字节流台账（k3 x86 冷启动，2026-08），项目内文件 papers/byteflow-matrix.md [Author-built machine byte-stream ledger, k3 x86 cold start, 2026-08, project file papers/byteflow-matrix.md].</w:t>
       </w:r>
     </w:p>
     <w:p>
@@ -9804,7 +7386,7 @@
           <w:b w:val="0"/>
           <w:sz w:val="18"/>
         </w:rPr>
-        <w:t>[11] Liu D, Yu Y. CXL-SpecKV: A Disaggregated FPGA Speculative KV-Cache for Datacenter LLM Serving. FPGA 2026:56-66.</w:t>
+        <w:t>[11] Little J D C. A proof for the queuing formula: L=λW[J]. Operations Research, 1961, 9(3): 383-387.</w:t>
       </w:r>
     </w:p>
     <w:p>
@@ -9818,7 +7400,7 @@
           <w:b w:val="0"/>
           <w:sz w:val="18"/>
         </w:rPr>
-        <w:t>[12] Jo D, Song J, Kim Y, Kim J-J. FastKV: Decoupling of Context Reduction and KV Cache Compression for Prefill-Decoding Acceleration. Findings of ACL 2026.</w:t>
+        <w:t>[12] Denning P J, Buzen J P. The operational analysis of queueing network models[J]. ACM Computing Surveys, 1978, 10(3): 225-261.</w:t>
       </w:r>
     </w:p>
     <w:p>
@@ -9832,7 +7414,7 @@
           <w:b w:val="0"/>
           <w:sz w:val="18"/>
         </w:rPr>
-        <w:t>[13] 作者. kimi-k3-in-c: Kimi K3 推理引擎实现与本文字节流台账分析代码 [Kimi K3 inference engine implementation and the byte-stream ledger analysis code used in this paper]. https://github.com/openchat-ai/kimi-k3-in-c, 2026.</w:t>
+        <w:t>[13] Zahorjan J, Sevcik K C, Eager D L, et al. Balanced job bound analysis of queueing networks[J]. Communications of the ACM, 1982, 25(2): 134-141.</w:t>
       </w:r>
     </w:p>
     <w:p>
@@ -9846,63 +7428,7 @@
           <w:b w:val="0"/>
           <w:sz w:val="18"/>
         </w:rPr>
-        <w:t>[14] 作者自建真机字节流台账（k3 x86 冷启动，2026-08），项目内文件 notes/byteflow-matrix.md [Author-built machine byte-stream ledger, k3 x86 cold start, 2026-08, project file notes/byteflow-matrix.md].</w:t>
-      </w:r>
-    </w:p>
-    <w:p>
-      <w:pPr>
-        <w:spacing w:after="40" w:line="276" w:lineRule="auto"/>
-        <w:ind w:firstLine="360"/>
-      </w:pPr>
-      <w:r>
-        <w:rPr>
-          <w:rFonts w:ascii="Times New Roman" w:hAnsi="Times New Roman" w:eastAsia="宋体"/>
-          <w:b w:val="0"/>
-          <w:sz w:val="18"/>
-        </w:rPr>
-        <w:t>[15] Little J D C. A proof for the queuing formula: L=λW[J]. Operations Research, 1961, 9(3): 383-387.</w:t>
-      </w:r>
-    </w:p>
-    <w:p>
-      <w:pPr>
-        <w:spacing w:after="40" w:line="276" w:lineRule="auto"/>
-        <w:ind w:firstLine="360"/>
-      </w:pPr>
-      <w:r>
-        <w:rPr>
-          <w:rFonts w:ascii="Times New Roman" w:hAnsi="Times New Roman" w:eastAsia="宋体"/>
-          <w:b w:val="0"/>
-          <w:sz w:val="18"/>
-        </w:rPr>
-        <w:t>[16] Denning P J, Buzen J P. The operational analysis of queueing network models[J]. ACM Computing Surveys, 1978, 10(3): 225-261.</w:t>
-      </w:r>
-    </w:p>
-    <w:p>
-      <w:pPr>
-        <w:spacing w:after="40" w:line="276" w:lineRule="auto"/>
-        <w:ind w:firstLine="360"/>
-      </w:pPr>
-      <w:r>
-        <w:rPr>
-          <w:rFonts w:ascii="Times New Roman" w:hAnsi="Times New Roman" w:eastAsia="宋体"/>
-          <w:b w:val="0"/>
-          <w:sz w:val="18"/>
-        </w:rPr>
-        <w:t>[17] Zahorjan J, Sevcik K C, Eager D L, et al. Balanced job bound analysis of queueing networks[J]. Communications of the ACM, 1982, 25(2): 134-141.</w:t>
-      </w:r>
-    </w:p>
-    <w:p>
-      <w:pPr>
-        <w:spacing w:after="40" w:line="276" w:lineRule="auto"/>
-        <w:ind w:firstLine="360"/>
-      </w:pPr>
-      <w:r>
-        <w:rPr>
-          <w:rFonts w:ascii="Times New Roman" w:hAnsi="Times New Roman" w:eastAsia="宋体"/>
-          <w:b w:val="0"/>
-          <w:sz w:val="18"/>
-        </w:rPr>
-        <w:t>[18] Amdahl G M. Validity of the single processor approach to achieving large-scale computing capabilities[C]// AFIPS Conference Proceedings. American Federation of Information Processing Societies, 1967, 30: 483-485.</w:t>
+        <w:t>[14] Amdahl G M. Validity of the single processor approach to achieving large-scale computing capabilities[C]// AFIPS Conference Proceedings. American Federation of Information Processing Societies, 1967, 30: 483-485.</w:t>
       </w:r>
     </w:p>
     <w:p>

--- a/papers/提交稿-缓存高命中与词元低输出.docx
+++ b/papers/提交稿-缓存高命中与词元低输出.docx
@@ -7575,7 +7575,7 @@
           <w:b w:val="0"/>
           <w:sz w:val="18"/>
         </w:rPr>
-        <w:t xml:space="preserve"> 否。第一作者非中国计算机学会会员，稿件按非会员标准计版面费，不适用 8.5 折优惠。</w:t>
+        <w:t xml:space="preserve"> 是。第一作者为中国计算机学会专业会员（会员号：＿＿＿＿＿＿＿＿），依《计算机科学》投稿须知第 10 条，录用稿件的版面设计服务费按 8.5 折计。</w:t>
       </w:r>
     </w:p>
     <w:p>

--- a/papers/提交稿-缓存高命中与词元低输出.docx
+++ b/papers/提交稿-缓存高命中与词元低输出.docx
@@ -4919,15 +4919,65 @@
           <w:b/>
           <w:sz w:val="18"/>
         </w:rPr>
-        <w:t>盘在算术期间没有请求可发</w:t>
-      </w:r>
-      <w:r>
-        <w:rPr>
-          <w:rFonts w:ascii="Times New Roman" w:hAnsi="Times New Roman" w:eastAsia="宋体"/>
-          <w:b w:val="0"/>
-          <w:sz w:val="18"/>
-        </w:rPr>
-        <w:t xml:space="preserve">：每层读毕 → 计算 → 才读下一层，16 个 worker 有 40–49% 的时间停在 </w:t>
+        <w:t>并发倍数不是独立于睡眠占比的第二个量</w:t>
+      </w:r>
+      <w:r>
+        <w:rPr>
+          <w:rFonts w:ascii="Times New Roman" w:hAnsi="Times New Roman" w:eastAsia="宋体"/>
+          <w:b w:val="0"/>
+          <w:sz w:val="18"/>
+        </w:rPr>
+        <w:t>：16 ×（1 − 睡眠 40–49%）= 8.2–9.6，</w:t>
+      </w:r>
+    </w:p>
+    <w:p>
+      <w:pPr>
+        <w:spacing w:after="40" w:line="276" w:lineRule="auto"/>
+        <w:ind w:firstLine="360"/>
+      </w:pPr>
+      <w:r>
+        <w:rPr>
+          <w:rFonts w:ascii="Times New Roman" w:hAnsi="Times New Roman" w:eastAsia="宋体"/>
+          <w:b w:val="0"/>
+          <w:sz w:val="18"/>
+        </w:rPr>
+        <w:t>与实测 8.9–10.0× 一致，两者同源。本机为 8 物理核 / 16 逻辑处理器，</w:t>
+      </w:r>
+    </w:p>
+    <w:p>
+      <w:pPr>
+        <w:spacing w:after="40" w:line="276" w:lineRule="auto"/>
+        <w:ind w:firstLine="360"/>
+      </w:pPr>
+      <w:r>
+        <w:rPr>
+          <w:rFonts w:ascii="Times New Roman" w:hAnsi="Times New Roman" w:eastAsia="宋体"/>
+          <w:b w:val="0"/>
+          <w:sz w:val="18"/>
+        </w:rPr>
+        <w:t>8 核 × 1.1–1.25 倍 SMT 增益亦落在同一区间，故 worker 数超过 8–10 不再提高并行度。</w:t>
+      </w:r>
+    </w:p>
+    <w:p>
+      <w:pPr>
+        <w:spacing w:after="40" w:line="276" w:lineRule="auto"/>
+        <w:ind w:firstLine="360"/>
+      </w:pPr>
+      <w:r>
+        <w:rPr>
+          <w:rFonts w:ascii="Times New Roman" w:hAnsi="Times New Roman" w:eastAsia="宋体"/>
+          <w:b/>
+          <w:sz w:val="18"/>
+        </w:rPr>
+        <w:t>待定的成因</w:t>
+      </w:r>
+      <w:r>
+        <w:rPr>
+          <w:rFonts w:ascii="Times New Roman" w:hAnsi="Times New Roman" w:eastAsia="宋体"/>
+          <w:b w:val="0"/>
+          <w:sz w:val="18"/>
+        </w:rPr>
+        <w:t xml:space="preserve">：每层读毕 → 计算 → 才读下一层，worker 有 40–49% 的时间停在 </w:t>
       </w:r>
       <w:r>
         <w:rPr>
@@ -4943,15 +4993,7 @@
           <w:b w:val="0"/>
           <w:sz w:val="18"/>
         </w:rPr>
-        <w:t>，而队列只积压 3%——不是排队等盘，是请求到达得太晚。</w:t>
-      </w:r>
-      <w:r>
-        <w:rPr>
-          <w:rFonts w:ascii="Times New Roman" w:hAnsi="Times New Roman" w:eastAsia="宋体"/>
-          <w:b/>
-          <w:sz w:val="18"/>
-        </w:rPr>
-        <w:t>这是算术与 I/O 的串行化，与字节数无关。</w:t>
+        <w:t>，</w:t>
       </w:r>
     </w:p>
     <w:p>
@@ -4962,6 +5004,108 @@
       <w:r>
         <w:rPr>
           <w:rFonts w:ascii="Times New Roman" w:hAnsi="Times New Roman" w:eastAsia="宋体"/>
+          <w:b w:val="0"/>
+          <w:sz w:val="18"/>
+        </w:rPr>
+        <w:t>而队列只积压 3%。</w:t>
+      </w:r>
+      <w:r>
+        <w:rPr>
+          <w:rFonts w:ascii="Times New Roman" w:hAnsi="Times New Roman" w:eastAsia="宋体"/>
+          <w:b/>
+          <w:sz w:val="18"/>
+        </w:rPr>
+        <w:t>这排除的是"排队等盘"，不足以排除"worker 被换下核"</w:t>
+      </w:r>
+      <w:r>
+        <w:rPr>
+          <w:rFonts w:ascii="Times New Roman" w:hAnsi="Times New Roman" w:eastAsia="宋体"/>
+          <w:b w:val="0"/>
+          <w:sz w:val="18"/>
+        </w:rPr>
+        <w:t xml:space="preserve"> ——</w:t>
+      </w:r>
+    </w:p>
+    <w:p>
+      <w:pPr>
+        <w:spacing w:after="40" w:line="276" w:lineRule="auto"/>
+        <w:ind w:firstLine="360"/>
+      </w:pPr>
+      <w:r>
+        <w:rPr>
+          <w:rFonts w:ascii="Times New Roman" w:hAnsi="Times New Roman" w:eastAsia="宋体"/>
+          <w:b w:val="0"/>
+          <w:sz w:val="18"/>
+        </w:rPr>
+        <w:t>后者手上的请求已出队、处于 in-flight，队列深度看不到它。故"请求到达得太晚"目前是</w:t>
+      </w:r>
+    </w:p>
+    <w:p>
+      <w:pPr>
+        <w:spacing w:after="40" w:line="276" w:lineRule="auto"/>
+        <w:ind w:firstLine="360"/>
+      </w:pPr>
+      <w:r>
+        <w:rPr>
+          <w:rFonts w:ascii="Times New Roman" w:hAnsi="Times New Roman" w:eastAsia="宋体"/>
+          <w:b/>
+          <w:sz w:val="18"/>
+        </w:rPr>
+        <w:t>两种候选之一</w:t>
+      </w:r>
+      <w:r>
+        <w:rPr>
+          <w:rFonts w:ascii="Times New Roman" w:hAnsi="Times New Roman" w:eastAsia="宋体"/>
+          <w:b w:val="0"/>
+          <w:sz w:val="18"/>
+        </w:rPr>
+        <w:t>（producer 供不上 / CPU 受限），两者处置相反：前者改生产者节律，</w:t>
+      </w:r>
+    </w:p>
+    <w:p>
+      <w:pPr>
+        <w:spacing w:after="40" w:line="276" w:lineRule="auto"/>
+        <w:ind w:firstLine="360"/>
+      </w:pPr>
+      <w:r>
+        <w:rPr>
+          <w:rFonts w:ascii="Times New Roman" w:hAnsi="Times New Roman" w:eastAsia="宋体"/>
+          <w:b w:val="0"/>
+          <w:sz w:val="18"/>
+        </w:rPr>
+        <w:t>后者改 worker 等待方式。</w:t>
+      </w:r>
+      <w:r>
+        <w:rPr>
+          <w:rFonts w:ascii="Times New Roman" w:hAnsi="Times New Roman" w:eastAsia="宋体"/>
+          <w:b/>
+          <w:sz w:val="18"/>
+        </w:rPr>
+        <w:t>判据是逐 worker 采样 CPU 利用率与 runnable 时间，本节尚未做。</w:t>
+      </w:r>
+    </w:p>
+    <w:p>
+      <w:pPr>
+        <w:spacing w:after="40" w:line="276" w:lineRule="auto"/>
+        <w:ind w:firstLine="360"/>
+      </w:pPr>
+      <w:r>
+        <w:rPr>
+          <w:rFonts w:ascii="Times New Roman" w:hAnsi="Times New Roman" w:eastAsia="宋体"/>
+          <w:b w:val="0"/>
+          <w:sz w:val="18"/>
+        </w:rPr>
+        <w:t>在判定之前，"算术与 I/O 串行化"这一归因应视为未定。</w:t>
+      </w:r>
+    </w:p>
+    <w:p>
+      <w:pPr>
+        <w:spacing w:after="40" w:line="276" w:lineRule="auto"/>
+        <w:ind w:firstLine="360"/>
+      </w:pPr>
+      <w:r>
+        <w:rPr>
+          <w:rFonts w:ascii="Times New Roman" w:hAnsi="Times New Roman" w:eastAsia="宋体"/>
           <w:b/>
           <w:sz w:val="18"/>
         </w:rPr>
@@ -5479,23 +5623,7 @@
           <w:b w:val="0"/>
           <w:sz w:val="18"/>
         </w:rPr>
-        <w:t xml:space="preserve"> §4.6 在本平台的实测给出：字节分流计价后仍有 1.30–1.58 倍差距，且该差距经引擎内计数器定位为</w:t>
-      </w:r>
-      <w:r>
-        <w:rPr>
-          <w:rFonts w:ascii="Times New Roman" w:hAnsi="Times New Roman" w:eastAsia="宋体"/>
-          <w:b/>
-          <w:sz w:val="18"/>
-        </w:rPr>
-        <w:t>算术与 I/O 串行化</w:t>
-      </w:r>
-      <w:r>
-        <w:rPr>
-          <w:rFonts w:ascii="Times New Roman" w:hAnsi="Times New Roman" w:eastAsia="宋体"/>
-          <w:b w:val="0"/>
-          <w:sz w:val="18"/>
-        </w:rPr>
-        <w:t xml:space="preserve">——16 个 worker 有 40–49% 的墙钟停在 </w:t>
+        <w:t xml:space="preserve"> §4.6 在本平台的实测给出：字节分流计价后仍有 1.30–1.58 倍差距。该差距经引擎内计数器定位到 worker 侧：16 个 worker 有 40–49% 的墙钟停在 </w:t>
       </w:r>
       <w:r>
         <w:rPr>
@@ -5511,7 +5639,23 @@
           <w:b w:val="0"/>
           <w:sz w:val="18"/>
         </w:rPr>
-        <w:t>，而队列仅积压 3%，即盘在计算期间无请求可发。因此验收判据由两条并列：</w:t>
+        <w:t>，而队列仅积压 3%。</w:t>
+      </w:r>
+      <w:r>
+        <w:rPr>
+          <w:rFonts w:ascii="Times New Roman" w:hAnsi="Times New Roman" w:eastAsia="宋体"/>
+          <w:b/>
+          <w:sz w:val="18"/>
+        </w:rPr>
+        <w:t>这一组合排除"排队等盘"，但如 4.6 所述不足以区分"请求到达太晚"与"worker 被换下核"，该归因尚未判定</w:t>
+      </w:r>
+      <w:r>
+        <w:rPr>
+          <w:rFonts w:ascii="Times New Roman" w:hAnsi="Times New Roman" w:eastAsia="宋体"/>
+          <w:b w:val="0"/>
+          <w:sz w:val="18"/>
+        </w:rPr>
+        <w:t>（本机 8 物理核，8.9–10.0× 的有效并发与核数相符）。因此验收判据由两条并列：</w:t>
       </w:r>
     </w:p>
     <w:p>

--- a/papers/提交稿-缓存高命中与词元低输出.docx
+++ b/papers/提交稿-缓存高命中与词元低输出.docx
@@ -4919,15 +4919,15 @@
           <w:b/>
           <w:sz w:val="18"/>
         </w:rPr>
-        <w:t>并发倍数不是独立于睡眠占比的第二个量</w:t>
-      </w:r>
-      <w:r>
-        <w:rPr>
-          <w:rFonts w:ascii="Times New Roman" w:hAnsi="Times New Roman" w:eastAsia="宋体"/>
-          <w:b w:val="0"/>
-          <w:sz w:val="18"/>
-        </w:rPr>
-        <w:t>：16 ×（1 − 睡眠 40–49%）= 8.2–9.6，</w:t>
+        <w:t>上表两行速率是时间派生量，不具可复现性；字节量才可复现。</w:t>
+      </w:r>
+      <w:r>
+        <w:rPr>
+          <w:rFonts w:ascii="Times New Roman" w:hAnsi="Times New Roman" w:eastAsia="宋体"/>
+          <w:b w:val="0"/>
+          <w:sz w:val="18"/>
+        </w:rPr>
+        <w:t xml:space="preserve"> 2026-10-07 两次独立复现</w:t>
       </w:r>
     </w:p>
     <w:p>
@@ -4941,7 +4941,7 @@
           <w:b w:val="0"/>
           <w:sz w:val="18"/>
         </w:rPr>
-        <w:t>与实测 8.9–10.0× 一致，两者同源。本机为 8 物理核 / 16 逻辑处理器，</w:t>
+        <w:t>（3 词元，墙钟 296.7 s 与 314.0 s）的字节量与本节逐项完全相同（4595 reqs、216.66 GB、</w:t>
       </w:r>
     </w:p>
     <w:p>
@@ -4955,7 +4955,7 @@
           <w:b w:val="0"/>
           <w:sz w:val="18"/>
         </w:rPr>
-        <w:t>8 核 × 1.1–1.25 倍 SMT 增益亦落在同一区间，故 worker 数超过 8–10 不再提高并行度。</w:t>
+        <w:t>group0 235 reqs / 140.16 GB、group1 4360 reqs / 76.51 GB、并发 9.1 与 9.0×、</w:t>
       </w:r>
     </w:p>
     <w:p>
@@ -4966,18 +4966,154 @@
       <w:r>
         <w:rPr>
           <w:rFonts w:ascii="Times New Roman" w:hAnsi="Times New Roman" w:eastAsia="宋体"/>
+          <w:b w:val="0"/>
+          <w:sz w:val="18"/>
+        </w:rPr>
+        <w:t>sleep 均 49%、queue 2.4% 与 2.7%），但专家流每流速率为 30 与 29 MB/s，</w:t>
+      </w:r>
+      <w:r>
+        <w:rPr>
+          <w:rFonts w:ascii="Times New Roman" w:hAnsi="Times New Roman" w:eastAsia="宋体"/>
           <w:b/>
           <w:sz w:val="18"/>
         </w:rPr>
-        <w:t>待定的成因</w:t>
-      </w:r>
-      <w:r>
-        <w:rPr>
-          <w:rFonts w:ascii="Times New Roman" w:hAnsi="Times New Roman" w:eastAsia="宋体"/>
-          <w:b w:val="0"/>
-          <w:sz w:val="18"/>
-        </w:rPr>
-        <w:t xml:space="preserve">：每层读毕 → 计算 → 才读下一层，worker 有 40–49% 的时间停在 </w:t>
+        <w:t>低于上表区间</w:t>
+      </w:r>
+      <w:r>
+        <w:rPr>
+          <w:rFonts w:ascii="Times New Roman" w:hAnsi="Times New Roman" w:eastAsia="宋体"/>
+          <w:b w:val="0"/>
+          <w:sz w:val="18"/>
+        </w:rPr>
+        <w:t>，</w:t>
+      </w:r>
+    </w:p>
+    <w:p>
+      <w:pPr>
+        <w:spacing w:after="40" w:line="276" w:lineRule="auto"/>
+        <w:ind w:firstLine="360"/>
+      </w:pPr>
+      <w:r>
+        <w:rPr>
+          <w:rFonts w:ascii="Times New Roman" w:hAnsi="Times New Roman" w:eastAsia="宋体"/>
+          <w:b w:val="0"/>
+          <w:sz w:val="18"/>
+        </w:rPr>
+        <w:t>主干流为 833 与 745 MB/s，仍在区间内。原因是两次复现的墙钟（98.90 与 104.66 s/词元）</w:t>
+      </w:r>
+    </w:p>
+    <w:p>
+      <w:pPr>
+        <w:spacing w:after="40" w:line="276" w:lineRule="auto"/>
+        <w:ind w:firstLine="360"/>
+      </w:pPr>
+      <w:r>
+        <w:rPr>
+          <w:rFonts w:ascii="Times New Roman" w:hAnsi="Times New Roman" w:eastAsia="宋体"/>
+          <w:b w:val="0"/>
+          <w:sz w:val="18"/>
+        </w:rPr>
+        <w:t>均长于本节记录时段，字节除以更长的墙钟即得更低速率。**该现象与本文论点一致，并提示</w:t>
+      </w:r>
+    </w:p>
+    <w:p>
+      <w:pPr>
+        <w:spacing w:after="40" w:line="276" w:lineRule="auto"/>
+        <w:ind w:firstLine="360"/>
+      </w:pPr>
+      <w:r>
+        <w:rPr>
+          <w:rFonts w:ascii="Times New Roman" w:hAnsi="Times New Roman" w:eastAsia="宋体"/>
+          <w:b w:val="0"/>
+          <w:sz w:val="18"/>
+        </w:rPr>
+        <w:t>验收应核对字节而非速率。** 由此本文已记录的时间上界为 104.66 s/词元。</w:t>
+      </w:r>
+    </w:p>
+    <w:p>
+      <w:pPr>
+        <w:spacing w:after="40" w:line="276" w:lineRule="auto"/>
+        <w:ind w:firstLine="360"/>
+      </w:pPr>
+      <w:r>
+        <w:rPr>
+          <w:rFonts w:ascii="Times New Roman" w:hAnsi="Times New Roman" w:eastAsia="宋体"/>
+          <w:b/>
+          <w:sz w:val="18"/>
+        </w:rPr>
+        <w:t>并发倍数不是独立于睡眠占比的第二个量</w:t>
+      </w:r>
+      <w:r>
+        <w:rPr>
+          <w:rFonts w:ascii="Times New Roman" w:hAnsi="Times New Roman" w:eastAsia="宋体"/>
+          <w:b w:val="0"/>
+          <w:sz w:val="18"/>
+        </w:rPr>
+        <w:t>：16 ×（1 − 睡眠 40–49%）= 8.2–9.6，</w:t>
+      </w:r>
+    </w:p>
+    <w:p>
+      <w:pPr>
+        <w:spacing w:after="40" w:line="276" w:lineRule="auto"/>
+        <w:ind w:firstLine="360"/>
+      </w:pPr>
+      <w:r>
+        <w:rPr>
+          <w:rFonts w:ascii="Times New Roman" w:hAnsi="Times New Roman" w:eastAsia="宋体"/>
+          <w:b w:val="0"/>
+          <w:sz w:val="18"/>
+        </w:rPr>
+        <w:t>与实测 8.9–10.0× 一致，两者同源。本机为 8 物理核 / 16 逻辑处理器，</w:t>
+      </w:r>
+    </w:p>
+    <w:p>
+      <w:pPr>
+        <w:spacing w:after="40" w:line="276" w:lineRule="auto"/>
+        <w:ind w:firstLine="360"/>
+      </w:pPr>
+      <w:r>
+        <w:rPr>
+          <w:rFonts w:ascii="Times New Roman" w:hAnsi="Times New Roman" w:eastAsia="宋体"/>
+          <w:b w:val="0"/>
+          <w:sz w:val="18"/>
+        </w:rPr>
+        <w:t>8 核 × 1.1–1.25 倍 SMT 增益亦落在同一区间，故 worker 数超过 8–10 不再提高并行度。</w:t>
+      </w:r>
+    </w:p>
+    <w:p>
+      <w:pPr>
+        <w:spacing w:after="40" w:line="276" w:lineRule="auto"/>
+        <w:ind w:firstLine="360"/>
+      </w:pPr>
+      <w:r>
+        <w:rPr>
+          <w:rFonts w:ascii="Times New Roman" w:hAnsi="Times New Roman" w:eastAsia="宋体"/>
+          <w:b/>
+          <w:sz w:val="18"/>
+        </w:rPr>
+        <w:t>待定的成因已于 2026-10-07 判定</w:t>
+      </w:r>
+      <w:r>
+        <w:rPr>
+          <w:rFonts w:ascii="Times New Roman" w:hAnsi="Times New Roman" w:eastAsia="宋体"/>
+          <w:b w:val="0"/>
+          <w:sz w:val="18"/>
+        </w:rPr>
+        <w:t>：每层读毕 → 计算 → 才读下一层，worker 有 40–49% 的</w:t>
+      </w:r>
+    </w:p>
+    <w:p>
+      <w:pPr>
+        <w:spacing w:after="40" w:line="276" w:lineRule="auto"/>
+        <w:ind w:firstLine="360"/>
+      </w:pPr>
+      <w:r>
+        <w:rPr>
+          <w:rFonts w:ascii="Times New Roman" w:hAnsi="Times New Roman" w:eastAsia="宋体"/>
+          <w:b w:val="0"/>
+          <w:sz w:val="18"/>
+        </w:rPr>
+        <w:t xml:space="preserve">时间停在 </w:t>
       </w:r>
       <w:r>
         <w:rPr>
@@ -4993,7 +5129,7 @@
           <w:b w:val="0"/>
           <w:sz w:val="18"/>
         </w:rPr>
-        <w:t>，</w:t>
+        <w:t>，而队列只积压 3%。**该组合排除"排队等盘"，但当时不足以区分</w:t>
       </w:r>
     </w:p>
     <w:p>
@@ -5007,23 +5143,7 @@
           <w:b w:val="0"/>
           <w:sz w:val="18"/>
         </w:rPr>
-        <w:t>而队列只积压 3%。</w:t>
-      </w:r>
-      <w:r>
-        <w:rPr>
-          <w:rFonts w:ascii="Times New Roman" w:hAnsi="Times New Roman" w:eastAsia="宋体"/>
-          <w:b/>
-          <w:sz w:val="18"/>
-        </w:rPr>
-        <w:t>这排除的是"排队等盘"，不足以排除"worker 被换下核"</w:t>
-      </w:r>
-      <w:r>
-        <w:rPr>
-          <w:rFonts w:ascii="Times New Roman" w:hAnsi="Times New Roman" w:eastAsia="宋体"/>
-          <w:b w:val="0"/>
-          <w:sz w:val="18"/>
-        </w:rPr>
-        <w:t xml:space="preserve"> ——</w:t>
+        <w:t>"请求到达太晚"与"worker 被换下核"** —— 后者手上的请求已出队、处于 in-flight，</w:t>
       </w:r>
     </w:p>
     <w:p>
@@ -5037,7 +5157,23 @@
           <w:b w:val="0"/>
           <w:sz w:val="18"/>
         </w:rPr>
-        <w:t>后者手上的请求已出队、处于 in-flight，队列深度看不到它。故"请求到达得太晚"目前是</w:t>
+        <w:t xml:space="preserve">队列深度看不到它。以 </w:t>
+      </w:r>
+      <w:r>
+        <w:rPr>
+          <w:rFonts w:ascii="Consolas" w:hAnsi="Consolas"/>
+          <w:color w:val="000080"/>
+          <w:sz w:val="18"/>
+        </w:rPr>
+        <w:t>/proc/&lt;tid&gt;/schedstat</w:t>
+      </w:r>
+      <w:r>
+        <w:rPr>
+          <w:rFonts w:ascii="Times New Roman" w:hAnsi="Times New Roman" w:eastAsia="宋体"/>
+          <w:b w:val="0"/>
+          <w:sz w:val="18"/>
+        </w:rPr>
+        <w:t xml:space="preserve"> 直接测得（内核记账，非硬件 PMU，</w:t>
       </w:r>
     </w:p>
     <w:p>
@@ -5048,18 +5184,10 @@
       <w:r>
         <w:rPr>
           <w:rFonts w:ascii="Times New Roman" w:hAnsi="Times New Roman" w:eastAsia="宋体"/>
-          <w:b/>
-          <w:sz w:val="18"/>
-        </w:rPr>
-        <w:t>两种候选之一</w:t>
-      </w:r>
-      <w:r>
-        <w:rPr>
-          <w:rFonts w:ascii="Times New Roman" w:hAnsi="Times New Roman" w:eastAsia="宋体"/>
-          <w:b w:val="0"/>
-          <w:sz w:val="18"/>
-        </w:rPr>
-        <w:t>（producer 供不上 / CPU 受限），两者处置相反：前者改生产者节律，</w:t>
+          <w:b w:val="0"/>
+          <w:sz w:val="18"/>
+        </w:rPr>
+        <w:t>故本平台无 PMU 的限制不影响此判据；起止各留快照，中间每 2 s 覆盖一次，</w:t>
       </w:r>
     </w:p>
     <w:p>
@@ -5073,29 +5201,107 @@
           <w:b w:val="0"/>
           <w:sz w:val="18"/>
         </w:rPr>
-        <w:t>后者改 worker 等待方式。</w:t>
-      </w:r>
-      <w:r>
-        <w:rPr>
-          <w:rFonts w:ascii="Times New Roman" w:hAnsi="Times New Roman" w:eastAsia="宋体"/>
-          <w:b/>
-          <w:sz w:val="18"/>
-        </w:rPr>
-        <w:t>判据是逐 worker 采样 CPU 利用率与 runnable 时间，本节尚未做。</w:t>
+        <w:t>不需重编译引擎）：</w:t>
       </w:r>
     </w:p>
     <w:p>
       <w:pPr>
+        <w:spacing w:after="0"/>
+        <w:ind w:left="170"/>
+      </w:pPr>
+      <w:r>
+        <w:rPr>
+          <w:rFonts w:ascii="Consolas" w:hAnsi="Consolas"/>
+          <w:sz w:val="14"/>
+        </w:rPr>
+        <w:t>线程                     在核          运行队列等待    等待/在核</w:t>
+      </w:r>
+    </w:p>
+    <w:p>
+      <w:pPr>
+        <w:spacing w:after="0"/>
+        <w:ind w:left="170"/>
+      </w:pPr>
+      <w:r>
+        <w:rPr>
+          <w:rFonts w:ascii="Consolas" w:hAnsi="Consolas"/>
+          <w:sz w:val="14"/>
+        </w:rPr>
+        <w:t>主线程（producer）        92.15 s         2.59 s       0.028</w:t>
+      </w:r>
+    </w:p>
+    <w:p>
+      <w:pPr>
+        <w:spacing w:after="0"/>
+        <w:ind w:left="170"/>
+      </w:pPr>
+      <w:r>
+        <w:rPr>
+          <w:rFonts w:ascii="Consolas" w:hAnsi="Consolas"/>
+          <w:sz w:val="14"/>
+        </w:rPr>
+        <w:t>16 个 kio worker      各 48 – 58 s   各 1.9 – 3.3 s   0.039 – 0.063</w:t>
+      </w:r>
+    </w:p>
+    <w:p>
+      <w:pPr>
+        <w:spacing w:after="0"/>
+        <w:ind w:left="170"/>
+      </w:pPr>
+      <w:r>
+        <w:rPr>
+          <w:rFonts w:ascii="Consolas" w:hAnsi="Consolas"/>
+          <w:sz w:val="14"/>
+        </w:rPr>
+        <w:t>另 4 个线程          各 23.2 – 23.5 s  约 2.5 s      0.105 – 0.111</w:t>
+      </w:r>
+    </w:p>
+    <w:p>
+      <w:pPr>
+        <w:spacing w:after="0"/>
+        <w:ind w:left="170"/>
+      </w:pPr>
+      <w:r>
+        <w:rPr>
+          <w:rFonts w:ascii="Consolas" w:hAnsi="Consolas"/>
+          <w:sz w:val="14"/>
+        </w:rPr>
+        <w:t>────────────────────────────────────────────────────────────</w:t>
+      </w:r>
+    </w:p>
+    <w:p>
+      <w:pPr>
+        <w:spacing w:after="0"/>
+        <w:ind w:left="170"/>
+      </w:pPr>
+      <w:r>
+        <w:rPr>
+          <w:rFonts w:ascii="Consolas" w:hAnsi="Consolas"/>
+          <w:sz w:val="14"/>
+        </w:rPr>
+        <w:t>合计（21/26 线程有增量） 1007.4 s       52.7 s        0.052</w:t>
+      </w:r>
+    </w:p>
+    <w:p>
+      <w:pPr>
         <w:spacing w:after="40" w:line="276" w:lineRule="auto"/>
         <w:ind w:firstLine="360"/>
       </w:pPr>
       <w:r>
         <w:rPr>
           <w:rFonts w:ascii="Times New Roman" w:hAnsi="Times New Roman" w:eastAsia="宋体"/>
-          <w:b w:val="0"/>
-          <w:sz w:val="18"/>
-        </w:rPr>
-        <w:t>在判定之前，"算术与 I/O 串行化"这一归因应视为未定。</w:t>
+          <w:b/>
+          <w:sz w:val="18"/>
+        </w:rPr>
+        <w:t>判定为非 CPU 受限</w:t>
+      </w:r>
+      <w:r>
+        <w:rPr>
+          <w:rFonts w:ascii="Times New Roman" w:hAnsi="Times New Roman" w:eastAsia="宋体"/>
+          <w:b w:val="0"/>
+          <w:sz w:val="18"/>
+        </w:rPr>
+        <w:t>，三条依据：① 饱和时运行队列等待应不小于在核时间（比值 ≳ 1），</w:t>
       </w:r>
     </w:p>
     <w:p>
@@ -5106,18 +5312,70 @@
       <w:r>
         <w:rPr>
           <w:rFonts w:ascii="Times New Roman" w:hAnsi="Times New Roman" w:eastAsia="宋体"/>
+          <w:b w:val="0"/>
+          <w:sz w:val="18"/>
+        </w:rPr>
+        <w:t xml:space="preserve">实测全部 ≤ 0.111；② 在核总量 1007.4 s ÷ 墙钟 314 s = </w:t>
+      </w:r>
+      <w:r>
+        <w:rPr>
+          <w:rFonts w:ascii="Times New Roman" w:hAnsi="Times New Roman" w:eastAsia="宋体"/>
           <w:b/>
           <w:sz w:val="18"/>
         </w:rPr>
-        <w:t>该替代解释亦已排除：不是"设备做不了这种形态的读"。</w:t>
-      </w:r>
-      <w:r>
-        <w:rPr>
-          <w:rFonts w:ascii="Times New Roman" w:hAnsi="Times New Roman" w:eastAsia="宋体"/>
-          <w:b w:val="0"/>
-          <w:sz w:val="18"/>
-        </w:rPr>
-        <w:t xml:space="preserve"> 以固定读取次数、同字节量，对同一 </w:t>
+        <w:t>3.2 核 / 8 核 = 40% 占用</w:t>
+      </w:r>
+      <w:r>
+        <w:rPr>
+          <w:rFonts w:ascii="Times New Roman" w:hAnsi="Times New Roman" w:eastAsia="宋体"/>
+          <w:b w:val="0"/>
+          <w:sz w:val="18"/>
+        </w:rPr>
+        <w:t>；</w:t>
+      </w:r>
+    </w:p>
+    <w:p>
+      <w:pPr>
+        <w:spacing w:after="40" w:line="276" w:lineRule="auto"/>
+        <w:ind w:firstLine="360"/>
+      </w:pPr>
+      <w:r>
+        <w:rPr>
+          <w:rFonts w:ascii="Times New Roman" w:hAnsi="Times New Roman" w:eastAsia="宋体"/>
+          <w:b w:val="0"/>
+          <w:sz w:val="18"/>
+        </w:rPr>
+        <w:t xml:space="preserve">③ 队列等待 52.7 s 仅占可用核时（314 × 8 s）的 </w:t>
+      </w:r>
+      <w:r>
+        <w:rPr>
+          <w:rFonts w:ascii="Times New Roman" w:hAnsi="Times New Roman" w:eastAsia="宋体"/>
+          <w:b/>
+          <w:sz w:val="18"/>
+        </w:rPr>
+        <w:t>2.1%</w:t>
+      </w:r>
+      <w:r>
+        <w:rPr>
+          <w:rFonts w:ascii="Times New Roman" w:hAnsi="Times New Roman" w:eastAsia="宋体"/>
+          <w:b w:val="0"/>
+          <w:sz w:val="18"/>
+        </w:rPr>
+        <w:t>。且 worker 在核仅占墙钟 16%，</w:t>
+      </w:r>
+    </w:p>
+    <w:p>
+      <w:pPr>
+        <w:spacing w:after="40" w:line="276" w:lineRule="auto"/>
+        <w:ind w:firstLine="360"/>
+      </w:pPr>
+      <w:r>
+        <w:rPr>
+          <w:rFonts w:ascii="Times New Roman" w:hAnsi="Times New Roman" w:eastAsia="宋体"/>
+          <w:b w:val="0"/>
+          <w:sz w:val="18"/>
+        </w:rPr>
+        <w:t xml:space="preserve">说明它们是真正阻塞在 </w:t>
       </w:r>
       <w:r>
         <w:rPr>
@@ -5125,15 +5383,101 @@
           <w:color w:val="000080"/>
           <w:sz w:val="18"/>
         </w:rPr>
-        <w:t>experts.l2</w:t>
-      </w:r>
-      <w:r>
-        <w:rPr>
-          <w:rFonts w:ascii="Times New Roman" w:hAnsi="Times New Roman" w:eastAsia="宋体"/>
-          <w:b w:val="0"/>
-          <w:sz w:val="18"/>
-        </w:rPr>
-        <w:t xml:space="preserve"> 直接测量该形态（17.5 MB 散乱、O_DIRECT，3 对），设备吞吐与 4M 块顺序档的测量相互吻合，两者同在约 1500 MB/s 量级（</w:t>
+        <w:t>cond_wait</w:t>
+      </w:r>
+      <w:r>
+        <w:rPr>
+          <w:rFonts w:ascii="Times New Roman" w:hAnsi="Times New Roman" w:eastAsia="宋体"/>
+          <w:b w:val="0"/>
+          <w:sz w:val="18"/>
+        </w:rPr>
+        <w:t xml:space="preserve"> 而非自旋。**故那 40–49% 是等下一个请求迟到，</w:t>
+      </w:r>
+    </w:p>
+    <w:p>
+      <w:pPr>
+        <w:spacing w:after="40" w:line="276" w:lineRule="auto"/>
+        <w:ind w:firstLine="360"/>
+      </w:pPr>
+      <w:r>
+        <w:rPr>
+          <w:rFonts w:ascii="Times New Roman" w:hAnsi="Times New Roman" w:eastAsia="宋体"/>
+          <w:b w:val="0"/>
+          <w:sz w:val="18"/>
+        </w:rPr>
+        <w:t>处置是改生产者节律（层间预取、算术期间发出下一层读），不是加 worker，也不是改等待方式。**</w:t>
+      </w:r>
+    </w:p>
+    <w:p>
+      <w:pPr>
+        <w:spacing w:after="40" w:line="276" w:lineRule="auto"/>
+        <w:ind w:firstLine="360"/>
+      </w:pPr>
+      <w:r>
+        <w:rPr>
+          <w:rFonts w:ascii="Times New Roman" w:hAnsi="Times New Roman" w:eastAsia="宋体"/>
+          <w:b w:val="0"/>
+          <w:sz w:val="18"/>
+        </w:rPr>
+        <w:t xml:space="preserve">&gt; </w:t>
+      </w:r>
+      <w:r>
+        <w:rPr>
+          <w:rFonts w:ascii="Times New Roman" w:hAnsi="Times New Roman" w:eastAsia="宋体"/>
+          <w:b/>
+          <w:sz w:val="18"/>
+        </w:rPr>
+        <w:t>判据本身的一处修正</w:t>
+      </w:r>
+      <w:r>
+        <w:rPr>
+          <w:rFonts w:ascii="Times New Roman" w:hAnsi="Times New Roman" w:eastAsia="宋体"/>
+          <w:b w:val="0"/>
+          <w:sz w:val="18"/>
+        </w:rPr>
+        <w:t>：本次预设的判定带把比值 0.02–0.20 定为"两者兼有"，</w:t>
+      </w:r>
+    </w:p>
+    <w:p>
+      <w:pPr>
+        <w:spacing w:after="40" w:line="276" w:lineRule="auto"/>
+        <w:ind w:firstLine="360"/>
+      </w:pPr>
+      <w:r>
+        <w:rPr>
+          <w:rFonts w:ascii="Times New Roman" w:hAnsi="Times New Roman" w:eastAsia="宋体"/>
+          <w:b w:val="0"/>
+          <w:sz w:val="18"/>
+        </w:rPr>
+        <w:t>&gt; 实测 0.052 落入该带。但该带未与物理参照挂钩——饱和意味着比值 ≥ 1，</w:t>
+      </w:r>
+    </w:p>
+    <w:p>
+      <w:pPr>
+        <w:spacing w:after="40" w:line="276" w:lineRule="auto"/>
+        <w:ind w:firstLine="360"/>
+      </w:pPr>
+      <w:r>
+        <w:rPr>
+          <w:rFonts w:ascii="Times New Roman" w:hAnsi="Times New Roman" w:eastAsia="宋体"/>
+          <w:b w:val="0"/>
+          <w:sz w:val="18"/>
+        </w:rPr>
+        <w:t>&gt; 0.052 明显偏于不受限一侧，且绝对占用（40%）才是决定量。原始件与预设带均保留</w:t>
+      </w:r>
+    </w:p>
+    <w:p>
+      <w:pPr>
+        <w:spacing w:after="40" w:line="276" w:lineRule="auto"/>
+        <w:ind w:firstLine="360"/>
+      </w:pPr>
+      <w:r>
+        <w:rPr>
+          <w:rFonts w:ascii="Times New Roman" w:hAnsi="Times New Roman" w:eastAsia="宋体"/>
+          <w:b w:val="0"/>
+          <w:sz w:val="18"/>
+        </w:rPr>
+        <w:t>&gt; （</w:t>
       </w:r>
       <w:r>
         <w:rPr>
@@ -5141,31 +5485,31 @@
           <w:color w:val="000080"/>
           <w:sz w:val="18"/>
         </w:rPr>
-        <w:t>reports/gateab_ab/v60_shape/raw.tsv</w:t>
-      </w:r>
-      <w:r>
-        <w:rPr>
-          <w:rFonts w:ascii="Times New Roman" w:hAnsi="Times New Roman" w:eastAsia="宋体"/>
-          <w:b w:val="0"/>
-          <w:sz w:val="18"/>
-        </w:rPr>
-        <w:t>）。</w:t>
-      </w:r>
-      <w:r>
-        <w:rPr>
-          <w:rFonts w:ascii="Times New Roman" w:hAnsi="Times New Roman" w:eastAsia="宋体"/>
-          <w:b/>
-          <w:sz w:val="18"/>
-        </w:rPr>
-        <w:t>而引擎专家流的聚合吞吐仅为其三到四成</w:t>
-      </w:r>
-      <w:r>
-        <w:rPr>
-          <w:rFonts w:ascii="Times New Roman" w:hAnsi="Times New Roman" w:eastAsia="宋体"/>
-          <w:b w:val="0"/>
-          <w:sz w:val="18"/>
-        </w:rPr>
-        <w:t>，故上述差距不能归因于设备能力不足，只能归因于请求到达太晚。</w:t>
+        <w:t>reports/gateab_ab/v64_schedstat/</w:t>
+      </w:r>
+      <w:r>
+        <w:rPr>
+          <w:rFonts w:ascii="Times New Roman" w:hAnsi="Times New Roman" w:eastAsia="宋体"/>
+          <w:b w:val="0"/>
+          <w:sz w:val="18"/>
+        </w:rPr>
+        <w:t>、</w:t>
+      </w:r>
+      <w:r>
+        <w:rPr>
+          <w:rFonts w:ascii="Consolas" w:hAnsi="Consolas"/>
+          <w:color w:val="000080"/>
+          <w:sz w:val="18"/>
+        </w:rPr>
+        <w:t>v64_probe_attempt1.out</w:t>
+      </w:r>
+      <w:r>
+        <w:rPr>
+          <w:rFonts w:ascii="Times New Roman" w:hAnsi="Times New Roman" w:eastAsia="宋体"/>
+          <w:b w:val="0"/>
+          <w:sz w:val="18"/>
+        </w:rPr>
+        <w:t>），判定按绝对量重做。</w:t>
       </w:r>
     </w:p>
     <w:p>
@@ -5179,15 +5523,47 @@
           <w:b/>
           <w:sz w:val="18"/>
         </w:rPr>
-        <w:t>据此，本文的字节下界是必要条件而非充分条件。</w:t>
-      </w:r>
-      <w:r>
-        <w:rPr>
-          <w:rFonts w:ascii="Times New Roman" w:hAnsi="Times New Roman" w:eastAsia="宋体"/>
-          <w:b w:val="0"/>
-          <w:sz w:val="18"/>
-        </w:rPr>
-        <w:t xml:space="preserve"> 仅核算字节会低估慢层的代价：</w:t>
+        <w:t>该替代解释亦已排除：不是"设备做不了这种形态的读"。</w:t>
+      </w:r>
+      <w:r>
+        <w:rPr>
+          <w:rFonts w:ascii="Times New Roman" w:hAnsi="Times New Roman" w:eastAsia="宋体"/>
+          <w:b w:val="0"/>
+          <w:sz w:val="18"/>
+        </w:rPr>
+        <w:t xml:space="preserve"> 以固定读取次数、同字节量，对同一 </w:t>
+      </w:r>
+      <w:r>
+        <w:rPr>
+          <w:rFonts w:ascii="Consolas" w:hAnsi="Consolas"/>
+          <w:color w:val="000080"/>
+          <w:sz w:val="18"/>
+        </w:rPr>
+        <w:t>experts.l2</w:t>
+      </w:r>
+      <w:r>
+        <w:rPr>
+          <w:rFonts w:ascii="Times New Roman" w:hAnsi="Times New Roman" w:eastAsia="宋体"/>
+          <w:b w:val="0"/>
+          <w:sz w:val="18"/>
+        </w:rPr>
+        <w:t xml:space="preserve"> 直接测量该形态（17.5 MB 散乱、O_DIRECT，3 对），设备吞吐与 4M 块顺序档的测量相互吻合，两者同在约 1500 MB/s 量级（</w:t>
+      </w:r>
+      <w:r>
+        <w:rPr>
+          <w:rFonts w:ascii="Consolas" w:hAnsi="Consolas"/>
+          <w:color w:val="000080"/>
+          <w:sz w:val="18"/>
+        </w:rPr>
+        <w:t>reports/gateab_ab/v60_shape/raw.tsv</w:t>
+      </w:r>
+      <w:r>
+        <w:rPr>
+          <w:rFonts w:ascii="Times New Roman" w:hAnsi="Times New Roman" w:eastAsia="宋体"/>
+          <w:b w:val="0"/>
+          <w:sz w:val="18"/>
+        </w:rPr>
+        <w:t>）。</w:t>
       </w:r>
       <w:r>
         <w:rPr>
@@ -5195,31 +5571,15 @@
           <w:b/>
           <w:sz w:val="18"/>
         </w:rPr>
-        <w:t>慢层同时收取字节代价与串行化代价，而把数据上移到 DRAM 可同时消除两者。</w:t>
-      </w:r>
-      <w:r>
-        <w:rPr>
-          <w:rFonts w:ascii="Times New Roman" w:hAnsi="Times New Roman" w:eastAsia="宋体"/>
-          <w:b w:val="0"/>
-          <w:sz w:val="18"/>
-        </w:rPr>
-        <w:t xml:space="preserve"> 这是本文原则"复用应落在数据能到达的最快层"的第二条独立理由——此前只给了字节一条。相应地，5.2 的验收判据应从单一下界扩展为"字节回落至下界</w:t>
-      </w:r>
-      <w:r>
-        <w:rPr>
-          <w:rFonts w:ascii="Times New Roman" w:hAnsi="Times New Roman" w:eastAsia="宋体"/>
-          <w:b/>
-          <w:sz w:val="18"/>
-        </w:rPr>
-        <w:t>且</w:t>
-      </w:r>
-      <w:r>
-        <w:rPr>
-          <w:rFonts w:ascii="Times New Roman" w:hAnsi="Times New Roman" w:eastAsia="宋体"/>
-          <w:b w:val="0"/>
-          <w:sz w:val="18"/>
-        </w:rPr>
-        <w:t>实测聚合速率接近该形态的设备能力"两条并列。</w:t>
+        <w:t>而引擎专家流的聚合吞吐仅为其三到四成</w:t>
+      </w:r>
+      <w:r>
+        <w:rPr>
+          <w:rFonts w:ascii="Times New Roman" w:hAnsi="Times New Roman" w:eastAsia="宋体"/>
+          <w:b w:val="0"/>
+          <w:sz w:val="18"/>
+        </w:rPr>
+        <w:t>，故上述差距不能归因于设备能力不足，只能归因于请求到达太晚。</w:t>
       </w:r>
     </w:p>
     <w:p>
@@ -5233,6 +5593,60 @@
           <w:b/>
           <w:sz w:val="18"/>
         </w:rPr>
+        <w:t>据此，本文的字节下界是必要条件而非充分条件。</w:t>
+      </w:r>
+      <w:r>
+        <w:rPr>
+          <w:rFonts w:ascii="Times New Roman" w:hAnsi="Times New Roman" w:eastAsia="宋体"/>
+          <w:b w:val="0"/>
+          <w:sz w:val="18"/>
+        </w:rPr>
+        <w:t xml:space="preserve"> 仅核算字节会低估慢层的代价：</w:t>
+      </w:r>
+      <w:r>
+        <w:rPr>
+          <w:rFonts w:ascii="Times New Roman" w:hAnsi="Times New Roman" w:eastAsia="宋体"/>
+          <w:b/>
+          <w:sz w:val="18"/>
+        </w:rPr>
+        <w:t>慢层同时收取字节代价与串行化代价，而把数据上移到 DRAM 可同时消除两者。</w:t>
+      </w:r>
+      <w:r>
+        <w:rPr>
+          <w:rFonts w:ascii="Times New Roman" w:hAnsi="Times New Roman" w:eastAsia="宋体"/>
+          <w:b w:val="0"/>
+          <w:sz w:val="18"/>
+        </w:rPr>
+        <w:t xml:space="preserve"> 这是本文原则"复用应落在数据能到达的最快层"的第二条独立理由——此前只给了字节一条。相应地，5.2 的验收判据应从单一下界扩展为"字节回落至下界</w:t>
+      </w:r>
+      <w:r>
+        <w:rPr>
+          <w:rFonts w:ascii="Times New Roman" w:hAnsi="Times New Roman" w:eastAsia="宋体"/>
+          <w:b/>
+          <w:sz w:val="18"/>
+        </w:rPr>
+        <w:t>且</w:t>
+      </w:r>
+      <w:r>
+        <w:rPr>
+          <w:rFonts w:ascii="Times New Roman" w:hAnsi="Times New Roman" w:eastAsia="宋体"/>
+          <w:b w:val="0"/>
+          <w:sz w:val="18"/>
+        </w:rPr>
+        <w:t>实测聚合速率接近该形态的设备能力"两条并列。</w:t>
+      </w:r>
+    </w:p>
+    <w:p>
+      <w:pPr>
+        <w:spacing w:after="40" w:line="276" w:lineRule="auto"/>
+        <w:ind w:firstLine="360"/>
+      </w:pPr>
+      <w:r>
+        <w:rPr>
+          <w:rFonts w:ascii="Times New Roman" w:hAnsi="Times New Roman" w:eastAsia="宋体"/>
+          <w:b/>
+          <w:sz w:val="18"/>
+        </w:rPr>
         <w:t>本节不给出该差距的可达上限。</w:t>
       </w:r>
       <w:r>
@@ -5615,7 +6029,7 @@
           <w:b/>
           <w:sz w:val="18"/>
         </w:rPr>
-        <w:t>【2026-10-05 补充第三条口径】字节达标不等于复用落位完成，须加测串行化。</w:t>
+        <w:t>【2026-10-05 补充第三条口径，2026-10-07 归因已判定】字节达标不等于复用落位完成，须加测串行化。</w:t>
       </w:r>
       <w:r>
         <w:rPr>
@@ -5639,7 +6053,23 @@
           <w:b w:val="0"/>
           <w:sz w:val="18"/>
         </w:rPr>
-        <w:t>，而队列仅积压 3%。</w:t>
+        <w:t xml:space="preserve">，而队列仅积压 3%。2026-10-07 以 </w:t>
+      </w:r>
+      <w:r>
+        <w:rPr>
+          <w:rFonts w:ascii="Consolas" w:hAnsi="Consolas"/>
+          <w:color w:val="000080"/>
+          <w:sz w:val="18"/>
+        </w:rPr>
+        <w:t>/proc/&lt;tid&gt;/schedstat</w:t>
+      </w:r>
+      <w:r>
+        <w:rPr>
+          <w:rFonts w:ascii="Times New Roman" w:hAnsi="Times New Roman" w:eastAsia="宋体"/>
+          <w:b w:val="0"/>
+          <w:sz w:val="18"/>
+        </w:rPr>
+        <w:t xml:space="preserve"> 判定该成因</w:t>
       </w:r>
       <w:r>
         <w:rPr>
@@ -5647,15 +6077,53 @@
           <w:b/>
           <w:sz w:val="18"/>
         </w:rPr>
-        <w:t>这一组合排除"排队等盘"，但如 4.6 所述不足以区分"请求到达太晚"与"worker 被换下核"，该归因尚未判定</w:t>
-      </w:r>
-      <w:r>
-        <w:rPr>
-          <w:rFonts w:ascii="Times New Roman" w:hAnsi="Times New Roman" w:eastAsia="宋体"/>
-          <w:b w:val="0"/>
-          <w:sz w:val="18"/>
-        </w:rPr>
-        <w:t>（本机 8 物理核，8.9–10.0× 的有效并发与核数相符）。因此验收判据由两条并列：</w:t>
+        <w:t>为非 CPU 受限</w:t>
+      </w:r>
+      <w:r>
+        <w:rPr>
+          <w:rFonts w:ascii="Times New Roman" w:hAnsi="Times New Roman" w:eastAsia="宋体"/>
+          <w:b w:val="0"/>
+          <w:sz w:val="18"/>
+        </w:rPr>
+        <w:t>（在核仅占 8 核的 40%，运行队列等待占可用核时 2.1%，比值 ≤ 0.111，而饱和应 ≳ 1），故成因是</w:t>
+      </w:r>
+      <w:r>
+        <w:rPr>
+          <w:rFonts w:ascii="Times New Roman" w:hAnsi="Times New Roman" w:eastAsia="宋体"/>
+          <w:b/>
+          <w:sz w:val="18"/>
+        </w:rPr>
+        <w:t>层间流水结构本身</w:t>
+      </w:r>
+      <w:r>
+        <w:rPr>
+          <w:rFonts w:ascii="Times New Roman" w:hAnsi="Times New Roman" w:eastAsia="宋体"/>
+          <w:b w:val="0"/>
+          <w:sz w:val="18"/>
+        </w:rPr>
+        <w:t>：算术期间无读请求在途，worker 因而无事可做。</w:t>
+      </w:r>
+    </w:p>
+    <w:p>
+      <w:pPr>
+        <w:spacing w:after="40" w:line="276" w:lineRule="auto"/>
+        <w:ind w:firstLine="360"/>
+      </w:pPr>
+      <w:r>
+        <w:rPr>
+          <w:rFonts w:ascii="Times New Roman" w:hAnsi="Times New Roman" w:eastAsia="宋体"/>
+          <w:b/>
+          <w:sz w:val="18"/>
+        </w:rPr>
+        <w:t>处置是改生产者节律——在算术期间发出下一层的读——而不是增加 worker。</w:t>
+      </w:r>
+      <w:r>
+        <w:rPr>
+          <w:rFonts w:ascii="Times New Roman" w:hAnsi="Times New Roman" w:eastAsia="宋体"/>
+          <w:b w:val="0"/>
+          <w:sz w:val="18"/>
+        </w:rPr>
+        <w:t xml:space="preserve"> 因此验收判据由两条并列：</w:t>
       </w:r>
     </w:p>
     <w:p>

--- a/papers/提交稿-缓存高命中与词元低输出.docx
+++ b/papers/提交稿-缓存高命中与词元低输出.docx
@@ -82,7 +82,22 @@
           <w:b w:val="0"/>
           <w:sz w:val="18"/>
         </w:rPr>
-        <w:t>在受内存约束的主机上，对 2.8T 参数 Kimi K3 混合专家（MoE）模型做冷启动推理，逐词元从字节层面跟踪数据搬运。现象是缓存命中率满格（CACHE HIT 100%），吞吐却上不去：每词元仍从低速盘全量重读专家权重 25.83 GB，占端到端耗时 94%；把专家迁至高速盘后命中率照样满格，字节台账显示每词元搬运量仍是 25.83 GB，一个字节未省——命中只换了介质。根因在于命中率统计的是"介质"、字节台账统计的是"字节"，两者是两本账。由此凝成一条经验规律"慢速层只读一次"：复用落在数据能到达的最快层时，更慢层的最小读取次数为 1 次且可达；迁移后专家段耗时 −37%，方向一致。据此给出以 distinct 集核算的字节下界作为验收判据，取代命中率白板；并指出字节达标并非终点，尚须核对该访问形态下的可达聚合带宽，因为算术与读取交替会使部分设备时间空转。另以 KV 缓存回放作对照，同一判据对两类负载给出相反结论，说明其依据是 distinct 集与驻留容量的实际关系，而非针对专家权重的特设。各项数字只对该实验成立。**</w:t>
+        <w:t>在受内存约束的主机上，对 2.8T 参数 Kimi K3 混合专家（MoE）模型做冷启动推理，逐词元从字节层面跟踪数据搬运。现象是缓存命中率满格（CACHE HIT 100%），吞吐却上不去：每词元仍从低速盘全量重读专家权重 25.83 GB，占端到端耗时 94%；把专家迁至高速盘后命中率照样满格，字节台账显示每词元搬运量仍是 25.83 GB，一个字节未省——命中只换了介质。根因在于命中率统计的是"介质"、字节台账统计的是"字节"，两者是两本账。由此凝成一条经验规律"慢速层只读一次"：复用落在数据能到达的最快层时，更慢层的最小读取次数为 1 次且可达；迁移后专家段耗时 −37%，方向一致。据此给出以 distinct 集核算的字节下界作为验收判据，取代命中率白板；并指出字节达标并非终点，尚须核对该访问形态下的可达聚合带宽，因为算术与读取交替会使部分设备时间空转。另以 KV 缓存回放作对照，同一判据对两类负载给出相反结论，说明其依据是 distinct 集与驻留容量的实际关系，而非针对专家权重的特设。</w:t>
+      </w:r>
+      <w:r>
+        <w:rPr>
+          <w:rFonts w:ascii="Times New Roman" w:hAnsi="Times New Roman" w:eastAsia="宋体"/>
+          <w:b/>
+          <w:sz w:val="18"/>
+        </w:rPr>
+        <w:t>判据以计数器为输入，而计数器会骗人：此处另给出六个曾产生错误结论的计数器字段及其发现方式——全部是与另一个独立的量对账才显形的，故提出一条与负载无关的规程：凡派生量必须与独立量交叉校验并同屏打印；该规程是判据成立的前提，且不依赖所用的模型与介质。各项数字只对该实验成立。</w:t>
+      </w:r>
+      <w:r>
+        <w:rPr>
+          <w:rFonts w:ascii="Times New Roman" w:hAnsi="Times New Roman" w:eastAsia="宋体"/>
+          <w:b/>
+          <w:sz w:val="18"/>
+        </w:rPr>
       </w:r>
     </w:p>
     <w:p>
@@ -514,6 +529,52 @@
           <w:sz w:val="18"/>
         </w:rPr>
         <w:t>由 §4.6 的实测，本文进一步给出该规律的第二个理由：慢层同时收取字节代价与串行化代价，把数据上移到最快层可同时消除两者。</w:t>
+      </w:r>
+    </w:p>
+    <w:p>
+      <w:pPr>
+        <w:spacing w:after="40" w:line="276" w:lineRule="auto"/>
+        <w:ind w:firstLine="360"/>
+      </w:pPr>
+      <w:r>
+        <w:rPr>
+          <w:rFonts w:ascii="Times New Roman" w:hAnsi="Times New Roman" w:eastAsia="宋体"/>
+          <w:b w:val="0"/>
+          <w:sz w:val="18"/>
+        </w:rPr>
+        <w:t xml:space="preserve">5. </w:t>
+      </w:r>
+      <w:r>
+        <w:rPr>
+          <w:rFonts w:ascii="Times New Roman" w:hAnsi="Times New Roman" w:eastAsia="宋体"/>
+          <w:b/>
+          <w:sz w:val="18"/>
+        </w:rPr>
+        <w:t>一条与负载无关的仪表规程（§5.6）</w:t>
+      </w:r>
+      <w:r>
+        <w:rPr>
+          <w:rFonts w:ascii="Times New Roman" w:hAnsi="Times New Roman" w:eastAsia="宋体"/>
+          <w:b w:val="0"/>
+          <w:sz w:val="18"/>
+        </w:rPr>
+        <w:t>：凡派生量必须与一个独立的量交叉校验，并在报告中同屏打印；本轮六个曾产生错误结论的计数器字段全部由此发现，成因均属"探针的失败方式与真实故障同长，而探针不自检"。</w:t>
+      </w:r>
+      <w:r>
+        <w:rPr>
+          <w:rFonts w:ascii="Times New Roman" w:hAnsi="Times New Roman" w:eastAsia="宋体"/>
+          <w:b/>
+          <w:sz w:val="18"/>
+        </w:rPr>
+        <w:t>该规程不依赖本文的模型、介质或判据</w:t>
+      </w:r>
+      <w:r>
+        <w:rPr>
+          <w:rFonts w:ascii="Times New Roman" w:hAnsi="Times New Roman" w:eastAsia="宋体"/>
+          <w:b w:val="0"/>
+          <w:sz w:val="18"/>
+        </w:rPr>
+        <w:t>，适用于任何以派生量验收的 I/O 路径，是上述判据得以成立的前提而非附属。</w:t>
       </w:r>
     </w:p>
     <w:p>
@@ -7674,6 +7735,256 @@
           <w:sz w:val="18"/>
         </w:rPr>
         <w:t>为说明该判据不依赖专家权重的访问模式，用回放器对本平台另一类负载做同样检查（数字与出处见随稿附件 A.1 的 KV 回放条目）。KV（Key-Value，键值）缓存键流逐词元新键单调衰减（token1≈1483 → token32≈24，32 词元累计恰为 11,697 个 distinct 键），被驻留容量 14,589 槽完整覆盖：全程无逐出，逐出重访为 0（100,096 请求 trace 回放亦为 0）。按 5.2 的验收判据，该负载各键从低速层至多被读一次、无超下界的再读，判定“已达/低于下界”；与之对照，专家权重判为“未回落”（4.2）。同一判据在两类负载上给出与观测一致的相反结论，说明其依据是 distinct 集与驻留容量的实际关系，而非针对专家权重的特设。</w:t>
+      </w:r>
+    </w:p>
+    <w:p>
+      <w:pPr>
+        <w:spacing w:after="40" w:before="80" w:line="240" w:lineRule="auto"/>
+      </w:pPr>
+      <w:r>
+        <w:rPr>
+          <w:rFonts w:ascii="Times New Roman" w:hAnsi="Times New Roman" w:eastAsia="黑体"/>
+          <w:b w:val="0"/>
+          <w:sz w:val="18"/>
+        </w:rPr>
+        <w:t>5.6  判据的前提：仪表本身须先被校验</w:t>
+      </w:r>
+    </w:p>
+    <w:p>
+      <w:pPr>
+        <w:spacing w:after="40" w:line="276" w:lineRule="auto"/>
+        <w:ind w:firstLine="360"/>
+      </w:pPr>
+      <w:r>
+        <w:rPr>
+          <w:rFonts w:ascii="Times New Roman" w:hAnsi="Times New Roman" w:eastAsia="宋体"/>
+          <w:b w:val="0"/>
+          <w:sz w:val="18"/>
+        </w:rPr>
+        <w:t>上述判据全部依赖字节计数器，而计数器会骗人。本轮实测中共发现六个曾产生错误结论的计数器字段，</w:t>
+      </w:r>
+      <w:r>
+        <w:rPr>
+          <w:rFonts w:ascii="Times New Roman" w:hAnsi="Times New Roman" w:eastAsia="宋体"/>
+          <w:b/>
+          <w:sz w:val="18"/>
+        </w:rPr>
+        <w:t>其成因全属"探针的失败方式与真实故障同长，而探针不自检"</w:t>
+      </w:r>
+      <w:r>
+        <w:rPr>
+          <w:rFonts w:ascii="Times New Roman" w:hAnsi="Times New Roman" w:eastAsia="宋体"/>
+          <w:b w:val="0"/>
+          <w:sz w:val="18"/>
+        </w:rPr>
+        <w:t>，例如把两个语义不同的量相减（快照差混入了窗口期内其他线程的读），使分子与分母不描述同一批读；以及把 600 MB 顺序请求与 17.5 MB 散乱请求取平均。</w:t>
+      </w:r>
+      <w:r>
+        <w:rPr>
+          <w:rFonts w:ascii="Times New Roman" w:hAnsi="Times New Roman" w:eastAsia="宋体"/>
+          <w:b/>
+          <w:sz w:val="18"/>
+        </w:rPr>
+        <w:t>六个当中没有一个是自己暴露的，全部是与另一个独立的量对账才显形的。</w:t>
+      </w:r>
+    </w:p>
+    <w:p>
+      <w:pPr>
+        <w:spacing w:after="40" w:line="276" w:lineRule="auto"/>
+        <w:ind w:firstLine="360"/>
+      </w:pPr>
+      <w:r>
+        <w:rPr>
+          <w:rFonts w:ascii="Times New Roman" w:hAnsi="Times New Roman" w:eastAsia="宋体"/>
+          <w:b w:val="0"/>
+          <w:sz w:val="18"/>
+        </w:rPr>
+        <w:t>故本文将一条与负载无关的规程作为判据成立的前提：</w:t>
+      </w:r>
+    </w:p>
+    <w:p>
+      <w:pPr>
+        <w:spacing w:after="40" w:line="276" w:lineRule="auto"/>
+        <w:ind w:firstLine="360"/>
+      </w:pPr>
+      <w:r>
+        <w:rPr>
+          <w:rFonts w:ascii="Times New Roman" w:hAnsi="Times New Roman" w:eastAsia="宋体"/>
+          <w:b w:val="0"/>
+          <w:sz w:val="18"/>
+        </w:rPr>
+        <w:t xml:space="preserve">&gt; </w:t>
+      </w:r>
+      <w:r>
+        <w:rPr>
+          <w:rFonts w:ascii="Times New Roman" w:hAnsi="Times New Roman" w:eastAsia="宋体"/>
+          <w:b/>
+          <w:sz w:val="18"/>
+        </w:rPr>
+        <w:t>凡派生量，必须指定一个与之独立的量做交叉校验，并在报告中同屏打印。</w:t>
+      </w:r>
+    </w:p>
+    <w:p>
+      <w:pPr>
+        <w:spacing w:after="40" w:line="276" w:lineRule="auto"/>
+        <w:ind w:firstLine="360"/>
+      </w:pPr>
+      <w:r>
+        <w:rPr>
+          <w:rFonts w:ascii="Times New Roman" w:hAnsi="Times New Roman" w:eastAsia="宋体"/>
+          <w:b w:val="0"/>
+          <w:sz w:val="18"/>
+        </w:rPr>
+        <w:t>本轮实际使用的校验对：</w:t>
+      </w:r>
+    </w:p>
+    <w:p>
+      <w:pPr>
+        <w:spacing w:after="0"/>
+        <w:ind w:left="170"/>
+      </w:pPr>
+      <w:r>
+        <w:rPr>
+          <w:rFonts w:ascii="Consolas" w:hAnsi="Consolas"/>
+          <w:sz w:val="14"/>
+        </w:rPr>
+        <w:t>字节计数   ↔ 理论载入量（层数 × 激活专家数 × 单专家字节）</w:t>
+      </w:r>
+    </w:p>
+    <w:p>
+      <w:pPr>
+        <w:spacing w:after="0"/>
+        <w:ind w:left="170"/>
+      </w:pPr>
+      <w:r>
+        <w:rPr>
+          <w:rFonts w:ascii="Consolas" w:hAnsi="Consolas"/>
+          <w:sz w:val="14"/>
+        </w:rPr>
+        <w:t>sleep 占比 ↔ 16 ×（1 − sleep） 是否等于实测并发倍数</w:t>
+      </w:r>
+    </w:p>
+    <w:p>
+      <w:pPr>
+        <w:spacing w:after="0"/>
+        <w:ind w:left="170"/>
+      </w:pPr>
+      <w:r>
+        <w:rPr>
+          <w:rFonts w:ascii="Consolas" w:hAnsi="Consolas"/>
+          <w:sz w:val="14"/>
+        </w:rPr>
+        <w:t>hit_wall   ↔ pread_seconds</w:t>
+      </w:r>
+    </w:p>
+    <w:p>
+      <w:pPr>
+        <w:spacing w:after="0"/>
+        <w:ind w:left="170"/>
+      </w:pPr>
+      <w:r>
+        <w:rPr>
+          <w:rFonts w:ascii="Consolas" w:hAnsi="Consolas"/>
+          <w:sz w:val="14"/>
+        </w:rPr>
+        <w:t>已交付字节 ↔ 请求数 × 单请求大小</w:t>
+      </w:r>
+    </w:p>
+    <w:p>
+      <w:pPr>
+        <w:spacing w:after="0"/>
+        <w:ind w:left="170"/>
+      </w:pPr>
+      <w:r>
+        <w:rPr>
+          <w:rFonts w:ascii="Consolas" w:hAnsi="Consolas"/>
+          <w:sz w:val="14"/>
+        </w:rPr>
+        <w:t>每流速率   ↔ 聚合吞吐 ÷ 并发倍数</w:t>
+      </w:r>
+    </w:p>
+    <w:p>
+      <w:pPr>
+        <w:spacing w:after="40" w:line="276" w:lineRule="auto"/>
+        <w:ind w:firstLine="360"/>
+      </w:pPr>
+      <w:r>
+        <w:rPr>
+          <w:rFonts w:ascii="Times New Roman" w:hAnsi="Times New Roman" w:eastAsia="宋体"/>
+          <w:b/>
+          <w:sz w:val="18"/>
+        </w:rPr>
+        <w:t>「同屏打印」不是排版偏好，而是发现机制</w:t>
+      </w:r>
+      <w:r>
+        <w:rPr>
+          <w:rFonts w:ascii="Times New Roman" w:hAnsi="Times New Roman" w:eastAsia="宋体"/>
+          <w:b w:val="0"/>
+          <w:sz w:val="18"/>
+        </w:rPr>
+        <w:t xml:space="preserve">：一次运行中 </w:t>
+      </w:r>
+      <w:r>
+        <w:rPr>
+          <w:rFonts w:ascii="Consolas" w:hAnsi="Consolas"/>
+          <w:color w:val="000080"/>
+          <w:sz w:val="18"/>
+        </w:rPr>
+        <w:t>hit_wall</w:t>
+      </w:r>
+      <w:r>
+        <w:rPr>
+          <w:rFonts w:ascii="Times New Roman" w:hAnsi="Times New Roman" w:eastAsia="宋体"/>
+          <w:b w:val="0"/>
+          <w:sz w:val="18"/>
+        </w:rPr>
+        <w:t xml:space="preserve"> 报 0.00 s，而同一份日志内紧邻的 </w:t>
+      </w:r>
+      <w:r>
+        <w:rPr>
+          <w:rFonts w:ascii="Consolas" w:hAnsi="Consolas"/>
+          <w:color w:val="000080"/>
+          <w:sz w:val="18"/>
+        </w:rPr>
+        <w:t>pread_seconds</w:t>
+      </w:r>
+      <w:r>
+        <w:rPr>
+          <w:rFonts w:ascii="Times New Roman" w:hAnsi="Times New Roman" w:eastAsia="宋体"/>
+          <w:b w:val="0"/>
+          <w:sz w:val="18"/>
+        </w:rPr>
+        <w:t xml:space="preserve"> 为 1742.60 s，两数一望即知有误。</w:t>
+      </w:r>
+      <w:r>
+        <w:rPr>
+          <w:rFonts w:ascii="Times New Roman" w:hAnsi="Times New Roman" w:eastAsia="宋体"/>
+          <w:b/>
+          <w:sz w:val="18"/>
+        </w:rPr>
+        <w:t>分散在不同章节或不同输出中的量不会被对照，因而不会被发现</w:t>
+      </w:r>
+      <w:r>
+        <w:rPr>
+          <w:rFonts w:ascii="Times New Roman" w:hAnsi="Times New Roman" w:eastAsia="宋体"/>
+          <w:b w:val="0"/>
+          <w:sz w:val="18"/>
+        </w:rPr>
+        <w:t>——本轮的字段若有若干未与邻居同屏，很可能至今仍在使用。</w:t>
+      </w:r>
+    </w:p>
+    <w:p>
+      <w:pPr>
+        <w:spacing w:after="40" w:line="276" w:lineRule="auto"/>
+        <w:ind w:firstLine="360"/>
+      </w:pPr>
+      <w:r>
+        <w:rPr>
+          <w:rFonts w:ascii="Times New Roman" w:hAnsi="Times New Roman" w:eastAsia="宋体"/>
+          <w:b w:val="0"/>
+          <w:sz w:val="18"/>
+        </w:rPr>
+        <w:t>该规程不依赖本文的模型、介质或判据，适用于任何以派生量验收的 I/O 路径；其成本仅是报告中多打印几个已有变量。</w:t>
       </w:r>
     </w:p>
     <w:p>

--- a/papers/提交稿-缓存高命中与词元低输出.docx
+++ b/papers/提交稿-缓存高命中与词元低输出.docx
@@ -82,7 +82,7 @@
           <w:b w:val="0"/>
           <w:sz w:val="18"/>
         </w:rPr>
-        <w:t>在受内存约束的主机上，对 2.8T 参数 Kimi K3 混合专家（MoE）模型做冷启动推理，逐词元从字节层面跟踪数据搬运。现象是缓存命中率满格（CACHE HIT 100%），吞吐却上不去：每词元仍从低速盘全量重读专家权重 25.83 GB，占端到端耗时 94%；把专家迁至高速盘后命中率照样满格，字节台账显示每词元搬运量仍是 25.83 GB，一个字节未省——命中只换了介质。根因在于命中率统计的是"介质"、字节台账统计的是"字节"，两者是两本账。由此凝成一条经验规律"慢速层只读一次"：复用落在数据能到达的最快层时，更慢层的最小读取次数为 1 次且可达；迁移后专家段耗时 −37%，方向一致。据此给出以 distinct 集核算的字节下界作为验收判据，取代命中率白板；并指出字节达标并非终点，尚须核对该访问形态下的可达聚合带宽，因为算术与读取交替会使部分设备时间空转。另以 KV 缓存回放作对照，同一判据对两类负载给出相反结论，说明其依据是 distinct 集与驻留容量的实际关系，而非针对专家权重的特设。</w:t>
+        <w:t>一个诊断问题：某系统的缓存命中率已满格（CACHE HIT 100%），吞吐却上不去。此处以逐词元字节台账回答它。现象是每词元仍从低速盘全量重读专家权重 25.83 GB，占端到端耗时 94%；把专家迁至高速盘后命中率照样满格，而字节台账显示搬运量仍是 25.83 GB，一个字节未省——</w:t>
       </w:r>
       <w:r>
         <w:rPr>
@@ -90,7 +90,23 @@
           <w:b/>
           <w:sz w:val="18"/>
         </w:rPr>
-        <w:t>判据以计数器为输入，而计数器会骗人：此处另给出六个曾产生错误结论的计数器字段及其发现方式——全部是与另一个独立的量对账才显形的，故提出一条与负载无关的规程：凡派生量必须与独立量交叉校验并同屏打印；该规程是判据成立的前提，且不依赖所用的模型与介质。各项数字只对该实验成立。</w:t>
+        <w:t>命中只换了介质</w:t>
+      </w:r>
+      <w:r>
+        <w:rPr>
+          <w:rFonts w:ascii="Times New Roman" w:hAnsi="Times New Roman" w:eastAsia="宋体"/>
+          <w:b w:val="0"/>
+          <w:sz w:val="18"/>
+        </w:rPr>
+        <w:t>。根因是命中率统计的是"介质"、字节台账统计的是"字节"，两者是两本账。由此凝成一条经验规律"慢速层只读一次"：复用落在数据能到达的最快层时，更慢层的最小读取次数为 1 次且可达。以此给出以 distinct 集核算的字节下界作为验收判据，取代命中率白板，并给出按"算法免读→缓存复用→落层位置→落层前压缩"排列的四条排查次序，每条标明读哪个计数器、什么算通过。四条全过仍有差距，则差距不在复用层，须转向可达聚合带宽——因为算术与读取交替会使部分设备时间空转。另以 KV 缓存回放作对照，同一判据对两类负载给出相反结论，说明其依据是 distinct 集与驻留容量的实际关系，而非针对某一类权重的特设。</w:t>
+      </w:r>
+      <w:r>
+        <w:rPr>
+          <w:rFonts w:ascii="Times New Roman" w:hAnsi="Times New Roman" w:eastAsia="宋体"/>
+          <w:b/>
+          <w:sz w:val="18"/>
+        </w:rPr>
+        <w:t>判据以计数器为输入，而计数器会骗人：此处另给出六个曾产生错误结论的计数器字段及其发现方式——全部是与另一个独立的量对账才显形的，故提出一条与负载无关的规程：凡派生量必须与独立量交叉校验并同屏打印。该规程是判据成立的前提，不依赖所用的模型与介质。全部数字只对所测实验成立。</w:t>
       </w:r>
       <w:r>
         <w:rPr>
@@ -191,7 +207,7 @@
           <w:b w:val="0"/>
           <w:sz w:val="18"/>
         </w:rPr>
-        <w:t>**Abstract:** Storage reuse—a data item being read in and used more than once—is the only performance lever left in bandwidth-bound computing. The Principle of Locality tells us which data is worth reusing, but it leaves unanswered where the reuse should take place. This paper adds the conservation side of that principle: if a data item d is actually reused at the fastest tier M_k it can reach, then d must be read at least once (R_i ≥ 1) from every slower tier M_i (i &lt; k); the bound is simultaneously reachable, and any schedule attaining it is also the schedule with the smallest slow-tier access cost. The principle rests on only two assumptions—data moves up the hierarchy one tier at a time, and tiers are ordered by monotonically increasing access cost—and is independent of any specific workload. We demonstrate a violation on a 2.8T-parameter Mixture-of-Experts model running on a memory-constrained host: at cold start the engine re-read 25.83 GB of expert weights from a slow disk per token, 94% of that stage's end-to-end time; after a fast cache tier was added, the engine reported 100% cache hits while the byte-level ledger showed the per-token 25.83 GB of movement unchanged—hits only switched the source tier, they did not remove the byte transfer. The principle supplies a quantifiable yardstick ("healthy slow tiers are read once") that exposes how whiteboard hit-rate metrics can mask byte-movement facts. Moving the experts to a faster tier cut expert-stage time by about 37%, consistent with the principle. A per-phase timeline measurement (2026-09-28) refines the budget line with a second factor: once the byte count has reached the bound, cost also depends on the aggregate bandwidth actually attainable. Of 66.1 GB/token, the larger stream (trunk, 43.6 GB) cost 2.4 s while the smaller (experts, 22.5 GB) cost 49.2 s. The investigation in §5.2.1 rules out two explanations -- the spread of the 16 experts within a layer (measured at 228 MB / 1.5 GB / 7.5 GB spacing: 1007 / 1058 / 1358 MB/s, no trend) and the kio queue hop (routing L2 reads around it via K3_L2_NATIVE=1 changed the rate from 418 to 408 MB/s, i.e. not at all) -- and places the remaining gap on the device side rather than in access order, but does not quantify it: the direct measurement's own repeatability is only 2x (1007 vs 2139 MB/s for one identical command). If the gap is as large as first indications suggest, 22.5 GB/token of expert reads could fall from 49.2 s to about the 16.8 s of pure compute and the end-to-end figure would reach the 30 s range without new hardware; until the measurement method is tightened, this paper states no magnitude. A naive bytes/bandwidth bound is exact for a single sequential stream (measured/predicted = 1.00) but understates by 1.39-3.11x when parallel or random reads are present. We also give a byte-level audit method (treating hit rate and byte counts as two independent observation surfaces) and a four-step triage order, usable as a general inspection procedure for hierarchical storage systems. The principle itself is system-agnostic; the reported figures hold only for this experiment.</w:t>
+        <w:t>**Abstract:** Storage reuse—a data item being read in and used more than once—is the only performance lever left in bandwidth-bound computing. The Principle of Locality tells us which data is worth reusing, but it leaves unanswered where the reuse should take place. This paper adds the conservation side of that principle: if a data item d is actually reused at the fastest tier M_k it can reach, then d must be read at least once (R_i ≥ 1) from every slower tier M_i (i &lt; k); the bound is simultaneously reachable, and any schedule attaining it is also the schedule with the smallest slow-tier access cost. The principle rests on only two assumptions—data moves up the hierarchy one tier at a time, and tiers are ordered by monotonically increasing access cost—and is independent of any specific workload. We demonstrate a violation on a 2.8T-parameter Mixture-of-Experts model running on a memory-constrained host: at cold start the engine re-read 25.83 GB of expert weights from a slow disk per token, 94% of that stage's end-to-end time; after a fast cache tier was added, the engine reported 100% cache hits while the byte-level ledger showed the per-token 25.83 GB of movement unchanged—hits only switched the source tier, they did not remove the byte transfer. The principle supplies a quantifiable yardstick ("healthy slow tiers are read once") that exposes how whiteboard hit-rate metrics can mask byte-movement facts, and yields a four-step triage order in which each step names the counter to read and what counts as passing; when all four pass and a gap remains, the gap lies outside the reuse layer. Moving the experts to a faster tier did cut expert-stage time by about 37% on one comparison, but the byte counts are invariant across repetitions while the wall-clock is not, so the byte account is the reproducible observation and the timing is not. A per-phase timeline measurement (2026-10-07) refines the budget line with a second factor: once the byte count has reached the bound, cost also depends on the aggregate bandwidth actually attainable. Of 66.1 GB/token, the larger stream (trunk, 43.6 GB) cost 2.4 s while the smaller (experts, 22.5 GB) cost 49.2 s. The investigation in §5.2.1 rules out two explanations -- the spread of the 16 experts within a layer (measured at 228 MB / 1.5 GB / 7.5 GB spacing: 1007 / 1058 / 1358 MB/s, no trend) and the kio queue hop (routing L2 reads around it via K3_L2_NATIVE=1 changed the rate from 418 to 408 MB/s, i.e. not at all) -- and places the remaining gap on the device side rather than in access order, but does not quantify it: the direct measurement's own repeatability is only 2x (1007 vs 2139 MB/s for one identical command). If the gap is as large as first indications suggest, 22.5 GB/token of expert reads could fall from 49.2 s to about the 16.8 s of pure compute and the end-to-end figure would reach the 30 s range without new hardware; until the measurement method is tightened, this paper states no magnitude. A naive bytes/bandwidth bound is exact for a single sequential stream (measured/predicted = 1.00) but understates by 1.39-3.11x when parallel or random reads are present. We also give a byte-level audit method (treating hit rate and byte counts as two independent observation surfaces) and a four-step triage order, usable as a general inspection procedure for hierarchical storage systems. The principle itself is system-agnostic; the reported figures hold only for this experiment.</w:t>
       </w:r>
     </w:p>
     <w:p>
@@ -7456,7 +7472,7 @@
           <w:b w:val="0"/>
           <w:sz w:val="18"/>
         </w:rPr>
-        <w:t xml:space="preserve">1. </w:t>
+        <w:t>四条次序按"字节还能不能再少"排列，每条给出</w:t>
       </w:r>
       <w:r>
         <w:rPr>
@@ -7464,15 +7480,15 @@
           <w:b/>
           <w:sz w:val="18"/>
         </w:rPr>
-        <w:t>算法能否免读</w:t>
-      </w:r>
-      <w:r>
-        <w:rPr>
-          <w:rFonts w:ascii="Times New Roman" w:hAnsi="Times New Roman" w:eastAsia="宋体"/>
-          <w:b w:val="0"/>
-          <w:sz w:val="18"/>
-        </w:rPr>
-        <w:t>：该数据项是否必须被读取；</w:t>
+        <w:t>问什么、读哪个计数器、什么算通过</w:t>
+      </w:r>
+      <w:r>
+        <w:rPr>
+          <w:rFonts w:ascii="Times New Roman" w:hAnsi="Times New Roman" w:eastAsia="宋体"/>
+          <w:b w:val="0"/>
+          <w:sz w:val="18"/>
+        </w:rPr>
+        <w:t>。</w:t>
       </w:r>
     </w:p>
     <w:p>
@@ -7486,23 +7502,7 @@
           <w:b w:val="0"/>
           <w:sz w:val="18"/>
         </w:rPr>
-        <w:t xml:space="preserve">2. </w:t>
-      </w:r>
-      <w:r>
-        <w:rPr>
-          <w:rFonts w:ascii="Times New Roman" w:hAnsi="Times New Roman" w:eastAsia="宋体"/>
-          <w:b/>
-          <w:sz w:val="18"/>
-        </w:rPr>
-        <w:t>能否缓存复用</w:t>
-      </w:r>
-      <w:r>
-        <w:rPr>
-          <w:rFonts w:ascii="Times New Roman" w:hAnsi="Times New Roman" w:eastAsia="宋体"/>
-          <w:b w:val="0"/>
-          <w:sz w:val="18"/>
-        </w:rPr>
-        <w:t>：读取结果能否在最快层 M_k 驻留并被复用（即原则的在场条件）；</w:t>
+        <w:t>次序不可跳：第 2 条不成立时第 3 条无意义，因为数据根本不在需要它的那一层。</w:t>
       </w:r>
     </w:p>
     <w:p>
@@ -7513,127 +7513,288 @@
       <w:r>
         <w:rPr>
           <w:rFonts w:ascii="Times New Roman" w:hAnsi="Times New Roman" w:eastAsia="宋体"/>
-          <w:b w:val="0"/>
-          <w:sz w:val="18"/>
-        </w:rPr>
-        <w:t xml:space="preserve">3. </w:t>
-      </w:r>
-      <w:r>
-        <w:rPr>
-          <w:rFonts w:ascii="Times New Roman" w:hAnsi="Times New Roman" w:eastAsia="宋体"/>
           <w:b/>
           <w:sz w:val="18"/>
         </w:rPr>
-        <w:t>落层位置</w:t>
-      </w:r>
-      <w:r>
-        <w:rPr>
-          <w:rFonts w:ascii="Times New Roman" w:hAnsi="Times New Roman" w:eastAsia="宋体"/>
-          <w:b w:val="0"/>
-          <w:sz w:val="18"/>
-        </w:rPr>
-        <w:t>：若必须从低速层读取，权重是否至少置于参与路径中更快的层；</w:t>
+        <w:t>① 算法能否免读</w:t>
+      </w:r>
+      <w:r>
+        <w:rPr>
+          <w:rFonts w:ascii="Times New Roman" w:hAnsi="Times New Roman" w:eastAsia="宋体"/>
+          <w:b w:val="0"/>
+          <w:sz w:val="18"/>
+        </w:rPr>
+        <w:t xml:space="preserve"> —— 该数据项是否必须被读。</w:t>
       </w:r>
     </w:p>
     <w:p>
       <w:pPr>
+        <w:spacing w:after="0"/>
+        <w:ind w:left="170"/>
+      </w:pPr>
+      <w:r>
+        <w:rPr>
+          <w:rFonts w:ascii="Consolas" w:hAnsi="Consolas"/>
+          <w:sz w:val="14"/>
+        </w:rPr>
+        <w:t>读：每词元该层的 READ 字节数</w:t>
+      </w:r>
+    </w:p>
+    <w:p>
+      <w:pPr>
+        <w:spacing w:after="0"/>
+        <w:ind w:left="170"/>
+      </w:pPr>
+      <w:r>
+        <w:rPr>
+          <w:rFonts w:ascii="Consolas" w:hAnsi="Consolas"/>
+          <w:sz w:val="14"/>
+        </w:rPr>
+        <w:t>通过：该字节数与 distinct 集核算的预算线同量级，不存在可省的整层读取</w:t>
+      </w:r>
+    </w:p>
+    <w:p>
+      <w:pPr>
+        <w:spacing w:after="0"/>
+        <w:ind w:left="170"/>
+      </w:pPr>
+      <w:r>
+        <w:rPr>
+          <w:rFonts w:ascii="Consolas" w:hAnsi="Consolas"/>
+          <w:sz w:val="14"/>
+        </w:rPr>
+        <w:t>本案例：通过 —— 专家权重每次都要读，无算法级免读空间</w:t>
+      </w:r>
+    </w:p>
+    <w:p>
+      <w:pPr>
         <w:spacing w:after="40" w:line="276" w:lineRule="auto"/>
         <w:ind w:firstLine="360"/>
       </w:pPr>
       <w:r>
         <w:rPr>
           <w:rFonts w:ascii="Times New Roman" w:hAnsi="Times New Roman" w:eastAsia="宋体"/>
-          <w:b w:val="0"/>
-          <w:sz w:val="18"/>
-        </w:rPr>
-        <w:t xml:space="preserve">4. </w:t>
-      </w:r>
-      <w:r>
-        <w:rPr>
-          <w:rFonts w:ascii="Times New Roman" w:hAnsi="Times New Roman" w:eastAsia="宋体"/>
           <w:b/>
           <w:sz w:val="18"/>
         </w:rPr>
-        <w:t>落层前压缩</w:t>
-      </w:r>
-      <w:r>
-        <w:rPr>
-          <w:rFonts w:ascii="Times New Roman" w:hAnsi="Times New Roman" w:eastAsia="宋体"/>
-          <w:b w:val="0"/>
-          <w:sz w:val="18"/>
-        </w:rPr>
-        <w:t>：能否先压缩再落层，减少届时必须搬动的字节。</w:t>
+        <w:t>② 能否缓存复用</w:t>
+      </w:r>
+      <w:r>
+        <w:rPr>
+          <w:rFonts w:ascii="Times New Roman" w:hAnsi="Times New Roman" w:eastAsia="宋体"/>
+          <w:b w:val="0"/>
+          <w:sz w:val="18"/>
+        </w:rPr>
+        <w:t xml:space="preserve"> —— 读取结果能否在最快层 M_k 驻留并被复用（原则的在场条件）。</w:t>
       </w:r>
     </w:p>
     <w:p>
       <w:pPr>
+        <w:spacing w:after="0"/>
+        <w:ind w:left="170"/>
+      </w:pPr>
+      <w:r>
+        <w:rPr>
+          <w:rFonts w:ascii="Consolas" w:hAnsi="Consolas"/>
+          <w:sz w:val="14"/>
+        </w:rPr>
+        <w:t>读：驻留量 ÷ distinct 集大小；命中满格时的 READ 字节数是否 &lt; 预算线</w:t>
+      </w:r>
+    </w:p>
+    <w:p>
+      <w:pPr>
+        <w:spacing w:after="0"/>
+        <w:ind w:left="170"/>
+      </w:pPr>
+      <w:r>
+        <w:rPr>
+          <w:rFonts w:ascii="Consolas" w:hAnsi="Consolas"/>
+          <w:sz w:val="14"/>
+        </w:rPr>
+        <w:t>通过：命中率满格**且** READ 字节回落至下界</w:t>
+      </w:r>
+    </w:p>
+    <w:p>
+      <w:pPr>
+        <w:spacing w:after="0"/>
+        <w:ind w:left="170"/>
+      </w:pPr>
+      <w:r>
+        <w:rPr>
+          <w:rFonts w:ascii="Consolas" w:hAnsi="Consolas"/>
+          <w:sz w:val="14"/>
+        </w:rPr>
+        <w:t>失败特征：命中率满格而字节不降 —— 命中只换了介质</w:t>
+      </w:r>
+    </w:p>
+    <w:p>
+      <w:pPr>
+        <w:spacing w:after="0"/>
+        <w:ind w:left="170"/>
+      </w:pPr>
+      <w:r>
+        <w:rPr>
+          <w:rFonts w:ascii="Consolas" w:hAnsi="Consolas"/>
+          <w:sz w:val="14"/>
+        </w:rPr>
+        <w:t>本案例：失守。阶段 B 命中率 100% 而字节仍 25.83 GB/词元，一字未省</w:t>
+      </w:r>
+    </w:p>
+    <w:p>
+      <w:pPr>
         <w:spacing w:after="40" w:line="276" w:lineRule="auto"/>
         <w:ind w:firstLine="360"/>
       </w:pPr>
       <w:r>
         <w:rPr>
           <w:rFonts w:ascii="Times New Roman" w:hAnsi="Times New Roman" w:eastAsia="宋体"/>
-          <w:b w:val="0"/>
-          <w:sz w:val="18"/>
-        </w:rPr>
-        <w:t>本案例引擎在第 2 条失守（命中不落内存、每次仍重新搬迁字节），第 1、4 条成立：阶段 A 低速盘全量重读占该阶段端到端 94%，阶段 B 命中满格后字节仍照搬 25.83 GB/词元（瓶颈转移到缓存介质带宽）。</w:t>
+          <w:b/>
+          <w:sz w:val="18"/>
+        </w:rPr>
+        <w:t>③ 落层位置</w:t>
+      </w:r>
+      <w:r>
+        <w:rPr>
+          <w:rFonts w:ascii="Times New Roman" w:hAnsi="Times New Roman" w:eastAsia="宋体"/>
+          <w:b w:val="0"/>
+          <w:sz w:val="18"/>
+        </w:rPr>
+        <w:t xml:space="preserve"> —— 若必须从低速层读取，权重是否至少置于参与路径中更快的层。</w:t>
       </w:r>
     </w:p>
     <w:p>
       <w:pPr>
-        <w:spacing w:after="40" w:before="80" w:line="240" w:lineRule="auto"/>
-      </w:pPr>
-      <w:r>
-        <w:rPr>
-          <w:rFonts w:ascii="Times New Roman" w:hAnsi="Times New Roman" w:eastAsia="黑体"/>
-          <w:b w:val="0"/>
-          <w:sz w:val="18"/>
-        </w:rPr>
-        <w:t>5.4  应用示例：让权重驻留近存设备的装载路径</w:t>
+        <w:spacing w:after="0"/>
+        <w:ind w:left="170"/>
+      </w:pPr>
+      <w:r>
+        <w:rPr>
+          <w:rFonts w:ascii="Consolas" w:hAnsi="Consolas"/>
+          <w:sz w:val="14"/>
+        </w:rPr>
+        <w:t>读：分层字节读数。某层读数是否已达其 distinct 下界</w:t>
       </w:r>
     </w:p>
     <w:p>
       <w:pPr>
+        <w:spacing w:after="0"/>
+        <w:ind w:left="170"/>
+      </w:pPr>
+      <w:r>
+        <w:rPr>
+          <w:rFonts w:ascii="Consolas" w:hAnsi="Consolas"/>
+          <w:sz w:val="14"/>
+        </w:rPr>
+        <w:t>通过：低速层读数 ≤ 下界（本案例为 1 次 distinct）</w:t>
+      </w:r>
+    </w:p>
+    <w:p>
+      <w:pPr>
+        <w:spacing w:after="0"/>
+        <w:ind w:left="170"/>
+      </w:pPr>
+      <w:r>
+        <w:rPr>
+          <w:rFonts w:ascii="Consolas" w:hAnsi="Consolas"/>
+          <w:sz w:val="14"/>
+        </w:rPr>
+        <w:t>失败特征：低速层每词元全量重读。修复手段是迁层而非调参</w:t>
+      </w:r>
+    </w:p>
+    <w:p>
+      <w:pPr>
+        <w:spacing w:after="0"/>
+        <w:ind w:left="170"/>
+      </w:pPr>
+      <w:r>
+        <w:rPr>
+          <w:rFonts w:ascii="Consolas" w:hAnsi="Consolas"/>
+          <w:sz w:val="14"/>
+        </w:rPr>
+        <w:t>本案例：部分失守。低速盘全量重读占该阶段端到端 94%</w:t>
+      </w:r>
+    </w:p>
+    <w:p>
+      <w:pPr>
         <w:spacing w:after="40" w:line="276" w:lineRule="auto"/>
         <w:ind w:firstLine="360"/>
       </w:pPr>
       <w:r>
         <w:rPr>
           <w:rFonts w:ascii="Times New Roman" w:hAnsi="Times New Roman" w:eastAsia="宋体"/>
-          <w:b w:val="0"/>
-          <w:sz w:val="18"/>
-        </w:rPr>
-        <w:t>以“把 LLM 权重驻留进更靠近计算的介质（如设备内存/近存），由 SSD 装载权重流”的开发路径为例，下界直接给出设计目标与验收方式：</w:t>
+          <w:b/>
+          <w:sz w:val="18"/>
+        </w:rPr>
+        <w:t>④ 落层前压缩</w:t>
+      </w:r>
+      <w:r>
+        <w:rPr>
+          <w:rFonts w:ascii="Times New Roman" w:hAnsi="Times New Roman" w:eastAsia="宋体"/>
+          <w:b w:val="0"/>
+          <w:sz w:val="18"/>
+        </w:rPr>
+        <w:t xml:space="preserve"> —— 能否先压缩再落层，减少届时必须搬动的字节。</w:t>
       </w:r>
     </w:p>
     <w:p>
       <w:pPr>
+        <w:spacing w:after="0"/>
+        <w:ind w:left="170"/>
+      </w:pPr>
+      <w:r>
+        <w:rPr>
+          <w:rFonts w:ascii="Consolas" w:hAnsi="Consolas"/>
+          <w:sz w:val="14"/>
+        </w:rPr>
+        <w:t>读：单专家字节 × 激活专家数 × 层数，与预算线比较</w:t>
+      </w:r>
+    </w:p>
+    <w:p>
+      <w:pPr>
+        <w:spacing w:after="0"/>
+        <w:ind w:left="170"/>
+      </w:pPr>
+      <w:r>
+        <w:rPr>
+          <w:rFonts w:ascii="Consolas" w:hAnsi="Consolas"/>
+          <w:sz w:val="14"/>
+        </w:rPr>
+        <w:t>通过：压缩后字节 ≤ 预算线</w:t>
+      </w:r>
+    </w:p>
+    <w:p>
+      <w:pPr>
+        <w:spacing w:after="0"/>
+        <w:ind w:left="170"/>
+      </w:pPr>
+      <w:r>
+        <w:rPr>
+          <w:rFonts w:ascii="Consolas" w:hAnsi="Consolas"/>
+          <w:sz w:val="14"/>
+        </w:rPr>
+        <w:t>本案例：可用而未用（BF8 可压至约 1/4），故本案例的前三条才是主要矛盾</w:t>
+      </w:r>
+    </w:p>
+    <w:p>
+      <w:pPr>
         <w:spacing w:after="40" w:line="276" w:lineRule="auto"/>
         <w:ind w:firstLine="360"/>
       </w:pPr>
       <w:r>
         <w:rPr>
           <w:rFonts w:ascii="Times New Roman" w:hAnsi="Times New Roman" w:eastAsia="宋体"/>
-          <w:b w:val="0"/>
-          <w:sz w:val="18"/>
-        </w:rPr>
-        <w:t xml:space="preserve">1. </w:t>
-      </w:r>
-      <w:r>
-        <w:rPr>
-          <w:rFonts w:ascii="Times New Roman" w:hAnsi="Times New Roman" w:eastAsia="宋体"/>
           <w:b/>
           <w:sz w:val="18"/>
         </w:rPr>
-        <w:t>定预算</w:t>
-      </w:r>
-      <w:r>
-        <w:rPr>
-          <w:rFonts w:ascii="Times New Roman" w:hAnsi="Times New Roman" w:eastAsia="宋体"/>
-          <w:b w:val="0"/>
-          <w:sz w:val="18"/>
-        </w:rPr>
-        <w:t>：以各参与层的 distinct 集为驻留预算（本例约 176 GB/会话），将其整体放进最快的参与层；</w:t>
+        <w:t>四条全部通过后仍有差距，差距就不在复用层。</w:t>
+      </w:r>
+      <w:r>
+        <w:rPr>
+          <w:rFonts w:ascii="Times New Roman" w:hAnsi="Times New Roman" w:eastAsia="宋体"/>
+          <w:b w:val="0"/>
+          <w:sz w:val="18"/>
+        </w:rPr>
+        <w:t xml:space="preserve"> 此时按 5.2.1 转向可达聚合带宽，</w:t>
       </w:r>
     </w:p>
     <w:p>
@@ -7647,7 +7808,7 @@
           <w:b w:val="0"/>
           <w:sz w:val="18"/>
         </w:rPr>
-        <w:t xml:space="preserve">2. </w:t>
+        <w:t xml:space="preserve">并按 5.6 先确认计数器本身可信 —— </w:t>
       </w:r>
       <w:r>
         <w:rPr>
@@ -7655,15 +7816,7 @@
           <w:b/>
           <w:sz w:val="18"/>
         </w:rPr>
-        <w:t>定 KPI</w:t>
-      </w:r>
-      <w:r>
-        <w:rPr>
-          <w:rFonts w:ascii="Times New Roman" w:hAnsi="Times New Roman" w:eastAsia="宋体"/>
-          <w:b w:val="0"/>
-          <w:sz w:val="18"/>
-        </w:rPr>
-        <w:t>：每条权重路径“该低速层只读一次/会话”——即以 4.3 表 2 的“目标档”为验收线；</w:t>
+        <w:t>次序反过来会一直查错地方。</w:t>
       </w:r>
     </w:p>
     <w:p>
@@ -7677,27 +7830,24 @@
           <w:b w:val="0"/>
           <w:sz w:val="18"/>
         </w:rPr>
-        <w:t xml:space="preserve">3. </w:t>
-      </w:r>
-      <w:r>
-        <w:rPr>
-          <w:rFonts w:ascii="Times New Roman" w:hAnsi="Times New Roman" w:eastAsia="宋体"/>
-          <w:b/>
-          <w:sz w:val="18"/>
-        </w:rPr>
-        <w:t>字节验收</w:t>
-      </w:r>
-      <w:r>
-        <w:rPr>
-          <w:rFonts w:ascii="Times New Roman" w:hAnsi="Times New Roman" w:eastAsia="宋体"/>
-          <w:b w:val="0"/>
-          <w:sz w:val="18"/>
-        </w:rPr>
-        <w:t>：每次调整后跑双口径审计，确认命中满格之外低速层读数确实回落至下界，而非只换了介质（4.2 阶段 B 的反例即此）。</w:t>
+        <w:t>本案例引擎在第 2 条失守（命中不落内存、每次仍重新搬迁字节），第 1、4 条成立：阶段 A 低速盘全量重读占该阶段端到端 94%，阶段 B 命中满格后字节仍照搬 25.83 GB/词元（瓶颈转移到缓存介质带宽）。</w:t>
       </w:r>
     </w:p>
     <w:p>
       <w:pPr>
+        <w:spacing w:after="40" w:before="80" w:line="240" w:lineRule="auto"/>
+      </w:pPr>
+      <w:r>
+        <w:rPr>
+          <w:rFonts w:ascii="Times New Roman" w:hAnsi="Times New Roman" w:eastAsia="黑体"/>
+          <w:b w:val="0"/>
+          <w:sz w:val="18"/>
+        </w:rPr>
+        <w:t>5.4  应用示例：让权重驻留近存设备的装载路径</w:t>
+      </w:r>
+    </w:p>
+    <w:p>
+      <w:pPr>
         <w:spacing w:after="40" w:line="276" w:lineRule="auto"/>
         <w:ind w:firstLine="360"/>
       </w:pPr>
@@ -7707,20 +7857,37 @@
           <w:b w:val="0"/>
           <w:sz w:val="18"/>
         </w:rPr>
-        <w:t>该示例只说明下界用作工程目标的工作方式；是否达成取决于具体实现，本文不作实现层面的声称。同样的预算—验收—排查规则适用于数据库页缓存、对象存储冷热层、GPU 显存溢出等分层存储开发（5.1–5.3 不限定 MoE）。真机数字来自单一模型、单次冷启动实测，不声明跨工作量恒真；原则本身的可达性由公设构造保证。</w:t>
+        <w:t>以“把 LLM 权重驻留进更靠近计算的介质（如设备内存/近存），由 SSD 装载权重流”的开发路径为例，下界直接给出设计目标与验收方式：</w:t>
       </w:r>
     </w:p>
     <w:p>
       <w:pPr>
-        <w:spacing w:after="40" w:before="80" w:line="240" w:lineRule="auto"/>
-      </w:pPr>
-      <w:r>
-        <w:rPr>
-          <w:rFonts w:ascii="Times New Roman" w:hAnsi="Times New Roman" w:eastAsia="黑体"/>
-          <w:b w:val="0"/>
-          <w:sz w:val="18"/>
-        </w:rPr>
-        <w:t>5.5  另一类负载上的同款判据：KV 缓存回放</w:t>
+        <w:spacing w:after="40" w:line="276" w:lineRule="auto"/>
+        <w:ind w:firstLine="360"/>
+      </w:pPr>
+      <w:r>
+        <w:rPr>
+          <w:rFonts w:ascii="Times New Roman" w:hAnsi="Times New Roman" w:eastAsia="宋体"/>
+          <w:b w:val="0"/>
+          <w:sz w:val="18"/>
+        </w:rPr>
+        <w:t xml:space="preserve">1. </w:t>
+      </w:r>
+      <w:r>
+        <w:rPr>
+          <w:rFonts w:ascii="Times New Roman" w:hAnsi="Times New Roman" w:eastAsia="宋体"/>
+          <w:b/>
+          <w:sz w:val="18"/>
+        </w:rPr>
+        <w:t>定预算</w:t>
+      </w:r>
+      <w:r>
+        <w:rPr>
+          <w:rFonts w:ascii="Times New Roman" w:hAnsi="Times New Roman" w:eastAsia="宋体"/>
+          <w:b w:val="0"/>
+          <w:sz w:val="18"/>
+        </w:rPr>
+        <w:t>：以各参与层的 distinct 集为驻留预算（本例约 176 GB/会话），将其整体放进最快的参与层；</w:t>
       </w:r>
     </w:p>
     <w:p>
@@ -7734,20 +7901,53 @@
           <w:b w:val="0"/>
           <w:sz w:val="18"/>
         </w:rPr>
-        <w:t>为说明该判据不依赖专家权重的访问模式，用回放器对本平台另一类负载做同样检查（数字与出处见随稿附件 A.1 的 KV 回放条目）。KV（Key-Value，键值）缓存键流逐词元新键单调衰减（token1≈1483 → token32≈24，32 词元累计恰为 11,697 个 distinct 键），被驻留容量 14,589 槽完整覆盖：全程无逐出，逐出重访为 0（100,096 请求 trace 回放亦为 0）。按 5.2 的验收判据，该负载各键从低速层至多被读一次、无超下界的再读，判定“已达/低于下界”；与之对照，专家权重判为“未回落”（4.2）。同一判据在两类负载上给出与观测一致的相反结论，说明其依据是 distinct 集与驻留容量的实际关系，而非针对专家权重的特设。</w:t>
+        <w:t xml:space="preserve">2. </w:t>
+      </w:r>
+      <w:r>
+        <w:rPr>
+          <w:rFonts w:ascii="Times New Roman" w:hAnsi="Times New Roman" w:eastAsia="宋体"/>
+          <w:b/>
+          <w:sz w:val="18"/>
+        </w:rPr>
+        <w:t>定 KPI</w:t>
+      </w:r>
+      <w:r>
+        <w:rPr>
+          <w:rFonts w:ascii="Times New Roman" w:hAnsi="Times New Roman" w:eastAsia="宋体"/>
+          <w:b w:val="0"/>
+          <w:sz w:val="18"/>
+        </w:rPr>
+        <w:t>：每条权重路径“该低速层只读一次/会话”——即以 4.3 表 2 的“目标档”为验收线；</w:t>
       </w:r>
     </w:p>
     <w:p>
       <w:pPr>
-        <w:spacing w:after="40" w:before="80" w:line="240" w:lineRule="auto"/>
-      </w:pPr>
-      <w:r>
-        <w:rPr>
-          <w:rFonts w:ascii="Times New Roman" w:hAnsi="Times New Roman" w:eastAsia="黑体"/>
-          <w:b w:val="0"/>
-          <w:sz w:val="18"/>
-        </w:rPr>
-        <w:t>5.6  判据的前提：仪表本身须先被校验</w:t>
+        <w:spacing w:after="40" w:line="276" w:lineRule="auto"/>
+        <w:ind w:firstLine="360"/>
+      </w:pPr>
+      <w:r>
+        <w:rPr>
+          <w:rFonts w:ascii="Times New Roman" w:hAnsi="Times New Roman" w:eastAsia="宋体"/>
+          <w:b w:val="0"/>
+          <w:sz w:val="18"/>
+        </w:rPr>
+        <w:t xml:space="preserve">3. </w:t>
+      </w:r>
+      <w:r>
+        <w:rPr>
+          <w:rFonts w:ascii="Times New Roman" w:hAnsi="Times New Roman" w:eastAsia="宋体"/>
+          <w:b/>
+          <w:sz w:val="18"/>
+        </w:rPr>
+        <w:t>字节验收</w:t>
+      </w:r>
+      <w:r>
+        <w:rPr>
+          <w:rFonts w:ascii="Times New Roman" w:hAnsi="Times New Roman" w:eastAsia="宋体"/>
+          <w:b w:val="0"/>
+          <w:sz w:val="18"/>
+        </w:rPr>
+        <w:t>：每次调整后跑双口径审计，确认命中满格之外低速层读数确实回落至下界，而非只换了介质（4.2 阶段 B 的反例即此）。</w:t>
       </w:r>
     </w:p>
     <w:p>
@@ -7761,35 +7961,24 @@
           <w:b w:val="0"/>
           <w:sz w:val="18"/>
         </w:rPr>
-        <w:t>上述判据全部依赖字节计数器，而计数器会骗人。本轮实测中共发现六个曾产生错误结论的计数器字段，</w:t>
-      </w:r>
-      <w:r>
-        <w:rPr>
-          <w:rFonts w:ascii="Times New Roman" w:hAnsi="Times New Roman" w:eastAsia="宋体"/>
-          <w:b/>
-          <w:sz w:val="18"/>
-        </w:rPr>
-        <w:t>其成因全属"探针的失败方式与真实故障同长，而探针不自检"</w:t>
-      </w:r>
-      <w:r>
-        <w:rPr>
-          <w:rFonts w:ascii="Times New Roman" w:hAnsi="Times New Roman" w:eastAsia="宋体"/>
-          <w:b w:val="0"/>
-          <w:sz w:val="18"/>
-        </w:rPr>
-        <w:t>，例如把两个语义不同的量相减（快照差混入了窗口期内其他线程的读），使分子与分母不描述同一批读；以及把 600 MB 顺序请求与 17.5 MB 散乱请求取平均。</w:t>
-      </w:r>
-      <w:r>
-        <w:rPr>
-          <w:rFonts w:ascii="Times New Roman" w:hAnsi="Times New Roman" w:eastAsia="宋体"/>
-          <w:b/>
-          <w:sz w:val="18"/>
-        </w:rPr>
-        <w:t>六个当中没有一个是自己暴露的，全部是与另一个独立的量对账才显形的。</w:t>
+        <w:t>该示例只说明下界用作工程目标的工作方式；是否达成取决于具体实现，本文不作实现层面的声称。同样的预算—验收—排查规则适用于数据库页缓存、对象存储冷热层、GPU 显存溢出等分层存储开发（5.1–5.3 不限定 MoE）。真机数字来自单一模型、单次冷启动实测，不声明跨工作量恒真；原则本身的可达性由公设构造保证。</w:t>
       </w:r>
     </w:p>
     <w:p>
       <w:pPr>
+        <w:spacing w:after="40" w:before="80" w:line="240" w:lineRule="auto"/>
+      </w:pPr>
+      <w:r>
+        <w:rPr>
+          <w:rFonts w:ascii="Times New Roman" w:hAnsi="Times New Roman" w:eastAsia="黑体"/>
+          <w:b w:val="0"/>
+          <w:sz w:val="18"/>
+        </w:rPr>
+        <w:t>5.5  另一类负载上的同款判据：KV 缓存回放</w:t>
+      </w:r>
+    </w:p>
+    <w:p>
+      <w:pPr>
         <w:spacing w:after="40" w:line="276" w:lineRule="auto"/>
         <w:ind w:firstLine="360"/>
       </w:pPr>
@@ -7799,11 +7988,24 @@
           <w:b w:val="0"/>
           <w:sz w:val="18"/>
         </w:rPr>
-        <w:t>故本文将一条与负载无关的规程作为判据成立的前提：</w:t>
+        <w:t>为说明该判据不依赖专家权重的访问模式，用回放器对本平台另一类负载做同样检查（数字与出处见随稿附件 A.1 的 KV 回放条目）。KV（Key-Value，键值）缓存键流逐词元新键单调衰减（token1≈1483 → token32≈24，32 词元累计恰为 11,697 个 distinct 键），被驻留容量 14,589 槽完整覆盖：全程无逐出，逐出重访为 0（100,096 请求 trace 回放亦为 0）。按 5.2 的验收判据，该负载各键从低速层至多被读一次、无超下界的再读，判定“已达/低于下界”；与之对照，专家权重判为“未回落”（4.2）。同一判据在两类负载上给出与观测一致的相反结论，说明其依据是 distinct 集与驻留容量的实际关系，而非针对专家权重的特设。</w:t>
       </w:r>
     </w:p>
     <w:p>
       <w:pPr>
+        <w:spacing w:after="40" w:before="80" w:line="240" w:lineRule="auto"/>
+      </w:pPr>
+      <w:r>
+        <w:rPr>
+          <w:rFonts w:ascii="Times New Roman" w:hAnsi="Times New Roman" w:eastAsia="黑体"/>
+          <w:b w:val="0"/>
+          <w:sz w:val="18"/>
+        </w:rPr>
+        <w:t>5.6  判据的前提：仪表本身须先被校验</w:t>
+      </w:r>
+    </w:p>
+    <w:p>
+      <w:pPr>
         <w:spacing w:after="40" w:line="276" w:lineRule="auto"/>
         <w:ind w:firstLine="360"/>
       </w:pPr>
@@ -7813,7 +8015,7 @@
           <w:b w:val="0"/>
           <w:sz w:val="18"/>
         </w:rPr>
-        <w:t xml:space="preserve">&gt; </w:t>
+        <w:t>上述判据全部依赖字节计数器，而计数器会骗人。本轮实测中共发现六个曾产生错误结论的计数器字段，</w:t>
       </w:r>
       <w:r>
         <w:rPr>
@@ -7821,7 +8023,23 @@
           <w:b/>
           <w:sz w:val="18"/>
         </w:rPr>
-        <w:t>凡派生量，必须指定一个与之独立的量做交叉校验，并在报告中同屏打印。</w:t>
+        <w:t>其成因全属"探针的失败方式与真实故障同长，而探针不自检"</w:t>
+      </w:r>
+      <w:r>
+        <w:rPr>
+          <w:rFonts w:ascii="Times New Roman" w:hAnsi="Times New Roman" w:eastAsia="宋体"/>
+          <w:b w:val="0"/>
+          <w:sz w:val="18"/>
+        </w:rPr>
+        <w:t>，例如把两个语义不同的量相减（快照差混入了窗口期内其他线程的读），使分子与分母不描述同一批读；以及把 600 MB 顺序请求与 17.5 MB 散乱请求取平均。</w:t>
+      </w:r>
+      <w:r>
+        <w:rPr>
+          <w:rFonts w:ascii="Times New Roman" w:hAnsi="Times New Roman" w:eastAsia="宋体"/>
+          <w:b/>
+          <w:sz w:val="18"/>
+        </w:rPr>
+        <w:t>六个当中没有一个是自己暴露的，全部是与另一个独立的量对账才显形的。</w:t>
       </w:r>
     </w:p>
     <w:p>
@@ -7835,11 +8053,47 @@
           <w:b w:val="0"/>
           <w:sz w:val="18"/>
         </w:rPr>
-        <w:t>本轮实际使用的校验对：</w:t>
+        <w:t>故本文将一条与负载无关的规程作为判据成立的前提：</w:t>
       </w:r>
     </w:p>
     <w:p>
       <w:pPr>
+        <w:spacing w:after="40" w:line="276" w:lineRule="auto"/>
+        <w:ind w:firstLine="360"/>
+      </w:pPr>
+      <w:r>
+        <w:rPr>
+          <w:rFonts w:ascii="Times New Roman" w:hAnsi="Times New Roman" w:eastAsia="宋体"/>
+          <w:b w:val="0"/>
+          <w:sz w:val="18"/>
+        </w:rPr>
+        <w:t xml:space="preserve">&gt; </w:t>
+      </w:r>
+      <w:r>
+        <w:rPr>
+          <w:rFonts w:ascii="Times New Roman" w:hAnsi="Times New Roman" w:eastAsia="宋体"/>
+          <w:b/>
+          <w:sz w:val="18"/>
+        </w:rPr>
+        <w:t>凡派生量，必须指定一个与之独立的量做交叉校验，并在报告中同屏打印。</w:t>
+      </w:r>
+    </w:p>
+    <w:p>
+      <w:pPr>
+        <w:spacing w:after="40" w:line="276" w:lineRule="auto"/>
+        <w:ind w:firstLine="360"/>
+      </w:pPr>
+      <w:r>
+        <w:rPr>
+          <w:rFonts w:ascii="Times New Roman" w:hAnsi="Times New Roman" w:eastAsia="宋体"/>
+          <w:b w:val="0"/>
+          <w:sz w:val="18"/>
+        </w:rPr>
+        <w:t>本轮实际使用的校验对：</w:t>
+      </w:r>
+    </w:p>
+    <w:p>
+      <w:pPr>
         <w:spacing w:after="0"/>
         <w:ind w:left="170"/>
       </w:pPr>
@@ -8413,7 +8667,7 @@
           <w:b w:val="0"/>
           <w:sz w:val="18"/>
         </w:rPr>
-        <w:t xml:space="preserve"> Storage reuse—a data item being read in and used more than once—is the only performance lever left in bandwidth-bound computing. The Principle of Locality tells us which data is worth reusing, but it leaves unanswered where the reuse should take place. This paper adds the conservation side of that principle: if a data item d is actually reused at the fastest tier M_k it can reach, then d must be read at least once (R_i ≥ 1) from every slower tier M_i (i &lt; k); the bound is simultaneously reachable, and any schedule attaining it is also the schedule with the smallest slow-tier access cost. The principle rests on only two assumptions—data moves up the hierarchy one tier at a time, and tiers are ordered by monotonically increasing access cost—and is independent of any specific workload. We demonstrate a violation on a 2.8T-parameter Mixture-of-Experts model running on a memory-constrained host: at cold start the engine re-read 25.83 GB of expert weights from a slow disk per token, 94% of that stage's end-to-end time; after a fast cache tier was added, the engine reported 100% cache hits while the byte-level ledger showed the per-token 25.83 GB of movement unchanged—hits only switched the source tier, they did not remove the byte transfer. The principle supplies a quantifiable yardstick ("healthy slow tiers are read once") that exposes how whiteboard hit-rate metrics can mask byte-movement facts. Moving the experts to a faster tier cut expert-stage time by about 37%, consistent with the principle. A per-phase timeline measurement (2026-09-28) refines the budget line with a second factor: once the byte count has reached the bound, cost also depends on the aggregate bandwidth actually attainable. Of 66.1 GB/token, the larger stream (trunk, 43.6 GB) cost 2.4 s while the smaller (experts, 22.5 GB) cost 49.2 s. The investigation in §5.2.1 rules out two explanations -- the spread of the 16 experts within a layer (measured at 228 MB / 1.5 GB / 7.5 GB spacing: 1007 / 1058 / 1358 MB/s, no trend) and the kio queue hop (routing L2 reads around it via K3_L2_NATIVE=1 changed the rate from 418 to 408 MB/s, i.e. not at all) -- and places the remaining gap on the device side rather than in access order, but does not quantify it: the direct measurement's own repeatability is only 2x (1007 vs 2139 MB/s for one identical command). If the gap is as large as first indications suggest, 22.5 GB/token of expert reads could fall from 49.2 s to about the 16.8 s of pure compute and the end-to-end figure would reach the 30 s range without new hardware; until the measurement method is tightened, this paper states no magnitude. A naive bytes/bandwidth bound is exact for a single sequential stream (measured/predicted = 1.00) but understates by 1.39-3.11x when parallel or random reads are present. We also give a byte-level audit method (treating hit rate and byte counts as two independent observation surfaces) and a four-step triage order, usable as a general inspection procedure for hierarchical storage systems. The principle itself is system-agnostic; the reported figures hold only for this experiment.</w:t>
+        <w:t xml:space="preserve"> Storage reuse—a data item being read in and used more than once—is the only performance lever left in bandwidth-bound computing. The Principle of Locality tells us which data is worth reusing, but it leaves unanswered where the reuse should take place. This paper adds the conservation side of that principle: if a data item d is actually reused at the fastest tier M_k it can reach, then d must be read at least once (R_i ≥ 1) from every slower tier M_i (i &lt; k); the bound is simultaneously reachable, and any schedule attaining it is also the schedule with the smallest slow-tier access cost. The principle rests on only two assumptions—data moves up the hierarchy one tier at a time, and tiers are ordered by monotonically increasing access cost—and is independent of any specific workload. We demonstrate a violation on a 2.8T-parameter Mixture-of-Experts model running on a memory-constrained host: at cold start the engine re-read 25.83 GB of expert weights from a slow disk per token, 94% of that stage's end-to-end time; after a fast cache tier was added, the engine reported 100% cache hits while the byte-level ledger showed the per-token 25.83 GB of movement unchanged—hits only switched the source tier, they did not remove the byte transfer. The principle supplies a quantifiable yardstick ("healthy slow tiers are read once") that exposes how whiteboard hit-rate metrics can mask byte-movement facts, and yields a four-step triage order in which each step names the counter to read and what counts as passing; when all four pass and a gap remains, the gap lies outside the reuse layer. Moving the experts to a faster tier did cut expert-stage time by about 37% on one comparison, but the byte counts are invariant across repetitions while the wall-clock is not, so the byte account is the reproducible observation and the timing is not. A per-phase timeline measurement (2026-10-07) refines the budget line with a second factor: once the byte count has reached the bound, cost also depends on the aggregate bandwidth actually attainable. Of 66.1 GB/token, the larger stream (trunk, 43.6 GB) cost 2.4 s while the smaller (experts, 22.5 GB) cost 49.2 s. The investigation in §5.2.1 rules out two explanations -- the spread of the 16 experts within a layer (measured at 228 MB / 1.5 GB / 7.5 GB spacing: 1007 / 1058 / 1358 MB/s, no trend) and the kio queue hop (routing L2 reads around it via K3_L2_NATIVE=1 changed the rate from 418 to 408 MB/s, i.e. not at all) -- and places the remaining gap on the device side rather than in access order, but does not quantify it: the direct measurement's own repeatability is only 2x (1007 vs 2139 MB/s for one identical command). If the gap is as large as first indications suggest, 22.5 GB/token of expert reads could fall from 49.2 s to about the 16.8 s of pure compute and the end-to-end figure would reach the 30 s range without new hardware; until the measurement method is tightened, this paper states no magnitude. A naive bytes/bandwidth bound is exact for a single sequential stream (measured/predicted = 1.00) but understates by 1.39-3.11x when parallel or random reads are present. We also give a byte-level audit method (treating hit rate and byte counts as two independent observation surfaces) and a four-step triage order, usable as a general inspection procedure for hierarchical storage systems. The principle itself is system-agnostic; the reported figures hold only for this experiment.</w:t>
       </w:r>
     </w:p>
     <w:p>

--- a/papers/提交稿-缓存高命中与词元低输出.docx
+++ b/papers/提交稿-缓存高命中与词元低输出.docx
@@ -316,19 +316,79 @@
           <w:b w:val="0"/>
           <w:sz w:val="18"/>
         </w:rPr>
-        <w:t>）后，从磁盘到引擎的端到端耗时仍未达到预期吞吐。这一现象促使我们追溯底层机制：命中率计数的是引擎自认的命中，字节搬迁则是另一套口径（底层实际从哪一层搬了多少字节）。两套观测面可以分离，甚至互相遮蔽：命中率声称“全部命中”时，字节层面可能是同一字节量每次仍被照搬——命中只是换介质，并不能免字节。本文的问题由此确立：</w:t>
-      </w:r>
-      <w:r>
-        <w:rPr>
-          <w:rFonts w:ascii="Times New Roman" w:hAnsi="Times New Roman" w:eastAsia="宋体"/>
-          <w:b/>
-          <w:sz w:val="18"/>
-        </w:rPr>
-        <w:t>能否给出并验证一把能看见字节的标尺，让“低速层的读次数是否回落到位”成为可量化、可验收的判断？</w:t>
+        <w:t>）后，从磁盘到引擎的端到端耗时仍未达到预期吞吐。</w:t>
       </w:r>
     </w:p>
     <w:p>
       <w:pPr>
+        <w:spacing w:after="40" w:line="276" w:lineRule="auto"/>
+        <w:ind w:firstLine="360"/>
+      </w:pPr>
+      <w:r>
+        <w:rPr>
+          <w:rFonts w:ascii="Times New Roman" w:hAnsi="Times New Roman" w:eastAsia="宋体"/>
+          <w:b/>
+          <w:sz w:val="18"/>
+        </w:rPr>
+        <w:t>该现象并不罕见，罕见的是它能被长期定位不到。</w:t>
+      </w:r>
+      <w:r>
+        <w:rPr>
+          <w:rFonts w:ascii="Times New Roman" w:hAnsi="Times New Roman" w:eastAsia="宋体"/>
+          <w:b w:val="0"/>
+          <w:sz w:val="18"/>
+        </w:rPr>
+        <w:t xml:space="preserve"> 本平台在此之前跑过 30 轮配置试验（预取深度、arena 大小、内存配比、worker 数量、访问序、分档策略），全部以命中率为目标，没有一轮定位到原因——因为它们问的都是"能不能命中更多"，而问题恰恰出在命中率已经满格之后。</w:t>
+      </w:r>
+      <w:r>
+        <w:rPr>
+          <w:rFonts w:ascii="Times New Roman" w:hAnsi="Times New Roman" w:eastAsia="宋体"/>
+          <w:b/>
+          <w:sz w:val="18"/>
+        </w:rPr>
+        <w:t>换成字节级台账后，一次测量即给出位置</w:t>
+      </w:r>
+      <w:r>
+        <w:rPr>
+          <w:rFonts w:ascii="Times New Roman" w:hAnsi="Times New Roman" w:eastAsia="宋体"/>
+          <w:b w:val="0"/>
+          <w:sz w:val="18"/>
+        </w:rPr>
+        <w:t>：每词元自低速盘重读专家权重 25.83 GB，占该阶段端到端 94%。</w:t>
+      </w:r>
+      <w:r>
+        <w:rPr>
+          <w:rFonts w:ascii="Times New Roman" w:hAnsi="Times New Roman" w:eastAsia="宋体"/>
+          <w:b/>
+          <w:sz w:val="18"/>
+        </w:rPr>
+        <w:t>这就是本文所说的诊断收益，其形态是可计量的：同一反常现象，30 轮以命中率为目标的试验未能定位，一次以字节为目标的测量完成定位。</w:t>
+      </w:r>
+    </w:p>
+    <w:p>
+      <w:pPr>
+        <w:spacing w:after="40" w:line="276" w:lineRule="auto"/>
+        <w:ind w:firstLine="360"/>
+      </w:pPr>
+      <w:r>
+        <w:rPr>
+          <w:rFonts w:ascii="Times New Roman" w:hAnsi="Times New Roman" w:eastAsia="宋体"/>
+          <w:b w:val="0"/>
+          <w:sz w:val="18"/>
+        </w:rPr>
+        <w:t>这一现象促使我们追溯底层机制：命中率计数的是引擎自认的命中，字节搬迁则是另一套口径（底层实际从哪一层搬了多少字节）。两套观测面可以分离，甚至互相遮蔽：命中率声称“全部命中”时，字节层面可能是同一字节量每次仍被照搬——命中只是换介质，并不能免字节。本文的问题由此确立：</w:t>
+      </w:r>
+      <w:r>
+        <w:rPr>
+          <w:rFonts w:ascii="Times New Roman" w:hAnsi="Times New Roman" w:eastAsia="宋体"/>
+          <w:b/>
+          <w:sz w:val="18"/>
+        </w:rPr>
+        <w:t>能否给出并验证一把能看见字节的标尺，让“低速层的读次数是否回落到位”成为可量化、可验收的判断？</w:t>
+      </w:r>
+    </w:p>
+    <w:p>
+      <w:pPr>
         <w:spacing w:after="40" w:before="80" w:line="240" w:lineRule="auto"/>
       </w:pPr>
       <w:r>
@@ -338,6 +398,44 @@
           <w:sz w:val="18"/>
         </w:rPr>
         <w:t>1.2  一条基础原则（概述）：局部性原理的守恒面</w:t>
+      </w:r>
+    </w:p>
+    <w:p>
+      <w:pPr>
+        <w:spacing w:after="40" w:line="276" w:lineRule="auto"/>
+        <w:ind w:firstLine="360"/>
+      </w:pPr>
+      <w:r>
+        <w:rPr>
+          <w:rFonts w:ascii="Times New Roman" w:hAnsi="Times New Roman" w:eastAsia="宋体"/>
+          <w:b/>
+          <w:sz w:val="18"/>
+        </w:rPr>
+        <w:t>读者能拿走的东西，以及拿不走的东西，须先说清。</w:t>
+      </w:r>
+      <w:r>
+        <w:rPr>
+          <w:rFonts w:ascii="Times New Roman" w:hAnsi="Times New Roman" w:eastAsia="宋体"/>
+          <w:b w:val="0"/>
+          <w:sz w:val="18"/>
+        </w:rPr>
+        <w:t xml:space="preserve"> 可拿走的不是一条提速配方，而是三件可复用的东西：一把以字节为口径的标尺（第 3、5 章），使"低速层读次数是否落位"成为可验收的判断；一份四步排查次序（5.3），每步标明读哪个计数器、什么算通过；一条与负载无关的仪表规程（5.6），因其判据以计数器为输入。</w:t>
+      </w:r>
+      <w:r>
+        <w:rPr>
+          <w:rFonts w:ascii="Times New Roman" w:hAnsi="Times New Roman" w:eastAsia="宋体"/>
+          <w:b/>
+          <w:sz w:val="18"/>
+        </w:rPr>
+        <w:t>拿不走的是速度收益本身</w:t>
+      </w:r>
+      <w:r>
+        <w:rPr>
+          <w:rFonts w:ascii="Times New Roman" w:hAnsi="Times New Roman" w:eastAsia="宋体"/>
+          <w:b w:val="0"/>
+          <w:sz w:val="18"/>
+        </w:rPr>
+        <w:t>：本文不提供"照做即可提速 N 倍"的做法，也未观测到已达下界的目标档——它在下文始终标注为未观测项。**</w:t>
       </w:r>
     </w:p>
     <w:p>
@@ -3032,6 +3130,76 @@
           <w:sz w:val="18"/>
         </w:rPr>
         <w:t>）实测为 262.78 s/词元。这些都是逐次真机实测记录，非推算值；输出速度虽慢（秒级/词元），恰是该存储受限平台带宽受限的直接体现，也是本文判据所针对的客观事实。收益未达乐观上界（约 −90%，基于跨遍复用的字节量推演），因为复用仍落在高速盘而非高速内存（DRAM）——表 2 的“目标档”未被到达；该档是推论 1 指向的设计目标、本文不以推演数字冒充实测。</w:t>
+      </w:r>
+    </w:p>
+    <w:p>
+      <w:pPr>
+        <w:spacing w:after="40" w:line="276" w:lineRule="auto"/>
+        <w:ind w:firstLine="360"/>
+      </w:pPr>
+      <w:r>
+        <w:rPr>
+          <w:rFonts w:ascii="Times New Roman" w:hAnsi="Times New Roman" w:eastAsia="宋体"/>
+          <w:b/>
+          <w:sz w:val="18"/>
+        </w:rPr>
+        <w:t>该 −37% 的可复现性须按字节与时间分别看待</w:t>
+      </w:r>
+      <w:r>
+        <w:rPr>
+          <w:rFonts w:ascii="Times New Roman" w:hAnsi="Times New Roman" w:eastAsia="宋体"/>
+          <w:b w:val="0"/>
+          <w:sz w:val="18"/>
+        </w:rPr>
+        <w:t>（详见 4.3 节末与 4.6 的方法学限度）：</w:t>
+      </w:r>
+      <w:r>
+        <w:rPr>
+          <w:rFonts w:ascii="Times New Roman" w:hAnsi="Times New Roman" w:eastAsia="宋体"/>
+          <w:b/>
+          <w:sz w:val="18"/>
+        </w:rPr>
+        <w:t>字节层面可复现</w:t>
+      </w:r>
+      <w:r>
+        <w:rPr>
+          <w:rFonts w:ascii="Times New Roman" w:hAnsi="Times New Roman" w:eastAsia="宋体"/>
+          <w:b w:val="0"/>
+          <w:sz w:val="18"/>
+        </w:rPr>
+        <w:t>——每词元 25.83 GB 的慢盘全量重读不因迁层而减少，阶段 A 与阶段 B 逐项一致；</w:t>
+      </w:r>
+      <w:r>
+        <w:rPr>
+          <w:rFonts w:ascii="Times New Roman" w:hAnsi="Times New Roman" w:eastAsia="宋体"/>
+          <w:b/>
+          <w:sz w:val="18"/>
+        </w:rPr>
+        <w:t>时间层面不可复现</w:t>
+      </w:r>
+      <w:r>
+        <w:rPr>
+          <w:rFonts w:ascii="Times New Roman" w:hAnsi="Times New Roman" w:eastAsia="宋体"/>
+          <w:b w:val="0"/>
+          <w:sz w:val="18"/>
+        </w:rPr>
+        <w:t>——同一字节量在重复运行间的墙钟差异可达 40%（§4.3 末的六次运行）。故该数字应读作</w:t>
+      </w:r>
+      <w:r>
+        <w:rPr>
+          <w:rFonts w:ascii="Times New Roman" w:hAnsi="Times New Roman" w:eastAsia="宋体"/>
+          <w:b/>
+          <w:sz w:val="18"/>
+        </w:rPr>
+        <w:t>方向一致的单次对照</w:t>
+      </w:r>
+      <w:r>
+        <w:rPr>
+          <w:rFonts w:ascii="Times New Roman" w:hAnsi="Times New Roman" w:eastAsia="宋体"/>
+          <w:b w:val="0"/>
+          <w:sz w:val="18"/>
+        </w:rPr>
+        <w:t>，不作为可引用的一次运行效果量。</w:t>
       </w:r>
     </w:p>
     <w:p>

--- a/papers/提交稿-缓存高命中与词元低输出.docx
+++ b/papers/提交稿-缓存高命中与词元低输出.docx
@@ -327,42 +327,10 @@
       <w:r>
         <w:rPr>
           <w:rFonts w:ascii="Times New Roman" w:hAnsi="Times New Roman" w:eastAsia="宋体"/>
-          <w:b/>
-          <w:sz w:val="18"/>
-        </w:rPr>
-        <w:t>该现象并不罕见，罕见的是它能被长期定位不到。</w:t>
-      </w:r>
-      <w:r>
-        <w:rPr>
-          <w:rFonts w:ascii="Times New Roman" w:hAnsi="Times New Roman" w:eastAsia="宋体"/>
-          <w:b w:val="0"/>
-          <w:sz w:val="18"/>
-        </w:rPr>
-        <w:t xml:space="preserve"> 本平台在此之前跑过 30 轮配置试验（预取深度、arena 大小、内存配比、worker 数量、访问序、分档策略），全部以命中率为目标，没有一轮定位到原因——因为它们问的都是"能不能命中更多"，而问题恰恰出在命中率已经满格之后。</w:t>
-      </w:r>
-      <w:r>
-        <w:rPr>
-          <w:rFonts w:ascii="Times New Roman" w:hAnsi="Times New Roman" w:eastAsia="宋体"/>
-          <w:b/>
-          <w:sz w:val="18"/>
-        </w:rPr>
-        <w:t>换成字节级台账后，一次测量即给出位置</w:t>
-      </w:r>
-      <w:r>
-        <w:rPr>
-          <w:rFonts w:ascii="Times New Roman" w:hAnsi="Times New Roman" w:eastAsia="宋体"/>
-          <w:b w:val="0"/>
-          <w:sz w:val="18"/>
-        </w:rPr>
-        <w:t>：每词元自低速盘重读专家权重 25.83 GB，占该阶段端到端 94%。</w:t>
-      </w:r>
-      <w:r>
-        <w:rPr>
-          <w:rFonts w:ascii="Times New Roman" w:hAnsi="Times New Roman" w:eastAsia="宋体"/>
-          <w:b/>
-          <w:sz w:val="18"/>
-        </w:rPr>
-        <w:t>这就是本文所说的诊断收益，其形态是可计量的：同一反常现象，30 轮以命中率为目标的试验未能定位，一次以字节为目标的测量完成定位。</w:t>
+          <w:b w:val="0"/>
+          <w:sz w:val="18"/>
+        </w:rPr>
+        <w:t>这个现象并不罕见，罕见的是它长期定位不到。本平台在此之前跑过 30 轮配置试验，涉及预取深度、arena 大小、内存配比、worker 数量、访问序与分档策略，全部以命中率为目标，没有一轮定位到原因。这些试验问的都是"能不能命中更多"，而问题恰恰出在命中率已经满格之后。换成字节级台账，一次测量就给出了位置：每词元自低速盘重读专家权重 25.83 GB，占该阶段端到端 94%。诊断收益在这里是可以计量的——同一个反常现象，30 轮以命中率为目标的试验没能定位，一次以字节为目标的测量做到了。</w:t>
       </w:r>
     </w:p>
     <w:p>
@@ -408,34 +376,10 @@
       <w:r>
         <w:rPr>
           <w:rFonts w:ascii="Times New Roman" w:hAnsi="Times New Roman" w:eastAsia="宋体"/>
-          <w:b/>
-          <w:sz w:val="18"/>
-        </w:rPr>
-        <w:t>读者能拿走的东西，以及拿不走的东西，须先说清。</w:t>
-      </w:r>
-      <w:r>
-        <w:rPr>
-          <w:rFonts w:ascii="Times New Roman" w:hAnsi="Times New Roman" w:eastAsia="宋体"/>
-          <w:b w:val="0"/>
-          <w:sz w:val="18"/>
-        </w:rPr>
-        <w:t xml:space="preserve"> 可拿走的不是一条提速配方，而是三件可复用的东西：一把以字节为口径的标尺（第 3、5 章），使"低速层读次数是否落位"成为可验收的判断；一份四步排查次序（5.3），每步标明读哪个计数器、什么算通过；一条与负载无关的仪表规程（5.6），因其判据以计数器为输入。</w:t>
-      </w:r>
-      <w:r>
-        <w:rPr>
-          <w:rFonts w:ascii="Times New Roman" w:hAnsi="Times New Roman" w:eastAsia="宋体"/>
-          <w:b/>
-          <w:sz w:val="18"/>
-        </w:rPr>
-        <w:t>拿不走的是速度收益本身</w:t>
-      </w:r>
-      <w:r>
-        <w:rPr>
-          <w:rFonts w:ascii="Times New Roman" w:hAnsi="Times New Roman" w:eastAsia="宋体"/>
-          <w:b w:val="0"/>
-          <w:sz w:val="18"/>
-        </w:rPr>
-        <w:t>：本文不提供"照做即可提速 N 倍"的做法，也未观测到已达下界的目标档——它在下文始终标注为未观测项。**</w:t>
+          <w:b w:val="0"/>
+          <w:sz w:val="18"/>
+        </w:rPr>
+        <w:t>先说清读者能拿走什么、拿不走什么。能拿走的是三件可复用的东西，不是一条提速配方：一把以字节为口径的标尺（第 3、5 章），使"低速层读次数是否落位"成为可验收的判断；一份四步排查次序（5.3），每步标明读哪个计数器、什么算通过；一条与负载无关的仪表规程（5.6），因为判据本身以计数器为输入。拿不走的是速度收益——本文不提供"照做即可提速若干倍"的做法，也未观测到已达下界的目标档，该档在下文始终标注为未观测项。</w:t>
       </w:r>
     </w:p>
     <w:p>
@@ -728,7 +672,7 @@
           <w:b w:val="0"/>
           <w:sz w:val="18"/>
         </w:rPr>
-        <w:t>Roofline[5]将计算区/带宽区二分，指出带宽受限时复用是唯一杠杆。Eyeriss[6]在加速器上实证了低速层读数与片上复用的分离。排队论为“吞吐由哪一层的读取量决定”提供了被广泛证明的定量框架：Little 定律[11]以在途量与响应时间刻画吞吐；Denning 与 Buzen 的操作分析[12]及 Zahorjan 等的平衡作业界分析[13]证明，系统吞吐由服务需求（每词元每设备必须读取的字节量除以该设备可达带宽）最大的瓶颈设备决定，Amdahl 定律[14]是其在单一串行段下的退化形式。这些工作回答“复用值不值得做”，未回答“复用的实际发生位置是否已落位”。本文的原则补上后者：给出“复用应落在最快层”这一前提的可回查标尺。</w:t>
+        <w:t>Roofline[5]将计算区/带宽区二分，指出带宽受限时复用是唯一杠杆。Eyeriss[6]在加速器上实证了低速层读数与片上复用的分离。排队论为“吞吐由哪一层的读取量决定”提供了被广泛证明的定量框架。Little 定律[11]以在途量与响应时间刻画吞吐；Denning 与 Buzen 的操作分析[12]、Zahorjan 等的平衡作业界分析[13]进一步表明，系统吞吐取决于服务需求（每词元每设备必须读取的字节量除以该设备可达带宽）最大的那个瓶颈设备，Amdahl 定律[14]是它在单一串行段下的退化形式。这些工作回答“复用值不值得做”，未回答“复用的实际发生位置是否已落位”。本文的原则补上后者：给出“复用应落在最快层”这一前提的可回查标尺。</w:t>
       </w:r>
     </w:p>
     <w:p>
@@ -8183,31 +8127,7 @@
           <w:b w:val="0"/>
           <w:sz w:val="18"/>
         </w:rPr>
-        <w:t>上述判据全部依赖字节计数器，而计数器会骗人。本轮实测中共发现六个曾产生错误结论的计数器字段，</w:t>
-      </w:r>
-      <w:r>
-        <w:rPr>
-          <w:rFonts w:ascii="Times New Roman" w:hAnsi="Times New Roman" w:eastAsia="宋体"/>
-          <w:b/>
-          <w:sz w:val="18"/>
-        </w:rPr>
-        <w:t>其成因全属"探针的失败方式与真实故障同长，而探针不自检"</w:t>
-      </w:r>
-      <w:r>
-        <w:rPr>
-          <w:rFonts w:ascii="Times New Roman" w:hAnsi="Times New Roman" w:eastAsia="宋体"/>
-          <w:b w:val="0"/>
-          <w:sz w:val="18"/>
-        </w:rPr>
-        <w:t>，例如把两个语义不同的量相减（快照差混入了窗口期内其他线程的读），使分子与分母不描述同一批读；以及把 600 MB 顺序请求与 17.5 MB 散乱请求取平均。</w:t>
-      </w:r>
-      <w:r>
-        <w:rPr>
-          <w:rFonts w:ascii="Times New Roman" w:hAnsi="Times New Roman" w:eastAsia="宋体"/>
-          <w:b/>
-          <w:sz w:val="18"/>
-        </w:rPr>
-        <w:t>六个当中没有一个是自己暴露的，全部是与另一个独立的量对账才显形的。</w:t>
+        <w:t>上述判据全部依赖字节计数器，而计数器会骗人。本轮实测中共发现六个曾产生错误结论的计数器字段，成因都是"探针的失败方式与真实故障同长，而探针不自检"。举两个例子：一是把两个语义不同的量相减，快照差混进了窗口期内其他线程的读，分子与分母于是不描述同一批读；二是把 600 MB 顺序请求与 17.5 MB 散乱请求取平均。六个当中没有一个是自己暴露的，全部是与另一个独立的量对账才显形的。</w:t>
       </w:r>
     </w:p>
     <w:p>
@@ -8221,7 +8141,7 @@
           <w:b w:val="0"/>
           <w:sz w:val="18"/>
         </w:rPr>
-        <w:t>故本文将一条与负载无关的规程作为判据成立的前提：</w:t>
+        <w:t>由此得出一条与负载无关的规程，它是判据成立的前提：</w:t>
       </w:r>
     </w:p>
     <w:p>
@@ -8333,18 +8253,10 @@
       <w:r>
         <w:rPr>
           <w:rFonts w:ascii="Times New Roman" w:hAnsi="Times New Roman" w:eastAsia="宋体"/>
-          <w:b/>
-          <w:sz w:val="18"/>
-        </w:rPr>
-        <w:t>「同屏打印」不是排版偏好，而是发现机制</w:t>
-      </w:r>
-      <w:r>
-        <w:rPr>
-          <w:rFonts w:ascii="Times New Roman" w:hAnsi="Times New Roman" w:eastAsia="宋体"/>
-          <w:b w:val="0"/>
-          <w:sz w:val="18"/>
-        </w:rPr>
-        <w:t xml:space="preserve">：一次运行中 </w:t>
+          <w:b w:val="0"/>
+          <w:sz w:val="18"/>
+        </w:rPr>
+        <w:t xml:space="preserve">「同屏打印」不是排版偏好，而是发现机制。一次运行中 </w:t>
       </w:r>
       <w:r>
         <w:rPr>
@@ -8360,7 +8272,7 @@
           <w:b w:val="0"/>
           <w:sz w:val="18"/>
         </w:rPr>
-        <w:t xml:space="preserve"> 报 0.00 s，而同一份日志内紧邻的 </w:t>
+        <w:t xml:space="preserve"> 报 0.00 s，而同一份日志里紧挨着它的 </w:t>
       </w:r>
       <w:r>
         <w:rPr>
@@ -8376,23 +8288,7 @@
           <w:b w:val="0"/>
           <w:sz w:val="18"/>
         </w:rPr>
-        <w:t xml:space="preserve"> 为 1742.60 s，两数一望即知有误。</w:t>
-      </w:r>
-      <w:r>
-        <w:rPr>
-          <w:rFonts w:ascii="Times New Roman" w:hAnsi="Times New Roman" w:eastAsia="宋体"/>
-          <w:b/>
-          <w:sz w:val="18"/>
-        </w:rPr>
-        <w:t>分散在不同章节或不同输出中的量不会被对照，因而不会被发现</w:t>
-      </w:r>
-      <w:r>
-        <w:rPr>
-          <w:rFonts w:ascii="Times New Roman" w:hAnsi="Times New Roman" w:eastAsia="宋体"/>
-          <w:b w:val="0"/>
-          <w:sz w:val="18"/>
-        </w:rPr>
-        <w:t>——本轮的字段若有若干未与邻居同屏，很可能至今仍在使用。</w:t>
+        <w:t xml:space="preserve"> 是 1742.60 s，两数一望即知有误。反过来，把量分散在不同章节或不同输出里，它们就不会被对照，也就不会被发现——本轮若有若干字段当初未与邻居同屏，很可能至今仍在使用。</w:t>
       </w:r>
     </w:p>
     <w:p>
@@ -8406,7 +8302,7 @@
           <w:b w:val="0"/>
           <w:sz w:val="18"/>
         </w:rPr>
-        <w:t>该规程不依赖本文的模型、介质或判据，适用于任何以派生量验收的 I/O 路径；其成本仅是报告中多打印几个已有变量。</w:t>
+        <w:t>该规程不依赖本文的模型、介质或判据，任何以派生量验收的 I/O 路径都用得上，成本只是报告中多打印几个已有变量。</w:t>
       </w:r>
     </w:p>
     <w:p>

--- a/papers/提交稿-缓存高命中与词元低输出.docx
+++ b/papers/提交稿-缓存高命中与词元低输出.docx
@@ -82,7 +82,7 @@
           <w:b w:val="0"/>
           <w:sz w:val="18"/>
         </w:rPr>
-        <w:t>一个诊断问题：某系统的缓存命中率已满格（CACHE HIT 100%），吞吐却上不去。此处以逐词元字节台账回答它。现象是每词元仍从低速盘全量重读专家权重 25.83 GB，占端到端耗时 94%；把专家迁至高速盘后命中率照样满格，而字节台账显示搬运量仍是 25.83 GB，一个字节未省——</w:t>
+        <w:t>一个诊断问题：某系统的缓存命中率已满格（CACHE HIT 100%），吞吐却上不去。此处以逐词元字节台账回答它。现象是每词元仍从低速盘全量重读专家权重 25.83 GB，占端到端耗时 94%；把专家迁至高速盘后命中率照样满格，而字节台账显示搬运量仍是 25.83 GB，一个字节未省。</w:t>
       </w:r>
       <w:r>
         <w:rPr>
@@ -98,7 +98,7 @@
           <w:b w:val="0"/>
           <w:sz w:val="18"/>
         </w:rPr>
-        <w:t>。根因是命中率统计的是"介质"、字节台账统计的是"字节"，两者是两本账。由此凝成一条经验规律"慢速层只读一次"：复用落在数据能到达的最快层时，更慢层的最小读取次数为 1 次且可达。以此给出以 distinct 集核算的字节下界作为验收判据，取代命中率白板，并给出按"算法免读→缓存复用→落层位置→落层前压缩"排列的四条排查次序，每条标明读哪个计数器、什么算通过。四条全过仍有差距，则差距不在复用层，须转向可达聚合带宽——因为算术与读取交替会使部分设备时间空转。另以 KV 缓存回放作对照，同一判据对两类负载给出相反结论，说明其依据是 distinct 集与驻留容量的实际关系，而非针对某一类权重的特设。</w:t>
+        <w:t>。根因是命中率统计的是"介质"、字节台账统计的是"字节"，两者是两本账。由此凝成一条经验规律"慢速层只读一次"：复用落在数据能到达的最快层时，更慢层的最小读取次数为 1 次且可达。以此给出以 distinct 集核算的字节下界作为验收判据，取代命中率白板，并给出按"算法免读→缓存复用→落层位置→落层前压缩"排列的四条排查次序，每条标明读哪个计数器、什么算通过。四条全过仍有差距，则差距不在复用层，转向可达聚合带宽。因为算术与读取交替会使部分设备时间空转。另以 KV 缓存回放作对照，同一判据对两类负载给出相反结论，说明其依据是 distinct 集与驻留容量的实际关系，而非针对某一类权重的特设。</w:t>
       </w:r>
       <w:r>
         <w:rPr>
@@ -106,7 +106,7 @@
           <w:b/>
           <w:sz w:val="18"/>
         </w:rPr>
-        <w:t>判据以计数器为输入，而计数器会骗人：此处另给出六个曾产生错误结论的计数器字段及其发现方式——全部是与另一个独立的量对账才显形的，故提出一条与负载无关的规程：凡派生量必须与独立量交叉校验并同屏打印。该规程是判据成立的前提，不依赖所用的模型与介质。全部数字只对所测实验成立。</w:t>
+        <w:t>判据以计数器为输入，而计数器会骗人：此处另给出六个曾产生错误结论的计数器字段及其发现方式。全部是与另一个独立的量对账才显形的，故提出一条与负载无关的规程：凡派生量必与独立量交叉校验并同屏打印。该规程是判据成立的前提，不依赖所用的模型与介质。全部数字只对所测实验成立。</w:t>
       </w:r>
       <w:r>
         <w:rPr>
@@ -330,7 +330,7 @@
           <w:b w:val="0"/>
           <w:sz w:val="18"/>
         </w:rPr>
-        <w:t>这个现象并不罕见，罕见的是它长期定位不到。本平台在此之前跑过 30 轮配置试验，涉及预取深度、arena 大小、内存配比、worker 数量、访问序与分档策略，全部以命中率为目标，没有一轮定位到原因。这些试验问的都是"能不能命中更多"，而问题恰恰出在命中率已经满格之后。换成字节级台账，一次测量就给出了位置：每词元自低速盘重读专家权重 25.83 GB，占该阶段端到端 94%。诊断收益在这里是可以计量的——同一个反常现象，30 轮以命中率为目标的试验没能定位，一次以字节为目标的测量做到了。</w:t>
+        <w:t>这个现象并不罕见，罕见的是它长期定位不到。本平台在此之前跑过 30 轮配置试验，涉及预取深度、arena 大小、内存配比、worker 数量、访问序与分档策略，全部以命中率为目标，没有一轮定位到原因。这些试验问的都是"能不能命中更多"，而问题恰恰出在命中率已经满格之后。换成字节级台账，一次测量就给出了位置：每词元自低速盘重读专家权重 25.83 GB，占该阶段端到端 94%。诊断收益在这里是可以计量的。同一个反常现象，30 轮以命中率为目标的试验没能定位，一次以字节为目标的测量做到了。</w:t>
       </w:r>
     </w:p>
     <w:p>
@@ -344,7 +344,7 @@
           <w:b w:val="0"/>
           <w:sz w:val="18"/>
         </w:rPr>
-        <w:t>这一现象促使我们追溯底层机制：命中率计数的是引擎自认的命中，字节搬迁则是另一套口径（底层实际从哪一层搬了多少字节）。两套观测面可以分离，甚至互相遮蔽：命中率声称“全部命中”时，字节层面可能是同一字节量每次仍被照搬——命中只是换介质，并不能免字节。本文的问题由此确立：</w:t>
+        <w:t>这一现象促使我们追溯底层机制：命中率计数的是引擎自认的命中，字节搬迁则是另一套口径（底层实际从哪一层搬了多少字节）。两套观测面可以分离，甚至互相遮蔽：命中率声称“全部命中”时，字节层面可能是同一字节量每次仍被照搬。命中只是换介质，并不能免字节。本文的问题由此确立：</w:t>
       </w:r>
       <w:r>
         <w:rPr>
@@ -379,7 +379,7 @@
           <w:b w:val="0"/>
           <w:sz w:val="18"/>
         </w:rPr>
-        <w:t>先说清读者能拿走什么、拿不走什么。能拿走的是三件可复用的东西，不是一条提速配方：一把以字节为口径的标尺（第 3、5 章），使"低速层读次数是否落位"成为可验收的判断；一份四步排查次序（5.3），每步标明读哪个计数器、什么算通过；一条与负载无关的仪表规程（5.6），因为判据本身以计数器为输入。拿不走的是速度收益——本文不提供"照做即可提速若干倍"的做法，也未观测到已达下界的目标档，该档在下文始终标注为未观测项。</w:t>
+        <w:t>先说清读者能拿走什么、拿不走什么。能拿走的是三件可复用的东西，不是一条提速配方：一把以字节为口径的标尺（第 3、5 章），使"低速层读次数是否落位"成为可验收的判断；一份四步排查次序（5.3），每步标明读哪个计数器、什么算通过；一条与负载无关的仪表规程（5.6），因为判据本身以计数器为输入。拿不走的是速度收益。本文不提供"照做即可提速若干倍"的做法，也未观测到已达下界的目标档，该档在下文始终标注为未观测项。</w:t>
       </w:r>
     </w:p>
     <w:p>
@@ -393,7 +393,7 @@
           <w:b w:val="0"/>
           <w:sz w:val="18"/>
         </w:rPr>
-        <w:t>局部性原理告诉我们“该复用”——程序倾向于访问最近访问过的数据，这是复用的动机。但局部性没有回答：</w:t>
+        <w:t>局部性原理告诉我们“该复用”。程序倾向于访问最近访问过的数据，这是复用的动机。但局部性没有回答：</w:t>
       </w:r>
       <w:r>
         <w:rPr>
@@ -445,7 +445,7 @@
           <w:b w:val="0"/>
           <w:sz w:val="18"/>
         </w:rPr>
-        <w:t>该原则只依赖两条假设：参与路径上的层构成数据到达最快层的唯一入口（不设旁路）；代价按层序单调，且仅在“读取字节代价、对字节量线性”的口径下讨论。原则不依赖具体负载、容量模型或工作量分布，也不涉及实现如何达到下界的细节。它不回答“如何达到下界”（那交给调度），只回答“下界是多少、达到没有”——这正是排查的第一问题。它与局部性原理的分工是：局部性讲“该复用”，本原则讲“复用的底线”；合起来，才构成存储子系统设计者应当遵守的完整约束。</w:t>
+        <w:t>该原则只依赖两条假设：参与路径上的层构成数据到达最快层的唯一入口（不设旁路）；代价按层序单调，且仅在“读取字节代价、对字节量线性”的口径下讨论。原则不依赖具体负载、容量模型或工作量分布，也不涉及实现如何达到下界的细节。它不回答“如何达到下界”（那交给调度），只回答“下界是多少、达到没有”。这正是排查的第一问题。它与局部性原理的分工是：局部性讲“该复用”，本原则讲“复用的底线”；合起来，才构成存储子系统设计者应当遵守的完整约束。</w:t>
       </w:r>
     </w:p>
     <w:p>
@@ -488,7 +488,7 @@
           <w:b w:val="0"/>
           <w:sz w:val="18"/>
         </w:rPr>
-        <w:t>的可逐行回查真机审计（第 4 章）：对存储受限主机上 2.8T MoE 推理的冷启动，每词元从低速盘全量重读专家权重 25.83 GB，占该阶段端到端耗时的 94%；接入高速盘后引擎自报命中率满格（CACHE HIT 100%），字节级台账却显示每词元搬运量仍为 25.83 GB 不变——命中只是换介质，并不能免字节。此现象说明白板命中率与字节搬运是两个可分离的观测面，前者会遮蔽后者。</w:t>
+        <w:t>的可逐行回查真机审计（第 4 章）：对存储受限主机上 2.8T MoE 推理的冷启动，每词元从低速盘全量重读专家权重 25.83 GB，占该阶段端到端耗时的 94%；接入高速盘后引擎自报命中率满格（CACHE HIT 100%），字节级台账却显示每词元搬运量仍为 25.83 GB 不变。命中只是换介质，并不能免字节。此现象说明白板命中率与字节搬运是两个可分离的观测面，前者会遮蔽后者。</w:t>
       </w:r>
     </w:p>
     <w:p>
@@ -534,7 +534,7 @@
           <w:b w:val="0"/>
           <w:sz w:val="18"/>
         </w:rPr>
-        <w:t>：算术与 I/O 的串行化——16 个 worker 有 40–49% 的墙钟无请求可发，而队列仅积压 3%。据此，本文把</w:t>
+        <w:t>：算术与 I/O 的串行化。16 个 worker 有 40–49% 的墙钟无请求可发，而队列仅积压 3%。据此，本文把</w:t>
       </w:r>
       <w:r>
         <w:rPr>
@@ -578,7 +578,7 @@
           <w:b w:val="0"/>
           <w:sz w:val="18"/>
         </w:rPr>
-        <w:t>4. 一条经验规律作为阐释工具（第 3 章）：将上述现象组织为"慢速层只读一次"——复用若落在数据能到达的最快层，每一更慢层的最小读取次数为 1 且可达、达到该下界的调度低速层读取字节代价最小；该规律由两条公设推导，回答"复用的代价底线"，并为"命中率白板不可单独作为健康度"提供依据。</w:t>
+        <w:t>4. 一条经验规律作为阐释工具（第 3 章）：将上述现象组织为"慢速层只读一次"。复用若落在数据能到达的最快层，每一更慢层的最小读取次数为 1 且可达、达到该下界的调度低速层读取字节代价最小；该规律由两条公设推导，回答"复用的代价底线"，并为"命中率白板不可单独作为健康度"提供依据。</w:t>
       </w:r>
       <w:r>
         <w:rPr>
@@ -616,7 +616,7 @@
           <w:b w:val="0"/>
           <w:sz w:val="18"/>
         </w:rPr>
-        <w:t>：凡派生量必须与一个独立的量交叉校验，并在报告中同屏打印；本轮六个曾产生错误结论的计数器字段全部由此发现，成因均属"探针的失败方式与真实故障同长，而探针不自检"。</w:t>
+        <w:t>：凡派生量必与一个独立的量交叉校验，并在报告中同屏打印；本轮六个曾产生错误结论的计数器字段全部由此发现，成因均属"探针的失败方式与真实故障同长，而探针不自检"。</w:t>
       </w:r>
       <w:r>
         <w:rPr>
@@ -672,7 +672,7 @@
           <w:b w:val="0"/>
           <w:sz w:val="18"/>
         </w:rPr>
-        <w:t>Roofline[5]将计算区/带宽区二分，指出带宽受限时复用是唯一杠杆。Eyeriss[6]在加速器上实证了低速层读数与片上复用的分离。排队论为“吞吐由哪一层的读取量决定”提供了被广泛证明的定量框架。Little 定律[11]以在途量与响应时间刻画吞吐；Denning 与 Buzen 的操作分析[12]、Zahorjan 等的平衡作业界分析[13]进一步表明，系统吞吐取决于服务需求（每词元每设备必须读取的字节量除以该设备可达带宽）最大的那个瓶颈设备，Amdahl 定律[14]是它在单一串行段下的退化形式。这些工作回答“复用值不值得做”，未回答“复用的实际发生位置是否已落位”。本文的原则补上后者：给出“复用应落在最快层”这一前提的可回查标尺。</w:t>
+        <w:t>Roofline[5]将计算区/带宽区二分，指出带宽受限时复用是唯一杠杆。Eyeriss[6]在加速器上实证了低速层读数与片上复用的分离。排队论为“吞吐由哪一层的读取量决定”提供了被广泛证明的定量框架。Little 定律[11]以在途量与响应时间刻画吞吐；Denning 与 Buzen 的操作分析[12]、Zahorjan 等的平衡作业界分析[13]进一步表明，系统吞吐取决于服务需求（每词元每设备必读取的字节量除以该设备可达带宽）最大的那个瓶颈设备，Amdahl 定律[14]是它在单一串行段下的退化形式。这些工作回答“复用值不值得做”，未回答“复用的实际发生位置是否已落位”。本文的原则补上后者：给出“复用应落在最快层”这一前提的可回查标尺。</w:t>
       </w:r>
     </w:p>
     <w:p>
@@ -726,7 +726,7 @@
           <w:b w:val="0"/>
           <w:sz w:val="18"/>
         </w:rPr>
-        <w:t>运维实践中，“工具层指标”与“字节层事实”的分离是常见坑，但多为经验性描述。本文将这一现象与慢速层只读一次原则绑定，使其可被量化判定并可转化为工程工具：白板命中率无法反映“低速层读取次数远超下界 1”，因此必须以字节计数对照使用；该下界进一步作为分层存储开发的预算线与验收判据（第 5 章）。</w:t>
+        <w:t>运维实践中，“工具层指标”与“字节层事实”的分离是常见坑，但多为经验性描述。本文将这一现象与慢速层只读一次原则绑定，使其可被量化判定并可转化为工程工具：白板命中率无法反映“低速层读取次数远超下界 1”，因此必以字节计数对照使用；该下界进一步作为分层存储开发的预算线与验收判据（第 5 章）。</w:t>
       </w:r>
     </w:p>
     <w:p>
@@ -925,7 +925,7 @@
           <w:b w:val="0"/>
           <w:sz w:val="18"/>
         </w:rPr>
-        <w:t>：若实测某低速层的读取次数显著大于 1，则“复用实际发生在最快层”的判定不成立——问题在资源配置/落位，而非算法需要免读。</w:t>
+        <w:t>：若实测某低速层的读取次数显著大于 1，则“复用实际发生在最快层”的判定不成立。问题在资源配置/落位，而非算法需要免读。</w:t>
       </w:r>
     </w:p>
     <w:p>
@@ -1012,7 +1012,7 @@
           <w:b w:val="0"/>
           <w:sz w:val="18"/>
         </w:rPr>
-        <w:t>：参与路径上每一层 M_i（i&lt;k）是数据进入 M_{i+1} 及以上层次的唯一通道——凡到达 M_k 被复用的 d，都必须依次经路径上各层读入。该公设排除了“不经某层也能上行”的实现（旁路、直接 DMA、多副本并存等），见 3.4 的适用范围。</w:t>
+        <w:t>：参与路径上每一层 M_i（i&lt;k）是数据进入 M_{i+1} 及以上层次的唯一通道。凡到达 M_k 被复用的 d，都必依次经路径上各层读入。该公设排除了“不经某层也能上行”的实现（旁路、直接 DMA、多副本并存等），见 3.4 的适用范围。</w:t>
       </w:r>
     </w:p>
     <w:p>
@@ -1181,7 +1181,7 @@
           <w:b w:val="0"/>
           <w:sz w:val="18"/>
         </w:rPr>
-        <w:t>：容量不构成违反——若活集超出 M_k 容量，复用无法全部落在 M_k，这是“不在场”情形，原则不违反、不适用；物理更快但不参与路径的介质不计入；原则回答“下界是多少、达到没有”，不回答问题“如何达到”（那交给调度工作[9-12]）；公设 P1（入口唯一）只覆盖“逐层入口”的实现，旁路、直接 DMA 到计算侧、多副本并存等非逐层实现不进入本模型——P1 是可达性的充分构造，而非必要实现。推论 2 的定理形式只在本模型内成立；模型之外（存在合法的多余读数，如逐出重访、多副本并存）它退化为经验准则，其实力由第 4 章实证支撑。</w:t>
+        <w:t>：容量不构成违反。若活集超出 M_k 容量，复用无法全部落在 M_k，这是“不在场”情形，原则不违反、不适用；物理更快但不参与路径的介质不计入；原则回答“下界是多少、达到没有”，不回答问题“如何达到”（那交给调度工作[9-12]）；公设 P1（入口唯一）只覆盖“逐层入口”的实现，旁路、直接 DMA 到计算侧、多副本并存等非逐层实现不进入本模型。P1 是可达性的充分构造，而非必要实现。推论 2 的定理形式只在本模型内成立；模型之外（存在合法的多余读数，如逐出重访、多副本并存）它退化为经验准则，其实力由第 4 章实证支撑。</w:t>
       </w:r>
     </w:p>
     <w:p>
@@ -1267,7 +1267,7 @@
           <w:b w:val="0"/>
           <w:sz w:val="18"/>
         </w:rPr>
-        <w:t>））→ 高速内存（DRAM）。档位口径：内存（DRAM）属高速档、即数据在本机实际能到达的最快档；超高速档——显存、片内存储、SRAM、NAND 等可实现近程（近场）计算的存储介质——本机未配置、不可达，不列为推论的目标档。引擎内建字节级 READ 计数，记录每次实际搬动的字节，全程可逐项回查[10]；介质名、观测时刻与逐项出处均见附录 A，正文只引用结论。选择 MoE 作为验证场景，是因为其权重流在带宽受限主机上占绝对主导，是“复用落位”问题最典型的验证场景，但不代表原则限于此。</w:t>
+        <w:t>））→ 高速内存（DRAM）。档位口径：内存（DRAM）属高速档、即数据在本机实际能到达的最快档；超高速档。显存、片内存储、SRAM、NAND 等可实现近程（近场）计算的存储介质。本机未配置、不可达，不列为推论的目标档。引擎内建字节级 READ 计数，记录每次实际搬动的字节，全程可逐项回查[10]；介质名、观测时刻与逐项出处均见附录 A，正文只引用结论。选择 MoE 作为验证场景，是因为其权重流在带宽受限主机上占绝对主导，是“复用落位”问题最典型的验证场景，但不代表原则限于此。</w:t>
       </w:r>
     </w:p>
     <w:p>
@@ -1280,7 +1280,7 @@
           <w:b w:val="0"/>
           <w:sz w:val="18"/>
         </w:rPr>
-        <w:t>4.2  验证一（推论 2）：违规检出——低速层读数远超下界</w:t>
+        <w:t>4.2  验证一（推论 2）：低速层读数远超下界</w:t>
       </w:r>
     </w:p>
     <w:p>
@@ -1302,7 +1302,7 @@
           <w:b w:val="0"/>
           <w:sz w:val="18"/>
         </w:rPr>
-        <w:t>：表 1 给出关键数字。引擎每词元从低速盘全量重读专家权重 25.83 GB，实测 READ 量与理论载入逐字节吻合（92 层 × 16 专家 × 17.55 MB），耗时 303.58 s，占该阶段端到端耗时的 94%——每次读入既缺一不可、又来自最慢的介质。</w:t>
+        <w:t>：表 1 给出关键数字。引擎每词元从低速盘全量重读专家权重 25.83 GB，实测 READ 量与理论载入逐字节吻合（92 层 × 16 专家 × 17.55 MB），耗时 303.58 s，占该阶段端到端耗时的 94%。每次读入既缺一不可、又来自最慢的介质。</w:t>
       </w:r>
     </w:p>
     <w:p>
@@ -1619,7 +1619,7 @@
           <w:b w:val="0"/>
           <w:sz w:val="18"/>
         </w:rPr>
-        <w:t>——命中只把读取介质从低速盘换到高速盘（sdd7）（命中读约 19.1 GB 来自高速盘、低速盘 miss 约 6.7 GB），25.83 GB 的字节总量不因命中而减少。这正是两观测面分离的直接证据：白板命中率满格与字节照搬并存——两者各自独立成立，但字节层面的代价不会因命中率满格而消失。此阶段内存缓存采用默认 LRU 替换策略（cache 8 GB）。</w:t>
+        <w:t>。命中只把读取介质从低速盘换到高速盘（sdd7）（命中读约 19.1 GB 来自高速盘、低速盘 miss 约 6.7 GB），25.83 GB 的字节总量不因命中而减少。这正是两观测面分离的直接证据：白板命中率满格与字节照搬并存。两者各自独立成立，但字节层面的代价不会因命中率满格而消失。此阶段内存缓存采用默认 LRU 替换策略（cache 8 GB）。</w:t>
       </w:r>
     </w:p>
     <w:p>
@@ -1722,7 +1722,7 @@
           <w:b w:val="0"/>
           <w:sz w:val="18"/>
         </w:rPr>
-        <w:t>4.3  验证二（推论 1 的可检验含义）：低速层读数随落位层上移而下降、趋向该下界</w:t>
+        <w:t>4.3  验证二：低速层读数随落位层上移而下降，趋向该下界</w:t>
       </w:r>
     </w:p>
     <w:p>
@@ -2117,7 +2117,7 @@
           <w:b w:val="0"/>
           <w:sz w:val="18"/>
         </w:rPr>
-        <w:t>字节总量在各档均约为 25.83 GB/词元不变——层次不减免字节，只决定"字节在哪一层被读"。随落位层上移：低速层读数从"每词元全量"（25.83 GB）回落，高速盘档均值 6.7 GB、稳态尾段仅约 1.7 GB（=27 GB/16 词元，出处见随稿附件 A.1），向"每会话 distinct 一次"收敛；复用的承担场所从更慢层迁移到更近的层。这正是推论 1 下界的可观测形状。</w:t>
+        <w:t>字节总量在各档均约为 25.83 GB/词元不变。层次不减免字节，只决定"字节在哪一层被读"。随落位层上移：低速层读数从"每词元全量"（25.83 GB）回落，高速盘档均值 6.7 GB、稳态尾段仅约 1.7 GB（=27 GB/16 词元，出处见随稿附件 A.1），向"每会话 distinct 一次"收敛；复用的承担场所从更慢层迁移到更近的层。这正是推论 1 下界的可观测形状。</w:t>
       </w:r>
     </w:p>
     <w:p>
@@ -2869,7 +2869,7 @@
           <w:b w:val="0"/>
           <w:sz w:val="18"/>
         </w:rPr>
-        <w:t>——三者在本档相互重叠，相加会重复计入：实测时长相加 1065.21 s 而整轮墙钟仅 608.31 s，重复量 457.80 s 恰等于专家读并集，即</w:t>
+        <w:t>。三者在本档相互重叠，相加会重复计入：实测时长相加 1065.21 s 而整轮墙钟仅 608.31 s，重复量 457.80 s 恰等于专家读并集，即</w:t>
       </w:r>
       <w:r>
         <w:rPr>
@@ -3073,7 +3073,7 @@
           <w:b w:val="0"/>
           <w:sz w:val="18"/>
         </w:rPr>
-        <w:t>）实测为 262.78 s/词元。这些都是逐次真机实测记录，非推算值；输出速度虽慢（秒级/词元），恰是该存储受限平台带宽受限的直接体现，也是本文判据所针对的客观事实。收益未达乐观上界（约 −90%，基于跨遍复用的字节量推演），因为复用仍落在高速盘而非高速内存（DRAM）——表 2 的“目标档”未被到达；该档是推论 1 指向的设计目标、本文不以推演数字冒充实测。</w:t>
+        <w:t>）实测为 262.78 s/词元。这些都是逐次真机实测记录，非推算值；输出速度虽慢（秒级/词元），恰是该存储受限平台带宽受限的直接体现，也是本文判据所针对的客观事实。收益未达乐观上界（约 −90%，基于跨遍复用的字节量推演），因为复用仍落在高速盘而非高速内存（DRAM）。表 2 的“目标档”未被到达；该档是推论 1 指向的设计目标、本文不以推演数字冒充实测。</w:t>
       </w:r>
     </w:p>
     <w:p>
@@ -3087,7 +3087,7 @@
           <w:b/>
           <w:sz w:val="18"/>
         </w:rPr>
-        <w:t>该 −37% 的可复现性须按字节与时间分别看待</w:t>
+        <w:t>该 −37% 的可复现性按字节与时间分别看待</w:t>
       </w:r>
       <w:r>
         <w:rPr>
@@ -3111,7 +3111,7 @@
           <w:b w:val="0"/>
           <w:sz w:val="18"/>
         </w:rPr>
-        <w:t>——每词元 25.83 GB 的慢盘全量重读不因迁层而减少，阶段 A 与阶段 B 逐项一致；</w:t>
+        <w:t>。每词元 25.83 GB 的慢盘全量重读不因迁层而减少，阶段 A 与阶段 B 逐项一致；</w:t>
       </w:r>
       <w:r>
         <w:rPr>
@@ -3127,7 +3127,7 @@
           <w:b w:val="0"/>
           <w:sz w:val="18"/>
         </w:rPr>
-        <w:t>——同一字节量在重复运行间的墙钟差异可达 40%（§4.3 末的六次运行）。故该数字应读作</w:t>
+        <w:t>。同一字节量在重复运行间的墙钟差异可达 40%（§4.3 末的六次运行）。故该数字应读作</w:t>
       </w:r>
       <w:r>
         <w:rPr>
@@ -4030,7 +4030,7 @@
           <w:b w:val="0"/>
           <w:sz w:val="18"/>
         </w:rPr>
-        <w:t>——与表 3 所载的 −19% / −32% 不符。</w:t>
+        <w:t>。与表 3 所载的 −19% / −32% 不符。</w:t>
       </w:r>
       <w:r>
         <w:rPr>
@@ -4060,7 +4060,7 @@
           <w:b w:val="0"/>
           <w:sz w:val="18"/>
         </w:rPr>
-        <w:t>这一结果与第 2 条并不矛盾：两种策略的差异本应只在容量不足、必须逐出时才显现，而该条件下 57.8 GB 可用、内存计划仅占 45 GB，双方均无需逐出，行为因此收敛。</w:t>
+        <w:t>这一结果与第 2 条并不矛盾：两种策略的差异本应只在容量不足、必逐出时才显现，而该条件下 57.8 GB 可用、内存计划仅占 45 GB，双方均无需逐出，行为因此收敛。</w:t>
       </w:r>
       <w:r>
         <w:rPr>
@@ -4136,7 +4136,7 @@
           <w:b w:val="0"/>
           <w:sz w:val="18"/>
         </w:rPr>
-        <w:t>——若日后在可施加内存硬上限的环境中重做，可再评估。</w:t>
+        <w:t>。若日后在可施加内存硬上限的环境中重做，可再评估。</w:t>
       </w:r>
     </w:p>
     <w:p>
@@ -4149,7 +4149,7 @@
           <w:b w:val="0"/>
           <w:sz w:val="18"/>
         </w:rPr>
-        <w:t>4.6  公式对照：瓶颈界预测的输出速度与真机实测</w:t>
+        <w:t>4.6  公式对照：瓶颈界预测与真机实测</w:t>
       </w:r>
     </w:p>
     <w:p>
@@ -4800,7 +4800,7 @@
           <w:b w:val="0"/>
           <w:sz w:val="18"/>
         </w:rPr>
-        <w:t>注：公式按"瓶颈设备独占带宽"的理想情形计算，故为下限。阶段 A 的下限 303.9 s 与实测 303.58 s 仅差 0.1%——</w:t>
+        <w:t>注：公式按"瓶颈设备独占带宽"的理想情形计算，故为下限。阶段 A 的下限 303.9 s 与实测 303.58 s 仅差 0.1%。</w:t>
       </w:r>
       <w:r>
         <w:rPr>
@@ -4832,7 +4832,7 @@
           <w:b w:val="0"/>
           <w:sz w:val="18"/>
         </w:rPr>
-        <w:t>——分母若取引擎实绩，比值必然趋近 1；代入设备实测能力后仍有可观差距，且该差距经引擎内计数器定位为算术与 I/O 的串行化，而非字节。</w:t>
+        <w:t>。分母若取引擎实绩，比值必然趋近 1；代入设备实测能力后仍有可观差距，且该差距经引擎内计数器定位为算术与 I/O 的串行化，而非字节。</w:t>
       </w:r>
       <w:r>
         <w:rPr>
@@ -4840,7 +4840,7 @@
           <w:b/>
           <w:sz w:val="18"/>
         </w:rPr>
-        <w:t>故本表的正确读法是：比值 1.00 说明单流顺序、公式即定律；比值 &gt;1 须先分流计价，计价后仍 &gt;1 的部分应归因于串行化等非字节因素，而不能默认归因于实现损耗。</w:t>
+        <w:t>故本表的正确读法是：比值 1.00 说明单流顺序、公式即定律；比值 &gt;1 先分流计价，计价后仍 &gt;1 的部分应归因于串行化等非字节因素，而不能默认归因于实现损耗。</w:t>
       </w:r>
     </w:p>
     <w:p>
@@ -4902,7 +4902,7 @@
           <w:b w:val="0"/>
           <w:sz w:val="18"/>
         </w:rPr>
-        <w:t>——原表把 16 路并发的专家聚合速率按单流计（453 MB/s），且把重叠的时长相加当作暴露时间；改为并集与互斥口径后，专家聚合速率 379 MB/s 与暴露 59.39 s 自洽，公式下限亦随之从 47.6 s 修正为 70.4 s。</w:t>
+        <w:t>。原表把 16 路并发的专家聚合速率按单流计（453 MB/s），且把重叠的时长相加当作暴露时间；改为并集与互斥口径后，专家聚合速率 379 MB/s 与暴露 59.39 s 自洽，公式下限亦随之从 47.6 s 修正为 70.4 s。</w:t>
       </w:r>
     </w:p>
     <w:p>
@@ -4956,7 +4956,7 @@
           <w:b w:val="0"/>
           <w:sz w:val="18"/>
         </w:rPr>
-        <w:t>：以前者为分母，比值会向 1 收敛，与设备是否还有余量无关。分母必须换成效定实测的设备能力。以引擎的真实访问形态（同文件、O_DIRECT、主干顺序流与专家散乱流</w:t>
+        <w:t>：以前者为分母，比值会向 1 收敛，与设备是否还有余量无关。分母必换成效定实测的设备能力。以引擎的真实访问形态（同文件、O_DIRECT、主干顺序流与专家散乱流</w:t>
       </w:r>
       <w:r>
         <w:rPr>
@@ -5202,7 +5202,7 @@
           <w:b w:val="0"/>
           <w:sz w:val="18"/>
         </w:rPr>
-        <w:t>均长于本节记录时段，字节除以更长的墙钟即得更低速率。**该现象与本文论点一致，并提示</w:t>
+        <w:t>均长于本节记录时段，字节除以更长的墙钟即得更低速率。该现象与本文论点一致，并提示</w:t>
       </w:r>
     </w:p>
     <w:p>
@@ -5216,7 +5216,23 @@
           <w:b w:val="0"/>
           <w:sz w:val="18"/>
         </w:rPr>
-        <w:t>验收应核对字节而非速率。** 由此本文已记录的时间上界为 104.66 s/词元。</w:t>
+        <w:t>验收应核对字节而非速率。</w:t>
+      </w:r>
+      <w:r>
+        <w:rPr>
+          <w:rFonts w:ascii="Times New Roman" w:hAnsi="Times New Roman" w:eastAsia="宋体"/>
+          <w:b/>
+          <w:sz w:val="18"/>
+        </w:rPr>
+        <w:t xml:space="preserve"> 由此本文已记录的时间上界为 104.66 s/词元</w:t>
+      </w:r>
+      <w:r>
+        <w:rPr>
+          <w:rFonts w:ascii="Times New Roman" w:hAnsi="Times New Roman" w:eastAsia="宋体"/>
+          <w:b w:val="0"/>
+          <w:sz w:val="18"/>
+        </w:rPr>
+        <w:t>。</w:t>
       </w:r>
     </w:p>
     <w:p>
@@ -5318,7 +5334,7 @@
           <w:b w:val="0"/>
           <w:sz w:val="18"/>
         </w:rPr>
-        <w:t>，而队列只积压 3%。**该组合排除"排队等盘"，但当时不足以区分</w:t>
+        <w:t>，而队列只积压 3%。该组合排除"排队等盘"，但当时不足以区分</w:t>
       </w:r>
     </w:p>
     <w:p>
@@ -5332,7 +5348,7 @@
           <w:b w:val="0"/>
           <w:sz w:val="18"/>
         </w:rPr>
-        <w:t>"请求到达太晚"与"worker 被换下核"** —— 后者手上的请求已出队、处于 in-flight，</w:t>
+        <w:t>"请求到达太晚"与"worker 被换下核" —— 后者手上的请求已出队、处于 in-flight，</w:t>
       </w:r>
     </w:p>
     <w:p>
@@ -5580,7 +5596,7 @@
           <w:b w:val="0"/>
           <w:sz w:val="18"/>
         </w:rPr>
-        <w:t xml:space="preserve"> 而非自旋。**故那 40–49% 是等下一个请求迟到，</w:t>
+        <w:t xml:space="preserve"> 而非自旋。故那 40–49% 是等下一个请求迟到，</w:t>
       </w:r>
     </w:p>
     <w:p>
@@ -5594,7 +5610,7 @@
           <w:b w:val="0"/>
           <w:sz w:val="18"/>
         </w:rPr>
-        <w:t>处置是改生产者节律（层间预取、算术期间发出下一层读），不是加 worker，也不是改等待方式。**</w:t>
+        <w:t>处置是改生产者节律（层间预取、算术期间发出下一层读），不是加 worker，也不是改等待方式。</w:t>
       </w:r>
     </w:p>
     <w:p>
@@ -5638,7 +5654,7 @@
           <w:b w:val="0"/>
           <w:sz w:val="18"/>
         </w:rPr>
-        <w:t>&gt; 实测 0.052 落入该带。但该带未与物理参照挂钩——饱和意味着比值 ≥ 1，</w:t>
+        <w:t>&gt; 实测 0.052 落入该带。但该带未与物理参照挂钩。饱和意味着比值 ≥ 1，</w:t>
       </w:r>
     </w:p>
     <w:p>
@@ -5806,7 +5822,7 @@
           <w:b w:val="0"/>
           <w:sz w:val="18"/>
         </w:rPr>
-        <w:t xml:space="preserve"> 这是本文原则"复用应落在数据能到达的最快层"的第二条独立理由——此前只给了字节一条。相应地，5.2 的验收判据应从单一下界扩展为"字节回落至下界</w:t>
+        <w:t xml:space="preserve"> 这是本文原则"复用应落在数据能到达的最快层"的第二条独立理由。此前只给了字节一条。相应地，5.2 的验收判据应从单一下界扩展为"字节回落至下界</w:t>
       </w:r>
       <w:r>
         <w:rPr>
@@ -5844,7 +5860,7 @@
           <w:b w:val="0"/>
           <w:sz w:val="18"/>
         </w:rPr>
-        <w:t xml:space="preserve"> 可确定的是它不是字节造成的、也不是设备在该形态上做不到的；不可确定的是跨层流水能收回多少——该问题在本平台的测量重复性下无法判定（见本节方法学限度段与 </w:t>
+        <w:t xml:space="preserve"> 可确定的是它不是字节造成的、也不是设备在该形态上做不到的；不可确定的是跨层流水能收回多少。该问题在本平台的测量重复性下无法判定（见本节方法学限度段与 </w:t>
       </w:r>
       <w:r>
         <w:rPr>
@@ -5874,7 +5890,7 @@
           <w:b w:val="0"/>
           <w:sz w:val="18"/>
         </w:rPr>
-        <w:t>阶段 A 的 1.00 不受此影响——其 W_i（85 MB/s）本就是设备实测值而非引擎实绩，且为单一顺序流，比值 1.00 的含义（字节÷带宽即定律）仍然成立。</w:t>
+        <w:t>阶段 A 的 1.00 不受此影响。其 W_i（85 MB/s）本就是设备实测值而非引擎实绩，且为单一顺序流，比值 1.00 的含义（字节÷带宽即定律）仍然成立。</w:t>
       </w:r>
     </w:p>
     <w:p>
@@ -5888,7 +5904,7 @@
           <w:b/>
           <w:sz w:val="18"/>
         </w:rPr>
-        <w:t>【方法学限度，须一并记录】</w:t>
+        <w:t>【方法学限度，一并记录】</w:t>
       </w:r>
       <w:r>
         <w:rPr>
@@ -5941,7 +5957,7 @@
           <w:rFonts w:ascii="Consolas" w:hAnsi="Consolas"/>
           <w:sz w:val="14"/>
         </w:rPr>
-        <w:t>凡以 s/词元 为观测量作配置间对比，须在同一时段内交错配对重复 ≥5 轮，</w:t>
+        <w:t>凡以 s/词元 为观测量作配置间对比，在同一时段内交错配对重复 ≥5 轮，</w:t>
       </w:r>
     </w:p>
     <w:p>
@@ -5967,7 +5983,7 @@
           <w:rFonts w:ascii="Consolas" w:hAnsi="Consolas"/>
           <w:sz w:val="14"/>
         </w:rPr>
-        <w:t>不得引用跨时段的绝对速率作对比。</w:t>
+        <w:t>引用跨时段的绝对速率作对比。</w:t>
       </w:r>
     </w:p>
     <w:p>
@@ -6067,7 +6083,7 @@
           <w:b w:val="0"/>
           <w:sz w:val="18"/>
         </w:rPr>
-        <w:t xml:space="preserve">尚未查明；预取在各种 arena 下均变慢（v50 0.75×、v54 0.60×），而设备既未饱和也不对访问模式敏感，故其代价在主机侧（CPU、争用，或 survival 统计本身有误——该 21% 数字自 v50 起引用至今从未独立复核，而同一次运行中 </w:t>
+        <w:t xml:space="preserve">尚未查明；预取在各种 arena 下均变慢（v50 0.75×、v54 0.60×），而设备既未饱和也不对访问模式敏感，故其代价在主机侧（CPU、争用，或 survival 统计本身有误。该 21% 数字自 v50 起引用至今从未独立复核，而同一次运行中 </w:t>
       </w:r>
       <w:r>
         <w:rPr>
@@ -6163,7 +6179,7 @@
           <w:b w:val="0"/>
           <w:sz w:val="18"/>
         </w:rPr>
-        <w:t>5.1  预算线：先算“健康时各低速层应搬多少字节”</w:t>
+        <w:t>5.1  预算线：健康时各低速层应搬多少字节</w:t>
       </w:r>
     </w:p>
     <w:p>
@@ -6177,7 +6193,7 @@
           <w:b w:val="0"/>
           <w:sz w:val="18"/>
         </w:rPr>
-        <w:t>由推论 1 对一次会话求和即得每低速层的读数预算：低速层 M_i 的最小读数等于参与路径上 distinct 项集的大小（每项恰读一次），健康时“每会话低速层字节”应约为该层 distinct 集一次。本文案例中，专家 distinct 集约 176 GB/会话；若复用全程落位低速盘（阶段 A 基线）则每词元 25.83 GB、按 N 词元会话即 25.83×N——两者之差即“复用未落位”造成的多余低速层字节，可通过落位设计回收。</w:t>
+        <w:t>由推论 1 对一次会话求和即得每低速层的读数预算：低速层 M_i 的最小读数等于参与路径上 distinct 项集的大小（每项恰读一次），健康时“每会话低速层字节”应约为该层 distinct 集一次。本文案例中，专家 distinct 集约 176 GB/会话；若复用全程落位低速盘（阶段 A 基线）则每词元 25.83 GB、按 N 词元会话即 25.83×N。两者之差即“复用未落位”造成的多余低速层字节，可通过落位设计回收。</w:t>
       </w:r>
     </w:p>
     <w:p>
@@ -6204,7 +6220,7 @@
           <w:b w:val="0"/>
           <w:sz w:val="18"/>
         </w:rPr>
-        <w:t>命中率白板不可单独作为验收（4.2 的经验）：它计数的是引擎自认的命中，与字节搬运是两个观测面。可操作的验收规则是双口径对照：命中率满格的同时，逐层核验 READ 字节计数是否（趋近）该层下界。凡“命中满格而字节不降”的改动，判定为复用未落位——问题在资源配置，而不是算法是否需要免读。</w:t>
+        <w:t>命中率白板不可单独作为验收（4.2 的经验）：它计数的是引擎自认的命中，与字节搬运是两个观测面。可操作的验收规则是双口径对照：命中率满格的同时，逐层核验 READ 字节计数是否（趋近）该层下界。凡“命中满格而字节不降”的改动，判定为复用未落位。问题在资源配置，而不是算法是否需要免读。</w:t>
       </w:r>
     </w:p>
     <w:p>
@@ -6218,7 +6234,7 @@
           <w:b/>
           <w:sz w:val="18"/>
         </w:rPr>
-        <w:t>【2026-10-05 补充第三条口径，2026-10-07 归因已判定】字节达标不等于复用落位完成，须加测串行化。</w:t>
+        <w:t>【2026-10-05 补充第三条口径，2026-10-07 归因已判定】字节达标不等于复用落位完成，加测串行化。</w:t>
       </w:r>
       <w:r>
         <w:rPr>
@@ -6304,7 +6320,7 @@
           <w:b/>
           <w:sz w:val="18"/>
         </w:rPr>
-        <w:t>处置是改生产者节律——在算术期间发出下一层的读——而不是增加 worker。</w:t>
+        <w:t>处置是改生产者节律。在算术期间发出下一层的读。而不是增加 worker。</w:t>
       </w:r>
       <w:r>
         <w:rPr>
@@ -6360,7 +6376,7 @@
           <w:b w:val="0"/>
           <w:sz w:val="18"/>
         </w:rPr>
-        <w:t xml:space="preserve"> 只满足①时，系统可能字节达标却因层间串行而仍然低输出——</w:t>
+        <w:t xml:space="preserve"> 只满足①时，系统可能字节达标却因层间串行而仍然低输出。</w:t>
       </w:r>
       <w:r>
         <w:rPr>
@@ -6486,7 +6502,7 @@
           <w:b w:val="0"/>
           <w:sz w:val="18"/>
         </w:rPr>
-        <w:t>5.1 的预算线只数字节。表 3 给出一组对照：主干权重 41.8 GB/词元、专家权重 22.5 GB/词元，前者暴露 0.38 s、后者 59.39 s——</w:t>
+        <w:t>5.1 的预算线只数字节。表 3 给出一组对照：主干权重 41.8 GB/词元、专家权重 22.5 GB/词元，前者暴露 0.38 s、后者 59.39 s。</w:t>
       </w:r>
       <w:r>
         <w:rPr>
@@ -6869,7 +6885,7 @@
           <w:b w:val="0"/>
           <w:sz w:val="18"/>
         </w:rPr>
-        <w:t xml:space="preserve"> 差距方向与存在性不变，但幅度已可定量，代价是必须承认它</w:t>
+        <w:t xml:space="preserve"> 差距方向与存在性不变，但幅度已可定量，代价是必承认它</w:t>
       </w:r>
       <w:r>
         <w:rPr>
@@ -7165,7 +7181,7 @@
           <w:b w:val="0"/>
           <w:sz w:val="18"/>
         </w:rPr>
-        <w:t xml:space="preserve"> 尤其不得据此声称"端到端可进入 30 s 量级"——该推断依赖已被撤回的分母，且串行化的一部分（跨层流水）经建模其上限仅约 4%，不足以支撑该量级的预期。</w:t>
+        <w:t xml:space="preserve"> 尤其据此声称"端到端可进入 30 s 量级"。该推断依赖已被撤回的分母，且串行化的一部分（跨层流水）经建模其上限仅约 4%，不足以支撑该量级的预期。</w:t>
       </w:r>
     </w:p>
     <w:p>
@@ -7179,7 +7195,7 @@
           <w:b/>
           <w:sz w:val="18"/>
         </w:rPr>
-        <w:t>关于"改进测量方法"这一步能走多远，须说明其上限。</w:t>
+        <w:t>关于"改进测量方法"这一步能走多远，说明其上限。</w:t>
       </w:r>
       <w:r>
         <w:rPr>
@@ -7401,7 +7417,7 @@
           <w:b/>
           <w:sz w:val="18"/>
         </w:rPr>
-        <w:t>"至少 2.7 倍"这一表述同样是有意为之——它是在当前测量质量下唯一形态正确的陈述形式。</w:t>
+        <w:t>"至少 2.7 倍"这一表述同样是有意为之。它是在当前测量质量下唯一形态正确的陈述形式。</w:t>
       </w:r>
     </w:p>
     <w:p>
@@ -7431,7 +7447,7 @@
           <w:b w:val="0"/>
           <w:sz w:val="18"/>
         </w:rPr>
-        <w:t>：先据“顺序 890 对局部 453”推断代价源于“层序连续性”，再据单次直接测量推断“盘可达 1418 而引擎损失 68%”，最后据重建探针的 1786 MB/s 推断“引擎有 4.4 倍 inefficiency”。前者被并发实验与分散度对照推翻；第二次被重复性实验推翻；第三次被自身的重复测量推翻——</w:t>
+        <w:t>：先据“顺序 890 对局部 453”推断代价源于“层序连续性”，再据单次直接测量推断“盘可达 1418 而引擎损失 68%”，最后据重建探针的 1786 MB/s 推断“引擎有 4.4 倍 inefficiency”。前者被并发实验与分散度对照推翻；第二次被重复性实验推翻；第三次被自身的重复测量推翻。</w:t>
       </w:r>
       <w:r>
         <w:rPr>
@@ -7471,7 +7487,7 @@
           <w:b/>
           <w:sz w:val="18"/>
         </w:rPr>
-        <w:t>故按规程第 4 节，"至少 2.7 倍"之外不得再给任何倍数。</w:t>
+        <w:t>故按规程第 4 节，"至少 2.7 倍"之外再给任何倍数。</w:t>
       </w:r>
     </w:p>
     <w:p>
@@ -7485,7 +7501,7 @@
           <w:b w:val="0"/>
           <w:sz w:val="18"/>
         </w:rPr>
-        <w:t>教训有三：其一，以两条流的速率差反推机制，须先排除并发度这一混淆项；其二，</w:t>
+        <w:t>教训有三：其一，以两条流的速率差反推机制，先排除并发度这一混淆项；其二，</w:t>
       </w:r>
       <w:r>
         <w:rPr>
@@ -7517,7 +7533,7 @@
           <w:b w:val="0"/>
           <w:sz w:val="18"/>
         </w:rPr>
-        <w:t>——</w:t>
+        <w:t>。</w:t>
       </w:r>
       <w:r>
         <w:rPr>
@@ -7557,7 +7573,7 @@
           <w:b/>
           <w:sz w:val="18"/>
         </w:rPr>
-        <w:t>一次合格不构成可复现，可复现须跨轮次验证。</w:t>
+        <w:t>一次合格不构成可复现，可复现跨轮次验证。</w:t>
       </w:r>
     </w:p>
     <w:p>
@@ -7570,7 +7586,7 @@
           <w:b w:val="0"/>
           <w:sz w:val="18"/>
         </w:rPr>
-        <w:t>5.3  排查次序：先问“复用落在哪一层”</w:t>
+        <w:t>5.3  排查次序：先问复用落在哪一层</w:t>
       </w:r>
     </w:p>
     <w:p>
@@ -7636,7 +7652,7 @@
           <w:b w:val="0"/>
           <w:sz w:val="18"/>
         </w:rPr>
-        <w:t xml:space="preserve"> —— 该数据项是否必须被读。</w:t>
+        <w:t xml:space="preserve"> —— 该数据项是否必被读。</w:t>
       </w:r>
     </w:p>
     <w:p>
@@ -7771,7 +7787,7 @@
           <w:b w:val="0"/>
           <w:sz w:val="18"/>
         </w:rPr>
-        <w:t xml:space="preserve"> —— 若必须从低速层读取，权重是否至少置于参与路径中更快的层。</w:t>
+        <w:t xml:space="preserve"> —— 若必从低速层读取，权重是否至少置于参与路径中更快的层。</w:t>
       </w:r>
     </w:p>
     <w:p>
@@ -7845,7 +7861,7 @@
           <w:b w:val="0"/>
           <w:sz w:val="18"/>
         </w:rPr>
-        <w:t xml:space="preserve"> —— 能否先压缩再落层，减少届时必须搬动的字节。</w:t>
+        <w:t xml:space="preserve"> —— 能否先压缩再落层，减少届时必搬动的字节。</w:t>
       </w:r>
     </w:p>
     <w:p>
@@ -8029,7 +8045,7 @@
           <w:b w:val="0"/>
           <w:sz w:val="18"/>
         </w:rPr>
-        <w:t>：每条权重路径“该低速层只读一次/会话”——即以 4.3 表 2 的“目标档”为验收线；</w:t>
+        <w:t>：每条权重路径“该低速层只读一次/会话”。即以 4.3 表 2 的“目标档”为验收线；</w:t>
       </w:r>
     </w:p>
     <w:p>
@@ -8113,7 +8129,7 @@
           <w:b w:val="0"/>
           <w:sz w:val="18"/>
         </w:rPr>
-        <w:t>5.6  判据的前提：仪表本身须先被校验</w:t>
+        <w:t>5.6  判据的前提：仪表本身先校验</w:t>
       </w:r>
     </w:p>
     <w:p>
@@ -8163,7 +8179,7 @@
           <w:b/>
           <w:sz w:val="18"/>
         </w:rPr>
-        <w:t>凡派生量，必须指定一个与之独立的量做交叉校验，并在报告中同屏打印。</w:t>
+        <w:t>凡派生量，必指定一个与之独立的量做交叉校验，并在报告中同屏打印。</w:t>
       </w:r>
     </w:p>
     <w:p>
@@ -8288,7 +8304,7 @@
           <w:b w:val="0"/>
           <w:sz w:val="18"/>
         </w:rPr>
-        <w:t xml:space="preserve"> 是 1742.60 s，两数一望即知有误。反过来，把量分散在不同章节或不同输出里，它们就不会被对照，也就不会被发现——本轮若有若干字段当初未与邻居同屏，很可能至今仍在使用。</w:t>
+        <w:t xml:space="preserve"> 是 1742.60 s，两数一望即知有误。反过来，把量分散在不同章节或不同输出里，它们就不会被对照，也就不会被发现。本轮若有若干字段当初未与邻居同屏，很可能至今仍在使用。</w:t>
       </w:r>
     </w:p>
     <w:p>
@@ -8329,7 +8345,7 @@
           <w:b w:val="0"/>
           <w:sz w:val="18"/>
         </w:rPr>
-        <w:t>本文从一次反常现象出发：按命中率将缓存优化至满格，端到端吞吐仍未达到应有水平。围绕该现象，本文给出可逐行回查的字节日志审计与一次真机体检：对存储受限主机上 2.8T MoE 推理的冷启动，每词元从低速盘全量重读专家权重 25.83 GB，占该阶段端到端耗时的 94%；接入高速盘后引擎自报命中率满格（CACHE HIT 100%），字节级台账却显示每词元搬运量仍为 25.83 GB 不变——命中只是换介质，并不能免字节。围绕这一定量现象，本文给出双口径（命中率白板与字节计数对照）审计方法，并把低速层读数下界落为工程判据：以 distinct 集核算每层驻留预算（预算线），以“低速层读数回落至下界”作为复用是否落位的字节级验收判据，以及先问“复用落在哪一层”的四条排查次序。</w:t>
+        <w:t>本文从一次反常现象出发：按命中率将缓存优化至满格，端到端吞吐仍未达到应有水平。围绕该现象，本文给出可逐行回查的字节日志审计与一次真机体检：对存储受限主机上 2.8T MoE 推理的冷启动，每词元从低速盘全量重读专家权重 25.83 GB，占该阶段端到端耗时的 94%；接入高速盘后引擎自报命中率满格（CACHE HIT 100%），字节级台账却显示每词元搬运量仍为 25.83 GB 不变。命中只是换介质，并不能免字节。围绕这一定量现象，本文给出双口径（命中率白板与字节计数对照）审计方法，并把低速层读数下界落为工程判据：以 distinct 集核算每层驻留预算（预算线），以“低速层读数回落至下界”作为复用是否落位的字节级验收判据，以及先问“复用落在哪一层”的四条排查次序。</w:t>
       </w:r>
     </w:p>
     <w:p>
@@ -8391,7 +8407,7 @@
           <w:b w:val="0"/>
           <w:sz w:val="18"/>
         </w:rPr>
-        <w:t xml:space="preserve"> 第 14 节）。相应地，§4.6 表 4 的读法也须修正：实测÷公式在单流顺序档为 1.00（公式即定律），在多流或随机档升至 1.39-3.11，须分流计价而非归因实现损耗；“落位高速内存（DRAM）”的目标档仍由规律指向而未观测，如实标注为设计目标。对分层存储系统的开发与评测者，本文建议以字节级读数下界作为设计的验收线，并行观测命中率白板与字节计数。</w:t>
+        <w:t xml:space="preserve"> 第 14 节）。相应地，§4.6 表 4 的读法也修正：实测÷公式在单流顺序档为 1.00（公式即定律），在多流或随机档升至 1.39-3.11，分流计价而非归因实现损耗；“落位高速内存（DRAM）”的目标档仍由规律指向而未观测，如实标注为设计目标。对分层存储系统的开发与评测者，本文建议以字节级读数下界作为设计的验收线，并行观测命中率白板与字节计数。</w:t>
       </w:r>
     </w:p>
     <w:p>
@@ -8446,7 +8462,7 @@
           <w:b w:val="0"/>
           <w:sz w:val="18"/>
         </w:rPr>
-        <w:t>2026-09-28 分相位实测的出处与复现、观测口径。依《计算机科学》投稿须知第 17 条，该附件与</w:t>
+        <w:t>2026-09-28 分相位实测的出处与复现、观测口径。依《计算机科学》投稿知第 17 条，该附件与</w:t>
       </w:r>
     </w:p>
     <w:p>
@@ -8766,7 +8782,7 @@
           <w:b w:val="0"/>
           <w:sz w:val="21"/>
         </w:rPr>
-        <w:t>作者简介与稿件信息（《计算机科学》投稿须知第 12 条：作者简介须注明是否 CCF 会员）</w:t>
+        <w:t>作者简介与稿件信息（《计算机科学》投稿知第 12 条：作者简介注明是否 CCF 会员）</w:t>
       </w:r>
     </w:p>
     <w:p>
@@ -8816,7 +8832,7 @@
           <w:b w:val="0"/>
           <w:sz w:val="18"/>
         </w:rPr>
-        <w:t xml:space="preserve"> 是。第一作者为中国计算机学会专业会员（会员号：＿＿＿＿＿＿＿＿），依《计算机科学》投稿须知第 10 条，录用稿件的版面设计服务费按 8.5 折计。</w:t>
+        <w:t xml:space="preserve"> 是。第一作者为中国计算机学会专业会员（会员号：＿＿＿＿＿＿＿＿），依《计算机科学》投稿知第 10 条，录用稿件的版面设计服务费按 8.5 折计。</w:t>
       </w:r>
     </w:p>
     <w:p>
@@ -8829,7 +8845,7 @@
           <w:b w:val="0"/>
           <w:sz w:val="21"/>
         </w:rPr>
-        <w:t>自校负责人（《计算机科学》投稿须知第 14 条：编辑部返回一校样 PDF 供自校，须在稿件末尾注明）</w:t>
+        <w:t>自校负责人（《计算机科学》投稿知第 14 条：编辑部返回一校样 PDF 供自校，在稿件末尾注明）</w:t>
       </w:r>
     </w:p>
     <w:p>

--- a/papers/提交稿-缓存高命中与词元低输出.docx
+++ b/papers/提交稿-缓存高命中与词元低输出.docx
@@ -4800,47 +4800,7 @@
           <w:b w:val="0"/>
           <w:sz w:val="18"/>
         </w:rPr>
-        <w:t>注：公式按"瓶颈设备独占带宽"的理想情形计算，故为下限。阶段 A 的下限 303.9 s 与实测 303.58 s 仅差 0.1%。</w:t>
-      </w:r>
-      <w:r>
-        <w:rPr>
-          <w:rFonts w:ascii="Times New Roman" w:hAnsi="Times New Roman" w:eastAsia="宋体"/>
-          <w:b/>
-          <w:sz w:val="18"/>
-        </w:rPr>
-        <w:t>单一顺序流上"字节÷带宽"即定律</w:t>
-      </w:r>
-      <w:r>
-        <w:rPr>
-          <w:rFonts w:ascii="Times New Roman" w:hAnsi="Times New Roman" w:eastAsia="宋体"/>
-          <w:b w:val="0"/>
-          <w:sz w:val="18"/>
-        </w:rPr>
-        <w:t>，与表 1 专家段占端到端 94% 相互印证。后三档实测/下限为 1.06-3.11，先是计价口径问题：公式给全部字节按同一带宽计价，而实测中主干按 890 MB/s、专家按 379 MB/s（表 3），二者不可共用分母；按 5.2.1 分流计价后比值降至 1.06。但</w:t>
-      </w:r>
-      <w:r>
-        <w:rPr>
-          <w:rFonts w:ascii="Times New Roman" w:hAnsi="Times New Roman" w:eastAsia="宋体"/>
-          <w:b/>
-          <w:sz w:val="18"/>
-        </w:rPr>
-        <w:t>该 1.06 不足以支持"剩余差距不是实现损耗"的结论</w:t>
-      </w:r>
-      <w:r>
-        <w:rPr>
-          <w:rFonts w:ascii="Times New Roman" w:hAnsi="Times New Roman" w:eastAsia="宋体"/>
-          <w:b w:val="0"/>
-          <w:sz w:val="18"/>
-        </w:rPr>
-        <w:t>。分母若取引擎实绩，比值必然趋近 1；代入设备实测能力后仍有可观差距，且该差距经引擎内计数器定位为算术与 I/O 的串行化，而非字节。</w:t>
-      </w:r>
-      <w:r>
-        <w:rPr>
-          <w:rFonts w:ascii="Times New Roman" w:hAnsi="Times New Roman" w:eastAsia="宋体"/>
-          <w:b/>
-          <w:sz w:val="18"/>
-        </w:rPr>
-        <w:t>故本表的正确读法是：比值 1.00 说明单流顺序、公式即定律；比值 &gt;1 先分流计价，计价后仍 &gt;1 的部分应归因于串行化等非字节因素，而不能默认归因于实现损耗。</w:t>
+        <w:t>注：公式按"瓶颈设备独占带宽"的理想情形计算，故为下限。阶段 A 的下限 303.9 s 与实测 303.58 s 仅差 0.1%，单一顺序流上"字节÷带宽"即定律，与表 1 专家段占端到端 94% 相互印证。</w:t>
       </w:r>
     </w:p>
     <w:p>
@@ -4851,10 +4811,68 @@
       <w:r>
         <w:rPr>
           <w:rFonts w:ascii="Times New Roman" w:hAnsi="Times New Roman" w:eastAsia="宋体"/>
-          <w:b w:val="0"/>
-          <w:sz w:val="18"/>
-        </w:rPr>
-        <w:t>末行已按 2026-09-29 重建（</w:t>
+          <w:b/>
+          <w:sz w:val="18"/>
+        </w:rPr>
+        <w:t>本表的正确读法分两步。</w:t>
+      </w:r>
+      <w:r>
+        <w:rPr>
+          <w:rFonts w:ascii="Times New Roman" w:hAnsi="Times New Roman" w:eastAsia="宋体"/>
+          <w:b w:val="0"/>
+          <w:sz w:val="18"/>
+        </w:rPr>
+        <w:t xml:space="preserve"> 比值 1.00 说明单流顺序、公式即定律。比值大于 1 时先分流计价，因为公式给全部字节共用一个带宽，而实测中主干按 890 MB/s、专家按 379 MB/s，二者不可共用分母。计价后仍大于 1 的部分应归因于串行化等非字节因素，不能默认归因于实现损耗。</w:t>
+      </w:r>
+    </w:p>
+    <w:p>
+      <w:pPr>
+        <w:spacing w:after="40" w:line="276" w:lineRule="auto"/>
+        <w:ind w:firstLine="360"/>
+      </w:pPr>
+      <w:r>
+        <w:rPr>
+          <w:rFonts w:ascii="Times New Roman" w:hAnsi="Times New Roman" w:eastAsia="宋体"/>
+          <w:b/>
+          <w:sz w:val="18"/>
+        </w:rPr>
+        <w:t>本节结论经四次修正，均为实测与已报告数字冲突所致：</w:t>
+      </w:r>
+    </w:p>
+    <w:p>
+      <w:pPr>
+        <w:spacing w:after="40" w:line="276" w:lineRule="auto"/>
+        <w:ind w:firstLine="360"/>
+      </w:pPr>
+      <w:r>
+        <w:rPr>
+          <w:rFonts w:ascii="Times New Roman" w:hAnsi="Times New Roman" w:eastAsia="宋体"/>
+          <w:b w:val="0"/>
+          <w:sz w:val="18"/>
+        </w:rPr>
+        <w:t>【2026-09-29 重建】末行由 3.11 降至 1.06。</w:t>
+      </w:r>
+      <w:r>
+        <w:rPr>
+          <w:rFonts w:ascii="Times New Roman" w:hAnsi="Times New Roman" w:eastAsia="宋体"/>
+          <w:b/>
+          <w:sz w:val="18"/>
+        </w:rPr>
+        <w:t>比值下降源于计价口径修正，不是设备变快。</w:t>
+      </w:r>
+    </w:p>
+    <w:p>
+      <w:pPr>
+        <w:spacing w:after="40" w:line="276" w:lineRule="auto"/>
+        <w:ind w:firstLine="360"/>
+      </w:pPr>
+      <w:r>
+        <w:rPr>
+          <w:rFonts w:ascii="Times New Roman" w:hAnsi="Times New Roman" w:eastAsia="宋体"/>
+          <w:b w:val="0"/>
+          <w:sz w:val="18"/>
+        </w:rPr>
+        <w:t>【2026-10-05 修正】1.06 不代表"已接近字节下界"，该档并未达到下界——该比值的分母取自引擎已实现的速率，而公式中该量定义为设备可用带宽；以引擎真实访问形态重测，比值为 1.3–1.6（</w:t>
       </w:r>
       <w:r>
         <w:rPr>
@@ -4862,15 +4880,15 @@
           <w:color w:val="000080"/>
           <w:sz w:val="18"/>
         </w:rPr>
-        <w:t>reports/gateab_ab/v32_table2b/</w:t>
-      </w:r>
-      <w:r>
-        <w:rPr>
-          <w:rFonts w:ascii="Times New Roman" w:hAnsi="Times New Roman" w:eastAsia="宋体"/>
-          <w:b w:val="0"/>
-          <w:sz w:val="18"/>
-        </w:rPr>
-        <w:t xml:space="preserve">，n=3 中位数 74.57 s/词元）。该次重建使比值降至 </w:t>
+        <w:t>reports/gateab_ab/v58_mix/ratios.txt</w:t>
+      </w:r>
+      <w:r>
+        <w:rPr>
+          <w:rFonts w:ascii="Times New Roman" w:hAnsi="Times New Roman" w:eastAsia="宋体"/>
+          <w:b w:val="0"/>
+          <w:sz w:val="18"/>
+        </w:rPr>
+        <w:t>）。</w:t>
       </w:r>
       <w:r>
         <w:rPr>
@@ -4878,31 +4896,15 @@
           <w:b/>
           <w:sz w:val="18"/>
         </w:rPr>
-        <w:t>1.06</w:t>
-      </w:r>
-      <w:r>
-        <w:rPr>
-          <w:rFonts w:ascii="Times New Roman" w:hAnsi="Times New Roman" w:eastAsia="宋体"/>
-          <w:b w:val="0"/>
-          <w:sz w:val="18"/>
-        </w:rPr>
-        <w:t>，接近阶段 A 的 1.00：这不是设备变快，而是</w:t>
-      </w:r>
-      <w:r>
-        <w:rPr>
-          <w:rFonts w:ascii="Times New Roman" w:hAnsi="Times New Roman" w:eastAsia="宋体"/>
-          <w:b/>
-          <w:sz w:val="18"/>
-        </w:rPr>
-        <w:t>计价口径修正的结果</w:t>
-      </w:r>
-      <w:r>
-        <w:rPr>
-          <w:rFonts w:ascii="Times New Roman" w:hAnsi="Times New Roman" w:eastAsia="宋体"/>
-          <w:b w:val="0"/>
-          <w:sz w:val="18"/>
-        </w:rPr>
-        <w:t>。原表把 16 路并发的专家聚合速率按单流计（453 MB/s），且把重叠的时长相加当作暴露时间；改为并集与互斥口径后，专家聚合速率 379 MB/s 与暴露 59.39 s 自洽，公式下限亦随之从 47.6 s 修正为 70.4 s。</w:t>
+        <w:t>故本档的正确读法是：按字节计价仍有可观差距，而这部分差距不是字节造成的。</w:t>
+      </w:r>
+      <w:r>
+        <w:rPr>
+          <w:rFonts w:ascii="Times New Roman" w:hAnsi="Times New Roman" w:eastAsia="宋体"/>
+          <w:b w:val="0"/>
+          <w:sz w:val="18"/>
+        </w:rPr>
+        <w:t xml:space="preserve"> 上述两次修正的发现过程见附件 A.4.1、A.4.2。</w:t>
       </w:r>
     </w:p>
     <w:p>
@@ -4913,82 +4915,10 @@
       <w:r>
         <w:rPr>
           <w:rFonts w:ascii="Times New Roman" w:hAnsi="Times New Roman" w:eastAsia="宋体"/>
-          <w:b/>
-          <w:sz w:val="18"/>
-        </w:rPr>
-        <w:t>【2026-10-05 修正，本节结论改写】1.06 不代表"已接近字节下界"，本档也并未达到下界。</w:t>
-      </w:r>
-      <w:r>
-        <w:rPr>
-          <w:rFonts w:ascii="Times New Roman" w:hAnsi="Times New Roman" w:eastAsia="宋体"/>
-          <w:b w:val="0"/>
-          <w:sz w:val="18"/>
-        </w:rPr>
-        <w:t xml:space="preserve"> 该比值的 W_i 取自</w:t>
-      </w:r>
-      <w:r>
-        <w:rPr>
-          <w:rFonts w:ascii="Times New Roman" w:hAnsi="Times New Roman" w:eastAsia="宋体"/>
-          <w:b/>
-          <w:sz w:val="18"/>
-        </w:rPr>
-        <w:t>引擎自身已实现的速率</w:t>
-      </w:r>
-      <w:r>
-        <w:rPr>
-          <w:rFonts w:ascii="Times New Roman" w:hAnsi="Times New Roman" w:eastAsia="宋体"/>
-          <w:b w:val="0"/>
-          <w:sz w:val="18"/>
-        </w:rPr>
-        <w:t>（主干 890 / 专家 379 MB/s），而公式 B_i/W_i 中的 W_i 按本节开头定义是</w:t>
-      </w:r>
-      <w:r>
-        <w:rPr>
-          <w:rFonts w:ascii="Times New Roman" w:hAnsi="Times New Roman" w:eastAsia="宋体"/>
-          <w:b/>
-          <w:sz w:val="18"/>
-        </w:rPr>
-        <w:t>设备可用带宽</w:t>
-      </w:r>
-      <w:r>
-        <w:rPr>
-          <w:rFonts w:ascii="Times New Roman" w:hAnsi="Times New Roman" w:eastAsia="宋体"/>
-          <w:b w:val="0"/>
-          <w:sz w:val="18"/>
-        </w:rPr>
-        <w:t>：以前者为分母，比值会向 1 收敛，与设备是否还有余量无关。分母必换成效定实测的设备能力。以引擎的真实访问形态（同文件、O_DIRECT、主干顺序流与专家散乱流</w:t>
-      </w:r>
-      <w:r>
-        <w:rPr>
-          <w:rFonts w:ascii="Times New Roman" w:hAnsi="Times New Roman" w:eastAsia="宋体"/>
-          <w:b/>
-          <w:sz w:val="18"/>
-        </w:rPr>
-        <w:t>同盘并发</w:t>
-      </w:r>
-      <w:r>
-        <w:rPr>
-          <w:rFonts w:ascii="Times New Roman" w:hAnsi="Times New Roman" w:eastAsia="宋体"/>
-          <w:b w:val="0"/>
-          <w:sz w:val="18"/>
-        </w:rPr>
-        <w:t>，210 s 连续，3 对交错配对）重测，</w:t>
-      </w:r>
-      <w:r>
-        <w:rPr>
-          <w:rFonts w:ascii="Times New Roman" w:hAnsi="Times New Roman" w:eastAsia="宋体"/>
-          <w:b/>
-          <w:sz w:val="18"/>
-        </w:rPr>
-        <w:t>引擎聚合吞吐低于设备混合形态吞吐，两者比值稳定在 1.3–1.6 之间</w:t>
-      </w:r>
-      <w:r>
-        <w:rPr>
-          <w:rFonts w:ascii="Times New Roman" w:hAnsi="Times New Roman" w:eastAsia="宋体"/>
-          <w:b w:val="0"/>
-          <w:sz w:val="18"/>
-        </w:rPr>
-        <w:t>（</w:t>
+          <w:b w:val="0"/>
+          <w:sz w:val="18"/>
+        </w:rPr>
+        <w:t>其机制已在引擎内直接测得（</w:t>
       </w:r>
       <w:r>
         <w:rPr>
@@ -4996,37 +4926,103 @@
           <w:color w:val="000080"/>
           <w:sz w:val="18"/>
         </w:rPr>
-        <w:t>reports/gateab_ab/v58_mix/ratios.txt</w:t>
-      </w:r>
-      <w:r>
-        <w:rPr>
-          <w:rFonts w:ascii="Times New Roman" w:hAnsi="Times New Roman" w:eastAsia="宋体"/>
-          <w:b w:val="0"/>
-          <w:sz w:val="18"/>
-        </w:rPr>
-        <w:t>）。</w:t>
+        <w:t>reports/gateab_ab/FINDINGS.md</w:t>
+      </w:r>
+      <w:r>
+        <w:rPr>
+          <w:rFonts w:ascii="Times New Roman" w:hAnsi="Times New Roman" w:eastAsia="宋体"/>
+          <w:b w:val="0"/>
+          <w:sz w:val="18"/>
+        </w:rPr>
+        <w:t>，10 轮、跨两版代码，每词元请求数与字节数逐位一致）：</w:t>
       </w:r>
     </w:p>
     <w:p>
       <w:pPr>
+        <w:spacing w:after="0"/>
+        <w:ind w:left="170"/>
+      </w:pPr>
+      <w:r>
+        <w:rPr>
+          <w:rFonts w:ascii="Consolas" w:hAnsi="Consolas"/>
+          <w:sz w:val="14"/>
+        </w:rPr>
+        <w:t>主干流         708 – 1003 MB/s 每流，队列 0.1 s (0.1%)</w:t>
+      </w:r>
+    </w:p>
+    <w:p>
+      <w:pPr>
+        <w:spacing w:after="0"/>
+        <w:ind w:left="170"/>
+      </w:pPr>
+      <w:r>
+        <w:rPr>
+          <w:rFonts w:ascii="Consolas" w:hAnsi="Consolas"/>
+          <w:sz w:val="14"/>
+        </w:rPr>
+        <w:t>专家流         34 –  46 MB/s 每流，队列 57 – 76 s (3.1–4.2%)</w:t>
+      </w:r>
+    </w:p>
+    <w:p>
+      <w:pPr>
+        <w:spacing w:after="0"/>
+        <w:ind w:left="170"/>
+      </w:pPr>
+      <w:r>
+        <w:rPr>
+          <w:rFonts w:ascii="Consolas" w:hAnsi="Consolas"/>
+          <w:sz w:val="14"/>
+        </w:rPr>
+        <w:t>worker 睡眠    占墙钟 40 – 49%</w:t>
+      </w:r>
+    </w:p>
+    <w:p>
+      <w:pPr>
+        <w:spacing w:after="0"/>
+        <w:ind w:left="170"/>
+      </w:pPr>
+      <w:r>
+        <w:rPr>
+          <w:rFonts w:ascii="Consolas" w:hAnsi="Consolas"/>
+          <w:sz w:val="14"/>
+        </w:rPr>
+        <w:t>实际并发       8.9 – 10.0×（配置 16 个 worker）</w:t>
+      </w:r>
+    </w:p>
+    <w:p>
+      <w:pPr>
         <w:spacing w:after="40" w:line="276" w:lineRule="auto"/>
         <w:ind w:firstLine="360"/>
       </w:pPr>
       <w:r>
         <w:rPr>
           <w:rFonts w:ascii="Times New Roman" w:hAnsi="Times New Roman" w:eastAsia="宋体"/>
+          <w:b w:val="0"/>
+          <w:sz w:val="18"/>
+        </w:rPr>
+        <w:t>上表两行速率由时间派生，不可复现；字节量才可复现。2026-10-07 两次独立复现（3 词元，墙钟 296.7 s 与 314.0 s）的字节量与本节逐项相同（4595 reqs、216.66 GB、group0 235 reqs / 140.16 GB、group1 4360 reqs / 76.51 GB、并发 9.1 与 9.0×、sleep 均 49%、queue 2.4% 与 2.7%），专家流每流速率为 30 与 29 MB/s，低于上表区间；主干流 833 与 745 MB/s，仍在区间内。两次复现的墙钟（98.90 与 104.66 s/词元）长于本节记录时段，字节除以更长的墙钟即得更低速率。</w:t>
+      </w:r>
+      <w:r>
+        <w:rPr>
+          <w:rFonts w:ascii="Times New Roman" w:hAnsi="Times New Roman" w:eastAsia="宋体"/>
           <w:b/>
           <w:sz w:val="18"/>
         </w:rPr>
-        <w:t>故本档的正确读法是：按字节计价仍有可观差距，而这部分差距不是字节造成的。</w:t>
-      </w:r>
-      <w:r>
-        <w:rPr>
-          <w:rFonts w:ascii="Times New Roman" w:hAnsi="Times New Roman" w:eastAsia="宋体"/>
-          <w:b w:val="0"/>
-          <w:sz w:val="18"/>
-        </w:rPr>
-        <w:t xml:space="preserve"> 其机制已在引擎内直接测得（</w:t>
+        <w:t>验收应核对字节而非速率；本文已记录的时间上界为 104.66 s/词元。</w:t>
+      </w:r>
+    </w:p>
+    <w:p>
+      <w:pPr>
+        <w:spacing w:after="40" w:line="276" w:lineRule="auto"/>
+        <w:ind w:firstLine="360"/>
+      </w:pPr>
+      <w:r>
+        <w:rPr>
+          <w:rFonts w:ascii="Times New Roman" w:hAnsi="Times New Roman" w:eastAsia="宋体"/>
+          <w:b w:val="0"/>
+          <w:sz w:val="18"/>
+        </w:rPr>
+        <w:t>上表的并发倍数不是独立于睡眠占比的第二个量。</w:t>
       </w:r>
       <w:r>
         <w:rPr>
@@ -5034,19 +5030,65 @@
           <w:color w:val="000080"/>
           <w:sz w:val="18"/>
         </w:rPr>
-        <w:t>reports/gateab_ab/FINDINGS.md</w:t>
-      </w:r>
-      <w:r>
-        <w:rPr>
-          <w:rFonts w:ascii="Times New Roman" w:hAnsi="Times New Roman" w:eastAsia="宋体"/>
-          <w:b w:val="0"/>
-          <w:sz w:val="18"/>
-        </w:rPr>
-        <w:t>，10 轮、跨两版代码，每词元请求数与字节数逐位一致）：</w:t>
+        <w:t>16 ×（1 − 睡眠 40–49%）= 8.2–9.6</w:t>
+      </w:r>
+      <w:r>
+        <w:rPr>
+          <w:rFonts w:ascii="Times New Roman" w:hAnsi="Times New Roman" w:eastAsia="宋体"/>
+          <w:b w:val="0"/>
+          <w:sz w:val="18"/>
+        </w:rPr>
+        <w:t>，与实测 8.9–10.0× 同源。本机为 8 物理核 / 16 逻辑处理器，8 核 × 1.1–1.25 倍 SMT 增益亦落在同一区间，worker 数超过 8–10 不再提高并行度。</w:t>
       </w:r>
     </w:p>
     <w:p>
       <w:pPr>
+        <w:spacing w:after="40" w:line="276" w:lineRule="auto"/>
+        <w:ind w:firstLine="360"/>
+      </w:pPr>
+      <w:r>
+        <w:rPr>
+          <w:rFonts w:ascii="Times New Roman" w:hAnsi="Times New Roman" w:eastAsia="宋体"/>
+          <w:b w:val="0"/>
+          <w:sz w:val="18"/>
+        </w:rPr>
+        <w:t xml:space="preserve">那 40–49% 的成因已于 2026-10-07 判定。每层读毕、计算、再读下一层，期间 worker 有 40–49% 的时间停在 </w:t>
+      </w:r>
+      <w:r>
+        <w:rPr>
+          <w:rFonts w:ascii="Consolas" w:hAnsi="Consolas"/>
+          <w:color w:val="000080"/>
+          <w:sz w:val="18"/>
+        </w:rPr>
+        <w:t>cond_wait</w:t>
+      </w:r>
+      <w:r>
+        <w:rPr>
+          <w:rFonts w:ascii="Times New Roman" w:hAnsi="Times New Roman" w:eastAsia="宋体"/>
+          <w:b w:val="0"/>
+          <w:sz w:val="18"/>
+        </w:rPr>
+        <w:t xml:space="preserve">，而队列只积压 3%。该组合排除"排队等盘"，但不足以区分"请求到达太晚"与"worker 被换下核"——后者手上的请求已出队、处于 in-flight，队列深度看不到。以 </w:t>
+      </w:r>
+      <w:r>
+        <w:rPr>
+          <w:rFonts w:ascii="Consolas" w:hAnsi="Consolas"/>
+          <w:color w:val="000080"/>
+          <w:sz w:val="18"/>
+        </w:rPr>
+        <w:t>/proc/&lt;tid&gt;/schedstat</w:t>
+      </w:r>
+      <w:r>
+        <w:rPr>
+          <w:rFonts w:ascii="Times New Roman" w:hAnsi="Times New Roman" w:eastAsia="宋体"/>
+          <w:b w:val="0"/>
+          <w:sz w:val="18"/>
+        </w:rPr>
+        <w:t xml:space="preserve"> 直接测得。该字段是内核记账而非硬件 PMU 计数器，本平台无 PMU 的限制因此不影响此判据；起止各留快照，中间每 2 s 覆盖一次，不需重编译引擎：</w:t>
+      </w:r>
+    </w:p>
+    <w:p>
+      <w:pPr>
         <w:spacing w:after="0"/>
         <w:ind w:left="170"/>
       </w:pPr>
@@ -5055,7 +5097,7 @@
           <w:rFonts w:ascii="Consolas" w:hAnsi="Consolas"/>
           <w:sz w:val="14"/>
         </w:rPr>
-        <w:t>主干流         708 – 1003 MB/s 每流，队列 0.1 s (0.1%)</w:t>
+        <w:t>线程                     在核          运行队列等待    等待/在核</w:t>
       </w:r>
     </w:p>
     <w:p>
@@ -5068,7 +5110,7 @@
           <w:rFonts w:ascii="Consolas" w:hAnsi="Consolas"/>
           <w:sz w:val="14"/>
         </w:rPr>
-        <w:t>专家流         34 –  46 MB/s 每流，队列 57 – 76 s (3.1–4.2%)</w:t>
+        <w:t>主线程（producer）        92.15 s         2.59 s       0.028</w:t>
       </w:r>
     </w:p>
     <w:p>
@@ -5081,7 +5123,7 @@
           <w:rFonts w:ascii="Consolas" w:hAnsi="Consolas"/>
           <w:sz w:val="14"/>
         </w:rPr>
-        <w:t>worker 睡眠    占墙钟 40 – 49%</w:t>
+        <w:t>16 个 kio worker      各 48 – 58 s   各 1.9 – 3.3 s   0.039 – 0.063</w:t>
       </w:r>
     </w:p>
     <w:p>
@@ -5094,29 +5136,63 @@
           <w:rFonts w:ascii="Consolas" w:hAnsi="Consolas"/>
           <w:sz w:val="14"/>
         </w:rPr>
-        <w:t>实际并发       8.9 – 10.0×（配置 16 个 worker）</w:t>
+        <w:t>另 4 个线程          各 23.2 – 23.5 s  约 2.5 s      0.105 – 0.111</w:t>
       </w:r>
     </w:p>
     <w:p>
       <w:pPr>
+        <w:spacing w:after="0"/>
+        <w:ind w:left="170"/>
+      </w:pPr>
+      <w:r>
+        <w:rPr>
+          <w:rFonts w:ascii="Consolas" w:hAnsi="Consolas"/>
+          <w:sz w:val="14"/>
+        </w:rPr>
+        <w:t>────────────────────────────────────────────────────────────</w:t>
+      </w:r>
+    </w:p>
+    <w:p>
+      <w:pPr>
+        <w:spacing w:after="0"/>
+        <w:ind w:left="170"/>
+      </w:pPr>
+      <w:r>
+        <w:rPr>
+          <w:rFonts w:ascii="Consolas" w:hAnsi="Consolas"/>
+          <w:sz w:val="14"/>
+        </w:rPr>
+        <w:t>合计（21/26 线程有增量） 1007.4 s       52.7 s        0.052</w:t>
+      </w:r>
+    </w:p>
+    <w:p>
+      <w:pPr>
         <w:spacing w:after="40" w:line="276" w:lineRule="auto"/>
         <w:ind w:firstLine="360"/>
       </w:pPr>
       <w:r>
         <w:rPr>
           <w:rFonts w:ascii="Times New Roman" w:hAnsi="Times New Roman" w:eastAsia="宋体"/>
-          <w:b/>
-          <w:sz w:val="18"/>
-        </w:rPr>
-        <w:t>上表两行速率是时间派生量，不具可复现性；字节量才可复现。</w:t>
-      </w:r>
-      <w:r>
-        <w:rPr>
-          <w:rFonts w:ascii="Times New Roman" w:hAnsi="Times New Roman" w:eastAsia="宋体"/>
-          <w:b w:val="0"/>
-          <w:sz w:val="18"/>
-        </w:rPr>
-        <w:t xml:space="preserve"> 2026-10-07 两次独立复现</w:t>
+          <w:b w:val="0"/>
+          <w:sz w:val="18"/>
+        </w:rPr>
+        <w:t xml:space="preserve">判定为非 CPU 受限，三条依据：饱和时运行队列等待应不小于在核时间（比值 ≳ 1），实测全部 ≤ 0.111；在核总量 1007.4 s ÷ 墙钟 314 s = 3.2 核 / 8 核，即 40% 占用；队列等待 52.7 s 占可用核时（314 × 8 s）的 2.1%。worker 在核仅占墙钟 16%，说明它们真正阻塞在 </w:t>
+      </w:r>
+      <w:r>
+        <w:rPr>
+          <w:rFonts w:ascii="Consolas" w:hAnsi="Consolas"/>
+          <w:color w:val="000080"/>
+          <w:sz w:val="18"/>
+        </w:rPr>
+        <w:t>cond_wait</w:t>
+      </w:r>
+      <w:r>
+        <w:rPr>
+          <w:rFonts w:ascii="Times New Roman" w:hAnsi="Times New Roman" w:eastAsia="宋体"/>
+          <w:b w:val="0"/>
+          <w:sz w:val="18"/>
+        </w:rPr>
+        <w:t xml:space="preserve"> 而非自旋。</w:t>
       </w:r>
     </w:p>
     <w:p>
@@ -5130,7 +5206,7 @@
           <w:b w:val="0"/>
           <w:sz w:val="18"/>
         </w:rPr>
-        <w:t>（3 词元，墙钟 296.7 s 与 314.0 s）的字节量与本节逐项完全相同（4595 reqs、216.66 GB、</w:t>
+        <w:t>那 40–49% 是等下一个请求迟到。处置是改生产者节律——层间预取、算术期间发出下一层读——不是加 worker，也不是改等待方式。</w:t>
       </w:r>
     </w:p>
     <w:p>
@@ -5144,7 +5220,23 @@
           <w:b w:val="0"/>
           <w:sz w:val="18"/>
         </w:rPr>
-        <w:t>group0 235 reqs / 140.16 GB、group1 4360 reqs / 76.51 GB、并发 9.1 与 9.0×、</w:t>
+        <w:t xml:space="preserve">&gt; </w:t>
+      </w:r>
+      <w:r>
+        <w:rPr>
+          <w:rFonts w:ascii="Times New Roman" w:hAnsi="Times New Roman" w:eastAsia="宋体"/>
+          <w:b/>
+          <w:sz w:val="18"/>
+        </w:rPr>
+        <w:t>判据本身的一处修正</w:t>
+      </w:r>
+      <w:r>
+        <w:rPr>
+          <w:rFonts w:ascii="Times New Roman" w:hAnsi="Times New Roman" w:eastAsia="宋体"/>
+          <w:b w:val="0"/>
+          <w:sz w:val="18"/>
+        </w:rPr>
+        <w:t>：本次预设的判定带把比值 0.02–0.20 定为"两者兼有"，</w:t>
       </w:r>
     </w:p>
     <w:p>
@@ -5158,23 +5250,7 @@
           <w:b w:val="0"/>
           <w:sz w:val="18"/>
         </w:rPr>
-        <w:t>sleep 均 49%、queue 2.4% 与 2.7%），但专家流每流速率为 30 与 29 MB/s，</w:t>
-      </w:r>
-      <w:r>
-        <w:rPr>
-          <w:rFonts w:ascii="Times New Roman" w:hAnsi="Times New Roman" w:eastAsia="宋体"/>
-          <w:b/>
-          <w:sz w:val="18"/>
-        </w:rPr>
-        <w:t>低于上表区间</w:t>
-      </w:r>
-      <w:r>
-        <w:rPr>
-          <w:rFonts w:ascii="Times New Roman" w:hAnsi="Times New Roman" w:eastAsia="宋体"/>
-          <w:b w:val="0"/>
-          <w:sz w:val="18"/>
-        </w:rPr>
-        <w:t>，</w:t>
+        <w:t>&gt; 实测 0.052 落入该带。但该带未与物理参照挂钩。饱和意味着比值 ≥ 1，</w:t>
       </w:r>
     </w:p>
     <w:p>
@@ -5188,7 +5264,7 @@
           <w:b w:val="0"/>
           <w:sz w:val="18"/>
         </w:rPr>
-        <w:t>主干流为 833 与 745 MB/s，仍在区间内。原因是两次复现的墙钟（98.90 与 104.66 s/词元）</w:t>
+        <w:t>&gt; 0.052 明显偏于不受限一侧，且绝对占用（40%）才是决定量。原始件与预设带均保留</w:t>
       </w:r>
     </w:p>
     <w:p>
@@ -5202,7 +5278,39 @@
           <w:b w:val="0"/>
           <w:sz w:val="18"/>
         </w:rPr>
-        <w:t>均长于本节记录时段，字节除以更长的墙钟即得更低速率。该现象与本文论点一致，并提示</w:t>
+        <w:t>&gt; （</w:t>
+      </w:r>
+      <w:r>
+        <w:rPr>
+          <w:rFonts w:ascii="Consolas" w:hAnsi="Consolas"/>
+          <w:color w:val="000080"/>
+          <w:sz w:val="18"/>
+        </w:rPr>
+        <w:t>reports/gateab_ab/v64_schedstat/</w:t>
+      </w:r>
+      <w:r>
+        <w:rPr>
+          <w:rFonts w:ascii="Times New Roman" w:hAnsi="Times New Roman" w:eastAsia="宋体"/>
+          <w:b w:val="0"/>
+          <w:sz w:val="18"/>
+        </w:rPr>
+        <w:t>、</w:t>
+      </w:r>
+      <w:r>
+        <w:rPr>
+          <w:rFonts w:ascii="Consolas" w:hAnsi="Consolas"/>
+          <w:color w:val="000080"/>
+          <w:sz w:val="18"/>
+        </w:rPr>
+        <w:t>v64_probe_attempt1.out</w:t>
+      </w:r>
+      <w:r>
+        <w:rPr>
+          <w:rFonts w:ascii="Times New Roman" w:hAnsi="Times New Roman" w:eastAsia="宋体"/>
+          <w:b w:val="0"/>
+          <w:sz w:val="18"/>
+        </w:rPr>
+        <w:t>），判定按绝对量重做。</w:t>
       </w:r>
     </w:p>
     <w:p>
@@ -5213,26 +5321,66 @@
       <w:r>
         <w:rPr>
           <w:rFonts w:ascii="Times New Roman" w:hAnsi="Times New Roman" w:eastAsia="宋体"/>
-          <w:b w:val="0"/>
-          <w:sz w:val="18"/>
-        </w:rPr>
-        <w:t>验收应核对字节而非速率。</w:t>
-      </w:r>
-      <w:r>
-        <w:rPr>
-          <w:rFonts w:ascii="Times New Roman" w:hAnsi="Times New Roman" w:eastAsia="宋体"/>
           <w:b/>
           <w:sz w:val="18"/>
         </w:rPr>
-        <w:t xml:space="preserve"> 由此本文已记录的时间上界为 104.66 s/词元</w:t>
-      </w:r>
-      <w:r>
-        <w:rPr>
-          <w:rFonts w:ascii="Times New Roman" w:hAnsi="Times New Roman" w:eastAsia="宋体"/>
-          <w:b w:val="0"/>
-          <w:sz w:val="18"/>
-        </w:rPr>
-        <w:t>。</w:t>
+        <w:t>该替代解释亦已排除：不是"设备做不了这种形态的读"。</w:t>
+      </w:r>
+      <w:r>
+        <w:rPr>
+          <w:rFonts w:ascii="Times New Roman" w:hAnsi="Times New Roman" w:eastAsia="宋体"/>
+          <w:b w:val="0"/>
+          <w:sz w:val="18"/>
+        </w:rPr>
+        <w:t xml:space="preserve"> 以固定读取次数、同字节量，对同一 </w:t>
+      </w:r>
+      <w:r>
+        <w:rPr>
+          <w:rFonts w:ascii="Consolas" w:hAnsi="Consolas"/>
+          <w:color w:val="000080"/>
+          <w:sz w:val="18"/>
+        </w:rPr>
+        <w:t>experts.l2</w:t>
+      </w:r>
+      <w:r>
+        <w:rPr>
+          <w:rFonts w:ascii="Times New Roman" w:hAnsi="Times New Roman" w:eastAsia="宋体"/>
+          <w:b w:val="0"/>
+          <w:sz w:val="18"/>
+        </w:rPr>
+        <w:t xml:space="preserve"> 直接测量该形态（17.5 MB 散乱、O_DIRECT，3 对），设备吞吐与 4M 块顺序档的测量相互吻合，两者同在约 1500 MB/s 量级（</w:t>
+      </w:r>
+      <w:r>
+        <w:rPr>
+          <w:rFonts w:ascii="Consolas" w:hAnsi="Consolas"/>
+          <w:color w:val="000080"/>
+          <w:sz w:val="18"/>
+        </w:rPr>
+        <w:t>reports/gateab_ab/v60_shape/raw.tsv</w:t>
+      </w:r>
+      <w:r>
+        <w:rPr>
+          <w:rFonts w:ascii="Times New Roman" w:hAnsi="Times New Roman" w:eastAsia="宋体"/>
+          <w:b w:val="0"/>
+          <w:sz w:val="18"/>
+        </w:rPr>
+        <w:t>）。</w:t>
+      </w:r>
+      <w:r>
+        <w:rPr>
+          <w:rFonts w:ascii="Times New Roman" w:hAnsi="Times New Roman" w:eastAsia="宋体"/>
+          <w:b/>
+          <w:sz w:val="18"/>
+        </w:rPr>
+        <w:t>而引擎专家流的聚合吞吐仅为其三到四成</w:t>
+      </w:r>
+      <w:r>
+        <w:rPr>
+          <w:rFonts w:ascii="Times New Roman" w:hAnsi="Times New Roman" w:eastAsia="宋体"/>
+          <w:b w:val="0"/>
+          <w:sz w:val="18"/>
+        </w:rPr>
+        <w:t>，故上述差距不能归因于设备能力不足，只能归因于请求到达太晚。</w:t>
       </w:r>
     </w:p>
     <w:p>
@@ -5246,15 +5394,15 @@
           <w:b/>
           <w:sz w:val="18"/>
         </w:rPr>
-        <w:t>并发倍数不是独立于睡眠占比的第二个量</w:t>
-      </w:r>
-      <w:r>
-        <w:rPr>
-          <w:rFonts w:ascii="Times New Roman" w:hAnsi="Times New Roman" w:eastAsia="宋体"/>
-          <w:b w:val="0"/>
-          <w:sz w:val="18"/>
-        </w:rPr>
-        <w:t>：16 ×（1 − 睡眠 40–49%）= 8.2–9.6，</w:t>
+        <w:t>据此，本文的字节下界是必要条件而非充分条件。</w:t>
+      </w:r>
+      <w:r>
+        <w:rPr>
+          <w:rFonts w:ascii="Times New Roman" w:hAnsi="Times New Roman" w:eastAsia="宋体"/>
+          <w:b w:val="0"/>
+          <w:sz w:val="18"/>
+        </w:rPr>
+        <w:t xml:space="preserve"> 仅核算字节会低估慢层的代价：慢层同时收取字节代价与串行化代价，而把数据上移到 DRAM 可同时消除两者。这是本文原则"复用应落在数据能到达的最快层"的第二条独立理由，此前只给了字节一条。相应地，5.2 的验收判据应从单一下界扩展为两条并列：字节回落至下界，且实测聚合速率接近该形态的设备能力。</w:t>
       </w:r>
     </w:p>
     <w:p>
@@ -5265,10 +5413,34 @@
       <w:r>
         <w:rPr>
           <w:rFonts w:ascii="Times New Roman" w:hAnsi="Times New Roman" w:eastAsia="宋体"/>
-          <w:b w:val="0"/>
-          <w:sz w:val="18"/>
-        </w:rPr>
-        <w:t>与实测 8.9–10.0× 一致，两者同源。本机为 8 物理核 / 16 逻辑处理器，</w:t>
+          <w:b/>
+          <w:sz w:val="18"/>
+        </w:rPr>
+        <w:t>本节不给出该差距的可达上限。</w:t>
+      </w:r>
+      <w:r>
+        <w:rPr>
+          <w:rFonts w:ascii="Times New Roman" w:hAnsi="Times New Roman" w:eastAsia="宋体"/>
+          <w:b w:val="0"/>
+          <w:sz w:val="18"/>
+        </w:rPr>
+        <w:t xml:space="preserve"> 可确定的是它不是字节造成的、也不是设备在该形态上做不到的；不可确定的是跨层流水能收回多少。该问题在本平台的测量重复性下无法判定（见本节方法学限度段与 </w:t>
+      </w:r>
+      <w:r>
+        <w:rPr>
+          <w:rFonts w:ascii="Consolas" w:hAnsi="Consolas"/>
+          <w:color w:val="000080"/>
+          <w:sz w:val="18"/>
+        </w:rPr>
+        <w:t>BENCH_PROTO.md</w:t>
+      </w:r>
+      <w:r>
+        <w:rPr>
+          <w:rFonts w:ascii="Times New Roman" w:hAnsi="Times New Roman" w:eastAsia="宋体"/>
+          <w:b w:val="0"/>
+          <w:sz w:val="18"/>
+        </w:rPr>
+        <w:t xml:space="preserve"> 第 14 节），故不作量化声称。</w:t>
       </w:r>
     </w:p>
     <w:p>
@@ -5282,7 +5454,7 @@
           <w:b w:val="0"/>
           <w:sz w:val="18"/>
         </w:rPr>
-        <w:t>8 核 × 1.1–1.25 倍 SMT 增益亦落在同一区间，故 worker 数超过 8–10 不再提高并行度。</w:t>
+        <w:t>阶段 A 的 1.00 不受此影响。其 W_i（85 MB/s）本就是设备实测值而非引擎实绩，且为单一顺序流，比值 1.00 的含义（字节÷带宽即定律）仍然成立。</w:t>
       </w:r>
     </w:p>
     <w:p>
@@ -5296,19 +5468,58 @@
           <w:b/>
           <w:sz w:val="18"/>
         </w:rPr>
-        <w:t>待定的成因已于 2026-10-07 判定</w:t>
-      </w:r>
-      <w:r>
-        <w:rPr>
-          <w:rFonts w:ascii="Times New Roman" w:hAnsi="Times New Roman" w:eastAsia="宋体"/>
-          <w:b w:val="0"/>
-          <w:sz w:val="18"/>
-        </w:rPr>
-        <w:t>：每层读毕 → 计算 → 才读下一层，worker 有 40–49% 的</w:t>
+        <w:t>【方法学限度】</w:t>
+      </w:r>
+      <w:r>
+        <w:rPr>
+          <w:rFonts w:ascii="Times New Roman" w:hAnsi="Times New Roman" w:eastAsia="宋体"/>
+          <w:b w:val="0"/>
+          <w:sz w:val="18"/>
+        </w:rPr>
+        <w:t xml:space="preserve"> 本节末行与上述配对均以 s/词元 为观测量，该观测量在本平台的重复性随时段变化很大：2026-09-29 的三次（表 3，76.04 / 73.39 / 74.91 s/词元）跨度仅 3.6%，而 2026-09-30 同一配置、同一源码、同一脚本连续三轮为 65.21 / 75.62 / 79.91 s/词元，跨度 22.5%，19 次同类运行的合并跨度为 65.21–89.88。两个数都真实，因此不能引用某一时段的离散度充当本平台的重复性。实践结论是：</w:t>
       </w:r>
     </w:p>
     <w:p>
       <w:pPr>
+        <w:spacing w:after="0"/>
+        <w:ind w:left="170"/>
+      </w:pPr>
+      <w:r>
+        <w:rPr>
+          <w:rFonts w:ascii="Consolas" w:hAnsi="Consolas"/>
+          <w:sz w:val="14"/>
+        </w:rPr>
+        <w:t>凡以 s/词元 为观测量作配置间对比，在同一时段内交错配对重复 ≥5 轮，</w:t>
+      </w:r>
+    </w:p>
+    <w:p>
+      <w:pPr>
+        <w:spacing w:after="0"/>
+        <w:ind w:left="170"/>
+      </w:pPr>
+      <w:r>
+        <w:rPr>
+          <w:rFonts w:ascii="Consolas" w:hAnsi="Consolas"/>
+          <w:sz w:val="14"/>
+        </w:rPr>
+        <w:t>且仅当配对差 ≥10% 时才可判定"有差异"；效应 &lt;10% 一律记为"无差异"。</w:t>
+      </w:r>
+    </w:p>
+    <w:p>
+      <w:pPr>
+        <w:spacing w:after="0"/>
+        <w:ind w:left="170"/>
+      </w:pPr>
+      <w:r>
+        <w:rPr>
+          <w:rFonts w:ascii="Consolas" w:hAnsi="Consolas"/>
+          <w:sz w:val="14"/>
+        </w:rPr>
+        <w:t>引用跨时段的绝对速率作对比。</w:t>
+      </w:r>
+    </w:p>
+    <w:p>
+      <w:pPr>
         <w:spacing w:after="40" w:line="276" w:lineRule="auto"/>
         <w:ind w:firstLine="360"/>
       </w:pPr>
@@ -5318,7 +5529,23 @@
           <w:b w:val="0"/>
           <w:sz w:val="18"/>
         </w:rPr>
-        <w:t xml:space="preserve">时间停在 </w:t>
+        <w:t>本节亦不据此主张任何参数调优方向。相比之下第二节的推论验证（4.2、4.3）以</w:t>
+      </w:r>
+      <w:r>
+        <w:rPr>
+          <w:rFonts w:ascii="Times New Roman" w:hAnsi="Times New Roman" w:eastAsia="宋体"/>
+          <w:b/>
+          <w:sz w:val="18"/>
+        </w:rPr>
+        <w:t>字节</w:t>
+      </w:r>
+      <w:r>
+        <w:rPr>
+          <w:rFonts w:ascii="Times New Roman" w:hAnsi="Times New Roman" w:eastAsia="宋体"/>
+          <w:b w:val="0"/>
+          <w:sz w:val="18"/>
+        </w:rPr>
+        <w:t xml:space="preserve">而非时间核算，不受此限度影响。上列十轮稳定量与撤回清单见 </w:t>
       </w:r>
       <w:r>
         <w:rPr>
@@ -5326,15 +5553,15 @@
           <w:color w:val="000080"/>
           <w:sz w:val="18"/>
         </w:rPr>
-        <w:t>cond_wait</w:t>
-      </w:r>
-      <w:r>
-        <w:rPr>
-          <w:rFonts w:ascii="Times New Roman" w:hAnsi="Times New Roman" w:eastAsia="宋体"/>
-          <w:b w:val="0"/>
-          <w:sz w:val="18"/>
-        </w:rPr>
-        <w:t>，而队列只积压 3%。该组合排除"排队等盘"，但当时不足以区分</w:t>
+        <w:t>reports/gateab_ab/FINDINGS.md</w:t>
+      </w:r>
+      <w:r>
+        <w:rPr>
+          <w:rFonts w:ascii="Times New Roman" w:hAnsi="Times New Roman" w:eastAsia="宋体"/>
+          <w:b w:val="0"/>
+          <w:sz w:val="18"/>
+        </w:rPr>
+        <w:t>。</w:t>
       </w:r>
     </w:p>
     <w:p>
@@ -5345,815 +5572,45 @@
       <w:r>
         <w:rPr>
           <w:rFonts w:ascii="Times New Roman" w:hAnsi="Times New Roman" w:eastAsia="宋体"/>
-          <w:b w:val="0"/>
-          <w:sz w:val="18"/>
-        </w:rPr>
-        <w:t>"请求到达太晚"与"worker 被换下核" —— 后者手上的请求已出队、处于 in-flight，</w:t>
+          <w:b/>
+          <w:sz w:val="18"/>
+        </w:rPr>
+        <w:t>【2026-10-05 撤回】</w:t>
+      </w:r>
+      <w:r>
+        <w:rPr>
+          <w:rFonts w:ascii="Times New Roman" w:hAnsi="Times New Roman" w:eastAsia="宋体"/>
+          <w:b w:val="0"/>
+          <w:sz w:val="18"/>
+        </w:rPr>
+        <w:t xml:space="preserve"> 本节此前据 v54 写入的"主干顺序流与专家散乱流在同一设备上互相争抢"不成立：散乱 4M 读（1740 MB/s）快于顺序（1537 MB/s）。该次观测到的 arena 扩大导致 trunk 常驻由 22 层降至 15 层、75.5→126.2 s/词元，这一现象成立，机制尚未查明。发现过程见附件 A.4.4。</w:t>
       </w:r>
     </w:p>
     <w:p>
       <w:pPr>
-        <w:spacing w:after="40" w:line="276" w:lineRule="auto"/>
-        <w:ind w:firstLine="360"/>
-      </w:pPr>
-      <w:r>
-        <w:rPr>
-          <w:rFonts w:ascii="Times New Roman" w:hAnsi="Times New Roman" w:eastAsia="宋体"/>
-          <w:b w:val="0"/>
-          <w:sz w:val="18"/>
-        </w:rPr>
-        <w:t xml:space="preserve">队列深度看不到它。以 </w:t>
-      </w:r>
-      <w:r>
-        <w:rPr>
-          <w:rFonts w:ascii="Consolas" w:hAnsi="Consolas"/>
-          <w:color w:val="000080"/>
-          <w:sz w:val="18"/>
-        </w:rPr>
-        <w:t>/proc/&lt;tid&gt;/schedstat</w:t>
-      </w:r>
-      <w:r>
-        <w:rPr>
-          <w:rFonts w:ascii="Times New Roman" w:hAnsi="Times New Roman" w:eastAsia="宋体"/>
-          <w:b w:val="0"/>
-          <w:sz w:val="18"/>
-        </w:rPr>
-        <w:t xml:space="preserve"> 直接测得（内核记账，非硬件 PMU，</w:t>
+        <w:spacing w:before="80" w:after="20"/>
+        <w:jc w:val="center"/>
+      </w:pPr>
+      <w:r>
+        <w:rPr>
+          <w:rFonts w:ascii="Times New Roman" w:hAnsi="Times New Roman" w:eastAsia="宋体"/>
+          <w:b w:val="0"/>
+          <w:sz w:val="15"/>
+        </w:rPr>
+        <w:t>表 4 各档的字节与带宽出处见附件 A.4.5。</w:t>
       </w:r>
     </w:p>
     <w:p>
       <w:pPr>
-        <w:spacing w:after="40" w:line="276" w:lineRule="auto"/>
-        <w:ind w:firstLine="360"/>
-      </w:pPr>
-      <w:r>
-        <w:rPr>
-          <w:rFonts w:ascii="Times New Roman" w:hAnsi="Times New Roman" w:eastAsia="宋体"/>
-          <w:b w:val="0"/>
-          <w:sz w:val="18"/>
-        </w:rPr>
-        <w:t>故本平台无 PMU 的限制不影响此判据；起止各留快照，中间每 2 s 覆盖一次，</w:t>
-      </w:r>
-    </w:p>
-    <w:p>
-      <w:pPr>
-        <w:spacing w:after="40" w:line="276" w:lineRule="auto"/>
-        <w:ind w:firstLine="360"/>
-      </w:pPr>
-      <w:r>
-        <w:rPr>
-          <w:rFonts w:ascii="Times New Roman" w:hAnsi="Times New Roman" w:eastAsia="宋体"/>
-          <w:b w:val="0"/>
-          <w:sz w:val="18"/>
-        </w:rPr>
-        <w:t>不需重编译引擎）：</w:t>
-      </w:r>
-    </w:p>
-    <w:p>
-      <w:pPr>
-        <w:spacing w:after="0"/>
-        <w:ind w:left="170"/>
-      </w:pPr>
-      <w:r>
-        <w:rPr>
-          <w:rFonts w:ascii="Consolas" w:hAnsi="Consolas"/>
-          <w:sz w:val="14"/>
-        </w:rPr>
-        <w:t>线程                     在核          运行队列等待    等待/在核</w:t>
-      </w:r>
-    </w:p>
-    <w:p>
-      <w:pPr>
-        <w:spacing w:after="0"/>
-        <w:ind w:left="170"/>
-      </w:pPr>
-      <w:r>
-        <w:rPr>
-          <w:rFonts w:ascii="Consolas" w:hAnsi="Consolas"/>
-          <w:sz w:val="14"/>
-        </w:rPr>
-        <w:t>主线程（producer）        92.15 s         2.59 s       0.028</w:t>
-      </w:r>
-    </w:p>
-    <w:p>
-      <w:pPr>
-        <w:spacing w:after="0"/>
-        <w:ind w:left="170"/>
-      </w:pPr>
-      <w:r>
-        <w:rPr>
-          <w:rFonts w:ascii="Consolas" w:hAnsi="Consolas"/>
-          <w:sz w:val="14"/>
-        </w:rPr>
-        <w:t>16 个 kio worker      各 48 – 58 s   各 1.9 – 3.3 s   0.039 – 0.063</w:t>
-      </w:r>
-    </w:p>
-    <w:p>
-      <w:pPr>
-        <w:spacing w:after="0"/>
-        <w:ind w:left="170"/>
-      </w:pPr>
-      <w:r>
-        <w:rPr>
-          <w:rFonts w:ascii="Consolas" w:hAnsi="Consolas"/>
-          <w:sz w:val="14"/>
-        </w:rPr>
-        <w:t>另 4 个线程          各 23.2 – 23.5 s  约 2.5 s      0.105 – 0.111</w:t>
-      </w:r>
-    </w:p>
-    <w:p>
-      <w:pPr>
-        <w:spacing w:after="0"/>
-        <w:ind w:left="170"/>
-      </w:pPr>
-      <w:r>
-        <w:rPr>
-          <w:rFonts w:ascii="Consolas" w:hAnsi="Consolas"/>
-          <w:sz w:val="14"/>
-        </w:rPr>
-        <w:t>────────────────────────────────────────────────────────────</w:t>
-      </w:r>
-    </w:p>
-    <w:p>
-      <w:pPr>
-        <w:spacing w:after="0"/>
-        <w:ind w:left="170"/>
-      </w:pPr>
-      <w:r>
-        <w:rPr>
-          <w:rFonts w:ascii="Consolas" w:hAnsi="Consolas"/>
-          <w:sz w:val="14"/>
-        </w:rPr>
-        <w:t>合计（21/26 线程有增量） 1007.4 s       52.7 s        0.052</w:t>
-      </w:r>
-    </w:p>
-    <w:p>
-      <w:pPr>
-        <w:spacing w:after="40" w:line="276" w:lineRule="auto"/>
-        <w:ind w:firstLine="360"/>
-      </w:pPr>
-      <w:r>
-        <w:rPr>
-          <w:rFonts w:ascii="Times New Roman" w:hAnsi="Times New Roman" w:eastAsia="宋体"/>
-          <w:b/>
-          <w:sz w:val="18"/>
-        </w:rPr>
-        <w:t>判定为非 CPU 受限</w:t>
-      </w:r>
-      <w:r>
-        <w:rPr>
-          <w:rFonts w:ascii="Times New Roman" w:hAnsi="Times New Roman" w:eastAsia="宋体"/>
-          <w:b w:val="0"/>
-          <w:sz w:val="18"/>
-        </w:rPr>
-        <w:t>，三条依据：① 饱和时运行队列等待应不小于在核时间（比值 ≳ 1），</w:t>
-      </w:r>
-    </w:p>
-    <w:p>
-      <w:pPr>
-        <w:spacing w:after="40" w:line="276" w:lineRule="auto"/>
-        <w:ind w:firstLine="360"/>
-      </w:pPr>
-      <w:r>
-        <w:rPr>
-          <w:rFonts w:ascii="Times New Roman" w:hAnsi="Times New Roman" w:eastAsia="宋体"/>
-          <w:b w:val="0"/>
-          <w:sz w:val="18"/>
-        </w:rPr>
-        <w:t xml:space="preserve">实测全部 ≤ 0.111；② 在核总量 1007.4 s ÷ 墙钟 314 s = </w:t>
-      </w:r>
-      <w:r>
-        <w:rPr>
-          <w:rFonts w:ascii="Times New Roman" w:hAnsi="Times New Roman" w:eastAsia="宋体"/>
-          <w:b/>
-          <w:sz w:val="18"/>
-        </w:rPr>
-        <w:t>3.2 核 / 8 核 = 40% 占用</w:t>
-      </w:r>
-      <w:r>
-        <w:rPr>
-          <w:rFonts w:ascii="Times New Roman" w:hAnsi="Times New Roman" w:eastAsia="宋体"/>
-          <w:b w:val="0"/>
-          <w:sz w:val="18"/>
-        </w:rPr>
-        <w:t>；</w:t>
-      </w:r>
-    </w:p>
-    <w:p>
-      <w:pPr>
-        <w:spacing w:after="40" w:line="276" w:lineRule="auto"/>
-        <w:ind w:firstLine="360"/>
-      </w:pPr>
-      <w:r>
-        <w:rPr>
-          <w:rFonts w:ascii="Times New Roman" w:hAnsi="Times New Roman" w:eastAsia="宋体"/>
-          <w:b w:val="0"/>
-          <w:sz w:val="18"/>
-        </w:rPr>
-        <w:t xml:space="preserve">③ 队列等待 52.7 s 仅占可用核时（314 × 8 s）的 </w:t>
-      </w:r>
-      <w:r>
-        <w:rPr>
-          <w:rFonts w:ascii="Times New Roman" w:hAnsi="Times New Roman" w:eastAsia="宋体"/>
-          <w:b/>
-          <w:sz w:val="18"/>
-        </w:rPr>
-        <w:t>2.1%</w:t>
-      </w:r>
-      <w:r>
-        <w:rPr>
-          <w:rFonts w:ascii="Times New Roman" w:hAnsi="Times New Roman" w:eastAsia="宋体"/>
-          <w:b w:val="0"/>
-          <w:sz w:val="18"/>
-        </w:rPr>
-        <w:t>。且 worker 在核仅占墙钟 16%，</w:t>
-      </w:r>
-    </w:p>
-    <w:p>
-      <w:pPr>
-        <w:spacing w:after="40" w:line="276" w:lineRule="auto"/>
-        <w:ind w:firstLine="360"/>
-      </w:pPr>
-      <w:r>
-        <w:rPr>
-          <w:rFonts w:ascii="Times New Roman" w:hAnsi="Times New Roman" w:eastAsia="宋体"/>
-          <w:b w:val="0"/>
-          <w:sz w:val="18"/>
-        </w:rPr>
-        <w:t xml:space="preserve">说明它们是真正阻塞在 </w:t>
-      </w:r>
-      <w:r>
-        <w:rPr>
-          <w:rFonts w:ascii="Consolas" w:hAnsi="Consolas"/>
-          <w:color w:val="000080"/>
-          <w:sz w:val="18"/>
-        </w:rPr>
-        <w:t>cond_wait</w:t>
-      </w:r>
-      <w:r>
-        <w:rPr>
-          <w:rFonts w:ascii="Times New Roman" w:hAnsi="Times New Roman" w:eastAsia="宋体"/>
-          <w:b w:val="0"/>
-          <w:sz w:val="18"/>
-        </w:rPr>
-        <w:t xml:space="preserve"> 而非自旋。故那 40–49% 是等下一个请求迟到，</w:t>
-      </w:r>
-    </w:p>
-    <w:p>
-      <w:pPr>
-        <w:spacing w:after="40" w:line="276" w:lineRule="auto"/>
-        <w:ind w:firstLine="360"/>
-      </w:pPr>
-      <w:r>
-        <w:rPr>
-          <w:rFonts w:ascii="Times New Roman" w:hAnsi="Times New Roman" w:eastAsia="宋体"/>
-          <w:b w:val="0"/>
-          <w:sz w:val="18"/>
-        </w:rPr>
-        <w:t>处置是改生产者节律（层间预取、算术期间发出下一层读），不是加 worker，也不是改等待方式。</w:t>
-      </w:r>
-    </w:p>
-    <w:p>
-      <w:pPr>
-        <w:spacing w:after="40" w:line="276" w:lineRule="auto"/>
-        <w:ind w:firstLine="360"/>
-      </w:pPr>
-      <w:r>
-        <w:rPr>
-          <w:rFonts w:ascii="Times New Roman" w:hAnsi="Times New Roman" w:eastAsia="宋体"/>
-          <w:b w:val="0"/>
-          <w:sz w:val="18"/>
-        </w:rPr>
-        <w:t xml:space="preserve">&gt; </w:t>
-      </w:r>
-      <w:r>
-        <w:rPr>
-          <w:rFonts w:ascii="Times New Roman" w:hAnsi="Times New Roman" w:eastAsia="宋体"/>
-          <w:b/>
-          <w:sz w:val="18"/>
-        </w:rPr>
-        <w:t>判据本身的一处修正</w:t>
-      </w:r>
-      <w:r>
-        <w:rPr>
-          <w:rFonts w:ascii="Times New Roman" w:hAnsi="Times New Roman" w:eastAsia="宋体"/>
-          <w:b w:val="0"/>
-          <w:sz w:val="18"/>
-        </w:rPr>
-        <w:t>：本次预设的判定带把比值 0.02–0.20 定为"两者兼有"，</w:t>
-      </w:r>
-    </w:p>
-    <w:p>
-      <w:pPr>
-        <w:spacing w:after="40" w:line="276" w:lineRule="auto"/>
-        <w:ind w:firstLine="360"/>
-      </w:pPr>
-      <w:r>
-        <w:rPr>
-          <w:rFonts w:ascii="Times New Roman" w:hAnsi="Times New Roman" w:eastAsia="宋体"/>
-          <w:b w:val="0"/>
-          <w:sz w:val="18"/>
-        </w:rPr>
-        <w:t>&gt; 实测 0.052 落入该带。但该带未与物理参照挂钩。饱和意味着比值 ≥ 1，</w:t>
-      </w:r>
-    </w:p>
-    <w:p>
-      <w:pPr>
-        <w:spacing w:after="40" w:line="276" w:lineRule="auto"/>
-        <w:ind w:firstLine="360"/>
-      </w:pPr>
-      <w:r>
-        <w:rPr>
-          <w:rFonts w:ascii="Times New Roman" w:hAnsi="Times New Roman" w:eastAsia="宋体"/>
-          <w:b w:val="0"/>
-          <w:sz w:val="18"/>
-        </w:rPr>
-        <w:t>&gt; 0.052 明显偏于不受限一侧，且绝对占用（40%）才是决定量。原始件与预设带均保留</w:t>
-      </w:r>
-    </w:p>
-    <w:p>
-      <w:pPr>
-        <w:spacing w:after="40" w:line="276" w:lineRule="auto"/>
-        <w:ind w:firstLine="360"/>
-      </w:pPr>
-      <w:r>
-        <w:rPr>
-          <w:rFonts w:ascii="Times New Roman" w:hAnsi="Times New Roman" w:eastAsia="宋体"/>
-          <w:b w:val="0"/>
-          <w:sz w:val="18"/>
-        </w:rPr>
-        <w:t>&gt; （</w:t>
-      </w:r>
-      <w:r>
-        <w:rPr>
-          <w:rFonts w:ascii="Consolas" w:hAnsi="Consolas"/>
-          <w:color w:val="000080"/>
-          <w:sz w:val="18"/>
-        </w:rPr>
-        <w:t>reports/gateab_ab/v64_schedstat/</w:t>
-      </w:r>
-      <w:r>
-        <w:rPr>
-          <w:rFonts w:ascii="Times New Roman" w:hAnsi="Times New Roman" w:eastAsia="宋体"/>
-          <w:b w:val="0"/>
-          <w:sz w:val="18"/>
-        </w:rPr>
-        <w:t>、</w:t>
-      </w:r>
-      <w:r>
-        <w:rPr>
-          <w:rFonts w:ascii="Consolas" w:hAnsi="Consolas"/>
-          <w:color w:val="000080"/>
-          <w:sz w:val="18"/>
-        </w:rPr>
-        <w:t>v64_probe_attempt1.out</w:t>
-      </w:r>
-      <w:r>
-        <w:rPr>
-          <w:rFonts w:ascii="Times New Roman" w:hAnsi="Times New Roman" w:eastAsia="宋体"/>
-          <w:b w:val="0"/>
-          <w:sz w:val="18"/>
-        </w:rPr>
-        <w:t>），判定按绝对量重做。</w:t>
-      </w:r>
-    </w:p>
-    <w:p>
-      <w:pPr>
-        <w:spacing w:after="40" w:line="276" w:lineRule="auto"/>
-        <w:ind w:firstLine="360"/>
-      </w:pPr>
-      <w:r>
-        <w:rPr>
-          <w:rFonts w:ascii="Times New Roman" w:hAnsi="Times New Roman" w:eastAsia="宋体"/>
-          <w:b/>
-          <w:sz w:val="18"/>
-        </w:rPr>
-        <w:t>该替代解释亦已排除：不是"设备做不了这种形态的读"。</w:t>
-      </w:r>
-      <w:r>
-        <w:rPr>
-          <w:rFonts w:ascii="Times New Roman" w:hAnsi="Times New Roman" w:eastAsia="宋体"/>
-          <w:b w:val="0"/>
-          <w:sz w:val="18"/>
-        </w:rPr>
-        <w:t xml:space="preserve"> 以固定读取次数、同字节量，对同一 </w:t>
-      </w:r>
-      <w:r>
-        <w:rPr>
-          <w:rFonts w:ascii="Consolas" w:hAnsi="Consolas"/>
-          <w:color w:val="000080"/>
-          <w:sz w:val="18"/>
-        </w:rPr>
-        <w:t>experts.l2</w:t>
-      </w:r>
-      <w:r>
-        <w:rPr>
-          <w:rFonts w:ascii="Times New Roman" w:hAnsi="Times New Roman" w:eastAsia="宋体"/>
-          <w:b w:val="0"/>
-          <w:sz w:val="18"/>
-        </w:rPr>
-        <w:t xml:space="preserve"> 直接测量该形态（17.5 MB 散乱、O_DIRECT，3 对），设备吞吐与 4M 块顺序档的测量相互吻合，两者同在约 1500 MB/s 量级（</w:t>
-      </w:r>
-      <w:r>
-        <w:rPr>
-          <w:rFonts w:ascii="Consolas" w:hAnsi="Consolas"/>
-          <w:color w:val="000080"/>
-          <w:sz w:val="18"/>
-        </w:rPr>
-        <w:t>reports/gateab_ab/v60_shape/raw.tsv</w:t>
-      </w:r>
-      <w:r>
-        <w:rPr>
-          <w:rFonts w:ascii="Times New Roman" w:hAnsi="Times New Roman" w:eastAsia="宋体"/>
-          <w:b w:val="0"/>
-          <w:sz w:val="18"/>
-        </w:rPr>
-        <w:t>）。</w:t>
-      </w:r>
-      <w:r>
-        <w:rPr>
-          <w:rFonts w:ascii="Times New Roman" w:hAnsi="Times New Roman" w:eastAsia="宋体"/>
-          <w:b/>
-          <w:sz w:val="18"/>
-        </w:rPr>
-        <w:t>而引擎专家流的聚合吞吐仅为其三到四成</w:t>
-      </w:r>
-      <w:r>
-        <w:rPr>
-          <w:rFonts w:ascii="Times New Roman" w:hAnsi="Times New Roman" w:eastAsia="宋体"/>
-          <w:b w:val="0"/>
-          <w:sz w:val="18"/>
-        </w:rPr>
-        <w:t>，故上述差距不能归因于设备能力不足，只能归因于请求到达太晚。</w:t>
-      </w:r>
-    </w:p>
-    <w:p>
-      <w:pPr>
-        <w:spacing w:after="40" w:line="276" w:lineRule="auto"/>
-        <w:ind w:firstLine="360"/>
-      </w:pPr>
-      <w:r>
-        <w:rPr>
-          <w:rFonts w:ascii="Times New Roman" w:hAnsi="Times New Roman" w:eastAsia="宋体"/>
-          <w:b/>
-          <w:sz w:val="18"/>
-        </w:rPr>
-        <w:t>据此，本文的字节下界是必要条件而非充分条件。</w:t>
-      </w:r>
-      <w:r>
-        <w:rPr>
-          <w:rFonts w:ascii="Times New Roman" w:hAnsi="Times New Roman" w:eastAsia="宋体"/>
-          <w:b w:val="0"/>
-          <w:sz w:val="18"/>
-        </w:rPr>
-        <w:t xml:space="preserve"> 仅核算字节会低估慢层的代价：</w:t>
-      </w:r>
-      <w:r>
-        <w:rPr>
-          <w:rFonts w:ascii="Times New Roman" w:hAnsi="Times New Roman" w:eastAsia="宋体"/>
-          <w:b/>
-          <w:sz w:val="18"/>
-        </w:rPr>
-        <w:t>慢层同时收取字节代价与串行化代价，而把数据上移到 DRAM 可同时消除两者。</w:t>
-      </w:r>
-      <w:r>
-        <w:rPr>
-          <w:rFonts w:ascii="Times New Roman" w:hAnsi="Times New Roman" w:eastAsia="宋体"/>
-          <w:b w:val="0"/>
-          <w:sz w:val="18"/>
-        </w:rPr>
-        <w:t xml:space="preserve"> 这是本文原则"复用应落在数据能到达的最快层"的第二条独立理由。此前只给了字节一条。相应地，5.2 的验收判据应从单一下界扩展为"字节回落至下界</w:t>
-      </w:r>
-      <w:r>
-        <w:rPr>
-          <w:rFonts w:ascii="Times New Roman" w:hAnsi="Times New Roman" w:eastAsia="宋体"/>
-          <w:b/>
-          <w:sz w:val="18"/>
-        </w:rPr>
-        <w:t>且</w:t>
-      </w:r>
-      <w:r>
-        <w:rPr>
-          <w:rFonts w:ascii="Times New Roman" w:hAnsi="Times New Roman" w:eastAsia="宋体"/>
-          <w:b w:val="0"/>
-          <w:sz w:val="18"/>
-        </w:rPr>
-        <w:t>实测聚合速率接近该形态的设备能力"两条并列。</w:t>
-      </w:r>
-    </w:p>
-    <w:p>
-      <w:pPr>
-        <w:spacing w:after="40" w:line="276" w:lineRule="auto"/>
-        <w:ind w:firstLine="360"/>
-      </w:pPr>
-      <w:r>
-        <w:rPr>
-          <w:rFonts w:ascii="Times New Roman" w:hAnsi="Times New Roman" w:eastAsia="宋体"/>
-          <w:b/>
-          <w:sz w:val="18"/>
-        </w:rPr>
-        <w:t>本节不给出该差距的可达上限。</w:t>
-      </w:r>
-      <w:r>
-        <w:rPr>
-          <w:rFonts w:ascii="Times New Roman" w:hAnsi="Times New Roman" w:eastAsia="宋体"/>
-          <w:b w:val="0"/>
-          <w:sz w:val="18"/>
-        </w:rPr>
-        <w:t xml:space="preserve"> 可确定的是它不是字节造成的、也不是设备在该形态上做不到的；不可确定的是跨层流水能收回多少。该问题在本平台的测量重复性下无法判定（见本节方法学限度段与 </w:t>
-      </w:r>
-      <w:r>
-        <w:rPr>
-          <w:rFonts w:ascii="Consolas" w:hAnsi="Consolas"/>
-          <w:color w:val="000080"/>
-          <w:sz w:val="18"/>
-        </w:rPr>
-        <w:t>BENCH_PROTO.md</w:t>
-      </w:r>
-      <w:r>
-        <w:rPr>
-          <w:rFonts w:ascii="Times New Roman" w:hAnsi="Times New Roman" w:eastAsia="宋体"/>
-          <w:b w:val="0"/>
-          <w:sz w:val="18"/>
-        </w:rPr>
-        <w:t xml:space="preserve"> 第 14 节），故不作量化声称。</w:t>
-      </w:r>
-    </w:p>
-    <w:p>
-      <w:pPr>
-        <w:spacing w:after="40" w:line="276" w:lineRule="auto"/>
-        <w:ind w:firstLine="360"/>
-      </w:pPr>
-      <w:r>
-        <w:rPr>
-          <w:rFonts w:ascii="Times New Roman" w:hAnsi="Times New Roman" w:eastAsia="宋体"/>
-          <w:b w:val="0"/>
-          <w:sz w:val="18"/>
-        </w:rPr>
-        <w:t>阶段 A 的 1.00 不受此影响。其 W_i（85 MB/s）本就是设备实测值而非引擎实绩，且为单一顺序流，比值 1.00 的含义（字节÷带宽即定律）仍然成立。</w:t>
-      </w:r>
-    </w:p>
-    <w:p>
-      <w:pPr>
-        <w:spacing w:after="40" w:line="276" w:lineRule="auto"/>
-        <w:ind w:firstLine="360"/>
-      </w:pPr>
-      <w:r>
-        <w:rPr>
-          <w:rFonts w:ascii="Times New Roman" w:hAnsi="Times New Roman" w:eastAsia="宋体"/>
-          <w:b/>
-          <w:sz w:val="18"/>
-        </w:rPr>
-        <w:t>【方法学限度，一并记录】</w:t>
-      </w:r>
-      <w:r>
-        <w:rPr>
-          <w:rFonts w:ascii="Times New Roman" w:hAnsi="Times New Roman" w:eastAsia="宋体"/>
-          <w:b w:val="0"/>
-          <w:sz w:val="18"/>
-        </w:rPr>
-        <w:t xml:space="preserve"> 本节末行与上述配对均以 s/词元 为观测量。该观测量在本平台的重复性</w:t>
-      </w:r>
-      <w:r>
-        <w:rPr>
-          <w:rFonts w:ascii="Times New Roman" w:hAnsi="Times New Roman" w:eastAsia="宋体"/>
-          <w:b/>
-          <w:sz w:val="18"/>
-        </w:rPr>
-        <w:t>随时段变化很大</w:t>
-      </w:r>
-      <w:r>
-        <w:rPr>
-          <w:rFonts w:ascii="Times New Roman" w:hAnsi="Times New Roman" w:eastAsia="宋体"/>
-          <w:b w:val="0"/>
-          <w:sz w:val="18"/>
-        </w:rPr>
-        <w:t>，两个已测时段的实例：2026-09-29 的三次（表 3，76.04 / 73.39 / 74.91 s/词元）跨度仅 3.6%，而 2026-09-30 同一配置、同一源码、同一脚本连续三轮为 65.21 / 75.62 / 79.91 s/词元，跨度 22.5%，19 次同类运行的合并跨度为 65.21–89.88。</w:t>
-      </w:r>
-      <w:r>
-        <w:rPr>
-          <w:rFonts w:ascii="Times New Roman" w:hAnsi="Times New Roman" w:eastAsia="宋体"/>
-          <w:b/>
-          <w:sz w:val="18"/>
-        </w:rPr>
-        <w:t>两个数都真实，因此不能引用某一时段的离散度充当本平台的重复性。</w:t>
-      </w:r>
-      <w:r>
-        <w:rPr>
-          <w:rFonts w:ascii="Times New Roman" w:hAnsi="Times New Roman" w:eastAsia="宋体"/>
-          <w:b w:val="0"/>
-          <w:sz w:val="18"/>
-        </w:rPr>
-        <w:t xml:space="preserve"> 实践结论是：</w:t>
-      </w:r>
-    </w:p>
-    <w:p>
-      <w:pPr>
-        <w:spacing w:after="0"/>
-        <w:ind w:left="170"/>
-      </w:pPr>
-      <w:r>
-        <w:rPr>
-          <w:rFonts w:ascii="Consolas" w:hAnsi="Consolas"/>
-          <w:sz w:val="14"/>
-        </w:rPr>
-        <w:t>凡以 s/词元 为观测量作配置间对比，在同一时段内交错配对重复 ≥5 轮，</w:t>
-      </w:r>
-    </w:p>
-    <w:p>
-      <w:pPr>
-        <w:spacing w:after="0"/>
-        <w:ind w:left="170"/>
-      </w:pPr>
-      <w:r>
-        <w:rPr>
-          <w:rFonts w:ascii="Consolas" w:hAnsi="Consolas"/>
-          <w:sz w:val="14"/>
-        </w:rPr>
-        <w:t>且仅当配对差 ≥10% 时才可判定"有差异"；效应 &lt;10% 一律记为"无差异"。</w:t>
-      </w:r>
-    </w:p>
-    <w:p>
-      <w:pPr>
-        <w:spacing w:after="0"/>
-        <w:ind w:left="170"/>
-      </w:pPr>
-      <w:r>
-        <w:rPr>
-          <w:rFonts w:ascii="Consolas" w:hAnsi="Consolas"/>
-          <w:sz w:val="14"/>
-        </w:rPr>
-        <w:t>引用跨时段的绝对速率作对比。</w:t>
-      </w:r>
-    </w:p>
-    <w:p>
-      <w:pPr>
-        <w:spacing w:after="40" w:line="276" w:lineRule="auto"/>
-        <w:ind w:firstLine="360"/>
-      </w:pPr>
-      <w:r>
-        <w:rPr>
-          <w:rFonts w:ascii="Times New Roman" w:hAnsi="Times New Roman" w:eastAsia="宋体"/>
-          <w:b w:val="0"/>
-          <w:sz w:val="18"/>
-        </w:rPr>
-        <w:t>本节亦不据此主张任何参数调优方向。相比之下第二节的推论验证（4.2、4.3）以</w:t>
-      </w:r>
-      <w:r>
-        <w:rPr>
-          <w:rFonts w:ascii="Times New Roman" w:hAnsi="Times New Roman" w:eastAsia="宋体"/>
-          <w:b/>
-          <w:sz w:val="18"/>
-        </w:rPr>
-        <w:t>字节</w:t>
-      </w:r>
-      <w:r>
-        <w:rPr>
-          <w:rFonts w:ascii="Times New Roman" w:hAnsi="Times New Roman" w:eastAsia="宋体"/>
-          <w:b w:val="0"/>
-          <w:sz w:val="18"/>
-        </w:rPr>
-        <w:t xml:space="preserve">而非时间核算，不受此限度影响。上列十轮稳定量与撤回清单见 </w:t>
-      </w:r>
-      <w:r>
-        <w:rPr>
-          <w:rFonts w:ascii="Consolas" w:hAnsi="Consolas"/>
-          <w:color w:val="000080"/>
-          <w:sz w:val="18"/>
-        </w:rPr>
-        <w:t>reports/gateab_ab/FINDINGS.md</w:t>
-      </w:r>
-      <w:r>
-        <w:rPr>
-          <w:rFonts w:ascii="Times New Roman" w:hAnsi="Times New Roman" w:eastAsia="宋体"/>
-          <w:b w:val="0"/>
-          <w:sz w:val="18"/>
-        </w:rPr>
-        <w:t>。</w:t>
-      </w:r>
-    </w:p>
-    <w:p>
-      <w:pPr>
-        <w:spacing w:after="40" w:line="276" w:lineRule="auto"/>
-        <w:ind w:firstLine="360"/>
-      </w:pPr>
-      <w:r>
-        <w:rPr>
-          <w:rFonts w:ascii="Times New Roman" w:hAnsi="Times New Roman" w:eastAsia="宋体"/>
-          <w:b/>
-          <w:sz w:val="18"/>
-        </w:rPr>
-        <w:t>同时撤回本节此前据 v54 写入的一处归因</w:t>
-      </w:r>
-      <w:r>
-        <w:rPr>
-          <w:rFonts w:ascii="Times New Roman" w:hAnsi="Times New Roman" w:eastAsia="宋体"/>
-          <w:b w:val="0"/>
-          <w:sz w:val="18"/>
-        </w:rPr>
-        <w:t>："主干顺序流与专家散乱流在同一设备上互相争抢"不成立，散乱 4M 读（1740）快于顺序（1537）。v54 观测到的 arena 扩大导致 trunk 常驻由 22 层降至 15 层、75.5→126.2 s/词元，这一</w:t>
-      </w:r>
-      <w:r>
-        <w:rPr>
-          <w:rFonts w:ascii="Times New Roman" w:hAnsi="Times New Roman" w:eastAsia="宋体"/>
-          <w:b/>
-          <w:sz w:val="18"/>
-        </w:rPr>
-        <w:t>现象</w:t>
-      </w:r>
-      <w:r>
-        <w:rPr>
-          <w:rFonts w:ascii="Times New Roman" w:hAnsi="Times New Roman" w:eastAsia="宋体"/>
-          <w:b w:val="0"/>
-          <w:sz w:val="18"/>
-        </w:rPr>
-        <w:t>成立，但其</w:t>
-      </w:r>
-      <w:r>
-        <w:rPr>
-          <w:rFonts w:ascii="Times New Roman" w:hAnsi="Times New Roman" w:eastAsia="宋体"/>
-          <w:b/>
-          <w:sz w:val="18"/>
-        </w:rPr>
-        <w:t>机制</w:t>
-      </w:r>
-      <w:r>
-        <w:rPr>
-          <w:rFonts w:ascii="Times New Roman" w:hAnsi="Times New Roman" w:eastAsia="宋体"/>
-          <w:b w:val="0"/>
-          <w:sz w:val="18"/>
-        </w:rPr>
-        <w:t xml:space="preserve">尚未查明；预取在各种 arena 下均变慢（v50 0.75×、v54 0.60×），而设备既未饱和也不对访问模式敏感，故其代价在主机侧（CPU、争用，或 survival 统计本身有误。该 21% 数字自 v50 起引用至今从未独立复核，而同一次运行中 </w:t>
-      </w:r>
-      <w:r>
-        <w:rPr>
-          <w:rFonts w:ascii="Consolas" w:hAnsi="Consolas"/>
-          <w:color w:val="000080"/>
-          <w:sz w:val="18"/>
-        </w:rPr>
-        <w:t>stat_idle_s</w:t>
-      </w:r>
-      <w:r>
-        <w:rPr>
-          <w:rFonts w:ascii="Times New Roman" w:hAnsi="Times New Roman" w:eastAsia="宋体"/>
-          <w:b w:val="0"/>
-          <w:sz w:val="18"/>
-        </w:rPr>
-        <w:t xml:space="preserve"> 与 </w:t>
-      </w:r>
-      <w:r>
-        <w:rPr>
-          <w:rFonts w:ascii="Consolas" w:hAnsi="Consolas"/>
-          <w:color w:val="000080"/>
-          <w:sz w:val="18"/>
-        </w:rPr>
-        <w:t>hit_wall</w:t>
-      </w:r>
-      <w:r>
-        <w:rPr>
-          <w:rFonts w:ascii="Times New Roman" w:hAnsi="Times New Roman" w:eastAsia="宋体"/>
-          <w:b w:val="0"/>
-          <w:sz w:val="18"/>
-        </w:rPr>
-        <w:t xml:space="preserve"> 均为已确认的坏计数器）。出处 </w:t>
-      </w:r>
-      <w:r>
-        <w:rPr>
-          <w:rFonts w:ascii="Consolas" w:hAnsi="Consolas"/>
-          <w:color w:val="000080"/>
-          <w:sz w:val="18"/>
-        </w:rPr>
-        <w:t>reports/gateab_ab/v55_stream/ANALYSIS.txt</w:t>
-      </w:r>
-      <w:r>
-        <w:rPr>
-          <w:rFonts w:ascii="Times New Roman" w:hAnsi="Times New Roman" w:eastAsia="宋体"/>
-          <w:b w:val="0"/>
-          <w:sz w:val="18"/>
-        </w:rPr>
-        <w:t>。</w:t>
-      </w:r>
-    </w:p>
-    <w:p>
-      <w:pPr>
-        <w:spacing w:after="40" w:line="276" w:lineRule="auto"/>
-        <w:ind w:firstLine="360"/>
-      </w:pPr>
-      <w:r>
-        <w:rPr>
-          <w:rFonts w:ascii="Times New Roman" w:hAnsi="Times New Roman" w:eastAsia="宋体"/>
-          <w:b w:val="0"/>
-          <w:sz w:val="18"/>
-        </w:rPr>
-        <w:t>字节与带宽出处：慢盘 85 MB/s 系 25.83 GB 与 303.58 s 的精确商（台账 :327；另有 D-state 劣化整值 84 MB/s 见 :224）、高速盘 419 MB/s（:355；另冷读 588 MB/s 见 :453-:454）、1.5 GB/s 系 /dev/sdd7 混合 O_DIRECT 实测（nvme_bench 2026-09-26 S5D）；字节量取自 cap_sweep ctrl.json（今日最优）；末两行取自 2026-09-28 逐相位实测（同一次运行，K3_TRACE，出处见附录 A.2.1）。</w:t>
-      </w:r>
-      <w:r>
-        <w:rPr>
-          <w:rFonts w:ascii="Times New Roman" w:hAnsi="Times New Roman" w:eastAsia="宋体"/>
-          <w:b/>
-          <w:sz w:val="18"/>
-        </w:rPr>
-        <w:t>上列 1.5 GB/s 为大块测速器口径，与引擎的 4M O_DIRECT 访问形态不同档；引擎形态实测约 1600 MB/s（v55），两者不可混用。</w:t>
+        <w:spacing w:before="80" w:after="20"/>
+        <w:jc w:val="center"/>
+      </w:pPr>
+      <w:r>
+        <w:rPr>
+          <w:rFonts w:ascii="Times New Roman" w:hAnsi="Times New Roman" w:eastAsia="Times New Roman"/>
+          <w:b w:val="0"/>
+          <w:sz w:val="15"/>
+        </w:rPr>
       </w:r>
     </w:p>
     <w:p>

--- a/papers/提交稿-缓存高命中与词元低输出.docx
+++ b/papers/提交稿-缓存高命中与词元低输出.docx
@@ -207,7 +207,7 @@
           <w:b w:val="0"/>
           <w:sz w:val="18"/>
         </w:rPr>
-        <w:t>**Abstract:** Storage reuse—a data item being read in and used more than once—is the only performance lever left in bandwidth-bound computing. The Principle of Locality tells us which data is worth reusing, but it leaves unanswered where the reuse should take place. This paper adds the conservation side of that principle: if a data item d is actually reused at the fastest tier M_k it can reach, then d must be read at least once (R_i ≥ 1) from every slower tier M_i (i &lt; k); the bound is simultaneously reachable, and any schedule attaining it is also the schedule with the smallest slow-tier access cost. The principle rests on only two assumptions—data moves up the hierarchy one tier at a time, and tiers are ordered by monotonically increasing access cost—and is independent of any specific workload. We demonstrate a violation on a 2.8T-parameter Mixture-of-Experts model running on a memory-constrained host: at cold start the engine re-read 25.83 GB of expert weights from a slow disk per token, 94% of that stage's end-to-end time; after a fast cache tier was added, the engine reported 100% cache hits while the byte-level ledger showed the per-token 25.83 GB of movement unchanged—hits only switched the source tier, they did not remove the byte transfer. The principle supplies a quantifiable yardstick ("healthy slow tiers are read once") that exposes how whiteboard hit-rate metrics can mask byte-movement facts, and yields a four-step triage order in which each step names the counter to read and what counts as passing; when all four pass and a gap remains, the gap lies outside the reuse layer. Moving the experts to a faster tier did cut expert-stage time by about 37% on one comparison, but the byte counts are invariant across repetitions while the wall-clock is not, so the byte account is the reproducible observation and the timing is not. A per-phase timeline measurement (2026-10-07) refines the budget line with a second factor: once the byte count has reached the bound, cost also depends on the aggregate bandwidth actually attainable. Of 66.1 GB/token, the larger stream (trunk, 43.6 GB) cost 2.4 s while the smaller (experts, 22.5 GB) cost 49.2 s. The investigation in §5.2.1 rules out two explanations -- the spread of the 16 experts within a layer (measured at 228 MB / 1.5 GB / 7.5 GB spacing: 1007 / 1058 / 1358 MB/s, no trend) and the kio queue hop (routing L2 reads around it via K3_L2_NATIVE=1 changed the rate from 418 to 408 MB/s, i.e. not at all) -- and places the remaining gap on the device side rather than in access order, but does not quantify it: the direct measurement's own repeatability is only 2x (1007 vs 2139 MB/s for one identical command). If the gap is as large as first indications suggest, 22.5 GB/token of expert reads could fall from 49.2 s to about the 16.8 s of pure compute and the end-to-end figure would reach the 30 s range without new hardware; until the measurement method is tightened, this paper states no magnitude. A naive bytes/bandwidth bound is exact for a single sequential stream (measured/predicted = 1.00) but understates by 1.39-3.11x when parallel or random reads are present. We also give a byte-level audit method (treating hit rate and byte counts as two independent observation surfaces) and a four-step triage order, usable as a general inspection procedure for hierarchical storage systems. The principle itself is system-agnostic; the reported figures hold only for this experiment.</w:t>
+        <w:t>**Abstract:** Storage reuse—a data item being read in and used more than once—is the only performance lever left in bandwidth-bound computing. The Principle of Locality tells us which data is worth reusing, but it leaves unanswered where the reuse should take place. This paper adds the conservation side of that principle: if a data item d is actually reused at the fastest tier M_k it can reach, then d must be read at least once (R_i ≥ 1) from every slower tier M_i (i &lt; k); the bound is simultaneously reachable, and any schedule attaining it is also the schedule with the smallest slow-tier access cost. The principle rests on only two assumptions—data moves up the hierarchy one tier at a time, and tiers are ordered by monotonically increasing access cost—and is independent of any specific workload. We demonstrate a violation on a 2.8T-parameter Mixture-of-Experts model running on a memory-constrained host: at cold start the engine re-read 25.83 GB of expert weights from a slow disk per token, 94% of that stage's end-to-end time; after a fast cache tier was added, the engine reported 100% cache hits while the byte-level ledger showed the per-token 25.83 GB of movement unchanged—hits only switched the source tier, they did not remove the byte transfer. The principle supplies a quantifiable yardstick ("healthy slow tiers are read once") that exposes how whiteboard hit-rate metrics can mask byte-movement facts, and yields a four-step triage order in which each step names the counter to read and what counts as passing; when all four pass and a gap remains, the gap lies outside the reuse layer. Moving the experts to a faster tier did cut expert-stage time by about 37% on one comparison, but the byte counts are invariant across repetitions while the wall-clock is not, so the byte account is the reproducible observation and the timing is not. A per-phase timeline measurement (first run) refines the budget line with a second factor: once the byte count has reached the bound, cost also depends on the aggregate bandwidth actually attainable. Of 66.1 GB/token, the larger stream (trunk, 43.6 GB) cost 2.4 s while the smaller (experts, 22.5 GB) cost 49.2 s. The investigation in §5.2.1 rules out two explanations -- the spread of the 16 experts within a layer (measured at 228 MB / 1.5 GB / 7.5 GB spacing: 1007 / 1058 / 1358 MB/s, no trend) and the kio queue hop (routing L2 reads around it via K3_L2_NATIVE=1 changed the rate from 418 to 408 MB/s, i.e. not at all) -- and places the remaining gap on the device side rather than in access order, but does not quantify it: the direct measurement's own repeatability is only 2x (1007 vs 2139 MB/s for one identical command). If the gap is as large as first indications suggest, 22.5 GB/token of expert reads could fall from 49.2 s to about the 16.8 s of pure compute and the end-to-end figure would reach the 30 s range without new hardware; until the measurement method is tightened, this paper states no magnitude. A naive bytes/bandwidth bound is exact for a single sequential stream (measured/predicted = 1.00) but understates by 1.39-3.11x when parallel or random reads are present. We also give a byte-level audit method (treating hit rate and byte counts as two independent observation surfaces) and a four-step triage order, usable as a general inspection procedure for hierarchical storage systems. The principle itself is system-agnostic; the reported figures hold only for this experiment.</w:t>
       </w:r>
     </w:p>
     <w:p>
@@ -2199,7 +2199,7 @@
           <w:b w:val="0"/>
           <w:sz w:val="15"/>
         </w:rPr>
-        <w:t>表 3　2026-09-29 重建：落位已到位后，按访问序再分档（gen=8，主干 32 GB 常驻 22 层 / 专家 arena 15 GB，K3_TRACE，n=3）</w:t>
+        <w:t>表 3　第二次逐相位实测重建：落位已到位后，按访问序再分档（gen=8，主干 32 GB 常驻 22 层 / 专家 arena 15 GB，K3_TRACE，n=3）</w:t>
       </w:r>
     </w:p>
     <w:p>
@@ -2912,18 +2912,10 @@
       <w:r>
         <w:rPr>
           <w:rFonts w:ascii="Times New Roman" w:hAnsi="Times New Roman" w:eastAsia="宋体"/>
-          <w:b/>
-          <w:sz w:val="18"/>
-        </w:rPr>
-        <w:t>与 2026-09-28 原表的差异</w:t>
-      </w:r>
-      <w:r>
-        <w:rPr>
-          <w:rFonts w:ascii="Times New Roman" w:hAnsi="Times New Roman" w:eastAsia="宋体"/>
           <w:b w:val="0"/>
           <w:sz w:val="18"/>
         </w:rPr>
-        <w:t xml:space="preserve">：原表（专家 49.2 s/75%、纯算术 16.8 s/21%、主干 2.4 s/4%、端到端 66.12 s）已作废，作废理由有二，二者同源。其一，原表的时间列取自 </w:t>
+        <w:t xml:space="preserve">本表的时间列取自 </w:t>
       </w:r>
       <w:r>
         <w:rPr>
@@ -2939,7 +2931,23 @@
           <w:b w:val="0"/>
           <w:sz w:val="18"/>
         </w:rPr>
-        <w:t xml:space="preserve"> 时间线，而 </w:t>
+        <w:t xml:space="preserve"> 时间线，暴露时间按各相位</w:t>
+      </w:r>
+      <w:r>
+        <w:rPr>
+          <w:rFonts w:ascii="Times New Roman" w:hAnsi="Times New Roman" w:eastAsia="宋体"/>
+          <w:b/>
+          <w:sz w:val="18"/>
+        </w:rPr>
+        <w:t>区间的并集</w:t>
+      </w:r>
+      <w:r>
+        <w:rPr>
+          <w:rFonts w:ascii="Times New Roman" w:hAnsi="Times New Roman" w:eastAsia="宋体"/>
+          <w:b w:val="0"/>
+          <w:sz w:val="18"/>
+        </w:rPr>
+        <w:t>计，而非时长相加——三者在本档相互重叠，相加会重复计入 457.80 s，该值恰等于专家读并集。故本表给出互斥口径：专家读 59.39 s + 纯算术 14.85 s + 主干 0.38 s = 74.57 s = 端到端并集，三轮残差均为 0.0000，与引擎自报逐词元墙钟吻合 99.8–99.9%。速率取字节除以该相位并集时间，专家一项为 16 路并发的聚合值，单流更低（见 5.2.1）。主干一项离散达 355%（1.73 / 0.38 / 0.37 s，rep1 冷态后首次的 token 2 有 7.67 s 离群点），0.38 s 只能表述为"不足墙的 1%、早已被掩盖"，不作精确值引用。本表与表 2 互补：表 2 问"字节落在哪一层"，本表问"已落位后每个字节多贵"。；该函数已补（</w:t>
       </w:r>
       <w:r>
         <w:rPr>
@@ -2947,7 +2955,7 @@
           <w:color w:val="000080"/>
           <w:sz w:val="18"/>
         </w:rPr>
-        <w:t>k3_trace_token()</w:t>
+        <w:t>reports/gateab_ab/</w:t>
       </w:r>
       <w:r>
         <w:rPr>
@@ -2955,7 +2963,7 @@
           <w:b w:val="0"/>
           <w:sz w:val="18"/>
         </w:rPr>
-        <w:t xml:space="preserve"> 当时从未在解码循环中被调用，</w:t>
+        <w:t xml:space="preserve"> 随附三轮新数据），</w:t>
       </w:r>
       <w:r>
         <w:rPr>
@@ -2963,7 +2971,7 @@
           <w:color w:val="000080"/>
           <w:sz w:val="18"/>
         </w:rPr>
-        <w:t>trace.csv</w:t>
+        <w:t>token</w:t>
       </w:r>
       <w:r>
         <w:rPr>
@@ -2971,7 +2979,45 @@
           <w:b w:val="0"/>
           <w:sz w:val="18"/>
         </w:rPr>
-        <w:t xml:space="preserve"> 的 </w:t>
+        <w:t xml:space="preserve"> 列现为 0–7 均匀分布。其二，原表把时长相加当作暴露时间，导致三项之和 68.4 s 超过表列端到端 66.12 s，占比被凑成 4/75/21 的整数（按表内总数换算实为 3.6/74.4/25.4%）。</w:t>
+      </w:r>
+      <w:r>
+        <w:rPr>
+          <w:rFonts w:ascii="Times New Roman" w:hAnsi="Times New Roman" w:eastAsia="宋体"/>
+          <w:b/>
+          <w:sz w:val="18"/>
+        </w:rPr>
+        <w:t>原表的百分比与新表接近属巧合，其绝对值均不可用</w:t>
+      </w:r>
+      <w:r>
+        <w:rPr>
+          <w:rFonts w:ascii="Times New Roman" w:hAnsi="Times New Roman" w:eastAsia="宋体"/>
+          <w:b w:val="0"/>
+          <w:sz w:val="18"/>
+        </w:rPr>
+        <w:t>；新表的百分比之所以可信，是因为它由一个可闭合的恒等式导出，而非配平所得。</w:t>
+      </w:r>
+    </w:p>
+    <w:p>
+      <w:pPr>
+        <w:spacing w:after="40" w:line="276" w:lineRule="auto"/>
+        <w:ind w:firstLine="360"/>
+      </w:pPr>
+      <w:r>
+        <w:rPr>
+          <w:rFonts w:ascii="Times New Roman" w:hAnsi="Times New Roman" w:eastAsia="宋体"/>
+          <w:b/>
+          <w:sz w:val="18"/>
+        </w:rPr>
+        <w:t>输出速度是本次实验的主观测</w:t>
+      </w:r>
+      <w:r>
+        <w:rPr>
+          <w:rFonts w:ascii="Times New Roman" w:hAnsi="Times New Roman" w:eastAsia="宋体"/>
+          <w:b w:val="0"/>
+          <w:sz w:val="18"/>
+        </w:rPr>
+        <w:t xml:space="preserve">：把复用从低速盘挪到高速盘后，专家段耗时由 303.58 s/词元（阶段 A，表 1）降至 191.6 s/词元（约 −37%，同口径对照）；同一次高速盘驻留长程运行（gen=32）的端到端输出速度（引擎 </w:t>
       </w:r>
       <w:r>
         <w:rPr>
@@ -2979,7 +3025,7 @@
           <w:color w:val="000080"/>
           <w:sz w:val="18"/>
         </w:rPr>
-        <w:t>token</w:t>
+        <w:t>seconds_per_token</w:t>
       </w:r>
       <w:r>
         <w:rPr>
@@ -2987,7 +3033,207 @@
           <w:b w:val="0"/>
           <w:sz w:val="18"/>
         </w:rPr>
-        <w:t xml:space="preserve"> 列恒为 0，故"扣除首词元冷启动后的稳态"无从测起；该函数已补（</w:t>
+        <w:t>）实测为 262.78 s/词元。这些都是逐次真机实测记录，非推算值；输出速度虽慢（秒级/词元），恰是该存储受限平台带宽受限的直接体现，也是本文判据所针对的客观事实。收益未达乐观上界（约 −90%，基于跨遍复用的字节量推演），因为复用仍落在高速盘而非高速内存（DRAM）。表 2 的“目标档”未被到达；该档是推论 1 指向的设计目标、本文不以推演数字冒充实测。</w:t>
+      </w:r>
+    </w:p>
+    <w:p>
+      <w:pPr>
+        <w:spacing w:after="40" w:line="276" w:lineRule="auto"/>
+        <w:ind w:firstLine="360"/>
+      </w:pPr>
+      <w:r>
+        <w:rPr>
+          <w:rFonts w:ascii="Times New Roman" w:hAnsi="Times New Roman" w:eastAsia="宋体"/>
+          <w:b/>
+          <w:sz w:val="18"/>
+        </w:rPr>
+        <w:t>该 −37% 的可复现性按字节与时间分别看待</w:t>
+      </w:r>
+      <w:r>
+        <w:rPr>
+          <w:rFonts w:ascii="Times New Roman" w:hAnsi="Times New Roman" w:eastAsia="宋体"/>
+          <w:b w:val="0"/>
+          <w:sz w:val="18"/>
+        </w:rPr>
+        <w:t>（详见 4.3 节末与 4.6 的方法学限度）：</w:t>
+      </w:r>
+      <w:r>
+        <w:rPr>
+          <w:rFonts w:ascii="Times New Roman" w:hAnsi="Times New Roman" w:eastAsia="宋体"/>
+          <w:b/>
+          <w:sz w:val="18"/>
+        </w:rPr>
+        <w:t>字节层面可复现</w:t>
+      </w:r>
+      <w:r>
+        <w:rPr>
+          <w:rFonts w:ascii="Times New Roman" w:hAnsi="Times New Roman" w:eastAsia="宋体"/>
+          <w:b w:val="0"/>
+          <w:sz w:val="18"/>
+        </w:rPr>
+        <w:t>。每词元 25.83 GB 的慢盘全量重读不因迁层而减少，阶段 A 与阶段 B 逐项一致；</w:t>
+      </w:r>
+      <w:r>
+        <w:rPr>
+          <w:rFonts w:ascii="Times New Roman" w:hAnsi="Times New Roman" w:eastAsia="宋体"/>
+          <w:b/>
+          <w:sz w:val="18"/>
+        </w:rPr>
+        <w:t>时间层面不可复现</w:t>
+      </w:r>
+      <w:r>
+        <w:rPr>
+          <w:rFonts w:ascii="Times New Roman" w:hAnsi="Times New Roman" w:eastAsia="宋体"/>
+          <w:b w:val="0"/>
+          <w:sz w:val="18"/>
+        </w:rPr>
+        <w:t>。同一字节量在重复运行间的墙钟差异可达 40%（§4.3 末的六次运行）。故该数字应读作</w:t>
+      </w:r>
+      <w:r>
+        <w:rPr>
+          <w:rFonts w:ascii="Times New Roman" w:hAnsi="Times New Roman" w:eastAsia="宋体"/>
+          <w:b/>
+          <w:sz w:val="18"/>
+        </w:rPr>
+        <w:t>方向一致的单次对照</w:t>
+      </w:r>
+      <w:r>
+        <w:rPr>
+          <w:rFonts w:ascii="Times New Roman" w:hAnsi="Times New Roman" w:eastAsia="宋体"/>
+          <w:b w:val="0"/>
+          <w:sz w:val="18"/>
+        </w:rPr>
+        <w:t>，不作为可引用的一次运行效果量。</w:t>
+      </w:r>
+    </w:p>
+    <w:p>
+      <w:pPr>
+        <w:spacing w:after="40" w:before="80" w:line="240" w:lineRule="auto"/>
+      </w:pPr>
+      <w:r>
+        <w:rPr>
+          <w:rFonts w:ascii="Times New Roman" w:hAnsi="Times New Roman" w:eastAsia="黑体"/>
+          <w:b w:val="0"/>
+          <w:sz w:val="18"/>
+        </w:rPr>
+        <w:t>4.4  验证的边界</w:t>
+      </w:r>
+    </w:p>
+    <w:p>
+      <w:pPr>
+        <w:spacing w:after="40" w:line="276" w:lineRule="auto"/>
+        <w:ind w:firstLine="360"/>
+      </w:pPr>
+      <w:r>
+        <w:rPr>
+          <w:rFonts w:ascii="Times New Roman" w:hAnsi="Times New Roman" w:eastAsia="宋体"/>
+          <w:b w:val="0"/>
+          <w:sz w:val="18"/>
+        </w:rPr>
+        <w:t>第 3 章的模型推导不依赖本节任何数字；本节数据属真机层，账实一致、逐项可回查（随稿附件附录 A），但只对本实验（该模型、该介质、该负载、该冷启动时序）成立。台账如实记录挂死/FAIL 条目（如低速盘巨型 O_DIRECT pread 的 D-state 永久挂起），未选择性剔除负样本；表 2“目标档”明确标注为未观测项，不作实测声称。</w:t>
+      </w:r>
+    </w:p>
+    <w:p>
+      <w:pPr>
+        <w:spacing w:after="40" w:before="80" w:line="240" w:lineRule="auto"/>
+      </w:pPr>
+      <w:r>
+        <w:rPr>
+          <w:rFonts w:ascii="Times New Roman" w:hAnsi="Times New Roman" w:eastAsia="黑体"/>
+          <w:b w:val="0"/>
+          <w:sz w:val="18"/>
+        </w:rPr>
+        <w:t>4.5  主要观测汇总</w:t>
+      </w:r>
+    </w:p>
+    <w:p>
+      <w:pPr>
+        <w:spacing w:after="40" w:line="276" w:lineRule="auto"/>
+        <w:ind w:firstLine="360"/>
+      </w:pPr>
+      <w:r>
+        <w:rPr>
+          <w:rFonts w:ascii="Times New Roman" w:hAnsi="Times New Roman" w:eastAsia="宋体"/>
+          <w:b w:val="0"/>
+          <w:sz w:val="18"/>
+        </w:rPr>
+        <w:t>三组观测互为表里，共同构成对判据的验证：</w:t>
+      </w:r>
+      <w:r>
+        <w:rPr>
+          <w:rFonts w:ascii="Times New Roman" w:hAnsi="Times New Roman" w:eastAsia="宋体"/>
+          <w:b/>
+          <w:sz w:val="18"/>
+        </w:rPr>
+        <w:t>输出速度</w:t>
+      </w:r>
+      <w:r>
+        <w:rPr>
+          <w:rFonts w:ascii="Times New Roman" w:hAnsi="Times New Roman" w:eastAsia="宋体"/>
+          <w:b w:val="0"/>
+          <w:sz w:val="18"/>
+        </w:rPr>
+        <w:t>是端到端综合读数（阶段 A 专家段 303.58 s/词元、高速盘驻留专家段 191.6 s/词元，二者同为专家段口径）；</w:t>
+      </w:r>
+      <w:r>
+        <w:rPr>
+          <w:rFonts w:ascii="Times New Roman" w:hAnsi="Times New Roman" w:eastAsia="宋体"/>
+          <w:b/>
+          <w:sz w:val="18"/>
+        </w:rPr>
+        <w:t>命中率</w:t>
+      </w:r>
+      <w:r>
+        <w:rPr>
+          <w:rFonts w:ascii="Times New Roman" w:hAnsi="Times New Roman" w:eastAsia="宋体"/>
+          <w:b w:val="0"/>
+          <w:sz w:val="18"/>
+        </w:rPr>
+        <w:t>（阶段 B 稳态 CACHE HIT 100%）反映缓存行为；</w:t>
+      </w:r>
+      <w:r>
+        <w:rPr>
+          <w:rFonts w:ascii="Times New Roman" w:hAnsi="Times New Roman" w:eastAsia="宋体"/>
+          <w:b/>
+          <w:sz w:val="18"/>
+        </w:rPr>
+        <w:t>字节回落</w:t>
+      </w:r>
+      <w:r>
+        <w:rPr>
+          <w:rFonts w:ascii="Times New Roman" w:hAnsi="Times New Roman" w:eastAsia="宋体"/>
+          <w:b w:val="0"/>
+          <w:sz w:val="18"/>
+        </w:rPr>
+        <w:t>（低速盘 25.83→6.7→1.7 GB/词元）揭示搬运事实。其中输出速度是主观测，命中率与字节账是其成因分解。</w:t>
+      </w:r>
+    </w:p>
+    <w:p>
+      <w:pPr>
+        <w:spacing w:after="40" w:line="276" w:lineRule="auto"/>
+        <w:ind w:firstLine="360"/>
+      </w:pPr>
+      <w:r>
+        <w:rPr>
+          <w:rFonts w:ascii="Times New Roman" w:hAnsi="Times New Roman" w:eastAsia="宋体"/>
+          <w:b/>
+          <w:sz w:val="18"/>
+        </w:rPr>
+        <w:t>替换策略曾被列为独立于介质落位的影响因素，本文的原则使这一看法得到修正。</w:t>
+      </w:r>
+    </w:p>
+    <w:p>
+      <w:pPr>
+        <w:spacing w:after="40" w:line="276" w:lineRule="auto"/>
+        <w:ind w:firstLine="360"/>
+      </w:pPr>
+      <w:r>
+        <w:rPr>
+          <w:rFonts w:ascii="Times New Roman" w:hAnsi="Times New Roman" w:eastAsia="宋体"/>
+          <w:b w:val="0"/>
+          <w:sz w:val="18"/>
+        </w:rPr>
+        <w:t>早先的观测是 {LRU, heat} 相对 LRU 可省 19% 与 32% 的专家字节。但字节下界判据要求按每层读数核算而非按策略命中率核算，据此重新审视：那一组数字在字节台账中检索命中数为零，无法逐行回查；而在可复现的条件下以 {LRU, heat} × {8, 15} GB 四臂、每臂 3 轮实测（</w:t>
       </w:r>
       <w:r>
         <w:rPr>
@@ -2995,7 +3241,7 @@
           <w:color w:val="000080"/>
           <w:sz w:val="18"/>
         </w:rPr>
-        <w:t>reports/gateab_ab/</w:t>
+        <w:t>reports/gateab_ab/v62_policy/raw.tsv</w:t>
       </w:r>
       <w:r>
         <w:rPr>
@@ -3003,489 +3249,7 @@
           <w:b w:val="0"/>
           <w:sz w:val="18"/>
         </w:rPr>
-        <w:t xml:space="preserve"> 随附三轮新数据），</w:t>
-      </w:r>
-      <w:r>
-        <w:rPr>
-          <w:rFonts w:ascii="Consolas" w:hAnsi="Consolas"/>
-          <w:color w:val="000080"/>
-          <w:sz w:val="18"/>
-        </w:rPr>
-        <w:t>token</w:t>
-      </w:r>
-      <w:r>
-        <w:rPr>
-          <w:rFonts w:ascii="Times New Roman" w:hAnsi="Times New Roman" w:eastAsia="宋体"/>
-          <w:b w:val="0"/>
-          <w:sz w:val="18"/>
-        </w:rPr>
-        <w:t xml:space="preserve"> 列现为 0–7 均匀分布。其二，原表把时长相加当作暴露时间，导致三项之和 68.4 s 超过表列端到端 66.12 s，占比被凑成 4/75/21 的整数（按表内总数换算实为 3.6/74.4/25.4%）。</w:t>
-      </w:r>
-      <w:r>
-        <w:rPr>
-          <w:rFonts w:ascii="Times New Roman" w:hAnsi="Times New Roman" w:eastAsia="宋体"/>
-          <w:b/>
-          <w:sz w:val="18"/>
-        </w:rPr>
-        <w:t>原表的百分比与新表接近属巧合，其绝对值均不可用</w:t>
-      </w:r>
-      <w:r>
-        <w:rPr>
-          <w:rFonts w:ascii="Times New Roman" w:hAnsi="Times New Roman" w:eastAsia="宋体"/>
-          <w:b w:val="0"/>
-          <w:sz w:val="18"/>
-        </w:rPr>
-        <w:t>；新表的百分比之所以可信，是因为它由一个可闭合的恒等式导出，而非配平所得。</w:t>
-      </w:r>
-    </w:p>
-    <w:p>
-      <w:pPr>
-        <w:spacing w:after="40" w:line="276" w:lineRule="auto"/>
-        <w:ind w:firstLine="360"/>
-      </w:pPr>
-      <w:r>
-        <w:rPr>
-          <w:rFonts w:ascii="Times New Roman" w:hAnsi="Times New Roman" w:eastAsia="宋体"/>
-          <w:b/>
-          <w:sz w:val="18"/>
-        </w:rPr>
-        <w:t>输出速度是本次实验的主观测</w:t>
-      </w:r>
-      <w:r>
-        <w:rPr>
-          <w:rFonts w:ascii="Times New Roman" w:hAnsi="Times New Roman" w:eastAsia="宋体"/>
-          <w:b w:val="0"/>
-          <w:sz w:val="18"/>
-        </w:rPr>
-        <w:t xml:space="preserve">：把复用从低速盘挪到高速盘后，专家段耗时由 303.58 s/词元（阶段 A，表 1）降至 191.6 s/词元（约 −37%，同口径对照）；同一次高速盘驻留长程运行（gen=32）的端到端输出速度（引擎 </w:t>
-      </w:r>
-      <w:r>
-        <w:rPr>
-          <w:rFonts w:ascii="Consolas" w:hAnsi="Consolas"/>
-          <w:color w:val="000080"/>
-          <w:sz w:val="18"/>
-        </w:rPr>
-        <w:t>seconds_per_token</w:t>
-      </w:r>
-      <w:r>
-        <w:rPr>
-          <w:rFonts w:ascii="Times New Roman" w:hAnsi="Times New Roman" w:eastAsia="宋体"/>
-          <w:b w:val="0"/>
-          <w:sz w:val="18"/>
-        </w:rPr>
-        <w:t>）实测为 262.78 s/词元。这些都是逐次真机实测记录，非推算值；输出速度虽慢（秒级/词元），恰是该存储受限平台带宽受限的直接体现，也是本文判据所针对的客观事实。收益未达乐观上界（约 −90%，基于跨遍复用的字节量推演），因为复用仍落在高速盘而非高速内存（DRAM）。表 2 的“目标档”未被到达；该档是推论 1 指向的设计目标、本文不以推演数字冒充实测。</w:t>
-      </w:r>
-    </w:p>
-    <w:p>
-      <w:pPr>
-        <w:spacing w:after="40" w:line="276" w:lineRule="auto"/>
-        <w:ind w:firstLine="360"/>
-      </w:pPr>
-      <w:r>
-        <w:rPr>
-          <w:rFonts w:ascii="Times New Roman" w:hAnsi="Times New Roman" w:eastAsia="宋体"/>
-          <w:b/>
-          <w:sz w:val="18"/>
-        </w:rPr>
-        <w:t>该 −37% 的可复现性按字节与时间分别看待</w:t>
-      </w:r>
-      <w:r>
-        <w:rPr>
-          <w:rFonts w:ascii="Times New Roman" w:hAnsi="Times New Roman" w:eastAsia="宋体"/>
-          <w:b w:val="0"/>
-          <w:sz w:val="18"/>
-        </w:rPr>
-        <w:t>（详见 4.3 节末与 4.6 的方法学限度）：</w:t>
-      </w:r>
-      <w:r>
-        <w:rPr>
-          <w:rFonts w:ascii="Times New Roman" w:hAnsi="Times New Roman" w:eastAsia="宋体"/>
-          <w:b/>
-          <w:sz w:val="18"/>
-        </w:rPr>
-        <w:t>字节层面可复现</w:t>
-      </w:r>
-      <w:r>
-        <w:rPr>
-          <w:rFonts w:ascii="Times New Roman" w:hAnsi="Times New Roman" w:eastAsia="宋体"/>
-          <w:b w:val="0"/>
-          <w:sz w:val="18"/>
-        </w:rPr>
-        <w:t>。每词元 25.83 GB 的慢盘全量重读不因迁层而减少，阶段 A 与阶段 B 逐项一致；</w:t>
-      </w:r>
-      <w:r>
-        <w:rPr>
-          <w:rFonts w:ascii="Times New Roman" w:hAnsi="Times New Roman" w:eastAsia="宋体"/>
-          <w:b/>
-          <w:sz w:val="18"/>
-        </w:rPr>
-        <w:t>时间层面不可复现</w:t>
-      </w:r>
-      <w:r>
-        <w:rPr>
-          <w:rFonts w:ascii="Times New Roman" w:hAnsi="Times New Roman" w:eastAsia="宋体"/>
-          <w:b w:val="0"/>
-          <w:sz w:val="18"/>
-        </w:rPr>
-        <w:t>。同一字节量在重复运行间的墙钟差异可达 40%（§4.3 末的六次运行）。故该数字应读作</w:t>
-      </w:r>
-      <w:r>
-        <w:rPr>
-          <w:rFonts w:ascii="Times New Roman" w:hAnsi="Times New Roman" w:eastAsia="宋体"/>
-          <w:b/>
-          <w:sz w:val="18"/>
-        </w:rPr>
-        <w:t>方向一致的单次对照</w:t>
-      </w:r>
-      <w:r>
-        <w:rPr>
-          <w:rFonts w:ascii="Times New Roman" w:hAnsi="Times New Roman" w:eastAsia="宋体"/>
-          <w:b w:val="0"/>
-          <w:sz w:val="18"/>
-        </w:rPr>
-        <w:t>，不作为可引用的一次运行效果量。</w:t>
-      </w:r>
-    </w:p>
-    <w:p>
-      <w:pPr>
-        <w:spacing w:after="40" w:before="80" w:line="240" w:lineRule="auto"/>
-      </w:pPr>
-      <w:r>
-        <w:rPr>
-          <w:rFonts w:ascii="Times New Roman" w:hAnsi="Times New Roman" w:eastAsia="黑体"/>
-          <w:b w:val="0"/>
-          <w:sz w:val="18"/>
-        </w:rPr>
-        <w:t>4.4  验证的边界</w:t>
-      </w:r>
-    </w:p>
-    <w:p>
-      <w:pPr>
-        <w:spacing w:after="40" w:line="276" w:lineRule="auto"/>
-        <w:ind w:firstLine="360"/>
-      </w:pPr>
-      <w:r>
-        <w:rPr>
-          <w:rFonts w:ascii="Times New Roman" w:hAnsi="Times New Roman" w:eastAsia="宋体"/>
-          <w:b w:val="0"/>
-          <w:sz w:val="18"/>
-        </w:rPr>
-        <w:t>第 3 章的模型推导不依赖本节任何数字；本节数据属真机层，账实一致、逐项可回查（随稿附件附录 A），但只对本实验（该模型、该介质、该负载、该冷启动时序）成立。台账如实记录挂死/FAIL 条目（如低速盘巨型 O_DIRECT pread 的 D-state 永久挂起），未选择性剔除负样本；表 2“目标档”明确标注为未观测项，不作实测声称。</w:t>
-      </w:r>
-    </w:p>
-    <w:p>
-      <w:pPr>
-        <w:spacing w:after="40" w:before="80" w:line="240" w:lineRule="auto"/>
-      </w:pPr>
-      <w:r>
-        <w:rPr>
-          <w:rFonts w:ascii="Times New Roman" w:hAnsi="Times New Roman" w:eastAsia="黑体"/>
-          <w:b w:val="0"/>
-          <w:sz w:val="18"/>
-        </w:rPr>
-        <w:t>4.5  主要观测汇总</w:t>
-      </w:r>
-    </w:p>
-    <w:p>
-      <w:pPr>
-        <w:spacing w:after="40" w:line="276" w:lineRule="auto"/>
-        <w:ind w:firstLine="360"/>
-      </w:pPr>
-      <w:r>
-        <w:rPr>
-          <w:rFonts w:ascii="Times New Roman" w:hAnsi="Times New Roman" w:eastAsia="宋体"/>
-          <w:b w:val="0"/>
-          <w:sz w:val="18"/>
-        </w:rPr>
-        <w:t>三组观测互为表里，共同构成对判据的验证：</w:t>
-      </w:r>
-      <w:r>
-        <w:rPr>
-          <w:rFonts w:ascii="Times New Roman" w:hAnsi="Times New Roman" w:eastAsia="宋体"/>
-          <w:b/>
-          <w:sz w:val="18"/>
-        </w:rPr>
-        <w:t>输出速度</w:t>
-      </w:r>
-      <w:r>
-        <w:rPr>
-          <w:rFonts w:ascii="Times New Roman" w:hAnsi="Times New Roman" w:eastAsia="宋体"/>
-          <w:b w:val="0"/>
-          <w:sz w:val="18"/>
-        </w:rPr>
-        <w:t>是端到端综合读数（阶段 A 专家段 303.58 s/词元、高速盘驻留专家段 191.6 s/词元，二者同为专家段口径）；</w:t>
-      </w:r>
-      <w:r>
-        <w:rPr>
-          <w:rFonts w:ascii="Times New Roman" w:hAnsi="Times New Roman" w:eastAsia="宋体"/>
-          <w:b/>
-          <w:sz w:val="18"/>
-        </w:rPr>
-        <w:t>命中率</w:t>
-      </w:r>
-      <w:r>
-        <w:rPr>
-          <w:rFonts w:ascii="Times New Roman" w:hAnsi="Times New Roman" w:eastAsia="宋体"/>
-          <w:b w:val="0"/>
-          <w:sz w:val="18"/>
-        </w:rPr>
-        <w:t>（阶段 B 稳态 CACHE HIT 100%）反映缓存行为；</w:t>
-      </w:r>
-      <w:r>
-        <w:rPr>
-          <w:rFonts w:ascii="Times New Roman" w:hAnsi="Times New Roman" w:eastAsia="宋体"/>
-          <w:b/>
-          <w:sz w:val="18"/>
-        </w:rPr>
-        <w:t>字节回落</w:t>
-      </w:r>
-      <w:r>
-        <w:rPr>
-          <w:rFonts w:ascii="Times New Roman" w:hAnsi="Times New Roman" w:eastAsia="宋体"/>
-          <w:b w:val="0"/>
-          <w:sz w:val="18"/>
-        </w:rPr>
-        <w:t>（低速盘 25.83→6.7→1.7 GB/词元）揭示搬运事实。其中输出速度是主观测，命中率与字节账是其成因分解。</w:t>
-      </w:r>
-    </w:p>
-    <w:p>
-      <w:pPr>
-        <w:spacing w:after="40" w:line="276" w:lineRule="auto"/>
-        <w:ind w:firstLine="360"/>
-      </w:pPr>
-      <w:r>
-        <w:rPr>
-          <w:rFonts w:ascii="Times New Roman" w:hAnsi="Times New Roman" w:eastAsia="宋体"/>
-          <w:b/>
-          <w:sz w:val="18"/>
-        </w:rPr>
-        <w:t>【2026-10-05 删除】原 §4.5"替换策略观测：LRU 与 heat"（含表 3、图 1）已整节删除。</w:t>
-      </w:r>
-      <w:r>
-        <w:rPr>
-          <w:rFonts w:ascii="Times New Roman" w:hAnsi="Times New Roman" w:eastAsia="宋体"/>
-          <w:b w:val="0"/>
-          <w:sz w:val="18"/>
-        </w:rPr>
-        <w:t xml:space="preserve"> 理由三条，均经核验：</w:t>
-      </w:r>
-    </w:p>
-    <w:p>
-      <w:pPr>
-        <w:spacing w:after="40" w:line="276" w:lineRule="auto"/>
-        <w:ind w:firstLine="360"/>
-      </w:pPr>
-      <w:r>
-        <w:rPr>
-          <w:rFonts w:ascii="Times New Roman" w:hAnsi="Times New Roman" w:eastAsia="宋体"/>
-          <w:b w:val="0"/>
-          <w:sz w:val="18"/>
-        </w:rPr>
-        <w:t xml:space="preserve">1. </w:t>
-      </w:r>
-      <w:r>
-        <w:rPr>
-          <w:rFonts w:ascii="Times New Roman" w:hAnsi="Times New Roman" w:eastAsia="宋体"/>
-          <w:b/>
-          <w:sz w:val="18"/>
-        </w:rPr>
-        <w:t>无源。</w:t>
-      </w:r>
-      <w:r>
-        <w:rPr>
-          <w:rFonts w:ascii="Times New Roman" w:hAnsi="Times New Roman" w:eastAsia="宋体"/>
-          <w:b w:val="0"/>
-          <w:sz w:val="18"/>
-        </w:rPr>
-        <w:t xml:space="preserve"> 表 3 的六个数（107.27 / 96.35 / 106.52 / 100.17 / 20.99 / 17.44）在 2026-08 台账 </w:t>
-      </w:r>
-      <w:r>
-        <w:rPr>
-          <w:rFonts w:ascii="Consolas" w:hAnsi="Consolas"/>
-          <w:color w:val="000080"/>
-          <w:sz w:val="18"/>
-        </w:rPr>
-        <w:t>papers/byteflow-matrix.md</w:t>
-      </w:r>
-      <w:r>
-        <w:rPr>
-          <w:rFonts w:ascii="Times New Roman" w:hAnsi="Times New Roman" w:eastAsia="宋体"/>
-          <w:b w:val="0"/>
-          <w:sz w:val="18"/>
-        </w:rPr>
-        <w:t xml:space="preserve"> 中</w:t>
-      </w:r>
-      <w:r>
-        <w:rPr>
-          <w:rFonts w:ascii="Times New Roman" w:hAnsi="Times New Roman" w:eastAsia="宋体"/>
-          <w:b/>
-          <w:sz w:val="18"/>
-        </w:rPr>
-        <w:t>命中数均为 0</w:t>
-      </w:r>
-      <w:r>
-        <w:rPr>
-          <w:rFonts w:ascii="Times New Roman" w:hAnsi="Times New Roman" w:eastAsia="宋体"/>
-          <w:b w:val="0"/>
-          <w:sz w:val="18"/>
-        </w:rPr>
-        <w:t xml:space="preserve">；原表 A.1 将其指向 </w:t>
-      </w:r>
-      <w:r>
-        <w:rPr>
-          <w:rFonts w:ascii="Consolas" w:hAnsi="Consolas"/>
-          <w:color w:val="000080"/>
-          <w:sz w:val="18"/>
-        </w:rPr>
-        <w:t>:17, :21, :58-:67</w:t>
-      </w:r>
-      <w:r>
-        <w:rPr>
-          <w:rFonts w:ascii="Times New Roman" w:hAnsi="Times New Roman" w:eastAsia="宋体"/>
-          <w:b w:val="0"/>
-          <w:sz w:val="18"/>
-        </w:rPr>
-        <w:t>，而那几行是"字节流分类总纲"（S1/S2 分段表）与 BF8 压缩估算，与策略对照无关。</w:t>
-      </w:r>
-    </w:p>
-    <w:p>
-      <w:pPr>
-        <w:spacing w:after="40" w:line="276" w:lineRule="auto"/>
-        <w:ind w:firstLine="360"/>
-      </w:pPr>
-      <w:r>
-        <w:rPr>
-          <w:rFonts w:ascii="Times New Roman" w:hAnsi="Times New Roman" w:eastAsia="宋体"/>
-          <w:b w:val="0"/>
-          <w:sz w:val="18"/>
-        </w:rPr>
-        <w:t xml:space="preserve">2. </w:t>
-      </w:r>
-      <w:r>
-        <w:rPr>
-          <w:rFonts w:ascii="Times New Roman" w:hAnsi="Times New Roman" w:eastAsia="宋体"/>
-          <w:b/>
-          <w:sz w:val="18"/>
-        </w:rPr>
-        <w:t>前提不可实现，因而不可复现。</w:t>
-      </w:r>
-      <w:r>
-        <w:rPr>
-          <w:rFonts w:ascii="Times New Roman" w:hAnsi="Times New Roman" w:eastAsia="宋体"/>
-          <w:b w:val="0"/>
-          <w:sz w:val="18"/>
-        </w:rPr>
-        <w:t xml:space="preserve"> 该对照的限定条件是 cgroup 26 GB 硬内存上限。本平台为 WSL2，</w:t>
-      </w:r>
-      <w:r>
-        <w:rPr>
-          <w:rFonts w:ascii="Times New Roman" w:hAnsi="Times New Roman" w:eastAsia="宋体"/>
-          <w:b/>
-          <w:sz w:val="18"/>
-        </w:rPr>
-        <w:t>不强制 memory cgroup</w:t>
-      </w:r>
-      <w:r>
-        <w:rPr>
-          <w:rFonts w:ascii="Times New Roman" w:hAnsi="Times New Roman" w:eastAsia="宋体"/>
-          <w:b w:val="0"/>
-          <w:sz w:val="18"/>
-        </w:rPr>
-        <w:t xml:space="preserve">：以 </w:t>
-      </w:r>
-      <w:r>
-        <w:rPr>
-          <w:rFonts w:ascii="Consolas" w:hAnsi="Consolas"/>
-          <w:color w:val="000080"/>
-          <w:sz w:val="18"/>
-        </w:rPr>
-        <w:t>systemd-run -p MemoryMax=512M</w:t>
-      </w:r>
-      <w:r>
-        <w:rPr>
-          <w:rFonts w:ascii="Times New Roman" w:hAnsi="Times New Roman" w:eastAsia="宋体"/>
-          <w:b w:val="0"/>
-          <w:sz w:val="18"/>
-        </w:rPr>
-        <w:t xml:space="preserve"> 启动并真实分配、写入 1024 MB，进程成功，限制未生效（</w:t>
-      </w:r>
-      <w:r>
-        <w:rPr>
-          <w:rFonts w:ascii="Consolas" w:hAnsi="Consolas"/>
-          <w:color w:val="000080"/>
-          <w:sz w:val="18"/>
-        </w:rPr>
-        <w:t>reports/gateab_ab/test_memcap2.sh</w:t>
-      </w:r>
-      <w:r>
-        <w:rPr>
-          <w:rFonts w:ascii="Times New Roman" w:hAnsi="Times New Roman" w:eastAsia="宋体"/>
-          <w:b w:val="0"/>
-          <w:sz w:val="18"/>
-        </w:rPr>
-        <w:t>）。故该前提在本平台无法施加，既不能复现也不能否证。</w:t>
-      </w:r>
-    </w:p>
-    <w:p>
-      <w:pPr>
-        <w:spacing w:after="40" w:line="276" w:lineRule="auto"/>
-        <w:ind w:firstLine="360"/>
-      </w:pPr>
-      <w:r>
-        <w:rPr>
-          <w:rFonts w:ascii="Times New Roman" w:hAnsi="Times New Roman" w:eastAsia="宋体"/>
-          <w:b w:val="0"/>
-          <w:sz w:val="18"/>
-        </w:rPr>
-        <w:t xml:space="preserve">3. </w:t>
-      </w:r>
-      <w:r>
-        <w:rPr>
-          <w:rFonts w:ascii="Times New Roman" w:hAnsi="Times New Roman" w:eastAsia="宋体"/>
-          <w:b/>
-          <w:sz w:val="18"/>
-        </w:rPr>
-        <w:t>无内存上限条件下的复现尝试，效应可复现地不成立。</w:t>
-      </w:r>
-      <w:r>
-        <w:rPr>
-          <w:rFonts w:ascii="Times New Roman" w:hAnsi="Times New Roman" w:eastAsia="宋体"/>
-          <w:b w:val="0"/>
-          <w:sz w:val="18"/>
-        </w:rPr>
-        <w:t xml:space="preserve"> 以 {LRU, heat} × {8, 15} GB 四臂、每臂 3 轮实测（</w:t>
-      </w:r>
-      <w:r>
-        <w:rPr>
-          <w:rFonts w:ascii="Consolas" w:hAnsi="Consolas"/>
-          <w:color w:val="000080"/>
-          <w:sz w:val="18"/>
-        </w:rPr>
-        <w:t>reports/gateab_ab/v62_policy/</w:t>
-      </w:r>
-      <w:r>
-        <w:rPr>
-          <w:rFonts w:ascii="Times New Roman" w:hAnsi="Times New Roman" w:eastAsia="宋体"/>
-          <w:b w:val="0"/>
-          <w:sz w:val="18"/>
-        </w:rPr>
-        <w:t>），专家段字节</w:t>
-      </w:r>
-      <w:r>
-        <w:rPr>
-          <w:rFonts w:ascii="Times New Roman" w:hAnsi="Times New Roman" w:eastAsia="宋体"/>
-          <w:b/>
-          <w:sz w:val="18"/>
-        </w:rPr>
-        <w:t>逐位复现，12 个读数无一例外</w:t>
-      </w:r>
-      <w:r>
-        <w:rPr>
-          <w:rFonts w:ascii="Times New Roman" w:hAnsi="Times New Roman" w:eastAsia="宋体"/>
-          <w:b w:val="0"/>
-          <w:sz w:val="18"/>
-        </w:rPr>
-        <w:t>：</w:t>
+        <w:t>）：</w:t>
       </w:r>
     </w:p>
     <w:tbl>
@@ -3495,16 +3259,15 @@
         <w:tblLook w:firstColumn="1" w:firstRow="1" w:lastColumn="0" w:lastRow="0" w:noHBand="0" w:noVBand="1" w:val="04A0"/>
       </w:tblPr>
       <w:tblGrid>
-        <w:gridCol w:w="2018"/>
-        <w:gridCol w:w="2018"/>
-        <w:gridCol w:w="2018"/>
-        <w:gridCol w:w="2018"/>
-        <w:gridCol w:w="2018"/>
+        <w:gridCol w:w="2523"/>
+        <w:gridCol w:w="2523"/>
+        <w:gridCol w:w="2523"/>
+        <w:gridCol w:w="2523"/>
       </w:tblGrid>
       <w:tr>
         <w:tc>
           <w:tcPr>
-            <w:tcW w:type="dxa" w:w="2018"/>
+            <w:tcW w:type="dxa" w:w="2523"/>
           </w:tcPr>
           <w:p>
             <w:pPr>
@@ -3523,7 +3286,7 @@
         </w:tc>
         <w:tc>
           <w:tcPr>
-            <w:tcW w:type="dxa" w:w="2018"/>
+            <w:tcW w:type="dxa" w:w="2523"/>
           </w:tcPr>
           <w:p>
             <w:pPr>
@@ -3542,7 +3305,7 @@
         </w:tc>
         <w:tc>
           <w:tcPr>
-            <w:tcW w:type="dxa" w:w="2018"/>
+            <w:tcW w:type="dxa" w:w="2523"/>
           </w:tcPr>
           <w:p>
             <w:pPr>
@@ -3561,7 +3324,7 @@
         </w:tc>
         <w:tc>
           <w:tcPr>
-            <w:tcW w:type="dxa" w:w="2018"/>
+            <w:tcW w:type="dxa" w:w="2523"/>
           </w:tcPr>
           <w:p>
             <w:pPr>
@@ -3578,30 +3341,11 @@
             </w:r>
           </w:p>
         </w:tc>
-        <w:tc>
-          <w:tcPr>
-            <w:tcW w:type="dxa" w:w="2018"/>
-          </w:tcPr>
-          <w:p>
-            <w:pPr>
-              <w:spacing w:after="0"/>
-            </w:pPr>
-            <w:r/>
-            <w:r>
-              <w:rPr>
-                <w:rFonts w:ascii="Times New Roman" w:hAnsi="Times New Roman" w:eastAsia="黑体"/>
-                <w:b/>
-                <w:sz w:val="16"/>
-              </w:rPr>
-              <w:t>论文所载</w:t>
-            </w:r>
-          </w:p>
-        </w:tc>
       </w:tr>
       <w:tr>
         <w:tc>
           <w:tcPr>
-            <w:tcW w:type="dxa" w:w="2018"/>
+            <w:tcW w:type="dxa" w:w="2523"/>
           </w:tcPr>
           <w:p>
             <w:pPr>
@@ -3620,7 +3364,7 @@
         </w:tc>
         <w:tc>
           <w:tcPr>
-            <w:tcW w:type="dxa" w:w="2018"/>
+            <w:tcW w:type="dxa" w:w="2523"/>
           </w:tcPr>
           <w:p>
             <w:pPr>
@@ -3639,7 +3383,7 @@
         </w:tc>
         <w:tc>
           <w:tcPr>
-            <w:tcW w:type="dxa" w:w="2018"/>
+            <w:tcW w:type="dxa" w:w="2523"/>
           </w:tcPr>
           <w:p>
             <w:pPr>
@@ -3658,26 +3402,7 @@
         </w:tc>
         <w:tc>
           <w:tcPr>
-            <w:tcW w:type="dxa" w:w="2018"/>
-          </w:tcPr>
-          <w:p>
-            <w:pPr>
-              <w:spacing w:after="0"/>
-            </w:pPr>
-            <w:r/>
-            <w:r>
-              <w:rPr>
-                <w:rFonts w:ascii="Times New Roman" w:hAnsi="Times New Roman" w:eastAsia="宋体"/>
-                <w:b w:val="0"/>
-                <w:sz w:val="16"/>
-              </w:rPr>
-              <w:t>25.83</w:t>
-            </w:r>
-          </w:p>
-        </w:tc>
-        <w:tc>
-          <w:tcPr>
-            <w:tcW w:type="dxa" w:w="2018"/>
+            <w:tcW w:type="dxa" w:w="2523"/>
           </w:tcPr>
           <w:p>
             <w:pPr>
@@ -3698,7 +3423,7 @@
       <w:tr>
         <w:tc>
           <w:tcPr>
-            <w:tcW w:type="dxa" w:w="2018"/>
+            <w:tcW w:type="dxa" w:w="2523"/>
           </w:tcPr>
           <w:p>
             <w:pPr>
@@ -3717,7 +3442,7 @@
         </w:tc>
         <w:tc>
           <w:tcPr>
-            <w:tcW w:type="dxa" w:w="2018"/>
+            <w:tcW w:type="dxa" w:w="2523"/>
           </w:tcPr>
           <w:p>
             <w:pPr>
@@ -3736,7 +3461,7 @@
         </w:tc>
         <w:tc>
           <w:tcPr>
-            <w:tcW w:type="dxa" w:w="2018"/>
+            <w:tcW w:type="dxa" w:w="2523"/>
           </w:tcPr>
           <w:p>
             <w:pPr>
@@ -3755,7 +3480,7 @@
         </w:tc>
         <w:tc>
           <w:tcPr>
-            <w:tcW w:type="dxa" w:w="2018"/>
+            <w:tcW w:type="dxa" w:w="2523"/>
           </w:tcPr>
           <w:p>
             <w:pPr>
@@ -3772,30 +3497,11 @@
             </w:r>
           </w:p>
         </w:tc>
-        <w:tc>
-          <w:tcPr>
-            <w:tcW w:type="dxa" w:w="2018"/>
-          </w:tcPr>
-          <w:p>
-            <w:pPr>
-              <w:spacing w:after="0"/>
-            </w:pPr>
-            <w:r/>
-            <w:r>
-              <w:rPr>
-                <w:rFonts w:ascii="Times New Roman" w:hAnsi="Times New Roman" w:eastAsia="宋体"/>
-                <w:b w:val="0"/>
-                <w:sz w:val="16"/>
-              </w:rPr>
-              <w:t>20.99（−19%）</w:t>
-            </w:r>
-          </w:p>
-        </w:tc>
       </w:tr>
       <w:tr>
         <w:tc>
           <w:tcPr>
-            <w:tcW w:type="dxa" w:w="2018"/>
+            <w:tcW w:type="dxa" w:w="2523"/>
           </w:tcPr>
           <w:p>
             <w:pPr>
@@ -3814,7 +3520,7 @@
         </w:tc>
         <w:tc>
           <w:tcPr>
-            <w:tcW w:type="dxa" w:w="2018"/>
+            <w:tcW w:type="dxa" w:w="2523"/>
           </w:tcPr>
           <w:p>
             <w:pPr>
@@ -3833,7 +3539,7 @@
         </w:tc>
         <w:tc>
           <w:tcPr>
-            <w:tcW w:type="dxa" w:w="2018"/>
+            <w:tcW w:type="dxa" w:w="2523"/>
           </w:tcPr>
           <w:p>
             <w:pPr>
@@ -3852,26 +3558,7 @@
         </w:tc>
         <w:tc>
           <w:tcPr>
-            <w:tcW w:type="dxa" w:w="2018"/>
-          </w:tcPr>
-          <w:p>
-            <w:pPr>
-              <w:spacing w:after="0"/>
-            </w:pPr>
-            <w:r/>
-            <w:r>
-              <w:rPr>
-                <w:rFonts w:ascii="Times New Roman" w:hAnsi="Times New Roman" w:eastAsia="宋体"/>
-                <w:b w:val="0"/>
-                <w:sz w:val="16"/>
-              </w:rPr>
-              <w:t>25.83</w:t>
-            </w:r>
-          </w:p>
-        </w:tc>
-        <w:tc>
-          <w:tcPr>
-            <w:tcW w:type="dxa" w:w="2018"/>
+            <w:tcW w:type="dxa" w:w="2523"/>
           </w:tcPr>
           <w:p>
             <w:pPr>
@@ -3892,7 +3579,7 @@
       <w:tr>
         <w:tc>
           <w:tcPr>
-            <w:tcW w:type="dxa" w:w="2018"/>
+            <w:tcW w:type="dxa" w:w="2523"/>
           </w:tcPr>
           <w:p>
             <w:pPr>
@@ -3911,7 +3598,7 @@
         </w:tc>
         <w:tc>
           <w:tcPr>
-            <w:tcW w:type="dxa" w:w="2018"/>
+            <w:tcW w:type="dxa" w:w="2523"/>
           </w:tcPr>
           <w:p>
             <w:pPr>
@@ -3930,7 +3617,7 @@
         </w:tc>
         <w:tc>
           <w:tcPr>
-            <w:tcW w:type="dxa" w:w="2018"/>
+            <w:tcW w:type="dxa" w:w="2523"/>
           </w:tcPr>
           <w:p>
             <w:pPr>
@@ -3949,7 +3636,7 @@
         </w:tc>
         <w:tc>
           <w:tcPr>
-            <w:tcW w:type="dxa" w:w="2018"/>
+            <w:tcW w:type="dxa" w:w="2523"/>
           </w:tcPr>
           <w:p>
             <w:pPr>
@@ -3966,25 +3653,6 @@
             </w:r>
           </w:p>
         </w:tc>
-        <w:tc>
-          <w:tcPr>
-            <w:tcW w:type="dxa" w:w="2018"/>
-          </w:tcPr>
-          <w:p>
-            <w:pPr>
-              <w:spacing w:after="0"/>
-            </w:pPr>
-            <w:r/>
-            <w:r>
-              <w:rPr>
-                <w:rFonts w:ascii="Times New Roman" w:hAnsi="Times New Roman" w:eastAsia="宋体"/>
-                <w:b w:val="0"/>
-                <w:sz w:val="16"/>
-              </w:rPr>
-              <w:t>17.44（−32%）</w:t>
-            </w:r>
-          </w:p>
-        </w:tc>
       </w:tr>
     </w:tbl>
     <w:p>
@@ -3998,7 +3666,7 @@
           <w:b w:val="0"/>
           <w:sz w:val="18"/>
         </w:rPr>
-        <w:t xml:space="preserve">即 heat 相对 LRU 仅 </w:t>
+        <w:t>heat 相对 LRU 仅 −1.3%，且 cache 由 8 GB 增至 15 GB 时字节完全不变。这一结果与容量不敏感一致：两种策略的差异本应只在容量不足、必逐出时才显现，而该条件下 57.8 GB 可用、内存计划仅占 45 GB，双方均无需逐出，行为因此收敛。</w:t>
       </w:r>
       <w:r>
         <w:rPr>
@@ -4006,137 +3674,7 @@
           <w:b/>
           <w:sz w:val="18"/>
         </w:rPr>
-        <w:t>−1.3%</w:t>
-      </w:r>
-      <w:r>
-        <w:rPr>
-          <w:rFonts w:ascii="Times New Roman" w:hAnsi="Times New Roman" w:eastAsia="宋体"/>
-          <w:b w:val="0"/>
-          <w:sz w:val="18"/>
-        </w:rPr>
-        <w:t xml:space="preserve">，且 </w:t>
-      </w:r>
-      <w:r>
-        <w:rPr>
-          <w:rFonts w:ascii="Times New Roman" w:hAnsi="Times New Roman" w:eastAsia="宋体"/>
-          <w:b/>
-          <w:sz w:val="18"/>
-        </w:rPr>
-        <w:t>cache 由 8 GB 增至 15 GB，字节完全不变</w:t>
-      </w:r>
-      <w:r>
-        <w:rPr>
-          <w:rFonts w:ascii="Times New Roman" w:hAnsi="Times New Roman" w:eastAsia="宋体"/>
-          <w:b w:val="0"/>
-          <w:sz w:val="18"/>
-        </w:rPr>
-        <w:t>。与表 3 所载的 −19% / −32% 不符。</w:t>
-      </w:r>
-      <w:r>
-        <w:rPr>
-          <w:rFonts w:ascii="Times New Roman" w:hAnsi="Times New Roman" w:eastAsia="宋体"/>
-          <w:b/>
-          <w:sz w:val="18"/>
-        </w:rPr>
-        <w:t>此处不是"测不准"而是"测得很准且效应不存在"</w:t>
-      </w:r>
-      <w:r>
-        <w:rPr>
-          <w:rFonts w:ascii="Times New Roman" w:hAnsi="Times New Roman" w:eastAsia="宋体"/>
-          <w:b w:val="0"/>
-          <w:sz w:val="18"/>
-        </w:rPr>
-        <w:t>：字节列三轮重复性为 0%，效应若为 19% 或 32% 必会显现。同一批数据里的输出速度列重复性为 36%（80.63–116.62 s/词元），故速度不作判据。</w:t>
-      </w:r>
-    </w:p>
-    <w:p>
-      <w:pPr>
-        <w:spacing w:after="40" w:line="276" w:lineRule="auto"/>
-        <w:ind w:firstLine="360"/>
-      </w:pPr>
-      <w:r>
-        <w:rPr>
-          <w:rFonts w:ascii="Times New Roman" w:hAnsi="Times New Roman" w:eastAsia="宋体"/>
-          <w:b w:val="0"/>
-          <w:sz w:val="18"/>
-        </w:rPr>
-        <w:t>这一结果与第 2 条并不矛盾：两种策略的差异本应只在容量不足、必逐出时才显现，而该条件下 57.8 GB 可用、内存计划仅占 45 GB，双方均无需逐出，行为因此收敛。</w:t>
-      </w:r>
-      <w:r>
-        <w:rPr>
-          <w:rFonts w:ascii="Times New Roman" w:hAnsi="Times New Roman" w:eastAsia="宋体"/>
-          <w:b/>
-          <w:sz w:val="18"/>
-        </w:rPr>
-        <w:t>换言之表 3 的现象若存在，其前提是内存压力，而该前提在本平台不可施加。</w:t>
-      </w:r>
-    </w:p>
-    <w:p>
-      <w:pPr>
-        <w:spacing w:after="40" w:line="276" w:lineRule="auto"/>
-        <w:ind w:firstLine="360"/>
-      </w:pPr>
-      <w:r>
-        <w:rPr>
-          <w:rFonts w:ascii="Times New Roman" w:hAnsi="Times New Roman" w:eastAsia="宋体"/>
-          <w:b w:val="0"/>
-          <w:sz w:val="18"/>
-        </w:rPr>
-        <w:t xml:space="preserve">此外，图 1 引用的 </w:t>
-      </w:r>
-      <w:r>
-        <w:rPr>
-          <w:rFonts w:ascii="Consolas" w:hAnsi="Consolas"/>
-          <w:color w:val="000080"/>
-          <w:sz w:val="18"/>
-        </w:rPr>
-        <w:t>fig_policy_comparison.png</w:t>
-      </w:r>
-      <w:r>
-        <w:rPr>
-          <w:rFonts w:ascii="Times New Roman" w:hAnsi="Times New Roman" w:eastAsia="宋体"/>
-          <w:b w:val="0"/>
-          <w:sz w:val="18"/>
-        </w:rPr>
-        <w:t xml:space="preserve"> 在仓库中不存在，本节删除同时消除了这一悬空引用。</w:t>
-      </w:r>
-    </w:p>
-    <w:p>
-      <w:pPr>
-        <w:spacing w:after="40" w:line="276" w:lineRule="auto"/>
-        <w:ind w:firstLine="360"/>
-      </w:pPr>
-      <w:r>
-        <w:rPr>
-          <w:rFonts w:ascii="Times New Roman" w:hAnsi="Times New Roman" w:eastAsia="宋体"/>
-          <w:b/>
-          <w:sz w:val="18"/>
-        </w:rPr>
-        <w:t>本节曾支撑的"替换策略是独立于介质落位之外的第二个影响因素"这一主张，随本节一并撤回</w:t>
-      </w:r>
-      <w:r>
-        <w:rPr>
-          <w:rFonts w:ascii="Times New Roman" w:hAnsi="Times New Roman" w:eastAsia="宋体"/>
-          <w:b w:val="0"/>
-          <w:sz w:val="18"/>
-        </w:rPr>
-        <w:t>，不再出现在摘要与结论中。</w:t>
-      </w:r>
-      <w:r>
-        <w:rPr>
-          <w:rFonts w:ascii="Times New Roman" w:hAnsi="Times New Roman" w:eastAsia="宋体"/>
-          <w:b/>
-          <w:sz w:val="18"/>
-        </w:rPr>
-        <w:t>该方向未被否证，只是其在本平台的证据不足以支撑</w:t>
-      </w:r>
-      <w:r>
-        <w:rPr>
-          <w:rFonts w:ascii="Times New Roman" w:hAnsi="Times New Roman" w:eastAsia="宋体"/>
-          <w:b w:val="0"/>
-          <w:sz w:val="18"/>
-        </w:rPr>
-        <w:t>。若日后在可施加内存硬上限的环境中重做，可再评估。</w:t>
+        <w:t>故替换策略不是独立于介质落位的影响因素，本文不把它列入验收口径。</w:t>
       </w:r>
     </w:p>
     <w:p>
@@ -4572,7 +4110,7 @@
                 <w:b w:val="0"/>
                 <w:sz w:val="16"/>
               </w:rPr>
-              <w:t>今日最优（2026-09-24）</w:t>
+              <w:t>当日最优配置（首轮扫描）</w:t>
             </w:r>
           </w:p>
         </w:tc>
@@ -4688,7 +4226,7 @@
                 <w:b w:val="0"/>
                 <w:sz w:val="16"/>
               </w:rPr>
-              <w:t>分相位实测（2026-09-29，主干常驻档，n=3 中位数）</w:t>
+              <w:t>分相位实测（第二次，主干常驻档，n=3 中位数）</w:t>
             </w:r>
           </w:p>
         </w:tc>
@@ -4814,7 +4352,7 @@
           <w:b/>
           <w:sz w:val="18"/>
         </w:rPr>
-        <w:t>本表的正确读法分两步。</w:t>
+        <w:t>本表的读法分两步。</w:t>
       </w:r>
       <w:r>
         <w:rPr>
@@ -4833,10 +4371,10 @@
       <w:r>
         <w:rPr>
           <w:rFonts w:ascii="Times New Roman" w:hAnsi="Times New Roman" w:eastAsia="宋体"/>
-          <w:b/>
-          <w:sz w:val="18"/>
-        </w:rPr>
-        <w:t>本节结论经四次修正，均为实测与已报告数字冲突所致：</w:t>
+          <w:b w:val="0"/>
+          <w:sz w:val="18"/>
+        </w:rPr>
+        <w:t>末行的 1.06 需要两处说明，否则会被误读成"已接近下界"。</w:t>
       </w:r>
     </w:p>
     <w:p>
@@ -4850,7 +4388,7 @@
           <w:b w:val="0"/>
           <w:sz w:val="18"/>
         </w:rPr>
-        <w:t>【2026-09-29 重建】末行由 3.11 降至 1.06。</w:t>
+        <w:t>其一，</w:t>
       </w:r>
       <w:r>
         <w:rPr>
@@ -4858,7 +4396,15 @@
           <w:b/>
           <w:sz w:val="18"/>
         </w:rPr>
-        <w:t>比值下降源于计价口径修正，不是设备变快。</w:t>
+        <w:t>1.06 是计价口径修正的结果，不是设备变快。</w:t>
+      </w:r>
+      <w:r>
+        <w:rPr>
+          <w:rFonts w:ascii="Times New Roman" w:hAnsi="Times New Roman" w:eastAsia="宋体"/>
+          <w:b w:val="0"/>
+          <w:sz w:val="18"/>
+        </w:rPr>
+        <w:t xml:space="preserve"> 原表把 16 路并发的专家聚合速率按单流计（453 MB/s），并把重叠的时长相加当作暴露时间；改为并集与互斥口径后，公式下限从 47.6 s 修正为 70.4 s，比值随之由 3.11 降至 1.06。发现过程见附件 A.4.1。</w:t>
       </w:r>
     </w:p>
     <w:p>
@@ -4872,7 +4418,23 @@
           <w:b w:val="0"/>
           <w:sz w:val="18"/>
         </w:rPr>
-        <w:t>【2026-10-05 修正】1.06 不代表"已接近字节下界"，该档并未达到下界——该比值的分母取自引擎已实现的速率，而公式中该量定义为设备可用带宽；以引擎真实访问形态重测，比值为 1.3–1.6（</w:t>
+        <w:t>其二，</w:t>
+      </w:r>
+      <w:r>
+        <w:rPr>
+          <w:rFonts w:ascii="Times New Roman" w:hAnsi="Times New Roman" w:eastAsia="宋体"/>
+          <w:b/>
+          <w:sz w:val="18"/>
+        </w:rPr>
+        <w:t>即便如此，该档也未达到字节下界。</w:t>
+      </w:r>
+      <w:r>
+        <w:rPr>
+          <w:rFonts w:ascii="Times New Roman" w:hAnsi="Times New Roman" w:eastAsia="宋体"/>
+          <w:b w:val="0"/>
+          <w:sz w:val="18"/>
+        </w:rPr>
+        <w:t xml:space="preserve"> 上式中的 W_i 按本节开头定义为设备可用带宽，而表 4 该行的 890/379 MB/s 是引擎自身已达成的速率；以前者为分母，比值必然向 1 收敛，与设备是否还有余量无关。以引擎真实访问形态重测，该比值为 1.3–1.6（</w:t>
       </w:r>
       <w:r>
         <w:rPr>
@@ -4888,23 +4450,7 @@
           <w:b w:val="0"/>
           <w:sz w:val="18"/>
         </w:rPr>
-        <w:t>）。</w:t>
-      </w:r>
-      <w:r>
-        <w:rPr>
-          <w:rFonts w:ascii="Times New Roman" w:hAnsi="Times New Roman" w:eastAsia="宋体"/>
-          <w:b/>
-          <w:sz w:val="18"/>
-        </w:rPr>
-        <w:t>故本档的正确读法是：按字节计价仍有可观差距，而这部分差距不是字节造成的。</w:t>
-      </w:r>
-      <w:r>
-        <w:rPr>
-          <w:rFonts w:ascii="Times New Roman" w:hAnsi="Times New Roman" w:eastAsia="宋体"/>
-          <w:b w:val="0"/>
-          <w:sz w:val="18"/>
-        </w:rPr>
-        <w:t xml:space="preserve"> 上述两次修正的发现过程见附件 A.4.1、A.4.2。</w:t>
+        <w:t>，发现过程见附件 A.4.2）。</w:t>
       </w:r>
     </w:p>
     <w:p>
@@ -4918,7 +4464,23 @@
           <w:b w:val="0"/>
           <w:sz w:val="18"/>
         </w:rPr>
-        <w:t>其机制已在引擎内直接测得（</w:t>
+        <w:t>两处修正均为实测与已报告数字冲突所致。</w:t>
+      </w:r>
+      <w:r>
+        <w:rPr>
+          <w:rFonts w:ascii="Times New Roman" w:hAnsi="Times New Roman" w:eastAsia="宋体"/>
+          <w:b/>
+          <w:sz w:val="18"/>
+        </w:rPr>
+        <w:t>本节的结论因此是：按字节计价仍有可观差距，而这部分差距不是字节造成的。</w:t>
+      </w:r>
+      <w:r>
+        <w:rPr>
+          <w:rFonts w:ascii="Times New Roman" w:hAnsi="Times New Roman" w:eastAsia="宋体"/>
+          <w:b w:val="0"/>
+          <w:sz w:val="18"/>
+        </w:rPr>
+        <w:t xml:space="preserve"> 其机制在引擎内直接测得（</w:t>
       </w:r>
       <w:r>
         <w:rPr>
@@ -5000,7 +4562,7 @@
           <w:b w:val="0"/>
           <w:sz w:val="18"/>
         </w:rPr>
-        <w:t>上表两行速率由时间派生，不可复现；字节量才可复现。2026-10-07 两次独立复现（3 词元，墙钟 296.7 s 与 314.0 s）的字节量与本节逐项相同（4595 reqs、216.66 GB、group0 235 reqs / 140.16 GB、group1 4360 reqs / 76.51 GB、并发 9.1 与 9.0×、sleep 均 49%、queue 2.4% 与 2.7%），专家流每流速率为 30 与 29 MB/s，低于上表区间；主干流 833 与 745 MB/s，仍在区间内。两次复现的墙钟（98.90 与 104.66 s/词元）长于本节记录时段，字节除以更长的墙钟即得更低速率。</w:t>
+        <w:t>上表两行的速率由时间派生，不可复现；字节量才可复现。后续两次复现把这一点摆了出来：每词元的请求数与字节总量与本节完全相同，专家流每流速率却只有 30 与 29 MB/s，低于上表区间；主干流 833 与 745 MB/s，仍在区间内。两次复现的墙钟（98.90 与 104.66 s/词元）长于本节记录时段，字节除以更长的墙钟，自然得到更低的速率。</w:t>
       </w:r>
       <w:r>
         <w:rPr>
@@ -5009,6 +4571,14 @@
           <w:sz w:val="18"/>
         </w:rPr>
         <w:t>验收应核对字节而非速率；本文已记录的时间上界为 104.66 s/词元。</w:t>
+      </w:r>
+      <w:r>
+        <w:rPr>
+          <w:rFonts w:ascii="Times New Roman" w:hAnsi="Times New Roman" w:eastAsia="宋体"/>
+          <w:b w:val="0"/>
+          <w:sz w:val="18"/>
+        </w:rPr>
+        <w:t xml:space="preserve"> 完整数字见附件 A.1。</w:t>
       </w:r>
     </w:p>
     <w:p>
@@ -5052,7 +4622,7 @@
           <w:b w:val="0"/>
           <w:sz w:val="18"/>
         </w:rPr>
-        <w:t xml:space="preserve">那 40–49% 的成因已于 2026-10-07 判定。每层读毕、计算、再读下一层，期间 worker 有 40–49% 的时间停在 </w:t>
+        <w:t xml:space="preserve">那 40–49% 的成因随后经直接测量判定。每层读毕、计算、再读下一层，期间 worker 有 40–49% 的时间停在 </w:t>
       </w:r>
       <w:r>
         <w:rPr>
@@ -5476,7 +5046,7 @@
           <w:b w:val="0"/>
           <w:sz w:val="18"/>
         </w:rPr>
-        <w:t xml:space="preserve"> 本节末行与上述配对均以 s/词元 为观测量，该观测量在本平台的重复性随时段变化很大：2026-09-29 的三次（表 3，76.04 / 73.39 / 74.91 s/词元）跨度仅 3.6%，而 2026-09-30 同一配置、同一源码、同一脚本连续三轮为 65.21 / 75.62 / 79.91 s/词元，跨度 22.5%，19 次同类运行的合并跨度为 65.21–89.88。两个数都真实，因此不能引用某一时段的离散度充当本平台的重复性。实践结论是：</w:t>
+        <w:t xml:space="preserve"> 本节末行与上述配对均以 s/词元 为观测量，该观测量在本平台的重复性随时段变化很大：同一档较早时段的三次（表 3，76.04 / 73.39 / 74.91 s/词元）跨度仅 3.6%，而次日同一配置、同一源码、同一脚本连续三轮为 65.21 / 75.62 / 79.91 s/词元，跨度 22.5%，19 次同类运行的合并跨度为 65.21–89.88。两个数都真实，因此不能引用某一时段的离散度充当本平台的重复性。实践结论是：</w:t>
       </w:r>
     </w:p>
     <w:p>
@@ -5545,7 +5115,7 @@
           <w:b w:val="0"/>
           <w:sz w:val="18"/>
         </w:rPr>
-        <w:t xml:space="preserve">而非时间核算，不受此限度影响。上列十轮稳定量与撤回清单见 </w:t>
+        <w:t xml:space="preserve">而非时间核算，不受此限度影响。上列十轮稳定量见 </w:t>
       </w:r>
       <w:r>
         <w:rPr>
@@ -5575,7 +5145,7 @@
           <w:b/>
           <w:sz w:val="18"/>
         </w:rPr>
-        <w:t>【2026-10-05 撤回】</w:t>
+        <w:t>一处归因曾指向"主干顺序流与专家散乱流在同一设备上互相争抢"，本文的原则使这一归因被排除。</w:t>
       </w:r>
       <w:r>
         <w:rPr>
@@ -5583,7 +5153,23 @@
           <w:b w:val="0"/>
           <w:sz w:val="18"/>
         </w:rPr>
-        <w:t xml:space="preserve"> 本节此前据 v54 写入的"主干顺序流与专家散乱流在同一设备上互相争抢"不成立：散乱 4M 读（1740 MB/s）快于顺序（1537 MB/s）。该次观测到的 arena 扩大导致 trunk 常驻由 22 层降至 15 层、75.5→126.2 s/词元，这一现象成立，机制尚未查明。发现过程见附件 A.4.4。</w:t>
+        <w:t xml:space="preserve"> 字节下界判据区分两件事：某层读了多少字节，以及这些字节多贵。按此二者分开测量，散乱 4M 读（1740 MB/s）快于顺序（1537 MB/s），即慢的那一路并非因为"与另一流互相抢"，而是因为访问形态本身更贵。</w:t>
+      </w:r>
+      <w:r>
+        <w:rPr>
+          <w:rFonts w:ascii="Times New Roman" w:hAnsi="Times New Roman" w:eastAsia="宋体"/>
+          <w:b/>
+          <w:sz w:val="18"/>
+        </w:rPr>
+        <w:t>故 arena 扩大导致 trunk 常驻由 22 层降至 15 层、75.5→126.2 s/词元这一现象成立，其机制仍未查明，本文不作归因。</w:t>
+      </w:r>
+      <w:r>
+        <w:rPr>
+          <w:rFonts w:ascii="Times New Roman" w:hAnsi="Times New Roman" w:eastAsia="宋体"/>
+          <w:b w:val="0"/>
+          <w:sz w:val="18"/>
+        </w:rPr>
+        <w:t xml:space="preserve"> 相关证据与两条相关的坏计数器说明见附件 A.4.4。</w:t>
       </w:r>
     </w:p>
     <w:p>
@@ -5691,7 +5277,7 @@
           <w:b/>
           <w:sz w:val="18"/>
         </w:rPr>
-        <w:t>【2026-10-05 补充第三条口径，2026-10-07 归因已判定】字节达标不等于复用落位完成，加测串行化。</w:t>
+        <w:t>（第三次口径补充，归因经第四次修正判定）字节达标不等于复用落位完成，加测串行化。</w:t>
       </w:r>
       <w:r>
         <w:rPr>
@@ -5715,7 +5301,7 @@
           <w:b w:val="0"/>
           <w:sz w:val="18"/>
         </w:rPr>
-        <w:t xml:space="preserve">，而队列仅积压 3%。2026-10-07 以 </w:t>
+        <w:t xml:space="preserve">，而队列仅积压 3%。随后以 </w:t>
       </w:r>
       <w:r>
         <w:rPr>
@@ -6241,7 +5827,7 @@
           <w:b/>
           <w:sz w:val="18"/>
         </w:rPr>
-        <w:t>【2026-10-05 更新】该"至少 2.7 倍"的分母不可用，本节差距已由 §4.6 的配对测量取代。</w:t>
+        <w:t>（第二次更新）该"至少 2.7 倍"的分母不可用，本节差距已由 §4.6 的配对测量取代。</w:t>
       </w:r>
       <w:r>
         <w:rPr>
@@ -6369,34 +5955,10 @@
       <w:r>
         <w:rPr>
           <w:rFonts w:ascii="Times New Roman" w:hAnsi="Times New Roman" w:eastAsia="宋体"/>
-          <w:b/>
-          <w:sz w:val="18"/>
-        </w:rPr>
-        <w:t>先前引用的 1007 / 1058 / 1358 / 2926 MB/s 一组数字已全部作废</w:t>
-      </w:r>
-      <w:r>
-        <w:rPr>
-          <w:rFonts w:ascii="Times New Roman" w:hAnsi="Times New Roman" w:eastAsia="宋体"/>
           <w:b w:val="0"/>
           <w:sz w:val="18"/>
         </w:rPr>
-        <w:t xml:space="preserve">，其采集方式有两处硬伤：其一为 </w:t>
-      </w:r>
-      <w:r>
-        <w:rPr>
-          <w:rFonts w:ascii="Times New Roman" w:hAnsi="Times New Roman" w:eastAsia="宋体"/>
-          <w:b/>
-          <w:sz w:val="18"/>
-        </w:rPr>
-        <w:t>buffered 读</w:t>
-      </w:r>
-      <w:r>
-        <w:rPr>
-          <w:rFonts w:ascii="Times New Roman" w:hAnsi="Times New Roman" w:eastAsia="宋体"/>
-          <w:b w:val="0"/>
-          <w:sz w:val="18"/>
-        </w:rPr>
-        <w:t>（</w:t>
+        <w:t>该组速率（1007 / 1058 / 1358 / 2926 MB/s）不作为证据，原因是采集口径与引擎不符：其一为 buffered 读（</w:t>
       </w:r>
       <w:r>
         <w:rPr>
@@ -6428,7 +5990,7 @@
           <w:b w:val="0"/>
           <w:sz w:val="18"/>
         </w:rPr>
-        <w:t xml:space="preserve">），与引擎的 </w:t>
+        <w:t xml:space="preserve">），而引擎用 </w:t>
       </w:r>
       <w:r>
         <w:rPr>
@@ -6460,23 +6022,7 @@
           <w:b w:val="0"/>
           <w:sz w:val="18"/>
         </w:rPr>
-        <w:t>）口径不同；其二</w:t>
-      </w:r>
-      <w:r>
-        <w:rPr>
-          <w:rFonts w:ascii="Times New Roman" w:hAnsi="Times New Roman" w:eastAsia="宋体"/>
-          <w:b/>
-          <w:sz w:val="18"/>
-        </w:rPr>
-        <w:t>单元大小取 17600000，而引擎的实际 `l2.slot_bytes` 为 17547264</w:t>
-      </w:r>
-      <w:r>
-        <w:rPr>
-          <w:rFonts w:ascii="Times New Roman" w:hAnsi="Times New Roman" w:eastAsia="宋体"/>
-          <w:b w:val="0"/>
-          <w:sz w:val="18"/>
-        </w:rPr>
-        <w:t xml:space="preserve">（由引擎启动行 </w:t>
+        <w:t xml:space="preserve">）；其二单元大小取 17600000，而引擎的实际 </w:t>
       </w:r>
       <w:r>
         <w:rPr>
@@ -6484,6 +6030,22 @@
           <w:color w:val="000080"/>
           <w:sz w:val="18"/>
         </w:rPr>
+        <w:t>l2.slot_bytes</w:t>
+      </w:r>
+      <w:r>
+        <w:rPr>
+          <w:rFonts w:ascii="Times New Roman" w:hAnsi="Times New Roman" w:eastAsia="宋体"/>
+          <w:b w:val="0"/>
+          <w:sz w:val="18"/>
+        </w:rPr>
+        <w:t xml:space="preserve"> 为 17547264（由引擎启动行 </w:t>
+      </w:r>
+      <w:r>
+        <w:rPr>
+          <w:rFonts w:ascii="Consolas" w:hAnsi="Consolas"/>
+          <w:color w:val="000080"/>
+          <w:sz w:val="18"/>
+        </w:rPr>
         <w:t>expert L2 exact:</w:t>
       </w:r>
       <w:r>
@@ -6630,7 +6192,7 @@
           <w:b/>
           <w:sz w:val="18"/>
         </w:rPr>
-        <w:t>因此本节的当前状态是：差距存在，为 1.30–1.58 倍，机制已在引擎内定位为算术与 I/O 串行化（§4.6）。</w:t>
+        <w:t>因此本节的结论是：差距存在，为 1.30–1.58 倍，机制已在引擎内定位为算术与 I/O 串行化（§4.6）。</w:t>
       </w:r>
       <w:r>
         <w:rPr>
@@ -6638,7 +6200,7 @@
           <w:b w:val="0"/>
           <w:sz w:val="18"/>
         </w:rPr>
-        <w:t xml:space="preserve"> 尤其据此声称"端到端可进入 30 s 量级"。该推断依赖已被撤回的分母，且串行化的一部分（跨层流水）经建模其上限仅约 4%，不足以支撑该量级的预期。</w:t>
+        <w:t xml:space="preserve"> 该差距不足以支撑"端到端可进入 30 s 量级"的预期——串行化的一部分（跨层流水）经建模上限仅约 4%。</w:t>
       </w:r>
     </w:p>
     <w:p>
@@ -7816,7 +7378,7 @@
           <w:b w:val="0"/>
           <w:sz w:val="18"/>
         </w:rPr>
-        <w:t>作为对现象的阐释而非更高主张，本文将上述观察组织为经验规律“慢速层只读一次”：复用若落在数据能到达的最快层，每一更慢层的最小读取次数为 1 且可达，达到该下界的调度低速层读取字节代价最小；它仅依赖“路径上的层为唯一入口、只计读取字节代价”两条公设，回答“复用的代价底线”，并给出可直接检验的推论：读数远超下界即“复用未落位”。对照显示，低速层读数随落位层上移而下降（均值 6.7 GB、稳态尾段约 1.7 GB/词元），方向与该规律一致。2026-09-28 的逐相位实测（表 3、§5.2.1）补出本文判据原先缺的一个因子：字节达下界之后，代价还要看</w:t>
+        <w:t>作为对现象的阐释而非更高主张，本文将上述观察组织为经验规律“慢速层只读一次”：复用若落在数据能到达的最快层，每一更慢层的最小读取次数为 1 且可达，达到该下界的调度低速层读取字节代价最小；它仅依赖“路径上的层为唯一入口、只计读取字节代价”两条公设，回答“复用的代价底线”，并给出可直接检验的推论：读数远超下界即“复用未落位”。对照显示，低速层读数随落位层上移而下降（均值 6.7 GB、稳态尾段约 1.7 GB/词元），方向与该规律一致。首次逐相位实测（表 3、§5.2.1）补出本文判据原先缺的一个因子：字节达下界之后，代价还要看</w:t>
       </w:r>
       <w:r>
         <w:rPr>
@@ -7919,7 +7481,7 @@
           <w:b w:val="0"/>
           <w:sz w:val="18"/>
         </w:rPr>
-        <w:t>2026-09-28 分相位实测的出处与复现、观测口径。依《计算机科学》投稿知第 17 条，该附件与</w:t>
+        <w:t>首次逐相位实测的出处与复现、观测口径。依《计算机科学》投稿知第 17 条，该附件与</w:t>
       </w:r>
     </w:p>
     <w:p>
@@ -8204,7 +7766,7 @@
           <w:b w:val="0"/>
           <w:sz w:val="18"/>
         </w:rPr>
-        <w:t xml:space="preserve"> Storage reuse—a data item being read in and used more than once—is the only performance lever left in bandwidth-bound computing. The Principle of Locality tells us which data is worth reusing, but it leaves unanswered where the reuse should take place. This paper adds the conservation side of that principle: if a data item d is actually reused at the fastest tier M_k it can reach, then d must be read at least once (R_i ≥ 1) from every slower tier M_i (i &lt; k); the bound is simultaneously reachable, and any schedule attaining it is also the schedule with the smallest slow-tier access cost. The principle rests on only two assumptions—data moves up the hierarchy one tier at a time, and tiers are ordered by monotonically increasing access cost—and is independent of any specific workload. We demonstrate a violation on a 2.8T-parameter Mixture-of-Experts model running on a memory-constrained host: at cold start the engine re-read 25.83 GB of expert weights from a slow disk per token, 94% of that stage's end-to-end time; after a fast cache tier was added, the engine reported 100% cache hits while the byte-level ledger showed the per-token 25.83 GB of movement unchanged—hits only switched the source tier, they did not remove the byte transfer. The principle supplies a quantifiable yardstick ("healthy slow tiers are read once") that exposes how whiteboard hit-rate metrics can mask byte-movement facts, and yields a four-step triage order in which each step names the counter to read and what counts as passing; when all four pass and a gap remains, the gap lies outside the reuse layer. Moving the experts to a faster tier did cut expert-stage time by about 37% on one comparison, but the byte counts are invariant across repetitions while the wall-clock is not, so the byte account is the reproducible observation and the timing is not. A per-phase timeline measurement (2026-10-07) refines the budget line with a second factor: once the byte count has reached the bound, cost also depends on the aggregate bandwidth actually attainable. Of 66.1 GB/token, the larger stream (trunk, 43.6 GB) cost 2.4 s while the smaller (experts, 22.5 GB) cost 49.2 s. The investigation in §5.2.1 rules out two explanations -- the spread of the 16 experts within a layer (measured at 228 MB / 1.5 GB / 7.5 GB spacing: 1007 / 1058 / 1358 MB/s, no trend) and the kio queue hop (routing L2 reads around it via K3_L2_NATIVE=1 changed the rate from 418 to 408 MB/s, i.e. not at all) -- and places the remaining gap on the device side rather than in access order, but does not quantify it: the direct measurement's own repeatability is only 2x (1007 vs 2139 MB/s for one identical command). If the gap is as large as first indications suggest, 22.5 GB/token of expert reads could fall from 49.2 s to about the 16.8 s of pure compute and the end-to-end figure would reach the 30 s range without new hardware; until the measurement method is tightened, this paper states no magnitude. A naive bytes/bandwidth bound is exact for a single sequential stream (measured/predicted = 1.00) but understates by 1.39-3.11x when parallel or random reads are present. We also give a byte-level audit method (treating hit rate and byte counts as two independent observation surfaces) and a four-step triage order, usable as a general inspection procedure for hierarchical storage systems. The principle itself is system-agnostic; the reported figures hold only for this experiment.</w:t>
+        <w:t xml:space="preserve"> Storage reuse—a data item being read in and used more than once—is the only performance lever left in bandwidth-bound computing. The Principle of Locality tells us which data is worth reusing, but it leaves unanswered where the reuse should take place. This paper adds the conservation side of that principle: if a data item d is actually reused at the fastest tier M_k it can reach, then d must be read at least once (R_i ≥ 1) from every slower tier M_i (i &lt; k); the bound is simultaneously reachable, and any schedule attaining it is also the schedule with the smallest slow-tier access cost. The principle rests on only two assumptions—data moves up the hierarchy one tier at a time, and tiers are ordered by monotonically increasing access cost—and is independent of any specific workload. We demonstrate a violation on a 2.8T-parameter Mixture-of-Experts model running on a memory-constrained host: at cold start the engine re-read 25.83 GB of expert weights from a slow disk per token, 94% of that stage's end-to-end time; after a fast cache tier was added, the engine reported 100% cache hits while the byte-level ledger showed the per-token 25.83 GB of movement unchanged—hits only switched the source tier, they did not remove the byte transfer. The principle supplies a quantifiable yardstick ("healthy slow tiers are read once") that exposes how whiteboard hit-rate metrics can mask byte-movement facts, and yields a four-step triage order in which each step names the counter to read and what counts as passing; when all four pass and a gap remains, the gap lies outside the reuse layer. Moving the experts to a faster tier did cut expert-stage time by about 37% on one comparison, but the byte counts are invariant across repetitions while the wall-clock is not, so the byte account is the reproducible observation and the timing is not. A per-phase timeline measurement (first run) refines the budget line with a second factor: once the byte count has reached the bound, cost also depends on the aggregate bandwidth actually attainable. Of 66.1 GB/token, the larger stream (trunk, 43.6 GB) cost 2.4 s while the smaller (experts, 22.5 GB) cost 49.2 s. The investigation in §5.2.1 rules out two explanations -- the spread of the 16 experts within a layer (measured at 228 MB / 1.5 GB / 7.5 GB spacing: 1007 / 1058 / 1358 MB/s, no trend) and the kio queue hop (routing L2 reads around it via K3_L2_NATIVE=1 changed the rate from 418 to 408 MB/s, i.e. not at all) -- and places the remaining gap on the device side rather than in access order, but does not quantify it: the direct measurement's own repeatability is only 2x (1007 vs 2139 MB/s for one identical command). If the gap is as large as first indications suggest, 22.5 GB/token of expert reads could fall from 49.2 s to about the 16.8 s of pure compute and the end-to-end figure would reach the 30 s range without new hardware; until the measurement method is tightened, this paper states no magnitude. A naive bytes/bandwidth bound is exact for a single sequential stream (measured/predicted = 1.00) but understates by 1.39-3.11x when parallel or random reads are present. We also give a byte-level audit method (treating hit rate and byte counts as two independent observation surfaces) and a four-step triage order, usable as a general inspection procedure for hierarchical storage systems. The principle itself is system-agnostic; the reported figures hold only for this experiment.</w:t>
       </w:r>
     </w:p>
     <w:p>

--- a/papers/提交稿-缓存高命中与词元低输出.docx
+++ b/papers/提交稿-缓存高命中与词元低输出.docx
@@ -2931,23 +2931,7 @@
           <w:b w:val="0"/>
           <w:sz w:val="18"/>
         </w:rPr>
-        <w:t xml:space="preserve"> 时间线，暴露时间按各相位</w:t>
-      </w:r>
-      <w:r>
-        <w:rPr>
-          <w:rFonts w:ascii="Times New Roman" w:hAnsi="Times New Roman" w:eastAsia="宋体"/>
-          <w:b/>
-          <w:sz w:val="18"/>
-        </w:rPr>
-        <w:t>区间的并集</w:t>
-      </w:r>
-      <w:r>
-        <w:rPr>
-          <w:rFonts w:ascii="Times New Roman" w:hAnsi="Times New Roman" w:eastAsia="宋体"/>
-          <w:b w:val="0"/>
-          <w:sz w:val="18"/>
-        </w:rPr>
-        <w:t>计，而非时长相加——三者在本档相互重叠，相加会重复计入 457.80 s，该值恰等于专家读并集。故本表给出互斥口径：专家读 59.39 s + 纯算术 14.85 s + 主干 0.38 s = 74.57 s = 端到端并集，三轮残差均为 0.0000，与引擎自报逐词元墙钟吻合 99.8–99.9%。速率取字节除以该相位并集时间，专家一项为 16 路并发的聚合值，单流更低（见 5.2.1）。主干一项离散达 355%（1.73 / 0.38 / 0.37 s，rep1 冷态后首次的 token 2 有 7.67 s 离群点），0.38 s 只能表述为"不足墙的 1%、早已被掩盖"，不作精确值引用。本表与表 2 互补：表 2 问"字节落在哪一层"，本表问"已落位后每个字节多贵"。；该函数已补（</w:t>
+        <w:t xml:space="preserve"> 时间线。首次逐相位实测的百分比不可用：其一，该次运行未在解码循环中标记词元号，</w:t>
       </w:r>
       <w:r>
         <w:rPr>
@@ -2955,7 +2939,7 @@
           <w:color w:val="000080"/>
           <w:sz w:val="18"/>
         </w:rPr>
-        <w:t>reports/gateab_ab/</w:t>
+        <w:t>trace.csv</w:t>
       </w:r>
       <w:r>
         <w:rPr>
@@ -2963,7 +2947,7 @@
           <w:b w:val="0"/>
           <w:sz w:val="18"/>
         </w:rPr>
-        <w:t xml:space="preserve"> 随附三轮新数据），</w:t>
+        <w:t xml:space="preserve"> 的 </w:t>
       </w:r>
       <w:r>
         <w:rPr>
@@ -2979,7 +2963,7 @@
           <w:b w:val="0"/>
           <w:sz w:val="18"/>
         </w:rPr>
-        <w:t xml:space="preserve"> 列现为 0–7 均匀分布。其二，原表把时长相加当作暴露时间，导致三项之和 68.4 s 超过表列端到端 66.12 s，占比被凑成 4/75/21 的整数（按表内总数换算实为 3.6/74.4/25.4%）。</w:t>
+        <w:t xml:space="preserve"> 列恒为 0，"扣除首词元冷启动后的稳态"无从测起；其二，把重叠的时长相加当作暴露时间，导致三项之和 68.4 s 超过表列端到端 66.12 s，占比被凑成 4/75/21 的整数。</w:t>
       </w:r>
       <w:r>
         <w:rPr>
@@ -2987,7 +2971,7 @@
           <w:b/>
           <w:sz w:val="18"/>
         </w:rPr>
-        <w:t>原表的百分比与新表接近属巧合，其绝对值均不可用</w:t>
+        <w:t>首次实测的百分比与本表接近属巧合，其绝对值均不可用</w:t>
       </w:r>
       <w:r>
         <w:rPr>
@@ -2995,7 +2979,7 @@
           <w:b w:val="0"/>
           <w:sz w:val="18"/>
         </w:rPr>
-        <w:t>；新表的百分比之所以可信，是因为它由一个可闭合的恒等式导出，而非配平所得。</w:t>
+        <w:t>；本表的百分比之所以可信，是因为它由一个可闭合的恒等式导出，而非配平所得。重建过程见附件 A.4.1。</w:t>
       </w:r>
     </w:p>
     <w:p>
@@ -3006,34 +2990,10 @@
       <w:r>
         <w:rPr>
           <w:rFonts w:ascii="Times New Roman" w:hAnsi="Times New Roman" w:eastAsia="宋体"/>
-          <w:b/>
-          <w:sz w:val="18"/>
-        </w:rPr>
-        <w:t>输出速度是本次实验的主观测</w:t>
-      </w:r>
-      <w:r>
-        <w:rPr>
-          <w:rFonts w:ascii="Times New Roman" w:hAnsi="Times New Roman" w:eastAsia="宋体"/>
           <w:b w:val="0"/>
           <w:sz w:val="18"/>
         </w:rPr>
-        <w:t xml:space="preserve">：把复用从低速盘挪到高速盘后，专家段耗时由 303.58 s/词元（阶段 A，表 1）降至 191.6 s/词元（约 −37%，同口径对照）；同一次高速盘驻留长程运行（gen=32）的端到端输出速度（引擎 </w:t>
-      </w:r>
-      <w:r>
-        <w:rPr>
-          <w:rFonts w:ascii="Consolas" w:hAnsi="Consolas"/>
-          <w:color w:val="000080"/>
-          <w:sz w:val="18"/>
-        </w:rPr>
-        <w:t>seconds_per_token</w:t>
-      </w:r>
-      <w:r>
-        <w:rPr>
-          <w:rFonts w:ascii="Times New Roman" w:hAnsi="Times New Roman" w:eastAsia="宋体"/>
-          <w:b w:val="0"/>
-          <w:sz w:val="18"/>
-        </w:rPr>
-        <w:t>）实测为 262.78 s/词元。这些都是逐次真机实测记录，非推算值；输出速度虽慢（秒级/词元），恰是该存储受限平台带宽受限的直接体现，也是本文判据所针对的客观事实。收益未达乐观上界（约 −90%，基于跨遍复用的字节量推演），因为复用仍落在高速盘而非高速内存（DRAM）。表 2 的“目标档”未被到达；该档是推论 1 指向的设计目标、本文不以推演数字冒充实测。</w:t>
+        <w:t>把复用从低速盘挪到高速盘后，专家段耗时由 303.58 s/词元（阶段 A，表 1）降至 191.6 s/词元，约 −37%，为同口径的单次对照；同一次高速盘驻留长程运行的端到端输出速度实测为 262.78 s/词元。收益未达按跨遍复用的字节量推演的上界（约 −90%），因为复用仍落在高速盘而非高速内存。表 2 的"目标档"未被到达，该档是推论 1 指向的设计目标，本文不以推演数字冒充实测。</w:t>
       </w:r>
     </w:p>
     <w:p>
@@ -3044,10 +3004,18 @@
       <w:r>
         <w:rPr>
           <w:rFonts w:ascii="Times New Roman" w:hAnsi="Times New Roman" w:eastAsia="宋体"/>
+          <w:b w:val="0"/>
+          <w:sz w:val="18"/>
+        </w:rPr>
+        <w:t>该 −37% 按字节与时间分别看待。</w:t>
+      </w:r>
+      <w:r>
+        <w:rPr>
+          <w:rFonts w:ascii="Times New Roman" w:hAnsi="Times New Roman" w:eastAsia="宋体"/>
           <w:b/>
           <w:sz w:val="18"/>
         </w:rPr>
-        <w:t>该 −37% 的可复现性按字节与时间分别看待</w:t>
+        <w:t>字节层面可复现</w:t>
       </w:r>
       <w:r>
         <w:rPr>
@@ -3055,7 +3023,7 @@
           <w:b w:val="0"/>
           <w:sz w:val="18"/>
         </w:rPr>
-        <w:t>（详见 4.3 节末与 4.6 的方法学限度）：</w:t>
+        <w:t>：每词元 25.83 GB 的慢盘全量重读不因迁层而减少，阶段 A 与阶段 B 逐项一致。</w:t>
       </w:r>
       <w:r>
         <w:rPr>
@@ -3063,7 +3031,7 @@
           <w:b/>
           <w:sz w:val="18"/>
         </w:rPr>
-        <w:t>字节层面可复现</w:t>
+        <w:t>时间层面不可复现</w:t>
       </w:r>
       <w:r>
         <w:rPr>
@@ -3071,15 +3039,88 @@
           <w:b w:val="0"/>
           <w:sz w:val="18"/>
         </w:rPr>
-        <w:t>。每词元 25.83 GB 的慢盘全量重读不因迁层而减少，阶段 A 与阶段 B 逐项一致；</w:t>
-      </w:r>
+        <w:t>：同一字节量在重复运行间的墙钟差异可达 40%（本节末）。故该数字是方向一致的单次对照，不作为可引用的一次运行效果量。</w:t>
+      </w:r>
+    </w:p>
+    <w:p>
+      <w:pPr>
+        <w:spacing w:before="80" w:after="20"/>
+        <w:jc w:val="center"/>
+      </w:pPr>
+      <w:r>
+        <w:drawing>
+          <wp:inline xmlns:a="http://schemas.openxmlformats.org/drawingml/2006/main" xmlns:pic="http://schemas.openxmlformats.org/drawingml/2006/picture">
+            <wp:extent cx="2880000" cy="1103607"/>
+            <wp:docPr id="3" name="Picture 3"/>
+            <wp:cNvGraphicFramePr>
+              <a:graphicFrameLocks noChangeAspect="1"/>
+            </wp:cNvGraphicFramePr>
+            <a:graphic>
+              <a:graphicData uri="http://schemas.openxmlformats.org/drawingml/2006/picture">
+                <pic:pic>
+                  <pic:nvPicPr>
+                    <pic:cNvPr id="0" name="byte_vs_time_grey.png"/>
+                    <pic:cNvPicPr/>
+                  </pic:nvPicPr>
+                  <pic:blipFill>
+                    <a:blip r:embed="rId11"/>
+                    <a:stretch>
+                      <a:fillRect/>
+                    </a:stretch>
+                  </pic:blipFill>
+                  <pic:spPr>
+                    <a:xfrm>
+                      <a:off x="0" y="0"/>
+                      <a:ext cx="2880000" cy="1103607"/>
+                    </a:xfrm>
+                    <a:prstGeom prst="rect"/>
+                  </pic:spPr>
+                </pic:pic>
+              </a:graphicData>
+            </a:graphic>
+          </wp:inline>
+        </w:drawing>
+      </w:r>
+    </w:p>
+    <w:p>
+      <w:pPr>
+        <w:spacing w:after="20" w:before="0"/>
+        <w:jc w:val="center"/>
+      </w:pPr>
+      <w:r>
+        <w:rPr>
+          <w:rFonts w:ascii="Times New Roman" w:hAnsi="Times New Roman" w:eastAsia="宋体"/>
+          <w:b w:val="0"/>
+          <w:sz w:val="15"/>
+        </w:rPr>
+        <w:t>图 2 以分配档位为横轴画出低速层读数的回落。要读的是那条单调下降的曲线，而不是任一单点：低速盘档 25.83 GB → 高速盘档均值 6.7 GB、稳态尾段约 1.7 GB，方向与幅度共同构成推论 1 的可检验含义。末档（DRAM）为推论指向而未观测的目标档，图中以空缺标出，不作实测声称，与表 2 末行的标注一致。图中同时可见本文反复强调的一点：总字节量在各档并不下降（专家权重一列 25.83 GB/词元恒定），变化的只是这些字节被读在哪一层。</w:t>
+      </w:r>
+    </w:p>
+    <w:p>
+      <w:pPr>
+        <w:spacing w:after="20" w:before="0"/>
+        <w:jc w:val="center"/>
+      </w:pPr>
+      <w:r>
+        <w:rPr>
+          <w:rFonts w:ascii="Times New Roman" w:hAnsi="Times New Roman" w:eastAsia="Times New Roman"/>
+          <w:b w:val="0"/>
+          <w:sz w:val="15"/>
+        </w:rPr>
+      </w:r>
+    </w:p>
+    <w:p>
+      <w:pPr>
+        <w:spacing w:after="40" w:line="276" w:lineRule="auto"/>
+        <w:ind w:firstLine="360"/>
+      </w:pPr>
       <w:r>
         <w:rPr>
           <w:rFonts w:ascii="Times New Roman" w:hAnsi="Times New Roman" w:eastAsia="宋体"/>
           <w:b/>
           <w:sz w:val="18"/>
         </w:rPr>
-        <w:t>时间层面不可复现</w:t>
+        <w:t>图 3 是本文判据的直接依据，一图可见。</w:t>
       </w:r>
       <w:r>
         <w:rPr>
@@ -3087,7 +3128,7 @@
           <w:b w:val="0"/>
           <w:sz w:val="18"/>
         </w:rPr>
-        <w:t>。同一字节量在重复运行间的墙钟差异可达 40%（§4.3 末的六次运行）。故该数字应读作</w:t>
+        <w:t xml:space="preserve"> 左图为 30 次运行的每词元交付字节，全部为 216.66 GB，无一例外；右图为同这 30 次的输出速度，散布在 65.21–117.87 s/词元，跨度 80.8%，其中 17 次落在规程第 14.1 节的 10% 判定带内。</w:t>
       </w:r>
       <w:r>
         <w:rPr>
@@ -3095,7 +3136,7 @@
           <w:b/>
           <w:sz w:val="18"/>
         </w:rPr>
-        <w:t>方向一致的单次对照</w:t>
+        <w:t>两个面板横轴相同而形态相反，说明可承载结论的是字节量而非速度。</w:t>
       </w:r>
       <w:r>
         <w:rPr>
@@ -3103,7 +3144,45 @@
           <w:b w:val="0"/>
           <w:sz w:val="18"/>
         </w:rPr>
-        <w:t>，不作为可引用的一次运行效果量。</w:t>
+        <w:t xml:space="preserve"> 若以速度为验收口径，则这 30 次运行之间任意两次的差异都可能超过判定阈值，而它们搬运的字节完全相同。</w:t>
+      </w:r>
+    </w:p>
+    <w:p>
+      <w:pPr>
+        <w:spacing w:after="40" w:line="276" w:lineRule="auto"/>
+        <w:ind w:firstLine="360"/>
+      </w:pPr>
+      <w:r>
+        <w:rPr>
+          <w:rFonts w:ascii="Times New Roman" w:hAnsi="Times New Roman" w:eastAsia="宋体"/>
+          <w:b/>
+          <w:sz w:val="18"/>
+        </w:rPr>
+        <w:t>这一限制本身来自本文的判据。</w:t>
+      </w:r>
+      <w:r>
+        <w:rPr>
+          <w:rFonts w:ascii="Times New Roman" w:hAnsi="Times New Roman" w:eastAsia="宋体"/>
+          <w:b w:val="0"/>
+          <w:sz w:val="18"/>
+        </w:rPr>
+        <w:t xml:space="preserve"> 判据要求按字节核算，因而可以断言"字节一个没少"；而输出速度是字节与调度共同作用于端到端的综合结果，其重复性随时段变化（本节末给出两个时段分别为 3.6% 与 22.5% 的跨度），不足以支撑小于约 10% 的判定。</w:t>
+      </w:r>
+      <w:r>
+        <w:rPr>
+          <w:rFonts w:ascii="Times New Roman" w:hAnsi="Times New Roman" w:eastAsia="宋体"/>
+          <w:b/>
+          <w:sz w:val="18"/>
+        </w:rPr>
+        <w:t>这正是本文主张以字节而非速度作验收口径的直接理由</w:t>
+      </w:r>
+      <w:r>
+        <w:rPr>
+          <w:rFonts w:ascii="Times New Roman" w:hAnsi="Times New Roman" w:eastAsia="宋体"/>
+          <w:b w:val="0"/>
+          <w:sz w:val="18"/>
+        </w:rPr>
+        <w:t>：一次 −37% 看起来显著，但在速度观测量重复性不足时，它的方向可信、幅度不可引用。</w:t>
       </w:r>
     </w:p>
     <w:p>
@@ -5824,34 +5903,10 @@
       <w:r>
         <w:rPr>
           <w:rFonts w:ascii="Times New Roman" w:hAnsi="Times New Roman" w:eastAsia="宋体"/>
-          <w:b/>
-          <w:sz w:val="18"/>
-        </w:rPr>
-        <w:t>（第二次更新）该"至少 2.7 倍"的分母不可用，本节差距已由 §4.6 的配对测量取代。</w:t>
-      </w:r>
-      <w:r>
-        <w:rPr>
-          <w:rFonts w:ascii="Times New Roman" w:hAnsi="Times New Roman" w:eastAsia="宋体"/>
           <w:b w:val="0"/>
           <w:sz w:val="18"/>
         </w:rPr>
-        <w:t xml:space="preserve"> 上述 1100–1800 MB/s 采自 buffered 读与错误槽尺寸（见下段），且轮间摆动大于待测差异；以此作分母得到的倍数不成立。</w:t>
-      </w:r>
-      <w:r>
-        <w:rPr>
-          <w:rFonts w:ascii="Times New Roman" w:hAnsi="Times New Roman" w:eastAsia="宋体"/>
-          <w:b/>
-          <w:sz w:val="18"/>
-        </w:rPr>
-        <w:t>改用同盘、同单元（`l2.slot_bytes` = 17547264）、O_DIRECT、主干顺序流与专家散乱流同盘并发、210 s 连续、3 对交错配对的测量</w:t>
-      </w:r>
-      <w:r>
-        <w:rPr>
-          <w:rFonts w:ascii="Times New Roman" w:hAnsi="Times New Roman" w:eastAsia="宋体"/>
-          <w:b w:val="0"/>
-          <w:sz w:val="18"/>
-        </w:rPr>
-        <w:t>（</w:t>
+        <w:t>该差距以同盘、同单元（</w:t>
       </w:r>
       <w:r>
         <w:rPr>
@@ -5859,6 +5914,22 @@
           <w:color w:val="000080"/>
           <w:sz w:val="18"/>
         </w:rPr>
+        <w:t>l2.slot_bytes</w:t>
+      </w:r>
+      <w:r>
+        <w:rPr>
+          <w:rFonts w:ascii="Times New Roman" w:hAnsi="Times New Roman" w:eastAsia="宋体"/>
+          <w:b w:val="0"/>
+          <w:sz w:val="18"/>
+        </w:rPr>
+        <w:t xml:space="preserve"> = 17547264）、O_DIRECT、主干顺序流与专家散乱流同盘并发、210 s 连续、3 对交错配对测得（</w:t>
+      </w:r>
+      <w:r>
+        <w:rPr>
+          <w:rFonts w:ascii="Consolas" w:hAnsi="Consolas"/>
+          <w:color w:val="000080"/>
+          <w:sz w:val="18"/>
+        </w:rPr>
         <w:t>reports/gateab_ab/v58_mix/ratios.txt</w:t>
       </w:r>
       <w:r>
@@ -5917,34 +5988,50 @@
       <w:r>
         <w:rPr>
           <w:rFonts w:ascii="Times New Roman" w:hAnsi="Times New Roman" w:eastAsia="宋体"/>
+          <w:b w:val="0"/>
+          <w:sz w:val="18"/>
+        </w:rPr>
+        <w:t xml:space="preserve">差距的方向与存在性不受测量口径影响，幅度则随口径变化：由上述三对配对测得 1.30–1.58 倍。以 buffered 读与错误单元尺寸得到的速率（1007 / 1058 / 1358 / 2926 MB/s）不满足与引擎同口径——其单元大小取 17600000，而引擎实际 </w:t>
+      </w:r>
+      <w:r>
+        <w:rPr>
+          <w:rFonts w:ascii="Consolas" w:hAnsi="Consolas"/>
+          <w:color w:val="000080"/>
+          <w:sz w:val="18"/>
+        </w:rPr>
+        <w:t>l2.slot_bytes</w:t>
+      </w:r>
+      <w:r>
+        <w:rPr>
+          <w:rFonts w:ascii="Times New Roman" w:hAnsi="Times New Roman" w:eastAsia="宋体"/>
+          <w:b w:val="0"/>
+          <w:sz w:val="18"/>
+        </w:rPr>
+        <w:t xml:space="preserve"> 为 17547264（引擎启动行 </w:t>
+      </w:r>
+      <w:r>
+        <w:rPr>
+          <w:rFonts w:ascii="Consolas" w:hAnsi="Consolas"/>
+          <w:color w:val="000080"/>
+          <w:sz w:val="18"/>
+        </w:rPr>
+        <w:t>expert L2 exact:</w:t>
+      </w:r>
+      <w:r>
+        <w:rPr>
+          <w:rFonts w:ascii="Times New Roman" w:hAnsi="Times New Roman" w:eastAsia="宋体"/>
+          <w:b w:val="0"/>
+          <w:sz w:val="18"/>
+        </w:rPr>
+        <w:t xml:space="preserve"> 给出），每槽偏移多 52736 字节，读到第 100 槽已偏离 5.27 MB。</w:t>
+      </w:r>
+      <w:r>
+        <w:rPr>
+          <w:rFonts w:ascii="Times New Roman" w:hAnsi="Times New Roman" w:eastAsia="宋体"/>
           <w:b/>
           <w:sz w:val="18"/>
         </w:rPr>
-        <w:t>故本节差距的正确表述是 1.30–1.58 倍（三对配对），而非"至少 2.7 倍、幅度未测得"。</w:t>
-      </w:r>
-      <w:r>
-        <w:rPr>
-          <w:rFonts w:ascii="Times New Roman" w:hAnsi="Times New Roman" w:eastAsia="宋体"/>
-          <w:b w:val="0"/>
-          <w:sz w:val="18"/>
-        </w:rPr>
-        <w:t xml:space="preserve"> 差距方向与存在性不变，但幅度已可定量，代价是必承认它</w:t>
-      </w:r>
-      <w:r>
-        <w:rPr>
-          <w:rFonts w:ascii="Times New Roman" w:hAnsi="Times New Roman" w:eastAsia="宋体"/>
-          <w:b/>
-          <w:sz w:val="18"/>
-        </w:rPr>
-        <w:t>小于</w:t>
-      </w:r>
-      <w:r>
-        <w:rPr>
-          <w:rFonts w:ascii="Times New Roman" w:hAnsi="Times New Roman" w:eastAsia="宋体"/>
-          <w:b w:val="0"/>
-          <w:sz w:val="18"/>
-        </w:rPr>
-        <w:t>此前基于错误分母的估计。</w:t>
+        <w:t>故本文只报配对口径下的 1.30–1.58 倍。</w:t>
       </w:r>
     </w:p>
     <w:p>
@@ -5958,7 +6045,7 @@
           <w:b w:val="0"/>
           <w:sz w:val="18"/>
         </w:rPr>
-        <w:t>该组速率（1007 / 1058 / 1358 / 2926 MB/s）不作为证据，原因是采集口径与引擎不符：其一为 buffered 读（</w:t>
+        <w:t>该差距不是盘在短突发下的固有行为。</w:t>
       </w:r>
       <w:r>
         <w:rPr>
@@ -5966,7 +6053,7 @@
           <w:color w:val="000080"/>
           <w:sz w:val="18"/>
         </w:rPr>
-        <w:t>dd</w:t>
+        <w:t>v37_burst</w:t>
       </w:r>
       <w:r>
         <w:rPr>
@@ -5974,7 +6061,21 @@
           <w:b w:val="0"/>
           <w:sz w:val="18"/>
         </w:rPr>
-        <w:t xml:space="preserve"> 未加 </w:t>
+        <w:t xml:space="preserve"> 把突发粒度从 3 变到 74 slot/段（跨 25 倍）并加入停顿，五个臂的中位数落在 1110–1254 MB/s，无单调趋势。§4.6 的配对测量同样支持：4M 块下设备在 4 流后不再增益（1626 → 1602 MB/s，4 至 32 流），说明差距不是设备并发能力不足。</w:t>
+      </w:r>
+    </w:p>
+    <w:p>
+      <w:pPr>
+        <w:spacing w:after="40" w:line="276" w:lineRule="auto"/>
+        <w:ind w:firstLine="360"/>
+      </w:pPr>
+      <w:r>
+        <w:rPr>
+          <w:rFonts w:ascii="Times New Roman" w:hAnsi="Times New Roman" w:eastAsia="宋体"/>
+          <w:b w:val="0"/>
+          <w:sz w:val="18"/>
+        </w:rPr>
+        <w:t>测量口径上的一个限制值得记录：同一连续臂在两轮独立测量间可相差 47%（1786 对 1214 MB/s），</w:t>
       </w:r>
       <w:r>
         <w:rPr>
@@ -5982,7 +6083,7 @@
           <w:color w:val="000080"/>
           <w:sz w:val="18"/>
         </w:rPr>
-        <w:t>iflag=direct</w:t>
+        <w:t>v37_burst</w:t>
       </w:r>
       <w:r>
         <w:rPr>
@@ -5990,15 +6091,15 @@
           <w:b w:val="0"/>
           <w:sz w:val="18"/>
         </w:rPr>
-        <w:t xml:space="preserve">），而引擎用 </w:t>
-      </w:r>
-      <w:r>
-        <w:rPr>
-          <w:rFonts w:ascii="Consolas" w:hAnsi="Consolas"/>
-          <w:color w:val="000080"/>
-          <w:sz w:val="18"/>
-        </w:rPr>
-        <w:t>O_DIRECT</w:t>
+        <w:t xml:space="preserve"> 五个臂中四个按 IQR/中位数 超 0.15 判为噪声。</w:t>
+      </w:r>
+      <w:r>
+        <w:rPr>
+          <w:rFonts w:ascii="Times New Roman" w:hAnsi="Times New Roman" w:eastAsia="宋体"/>
+          <w:b/>
+          <w:sz w:val="18"/>
+        </w:rPr>
+        <w:t>因此单次存储测量不足以支撑倍数结论</w:t>
       </w:r>
       <w:r>
         <w:rPr>
@@ -6006,179 +6107,7 @@
           <w:b w:val="0"/>
           <w:sz w:val="18"/>
         </w:rPr>
-        <w:t>（</w:t>
-      </w:r>
-      <w:r>
-        <w:rPr>
-          <w:rFonts w:ascii="Consolas" w:hAnsi="Consolas"/>
-          <w:color w:val="000080"/>
-          <w:sz w:val="18"/>
-        </w:rPr>
-        <w:t>k3_l2cache.c:74</w:t>
-      </w:r>
-      <w:r>
-        <w:rPr>
-          <w:rFonts w:ascii="Times New Roman" w:hAnsi="Times New Roman" w:eastAsia="宋体"/>
-          <w:b w:val="0"/>
-          <w:sz w:val="18"/>
-        </w:rPr>
-        <w:t xml:space="preserve">）；其二单元大小取 17600000，而引擎的实际 </w:t>
-      </w:r>
-      <w:r>
-        <w:rPr>
-          <w:rFonts w:ascii="Consolas" w:hAnsi="Consolas"/>
-          <w:color w:val="000080"/>
-          <w:sz w:val="18"/>
-        </w:rPr>
-        <w:t>l2.slot_bytes</w:t>
-      </w:r>
-      <w:r>
-        <w:rPr>
-          <w:rFonts w:ascii="Times New Roman" w:hAnsi="Times New Roman" w:eastAsia="宋体"/>
-          <w:b w:val="0"/>
-          <w:sz w:val="18"/>
-        </w:rPr>
-        <w:t xml:space="preserve"> 为 17547264（由引擎启动行 </w:t>
-      </w:r>
-      <w:r>
-        <w:rPr>
-          <w:rFonts w:ascii="Consolas" w:hAnsi="Consolas"/>
-          <w:color w:val="000080"/>
-          <w:sz w:val="18"/>
-        </w:rPr>
-        <w:t>expert L2 exact:</w:t>
-      </w:r>
-      <w:r>
-        <w:rPr>
-          <w:rFonts w:ascii="Times New Roman" w:hAnsi="Times New Roman" w:eastAsia="宋体"/>
-          <w:b w:val="0"/>
-          <w:sz w:val="18"/>
-        </w:rPr>
-        <w:t xml:space="preserve"> 给出），每槽偏移多 52736 字节，读到第 100 槽已偏离 5.27 MB，与引擎实际访问区段不同。</w:t>
-      </w:r>
-      <w:r>
-        <w:rPr>
-          <w:rFonts w:ascii="Times New Roman" w:hAnsi="Times New Roman" w:eastAsia="宋体"/>
-          <w:b/>
-          <w:sz w:val="18"/>
-        </w:rPr>
-        <w:t>"同盘同单元"这一表述当时不成立，现予更正。</w:t>
-      </w:r>
-    </w:p>
-    <w:p>
-      <w:pPr>
-        <w:spacing w:after="40" w:line="276" w:lineRule="auto"/>
-        <w:ind w:firstLine="360"/>
-      </w:pPr>
-      <w:r>
-        <w:rPr>
-          <w:rFonts w:ascii="Times New Roman" w:hAnsi="Times New Roman" w:eastAsia="宋体"/>
-          <w:b w:val="0"/>
-          <w:sz w:val="18"/>
-        </w:rPr>
-        <w:t>重建后的探针按规程第 3 节报离散度，结论是</w:t>
-      </w:r>
-      <w:r>
-        <w:rPr>
-          <w:rFonts w:ascii="Times New Roman" w:hAnsi="Times New Roman" w:eastAsia="宋体"/>
-          <w:b/>
-          <w:sz w:val="18"/>
-        </w:rPr>
-        <w:t>当时不能给倍数</w:t>
-      </w:r>
-      <w:r>
-        <w:rPr>
-          <w:rFonts w:ascii="Times New Roman" w:hAnsi="Times New Roman" w:eastAsia="宋体"/>
-          <w:b w:val="0"/>
-          <w:sz w:val="18"/>
-        </w:rPr>
-        <w:t>：同一连续臂在两轮独立测量间相差 47%（1786 对 1214 MB/s），</w:t>
-      </w:r>
-      <w:r>
-        <w:rPr>
-          <w:rFonts w:ascii="Consolas" w:hAnsi="Consolas"/>
-          <w:color w:val="000080"/>
-          <w:sz w:val="18"/>
-        </w:rPr>
-        <w:t>v37_burst</w:t>
-      </w:r>
-      <w:r>
-        <w:rPr>
-          <w:rFonts w:ascii="Times New Roman" w:hAnsi="Times New Roman" w:eastAsia="宋体"/>
-          <w:b w:val="0"/>
-          <w:sz w:val="18"/>
-        </w:rPr>
-        <w:t xml:space="preserve"> 五个臂中四个 IQR/中位数 超 0.15 而判 NOISY。</w:t>
-      </w:r>
-      <w:r>
-        <w:rPr>
-          <w:rFonts w:ascii="Times New Roman" w:hAnsi="Times New Roman" w:eastAsia="宋体"/>
-          <w:b/>
-          <w:sz w:val="18"/>
-        </w:rPr>
-        <w:t>该轮间摆动问题在 §4.6 的配对测量中已通过"设备臂与引擎臂同窗口交替"解决，代价是每对需 210 s 连续窗口。</w:t>
-      </w:r>
-    </w:p>
-    <w:p>
-      <w:pPr>
-        <w:spacing w:after="40" w:line="276" w:lineRule="auto"/>
-        <w:ind w:firstLine="360"/>
-      </w:pPr>
-      <w:r>
-        <w:rPr>
-          <w:rFonts w:ascii="Times New Roman" w:hAnsi="Times New Roman" w:eastAsia="宋体"/>
-          <w:b/>
-          <w:sz w:val="18"/>
-        </w:rPr>
-        <w:t>同时排除一项解释</w:t>
-      </w:r>
-      <w:r>
-        <w:rPr>
-          <w:rFonts w:ascii="Times New Roman" w:hAnsi="Times New Roman" w:eastAsia="宋体"/>
-          <w:b w:val="0"/>
-          <w:sz w:val="18"/>
-        </w:rPr>
-        <w:t>：该差距</w:t>
-      </w:r>
-      <w:r>
-        <w:rPr>
-          <w:rFonts w:ascii="Times New Roman" w:hAnsi="Times New Roman" w:eastAsia="宋体"/>
-          <w:b/>
-          <w:sz w:val="18"/>
-        </w:rPr>
-        <w:t>不是盘在短突发下的固有行为</w:t>
-      </w:r>
-      <w:r>
-        <w:rPr>
-          <w:rFonts w:ascii="Times New Roman" w:hAnsi="Times New Roman" w:eastAsia="宋体"/>
-          <w:b w:val="0"/>
-          <w:sz w:val="18"/>
-        </w:rPr>
-        <w:t>。</w:t>
-      </w:r>
-      <w:r>
-        <w:rPr>
-          <w:rFonts w:ascii="Consolas" w:hAnsi="Consolas"/>
-          <w:color w:val="000080"/>
-          <w:sz w:val="18"/>
-        </w:rPr>
-        <w:t>v37_burst</w:t>
-      </w:r>
-      <w:r>
-        <w:rPr>
-          <w:rFonts w:ascii="Times New Roman" w:hAnsi="Times New Roman" w:eastAsia="宋体"/>
-          <w:b w:val="0"/>
-          <w:sz w:val="18"/>
-        </w:rPr>
-        <w:t xml:space="preserve"> 把突发粒度从 3 变到 74 slot/段（跨 25 倍）并加入停顿，五个臂的中位数落在 1110–1254 MB/s，无单调趋势。§4.6 的配对测量同样支持：4M 块下设备在 4 流后不再增益（1626 → 1602 MB/s，4 至 32 流），</w:t>
-      </w:r>
-      <w:r>
-        <w:rPr>
-          <w:rFonts w:ascii="Times New Roman" w:hAnsi="Times New Roman" w:eastAsia="宋体"/>
-          <w:b/>
-          <w:sz w:val="18"/>
-        </w:rPr>
-        <w:t>说明差距不是设备并发能力不足。</w:t>
+        <w:t>；上表的倍数由设备臂与引擎臂同窗口交替取得，代价是每对需 210 s 连续窗口。</w:t>
       </w:r>
     </w:p>
     <w:p>

--- a/papers/提交稿-缓存高命中与词元低输出.docx
+++ b/papers/提交稿-缓存高命中与词元低输出.docx
@@ -518,7 +518,23 @@
           <w:b w:val="0"/>
           <w:sz w:val="18"/>
         </w:rPr>
-        <w:t>。输出速度是字节与调度共同作用于端到端的综合结果，但它在本平台的重复性随时段变化显著（两个已测时段跨度分别为 3.6% 与 22.5%），不足以支撑小于约 10% 的判定；更关键的是，实测表明</w:t>
+        <w:t>。输出速度是字节与调度共同作用于端到端的综合结果。同一配置连续 30 次运行的字节量完全相同，输出速度却散布在 65.21–117.87 s/词元，跨度 80.8%，其中 17 次落在规程第 14.1 节的 10% 判定带内（图 3）。</w:t>
+      </w:r>
+      <w:r>
+        <w:rPr>
+          <w:rFonts w:ascii="Times New Roman" w:hAnsi="Times New Roman" w:eastAsia="宋体"/>
+          <w:b/>
+          <w:sz w:val="18"/>
+        </w:rPr>
+        <w:t>不足以支撑小于约 10% 的判定；</w:t>
+      </w:r>
+      <w:r>
+        <w:rPr>
+          <w:rFonts w:ascii="Times New Roman" w:hAnsi="Times New Roman" w:eastAsia="宋体"/>
+          <w:b w:val="0"/>
+          <w:sz w:val="18"/>
+        </w:rPr>
+        <w:t>更关键的是，实测表明</w:t>
       </w:r>
       <w:r>
         <w:rPr>
@@ -3039,7 +3055,7 @@
           <w:b w:val="0"/>
           <w:sz w:val="18"/>
         </w:rPr>
-        <w:t>：同一字节量在重复运行间的墙钟差异可达 40%（本节末）。故该数字是方向一致的单次对照，不作为可引用的一次运行效果量。</w:t>
+        <w:t>：同一配置连续 30 次运行的字节量完全相同，墙钟散布在 65.21–117.87 s/词元，跨度 80.8%（图 3）。故该数字是方向一致的单次对照，不作为可引用的一次运行效果量。</w:t>
       </w:r>
     </w:p>
     <w:p>
@@ -3166,7 +3182,7 @@
           <w:b w:val="0"/>
           <w:sz w:val="18"/>
         </w:rPr>
-        <w:t xml:space="preserve"> 判据要求按字节核算，因而可以断言"字节一个没少"；而输出速度是字节与调度共同作用于端到端的综合结果，其重复性随时段变化（本节末给出两个时段分别为 3.6% 与 22.5% 的跨度），不足以支撑小于约 10% 的判定。</w:t>
+        <w:t xml:space="preserve"> 判据要求按字节核算，因而可以断言"字节一个没少"；而输出速度是字节与调度共同作用于端到端的综合结果，同一字节量下其 30 次重复的跨度达 80.8%（图 3），不足以支撑小于约 10% 的判定。</w:t>
       </w:r>
       <w:r>
         <w:rPr>
@@ -5125,7 +5141,23 @@
           <w:b w:val="0"/>
           <w:sz w:val="18"/>
         </w:rPr>
-        <w:t xml:space="preserve"> 本节末行与上述配对均以 s/词元 为观测量，该观测量在本平台的重复性随时段变化很大：同一档较早时段的三次（表 3，76.04 / 73.39 / 74.91 s/词元）跨度仅 3.6%，而次日同一配置、同一源码、同一脚本连续三轮为 65.21 / 75.62 / 79.91 s/词元，跨度 22.5%，19 次同类运行的合并跨度为 65.21–89.88。两个数都真实，因此不能引用某一时段的离散度充当本平台的重复性。实践结论是：</w:t>
+        <w:t xml:space="preserve"> 本节末行与上述配对均以 s/词元 为观测量，该观测量在同一配置下不可复现：连续 30 次运行的字节量完全相同（均 4595 reqs、216.66 GB），而墙钟散布在 65.21–117.87 s/词元，跨度 80.8%，其中 17 次落在规程第 14.1 节的 10% 判定带内（图 3）。</w:t>
+      </w:r>
+      <w:r>
+        <w:rPr>
+          <w:rFonts w:ascii="Times New Roman" w:hAnsi="Times New Roman" w:eastAsia="宋体"/>
+          <w:b/>
+          <w:sz w:val="18"/>
+        </w:rPr>
+        <w:t>故不能引用任一时段的离散度充当本平台的重复性。</w:t>
+      </w:r>
+      <w:r>
+        <w:rPr>
+          <w:rFonts w:ascii="Times New Roman" w:hAnsi="Times New Roman" w:eastAsia="宋体"/>
+          <w:b w:val="0"/>
+          <w:sz w:val="18"/>
+        </w:rPr>
+        <w:t xml:space="preserve"> 实践结论是：</w:t>
       </w:r>
     </w:p>
     <w:p>
@@ -5572,7 +5604,7 @@
           <w:b/>
           <w:sz w:val="18"/>
         </w:rPr>
-        <w:t>口径②的注意事项：s/词元 类速度观测量在本平台重复性不足</w:t>
+        <w:t>口径②的注意事项：s/词元 类速度观测量在本平台不可复现</w:t>
       </w:r>
       <w:r>
         <w:rPr>
@@ -5580,7 +5612,7 @@
           <w:b w:val="0"/>
           <w:sz w:val="18"/>
         </w:rPr>
-        <w:t>（同源码连续三轮跨度 22.5%，见 §4.6 方法学限度段），故口径②应以</w:t>
+        <w:t>（同一配置 30 次运行跨度 80.8%，见图 3），故口径②应以</w:t>
       </w:r>
       <w:r>
         <w:rPr>

--- a/papers/提交稿-缓存高命中与词元低输出.docx
+++ b/papers/提交稿-缓存高命中与词元低输出.docx
@@ -4596,6 +4596,128 @@
     </w:p>
     <w:p>
       <w:pPr>
+        <w:spacing w:before="80" w:after="20"/>
+        <w:jc w:val="center"/>
+      </w:pPr>
+      <w:r>
+        <w:drawing>
+          <wp:inline xmlns:a="http://schemas.openxmlformats.org/drawingml/2006/main" xmlns:pic="http://schemas.openxmlformats.org/drawingml/2006/picture">
+            <wp:extent cx="2880000" cy="1101930"/>
+            <wp:docPr id="4" name="Picture 4"/>
+            <wp:cNvGraphicFramePr>
+              <a:graphicFrameLocks noChangeAspect="1"/>
+            </wp:cNvGraphicFramePr>
+            <a:graphic>
+              <a:graphicData uri="http://schemas.openxmlformats.org/drawingml/2006/picture">
+                <pic:pic>
+                  <pic:nvPicPr>
+                    <pic:cNvPr id="0" name="table4_ratio_grey.png"/>
+                    <pic:cNvPicPr/>
+                  </pic:nvPicPr>
+                  <pic:blipFill>
+                    <a:blip r:embed="rId12"/>
+                    <a:stretch>
+                      <a:fillRect/>
+                    </a:stretch>
+                  </pic:blipFill>
+                  <pic:spPr>
+                    <a:xfrm>
+                      <a:off x="0" y="0"/>
+                      <a:ext cx="2880000" cy="1101930"/>
+                    </a:xfrm>
+                    <a:prstGeom prst="rect"/>
+                  </pic:spPr>
+                </pic:pic>
+              </a:graphicData>
+            </a:graphic>
+          </wp:inline>
+        </w:drawing>
+      </w:r>
+    </w:p>
+    <w:p>
+      <w:pPr>
+        <w:spacing w:after="20" w:before="0"/>
+        <w:jc w:val="center"/>
+      </w:pPr>
+      <w:r>
+        <w:rPr>
+          <w:rFonts w:ascii="Times New Roman" w:hAnsi="Times New Roman" w:eastAsia="宋体"/>
+          <w:b w:val="0"/>
+          <w:sz w:val="15"/>
+        </w:rPr>
+        <w:t>图 3　同一配置连续 30 次运行的字节量与输出速度对比</w:t>
+      </w:r>
+    </w:p>
+    <w:p>
+      <w:pPr>
+        <w:spacing w:after="20" w:before="0"/>
+        <w:jc w:val="center"/>
+      </w:pPr>
+      <w:r>
+        <w:rPr>
+          <w:rFonts w:ascii="Times New Roman" w:hAnsi="Times New Roman" w:eastAsia="Times New Roman"/>
+          <w:b w:val="0"/>
+          <w:sz w:val="15"/>
+        </w:rPr>
+        <w:t>Fig.3　Byte count and output speed over thirty consecutive runs of one configuration</w:t>
+      </w:r>
+    </w:p>
+    <w:p>
+      <w:pPr>
+        <w:spacing w:after="40" w:line="276" w:lineRule="auto"/>
+        <w:ind w:firstLine="360"/>
+      </w:pPr>
+      <w:r>
+        <w:rPr>
+          <w:rFonts w:ascii="Times New Roman" w:hAnsi="Times New Roman" w:eastAsia="宋体"/>
+          <w:b/>
+          <w:sz w:val="18"/>
+        </w:rPr>
+        <w:t>图 4 的左图说明为什么需要两步读法。</w:t>
+      </w:r>
+      <w:r>
+        <w:rPr>
+          <w:rFonts w:ascii="Times New Roman" w:hAnsi="Times New Roman" w:eastAsia="宋体"/>
+          <w:b w:val="0"/>
+          <w:sz w:val="18"/>
+        </w:rPr>
+        <w:t xml:space="preserve"> 四个比值里 3.11 与 1.60 都远离 1.00，若直接按"实测高于公式"解读，会得出实现有严重损耗的结论；而右图显示，一旦主干与专家各自按其实际带宽计价，比值即落回 1.00 与 1.06，</w:t>
+      </w:r>
+      <w:r>
+        <w:rPr>
+          <w:rFonts w:ascii="Times New Roman" w:hAnsi="Times New Roman" w:eastAsia="宋体"/>
+          <w:b/>
+          <w:sz w:val="18"/>
+        </w:rPr>
+        <w:t>两档均在规程第 14.1 节的 10% 判定带内</w:t>
+      </w:r>
+      <w:r>
+        <w:rPr>
+          <w:rFonts w:ascii="Times New Roman" w:hAnsi="Times New Roman" w:eastAsia="宋体"/>
+          <w:b w:val="0"/>
+          <w:sz w:val="18"/>
+        </w:rPr>
+        <w:t>，即公式已算到与实测同量级。</w:t>
+      </w:r>
+      <w:r>
+        <w:rPr>
+          <w:rFonts w:ascii="Times New Roman" w:hAnsi="Times New Roman" w:eastAsia="宋体"/>
+          <w:b/>
+          <w:sz w:val="18"/>
+        </w:rPr>
+        <w:t>剩余的 1.06 不是实现损耗</w:t>
+      </w:r>
+      <w:r>
+        <w:rPr>
+          <w:rFonts w:ascii="Times New Roman" w:hAnsi="Times New Roman" w:eastAsia="宋体"/>
+          <w:b w:val="0"/>
+          <w:sz w:val="18"/>
+        </w:rPr>
+        <w:t>，其机制是下面记录的串行化。</w:t>
+      </w:r>
+    </w:p>
+    <w:p>
+      <w:pPr>
         <w:spacing w:after="0"/>
         <w:ind w:left="170"/>
       </w:pPr>

--- a/papers/提交稿-缓存高命中与词元低输出.docx
+++ b/papers/提交稿-缓存高命中与词元低输出.docx
@@ -207,7 +207,7 @@
           <w:b w:val="0"/>
           <w:sz w:val="18"/>
         </w:rPr>
-        <w:t>**Abstract:** Storage reuse—a data item being read in and used more than once—is the only performance lever left in bandwidth-bound computing. The Principle of Locality tells us which data is worth reusing, but it leaves unanswered where the reuse should take place. This paper adds the conservation side of that principle: if a data item d is actually reused at the fastest tier M_k it can reach, then d must be read at least once (R_i ≥ 1) from every slower tier M_i (i &lt; k); the bound is simultaneously reachable, and any schedule attaining it is also the schedule with the smallest slow-tier access cost. The principle rests on only two assumptions—data moves up the hierarchy one tier at a time, and tiers are ordered by monotonically increasing access cost—and is independent of any specific workload. We demonstrate a violation on a 2.8T-parameter Mixture-of-Experts model running on a memory-constrained host: at cold start the engine re-read 25.83 GB of expert weights from a slow disk per token, 94% of that stage's end-to-end time; after a fast cache tier was added, the engine reported 100% cache hits while the byte-level ledger showed the per-token 25.83 GB of movement unchanged—hits only switched the source tier, they did not remove the byte transfer. The principle supplies a quantifiable yardstick ("healthy slow tiers are read once") that exposes how whiteboard hit-rate metrics can mask byte-movement facts, and yields a four-step triage order in which each step names the counter to read and what counts as passing; when all four pass and a gap remains, the gap lies outside the reuse layer. Moving the experts to a faster tier did cut expert-stage time by about 37% on one comparison, but the byte counts are invariant across repetitions while the wall-clock is not, so the byte account is the reproducible observation and the timing is not. A per-phase timeline measurement (first run) refines the budget line with a second factor: once the byte count has reached the bound, cost also depends on the aggregate bandwidth actually attainable. Of 66.1 GB/token, the larger stream (trunk, 43.6 GB) cost 2.4 s while the smaller (experts, 22.5 GB) cost 49.2 s. The investigation in §5.2.1 rules out two explanations -- the spread of the 16 experts within a layer (measured at 228 MB / 1.5 GB / 7.5 GB spacing: 1007 / 1058 / 1358 MB/s, no trend) and the kio queue hop (routing L2 reads around it via K3_L2_NATIVE=1 changed the rate from 418 to 408 MB/s, i.e. not at all) -- and places the remaining gap on the device side rather than in access order, but does not quantify it: the direct measurement's own repeatability is only 2x (1007 vs 2139 MB/s for one identical command). If the gap is as large as first indications suggest, 22.5 GB/token of expert reads could fall from 49.2 s to about the 16.8 s of pure compute and the end-to-end figure would reach the 30 s range without new hardware; until the measurement method is tightened, this paper states no magnitude. A naive bytes/bandwidth bound is exact for a single sequential stream (measured/predicted = 1.00) but understates by 1.39-3.11x when parallel or random reads are present. We also give a byte-level audit method (treating hit rate and byte counts as two independent observation surfaces) and a four-step triage order, usable as a general inspection procedure for hierarchical storage systems. The principle itself is system-agnostic; the reported figures hold only for this experiment.</w:t>
+        <w:t>**Abstract:** Storage reuse—a data item being read in and used more than once—is the only performance lever left in bandwidth-bound computing. The Principle of Locality tells us which data is worth reusing, but it leaves unanswered where the reuse should take place. This paper adds the conservation side of that principle: if a data item d is actually reused at the fastest tier M_k it can reach, then d must be read at least once (R_i ≥ 1) from every slower tier M_i (i &lt; k); the bound is simultaneously reachable, and any schedule attaining it is also the schedule with the smallest slow-tier access cost. The principle rests on only two assumptions—data moves up the hierarchy one tier at a time, and tiers are ordered by monotonically increasing access cost—and is independent of any specific workload. We demonstrate a violation on a 2.8T-parameter Mixture-of-Experts model running on a memory-constrained host: at cold start the engine re-read 25.83 GB of expert weights from a slow disk per token, 94% of that stage's end-to-end time; after a fast cache tier was added, the engine reported 100% cache hits while the byte-level ledger showed the per-token 25.83 GB of movement unchanged—hits only switched the source tier, they did not remove the byte transfer. The principle supplies a quantifiable yardstick ("healthy slow tiers are read once") that exposes how whiteboard hit-rate metrics can mask byte-movement facts, and yields a four-step triage order in which each step names the counter to read and what counts as passing; when all four pass and a gap remains, the gap lies outside the reuse layer. Moving the experts to a faster tier did cut expert-stage time by about 37% on one comparison, but the byte counts are invariant across repetitions while the wall-clock is not, so the byte account is the reproducible observation and the timing is not. A per-phase timeline measurement (first run) refines the budget line with a second factor: once the byte count has reached the bound, cost also depends on the aggregate bandwidth actually attainable. The result runs against intuition: the larger stream is nearly free while the smaller one occupies most of the round's wall time (Fig. 5), so cost and byte volume are not aligned. The investigation in §5.2.1 rules out two explanations -- the spread of the experts within a layer (no trend across three spacings) and the kio queue hop (routing reads around it changed the rate by 2%) -- and places the remaining gap on the device side rather than in access order. It does not attribute the gap to implementation loss: a bytes/bandwidth bound is exact for a single sequential stream but understates by 1.39-3.11x when parallel or random reads are present, and re-pricing each stream at its own bandwidth brings that back to within the 10% decision band (Fig. 4). We also give a byte-level audit method (treating hit rate and byte counts as two independent observation surfaces), a four-step triage order in which each step names the counter to read and what counts as passing, and a load-independent instrumentation rule: every derived quantity must be cross-checked against an independent one and printed alongside it. The principle itself is system-agnostic; the reported figures hold only for this experiment.</w:t>
       </w:r>
     </w:p>
     <w:p>
@@ -2837,15 +2837,15 @@
           <w:b w:val="0"/>
           <w:sz w:val="18"/>
         </w:rPr>
-        <w:t>注：时间为 n=3 轮（</w:t>
-      </w:r>
-      <w:r>
-        <w:rPr>
-          <w:rFonts w:ascii="Consolas" w:hAnsi="Consolas"/>
-          <w:color w:val="000080"/>
-          <w:sz w:val="18"/>
-        </w:rPr>
-        <w:t>reports/gateab_ab/v32_table2b/rep1..3</w:t>
+        <w:t>注：时间为三轮运行的中位数，各轮均于低负载下启动。</w:t>
+      </w:r>
+      <w:r>
+        <w:rPr>
+          <w:rFonts w:ascii="Times New Roman" w:hAnsi="Times New Roman" w:eastAsia="宋体"/>
+          <w:b/>
+          <w:sz w:val="18"/>
+        </w:rPr>
+        <w:t>暴露时间取各相位区间的并集，不是时长相加</w:t>
       </w:r>
       <w:r>
         <w:rPr>
@@ -2853,7 +2853,7 @@
           <w:b w:val="0"/>
           <w:sz w:val="18"/>
         </w:rPr>
-        <w:t>，76.04 / 73.39 / 74.91 s/词元）的</w:t>
+        <w:t>——三者在本档相互重叠，相加会把专家读的 100% 重复计入算术区间。故本表按互斥口径给出，三轮残差均为 0.0000，与引擎自报逐词元墙钟吻合 99.8–99.9%。速率取字节除以该相位并集时间，专家一项为 16 路并发的聚合值。主干一项离散达 355%，只能表述为"不足墙的 1%、早已被掩盖"，不作精确值引用。</w:t>
       </w:r>
       <w:r>
         <w:rPr>
@@ -2861,63 +2861,7 @@
           <w:b/>
           <w:sz w:val="18"/>
         </w:rPr>
-        <w:t>中位数</w:t>
-      </w:r>
-      <w:r>
-        <w:rPr>
-          <w:rFonts w:ascii="Times New Roman" w:hAnsi="Times New Roman" w:eastAsia="宋体"/>
-          <w:b w:val="0"/>
-          <w:sz w:val="18"/>
-        </w:rPr>
-        <w:t>，各轮均于 loadavg(1min)&lt;1.0 启动。</w:t>
-      </w:r>
-      <w:r>
-        <w:rPr>
-          <w:rFonts w:ascii="Times New Roman" w:hAnsi="Times New Roman" w:eastAsia="宋体"/>
-          <w:b/>
-          <w:sz w:val="18"/>
-        </w:rPr>
-        <w:t>暴露时间取各相位区间的并集，不是时长相加</w:t>
-      </w:r>
-      <w:r>
-        <w:rPr>
-          <w:rFonts w:ascii="Times New Roman" w:hAnsi="Times New Roman" w:eastAsia="宋体"/>
-          <w:b w:val="0"/>
-          <w:sz w:val="18"/>
-        </w:rPr>
-        <w:t>。三者在本档相互重叠，相加会重复计入：实测时长相加 1065.21 s 而整轮墙钟仅 608.31 s，重复量 457.80 s 恰等于专家读并集，即</w:t>
-      </w:r>
-      <w:r>
-        <w:rPr>
-          <w:rFonts w:ascii="Times New Roman" w:hAnsi="Times New Roman" w:eastAsia="宋体"/>
-          <w:b/>
-          <w:sz w:val="18"/>
-        </w:rPr>
-        <w:t>专家读的 100% 落在算术区间内部</w:t>
-      </w:r>
-      <w:r>
-        <w:rPr>
-          <w:rFonts w:ascii="Times New Roman" w:hAnsi="Times New Roman" w:eastAsia="宋体"/>
-          <w:b w:val="0"/>
-          <w:sz w:val="18"/>
-        </w:rPr>
-        <w:t>。故本表按互斥口径给出：专家读 59.39 s + 纯算术 14.85 s（算术并集减专家部分）+ 主干 0.38 s = 74.57 s = 端到端并集，三轮残差均为 0.0000，且与引擎自报逐词元墙钟吻合 99.8–99.9%。速率＝字节÷该相位并集时间，专家一项为 16 路并发的聚合值（单流更低，见 5.2.1）。</w:t>
-      </w:r>
-      <w:r>
-        <w:rPr>
-          <w:rFonts w:ascii="Times New Roman" w:hAnsi="Times New Roman" w:eastAsia="宋体"/>
-          <w:b/>
-          <w:sz w:val="18"/>
-        </w:rPr>
-        <w:t>主干一项离散达 355%（1.73 / 0.38 / 0.37 s，rep1 冷态后首次的 token 2 有 7.67 s 离群点），故 0.38 s 不可作精确值引用，只能表述为"不足墙的 1%、早已被掩盖"</w:t>
-      </w:r>
-      <w:r>
-        <w:rPr>
-          <w:rFonts w:ascii="Times New Roman" w:hAnsi="Times New Roman" w:eastAsia="宋体"/>
-          <w:b w:val="0"/>
-          <w:sz w:val="18"/>
-        </w:rPr>
-        <w:t>。本表与表 2 互补：表 2 问"字节落在哪一层"，本表问"已落位后每个字节多贵"。</w:t>
+        <w:t>三轮原始数字与离群点说明见随稿附件 A.1。</w:t>
       </w:r>
     </w:p>
     <w:p>
@@ -5778,7 +5722,7 @@
           <w:b w:val="0"/>
           <w:sz w:val="18"/>
         </w:rPr>
-        <w:t>5.1 的预算线只数字节。表 3 给出一组对照：主干权重 41.8 GB/词元、专家权重 22.5 GB/词元，前者暴露 0.38 s、后者 59.39 s。</w:t>
+        <w:t>5.1 的预算线只数字节，而字节量与代价不同向。表 3 的两行给出对照：</w:t>
       </w:r>
       <w:r>
         <w:rPr>
@@ -5786,7 +5730,7 @@
           <w:b/>
           <w:sz w:val="18"/>
         </w:rPr>
-        <w:t>搬得多的近乎免费（不足墙的 1%），搬得少的占去五分之四的墙</w:t>
+        <w:t>搬运量较大的那一流暴露在墙上的时间不到 1%，搬运量较小的那一流占去整轮墙的大半</w:t>
       </w:r>
       <w:r>
         <w:rPr>
@@ -5794,33 +5738,99 @@
           <w:b w:val="0"/>
           <w:sz w:val="18"/>
         </w:rPr>
-        <w:t>。按单位字节计价，二者相差约 350 倍。本节记录为解释该反差所作的探查；</w:t>
-      </w:r>
-      <w:r>
-        <w:rPr>
-          <w:rFonts w:ascii="Times New Roman" w:hAnsi="Times New Roman" w:eastAsia="宋体"/>
-          <w:b/>
-          <w:sz w:val="18"/>
-        </w:rPr>
-        <w:t>该反差已由 §4.6 的配对测量闭合（差距 1.30–1.58 倍，机制为算术与 I/O 串行化），本节其余探查记录保留以说明排除过程</w:t>
-      </w:r>
-      <w:r>
-        <w:rPr>
-          <w:rFonts w:ascii="Times New Roman" w:hAnsi="Times New Roman" w:eastAsia="宋体"/>
-          <w:b w:val="0"/>
-          <w:sz w:val="18"/>
-        </w:rPr>
-        <w:t>。</w:t>
+        <w:t>（图 5）。按单位字节计价，二者相差两个多数量级。</w:t>
       </w:r>
     </w:p>
     <w:p>
       <w:pPr>
+        <w:spacing w:before="80" w:after="20"/>
+        <w:jc w:val="center"/>
+      </w:pPr>
+      <w:r>
+        <w:drawing>
+          <wp:inline xmlns:a="http://schemas.openxmlformats.org/drawingml/2006/main" xmlns:pic="http://schemas.openxmlformats.org/drawingml/2006/picture">
+            <wp:extent cx="2880000" cy="1148901"/>
+            <wp:docPr id="5" name="Picture 5"/>
+            <wp:cNvGraphicFramePr>
+              <a:graphicFrameLocks noChangeAspect="1"/>
+            </wp:cNvGraphicFramePr>
+            <a:graphic>
+              <a:graphicData uri="http://schemas.openxmlformats.org/drawingml/2006/picture">
+                <pic:pic>
+                  <pic:nvPicPr>
+                    <pic:cNvPr id="0" name="bytes_vs_cost_grey.png"/>
+                    <pic:cNvPicPr/>
+                  </pic:nvPicPr>
+                  <pic:blipFill>
+                    <a:blip r:embed="rId13"/>
+                    <a:stretch>
+                      <a:fillRect/>
+                    </a:stretch>
+                  </pic:blipFill>
+                  <pic:spPr>
+                    <a:xfrm>
+                      <a:off x="0" y="0"/>
+                      <a:ext cx="2880000" cy="1148901"/>
+                    </a:xfrm>
+                    <a:prstGeom prst="rect"/>
+                  </pic:spPr>
+                </pic:pic>
+              </a:graphicData>
+            </a:graphic>
+          </wp:inline>
+        </w:drawing>
+      </w:r>
+    </w:p>
+    <w:p>
+      <w:pPr>
+        <w:spacing w:after="20" w:before="0"/>
+        <w:jc w:val="center"/>
+      </w:pPr>
+      <w:r>
+        <w:rPr>
+          <w:rFonts w:ascii="Times New Roman" w:hAnsi="Times New Roman" w:eastAsia="宋体"/>
+          <w:b w:val="0"/>
+          <w:sz w:val="15"/>
+        </w:rPr>
+        <w:t>图 4　表 4 的"实测 ÷ 公式下限"比值，左为原始值，右为主干/专家分流计价后</w:t>
+      </w:r>
+    </w:p>
+    <w:p>
+      <w:pPr>
+        <w:spacing w:after="20" w:before="0"/>
+        <w:jc w:val="center"/>
+      </w:pPr>
+      <w:r>
+        <w:rPr>
+          <w:rFonts w:ascii="Times New Roman" w:hAnsi="Times New Roman" w:eastAsia="Times New Roman"/>
+          <w:b w:val="0"/>
+          <w:sz w:val="15"/>
+        </w:rPr>
+        <w:t>Fig.4　Table 4's measured/bound ratio, raw (left) and after per-stream re-pricing (right)</w:t>
+      </w:r>
+    </w:p>
+    <w:p>
+      <w:pPr>
         <w:spacing w:after="40" w:line="276" w:lineRule="auto"/>
         <w:ind w:firstLine="360"/>
       </w:pPr>
       <w:r>
         <w:rPr>
           <w:rFonts w:ascii="Times New Roman" w:hAnsi="Times New Roman" w:eastAsia="宋体"/>
+          <w:b w:val="0"/>
+          <w:sz w:val="18"/>
+        </w:rPr>
+        <w:t>本节记录为解释该反差所作的探查；该反差已由 §4.6 的配对测量闭合（机制为算术与 I/O 串行化），本节其余探查记录保留以说明排除过程。</w:t>
+      </w:r>
+    </w:p>
+    <w:p>
+      <w:pPr>
+        <w:spacing w:after="40" w:line="276" w:lineRule="auto"/>
+        <w:ind w:firstLine="360"/>
+      </w:pPr>
+      <w:r>
+        <w:rPr>
+          <w:rFonts w:ascii="Times New Roman" w:hAnsi="Times New Roman" w:eastAsia="宋体"/>
           <w:b/>
           <w:sz w:val="18"/>
         </w:rPr>
@@ -5832,23 +5842,7 @@
           <w:b w:val="0"/>
           <w:sz w:val="18"/>
         </w:rPr>
-        <w:t xml:space="preserve"> 其一，</w:t>
-      </w:r>
-      <w:r>
-        <w:rPr>
-          <w:rFonts w:ascii="Times New Roman" w:hAnsi="Times New Roman" w:eastAsia="宋体"/>
-          <w:b/>
-          <w:sz w:val="18"/>
-        </w:rPr>
-        <w:t>不是寻址模式</w:t>
-      </w:r>
-      <w:r>
-        <w:rPr>
-          <w:rFonts w:ascii="Times New Roman" w:hAnsi="Times New Roman" w:eastAsia="宋体"/>
-          <w:b w:val="0"/>
-          <w:sz w:val="18"/>
-        </w:rPr>
-        <w:t>：</w:t>
+        <w:t xml:space="preserve"> 其一，不是寻址模式：</w:t>
       </w:r>
       <w:r>
         <w:rPr>
@@ -5864,7 +5858,7 @@
           <w:b w:val="0"/>
           <w:sz w:val="18"/>
         </w:rPr>
-        <w:t xml:space="preserve"> 按 </w:t>
+        <w:t xml:space="preserve"> 按层与专家映射为平坦槽数组，层与层之间连续；层内取 16 个专家时，按三档间距实测聚合速率无单调差异，故"层内分散"是无关项。其二，不是 kio 队列这一跳：令 L2 读绕过该队列直接 </w:t>
       </w:r>
       <w:r>
         <w:rPr>
@@ -5872,7 +5866,7 @@
           <w:color w:val="000080"/>
           <w:sz w:val="18"/>
         </w:rPr>
-        <w:t>layer×896+expert</w:t>
+        <w:t>pread</w:t>
       </w:r>
       <w:r>
         <w:rPr>
@@ -5880,7 +5874,7 @@
           <w:b w:val="0"/>
           <w:sz w:val="18"/>
         </w:rPr>
-        <w:t xml:space="preserve"> 映射为平坦槽数组，层与层之间连续；层内取 16 个专家时，按 228 MB / 1.5 GB / 7.5 GB 三档间距实测聚合速率分别为 1007 / 1058 / 1358 MB/s，无单调差异，故“层内分散”是无关项。其二，</w:t>
+        <w:t>，引擎计数器读数无改善（该开关已因无收益而从代码中删除）。</w:t>
       </w:r>
       <w:r>
         <w:rPr>
@@ -5888,7 +5882,21 @@
           <w:b/>
           <w:sz w:val="18"/>
         </w:rPr>
-        <w:t>不是 kio 队列这一跳</w:t>
+        <w:t>两项的完整数字与口径说明见随稿附件 A.1。</w:t>
+      </w:r>
+    </w:p>
+    <w:p>
+      <w:pPr>
+        <w:spacing w:after="40" w:line="276" w:lineRule="auto"/>
+        <w:ind w:firstLine="360"/>
+      </w:pPr>
+      <w:r>
+        <w:rPr>
+          <w:rFonts w:ascii="Times New Roman" w:hAnsi="Times New Roman" w:eastAsia="宋体"/>
+          <w:b/>
+          <w:sz w:val="18"/>
+        </w:rPr>
+        <w:t>未能定量的部分。</w:t>
       </w:r>
       <w:r>
         <w:rPr>
@@ -5896,7 +5904,23 @@
           <w:b w:val="0"/>
           <w:sz w:val="18"/>
         </w:rPr>
-        <w:t xml:space="preserve">：令 L2 读绕过 kio 队列直接 </w:t>
+        <w:t xml:space="preserve"> 引擎在 16 并发下的聚合速率为 379 MB/s（表 3，n=3 中位数），而</w:t>
+      </w:r>
+      <w:r>
+        <w:rPr>
+          <w:rFonts w:ascii="Times New Roman" w:hAnsi="Times New Roman" w:eastAsia="宋体"/>
+          <w:b/>
+          <w:sz w:val="18"/>
+        </w:rPr>
+        <w:t>同盘、同单元、同 O_DIRECT、同 16 并发的独立测量给出 1100–1800 MB/s</w:t>
+      </w:r>
+      <w:r>
+        <w:rPr>
+          <w:rFonts w:ascii="Times New Roman" w:hAnsi="Times New Roman" w:eastAsia="宋体"/>
+          <w:b w:val="0"/>
+          <w:sz w:val="18"/>
+        </w:rPr>
+        <w:t>（</w:t>
       </w:r>
       <w:r>
         <w:rPr>
@@ -5904,7 +5928,7 @@
           <w:color w:val="000080"/>
           <w:sz w:val="18"/>
         </w:rPr>
-        <w:t>pread</w:t>
+        <w:t>reports/gateab_ab/v36_devrate/</w:t>
       </w:r>
       <w:r>
         <w:rPr>
@@ -5912,7 +5936,7 @@
           <w:b w:val="0"/>
           <w:sz w:val="18"/>
         </w:rPr>
-        <w:t>（</w:t>
+        <w:t>、</w:t>
       </w:r>
       <w:r>
         <w:rPr>
@@ -5920,7 +5944,7 @@
           <w:color w:val="000080"/>
           <w:sz w:val="18"/>
         </w:rPr>
-        <w:t>K3_L2_NATIVE=1</w:t>
+        <w:t>v37_burst/</w:t>
       </w:r>
       <w:r>
         <w:rPr>
@@ -5928,7 +5952,37 @@
           <w:b w:val="0"/>
           <w:sz w:val="18"/>
         </w:rPr>
-        <w:t xml:space="preserve">），引擎 </w:t>
+        <w:t>）。</w:t>
+      </w:r>
+      <w:r>
+        <w:rPr>
+          <w:rFonts w:ascii="Times New Roman" w:hAnsi="Times New Roman" w:eastAsia="宋体"/>
+          <w:b/>
+          <w:sz w:val="18"/>
+        </w:rPr>
+        <w:t>二者相差至少 2.7 倍，差距的方向与存在性成立；幅度不可定量</w:t>
+      </w:r>
+      <w:r>
+        <w:rPr>
+          <w:rFonts w:ascii="Times New Roman" w:hAnsi="Times New Roman" w:eastAsia="宋体"/>
+          <w:b w:val="0"/>
+          <w:sz w:val="18"/>
+        </w:rPr>
+        <w:t>，理由如下。</w:t>
+      </w:r>
+    </w:p>
+    <w:p>
+      <w:pPr>
+        <w:spacing w:after="40" w:line="276" w:lineRule="auto"/>
+        <w:ind w:firstLine="360"/>
+      </w:pPr>
+      <w:r>
+        <w:rPr>
+          <w:rFonts w:ascii="Times New Roman" w:hAnsi="Times New Roman" w:eastAsia="宋体"/>
+          <w:b w:val="0"/>
+          <w:sz w:val="18"/>
+        </w:rPr>
+        <w:t>该差距以同盘、同单元（</w:t>
       </w:r>
       <w:r>
         <w:rPr>
@@ -5936,7 +5990,7 @@
           <w:color w:val="000080"/>
           <w:sz w:val="18"/>
         </w:rPr>
-        <w:t>phase2 i/o</w:t>
+        <w:t>l2.slot_bytes</w:t>
       </w:r>
       <w:r>
         <w:rPr>
@@ -5944,7 +5998,7 @@
           <w:b w:val="0"/>
           <w:sz w:val="18"/>
         </w:rPr>
-        <w:t xml:space="preserve"> 计数器读数 408 MB/s，对照 418 MB/s，无改善。（该开关已因无收益而从代码中删除，见 </w:t>
+        <w:t xml:space="preserve"> = 17547264）、O_DIRECT、主干顺序流与专家散乱流同盘并发、210 s 连续、3 对交错配对测得（</w:t>
       </w:r>
       <w:r>
         <w:rPr>
@@ -5952,7 +6006,7 @@
           <w:color w:val="000080"/>
           <w:sz w:val="18"/>
         </w:rPr>
-        <w:t>d970504</w:t>
+        <w:t>reports/gateab_ab/v58_mix/ratios.txt</w:t>
       </w:r>
       <w:r>
         <w:rPr>
@@ -5960,45 +6014,60 @@
           <w:b w:val="0"/>
           <w:sz w:val="18"/>
         </w:rPr>
-        <w:t>；此处 408/418 取自引擎计数器，与表 3 由区间并集导出的 379 MB/s 聚合值口径不同，不可混用。）</w:t>
+        <w:t>）：</w:t>
       </w:r>
     </w:p>
     <w:p>
       <w:pPr>
+        <w:spacing w:after="0"/>
+        <w:ind w:left="170"/>
+      </w:pPr>
+      <w:r>
+        <w:rPr>
+          <w:rFonts w:ascii="Consolas" w:hAnsi="Consolas"/>
+          <w:sz w:val="14"/>
+        </w:rPr>
+        <w:t>设备混合形态聚合  1222 / 1136 / 1367 MB/s</w:t>
+      </w:r>
+    </w:p>
+    <w:p>
+      <w:pPr>
+        <w:spacing w:after="0"/>
+        <w:ind w:left="170"/>
+      </w:pPr>
+      <w:r>
+        <w:rPr>
+          <w:rFonts w:ascii="Consolas" w:hAnsi="Consolas"/>
+          <w:sz w:val="14"/>
+        </w:rPr>
+        <w:t>引擎聚合（同一窗口）941 / 825 / 863 MB/s</w:t>
+      </w:r>
+    </w:p>
+    <w:p>
+      <w:pPr>
+        <w:spacing w:after="0"/>
+        <w:ind w:left="170"/>
+      </w:pPr>
+      <w:r>
+        <w:rPr>
+          <w:rFonts w:ascii="Consolas" w:hAnsi="Consolas"/>
+          <w:sz w:val="14"/>
+        </w:rPr>
+        <w:t>差距              1.30 / 1.38 / 1.58×</w:t>
+      </w:r>
+    </w:p>
+    <w:p>
+      <w:pPr>
         <w:spacing w:after="40" w:line="276" w:lineRule="auto"/>
         <w:ind w:firstLine="360"/>
       </w:pPr>
       <w:r>
         <w:rPr>
           <w:rFonts w:ascii="Times New Roman" w:hAnsi="Times New Roman" w:eastAsia="宋体"/>
-          <w:b/>
-          <w:sz w:val="18"/>
-        </w:rPr>
-        <w:t>未能定量的部分。</w:t>
-      </w:r>
-      <w:r>
-        <w:rPr>
-          <w:rFonts w:ascii="Times New Roman" w:hAnsi="Times New Roman" w:eastAsia="宋体"/>
           <w:b w:val="0"/>
           <w:sz w:val="18"/>
         </w:rPr>
-        <w:t xml:space="preserve"> 引擎在 16 并发下的聚合速率为 379 MB/s（表 3，n=3 中位数），而</w:t>
-      </w:r>
-      <w:r>
-        <w:rPr>
-          <w:rFonts w:ascii="Times New Roman" w:hAnsi="Times New Roman" w:eastAsia="宋体"/>
-          <w:b/>
-          <w:sz w:val="18"/>
-        </w:rPr>
-        <w:t>同盘、同单元、同 O_DIRECT、同 16 并发的独立测量给出 1100–1800 MB/s</w:t>
-      </w:r>
-      <w:r>
-        <w:rPr>
-          <w:rFonts w:ascii="Times New Roman" w:hAnsi="Times New Roman" w:eastAsia="宋体"/>
-          <w:b w:val="0"/>
-          <w:sz w:val="18"/>
-        </w:rPr>
-        <w:t>（</w:t>
+        <w:t xml:space="preserve">差距的方向与存在性不受测量口径影响，幅度则随口径变化：由上述三对配对测得 1.30–1.58 倍。以 buffered 读与错误单元尺寸得到的速率（1007 / 1058 / 1358 / 2926 MB/s）不满足与引擎同口径——其单元大小取 17600000，而引擎实际 </w:t>
       </w:r>
       <w:r>
         <w:rPr>
@@ -6006,7 +6075,7 @@
           <w:color w:val="000080"/>
           <w:sz w:val="18"/>
         </w:rPr>
-        <w:t>reports/gateab_ab/v36_devrate/</w:t>
+        <w:t>l2.slot_bytes</w:t>
       </w:r>
       <w:r>
         <w:rPr>
@@ -6014,7 +6083,7 @@
           <w:b w:val="0"/>
           <w:sz w:val="18"/>
         </w:rPr>
-        <w:t>、</w:t>
+        <w:t xml:space="preserve"> 为 17547264（引擎启动行 </w:t>
       </w:r>
       <w:r>
         <w:rPr>
@@ -6022,7 +6091,7 @@
           <w:color w:val="000080"/>
           <w:sz w:val="18"/>
         </w:rPr>
-        <w:t>v37_burst/</w:t>
+        <w:t>expert L2 exact:</w:t>
       </w:r>
       <w:r>
         <w:rPr>
@@ -6030,7 +6099,7 @@
           <w:b w:val="0"/>
           <w:sz w:val="18"/>
         </w:rPr>
-        <w:t>）。</w:t>
+        <w:t xml:space="preserve"> 给出），每槽偏移多 52736 字节，读到第 100 槽已偏离 5.27 MB。</w:t>
       </w:r>
       <w:r>
         <w:rPr>
@@ -6038,15 +6107,7 @@
           <w:b/>
           <w:sz w:val="18"/>
         </w:rPr>
-        <w:t>二者相差至少 2.7 倍，差距的方向与存在性成立；幅度不可定量</w:t>
-      </w:r>
-      <w:r>
-        <w:rPr>
-          <w:rFonts w:ascii="Times New Roman" w:hAnsi="Times New Roman" w:eastAsia="宋体"/>
-          <w:b w:val="0"/>
-          <w:sz w:val="18"/>
-        </w:rPr>
-        <w:t>，理由如下。</w:t>
+        <w:t>故本文只报配对口径下的 1.30–1.58 倍。</w:t>
       </w:r>
     </w:p>
     <w:p>
@@ -6060,7 +6121,7 @@
           <w:b w:val="0"/>
           <w:sz w:val="18"/>
         </w:rPr>
-        <w:t>该差距以同盘、同单元（</w:t>
+        <w:t>该差距不是盘在短突发下的固有行为。</w:t>
       </w:r>
       <w:r>
         <w:rPr>
@@ -6068,7 +6129,7 @@
           <w:color w:val="000080"/>
           <w:sz w:val="18"/>
         </w:rPr>
-        <w:t>l2.slot_bytes</w:t>
+        <w:t>v37_burst</w:t>
       </w:r>
       <w:r>
         <w:rPr>
@@ -6076,7 +6137,21 @@
           <w:b w:val="0"/>
           <w:sz w:val="18"/>
         </w:rPr>
-        <w:t xml:space="preserve"> = 17547264）、O_DIRECT、主干顺序流与专家散乱流同盘并发、210 s 连续、3 对交错配对测得（</w:t>
+        <w:t xml:space="preserve"> 把突发粒度从 3 变到 74 slot/段（跨 25 倍）并加入停顿，五个臂的中位数落在 1110–1254 MB/s，无单调趋势。§4.6 的配对测量同样支持：4M 块下设备在 4 流后不再增益（1626 → 1602 MB/s，4 至 32 流），说明差距不是设备并发能力不足。</w:t>
+      </w:r>
+    </w:p>
+    <w:p>
+      <w:pPr>
+        <w:spacing w:after="40" w:line="276" w:lineRule="auto"/>
+        <w:ind w:firstLine="360"/>
+      </w:pPr>
+      <w:r>
+        <w:rPr>
+          <w:rFonts w:ascii="Times New Roman" w:hAnsi="Times New Roman" w:eastAsia="宋体"/>
+          <w:b w:val="0"/>
+          <w:sz w:val="18"/>
+        </w:rPr>
+        <w:t>测量口径上的一个限制值得记录：同一连续臂在两轮独立测量间可相差 47%（1786 对 1214 MB/s），</w:t>
       </w:r>
       <w:r>
         <w:rPr>
@@ -6084,7 +6159,7 @@
           <w:color w:val="000080"/>
           <w:sz w:val="18"/>
         </w:rPr>
-        <w:t>reports/gateab_ab/v58_mix/ratios.txt</w:t>
+        <w:t>v37_burst</w:t>
       </w:r>
       <w:r>
         <w:rPr>
@@ -6092,11 +6167,520 @@
           <w:b w:val="0"/>
           <w:sz w:val="18"/>
         </w:rPr>
-        <w:t>）：</w:t>
+        <w:t xml:space="preserve"> 五个臂中四个按 IQR/中位数 超 0.15 判为噪声。</w:t>
+      </w:r>
+      <w:r>
+        <w:rPr>
+          <w:rFonts w:ascii="Times New Roman" w:hAnsi="Times New Roman" w:eastAsia="宋体"/>
+          <w:b/>
+          <w:sz w:val="18"/>
+        </w:rPr>
+        <w:t>因此单次存储测量不足以支撑倍数结论</w:t>
+      </w:r>
+      <w:r>
+        <w:rPr>
+          <w:rFonts w:ascii="Times New Roman" w:hAnsi="Times New Roman" w:eastAsia="宋体"/>
+          <w:b w:val="0"/>
+          <w:sz w:val="18"/>
+        </w:rPr>
+        <w:t>；上表的倍数由设备臂与引擎臂同窗口交替取得，代价是每对需 210 s 连续窗口。</w:t>
       </w:r>
     </w:p>
     <w:p>
       <w:pPr>
+        <w:spacing w:after="40" w:line="276" w:lineRule="auto"/>
+        <w:ind w:firstLine="360"/>
+      </w:pPr>
+      <w:r>
+        <w:rPr>
+          <w:rFonts w:ascii="Times New Roman" w:hAnsi="Times New Roman" w:eastAsia="宋体"/>
+          <w:b/>
+          <w:sz w:val="18"/>
+        </w:rPr>
+        <w:t>因此本节的结论是：差距存在，为 1.30–1.58 倍，机制已在引擎内定位为算术与 I/O 串行化（§4.6）。</w:t>
+      </w:r>
+      <w:r>
+        <w:rPr>
+          <w:rFonts w:ascii="Times New Roman" w:hAnsi="Times New Roman" w:eastAsia="宋体"/>
+          <w:b w:val="0"/>
+          <w:sz w:val="18"/>
+        </w:rPr>
+        <w:t xml:space="preserve"> 该差距不足以支撑"端到端可进入 30 s 量级"的预期——串行化的一部分（跨层流水）经建模上限仅约 4%。</w:t>
+      </w:r>
+    </w:p>
+    <w:p>
+      <w:pPr>
+        <w:spacing w:after="40" w:line="276" w:lineRule="auto"/>
+        <w:ind w:firstLine="360"/>
+      </w:pPr>
+      <w:r>
+        <w:rPr>
+          <w:rFonts w:ascii="Times New Roman" w:hAnsi="Times New Roman" w:eastAsia="宋体"/>
+          <w:b/>
+          <w:sz w:val="18"/>
+        </w:rPr>
+        <w:t>关于"改进测量方法"这一步能走多远，说明其上限。</w:t>
+      </w:r>
+      <w:r>
+        <w:rPr>
+          <w:rFonts w:ascii="Times New Roman" w:hAnsi="Times New Roman" w:eastAsia="宋体"/>
+          <w:b w:val="0"/>
+          <w:sz w:val="18"/>
+        </w:rPr>
+        <w:t xml:space="preserve"> 共享环境下资源消耗的精确观测是一个成熟领域，其手段是硬件性能计数器：DRAM 控制器计数器测内存带宽占用、per-core LLC miss 计数器定位干扰源（Caladan, OSDI'20）、Intel RDT 按组配额并归因内存占用（DC-Store, FAST'20）。</w:t>
+      </w:r>
+      <w:r>
+        <w:rPr>
+          <w:rFonts w:ascii="Times New Roman" w:hAnsi="Times New Roman" w:eastAsia="宋体"/>
+          <w:b/>
+          <w:sz w:val="18"/>
+        </w:rPr>
+        <w:t>本机不具备其中任何一项</w:t>
+      </w:r>
+      <w:r>
+        <w:rPr>
+          <w:rFonts w:ascii="Times New Roman" w:hAnsi="Times New Roman" w:eastAsia="宋体"/>
+          <w:b w:val="0"/>
+          <w:sz w:val="18"/>
+        </w:rPr>
+        <w:t>：</w:t>
+      </w:r>
+      <w:r>
+        <w:rPr>
+          <w:rFonts w:ascii="Consolas" w:hAnsi="Consolas"/>
+          <w:color w:val="000080"/>
+          <w:sz w:val="18"/>
+        </w:rPr>
+        <w:t>/sys/bus/event_source/devices</w:t>
+      </w:r>
+      <w:r>
+        <w:rPr>
+          <w:rFonts w:ascii="Times New Roman" w:hAnsi="Times New Roman" w:eastAsia="宋体"/>
+          <w:b w:val="0"/>
+          <w:sz w:val="18"/>
+        </w:rPr>
+        <w:t xml:space="preserve"> 仅暴露 </w:t>
+      </w:r>
+      <w:r>
+        <w:rPr>
+          <w:rFonts w:ascii="Consolas" w:hAnsi="Consolas"/>
+          <w:color w:val="000080"/>
+          <w:sz w:val="18"/>
+        </w:rPr>
+        <w:t>breakpoint / kprobe / msr / software / tracepoint / uprobe</w:t>
+      </w:r>
+      <w:r>
+        <w:rPr>
+          <w:rFonts w:ascii="Times New Roman" w:hAnsi="Times New Roman" w:eastAsia="宋体"/>
+          <w:b w:val="0"/>
+          <w:sz w:val="18"/>
+        </w:rPr>
+        <w:t xml:space="preserve">，无 </w:t>
+      </w:r>
+      <w:r>
+        <w:rPr>
+          <w:rFonts w:ascii="Consolas" w:hAnsi="Consolas"/>
+          <w:color w:val="000080"/>
+          <w:sz w:val="18"/>
+        </w:rPr>
+        <w:t>cpu</w:t>
+      </w:r>
+      <w:r>
+        <w:rPr>
+          <w:rFonts w:ascii="Times New Roman" w:hAnsi="Times New Roman" w:eastAsia="宋体"/>
+          <w:b w:val="0"/>
+          <w:sz w:val="18"/>
+        </w:rPr>
+        <w:t xml:space="preserve"> 事件源、无 </w:t>
+      </w:r>
+      <w:r>
+        <w:rPr>
+          <w:rFonts w:ascii="Consolas" w:hAnsi="Consolas"/>
+          <w:color w:val="000080"/>
+          <w:sz w:val="18"/>
+        </w:rPr>
+        <w:t>uncore_imc_*</w:t>
+      </w:r>
+      <w:r>
+        <w:rPr>
+          <w:rFonts w:ascii="Times New Roman" w:hAnsi="Times New Roman" w:eastAsia="宋体"/>
+          <w:b w:val="0"/>
+          <w:sz w:val="18"/>
+        </w:rPr>
+        <w:t xml:space="preserve">、无 </w:t>
+      </w:r>
+      <w:r>
+        <w:rPr>
+          <w:rFonts w:ascii="Consolas" w:hAnsi="Consolas"/>
+          <w:color w:val="000080"/>
+          <w:sz w:val="18"/>
+        </w:rPr>
+        <w:t>/dev/cpu/0/msr</w:t>
+      </w:r>
+      <w:r>
+        <w:rPr>
+          <w:rFonts w:ascii="Times New Roman" w:hAnsi="Times New Roman" w:eastAsia="宋体"/>
+          <w:b w:val="0"/>
+          <w:sz w:val="18"/>
+        </w:rPr>
+        <w:t xml:space="preserve">、无 </w:t>
+      </w:r>
+      <w:r>
+        <w:rPr>
+          <w:rFonts w:ascii="Consolas" w:hAnsi="Consolas"/>
+          <w:color w:val="000080"/>
+          <w:sz w:val="18"/>
+        </w:rPr>
+        <w:t>/dev/perf_event</w:t>
+      </w:r>
+      <w:r>
+        <w:rPr>
+          <w:rFonts w:ascii="Times New Roman" w:hAnsi="Times New Roman" w:eastAsia="宋体"/>
+          <w:b w:val="0"/>
+          <w:sz w:val="18"/>
+        </w:rPr>
+        <w:t xml:space="preserve">、无 </w:t>
+      </w:r>
+      <w:r>
+        <w:rPr>
+          <w:rFonts w:ascii="Consolas" w:hAnsi="Consolas"/>
+          <w:color w:val="000080"/>
+          <w:sz w:val="18"/>
+        </w:rPr>
+        <w:t>/sys/fs/resctrl</w:t>
+      </w:r>
+      <w:r>
+        <w:rPr>
+          <w:rFonts w:ascii="Times New Roman" w:hAnsi="Times New Roman" w:eastAsia="宋体"/>
+          <w:b w:val="0"/>
+          <w:sz w:val="18"/>
+        </w:rPr>
+        <w:t xml:space="preserve">，原因是 WSL2 的 hypervisor 不向客户机虚拟化 PMU。故本机可用的观测面仅为 </w:t>
+      </w:r>
+      <w:r>
+        <w:rPr>
+          <w:rFonts w:ascii="Consolas" w:hAnsi="Consolas"/>
+          <w:color w:val="000080"/>
+          <w:sz w:val="18"/>
+        </w:rPr>
+        <w:t>/proc/diskstats</w:t>
+      </w:r>
+      <w:r>
+        <w:rPr>
+          <w:rFonts w:ascii="Times New Roman" w:hAnsi="Times New Roman" w:eastAsia="宋体"/>
+          <w:b w:val="0"/>
+          <w:sz w:val="18"/>
+        </w:rPr>
+        <w:t>、</w:t>
+      </w:r>
+      <w:r>
+        <w:rPr>
+          <w:rFonts w:ascii="Consolas" w:hAnsi="Consolas"/>
+          <w:color w:val="000080"/>
+          <w:sz w:val="18"/>
+        </w:rPr>
+        <w:t>/proc/vmstat</w:t>
+      </w:r>
+      <w:r>
+        <w:rPr>
+          <w:rFonts w:ascii="Times New Roman" w:hAnsi="Times New Roman" w:eastAsia="宋体"/>
+          <w:b w:val="0"/>
+          <w:sz w:val="18"/>
+        </w:rPr>
+        <w:t>、引擎自带台账与逐相位时间线四者，</w:t>
+      </w:r>
+      <w:r>
+        <w:rPr>
+          <w:rFonts w:ascii="Times New Roman" w:hAnsi="Times New Roman" w:eastAsia="宋体"/>
+          <w:b/>
+          <w:sz w:val="18"/>
+        </w:rPr>
+        <w:t>均为操作系统层投影，无法做得更细</w:t>
+      </w:r>
+      <w:r>
+        <w:rPr>
+          <w:rFonts w:ascii="Times New Roman" w:hAnsi="Times New Roman" w:eastAsia="宋体"/>
+          <w:b w:val="0"/>
+          <w:sz w:val="18"/>
+        </w:rPr>
+        <w:t>。</w:t>
+      </w:r>
+    </w:p>
+    <w:p>
+      <w:pPr>
+        <w:spacing w:after="40" w:line="276" w:lineRule="auto"/>
+        <w:ind w:firstLine="360"/>
+      </w:pPr>
+      <w:r>
+        <w:rPr>
+          <w:rFonts w:ascii="Times New Roman" w:hAnsi="Times New Roman" w:eastAsia="宋体"/>
+          <w:b w:val="0"/>
+          <w:sz w:val="18"/>
+        </w:rPr>
+        <w:t>因此本节的方法论结论是：</w:t>
+      </w:r>
+      <w:r>
+        <w:rPr>
+          <w:rFonts w:ascii="Times New Roman" w:hAnsi="Times New Roman" w:eastAsia="宋体"/>
+          <w:b/>
+          <w:sz w:val="18"/>
+        </w:rPr>
+        <w:t>在缺少硬件计数器的宿主上，结论只能以配对差形式给出</w:t>
+      </w:r>
+      <w:r>
+        <w:rPr>
+          <w:rFonts w:ascii="Times New Roman" w:hAnsi="Times New Roman" w:eastAsia="宋体"/>
+          <w:b w:val="0"/>
+          <w:sz w:val="18"/>
+        </w:rPr>
+        <w:t>（相邻运行共享同一段漂移，差值将漂移消去），而不能以绝对速率给出。本文 §5.2 采用的正是这一形式：交错重复的 32/15 与 6/40 两臂之差约 25%，是两臂各自中位数相减、而非两臂水平值互比。</w:t>
+      </w:r>
+      <w:r>
+        <w:rPr>
+          <w:rFonts w:ascii="Times New Roman" w:hAnsi="Times New Roman" w:eastAsia="宋体"/>
+          <w:b/>
+          <w:sz w:val="18"/>
+        </w:rPr>
+        <w:t>"至少 2.7 倍"这一表述同样是有意为之。它是在当前测量质量下唯一形态正确的陈述形式。</w:t>
+      </w:r>
+    </w:p>
+    <w:p>
+      <w:pPr>
+        <w:spacing w:after="40" w:line="276" w:lineRule="auto"/>
+        <w:ind w:firstLine="360"/>
+      </w:pPr>
+      <w:r>
+        <w:rPr>
+          <w:rFonts w:ascii="Times New Roman" w:hAnsi="Times New Roman" w:eastAsia="宋体"/>
+          <w:b w:val="0"/>
+          <w:sz w:val="18"/>
+        </w:rPr>
+        <w:t>方法学上，本节记录</w:t>
+      </w:r>
+      <w:r>
+        <w:rPr>
+          <w:rFonts w:ascii="Times New Roman" w:hAnsi="Times New Roman" w:eastAsia="宋体"/>
+          <w:b/>
+          <w:sz w:val="18"/>
+        </w:rPr>
+        <w:t>三次被自身数据推翻的归因</w:t>
+      </w:r>
+      <w:r>
+        <w:rPr>
+          <w:rFonts w:ascii="Times New Roman" w:hAnsi="Times New Roman" w:eastAsia="宋体"/>
+          <w:b w:val="0"/>
+          <w:sz w:val="18"/>
+        </w:rPr>
+        <w:t>：先据“顺序 890 对局部 453”推断代价源于“层序连续性”，再据单次直接测量推断“盘可达 1418 而引擎损失 68%”，最后据重建探针的 1786 MB/s 推断“引擎有 4.4 倍 inefficiency”。前者被并发实验与分散度对照推翻；第二次被重复性实验推翻；第三次被自身的重复测量推翻。</w:t>
+      </w:r>
+      <w:r>
+        <w:rPr>
+          <w:rFonts w:ascii="Consolas" w:hAnsi="Consolas"/>
+          <w:color w:val="000080"/>
+          <w:sz w:val="18"/>
+        </w:rPr>
+        <w:t>v36_devrate</w:t>
+      </w:r>
+      <w:r>
+        <w:rPr>
+          <w:rFonts w:ascii="Times New Roman" w:hAnsi="Times New Roman" w:eastAsia="宋体"/>
+          <w:b w:val="0"/>
+          <w:sz w:val="18"/>
+        </w:rPr>
+        <w:t xml:space="preserve"> 报 1786 MB/s 而 </w:t>
+      </w:r>
+      <w:r>
+        <w:rPr>
+          <w:rFonts w:ascii="Consolas" w:hAnsi="Consolas"/>
+          <w:color w:val="000080"/>
+          <w:sz w:val="18"/>
+        </w:rPr>
+        <w:t>v37_burst</w:t>
+      </w:r>
+      <w:r>
+        <w:rPr>
+          <w:rFonts w:ascii="Times New Roman" w:hAnsi="Times New Roman" w:eastAsia="宋体"/>
+          <w:b w:val="0"/>
+          <w:sz w:val="18"/>
+        </w:rPr>
+        <w:t xml:space="preserve"> 的同一臂报 1214 MB/s，相差 47%，且五臂中四臂 IQR/中位数 超 0.15 而判 NOISY。</w:t>
+      </w:r>
+      <w:r>
+        <w:rPr>
+          <w:rFonts w:ascii="Times New Roman" w:hAnsi="Times New Roman" w:eastAsia="宋体"/>
+          <w:b/>
+          <w:sz w:val="18"/>
+        </w:rPr>
+        <w:t>故按规程第 4 节，"至少 2.7 倍"之外再给任何倍数。</w:t>
+      </w:r>
+    </w:p>
+    <w:p>
+      <w:pPr>
+        <w:spacing w:after="40" w:line="276" w:lineRule="auto"/>
+        <w:ind w:firstLine="360"/>
+      </w:pPr>
+      <w:r>
+        <w:rPr>
+          <w:rFonts w:ascii="Times New Roman" w:hAnsi="Times New Roman" w:eastAsia="宋体"/>
+          <w:b w:val="0"/>
+          <w:sz w:val="18"/>
+        </w:rPr>
+        <w:t>教训有三：其一，以两条流的速率差反推机制，先排除并发度这一混淆项；其二，</w:t>
+      </w:r>
+      <w:r>
+        <w:rPr>
+          <w:rFonts w:ascii="Times New Roman" w:hAnsi="Times New Roman" w:eastAsia="宋体"/>
+          <w:b/>
+          <w:sz w:val="18"/>
+        </w:rPr>
+        <w:t>单次存储测量不足以支撑百分比结论</w:t>
+      </w:r>
+      <w:r>
+        <w:rPr>
+          <w:rFonts w:ascii="Times New Roman" w:hAnsi="Times New Roman" w:eastAsia="宋体"/>
+          <w:b w:val="0"/>
+          <w:sz w:val="18"/>
+        </w:rPr>
+        <w:t>；其三，</w:t>
+      </w:r>
+      <w:r>
+        <w:rPr>
+          <w:rFonts w:ascii="Times New Roman" w:hAnsi="Times New Roman" w:eastAsia="宋体"/>
+          <w:b/>
+          <w:sz w:val="18"/>
+        </w:rPr>
+        <w:t>同一条规程重做一遍仍然可能不合格</w:t>
+      </w:r>
+      <w:r>
+        <w:rPr>
+          <w:rFonts w:ascii="Times New Roman" w:hAnsi="Times New Roman" w:eastAsia="宋体"/>
+          <w:b w:val="0"/>
+          <w:sz w:val="18"/>
+        </w:rPr>
+        <w:t>。</w:t>
+      </w:r>
+      <w:r>
+        <w:rPr>
+          <w:rFonts w:ascii="Consolas" w:hAnsi="Consolas"/>
+          <w:color w:val="000080"/>
+          <w:sz w:val="18"/>
+        </w:rPr>
+        <w:t>v36</w:t>
+      </w:r>
+      <w:r>
+        <w:rPr>
+          <w:rFonts w:ascii="Times New Roman" w:hAnsi="Times New Roman" w:eastAsia="宋体"/>
+          <w:b w:val="0"/>
+          <w:sz w:val="18"/>
+        </w:rPr>
+        <w:t xml:space="preserve"> 严格照 </w:t>
+      </w:r>
+      <w:r>
+        <w:rPr>
+          <w:rFonts w:ascii="Consolas" w:hAnsi="Consolas"/>
+          <w:color w:val="000080"/>
+          <w:sz w:val="18"/>
+        </w:rPr>
+        <w:t>BENCH_PROTO</w:t>
+      </w:r>
+      <w:r>
+        <w:rPr>
+          <w:rFonts w:ascii="Times New Roman" w:hAnsi="Times New Roman" w:eastAsia="宋体"/>
+          <w:b w:val="0"/>
+          <w:sz w:val="18"/>
+        </w:rPr>
+        <w:t xml:space="preserve"> 全部条款执行（O_DIRECT、引擎实际单元、丢弃预热、n=5 交错、报 IQR），结果自身 IQR 0.030 看似合格，却在下一轮的同协议复测中偏了 47%。</w:t>
+      </w:r>
+      <w:r>
+        <w:rPr>
+          <w:rFonts w:ascii="Times New Roman" w:hAnsi="Times New Roman" w:eastAsia="宋体"/>
+          <w:b/>
+          <w:sz w:val="18"/>
+        </w:rPr>
+        <w:t>一次合格不构成可复现，可复现跨轮次验证。</w:t>
+      </w:r>
+    </w:p>
+    <w:p>
+      <w:pPr>
+        <w:spacing w:after="40" w:before="80" w:line="240" w:lineRule="auto"/>
+      </w:pPr>
+      <w:r>
+        <w:rPr>
+          <w:rFonts w:ascii="Times New Roman" w:hAnsi="Times New Roman" w:eastAsia="黑体"/>
+          <w:b w:val="0"/>
+          <w:sz w:val="18"/>
+        </w:rPr>
+        <w:t>5.3  排查次序：先问复用落在哪一层</w:t>
+      </w:r>
+    </w:p>
+    <w:p>
+      <w:pPr>
+        <w:spacing w:after="40" w:line="276" w:lineRule="auto"/>
+        <w:ind w:firstLine="360"/>
+      </w:pPr>
+      <w:r>
+        <w:rPr>
+          <w:rFonts w:ascii="Times New Roman" w:hAnsi="Times New Roman" w:eastAsia="宋体"/>
+          <w:b w:val="0"/>
+          <w:sz w:val="18"/>
+        </w:rPr>
+        <w:t>四条次序按"字节还能不能再少"排列，每条给出</w:t>
+      </w:r>
+      <w:r>
+        <w:rPr>
+          <w:rFonts w:ascii="Times New Roman" w:hAnsi="Times New Roman" w:eastAsia="宋体"/>
+          <w:b/>
+          <w:sz w:val="18"/>
+        </w:rPr>
+        <w:t>问什么、读哪个计数器、什么算通过</w:t>
+      </w:r>
+      <w:r>
+        <w:rPr>
+          <w:rFonts w:ascii="Times New Roman" w:hAnsi="Times New Roman" w:eastAsia="宋体"/>
+          <w:b w:val="0"/>
+          <w:sz w:val="18"/>
+        </w:rPr>
+        <w:t>。</w:t>
+      </w:r>
+    </w:p>
+    <w:p>
+      <w:pPr>
+        <w:spacing w:after="40" w:line="276" w:lineRule="auto"/>
+        <w:ind w:firstLine="360"/>
+      </w:pPr>
+      <w:r>
+        <w:rPr>
+          <w:rFonts w:ascii="Times New Roman" w:hAnsi="Times New Roman" w:eastAsia="宋体"/>
+          <w:b w:val="0"/>
+          <w:sz w:val="18"/>
+        </w:rPr>
+        <w:t>次序不可跳：第 2 条不成立时第 3 条无意义，因为数据根本不在需要它的那一层。</w:t>
+      </w:r>
+    </w:p>
+    <w:p>
+      <w:pPr>
+        <w:spacing w:after="40" w:line="276" w:lineRule="auto"/>
+        <w:ind w:firstLine="360"/>
+      </w:pPr>
+      <w:r>
+        <w:rPr>
+          <w:rFonts w:ascii="Times New Roman" w:hAnsi="Times New Roman" w:eastAsia="宋体"/>
+          <w:b/>
+          <w:sz w:val="18"/>
+        </w:rPr>
+        <w:t>① 算法能否免读</w:t>
+      </w:r>
+      <w:r>
+        <w:rPr>
+          <w:rFonts w:ascii="Times New Roman" w:hAnsi="Times New Roman" w:eastAsia="宋体"/>
+          <w:b w:val="0"/>
+          <w:sz w:val="18"/>
+        </w:rPr>
+        <w:t xml:space="preserve"> —— 该数据项是否必被读。</w:t>
+      </w:r>
+    </w:p>
+    <w:p>
+      <w:pPr>
         <w:spacing w:after="0"/>
         <w:ind w:left="170"/>
       </w:pPr>
@@ -6105,7 +6689,7 @@
           <w:rFonts w:ascii="Consolas" w:hAnsi="Consolas"/>
           <w:sz w:val="14"/>
         </w:rPr>
-        <w:t>设备混合形态聚合  1222 / 1136 / 1367 MB/s</w:t>
+        <w:t>读：每词元该层的 READ 字节数</w:t>
       </w:r>
     </w:p>
     <w:p>
@@ -6118,7 +6702,7 @@
           <w:rFonts w:ascii="Consolas" w:hAnsi="Consolas"/>
           <w:sz w:val="14"/>
         </w:rPr>
-        <w:t>引擎聚合（同一窗口）941 / 825 / 863 MB/s</w:t>
+        <w:t>通过：该字节数与 distinct 集核算的预算线同量级，不存在可省的整层读取</w:t>
       </w:r>
     </w:p>
     <w:p>
@@ -6131,7 +6715,7 @@
           <w:rFonts w:ascii="Consolas" w:hAnsi="Consolas"/>
           <w:sz w:val="14"/>
         </w:rPr>
-        <w:t>差距              1.30 / 1.38 / 1.58×</w:t>
+        <w:t>本案例：通过 —— 专家权重每次都要读，无算法级免读空间</w:t>
       </w:r>
     </w:p>
     <w:p>
@@ -6142,130 +6726,209 @@
       <w:r>
         <w:rPr>
           <w:rFonts w:ascii="Times New Roman" w:hAnsi="Times New Roman" w:eastAsia="宋体"/>
+          <w:b/>
+          <w:sz w:val="18"/>
+        </w:rPr>
+        <w:t>② 能否缓存复用</w:t>
+      </w:r>
+      <w:r>
+        <w:rPr>
+          <w:rFonts w:ascii="Times New Roman" w:hAnsi="Times New Roman" w:eastAsia="宋体"/>
           <w:b w:val="0"/>
           <w:sz w:val="18"/>
         </w:rPr>
-        <w:t xml:space="preserve">差距的方向与存在性不受测量口径影响，幅度则随口径变化：由上述三对配对测得 1.30–1.58 倍。以 buffered 读与错误单元尺寸得到的速率（1007 / 1058 / 1358 / 2926 MB/s）不满足与引擎同口径——其单元大小取 17600000，而引擎实际 </w:t>
-      </w:r>
-      <w:r>
-        <w:rPr>
-          <w:rFonts w:ascii="Consolas" w:hAnsi="Consolas"/>
-          <w:color w:val="000080"/>
-          <w:sz w:val="18"/>
-        </w:rPr>
-        <w:t>l2.slot_bytes</w:t>
-      </w:r>
-      <w:r>
-        <w:rPr>
-          <w:rFonts w:ascii="Times New Roman" w:hAnsi="Times New Roman" w:eastAsia="宋体"/>
-          <w:b w:val="0"/>
-          <w:sz w:val="18"/>
-        </w:rPr>
-        <w:t xml:space="preserve"> 为 17547264（引擎启动行 </w:t>
-      </w:r>
-      <w:r>
-        <w:rPr>
-          <w:rFonts w:ascii="Consolas" w:hAnsi="Consolas"/>
-          <w:color w:val="000080"/>
-          <w:sz w:val="18"/>
-        </w:rPr>
-        <w:t>expert L2 exact:</w:t>
-      </w:r>
-      <w:r>
-        <w:rPr>
-          <w:rFonts w:ascii="Times New Roman" w:hAnsi="Times New Roman" w:eastAsia="宋体"/>
-          <w:b w:val="0"/>
-          <w:sz w:val="18"/>
-        </w:rPr>
-        <w:t xml:space="preserve"> 给出），每槽偏移多 52736 字节，读到第 100 槽已偏离 5.27 MB。</w:t>
-      </w:r>
-      <w:r>
-        <w:rPr>
-          <w:rFonts w:ascii="Times New Roman" w:hAnsi="Times New Roman" w:eastAsia="宋体"/>
-          <w:b/>
-          <w:sz w:val="18"/>
-        </w:rPr>
-        <w:t>故本文只报配对口径下的 1.30–1.58 倍。</w:t>
+        <w:t xml:space="preserve"> —— 读取结果能否在最快层 M_k 驻留并被复用（原则的在场条件）。</w:t>
       </w:r>
     </w:p>
     <w:p>
       <w:pPr>
+        <w:spacing w:after="0"/>
+        <w:ind w:left="170"/>
+      </w:pPr>
+      <w:r>
+        <w:rPr>
+          <w:rFonts w:ascii="Consolas" w:hAnsi="Consolas"/>
+          <w:sz w:val="14"/>
+        </w:rPr>
+        <w:t>读：驻留量 ÷ distinct 集大小；命中满格时的 READ 字节数是否 &lt; 预算线</w:t>
+      </w:r>
+    </w:p>
+    <w:p>
+      <w:pPr>
+        <w:spacing w:after="0"/>
+        <w:ind w:left="170"/>
+      </w:pPr>
+      <w:r>
+        <w:rPr>
+          <w:rFonts w:ascii="Consolas" w:hAnsi="Consolas"/>
+          <w:sz w:val="14"/>
+        </w:rPr>
+        <w:t>通过：命中率满格**且** READ 字节回落至下界</w:t>
+      </w:r>
+    </w:p>
+    <w:p>
+      <w:pPr>
+        <w:spacing w:after="0"/>
+        <w:ind w:left="170"/>
+      </w:pPr>
+      <w:r>
+        <w:rPr>
+          <w:rFonts w:ascii="Consolas" w:hAnsi="Consolas"/>
+          <w:sz w:val="14"/>
+        </w:rPr>
+        <w:t>失败特征：命中率满格而字节不降 —— 命中只换了介质</w:t>
+      </w:r>
+    </w:p>
+    <w:p>
+      <w:pPr>
+        <w:spacing w:after="0"/>
+        <w:ind w:left="170"/>
+      </w:pPr>
+      <w:r>
+        <w:rPr>
+          <w:rFonts w:ascii="Consolas" w:hAnsi="Consolas"/>
+          <w:sz w:val="14"/>
+        </w:rPr>
+        <w:t>本案例：失守。阶段 B 命中率 100% 而字节仍 25.83 GB/词元，一字未省</w:t>
+      </w:r>
+    </w:p>
+    <w:p>
+      <w:pPr>
         <w:spacing w:after="40" w:line="276" w:lineRule="auto"/>
         <w:ind w:firstLine="360"/>
       </w:pPr>
       <w:r>
         <w:rPr>
           <w:rFonts w:ascii="Times New Roman" w:hAnsi="Times New Roman" w:eastAsia="宋体"/>
+          <w:b/>
+          <w:sz w:val="18"/>
+        </w:rPr>
+        <w:t>③ 落层位置</w:t>
+      </w:r>
+      <w:r>
+        <w:rPr>
+          <w:rFonts w:ascii="Times New Roman" w:hAnsi="Times New Roman" w:eastAsia="宋体"/>
           <w:b w:val="0"/>
           <w:sz w:val="18"/>
         </w:rPr>
-        <w:t>该差距不是盘在短突发下的固有行为。</w:t>
-      </w:r>
-      <w:r>
-        <w:rPr>
-          <w:rFonts w:ascii="Consolas" w:hAnsi="Consolas"/>
-          <w:color w:val="000080"/>
-          <w:sz w:val="18"/>
-        </w:rPr>
-        <w:t>v37_burst</w:t>
-      </w:r>
-      <w:r>
-        <w:rPr>
-          <w:rFonts w:ascii="Times New Roman" w:hAnsi="Times New Roman" w:eastAsia="宋体"/>
-          <w:b w:val="0"/>
-          <w:sz w:val="18"/>
-        </w:rPr>
-        <w:t xml:space="preserve"> 把突发粒度从 3 变到 74 slot/段（跨 25 倍）并加入停顿，五个臂的中位数落在 1110–1254 MB/s，无单调趋势。§4.6 的配对测量同样支持：4M 块下设备在 4 流后不再增益（1626 → 1602 MB/s，4 至 32 流），说明差距不是设备并发能力不足。</w:t>
+        <w:t xml:space="preserve"> —— 若必从低速层读取，权重是否至少置于参与路径中更快的层。</w:t>
       </w:r>
     </w:p>
     <w:p>
       <w:pPr>
+        <w:spacing w:after="0"/>
+        <w:ind w:left="170"/>
+      </w:pPr>
+      <w:r>
+        <w:rPr>
+          <w:rFonts w:ascii="Consolas" w:hAnsi="Consolas"/>
+          <w:sz w:val="14"/>
+        </w:rPr>
+        <w:t>读：分层字节读数。某层读数是否已达其 distinct 下界</w:t>
+      </w:r>
+    </w:p>
+    <w:p>
+      <w:pPr>
+        <w:spacing w:after="0"/>
+        <w:ind w:left="170"/>
+      </w:pPr>
+      <w:r>
+        <w:rPr>
+          <w:rFonts w:ascii="Consolas" w:hAnsi="Consolas"/>
+          <w:sz w:val="14"/>
+        </w:rPr>
+        <w:t>通过：低速层读数 ≤ 下界（本案例为 1 次 distinct）</w:t>
+      </w:r>
+    </w:p>
+    <w:p>
+      <w:pPr>
+        <w:spacing w:after="0"/>
+        <w:ind w:left="170"/>
+      </w:pPr>
+      <w:r>
+        <w:rPr>
+          <w:rFonts w:ascii="Consolas" w:hAnsi="Consolas"/>
+          <w:sz w:val="14"/>
+        </w:rPr>
+        <w:t>失败特征：低速层每词元全量重读。修复手段是迁层而非调参</w:t>
+      </w:r>
+    </w:p>
+    <w:p>
+      <w:pPr>
+        <w:spacing w:after="0"/>
+        <w:ind w:left="170"/>
+      </w:pPr>
+      <w:r>
+        <w:rPr>
+          <w:rFonts w:ascii="Consolas" w:hAnsi="Consolas"/>
+          <w:sz w:val="14"/>
+        </w:rPr>
+        <w:t>本案例：部分失守。低速盘全量重读占该阶段端到端 94%</w:t>
+      </w:r>
+    </w:p>
+    <w:p>
+      <w:pPr>
         <w:spacing w:after="40" w:line="276" w:lineRule="auto"/>
         <w:ind w:firstLine="360"/>
       </w:pPr>
       <w:r>
         <w:rPr>
           <w:rFonts w:ascii="Times New Roman" w:hAnsi="Times New Roman" w:eastAsia="宋体"/>
+          <w:b/>
+          <w:sz w:val="18"/>
+        </w:rPr>
+        <w:t>④ 落层前压缩</w:t>
+      </w:r>
+      <w:r>
+        <w:rPr>
+          <w:rFonts w:ascii="Times New Roman" w:hAnsi="Times New Roman" w:eastAsia="宋体"/>
           <w:b w:val="0"/>
           <w:sz w:val="18"/>
         </w:rPr>
-        <w:t>测量口径上的一个限制值得记录：同一连续臂在两轮独立测量间可相差 47%（1786 对 1214 MB/s），</w:t>
-      </w:r>
-      <w:r>
-        <w:rPr>
-          <w:rFonts w:ascii="Consolas" w:hAnsi="Consolas"/>
-          <w:color w:val="000080"/>
-          <w:sz w:val="18"/>
-        </w:rPr>
-        <w:t>v37_burst</w:t>
-      </w:r>
-      <w:r>
-        <w:rPr>
-          <w:rFonts w:ascii="Times New Roman" w:hAnsi="Times New Roman" w:eastAsia="宋体"/>
-          <w:b w:val="0"/>
-          <w:sz w:val="18"/>
-        </w:rPr>
-        <w:t xml:space="preserve"> 五个臂中四个按 IQR/中位数 超 0.15 判为噪声。</w:t>
-      </w:r>
-      <w:r>
-        <w:rPr>
-          <w:rFonts w:ascii="Times New Roman" w:hAnsi="Times New Roman" w:eastAsia="宋体"/>
-          <w:b/>
-          <w:sz w:val="18"/>
-        </w:rPr>
-        <w:t>因此单次存储测量不足以支撑倍数结论</w:t>
-      </w:r>
-      <w:r>
-        <w:rPr>
-          <w:rFonts w:ascii="Times New Roman" w:hAnsi="Times New Roman" w:eastAsia="宋体"/>
-          <w:b w:val="0"/>
-          <w:sz w:val="18"/>
-        </w:rPr>
-        <w:t>；上表的倍数由设备臂与引擎臂同窗口交替取得，代价是每对需 210 s 连续窗口。</w:t>
+        <w:t xml:space="preserve"> —— 能否先压缩再落层，减少届时必搬动的字节。</w:t>
       </w:r>
     </w:p>
     <w:p>
       <w:pPr>
+        <w:spacing w:after="0"/>
+        <w:ind w:left="170"/>
+      </w:pPr>
+      <w:r>
+        <w:rPr>
+          <w:rFonts w:ascii="Consolas" w:hAnsi="Consolas"/>
+          <w:sz w:val="14"/>
+        </w:rPr>
+        <w:t>读：单专家字节 × 激活专家数 × 层数，与预算线比较</w:t>
+      </w:r>
+    </w:p>
+    <w:p>
+      <w:pPr>
+        <w:spacing w:after="0"/>
+        <w:ind w:left="170"/>
+      </w:pPr>
+      <w:r>
+        <w:rPr>
+          <w:rFonts w:ascii="Consolas" w:hAnsi="Consolas"/>
+          <w:sz w:val="14"/>
+        </w:rPr>
+        <w:t>通过：压缩后字节 ≤ 预算线</w:t>
+      </w:r>
+    </w:p>
+    <w:p>
+      <w:pPr>
+        <w:spacing w:after="0"/>
+        <w:ind w:left="170"/>
+      </w:pPr>
+      <w:r>
+        <w:rPr>
+          <w:rFonts w:ascii="Consolas" w:hAnsi="Consolas"/>
+          <w:sz w:val="14"/>
+        </w:rPr>
+        <w:t>本案例：可用而未用（BF8 可压至约 1/4），故本案例的前三条才是主要矛盾</w:t>
+      </w:r>
+    </w:p>
+    <w:p>
+      <w:pPr>
         <w:spacing w:after="40" w:line="276" w:lineRule="auto"/>
         <w:ind w:firstLine="360"/>
       </w:pPr>
@@ -6275,7 +6938,7 @@
           <w:b/>
           <w:sz w:val="18"/>
         </w:rPr>
-        <w:t>因此本节的结论是：差距存在，为 1.30–1.58 倍，机制已在引擎内定位为算术与 I/O 串行化（§4.6）。</w:t>
+        <w:t>四条全部通过后仍有差距，差距就不在复用层。</w:t>
       </w:r>
       <w:r>
         <w:rPr>
@@ -6283,7 +6946,7 @@
           <w:b w:val="0"/>
           <w:sz w:val="18"/>
         </w:rPr>
-        <w:t xml:space="preserve"> 该差距不足以支撑"端到端可进入 30 s 量级"的预期——串行化的一部分（跨层流水）经建模上限仅约 4%。</w:t>
+        <w:t xml:space="preserve"> 此时按 5.2.1 转向可达聚合带宽，</w:t>
       </w:r>
     </w:p>
     <w:p>
@@ -6294,194 +6957,18 @@
       <w:r>
         <w:rPr>
           <w:rFonts w:ascii="Times New Roman" w:hAnsi="Times New Roman" w:eastAsia="宋体"/>
+          <w:b w:val="0"/>
+          <w:sz w:val="18"/>
+        </w:rPr>
+        <w:t xml:space="preserve">并按 5.6 先确认计数器本身可信 —— </w:t>
+      </w:r>
+      <w:r>
+        <w:rPr>
+          <w:rFonts w:ascii="Times New Roman" w:hAnsi="Times New Roman" w:eastAsia="宋体"/>
           <w:b/>
           <w:sz w:val="18"/>
         </w:rPr>
-        <w:t>关于"改进测量方法"这一步能走多远，说明其上限。</w:t>
-      </w:r>
-      <w:r>
-        <w:rPr>
-          <w:rFonts w:ascii="Times New Roman" w:hAnsi="Times New Roman" w:eastAsia="宋体"/>
-          <w:b w:val="0"/>
-          <w:sz w:val="18"/>
-        </w:rPr>
-        <w:t xml:space="preserve"> 共享环境下资源消耗的精确观测是一个成熟领域，其手段是硬件性能计数器：DRAM 控制器计数器测内存带宽占用、per-core LLC miss 计数器定位干扰源（Caladan, OSDI'20）、Intel RDT 按组配额并归因内存占用（DC-Store, FAST'20）。</w:t>
-      </w:r>
-      <w:r>
-        <w:rPr>
-          <w:rFonts w:ascii="Times New Roman" w:hAnsi="Times New Roman" w:eastAsia="宋体"/>
-          <w:b/>
-          <w:sz w:val="18"/>
-        </w:rPr>
-        <w:t>本机不具备其中任何一项</w:t>
-      </w:r>
-      <w:r>
-        <w:rPr>
-          <w:rFonts w:ascii="Times New Roman" w:hAnsi="Times New Roman" w:eastAsia="宋体"/>
-          <w:b w:val="0"/>
-          <w:sz w:val="18"/>
-        </w:rPr>
-        <w:t>：</w:t>
-      </w:r>
-      <w:r>
-        <w:rPr>
-          <w:rFonts w:ascii="Consolas" w:hAnsi="Consolas"/>
-          <w:color w:val="000080"/>
-          <w:sz w:val="18"/>
-        </w:rPr>
-        <w:t>/sys/bus/event_source/devices</w:t>
-      </w:r>
-      <w:r>
-        <w:rPr>
-          <w:rFonts w:ascii="Times New Roman" w:hAnsi="Times New Roman" w:eastAsia="宋体"/>
-          <w:b w:val="0"/>
-          <w:sz w:val="18"/>
-        </w:rPr>
-        <w:t xml:space="preserve"> 仅暴露 </w:t>
-      </w:r>
-      <w:r>
-        <w:rPr>
-          <w:rFonts w:ascii="Consolas" w:hAnsi="Consolas"/>
-          <w:color w:val="000080"/>
-          <w:sz w:val="18"/>
-        </w:rPr>
-        <w:t>breakpoint / kprobe / msr / software / tracepoint / uprobe</w:t>
-      </w:r>
-      <w:r>
-        <w:rPr>
-          <w:rFonts w:ascii="Times New Roman" w:hAnsi="Times New Roman" w:eastAsia="宋体"/>
-          <w:b w:val="0"/>
-          <w:sz w:val="18"/>
-        </w:rPr>
-        <w:t xml:space="preserve">，无 </w:t>
-      </w:r>
-      <w:r>
-        <w:rPr>
-          <w:rFonts w:ascii="Consolas" w:hAnsi="Consolas"/>
-          <w:color w:val="000080"/>
-          <w:sz w:val="18"/>
-        </w:rPr>
-        <w:t>cpu</w:t>
-      </w:r>
-      <w:r>
-        <w:rPr>
-          <w:rFonts w:ascii="Times New Roman" w:hAnsi="Times New Roman" w:eastAsia="宋体"/>
-          <w:b w:val="0"/>
-          <w:sz w:val="18"/>
-        </w:rPr>
-        <w:t xml:space="preserve"> 事件源、无 </w:t>
-      </w:r>
-      <w:r>
-        <w:rPr>
-          <w:rFonts w:ascii="Consolas" w:hAnsi="Consolas"/>
-          <w:color w:val="000080"/>
-          <w:sz w:val="18"/>
-        </w:rPr>
-        <w:t>uncore_imc_*</w:t>
-      </w:r>
-      <w:r>
-        <w:rPr>
-          <w:rFonts w:ascii="Times New Roman" w:hAnsi="Times New Roman" w:eastAsia="宋体"/>
-          <w:b w:val="0"/>
-          <w:sz w:val="18"/>
-        </w:rPr>
-        <w:t xml:space="preserve">、无 </w:t>
-      </w:r>
-      <w:r>
-        <w:rPr>
-          <w:rFonts w:ascii="Consolas" w:hAnsi="Consolas"/>
-          <w:color w:val="000080"/>
-          <w:sz w:val="18"/>
-        </w:rPr>
-        <w:t>/dev/cpu/0/msr</w:t>
-      </w:r>
-      <w:r>
-        <w:rPr>
-          <w:rFonts w:ascii="Times New Roman" w:hAnsi="Times New Roman" w:eastAsia="宋体"/>
-          <w:b w:val="0"/>
-          <w:sz w:val="18"/>
-        </w:rPr>
-        <w:t xml:space="preserve">、无 </w:t>
-      </w:r>
-      <w:r>
-        <w:rPr>
-          <w:rFonts w:ascii="Consolas" w:hAnsi="Consolas"/>
-          <w:color w:val="000080"/>
-          <w:sz w:val="18"/>
-        </w:rPr>
-        <w:t>/dev/perf_event</w:t>
-      </w:r>
-      <w:r>
-        <w:rPr>
-          <w:rFonts w:ascii="Times New Roman" w:hAnsi="Times New Roman" w:eastAsia="宋体"/>
-          <w:b w:val="0"/>
-          <w:sz w:val="18"/>
-        </w:rPr>
-        <w:t xml:space="preserve">、无 </w:t>
-      </w:r>
-      <w:r>
-        <w:rPr>
-          <w:rFonts w:ascii="Consolas" w:hAnsi="Consolas"/>
-          <w:color w:val="000080"/>
-          <w:sz w:val="18"/>
-        </w:rPr>
-        <w:t>/sys/fs/resctrl</w:t>
-      </w:r>
-      <w:r>
-        <w:rPr>
-          <w:rFonts w:ascii="Times New Roman" w:hAnsi="Times New Roman" w:eastAsia="宋体"/>
-          <w:b w:val="0"/>
-          <w:sz w:val="18"/>
-        </w:rPr>
-        <w:t xml:space="preserve">，原因是 WSL2 的 hypervisor 不向客户机虚拟化 PMU。故本机可用的观测面仅为 </w:t>
-      </w:r>
-      <w:r>
-        <w:rPr>
-          <w:rFonts w:ascii="Consolas" w:hAnsi="Consolas"/>
-          <w:color w:val="000080"/>
-          <w:sz w:val="18"/>
-        </w:rPr>
-        <w:t>/proc/diskstats</w:t>
-      </w:r>
-      <w:r>
-        <w:rPr>
-          <w:rFonts w:ascii="Times New Roman" w:hAnsi="Times New Roman" w:eastAsia="宋体"/>
-          <w:b w:val="0"/>
-          <w:sz w:val="18"/>
-        </w:rPr>
-        <w:t>、</w:t>
-      </w:r>
-      <w:r>
-        <w:rPr>
-          <w:rFonts w:ascii="Consolas" w:hAnsi="Consolas"/>
-          <w:color w:val="000080"/>
-          <w:sz w:val="18"/>
-        </w:rPr>
-        <w:t>/proc/vmstat</w:t>
-      </w:r>
-      <w:r>
-        <w:rPr>
-          <w:rFonts w:ascii="Times New Roman" w:hAnsi="Times New Roman" w:eastAsia="宋体"/>
-          <w:b w:val="0"/>
-          <w:sz w:val="18"/>
-        </w:rPr>
-        <w:t>、引擎自带台账与逐相位时间线四者，</w:t>
-      </w:r>
-      <w:r>
-        <w:rPr>
-          <w:rFonts w:ascii="Times New Roman" w:hAnsi="Times New Roman" w:eastAsia="宋体"/>
-          <w:b/>
-          <w:sz w:val="18"/>
-        </w:rPr>
-        <w:t>均为操作系统层投影，无法做得更细</w:t>
-      </w:r>
-      <w:r>
-        <w:rPr>
-          <w:rFonts w:ascii="Times New Roman" w:hAnsi="Times New Roman" w:eastAsia="宋体"/>
-          <w:b w:val="0"/>
-          <w:sz w:val="18"/>
-        </w:rPr>
-        <w:t>。</w:t>
+        <w:t>次序反过来会一直查错地方。</w:t>
       </w:r>
     </w:p>
     <w:p>
@@ -6495,35 +6982,24 @@
           <w:b w:val="0"/>
           <w:sz w:val="18"/>
         </w:rPr>
-        <w:t>因此本节的方法论结论是：</w:t>
-      </w:r>
-      <w:r>
-        <w:rPr>
-          <w:rFonts w:ascii="Times New Roman" w:hAnsi="Times New Roman" w:eastAsia="宋体"/>
-          <w:b/>
-          <w:sz w:val="18"/>
-        </w:rPr>
-        <w:t>在缺少硬件计数器的宿主上，结论只能以配对差形式给出</w:t>
-      </w:r>
-      <w:r>
-        <w:rPr>
-          <w:rFonts w:ascii="Times New Roman" w:hAnsi="Times New Roman" w:eastAsia="宋体"/>
-          <w:b w:val="0"/>
-          <w:sz w:val="18"/>
-        </w:rPr>
-        <w:t>（相邻运行共享同一段漂移，差值将漂移消去），而不能以绝对速率给出。本文 §5.2 采用的正是这一形式：交错重复的 32/15 与 6/40 两臂之差约 25%，是两臂各自中位数相减、而非两臂水平值互比。</w:t>
-      </w:r>
-      <w:r>
-        <w:rPr>
-          <w:rFonts w:ascii="Times New Roman" w:hAnsi="Times New Roman" w:eastAsia="宋体"/>
-          <w:b/>
-          <w:sz w:val="18"/>
-        </w:rPr>
-        <w:t>"至少 2.7 倍"这一表述同样是有意为之。它是在当前测量质量下唯一形态正确的陈述形式。</w:t>
+        <w:t>本案例引擎在第 2 条失守（命中不落内存、每次仍重新搬迁字节），第 1、4 条成立：阶段 A 低速盘全量重读占该阶段端到端 94%，阶段 B 命中满格后字节仍照搬 25.83 GB/词元（瓶颈转移到缓存介质带宽）。</w:t>
       </w:r>
     </w:p>
     <w:p>
       <w:pPr>
+        <w:spacing w:after="40" w:before="80" w:line="240" w:lineRule="auto"/>
+      </w:pPr>
+      <w:r>
+        <w:rPr>
+          <w:rFonts w:ascii="Times New Roman" w:hAnsi="Times New Roman" w:eastAsia="黑体"/>
+          <w:b w:val="0"/>
+          <w:sz w:val="18"/>
+        </w:rPr>
+        <w:t>5.4  应用示例：让权重驻留近存设备的装载路径</w:t>
+      </w:r>
+    </w:p>
+    <w:p>
+      <w:pPr>
         <w:spacing w:after="40" w:line="276" w:lineRule="auto"/>
         <w:ind w:firstLine="360"/>
       </w:pPr>
@@ -6533,63 +7009,7 @@
           <w:b w:val="0"/>
           <w:sz w:val="18"/>
         </w:rPr>
-        <w:t>方法学上，本节记录</w:t>
-      </w:r>
-      <w:r>
-        <w:rPr>
-          <w:rFonts w:ascii="Times New Roman" w:hAnsi="Times New Roman" w:eastAsia="宋体"/>
-          <w:b/>
-          <w:sz w:val="18"/>
-        </w:rPr>
-        <w:t>三次被自身数据推翻的归因</w:t>
-      </w:r>
-      <w:r>
-        <w:rPr>
-          <w:rFonts w:ascii="Times New Roman" w:hAnsi="Times New Roman" w:eastAsia="宋体"/>
-          <w:b w:val="0"/>
-          <w:sz w:val="18"/>
-        </w:rPr>
-        <w:t>：先据“顺序 890 对局部 453”推断代价源于“层序连续性”，再据单次直接测量推断“盘可达 1418 而引擎损失 68%”，最后据重建探针的 1786 MB/s 推断“引擎有 4.4 倍 inefficiency”。前者被并发实验与分散度对照推翻；第二次被重复性实验推翻；第三次被自身的重复测量推翻。</w:t>
-      </w:r>
-      <w:r>
-        <w:rPr>
-          <w:rFonts w:ascii="Consolas" w:hAnsi="Consolas"/>
-          <w:color w:val="000080"/>
-          <w:sz w:val="18"/>
-        </w:rPr>
-        <w:t>v36_devrate</w:t>
-      </w:r>
-      <w:r>
-        <w:rPr>
-          <w:rFonts w:ascii="Times New Roman" w:hAnsi="Times New Roman" w:eastAsia="宋体"/>
-          <w:b w:val="0"/>
-          <w:sz w:val="18"/>
-        </w:rPr>
-        <w:t xml:space="preserve"> 报 1786 MB/s 而 </w:t>
-      </w:r>
-      <w:r>
-        <w:rPr>
-          <w:rFonts w:ascii="Consolas" w:hAnsi="Consolas"/>
-          <w:color w:val="000080"/>
-          <w:sz w:val="18"/>
-        </w:rPr>
-        <w:t>v37_burst</w:t>
-      </w:r>
-      <w:r>
-        <w:rPr>
-          <w:rFonts w:ascii="Times New Roman" w:hAnsi="Times New Roman" w:eastAsia="宋体"/>
-          <w:b w:val="0"/>
-          <w:sz w:val="18"/>
-        </w:rPr>
-        <w:t xml:space="preserve"> 的同一臂报 1214 MB/s，相差 47%，且五臂中四臂 IQR/中位数 超 0.15 而判 NOISY。</w:t>
-      </w:r>
-      <w:r>
-        <w:rPr>
-          <w:rFonts w:ascii="Times New Roman" w:hAnsi="Times New Roman" w:eastAsia="宋体"/>
-          <w:b/>
-          <w:sz w:val="18"/>
-        </w:rPr>
-        <w:t>故按规程第 4 节，"至少 2.7 倍"之外再给任何倍数。</w:t>
+        <w:t>以“把 LLM 权重驻留进更靠近计算的介质（如设备内存/近存），由 SSD 装载权重流”的开发路径为例，下界直接给出设计目标与验收方式：</w:t>
       </w:r>
     </w:p>
     <w:p>
@@ -6603,7 +7023,7 @@
           <w:b w:val="0"/>
           <w:sz w:val="18"/>
         </w:rPr>
-        <w:t>教训有三：其一，以两条流的速率差反推机制，先排除并发度这一混淆项；其二，</w:t>
+        <w:t xml:space="preserve">1. </w:t>
       </w:r>
       <w:r>
         <w:rPr>
@@ -6611,7 +7031,7 @@
           <w:b/>
           <w:sz w:val="18"/>
         </w:rPr>
-        <w:t>单次存储测量不足以支撑百分比结论</w:t>
+        <w:t>定预算</w:t>
       </w:r>
       <w:r>
         <w:rPr>
@@ -6619,67 +7039,85 @@
           <w:b w:val="0"/>
           <w:sz w:val="18"/>
         </w:rPr>
-        <w:t>；其三，</w:t>
-      </w:r>
-      <w:r>
-        <w:rPr>
-          <w:rFonts w:ascii="Times New Roman" w:hAnsi="Times New Roman" w:eastAsia="宋体"/>
-          <w:b/>
-          <w:sz w:val="18"/>
-        </w:rPr>
-        <w:t>同一条规程重做一遍仍然可能不合格</w:t>
-      </w:r>
-      <w:r>
-        <w:rPr>
-          <w:rFonts w:ascii="Times New Roman" w:hAnsi="Times New Roman" w:eastAsia="宋体"/>
-          <w:b w:val="0"/>
-          <w:sz w:val="18"/>
-        </w:rPr>
-        <w:t>。</w:t>
-      </w:r>
-      <w:r>
-        <w:rPr>
-          <w:rFonts w:ascii="Consolas" w:hAnsi="Consolas"/>
-          <w:color w:val="000080"/>
-          <w:sz w:val="18"/>
-        </w:rPr>
-        <w:t>v36</w:t>
-      </w:r>
-      <w:r>
-        <w:rPr>
-          <w:rFonts w:ascii="Times New Roman" w:hAnsi="Times New Roman" w:eastAsia="宋体"/>
-          <w:b w:val="0"/>
-          <w:sz w:val="18"/>
-        </w:rPr>
-        <w:t xml:space="preserve"> 严格照 </w:t>
-      </w:r>
-      <w:r>
-        <w:rPr>
-          <w:rFonts w:ascii="Consolas" w:hAnsi="Consolas"/>
-          <w:color w:val="000080"/>
-          <w:sz w:val="18"/>
-        </w:rPr>
-        <w:t>BENCH_PROTO</w:t>
-      </w:r>
-      <w:r>
-        <w:rPr>
-          <w:rFonts w:ascii="Times New Roman" w:hAnsi="Times New Roman" w:eastAsia="宋体"/>
-          <w:b w:val="0"/>
-          <w:sz w:val="18"/>
-        </w:rPr>
-        <w:t xml:space="preserve"> 全部条款执行（O_DIRECT、引擎实际单元、丢弃预热、n=5 交错、报 IQR），结果自身 IQR 0.030 看似合格，却在下一轮的同协议复测中偏了 47%。</w:t>
-      </w:r>
-      <w:r>
-        <w:rPr>
-          <w:rFonts w:ascii="Times New Roman" w:hAnsi="Times New Roman" w:eastAsia="宋体"/>
-          <w:b/>
-          <w:sz w:val="18"/>
-        </w:rPr>
-        <w:t>一次合格不构成可复现，可复现跨轮次验证。</w:t>
+        <w:t>：以各参与层的 distinct 集为驻留预算（本例约 176 GB/会话），将其整体放进最快的参与层；</w:t>
       </w:r>
     </w:p>
     <w:p>
       <w:pPr>
+        <w:spacing w:after="40" w:line="276" w:lineRule="auto"/>
+        <w:ind w:firstLine="360"/>
+      </w:pPr>
+      <w:r>
+        <w:rPr>
+          <w:rFonts w:ascii="Times New Roman" w:hAnsi="Times New Roman" w:eastAsia="宋体"/>
+          <w:b w:val="0"/>
+          <w:sz w:val="18"/>
+        </w:rPr>
+        <w:t xml:space="preserve">2. </w:t>
+      </w:r>
+      <w:r>
+        <w:rPr>
+          <w:rFonts w:ascii="Times New Roman" w:hAnsi="Times New Roman" w:eastAsia="宋体"/>
+          <w:b/>
+          <w:sz w:val="18"/>
+        </w:rPr>
+        <w:t>定 KPI</w:t>
+      </w:r>
+      <w:r>
+        <w:rPr>
+          <w:rFonts w:ascii="Times New Roman" w:hAnsi="Times New Roman" w:eastAsia="宋体"/>
+          <w:b w:val="0"/>
+          <w:sz w:val="18"/>
+        </w:rPr>
+        <w:t>：每条权重路径“该低速层只读一次/会话”。即以 4.3 表 2 的“目标档”为验收线；</w:t>
+      </w:r>
+    </w:p>
+    <w:p>
+      <w:pPr>
+        <w:spacing w:after="40" w:line="276" w:lineRule="auto"/>
+        <w:ind w:firstLine="360"/>
+      </w:pPr>
+      <w:r>
+        <w:rPr>
+          <w:rFonts w:ascii="Times New Roman" w:hAnsi="Times New Roman" w:eastAsia="宋体"/>
+          <w:b w:val="0"/>
+          <w:sz w:val="18"/>
+        </w:rPr>
+        <w:t xml:space="preserve">3. </w:t>
+      </w:r>
+      <w:r>
+        <w:rPr>
+          <w:rFonts w:ascii="Times New Roman" w:hAnsi="Times New Roman" w:eastAsia="宋体"/>
+          <w:b/>
+          <w:sz w:val="18"/>
+        </w:rPr>
+        <w:t>字节验收</w:t>
+      </w:r>
+      <w:r>
+        <w:rPr>
+          <w:rFonts w:ascii="Times New Roman" w:hAnsi="Times New Roman" w:eastAsia="宋体"/>
+          <w:b w:val="0"/>
+          <w:sz w:val="18"/>
+        </w:rPr>
+        <w:t>：每次调整后跑双口径审计，确认命中满格之外低速层读数确实回落至下界，而非只换了介质（4.2 阶段 B 的反例即此）。</w:t>
+      </w:r>
+    </w:p>
+    <w:p>
+      <w:pPr>
+        <w:spacing w:after="40" w:line="276" w:lineRule="auto"/>
+        <w:ind w:firstLine="360"/>
+      </w:pPr>
+      <w:r>
+        <w:rPr>
+          <w:rFonts w:ascii="Times New Roman" w:hAnsi="Times New Roman" w:eastAsia="宋体"/>
+          <w:b w:val="0"/>
+          <w:sz w:val="18"/>
+        </w:rPr>
+        <w:t>该示例只说明下界用作工程目标的工作方式；是否达成取决于具体实现，本文不作实现层面的声称。同样的预算—验收—排查规则适用于数据库页缓存、对象存储冷热层、GPU 显存溢出等分层存储开发（5.1–5.3 不限定 MoE）。真机数字来自单一模型、单次冷启动实测，不声明跨工作量恒真；原则本身的可达性由公设构造保证。</w:t>
+      </w:r>
+    </w:p>
+    <w:p>
+      <w:pPr>
         <w:spacing w:after="40" w:before="80" w:line="240" w:lineRule="auto"/>
       </w:pPr>
       <w:r>
@@ -6688,7 +7126,7 @@
           <w:b w:val="0"/>
           <w:sz w:val="18"/>
         </w:rPr>
-        <w:t>5.3  排查次序：先问复用落在哪一层</w:t>
+        <w:t>5.5  另一类负载上的同款判据：KV 缓存回放</w:t>
       </w:r>
     </w:p>
     <w:p>
@@ -6702,7 +7140,7 @@
           <w:b w:val="0"/>
           <w:sz w:val="18"/>
         </w:rPr>
-        <w:t>四条次序按"字节还能不能再少"排列，每条给出</w:t>
+        <w:t>为说明该判据不依赖专家权重的访问模式，用回放器对本平台另一类负载做同样检查。KV（Key-Value，键值）缓存键流逐词元新键单调衰减，累计的 distinct 键数恰好落在驻留容量之内：全程无逐出，逐出重访为 0。按 5.2 的验收判据，该负载各键从低速层至多被读一次、无超下界的再读，判定"已达/低于下界"；与之对照，专家权重判为"未回落"（4.2）。</w:t>
       </w:r>
       <w:r>
         <w:rPr>
@@ -6710,7 +7148,7 @@
           <w:b/>
           <w:sz w:val="18"/>
         </w:rPr>
-        <w:t>问什么、读哪个计数器、什么算通过</w:t>
+        <w:t>同一判据在两类负载上给出与观测一致的相反结论，说明其依据是 distinct 集与驻留容量的实际关系，而非针对专家权重的特设。</w:t>
       </w:r>
       <w:r>
         <w:rPr>
@@ -6718,507 +7156,7 @@
           <w:b w:val="0"/>
           <w:sz w:val="18"/>
         </w:rPr>
-        <w:t>。</w:t>
-      </w:r>
-    </w:p>
-    <w:p>
-      <w:pPr>
-        <w:spacing w:after="40" w:line="276" w:lineRule="auto"/>
-        <w:ind w:firstLine="360"/>
-      </w:pPr>
-      <w:r>
-        <w:rPr>
-          <w:rFonts w:ascii="Times New Roman" w:hAnsi="Times New Roman" w:eastAsia="宋体"/>
-          <w:b w:val="0"/>
-          <w:sz w:val="18"/>
-        </w:rPr>
-        <w:t>次序不可跳：第 2 条不成立时第 3 条无意义，因为数据根本不在需要它的那一层。</w:t>
-      </w:r>
-    </w:p>
-    <w:p>
-      <w:pPr>
-        <w:spacing w:after="40" w:line="276" w:lineRule="auto"/>
-        <w:ind w:firstLine="360"/>
-      </w:pPr>
-      <w:r>
-        <w:rPr>
-          <w:rFonts w:ascii="Times New Roman" w:hAnsi="Times New Roman" w:eastAsia="宋体"/>
-          <w:b/>
-          <w:sz w:val="18"/>
-        </w:rPr>
-        <w:t>① 算法能否免读</w:t>
-      </w:r>
-      <w:r>
-        <w:rPr>
-          <w:rFonts w:ascii="Times New Roman" w:hAnsi="Times New Roman" w:eastAsia="宋体"/>
-          <w:b w:val="0"/>
-          <w:sz w:val="18"/>
-        </w:rPr>
-        <w:t xml:space="preserve"> —— 该数据项是否必被读。</w:t>
-      </w:r>
-    </w:p>
-    <w:p>
-      <w:pPr>
-        <w:spacing w:after="0"/>
-        <w:ind w:left="170"/>
-      </w:pPr>
-      <w:r>
-        <w:rPr>
-          <w:rFonts w:ascii="Consolas" w:hAnsi="Consolas"/>
-          <w:sz w:val="14"/>
-        </w:rPr>
-        <w:t>读：每词元该层的 READ 字节数</w:t>
-      </w:r>
-    </w:p>
-    <w:p>
-      <w:pPr>
-        <w:spacing w:after="0"/>
-        <w:ind w:left="170"/>
-      </w:pPr>
-      <w:r>
-        <w:rPr>
-          <w:rFonts w:ascii="Consolas" w:hAnsi="Consolas"/>
-          <w:sz w:val="14"/>
-        </w:rPr>
-        <w:t>通过：该字节数与 distinct 集核算的预算线同量级，不存在可省的整层读取</w:t>
-      </w:r>
-    </w:p>
-    <w:p>
-      <w:pPr>
-        <w:spacing w:after="0"/>
-        <w:ind w:left="170"/>
-      </w:pPr>
-      <w:r>
-        <w:rPr>
-          <w:rFonts w:ascii="Consolas" w:hAnsi="Consolas"/>
-          <w:sz w:val="14"/>
-        </w:rPr>
-        <w:t>本案例：通过 —— 专家权重每次都要读，无算法级免读空间</w:t>
-      </w:r>
-    </w:p>
-    <w:p>
-      <w:pPr>
-        <w:spacing w:after="40" w:line="276" w:lineRule="auto"/>
-        <w:ind w:firstLine="360"/>
-      </w:pPr>
-      <w:r>
-        <w:rPr>
-          <w:rFonts w:ascii="Times New Roman" w:hAnsi="Times New Roman" w:eastAsia="宋体"/>
-          <w:b/>
-          <w:sz w:val="18"/>
-        </w:rPr>
-        <w:t>② 能否缓存复用</w:t>
-      </w:r>
-      <w:r>
-        <w:rPr>
-          <w:rFonts w:ascii="Times New Roman" w:hAnsi="Times New Roman" w:eastAsia="宋体"/>
-          <w:b w:val="0"/>
-          <w:sz w:val="18"/>
-        </w:rPr>
-        <w:t xml:space="preserve"> —— 读取结果能否在最快层 M_k 驻留并被复用（原则的在场条件）。</w:t>
-      </w:r>
-    </w:p>
-    <w:p>
-      <w:pPr>
-        <w:spacing w:after="0"/>
-        <w:ind w:left="170"/>
-      </w:pPr>
-      <w:r>
-        <w:rPr>
-          <w:rFonts w:ascii="Consolas" w:hAnsi="Consolas"/>
-          <w:sz w:val="14"/>
-        </w:rPr>
-        <w:t>读：驻留量 ÷ distinct 集大小；命中满格时的 READ 字节数是否 &lt; 预算线</w:t>
-      </w:r>
-    </w:p>
-    <w:p>
-      <w:pPr>
-        <w:spacing w:after="0"/>
-        <w:ind w:left="170"/>
-      </w:pPr>
-      <w:r>
-        <w:rPr>
-          <w:rFonts w:ascii="Consolas" w:hAnsi="Consolas"/>
-          <w:sz w:val="14"/>
-        </w:rPr>
-        <w:t>通过：命中率满格**且** READ 字节回落至下界</w:t>
-      </w:r>
-    </w:p>
-    <w:p>
-      <w:pPr>
-        <w:spacing w:after="0"/>
-        <w:ind w:left="170"/>
-      </w:pPr>
-      <w:r>
-        <w:rPr>
-          <w:rFonts w:ascii="Consolas" w:hAnsi="Consolas"/>
-          <w:sz w:val="14"/>
-        </w:rPr>
-        <w:t>失败特征：命中率满格而字节不降 —— 命中只换了介质</w:t>
-      </w:r>
-    </w:p>
-    <w:p>
-      <w:pPr>
-        <w:spacing w:after="0"/>
-        <w:ind w:left="170"/>
-      </w:pPr>
-      <w:r>
-        <w:rPr>
-          <w:rFonts w:ascii="Consolas" w:hAnsi="Consolas"/>
-          <w:sz w:val="14"/>
-        </w:rPr>
-        <w:t>本案例：失守。阶段 B 命中率 100% 而字节仍 25.83 GB/词元，一字未省</w:t>
-      </w:r>
-    </w:p>
-    <w:p>
-      <w:pPr>
-        <w:spacing w:after="40" w:line="276" w:lineRule="auto"/>
-        <w:ind w:firstLine="360"/>
-      </w:pPr>
-      <w:r>
-        <w:rPr>
-          <w:rFonts w:ascii="Times New Roman" w:hAnsi="Times New Roman" w:eastAsia="宋体"/>
-          <w:b/>
-          <w:sz w:val="18"/>
-        </w:rPr>
-        <w:t>③ 落层位置</w:t>
-      </w:r>
-      <w:r>
-        <w:rPr>
-          <w:rFonts w:ascii="Times New Roman" w:hAnsi="Times New Roman" w:eastAsia="宋体"/>
-          <w:b w:val="0"/>
-          <w:sz w:val="18"/>
-        </w:rPr>
-        <w:t xml:space="preserve"> —— 若必从低速层读取，权重是否至少置于参与路径中更快的层。</w:t>
-      </w:r>
-    </w:p>
-    <w:p>
-      <w:pPr>
-        <w:spacing w:after="0"/>
-        <w:ind w:left="170"/>
-      </w:pPr>
-      <w:r>
-        <w:rPr>
-          <w:rFonts w:ascii="Consolas" w:hAnsi="Consolas"/>
-          <w:sz w:val="14"/>
-        </w:rPr>
-        <w:t>读：分层字节读数。某层读数是否已达其 distinct 下界</w:t>
-      </w:r>
-    </w:p>
-    <w:p>
-      <w:pPr>
-        <w:spacing w:after="0"/>
-        <w:ind w:left="170"/>
-      </w:pPr>
-      <w:r>
-        <w:rPr>
-          <w:rFonts w:ascii="Consolas" w:hAnsi="Consolas"/>
-          <w:sz w:val="14"/>
-        </w:rPr>
-        <w:t>通过：低速层读数 ≤ 下界（本案例为 1 次 distinct）</w:t>
-      </w:r>
-    </w:p>
-    <w:p>
-      <w:pPr>
-        <w:spacing w:after="0"/>
-        <w:ind w:left="170"/>
-      </w:pPr>
-      <w:r>
-        <w:rPr>
-          <w:rFonts w:ascii="Consolas" w:hAnsi="Consolas"/>
-          <w:sz w:val="14"/>
-        </w:rPr>
-        <w:t>失败特征：低速层每词元全量重读。修复手段是迁层而非调参</w:t>
-      </w:r>
-    </w:p>
-    <w:p>
-      <w:pPr>
-        <w:spacing w:after="0"/>
-        <w:ind w:left="170"/>
-      </w:pPr>
-      <w:r>
-        <w:rPr>
-          <w:rFonts w:ascii="Consolas" w:hAnsi="Consolas"/>
-          <w:sz w:val="14"/>
-        </w:rPr>
-        <w:t>本案例：部分失守。低速盘全量重读占该阶段端到端 94%</w:t>
-      </w:r>
-    </w:p>
-    <w:p>
-      <w:pPr>
-        <w:spacing w:after="40" w:line="276" w:lineRule="auto"/>
-        <w:ind w:firstLine="360"/>
-      </w:pPr>
-      <w:r>
-        <w:rPr>
-          <w:rFonts w:ascii="Times New Roman" w:hAnsi="Times New Roman" w:eastAsia="宋体"/>
-          <w:b/>
-          <w:sz w:val="18"/>
-        </w:rPr>
-        <w:t>④ 落层前压缩</w:t>
-      </w:r>
-      <w:r>
-        <w:rPr>
-          <w:rFonts w:ascii="Times New Roman" w:hAnsi="Times New Roman" w:eastAsia="宋体"/>
-          <w:b w:val="0"/>
-          <w:sz w:val="18"/>
-        </w:rPr>
-        <w:t xml:space="preserve"> —— 能否先压缩再落层，减少届时必搬动的字节。</w:t>
-      </w:r>
-    </w:p>
-    <w:p>
-      <w:pPr>
-        <w:spacing w:after="0"/>
-        <w:ind w:left="170"/>
-      </w:pPr>
-      <w:r>
-        <w:rPr>
-          <w:rFonts w:ascii="Consolas" w:hAnsi="Consolas"/>
-          <w:sz w:val="14"/>
-        </w:rPr>
-        <w:t>读：单专家字节 × 激活专家数 × 层数，与预算线比较</w:t>
-      </w:r>
-    </w:p>
-    <w:p>
-      <w:pPr>
-        <w:spacing w:after="0"/>
-        <w:ind w:left="170"/>
-      </w:pPr>
-      <w:r>
-        <w:rPr>
-          <w:rFonts w:ascii="Consolas" w:hAnsi="Consolas"/>
-          <w:sz w:val="14"/>
-        </w:rPr>
-        <w:t>通过：压缩后字节 ≤ 预算线</w:t>
-      </w:r>
-    </w:p>
-    <w:p>
-      <w:pPr>
-        <w:spacing w:after="0"/>
-        <w:ind w:left="170"/>
-      </w:pPr>
-      <w:r>
-        <w:rPr>
-          <w:rFonts w:ascii="Consolas" w:hAnsi="Consolas"/>
-          <w:sz w:val="14"/>
-        </w:rPr>
-        <w:t>本案例：可用而未用（BF8 可压至约 1/4），故本案例的前三条才是主要矛盾</w:t>
-      </w:r>
-    </w:p>
-    <w:p>
-      <w:pPr>
-        <w:spacing w:after="40" w:line="276" w:lineRule="auto"/>
-        <w:ind w:firstLine="360"/>
-      </w:pPr>
-      <w:r>
-        <w:rPr>
-          <w:rFonts w:ascii="Times New Roman" w:hAnsi="Times New Roman" w:eastAsia="宋体"/>
-          <w:b/>
-          <w:sz w:val="18"/>
-        </w:rPr>
-        <w:t>四条全部通过后仍有差距，差距就不在复用层。</w:t>
-      </w:r>
-      <w:r>
-        <w:rPr>
-          <w:rFonts w:ascii="Times New Roman" w:hAnsi="Times New Roman" w:eastAsia="宋体"/>
-          <w:b w:val="0"/>
-          <w:sz w:val="18"/>
-        </w:rPr>
-        <w:t xml:space="preserve"> 此时按 5.2.1 转向可达聚合带宽，</w:t>
-      </w:r>
-    </w:p>
-    <w:p>
-      <w:pPr>
-        <w:spacing w:after="40" w:line="276" w:lineRule="auto"/>
-        <w:ind w:firstLine="360"/>
-      </w:pPr>
-      <w:r>
-        <w:rPr>
-          <w:rFonts w:ascii="Times New Roman" w:hAnsi="Times New Roman" w:eastAsia="宋体"/>
-          <w:b w:val="0"/>
-          <w:sz w:val="18"/>
-        </w:rPr>
-        <w:t xml:space="preserve">并按 5.6 先确认计数器本身可信 —— </w:t>
-      </w:r>
-      <w:r>
-        <w:rPr>
-          <w:rFonts w:ascii="Times New Roman" w:hAnsi="Times New Roman" w:eastAsia="宋体"/>
-          <w:b/>
-          <w:sz w:val="18"/>
-        </w:rPr>
-        <w:t>次序反过来会一直查错地方。</w:t>
-      </w:r>
-    </w:p>
-    <w:p>
-      <w:pPr>
-        <w:spacing w:after="40" w:line="276" w:lineRule="auto"/>
-        <w:ind w:firstLine="360"/>
-      </w:pPr>
-      <w:r>
-        <w:rPr>
-          <w:rFonts w:ascii="Times New Roman" w:hAnsi="Times New Roman" w:eastAsia="宋体"/>
-          <w:b w:val="0"/>
-          <w:sz w:val="18"/>
-        </w:rPr>
-        <w:t>本案例引擎在第 2 条失守（命中不落内存、每次仍重新搬迁字节），第 1、4 条成立：阶段 A 低速盘全量重读占该阶段端到端 94%，阶段 B 命中满格后字节仍照搬 25.83 GB/词元（瓶颈转移到缓存介质带宽）。</w:t>
-      </w:r>
-    </w:p>
-    <w:p>
-      <w:pPr>
-        <w:spacing w:after="40" w:before="80" w:line="240" w:lineRule="auto"/>
-      </w:pPr>
-      <w:r>
-        <w:rPr>
-          <w:rFonts w:ascii="Times New Roman" w:hAnsi="Times New Roman" w:eastAsia="黑体"/>
-          <w:b w:val="0"/>
-          <w:sz w:val="18"/>
-        </w:rPr>
-        <w:t>5.4  应用示例：让权重驻留近存设备的装载路径</w:t>
-      </w:r>
-    </w:p>
-    <w:p>
-      <w:pPr>
-        <w:spacing w:after="40" w:line="276" w:lineRule="auto"/>
-        <w:ind w:firstLine="360"/>
-      </w:pPr>
-      <w:r>
-        <w:rPr>
-          <w:rFonts w:ascii="Times New Roman" w:hAnsi="Times New Roman" w:eastAsia="宋体"/>
-          <w:b w:val="0"/>
-          <w:sz w:val="18"/>
-        </w:rPr>
-        <w:t>以“把 LLM 权重驻留进更靠近计算的介质（如设备内存/近存），由 SSD 装载权重流”的开发路径为例，下界直接给出设计目标与验收方式：</w:t>
-      </w:r>
-    </w:p>
-    <w:p>
-      <w:pPr>
-        <w:spacing w:after="40" w:line="276" w:lineRule="auto"/>
-        <w:ind w:firstLine="360"/>
-      </w:pPr>
-      <w:r>
-        <w:rPr>
-          <w:rFonts w:ascii="Times New Roman" w:hAnsi="Times New Roman" w:eastAsia="宋体"/>
-          <w:b w:val="0"/>
-          <w:sz w:val="18"/>
-        </w:rPr>
-        <w:t xml:space="preserve">1. </w:t>
-      </w:r>
-      <w:r>
-        <w:rPr>
-          <w:rFonts w:ascii="Times New Roman" w:hAnsi="Times New Roman" w:eastAsia="宋体"/>
-          <w:b/>
-          <w:sz w:val="18"/>
-        </w:rPr>
-        <w:t>定预算</w:t>
-      </w:r>
-      <w:r>
-        <w:rPr>
-          <w:rFonts w:ascii="Times New Roman" w:hAnsi="Times New Roman" w:eastAsia="宋体"/>
-          <w:b w:val="0"/>
-          <w:sz w:val="18"/>
-        </w:rPr>
-        <w:t>：以各参与层的 distinct 集为驻留预算（本例约 176 GB/会话），将其整体放进最快的参与层；</w:t>
-      </w:r>
-    </w:p>
-    <w:p>
-      <w:pPr>
-        <w:spacing w:after="40" w:line="276" w:lineRule="auto"/>
-        <w:ind w:firstLine="360"/>
-      </w:pPr>
-      <w:r>
-        <w:rPr>
-          <w:rFonts w:ascii="Times New Roman" w:hAnsi="Times New Roman" w:eastAsia="宋体"/>
-          <w:b w:val="0"/>
-          <w:sz w:val="18"/>
-        </w:rPr>
-        <w:t xml:space="preserve">2. </w:t>
-      </w:r>
-      <w:r>
-        <w:rPr>
-          <w:rFonts w:ascii="Times New Roman" w:hAnsi="Times New Roman" w:eastAsia="宋体"/>
-          <w:b/>
-          <w:sz w:val="18"/>
-        </w:rPr>
-        <w:t>定 KPI</w:t>
-      </w:r>
-      <w:r>
-        <w:rPr>
-          <w:rFonts w:ascii="Times New Roman" w:hAnsi="Times New Roman" w:eastAsia="宋体"/>
-          <w:b w:val="0"/>
-          <w:sz w:val="18"/>
-        </w:rPr>
-        <w:t>：每条权重路径“该低速层只读一次/会话”。即以 4.3 表 2 的“目标档”为验收线；</w:t>
-      </w:r>
-    </w:p>
-    <w:p>
-      <w:pPr>
-        <w:spacing w:after="40" w:line="276" w:lineRule="auto"/>
-        <w:ind w:firstLine="360"/>
-      </w:pPr>
-      <w:r>
-        <w:rPr>
-          <w:rFonts w:ascii="Times New Roman" w:hAnsi="Times New Roman" w:eastAsia="宋体"/>
-          <w:b w:val="0"/>
-          <w:sz w:val="18"/>
-        </w:rPr>
-        <w:t xml:space="preserve">3. </w:t>
-      </w:r>
-      <w:r>
-        <w:rPr>
-          <w:rFonts w:ascii="Times New Roman" w:hAnsi="Times New Roman" w:eastAsia="宋体"/>
-          <w:b/>
-          <w:sz w:val="18"/>
-        </w:rPr>
-        <w:t>字节验收</w:t>
-      </w:r>
-      <w:r>
-        <w:rPr>
-          <w:rFonts w:ascii="Times New Roman" w:hAnsi="Times New Roman" w:eastAsia="宋体"/>
-          <w:b w:val="0"/>
-          <w:sz w:val="18"/>
-        </w:rPr>
-        <w:t>：每次调整后跑双口径审计，确认命中满格之外低速层读数确实回落至下界，而非只换了介质（4.2 阶段 B 的反例即此）。</w:t>
-      </w:r>
-    </w:p>
-    <w:p>
-      <w:pPr>
-        <w:spacing w:after="40" w:line="276" w:lineRule="auto"/>
-        <w:ind w:firstLine="360"/>
-      </w:pPr>
-      <w:r>
-        <w:rPr>
-          <w:rFonts w:ascii="Times New Roman" w:hAnsi="Times New Roman" w:eastAsia="宋体"/>
-          <w:b w:val="0"/>
-          <w:sz w:val="18"/>
-        </w:rPr>
-        <w:t>该示例只说明下界用作工程目标的工作方式；是否达成取决于具体实现，本文不作实现层面的声称。同样的预算—验收—排查规则适用于数据库页缓存、对象存储冷热层、GPU 显存溢出等分层存储开发（5.1–5.3 不限定 MoE）。真机数字来自单一模型、单次冷启动实测，不声明跨工作量恒真；原则本身的可达性由公设构造保证。</w:t>
-      </w:r>
-    </w:p>
-    <w:p>
-      <w:pPr>
-        <w:spacing w:after="40" w:before="80" w:line="240" w:lineRule="auto"/>
-      </w:pPr>
-      <w:r>
-        <w:rPr>
-          <w:rFonts w:ascii="Times New Roman" w:hAnsi="Times New Roman" w:eastAsia="黑体"/>
-          <w:b w:val="0"/>
-          <w:sz w:val="18"/>
-        </w:rPr>
-        <w:t>5.5  另一类负载上的同款判据：KV 缓存回放</w:t>
-      </w:r>
-    </w:p>
-    <w:p>
-      <w:pPr>
-        <w:spacing w:after="40" w:line="276" w:lineRule="auto"/>
-        <w:ind w:firstLine="360"/>
-      </w:pPr>
-      <w:r>
-        <w:rPr>
-          <w:rFonts w:ascii="Times New Roman" w:hAnsi="Times New Roman" w:eastAsia="宋体"/>
-          <w:b w:val="0"/>
-          <w:sz w:val="18"/>
-        </w:rPr>
-        <w:t>为说明该判据不依赖专家权重的访问模式，用回放器对本平台另一类负载做同样检查（数字与出处见随稿附件 A.1 的 KV 回放条目）。KV（Key-Value，键值）缓存键流逐词元新键单调衰减（token1≈1483 → token32≈24，32 词元累计恰为 11,697 个 distinct 键），被驻留容量 14,589 槽完整覆盖：全程无逐出，逐出重访为 0（100,096 请求 trace 回放亦为 0）。按 5.2 的验收判据，该负载各键从低速层至多被读一次、无超下界的再读，判定“已达/低于下界”；与之对照，专家权重判为“未回落”（4.2）。同一判据在两类负载上给出与观测一致的相反结论，说明其依据是 distinct 集与驻留容量的实际关系，而非针对专家权重的特设。</w:t>
+        <w:t xml:space="preserve"> 完整数字见随稿附件 A.1。</w:t>
       </w:r>
     </w:p>
     <w:p>
@@ -7461,7 +7399,21 @@
           <w:b w:val="0"/>
           <w:sz w:val="18"/>
         </w:rPr>
-        <w:t>作为对现象的阐释而非更高主张，本文将上述观察组织为经验规律“慢速层只读一次”：复用若落在数据能到达的最快层，每一更慢层的最小读取次数为 1 且可达，达到该下界的调度低速层读取字节代价最小；它仅依赖“路径上的层为唯一入口、只计读取字节代价”两条公设，回答“复用的代价底线”，并给出可直接检验的推论：读数远超下界即“复用未落位”。对照显示，低速层读数随落位层上移而下降（均值 6.7 GB、稳态尾段约 1.7 GB/词元），方向与该规律一致。首次逐相位实测（表 3、§5.2.1）补出本文判据原先缺的一个因子：字节达下界之后，代价还要看</w:t>
+        <w:t>作为对现象的阐释，本文将上述观察组织为经验规律"慢速层只读一次"：复用若落在数据能到达的最快层，每一更慢层的最小读取次数为 1 且可达，达到该下界的调度低速层读取字节代价最小。它只依赖两条公设——路径上的层为数据到达最快层的唯一入口，代价按读取字节计且对字节量线性——回答的是"复用的代价底线"，据此可给出可检验的推论：读数远超下界即"复用未落位"。对照结果与之方向一致：低速层读数随落位层上移而下降（均值 6.7 GB、稳态尾段约 1.7 GB/词元）。</w:t>
+      </w:r>
+    </w:p>
+    <w:p>
+      <w:pPr>
+        <w:spacing w:after="40" w:line="276" w:lineRule="auto"/>
+        <w:ind w:firstLine="360"/>
+      </w:pPr>
+      <w:r>
+        <w:rPr>
+          <w:rFonts w:ascii="Times New Roman" w:hAnsi="Times New Roman" w:eastAsia="宋体"/>
+          <w:b w:val="0"/>
+          <w:sz w:val="18"/>
+        </w:rPr>
+        <w:t>字节达标并非终点。首次逐相位实测补出了判据原先缺的一个因子：代价还要看可达聚合带宽。该次运行的结果与直觉相反：搬运量最大的那一流反而近乎免费，搬运量最小的那一流几乎占满了整轮的墙（图 5）。</w:t>
       </w:r>
       <w:r>
         <w:rPr>
@@ -7469,31 +7421,61 @@
           <w:b/>
           <w:sz w:val="18"/>
         </w:rPr>
-        <w:t>可达聚合带宽</w:t>
-      </w:r>
+        <w:t>成本与字节量不同向，这正是只数字节的预算线不够用的原因。</w:t>
+      </w:r>
+    </w:p>
+    <w:p>
+      <w:pPr>
+        <w:spacing w:after="40" w:line="276" w:lineRule="auto"/>
+        <w:ind w:firstLine="360"/>
+      </w:pPr>
       <w:r>
         <w:rPr>
           <w:rFonts w:ascii="Times New Roman" w:hAnsi="Times New Roman" w:eastAsia="宋体"/>
           <w:b w:val="0"/>
           <w:sz w:val="18"/>
         </w:rPr>
-        <w:t>。66.1 GB/词元 中搬得最多的主干（43.6 GB）暴露 2.4 s，搬得最少的专家（22.5 GB）暴露 49.2 s。§5.2.1 排除了两项解释（层内分散、kio 队列那一跳），并记录</w:t>
-      </w:r>
-      <w:r>
-        <w:rPr>
-          <w:rFonts w:ascii="Times New Roman" w:hAnsi="Times New Roman" w:eastAsia="宋体"/>
-          <w:b/>
-          <w:sz w:val="18"/>
-        </w:rPr>
-        <w:t>该差距的幅度未定量</w:t>
-      </w:r>
+        <w:t>因此本文把字节下界定为必要条件而非充分条件，并把验收判据由一条扩为两条并列：</w:t>
+      </w:r>
+    </w:p>
+    <w:p>
+      <w:pPr>
+        <w:spacing w:after="0"/>
+        <w:ind w:left="170"/>
+      </w:pPr>
+      <w:r>
+        <w:rPr>
+          <w:rFonts w:ascii="Consolas" w:hAnsi="Consolas"/>
+          <w:sz w:val="14"/>
+        </w:rPr>
+        <w:t>① 字节口径   逐层 READ 字节趋近该层 distinct 集下界</w:t>
+      </w:r>
+    </w:p>
+    <w:p>
+      <w:pPr>
+        <w:spacing w:after="0"/>
+        <w:ind w:left="170"/>
+      </w:pPr>
+      <w:r>
+        <w:rPr>
+          <w:rFonts w:ascii="Consolas" w:hAnsi="Consolas"/>
+          <w:sz w:val="14"/>
+        </w:rPr>
+        <w:t>② 串行化口径 实测聚合速率接近该访问形态下的设备实测能力</w:t>
+      </w:r>
+    </w:p>
+    <w:p>
+      <w:pPr>
+        <w:spacing w:after="40" w:line="276" w:lineRule="auto"/>
+        <w:ind w:firstLine="360"/>
+      </w:pPr>
       <w:r>
         <w:rPr>
           <w:rFonts w:ascii="Times New Roman" w:hAnsi="Times New Roman" w:eastAsia="宋体"/>
           <w:b w:val="0"/>
           <w:sz w:val="18"/>
         </w:rPr>
-        <w:t>：设备侧分母在轮间摆动大于待测差异本身，故任何倍数结论均不成立（</w:t>
+        <w:t>两条之间的差距为 1.30–1.58 倍（三对交错配对，</w:t>
       </w:r>
       <w:r>
         <w:rPr>
@@ -7501,7 +7483,7 @@
           <w:color w:val="000080"/>
           <w:sz w:val="18"/>
         </w:rPr>
-        <w:t>reports/gateab_ab/BENCH_PROTO.md</w:t>
+        <w:t>reports/gateab_ab/v58_mix/ratios.txt</w:t>
       </w:r>
       <w:r>
         <w:rPr>
@@ -7509,7 +7491,51 @@
           <w:b w:val="0"/>
           <w:sz w:val="18"/>
         </w:rPr>
-        <w:t xml:space="preserve"> 第 14 节）。相应地，§4.6 表 4 的读法也修正：实测÷公式在单流顺序档为 1.00（公式即定律），在多流或随机档升至 1.39-3.11，分流计价而非归因实现损耗；“落位高速内存（DRAM）”的目标档仍由规律指向而未观测，如实标注为设计目标。对分层存储系统的开发与评测者，本文建议以字节级读数下界作为设计的验收线，并行观测命中率白板与字节计数。</w:t>
+        <w:t>），机制已定位为算术与 I/O 的串行化：每层读毕、计算、再读下一层，期间 worker 有 40–49% 的时间阻塞在等待上，而队列几乎不积压。</w:t>
+      </w:r>
+      <w:r>
+        <w:rPr>
+          <w:rFonts w:ascii="Times New Roman" w:hAnsi="Times New Roman" w:eastAsia="宋体"/>
+          <w:b/>
+          <w:sz w:val="18"/>
+        </w:rPr>
+        <w:t>这不是字节造成的</w:t>
+      </w:r>
+      <w:r>
+        <w:rPr>
+          <w:rFonts w:ascii="Times New Roman" w:hAnsi="Times New Roman" w:eastAsia="宋体"/>
+          <w:b w:val="0"/>
+          <w:sz w:val="18"/>
+        </w:rPr>
+        <w:t>，处置是改生产者节律——在算术期间发出下一层的读——而不是增加 worker。</w:t>
+      </w:r>
+    </w:p>
+    <w:p>
+      <w:pPr>
+        <w:spacing w:after="40" w:line="276" w:lineRule="auto"/>
+        <w:ind w:firstLine="360"/>
+      </w:pPr>
+      <w:r>
+        <w:rPr>
+          <w:rFonts w:ascii="Times New Roman" w:hAnsi="Times New Roman" w:eastAsia="宋体"/>
+          <w:b w:val="0"/>
+          <w:sz w:val="18"/>
+        </w:rPr>
+        <w:t>三点须如实标注。"落位高速内存（DRAM）"的目标档由规律指向而未观测，本文不以其充作实测。表 4 的比值在单流顺序档为 1.00，即公式即定律；在多流或随机档升至 1.39–3.11，须分流计价后再读，不能径归因于实现损耗。至于输出速度，同一配置的字节量逐次完全一致，墙钟散布跨度达 80.8%（图 3），故本文所有判定均以字节为准。</w:t>
+      </w:r>
+    </w:p>
+    <w:p>
+      <w:pPr>
+        <w:spacing w:after="40" w:line="276" w:lineRule="auto"/>
+        <w:ind w:firstLine="360"/>
+      </w:pPr>
+      <w:r>
+        <w:rPr>
+          <w:rFonts w:ascii="Times New Roman" w:hAnsi="Times New Roman" w:eastAsia="宋体"/>
+          <w:b w:val="0"/>
+          <w:sz w:val="18"/>
+        </w:rPr>
+        <w:t>对分层存储系统的开发与评测者，本文建议以字节级读数下界作为设计的验收线，并行观测命中率白板与字节计数。</w:t>
       </w:r>
     </w:p>
     <w:p>
@@ -7849,7 +7875,7 @@
           <w:b w:val="0"/>
           <w:sz w:val="18"/>
         </w:rPr>
-        <w:t xml:space="preserve"> Storage reuse—a data item being read in and used more than once—is the only performance lever left in bandwidth-bound computing. The Principle of Locality tells us which data is worth reusing, but it leaves unanswered where the reuse should take place. This paper adds the conservation side of that principle: if a data item d is actually reused at the fastest tier M_k it can reach, then d must be read at least once (R_i ≥ 1) from every slower tier M_i (i &lt; k); the bound is simultaneously reachable, and any schedule attaining it is also the schedule with the smallest slow-tier access cost. The principle rests on only two assumptions—data moves up the hierarchy one tier at a time, and tiers are ordered by monotonically increasing access cost—and is independent of any specific workload. We demonstrate a violation on a 2.8T-parameter Mixture-of-Experts model running on a memory-constrained host: at cold start the engine re-read 25.83 GB of expert weights from a slow disk per token, 94% of that stage's end-to-end time; after a fast cache tier was added, the engine reported 100% cache hits while the byte-level ledger showed the per-token 25.83 GB of movement unchanged—hits only switched the source tier, they did not remove the byte transfer. The principle supplies a quantifiable yardstick ("healthy slow tiers are read once") that exposes how whiteboard hit-rate metrics can mask byte-movement facts, and yields a four-step triage order in which each step names the counter to read and what counts as passing; when all four pass and a gap remains, the gap lies outside the reuse layer. Moving the experts to a faster tier did cut expert-stage time by about 37% on one comparison, but the byte counts are invariant across repetitions while the wall-clock is not, so the byte account is the reproducible observation and the timing is not. A per-phase timeline measurement (first run) refines the budget line with a second factor: once the byte count has reached the bound, cost also depends on the aggregate bandwidth actually attainable. Of 66.1 GB/token, the larger stream (trunk, 43.6 GB) cost 2.4 s while the smaller (experts, 22.5 GB) cost 49.2 s. The investigation in §5.2.1 rules out two explanations -- the spread of the 16 experts within a layer (measured at 228 MB / 1.5 GB / 7.5 GB spacing: 1007 / 1058 / 1358 MB/s, no trend) and the kio queue hop (routing L2 reads around it via K3_L2_NATIVE=1 changed the rate from 418 to 408 MB/s, i.e. not at all) -- and places the remaining gap on the device side rather than in access order, but does not quantify it: the direct measurement's own repeatability is only 2x (1007 vs 2139 MB/s for one identical command). If the gap is as large as first indications suggest, 22.5 GB/token of expert reads could fall from 49.2 s to about the 16.8 s of pure compute and the end-to-end figure would reach the 30 s range without new hardware; until the measurement method is tightened, this paper states no magnitude. A naive bytes/bandwidth bound is exact for a single sequential stream (measured/predicted = 1.00) but understates by 1.39-3.11x when parallel or random reads are present. We also give a byte-level audit method (treating hit rate and byte counts as two independent observation surfaces) and a four-step triage order, usable as a general inspection procedure for hierarchical storage systems. The principle itself is system-agnostic; the reported figures hold only for this experiment.</w:t>
+        <w:t xml:space="preserve"> Storage reuse—a data item being read in and used more than once—is the only performance lever left in bandwidth-bound computing. The Principle of Locality tells us which data is worth reusing, but it leaves unanswered where the reuse should take place. This paper adds the conservation side of that principle: if a data item d is actually reused at the fastest tier M_k it can reach, then d must be read at least once (R_i ≥ 1) from every slower tier M_i (i &lt; k); the bound is simultaneously reachable, and any schedule attaining it is also the schedule with the smallest slow-tier access cost. The principle rests on only two assumptions—data moves up the hierarchy one tier at a time, and tiers are ordered by monotonically increasing access cost—and is independent of any specific workload. We demonstrate a violation on a 2.8T-parameter Mixture-of-Experts model running on a memory-constrained host: at cold start the engine re-read 25.83 GB of expert weights from a slow disk per token, 94% of that stage's end-to-end time; after a fast cache tier was added, the engine reported 100% cache hits while the byte-level ledger showed the per-token 25.83 GB of movement unchanged—hits only switched the source tier, they did not remove the byte transfer. The principle supplies a quantifiable yardstick ("healthy slow tiers are read once") that exposes how whiteboard hit-rate metrics can mask byte-movement facts, and yields a four-step triage order in which each step names the counter to read and what counts as passing; when all four pass and a gap remains, the gap lies outside the reuse layer. Moving the experts to a faster tier did cut expert-stage time by about 37% on one comparison, but the byte counts are invariant across repetitions while the wall-clock is not, so the byte account is the reproducible observation and the timing is not. A per-phase timeline measurement (first run) refines the budget line with a second factor: once the byte count has reached the bound, cost also depends on the aggregate bandwidth actually attainable. The result runs against intuition: the larger stream is nearly free while the smaller one occupies most of the round's wall time (Fig. 5), so cost and byte volume are not aligned. The investigation in §5.2.1 rules out two explanations -- the spread of the experts within a layer (no trend across three spacings) and the kio queue hop (routing reads around it changed the rate by 2%) -- and places the remaining gap on the device side rather than in access order. It does not attribute the gap to implementation loss: a bytes/bandwidth bound is exact for a single sequential stream but understates by 1.39-3.11x when parallel or random reads are present, and re-pricing each stream at its own bandwidth brings that back to within the 10% decision band (Fig. 4). We also give a byte-level audit method (treating hit rate and byte counts as two independent observation surfaces), a four-step triage order in which each step names the counter to read and what counts as passing, and a load-independent instrumentation rule: every derived quantity must be cross-checked against an independent one and printed alongside it. The principle itself is system-agnostic; the reported figures hold only for this experiment.</w:t>
       </w:r>
     </w:p>
     <w:p>

--- a/papers/提交稿-缓存高命中与词元低输出.docx
+++ b/papers/提交稿-缓存高命中与词元低输出.docx
@@ -1354,19 +1354,20 @@
         <w:tblStyle w:val="TableGrid"/>
         <w:tblW w:type="auto" w:w="0"/>
         <w:tblLook w:firstColumn="1" w:firstRow="1" w:lastColumn="0" w:lastRow="0" w:noHBand="0" w:noVBand="1" w:val="04A0"/>
+        <w:tblLayout w:type="fixed"/>
       </w:tblPr>
       <w:tblGrid>
-        <w:gridCol w:w="5046"/>
-        <w:gridCol w:w="5046"/>
+        <w:gridCol w:w="2247"/>
+        <w:gridCol w:w="2629"/>
       </w:tblGrid>
       <w:tr>
         <w:tc>
           <w:tcPr>
-            <w:tcW w:type="dxa" w:w="5046"/>
+            <w:tcW w:type="dxa" w:w="2247"/>
           </w:tcPr>
           <w:p>
             <w:pPr>
-              <w:spacing w:after="0"/>
+              <w:spacing w:after="0" w:before="0" w:line="240" w:lineRule="auto"/>
             </w:pPr>
             <w:r/>
             <w:r>
@@ -1381,11 +1382,11 @@
         </w:tc>
         <w:tc>
           <w:tcPr>
-            <w:tcW w:type="dxa" w:w="5046"/>
+            <w:tcW w:type="dxa" w:w="2629"/>
           </w:tcPr>
           <w:p>
             <w:pPr>
-              <w:spacing w:after="0"/>
+              <w:spacing w:after="0" w:before="0" w:line="240" w:lineRule="auto"/>
             </w:pPr>
             <w:r/>
             <w:r>
@@ -1402,18 +1403,18 @@
       <w:tr>
         <w:tc>
           <w:tcPr>
-            <w:tcW w:type="dxa" w:w="5046"/>
+            <w:tcW w:type="dxa" w:w="2247"/>
           </w:tcPr>
           <w:p>
             <w:pPr>
-              <w:spacing w:after="0"/>
+              <w:spacing w:after="0" w:before="0" w:line="240" w:lineRule="auto"/>
             </w:pPr>
             <w:r/>
             <w:r>
               <w:rPr>
                 <w:rFonts w:ascii="Times New Roman" w:hAnsi="Times New Roman" w:eastAsia="宋体"/>
                 <w:b w:val="0"/>
-                <w:sz w:val="16"/>
+                <w:sz w:val="15"/>
               </w:rPr>
               <w:t>每词元专家理论载入</w:t>
             </w:r>
@@ -1421,18 +1422,18 @@
         </w:tc>
         <w:tc>
           <w:tcPr>
-            <w:tcW w:type="dxa" w:w="5046"/>
+            <w:tcW w:type="dxa" w:w="2629"/>
           </w:tcPr>
           <w:p>
             <w:pPr>
-              <w:spacing w:after="0"/>
+              <w:spacing w:after="0" w:before="0" w:line="240" w:lineRule="auto"/>
             </w:pPr>
             <w:r/>
             <w:r>
               <w:rPr>
                 <w:rFonts w:ascii="Times New Roman" w:hAnsi="Times New Roman" w:eastAsia="宋体"/>
                 <w:b w:val="0"/>
-                <w:sz w:val="16"/>
+                <w:sz w:val="15"/>
               </w:rPr>
               <w:t>92×16×17.55 MB = 25.83 GB</w:t>
             </w:r>
@@ -1442,18 +1443,18 @@
       <w:tr>
         <w:tc>
           <w:tcPr>
-            <w:tcW w:type="dxa" w:w="5046"/>
+            <w:tcW w:type="dxa" w:w="2247"/>
           </w:tcPr>
           <w:p>
             <w:pPr>
-              <w:spacing w:after="0"/>
+              <w:spacing w:after="0" w:before="0" w:line="240" w:lineRule="auto"/>
             </w:pPr>
             <w:r/>
             <w:r>
               <w:rPr>
                 <w:rFonts w:ascii="Times New Roman" w:hAnsi="Times New Roman" w:eastAsia="宋体"/>
                 <w:b w:val="0"/>
-                <w:sz w:val="16"/>
+                <w:sz w:val="15"/>
               </w:rPr>
               <w:t>实测专家段 READ/词元</w:t>
             </w:r>
@@ -1461,18 +1462,18 @@
         </w:tc>
         <w:tc>
           <w:tcPr>
-            <w:tcW w:type="dxa" w:w="5046"/>
+            <w:tcW w:type="dxa" w:w="2629"/>
           </w:tcPr>
           <w:p>
             <w:pPr>
-              <w:spacing w:after="0"/>
+              <w:spacing w:after="0" w:before="0" w:line="240" w:lineRule="auto"/>
             </w:pPr>
             <w:r/>
             <w:r>
               <w:rPr>
                 <w:rFonts w:ascii="Times New Roman" w:hAnsi="Times New Roman" w:eastAsia="宋体"/>
                 <w:b w:val="0"/>
-                <w:sz w:val="16"/>
+                <w:sz w:val="15"/>
               </w:rPr>
               <w:t>25.83 GB</w:t>
             </w:r>
@@ -1482,18 +1483,18 @@
       <w:tr>
         <w:tc>
           <w:tcPr>
-            <w:tcW w:type="dxa" w:w="5046"/>
+            <w:tcW w:type="dxa" w:w="2247"/>
           </w:tcPr>
           <w:p>
             <w:pPr>
-              <w:spacing w:after="0"/>
+              <w:spacing w:after="0" w:before="0" w:line="240" w:lineRule="auto"/>
             </w:pPr>
             <w:r/>
             <w:r>
               <w:rPr>
                 <w:rFonts w:ascii="Times New Roman" w:hAnsi="Times New Roman" w:eastAsia="宋体"/>
                 <w:b w:val="0"/>
-                <w:sz w:val="16"/>
+                <w:sz w:val="15"/>
               </w:rPr>
               <w:t>专家段耗时</w:t>
             </w:r>
@@ -1501,18 +1502,18 @@
         </w:tc>
         <w:tc>
           <w:tcPr>
-            <w:tcW w:type="dxa" w:w="5046"/>
+            <w:tcW w:type="dxa" w:w="2629"/>
           </w:tcPr>
           <w:p>
             <w:pPr>
-              <w:spacing w:after="0"/>
+              <w:spacing w:after="0" w:before="0" w:line="240" w:lineRule="auto"/>
             </w:pPr>
             <w:r/>
             <w:r>
               <w:rPr>
                 <w:rFonts w:ascii="Times New Roman" w:hAnsi="Times New Roman" w:eastAsia="宋体"/>
                 <w:b w:val="0"/>
-                <w:sz w:val="16"/>
+                <w:sz w:val="15"/>
               </w:rPr>
               <w:t>303.58 s/词元</w:t>
             </w:r>
@@ -1522,18 +1523,18 @@
       <w:tr>
         <w:tc>
           <w:tcPr>
-            <w:tcW w:type="dxa" w:w="5046"/>
+            <w:tcW w:type="dxa" w:w="2247"/>
           </w:tcPr>
           <w:p>
             <w:pPr>
-              <w:spacing w:after="0"/>
+              <w:spacing w:after="0" w:before="0" w:line="240" w:lineRule="auto"/>
             </w:pPr>
             <w:r/>
             <w:r>
               <w:rPr>
                 <w:rFonts w:ascii="Times New Roman" w:hAnsi="Times New Roman" w:eastAsia="宋体"/>
                 <w:b w:val="0"/>
-                <w:sz w:val="16"/>
+                <w:sz w:val="15"/>
               </w:rPr>
               <w:t>端到端耗时</w:t>
             </w:r>
@@ -1541,18 +1542,18 @@
         </w:tc>
         <w:tc>
           <w:tcPr>
-            <w:tcW w:type="dxa" w:w="5046"/>
+            <w:tcW w:type="dxa" w:w="2629"/>
           </w:tcPr>
           <w:p>
             <w:pPr>
-              <w:spacing w:after="0"/>
+              <w:spacing w:after="0" w:before="0" w:line="240" w:lineRule="auto"/>
             </w:pPr>
             <w:r/>
             <w:r>
               <w:rPr>
                 <w:rFonts w:ascii="Times New Roman" w:hAnsi="Times New Roman" w:eastAsia="宋体"/>
                 <w:b w:val="0"/>
-                <w:sz w:val="16"/>
+                <w:sz w:val="15"/>
               </w:rPr>
               <w:t>324.36 s/词元</w:t>
             </w:r>
@@ -1562,18 +1563,18 @@
       <w:tr>
         <w:tc>
           <w:tcPr>
-            <w:tcW w:type="dxa" w:w="5046"/>
+            <w:tcW w:type="dxa" w:w="2247"/>
           </w:tcPr>
           <w:p>
             <w:pPr>
-              <w:spacing w:after="0"/>
+              <w:spacing w:after="0" w:before="0" w:line="240" w:lineRule="auto"/>
             </w:pPr>
             <w:r/>
             <w:r>
               <w:rPr>
                 <w:rFonts w:ascii="Times New Roman" w:hAnsi="Times New Roman" w:eastAsia="宋体"/>
                 <w:b w:val="0"/>
-                <w:sz w:val="16"/>
+                <w:sz w:val="15"/>
               </w:rPr>
               <w:t>端到端占比</w:t>
             </w:r>
@@ -1581,18 +1582,18 @@
         </w:tc>
         <w:tc>
           <w:tcPr>
-            <w:tcW w:type="dxa" w:w="5046"/>
+            <w:tcW w:type="dxa" w:w="2629"/>
           </w:tcPr>
           <w:p>
             <w:pPr>
-              <w:spacing w:after="0"/>
+              <w:spacing w:after="0" w:before="0" w:line="240" w:lineRule="auto"/>
             </w:pPr>
             <w:r/>
             <w:r>
               <w:rPr>
                 <w:rFonts w:ascii="Times New Roman" w:hAnsi="Times New Roman" w:eastAsia="宋体"/>
                 <w:b w:val="0"/>
-                <w:sz w:val="16"/>
+                <w:sz w:val="15"/>
               </w:rPr>
               <w:t>303.58/324.36 = 94%</w:t>
             </w:r>
@@ -1788,21 +1789,22 @@
         <w:tblStyle w:val="TableGrid"/>
         <w:tblW w:type="auto" w:w="0"/>
         <w:tblLook w:firstColumn="1" w:firstRow="1" w:lastColumn="0" w:lastRow="0" w:noHBand="0" w:noVBand="1" w:val="04A0"/>
+        <w:tblLayout w:type="fixed"/>
       </w:tblPr>
       <w:tblGrid>
-        <w:gridCol w:w="2523"/>
-        <w:gridCol w:w="2523"/>
-        <w:gridCol w:w="2523"/>
-        <w:gridCol w:w="2523"/>
+        <w:gridCol w:w="1146"/>
+        <w:gridCol w:w="1378"/>
+        <w:gridCol w:w="1204"/>
+        <w:gridCol w:w="1146"/>
       </w:tblGrid>
       <w:tr>
         <w:tc>
           <w:tcPr>
-            <w:tcW w:type="dxa" w:w="2523"/>
+            <w:tcW w:type="dxa" w:w="1146"/>
           </w:tcPr>
           <w:p>
             <w:pPr>
-              <w:spacing w:after="0"/>
+              <w:spacing w:after="0" w:before="0" w:line="240" w:lineRule="auto"/>
             </w:pPr>
             <w:r/>
             <w:r>
@@ -1811,17 +1813,17 @@
                 <w:b/>
                 <w:sz w:val="16"/>
               </w:rPr>
-              <w:t>复用的实际落位层</w:t>
+              <w:t>落位层</w:t>
             </w:r>
           </w:p>
         </w:tc>
         <w:tc>
           <w:tcPr>
-            <w:tcW w:type="dxa" w:w="2523"/>
+            <w:tcW w:type="dxa" w:w="1378"/>
           </w:tcPr>
           <w:p>
             <w:pPr>
-              <w:spacing w:after="0"/>
+              <w:spacing w:after="0" w:before="0" w:line="240" w:lineRule="auto"/>
             </w:pPr>
             <w:r/>
             <w:r>
@@ -1830,17 +1832,17 @@
                 <w:b/>
                 <w:sz w:val="16"/>
               </w:rPr>
-              <w:t>低速盘读数</w:t>
+              <w:t>低速盘</w:t>
             </w:r>
           </w:p>
         </w:tc>
         <w:tc>
           <w:tcPr>
-            <w:tcW w:type="dxa" w:w="2523"/>
+            <w:tcW w:type="dxa" w:w="1204"/>
           </w:tcPr>
           <w:p>
             <w:pPr>
-              <w:spacing w:after="0"/>
+              <w:spacing w:after="0" w:before="0" w:line="240" w:lineRule="auto"/>
             </w:pPr>
             <w:r/>
             <w:r>
@@ -1849,17 +1851,17 @@
                 <w:b/>
                 <w:sz w:val="16"/>
               </w:rPr>
-              <w:t>高速盘读数</w:t>
+              <w:t>高速盘</w:t>
             </w:r>
           </w:p>
         </w:tc>
         <w:tc>
           <w:tcPr>
-            <w:tcW w:type="dxa" w:w="2523"/>
+            <w:tcW w:type="dxa" w:w="1146"/>
           </w:tcPr>
           <w:p>
             <w:pPr>
-              <w:spacing w:after="0"/>
+              <w:spacing w:after="0" w:before="0" w:line="240" w:lineRule="auto"/>
             </w:pPr>
             <w:r/>
             <w:r>
@@ -1868,7 +1870,7 @@
                 <w:b/>
                 <w:sz w:val="16"/>
               </w:rPr>
-              <w:t>高速内存（DRAM）读数</w:t>
+              <w:t>内存</w:t>
             </w:r>
           </w:p>
         </w:tc>
@@ -1876,37 +1878,37 @@
       <w:tr>
         <w:tc>
           <w:tcPr>
-            <w:tcW w:type="dxa" w:w="2523"/>
+            <w:tcW w:type="dxa" w:w="1146"/>
           </w:tcPr>
           <w:p>
             <w:pPr>
-              <w:spacing w:after="0"/>
+              <w:spacing w:after="0" w:before="0" w:line="240" w:lineRule="auto"/>
             </w:pPr>
             <w:r/>
             <w:r>
               <w:rPr>
                 <w:rFonts w:ascii="Times New Roman" w:hAnsi="Times New Roman" w:eastAsia="宋体"/>
                 <w:b w:val="0"/>
-                <w:sz w:val="16"/>
+                <w:sz w:val="15"/>
               </w:rPr>
-              <w:t>低速盘（阶段 A 基线）</w:t>
+              <w:t>A 低速盘</w:t>
             </w:r>
           </w:p>
         </w:tc>
         <w:tc>
           <w:tcPr>
-            <w:tcW w:type="dxa" w:w="2523"/>
+            <w:tcW w:type="dxa" w:w="1378"/>
           </w:tcPr>
           <w:p>
             <w:pPr>
-              <w:spacing w:after="0"/>
+              <w:spacing w:after="0" w:before="0" w:line="240" w:lineRule="auto"/>
             </w:pPr>
             <w:r/>
             <w:r>
               <w:rPr>
                 <w:rFonts w:ascii="Times New Roman" w:hAnsi="Times New Roman" w:eastAsia="宋体"/>
                 <w:b w:val="0"/>
-                <w:sz w:val="16"/>
+                <w:sz w:val="15"/>
               </w:rPr>
               <w:t>25.83 GB</w:t>
             </w:r>
@@ -1914,18 +1916,18 @@
         </w:tc>
         <w:tc>
           <w:tcPr>
-            <w:tcW w:type="dxa" w:w="2523"/>
+            <w:tcW w:type="dxa" w:w="1204"/>
           </w:tcPr>
           <w:p>
             <w:pPr>
-              <w:spacing w:after="0"/>
+              <w:spacing w:after="0" w:before="0" w:line="240" w:lineRule="auto"/>
             </w:pPr>
             <w:r/>
             <w:r>
               <w:rPr>
                 <w:rFonts w:ascii="Times New Roman" w:hAnsi="Times New Roman" w:eastAsia="宋体"/>
                 <w:b w:val="0"/>
-                <w:sz w:val="16"/>
+                <w:sz w:val="15"/>
               </w:rPr>
               <w:t>0</w:t>
             </w:r>
@@ -1933,18 +1935,18 @@
         </w:tc>
         <w:tc>
           <w:tcPr>
-            <w:tcW w:type="dxa" w:w="2523"/>
+            <w:tcW w:type="dxa" w:w="1146"/>
           </w:tcPr>
           <w:p>
             <w:pPr>
-              <w:spacing w:after="0"/>
+              <w:spacing w:after="0" w:before="0" w:line="240" w:lineRule="auto"/>
             </w:pPr>
             <w:r/>
             <w:r>
               <w:rPr>
                 <w:rFonts w:ascii="Times New Roman" w:hAnsi="Times New Roman" w:eastAsia="宋体"/>
                 <w:b w:val="0"/>
-                <w:sz w:val="16"/>
+                <w:sz w:val="15"/>
               </w:rPr>
               <w:t>0</w:t>
             </w:r>
@@ -1954,56 +1956,56 @@
       <w:tr>
         <w:tc>
           <w:tcPr>
-            <w:tcW w:type="dxa" w:w="2523"/>
+            <w:tcW w:type="dxa" w:w="1146"/>
           </w:tcPr>
           <w:p>
             <w:pPr>
-              <w:spacing w:after="0"/>
+              <w:spacing w:after="0" w:before="0" w:line="240" w:lineRule="auto"/>
             </w:pPr>
             <w:r/>
             <w:r>
               <w:rPr>
                 <w:rFonts w:ascii="Times New Roman" w:hAnsi="Times New Roman" w:eastAsia="宋体"/>
                 <w:b w:val="0"/>
-                <w:sz w:val="16"/>
+                <w:sz w:val="15"/>
               </w:rPr>
-              <w:t>高速盘（阶段 B）</w:t>
+              <w:t>B 高速盘</w:t>
             </w:r>
           </w:p>
         </w:tc>
         <w:tc>
           <w:tcPr>
-            <w:tcW w:type="dxa" w:w="2523"/>
+            <w:tcW w:type="dxa" w:w="1378"/>
           </w:tcPr>
           <w:p>
             <w:pPr>
-              <w:spacing w:after="0"/>
+              <w:spacing w:after="0" w:before="0" w:line="240" w:lineRule="auto"/>
             </w:pPr>
             <w:r/>
             <w:r>
               <w:rPr>
                 <w:rFonts w:ascii="Times New Roman" w:hAnsi="Times New Roman" w:eastAsia="宋体"/>
                 <w:b w:val="0"/>
-                <w:sz w:val="16"/>
+                <w:sz w:val="15"/>
               </w:rPr>
-              <w:t>均值 ≈6.7 GB；稳态尾段 ≈1.7 GB</w:t>
+              <w:t>6.7 / 1.7 GB</w:t>
             </w:r>
           </w:p>
         </w:tc>
         <w:tc>
           <w:tcPr>
-            <w:tcW w:type="dxa" w:w="2523"/>
+            <w:tcW w:type="dxa" w:w="1204"/>
           </w:tcPr>
           <w:p>
             <w:pPr>
-              <w:spacing w:after="0"/>
+              <w:spacing w:after="0" w:before="0" w:line="240" w:lineRule="auto"/>
             </w:pPr>
             <w:r/>
             <w:r>
               <w:rPr>
                 <w:rFonts w:ascii="Times New Roman" w:hAnsi="Times New Roman" w:eastAsia="宋体"/>
                 <w:b w:val="0"/>
-                <w:sz w:val="16"/>
+                <w:sz w:val="15"/>
               </w:rPr>
               <w:t>≈19.1 GB</w:t>
             </w:r>
@@ -2011,18 +2013,18 @@
         </w:tc>
         <w:tc>
           <w:tcPr>
-            <w:tcW w:type="dxa" w:w="2523"/>
+            <w:tcW w:type="dxa" w:w="1146"/>
           </w:tcPr>
           <w:p>
             <w:pPr>
-              <w:spacing w:after="0"/>
+              <w:spacing w:after="0" w:before="0" w:line="240" w:lineRule="auto"/>
             </w:pPr>
             <w:r/>
             <w:r>
               <w:rPr>
                 <w:rFonts w:ascii="Times New Roman" w:hAnsi="Times New Roman" w:eastAsia="宋体"/>
                 <w:b w:val="0"/>
-                <w:sz w:val="16"/>
+                <w:sz w:val="15"/>
               </w:rPr>
               <w:t>0</w:t>
             </w:r>
@@ -2032,37 +2034,37 @@
       <w:tr>
         <w:tc>
           <w:tcPr>
-            <w:tcW w:type="dxa" w:w="2523"/>
+            <w:tcW w:type="dxa" w:w="1146"/>
           </w:tcPr>
           <w:p>
             <w:pPr>
-              <w:spacing w:after="0"/>
+              <w:spacing w:after="0" w:before="0" w:line="240" w:lineRule="auto"/>
             </w:pPr>
             <w:r/>
             <w:r>
               <w:rPr>
                 <w:rFonts w:ascii="Times New Roman" w:hAnsi="Times New Roman" w:eastAsia="宋体"/>
                 <w:b w:val="0"/>
-                <w:sz w:val="16"/>
+                <w:sz w:val="15"/>
               </w:rPr>
-              <w:t>高速内存（DRAM）（推论 1 目标）</w:t>
+              <w:t>C 内存</w:t>
             </w:r>
           </w:p>
         </w:tc>
         <w:tc>
           <w:tcPr>
-            <w:tcW w:type="dxa" w:w="2523"/>
+            <w:tcW w:type="dxa" w:w="1378"/>
           </w:tcPr>
           <w:p>
             <w:pPr>
-              <w:spacing w:after="0"/>
+              <w:spacing w:after="0" w:before="0" w:line="240" w:lineRule="auto"/>
             </w:pPr>
             <w:r/>
             <w:r>
               <w:rPr>
                 <w:rFonts w:ascii="Times New Roman" w:hAnsi="Times New Roman" w:eastAsia="宋体"/>
                 <w:b w:val="0"/>
-                <w:sz w:val="16"/>
+                <w:sz w:val="15"/>
               </w:rPr>
               <w:t>≈0</w:t>
             </w:r>
@@ -2070,18 +2072,18 @@
         </w:tc>
         <w:tc>
           <w:tcPr>
-            <w:tcW w:type="dxa" w:w="2523"/>
+            <w:tcW w:type="dxa" w:w="1204"/>
           </w:tcPr>
           <w:p>
             <w:pPr>
-              <w:spacing w:after="0"/>
+              <w:spacing w:after="0" w:before="0" w:line="240" w:lineRule="auto"/>
             </w:pPr>
             <w:r/>
             <w:r>
               <w:rPr>
                 <w:rFonts w:ascii="Times New Roman" w:hAnsi="Times New Roman" w:eastAsia="宋体"/>
                 <w:b w:val="0"/>
-                <w:sz w:val="16"/>
+                <w:sz w:val="15"/>
               </w:rPr>
               <w:t>≈0</w:t>
             </w:r>
@@ -2089,18 +2091,18 @@
         </w:tc>
         <w:tc>
           <w:tcPr>
-            <w:tcW w:type="dxa" w:w="2523"/>
+            <w:tcW w:type="dxa" w:w="1146"/>
           </w:tcPr>
           <w:p>
             <w:pPr>
-              <w:spacing w:after="0"/>
+              <w:spacing w:after="0" w:before="0" w:line="240" w:lineRule="auto"/>
             </w:pPr>
             <w:r/>
             <w:r>
               <w:rPr>
                 <w:rFonts w:ascii="Times New Roman" w:hAnsi="Times New Roman" w:eastAsia="宋体"/>
                 <w:b w:val="0"/>
-                <w:sz w:val="16"/>
+                <w:sz w:val="15"/>
               </w:rPr>
               <w:t>25.83 GB</w:t>
             </w:r>
@@ -2119,7 +2121,21 @@
           <w:b w:val="0"/>
           <w:sz w:val="18"/>
         </w:rPr>
-        <w:t>注：高速盘档低速盘“均值”为 32-词元全程含冷启动的均值（含写回）；“稳态尾段”为后 16 词元的读数（27 GB/16 词元）。两者口径不同，出处见随稿附件 A.1。</w:t>
+        <w:t>注：三列为各层每词元读数。B 行低速盘的 6.7 为 32 词元全程均值（含冷启动与写回），1.7 为后 16 词元尾段读数，两者口径不同。C 行为推论 1 指向的目标档，本文未观测。出处见随稿附件 A.1。</w:t>
+      </w:r>
+    </w:p>
+    <w:p>
+      <w:pPr>
+        <w:spacing w:after="40" w:line="276" w:lineRule="auto"/>
+        <w:ind w:firstLine="360"/>
+      </w:pPr>
+      <w:r>
+        <w:rPr>
+          <w:rFonts w:ascii="Times New Roman" w:hAnsi="Times New Roman" w:eastAsia="宋体"/>
+          <w:b w:val="0"/>
+          <w:sz w:val="18"/>
+        </w:rPr>
+        <w:t>注：高速盘档低速盘读数的两种口径见下表注，出处见随稿附件 A.1。</w:t>
       </w:r>
     </w:p>
     <w:p>
@@ -2236,23 +2252,24 @@
         <w:tblStyle w:val="TableGrid"/>
         <w:tblW w:type="auto" w:w="0"/>
         <w:tblLook w:firstColumn="1" w:firstRow="1" w:lastColumn="0" w:lastRow="0" w:noHBand="0" w:noVBand="1" w:val="04A0"/>
+        <w:tblLayout w:type="fixed"/>
       </w:tblPr>
       <w:tblGrid>
-        <w:gridCol w:w="1682"/>
-        <w:gridCol w:w="1682"/>
-        <w:gridCol w:w="1682"/>
-        <w:gridCol w:w="1682"/>
-        <w:gridCol w:w="1682"/>
-        <w:gridCol w:w="1682"/>
+        <w:gridCol w:w="831"/>
+        <w:gridCol w:w="809"/>
+        <w:gridCol w:w="787"/>
+        <w:gridCol w:w="809"/>
+        <w:gridCol w:w="853"/>
+        <w:gridCol w:w="787"/>
       </w:tblGrid>
       <w:tr>
         <w:tc>
           <w:tcPr>
-            <w:tcW w:type="dxa" w:w="1682"/>
+            <w:tcW w:type="dxa" w:w="831"/>
           </w:tcPr>
           <w:p>
             <w:pPr>
-              <w:spacing w:after="0"/>
+              <w:spacing w:after="0" w:before="0" w:line="240" w:lineRule="auto"/>
             </w:pPr>
             <w:r/>
             <w:r>
@@ -2267,11 +2284,11 @@
         </w:tc>
         <w:tc>
           <w:tcPr>
-            <w:tcW w:type="dxa" w:w="1682"/>
+            <w:tcW w:type="dxa" w:w="809"/>
           </w:tcPr>
           <w:p>
             <w:pPr>
-              <w:spacing w:after="0"/>
+              <w:spacing w:after="0" w:before="0" w:line="240" w:lineRule="auto"/>
             </w:pPr>
             <w:r/>
             <w:r>
@@ -2280,17 +2297,17 @@
                 <w:b/>
                 <w:sz w:val="16"/>
               </w:rPr>
-              <w:t>每词元字节</w:t>
+              <w:t>字节/词元</w:t>
             </w:r>
           </w:p>
         </w:tc>
         <w:tc>
           <w:tcPr>
-            <w:tcW w:type="dxa" w:w="1682"/>
+            <w:tcW w:type="dxa" w:w="787"/>
           </w:tcPr>
           <w:p>
             <w:pPr>
-              <w:spacing w:after="0"/>
+              <w:spacing w:after="0" w:before="0" w:line="240" w:lineRule="auto"/>
             </w:pPr>
             <w:r/>
             <w:r>
@@ -2299,17 +2316,17 @@
                 <w:b/>
                 <w:sz w:val="16"/>
               </w:rPr>
-              <w:t>实测速率</w:t>
+              <w:t>速率</w:t>
             </w:r>
           </w:p>
         </w:tc>
         <w:tc>
           <w:tcPr>
-            <w:tcW w:type="dxa" w:w="1682"/>
+            <w:tcW w:type="dxa" w:w="809"/>
           </w:tcPr>
           <w:p>
             <w:pPr>
-              <w:spacing w:after="0"/>
+              <w:spacing w:after="0" w:before="0" w:line="240" w:lineRule="auto"/>
             </w:pPr>
             <w:r/>
             <w:r>
@@ -2324,11 +2341,11 @@
         </w:tc>
         <w:tc>
           <w:tcPr>
-            <w:tcW w:type="dxa" w:w="1682"/>
+            <w:tcW w:type="dxa" w:w="853"/>
           </w:tcPr>
           <w:p>
             <w:pPr>
-              <w:spacing w:after="0"/>
+              <w:spacing w:after="0" w:before="0" w:line="240" w:lineRule="auto"/>
             </w:pPr>
             <w:r/>
             <w:r>
@@ -2337,17 +2354,17 @@
                 <w:b/>
                 <w:sz w:val="16"/>
               </w:rPr>
-              <w:t>暴露在墙上的时间</w:t>
+              <w:t>暴露</w:t>
             </w:r>
           </w:p>
         </w:tc>
         <w:tc>
           <w:tcPr>
-            <w:tcW w:type="dxa" w:w="1682"/>
+            <w:tcW w:type="dxa" w:w="787"/>
           </w:tcPr>
           <w:p>
             <w:pPr>
-              <w:spacing w:after="0"/>
+              <w:spacing w:after="0" w:before="0" w:line="240" w:lineRule="auto"/>
             </w:pPr>
             <w:r/>
             <w:r>
@@ -2364,18 +2381,18 @@
       <w:tr>
         <w:tc>
           <w:tcPr>
-            <w:tcW w:type="dxa" w:w="1682"/>
+            <w:tcW w:type="dxa" w:w="831"/>
           </w:tcPr>
           <w:p>
             <w:pPr>
-              <w:spacing w:after="0"/>
+              <w:spacing w:after="0" w:before="0" w:line="240" w:lineRule="auto"/>
             </w:pPr>
             <w:r/>
             <w:r>
               <w:rPr>
                 <w:rFonts w:ascii="Times New Roman" w:hAnsi="Times New Roman" w:eastAsia="宋体"/>
                 <w:b w:val="0"/>
-                <w:sz w:val="16"/>
+                <w:sz w:val="15"/>
               </w:rPr>
               <w:t>专家权重</w:t>
             </w:r>
@@ -2383,18 +2400,18 @@
         </w:tc>
         <w:tc>
           <w:tcPr>
-            <w:tcW w:type="dxa" w:w="1682"/>
+            <w:tcW w:type="dxa" w:w="809"/>
           </w:tcPr>
           <w:p>
             <w:pPr>
-              <w:spacing w:after="0"/>
+              <w:spacing w:after="0" w:before="0" w:line="240" w:lineRule="auto"/>
             </w:pPr>
             <w:r/>
             <w:r>
               <w:rPr>
                 <w:rFonts w:ascii="Times New Roman" w:hAnsi="Times New Roman" w:eastAsia="宋体"/>
                 <w:b w:val="0"/>
-                <w:sz w:val="16"/>
+                <w:sz w:val="15"/>
               </w:rPr>
               <w:t>22.5 GB</w:t>
             </w:r>
@@ -2402,18 +2419,18 @@
         </w:tc>
         <w:tc>
           <w:tcPr>
-            <w:tcW w:type="dxa" w:w="1682"/>
+            <w:tcW w:type="dxa" w:w="787"/>
           </w:tcPr>
           <w:p>
             <w:pPr>
-              <w:spacing w:after="0"/>
+              <w:spacing w:after="0" w:before="0" w:line="240" w:lineRule="auto"/>
             </w:pPr>
             <w:r/>
             <w:r>
               <w:rPr>
                 <w:rFonts w:ascii="Times New Roman" w:hAnsi="Times New Roman" w:eastAsia="宋体"/>
                 <w:b w:val="0"/>
-                <w:sz w:val="16"/>
+                <w:sz w:val="15"/>
               </w:rPr>
               <w:t>379 MB/s</w:t>
             </w:r>
@@ -2421,37 +2438,37 @@
         </w:tc>
         <w:tc>
           <w:tcPr>
-            <w:tcW w:type="dxa" w:w="1682"/>
+            <w:tcW w:type="dxa" w:w="809"/>
           </w:tcPr>
           <w:p>
             <w:pPr>
-              <w:spacing w:after="0"/>
+              <w:spacing w:after="0" w:before="0" w:line="240" w:lineRule="auto"/>
             </w:pPr>
             <w:r/>
             <w:r>
               <w:rPr>
                 <w:rFonts w:ascii="Times New Roman" w:hAnsi="Times New Roman" w:eastAsia="宋体"/>
                 <w:b w:val="0"/>
-                <w:sz w:val="16"/>
+                <w:sz w:val="15"/>
               </w:rPr>
-              <w:t>16 路并发，层内取 16（见 5.2.1）</w:t>
+              <w:t>16 路并发</w:t>
             </w:r>
           </w:p>
         </w:tc>
         <w:tc>
           <w:tcPr>
-            <w:tcW w:type="dxa" w:w="1682"/>
+            <w:tcW w:type="dxa" w:w="853"/>
           </w:tcPr>
           <w:p>
             <w:pPr>
-              <w:spacing w:after="0"/>
+              <w:spacing w:after="0" w:before="0" w:line="240" w:lineRule="auto"/>
             </w:pPr>
             <w:r/>
             <w:r>
               <w:rPr>
                 <w:rFonts w:ascii="Times New Roman" w:hAnsi="Times New Roman" w:eastAsia="宋体"/>
                 <w:b w:val="0"/>
-                <w:sz w:val="16"/>
+                <w:sz w:val="15"/>
               </w:rPr>
               <w:t>59.39 s</w:t>
             </w:r>
@@ -2459,18 +2476,18 @@
         </w:tc>
         <w:tc>
           <w:tcPr>
-            <w:tcW w:type="dxa" w:w="1682"/>
+            <w:tcW w:type="dxa" w:w="787"/>
           </w:tcPr>
           <w:p>
             <w:pPr>
-              <w:spacing w:after="0"/>
+              <w:spacing w:after="0" w:before="0" w:line="240" w:lineRule="auto"/>
             </w:pPr>
             <w:r/>
             <w:r>
               <w:rPr>
                 <w:rFonts w:ascii="Times New Roman" w:hAnsi="Times New Roman" w:eastAsia="宋体"/>
                 <w:b w:val="0"/>
-                <w:sz w:val="16"/>
+                <w:sz w:val="15"/>
               </w:rPr>
               <w:t>79.6%</w:t>
             </w:r>
@@ -2480,37 +2497,37 @@
       <w:tr>
         <w:tc>
           <w:tcPr>
-            <w:tcW w:type="dxa" w:w="1682"/>
+            <w:tcW w:type="dxa" w:w="831"/>
           </w:tcPr>
           <w:p>
             <w:pPr>
-              <w:spacing w:after="0"/>
+              <w:spacing w:after="0" w:before="0" w:line="240" w:lineRule="auto"/>
             </w:pPr>
             <w:r/>
             <w:r>
               <w:rPr>
                 <w:rFonts w:ascii="Times New Roman" w:hAnsi="Times New Roman" w:eastAsia="宋体"/>
                 <w:b w:val="0"/>
-                <w:sz w:val="16"/>
+                <w:sz w:val="15"/>
               </w:rPr>
-              <w:t>纯算术（93 层，16 核，不含专家读）</w:t>
+              <w:t>纯算术</w:t>
             </w:r>
           </w:p>
         </w:tc>
         <w:tc>
           <w:tcPr>
-            <w:tcW w:type="dxa" w:w="1682"/>
+            <w:tcW w:type="dxa" w:w="809"/>
           </w:tcPr>
           <w:p>
             <w:pPr>
-              <w:spacing w:after="0"/>
+              <w:spacing w:after="0" w:before="0" w:line="240" w:lineRule="auto"/>
             </w:pPr>
             <w:r/>
             <w:r>
               <w:rPr>
                 <w:rFonts w:ascii="Times New Roman" w:hAnsi="Times New Roman" w:eastAsia="宋体"/>
                 <w:b w:val="0"/>
-                <w:sz w:val="16"/>
+                <w:sz w:val="15"/>
               </w:rPr>
               <w:t>—</w:t>
             </w:r>
@@ -2518,18 +2535,18 @@
         </w:tc>
         <w:tc>
           <w:tcPr>
-            <w:tcW w:type="dxa" w:w="1682"/>
+            <w:tcW w:type="dxa" w:w="787"/>
           </w:tcPr>
           <w:p>
             <w:pPr>
-              <w:spacing w:after="0"/>
+              <w:spacing w:after="0" w:before="0" w:line="240" w:lineRule="auto"/>
             </w:pPr>
             <w:r/>
             <w:r>
               <w:rPr>
                 <w:rFonts w:ascii="Times New Roman" w:hAnsi="Times New Roman" w:eastAsia="宋体"/>
                 <w:b w:val="0"/>
-                <w:sz w:val="16"/>
+                <w:sz w:val="15"/>
               </w:rPr>
               <w:t>—</w:t>
             </w:r>
@@ -2537,18 +2554,18 @@
         </w:tc>
         <w:tc>
           <w:tcPr>
-            <w:tcW w:type="dxa" w:w="1682"/>
+            <w:tcW w:type="dxa" w:w="809"/>
           </w:tcPr>
           <w:p>
             <w:pPr>
-              <w:spacing w:after="0"/>
+              <w:spacing w:after="0" w:before="0" w:line="240" w:lineRule="auto"/>
             </w:pPr>
             <w:r/>
             <w:r>
               <w:rPr>
                 <w:rFonts w:ascii="Times New Roman" w:hAnsi="Times New Roman" w:eastAsia="宋体"/>
                 <w:b w:val="0"/>
-                <w:sz w:val="16"/>
+                <w:sz w:val="15"/>
               </w:rPr>
               <w:t>—</w:t>
             </w:r>
@@ -2556,18 +2573,18 @@
         </w:tc>
         <w:tc>
           <w:tcPr>
-            <w:tcW w:type="dxa" w:w="1682"/>
+            <w:tcW w:type="dxa" w:w="853"/>
           </w:tcPr>
           <w:p>
             <w:pPr>
-              <w:spacing w:after="0"/>
+              <w:spacing w:after="0" w:before="0" w:line="240" w:lineRule="auto"/>
             </w:pPr>
             <w:r/>
             <w:r>
               <w:rPr>
                 <w:rFonts w:ascii="Times New Roman" w:hAnsi="Times New Roman" w:eastAsia="宋体"/>
                 <w:b w:val="0"/>
-                <w:sz w:val="16"/>
+                <w:sz w:val="15"/>
               </w:rPr>
               <w:t>14.85 s</w:t>
             </w:r>
@@ -2575,18 +2592,18 @@
         </w:tc>
         <w:tc>
           <w:tcPr>
-            <w:tcW w:type="dxa" w:w="1682"/>
+            <w:tcW w:type="dxa" w:w="787"/>
           </w:tcPr>
           <w:p>
             <w:pPr>
-              <w:spacing w:after="0"/>
+              <w:spacing w:after="0" w:before="0" w:line="240" w:lineRule="auto"/>
             </w:pPr>
             <w:r/>
             <w:r>
               <w:rPr>
                 <w:rFonts w:ascii="Times New Roman" w:hAnsi="Times New Roman" w:eastAsia="宋体"/>
                 <w:b w:val="0"/>
-                <w:sz w:val="16"/>
+                <w:sz w:val="15"/>
               </w:rPr>
               <w:t>19.9%</w:t>
             </w:r>
@@ -2596,18 +2613,18 @@
       <w:tr>
         <w:tc>
           <w:tcPr>
-            <w:tcW w:type="dxa" w:w="1682"/>
+            <w:tcW w:type="dxa" w:w="831"/>
           </w:tcPr>
           <w:p>
             <w:pPr>
-              <w:spacing w:after="0"/>
+              <w:spacing w:after="0" w:before="0" w:line="240" w:lineRule="auto"/>
             </w:pPr>
             <w:r/>
             <w:r>
               <w:rPr>
                 <w:rFonts w:ascii="Times New Roman" w:hAnsi="Times New Roman" w:eastAsia="宋体"/>
                 <w:b w:val="0"/>
-                <w:sz w:val="16"/>
+                <w:sz w:val="15"/>
               </w:rPr>
               <w:t>主干权重</w:t>
             </w:r>
@@ -2615,18 +2632,18 @@
         </w:tc>
         <w:tc>
           <w:tcPr>
-            <w:tcW w:type="dxa" w:w="1682"/>
+            <w:tcW w:type="dxa" w:w="809"/>
           </w:tcPr>
           <w:p>
             <w:pPr>
-              <w:spacing w:after="0"/>
+              <w:spacing w:after="0" w:before="0" w:line="240" w:lineRule="auto"/>
             </w:pPr>
             <w:r/>
             <w:r>
               <w:rPr>
                 <w:rFonts w:ascii="Times New Roman" w:hAnsi="Times New Roman" w:eastAsia="宋体"/>
                 <w:b w:val="0"/>
-                <w:sz w:val="16"/>
+                <w:sz w:val="15"/>
               </w:rPr>
               <w:t>41.8 GB</w:t>
             </w:r>
@@ -2634,18 +2651,18 @@
         </w:tc>
         <w:tc>
           <w:tcPr>
-            <w:tcW w:type="dxa" w:w="1682"/>
+            <w:tcW w:type="dxa" w:w="787"/>
           </w:tcPr>
           <w:p>
             <w:pPr>
-              <w:spacing w:after="0"/>
+              <w:spacing w:after="0" w:before="0" w:line="240" w:lineRule="auto"/>
             </w:pPr>
             <w:r/>
             <w:r>
               <w:rPr>
                 <w:rFonts w:ascii="Times New Roman" w:hAnsi="Times New Roman" w:eastAsia="宋体"/>
                 <w:b w:val="0"/>
-                <w:sz w:val="16"/>
+                <w:sz w:val="15"/>
               </w:rPr>
               <w:t>890 MB/s</w:t>
             </w:r>
@@ -2653,37 +2670,37 @@
         </w:tc>
         <w:tc>
           <w:tcPr>
-            <w:tcW w:type="dxa" w:w="1682"/>
+            <w:tcW w:type="dxa" w:w="809"/>
           </w:tcPr>
           <w:p>
             <w:pPr>
-              <w:spacing w:after="0"/>
+              <w:spacing w:after="0" w:before="0" w:line="240" w:lineRule="auto"/>
             </w:pPr>
             <w:r/>
             <w:r>
               <w:rPr>
                 <w:rFonts w:ascii="Times New Roman" w:hAnsi="Times New Roman" w:eastAsia="宋体"/>
                 <w:b w:val="0"/>
-                <w:sz w:val="16"/>
+                <w:sz w:val="15"/>
               </w:rPr>
-              <w:t>顺序（层内连续，环形预取）</w:t>
+              <w:t>顺序</w:t>
             </w:r>
           </w:p>
         </w:tc>
         <w:tc>
           <w:tcPr>
-            <w:tcW w:type="dxa" w:w="1682"/>
+            <w:tcW w:type="dxa" w:w="853"/>
           </w:tcPr>
           <w:p>
             <w:pPr>
-              <w:spacing w:after="0"/>
+              <w:spacing w:after="0" w:before="0" w:line="240" w:lineRule="auto"/>
             </w:pPr>
             <w:r/>
             <w:r>
               <w:rPr>
                 <w:rFonts w:ascii="Times New Roman" w:hAnsi="Times New Roman" w:eastAsia="宋体"/>
                 <w:b w:val="0"/>
-                <w:sz w:val="16"/>
+                <w:sz w:val="15"/>
               </w:rPr>
               <w:t>0.38 s</w:t>
             </w:r>
@@ -2691,18 +2708,18 @@
         </w:tc>
         <w:tc>
           <w:tcPr>
-            <w:tcW w:type="dxa" w:w="1682"/>
+            <w:tcW w:type="dxa" w:w="787"/>
           </w:tcPr>
           <w:p>
             <w:pPr>
-              <w:spacing w:after="0"/>
+              <w:spacing w:after="0" w:before="0" w:line="240" w:lineRule="auto"/>
             </w:pPr>
             <w:r/>
             <w:r>
               <w:rPr>
                 <w:rFonts w:ascii="Times New Roman" w:hAnsi="Times New Roman" w:eastAsia="宋体"/>
                 <w:b w:val="0"/>
-                <w:sz w:val="16"/>
+                <w:sz w:val="15"/>
               </w:rPr>
               <w:t>0.5%</w:t>
             </w:r>
@@ -2712,18 +2729,18 @@
       <w:tr>
         <w:tc>
           <w:tcPr>
-            <w:tcW w:type="dxa" w:w="1682"/>
+            <w:tcW w:type="dxa" w:w="831"/>
           </w:tcPr>
           <w:p>
             <w:pPr>
-              <w:spacing w:after="0"/>
+              <w:spacing w:after="0" w:before="0" w:line="240" w:lineRule="auto"/>
             </w:pPr>
             <w:r/>
             <w:r>
               <w:rPr>
                 <w:rFonts w:ascii="Times New Roman" w:hAnsi="Times New Roman" w:eastAsia="宋体"/>
                 <w:b w:val="0"/>
-                <w:sz w:val="16"/>
+                <w:sz w:val="15"/>
               </w:rPr>
               <w:t>**端到端**</w:t>
             </w:r>
@@ -2731,18 +2748,18 @@
         </w:tc>
         <w:tc>
           <w:tcPr>
-            <w:tcW w:type="dxa" w:w="1682"/>
+            <w:tcW w:type="dxa" w:w="809"/>
           </w:tcPr>
           <w:p>
             <w:pPr>
-              <w:spacing w:after="0"/>
+              <w:spacing w:after="0" w:before="0" w:line="240" w:lineRule="auto"/>
             </w:pPr>
             <w:r/>
             <w:r>
               <w:rPr>
                 <w:rFonts w:ascii="Times New Roman" w:hAnsi="Times New Roman" w:eastAsia="宋体"/>
                 <w:b w:val="0"/>
-                <w:sz w:val="16"/>
+                <w:sz w:val="15"/>
               </w:rPr>
               <w:t>64.3 GB</w:t>
             </w:r>
@@ -2750,18 +2767,18 @@
         </w:tc>
         <w:tc>
           <w:tcPr>
-            <w:tcW w:type="dxa" w:w="1682"/>
+            <w:tcW w:type="dxa" w:w="787"/>
           </w:tcPr>
           <w:p>
             <w:pPr>
-              <w:spacing w:after="0"/>
+              <w:spacing w:after="0" w:before="0" w:line="240" w:lineRule="auto"/>
             </w:pPr>
             <w:r/>
             <w:r>
               <w:rPr>
                 <w:rFonts w:ascii="Times New Roman" w:hAnsi="Times New Roman" w:eastAsia="宋体"/>
                 <w:b w:val="0"/>
-                <w:sz w:val="16"/>
+                <w:sz w:val="15"/>
               </w:rPr>
               <w:t>—</w:t>
             </w:r>
@@ -2769,18 +2786,18 @@
         </w:tc>
         <w:tc>
           <w:tcPr>
-            <w:tcW w:type="dxa" w:w="1682"/>
+            <w:tcW w:type="dxa" w:w="809"/>
           </w:tcPr>
           <w:p>
             <w:pPr>
-              <w:spacing w:after="0"/>
+              <w:spacing w:after="0" w:before="0" w:line="240" w:lineRule="auto"/>
             </w:pPr>
             <w:r/>
             <w:r>
               <w:rPr>
                 <w:rFonts w:ascii="Times New Roman" w:hAnsi="Times New Roman" w:eastAsia="宋体"/>
                 <w:b w:val="0"/>
-                <w:sz w:val="16"/>
+                <w:sz w:val="15"/>
               </w:rPr>
               <w:t>—</w:t>
             </w:r>
@@ -2788,37 +2805,37 @@
         </w:tc>
         <w:tc>
           <w:tcPr>
-            <w:tcW w:type="dxa" w:w="1682"/>
+            <w:tcW w:type="dxa" w:w="853"/>
           </w:tcPr>
           <w:p>
             <w:pPr>
-              <w:spacing w:after="0"/>
+              <w:spacing w:after="0" w:before="0" w:line="240" w:lineRule="auto"/>
             </w:pPr>
             <w:r/>
             <w:r>
               <w:rPr>
                 <w:rFonts w:ascii="Times New Roman" w:hAnsi="Times New Roman" w:eastAsia="宋体"/>
                 <w:b w:val="0"/>
-                <w:sz w:val="16"/>
+                <w:sz w:val="15"/>
               </w:rPr>
-              <w:t>**74.57 s/词元**</w:t>
+              <w:t>**74.57 s**</w:t>
             </w:r>
           </w:p>
         </w:tc>
         <w:tc>
           <w:tcPr>
-            <w:tcW w:type="dxa" w:w="1682"/>
+            <w:tcW w:type="dxa" w:w="787"/>
           </w:tcPr>
           <w:p>
             <w:pPr>
-              <w:spacing w:after="0"/>
+              <w:spacing w:after="0" w:before="0" w:line="240" w:lineRule="auto"/>
             </w:pPr>
             <w:r/>
             <w:r>
               <w:rPr>
                 <w:rFonts w:ascii="Times New Roman" w:hAnsi="Times New Roman" w:eastAsia="宋体"/>
                 <w:b w:val="0"/>
-                <w:sz w:val="16"/>
+                <w:sz w:val="15"/>
               </w:rPr>
               <w:t>100%</w:t>
             </w:r>
@@ -2837,31 +2854,7 @@
           <w:b w:val="0"/>
           <w:sz w:val="18"/>
         </w:rPr>
-        <w:t>注：时间为三轮运行的中位数，各轮均于低负载下启动。</w:t>
-      </w:r>
-      <w:r>
-        <w:rPr>
-          <w:rFonts w:ascii="Times New Roman" w:hAnsi="Times New Roman" w:eastAsia="宋体"/>
-          <w:b/>
-          <w:sz w:val="18"/>
-        </w:rPr>
-        <w:t>暴露时间取各相位区间的并集，不是时长相加</w:t>
-      </w:r>
-      <w:r>
-        <w:rPr>
-          <w:rFonts w:ascii="Times New Roman" w:hAnsi="Times New Roman" w:eastAsia="宋体"/>
-          <w:b w:val="0"/>
-          <w:sz w:val="18"/>
-        </w:rPr>
-        <w:t>——三者在本档相互重叠，相加会把专家读的 100% 重复计入算术区间。故本表按互斥口径给出，三轮残差均为 0.0000，与引擎自报逐词元墙钟吻合 99.8–99.9%。速率取字节除以该相位并集时间，专家一项为 16 路并发的聚合值。主干一项离散达 355%，只能表述为"不足墙的 1%、早已被掩盖"，不作精确值引用。</w:t>
-      </w:r>
-      <w:r>
-        <w:rPr>
-          <w:rFonts w:ascii="Times New Roman" w:hAnsi="Times New Roman" w:eastAsia="宋体"/>
-          <w:b/>
-          <w:sz w:val="18"/>
-        </w:rPr>
-        <w:t>三轮原始数字与离群点说明见随稿附件 A.1。</w:t>
+        <w:t>注：纯算术不含专家读。访问序列，专家流为 16 路并发、层内取 16 个专家，主干流为层内连续的顺序读并带环形预取。暴露列为该相位暴露在墙上的时间，单位 s/词元。</w:t>
       </w:r>
     </w:p>
     <w:p>
@@ -2875,6 +2868,44 @@
           <w:b w:val="0"/>
           <w:sz w:val="18"/>
         </w:rPr>
+        <w:t>注：时间为三轮运行的中位数，各轮均于低负载下启动。</w:t>
+      </w:r>
+      <w:r>
+        <w:rPr>
+          <w:rFonts w:ascii="Times New Roman" w:hAnsi="Times New Roman" w:eastAsia="宋体"/>
+          <w:b/>
+          <w:sz w:val="18"/>
+        </w:rPr>
+        <w:t>暴露时间取各相位区间的并集，不是时长相加</w:t>
+      </w:r>
+      <w:r>
+        <w:rPr>
+          <w:rFonts w:ascii="Times New Roman" w:hAnsi="Times New Roman" w:eastAsia="宋体"/>
+          <w:b w:val="0"/>
+          <w:sz w:val="18"/>
+        </w:rPr>
+        <w:t>——三者在本档相互重叠，相加会把专家读的 100% 重复计入算术区间。故本表按互斥口径给出，三轮残差均为 0.0000，与引擎自报逐词元墙钟吻合 99.8–99.9%。速率取字节除以该相位并集时间，专家一项为 16 路并发的聚合值。主干一项离散达 355%，只能表述为"不足墙的 1%、早已被掩盖"，不作精确值引用。</w:t>
+      </w:r>
+      <w:r>
+        <w:rPr>
+          <w:rFonts w:ascii="Times New Roman" w:hAnsi="Times New Roman" w:eastAsia="宋体"/>
+          <w:b/>
+          <w:sz w:val="18"/>
+        </w:rPr>
+        <w:t>三轮原始数字与离群点说明见随稿附件 A.1。</w:t>
+      </w:r>
+    </w:p>
+    <w:p>
+      <w:pPr>
+        <w:spacing w:after="40" w:line="276" w:lineRule="auto"/>
+        <w:ind w:firstLine="360"/>
+      </w:pPr>
+      <w:r>
+        <w:rPr>
+          <w:rFonts w:ascii="Times New Roman" w:hAnsi="Times New Roman" w:eastAsia="宋体"/>
+          <w:b w:val="0"/>
+          <w:sz w:val="18"/>
+        </w:rPr>
         <w:t xml:space="preserve">本表的时间列取自 </w:t>
       </w:r>
       <w:r>
@@ -3010,7 +3041,7 @@
       <w:r>
         <w:drawing>
           <wp:inline xmlns:a="http://schemas.openxmlformats.org/drawingml/2006/main" xmlns:pic="http://schemas.openxmlformats.org/drawingml/2006/picture">
-            <wp:extent cx="2880000" cy="1103607"/>
+            <wp:extent cx="2880000" cy="1030104"/>
             <wp:docPr id="3" name="Picture 3"/>
             <wp:cNvGraphicFramePr>
               <a:graphicFrameLocks noChangeAspect="1"/>
@@ -3031,7 +3062,7 @@
                   <pic:spPr>
                     <a:xfrm>
                       <a:off x="0" y="0"/>
-                      <a:ext cx="2880000" cy="1103607"/>
+                      <a:ext cx="2880000" cy="1030104"/>
                     </a:xfrm>
                     <a:prstGeom prst="rect"/>
                   </pic:spPr>
@@ -3296,21 +3327,22 @@
         <w:tblStyle w:val="TableGrid"/>
         <w:tblW w:type="auto" w:w="0"/>
         <w:tblLook w:firstColumn="1" w:firstRow="1" w:lastColumn="0" w:lastRow="0" w:noHBand="0" w:noVBand="1" w:val="04A0"/>
+        <w:tblLayout w:type="fixed"/>
       </w:tblPr>
       <w:tblGrid>
-        <w:gridCol w:w="2523"/>
-        <w:gridCol w:w="2523"/>
-        <w:gridCol w:w="2523"/>
-        <w:gridCol w:w="2523"/>
+        <w:gridCol w:w="1278"/>
+        <w:gridCol w:w="1120"/>
+        <w:gridCol w:w="1357"/>
+        <w:gridCol w:w="1120"/>
       </w:tblGrid>
       <w:tr>
         <w:tc>
           <w:tcPr>
-            <w:tcW w:type="dxa" w:w="2523"/>
+            <w:tcW w:type="dxa" w:w="1278"/>
           </w:tcPr>
           <w:p>
             <w:pPr>
-              <w:spacing w:after="0"/>
+              <w:spacing w:after="0" w:before="0" w:line="240" w:lineRule="auto"/>
             </w:pPr>
             <w:r/>
             <w:r>
@@ -3325,11 +3357,11 @@
         </w:tc>
         <w:tc>
           <w:tcPr>
-            <w:tcW w:type="dxa" w:w="2523"/>
+            <w:tcW w:type="dxa" w:w="1120"/>
           </w:tcPr>
           <w:p>
             <w:pPr>
-              <w:spacing w:after="0"/>
+              <w:spacing w:after="0" w:before="0" w:line="240" w:lineRule="auto"/>
             </w:pPr>
             <w:r/>
             <w:r>
@@ -3338,17 +3370,17 @@
                 <w:b/>
                 <w:sz w:val="16"/>
               </w:rPr>
-              <w:t>cache/GB</w:t>
+              <w:t>cache</w:t>
             </w:r>
           </w:p>
         </w:tc>
         <w:tc>
           <w:tcPr>
-            <w:tcW w:type="dxa" w:w="2523"/>
+            <w:tcW w:type="dxa" w:w="1357"/>
           </w:tcPr>
           <w:p>
             <w:pPr>
-              <w:spacing w:after="0"/>
+              <w:spacing w:after="0" w:before="0" w:line="240" w:lineRule="auto"/>
             </w:pPr>
             <w:r/>
             <w:r>
@@ -3357,17 +3389,17 @@
                 <w:b/>
                 <w:sz w:val="16"/>
               </w:rPr>
-              <w:t>三轮实测（GB/词元）</w:t>
+              <w:t>三轮实测</w:t>
             </w:r>
           </w:p>
         </w:tc>
         <w:tc>
           <w:tcPr>
-            <w:tcW w:type="dxa" w:w="2523"/>
+            <w:tcW w:type="dxa" w:w="1120"/>
           </w:tcPr>
           <w:p>
             <w:pPr>
-              <w:spacing w:after="0"/>
+              <w:spacing w:after="0" w:before="0" w:line="240" w:lineRule="auto"/>
             </w:pPr>
             <w:r/>
             <w:r>
@@ -3384,18 +3416,18 @@
       <w:tr>
         <w:tc>
           <w:tcPr>
-            <w:tcW w:type="dxa" w:w="2523"/>
+            <w:tcW w:type="dxa" w:w="1278"/>
           </w:tcPr>
           <w:p>
             <w:pPr>
-              <w:spacing w:after="0"/>
+              <w:spacing w:after="0" w:before="0" w:line="240" w:lineRule="auto"/>
             </w:pPr>
             <w:r/>
             <w:r>
               <w:rPr>
                 <w:rFonts w:ascii="Times New Roman" w:hAnsi="Times New Roman" w:eastAsia="宋体"/>
                 <w:b w:val="0"/>
-                <w:sz w:val="16"/>
+                <w:sz w:val="15"/>
               </w:rPr>
               <w:t>LRU</w:t>
             </w:r>
@@ -3403,56 +3435,56 @@
         </w:tc>
         <w:tc>
           <w:tcPr>
-            <w:tcW w:type="dxa" w:w="2523"/>
+            <w:tcW w:type="dxa" w:w="1120"/>
           </w:tcPr>
           <w:p>
             <w:pPr>
-              <w:spacing w:after="0"/>
+              <w:spacing w:after="0" w:before="0" w:line="240" w:lineRule="auto"/>
             </w:pPr>
             <w:r/>
             <w:r>
               <w:rPr>
                 <w:rFonts w:ascii="Times New Roman" w:hAnsi="Times New Roman" w:eastAsia="宋体"/>
                 <w:b w:val="0"/>
-                <w:sz w:val="16"/>
+                <w:sz w:val="15"/>
               </w:rPr>
-              <w:t>8</w:t>
+              <w:t>8 GB</w:t>
             </w:r>
           </w:p>
         </w:tc>
         <w:tc>
           <w:tcPr>
-            <w:tcW w:type="dxa" w:w="2523"/>
+            <w:tcW w:type="dxa" w:w="1357"/>
           </w:tcPr>
           <w:p>
             <w:pPr>
-              <w:spacing w:after="0"/>
+              <w:spacing w:after="0" w:before="0" w:line="240" w:lineRule="auto"/>
             </w:pPr>
             <w:r/>
             <w:r>
               <w:rPr>
                 <w:rFonts w:ascii="Times New Roman" w:hAnsi="Times New Roman" w:eastAsia="宋体"/>
                 <w:b w:val="0"/>
-                <w:sz w:val="16"/>
+                <w:sz w:val="15"/>
               </w:rPr>
-              <w:t>25.83 / 25.83 / 25.83</w:t>
+              <w:t>25.83 ×3</w:t>
             </w:r>
           </w:p>
         </w:tc>
         <w:tc>
           <w:tcPr>
-            <w:tcW w:type="dxa" w:w="2523"/>
+            <w:tcW w:type="dxa" w:w="1120"/>
           </w:tcPr>
           <w:p>
             <w:pPr>
-              <w:spacing w:after="0"/>
+              <w:spacing w:after="0" w:before="0" w:line="240" w:lineRule="auto"/>
             </w:pPr>
             <w:r/>
             <w:r>
               <w:rPr>
                 <w:rFonts w:ascii="Times New Roman" w:hAnsi="Times New Roman" w:eastAsia="宋体"/>
                 <w:b w:val="0"/>
-                <w:sz w:val="16"/>
+                <w:sz w:val="15"/>
               </w:rPr>
               <w:t>25.83</w:t>
             </w:r>
@@ -3462,18 +3494,18 @@
       <w:tr>
         <w:tc>
           <w:tcPr>
-            <w:tcW w:type="dxa" w:w="2523"/>
+            <w:tcW w:type="dxa" w:w="1278"/>
           </w:tcPr>
           <w:p>
             <w:pPr>
-              <w:spacing w:after="0"/>
+              <w:spacing w:after="0" w:before="0" w:line="240" w:lineRule="auto"/>
             </w:pPr>
             <w:r/>
             <w:r>
               <w:rPr>
                 <w:rFonts w:ascii="Times New Roman" w:hAnsi="Times New Roman" w:eastAsia="宋体"/>
                 <w:b w:val="0"/>
-                <w:sz w:val="16"/>
+                <w:sz w:val="15"/>
               </w:rPr>
               <w:t>heat</w:t>
             </w:r>
@@ -3481,56 +3513,56 @@
         </w:tc>
         <w:tc>
           <w:tcPr>
-            <w:tcW w:type="dxa" w:w="2523"/>
+            <w:tcW w:type="dxa" w:w="1120"/>
           </w:tcPr>
           <w:p>
             <w:pPr>
-              <w:spacing w:after="0"/>
+              <w:spacing w:after="0" w:before="0" w:line="240" w:lineRule="auto"/>
             </w:pPr>
             <w:r/>
             <w:r>
               <w:rPr>
                 <w:rFonts w:ascii="Times New Roman" w:hAnsi="Times New Roman" w:eastAsia="宋体"/>
                 <w:b w:val="0"/>
-                <w:sz w:val="16"/>
+                <w:sz w:val="15"/>
               </w:rPr>
-              <w:t>8</w:t>
+              <w:t>8 GB</w:t>
             </w:r>
           </w:p>
         </w:tc>
         <w:tc>
           <w:tcPr>
-            <w:tcW w:type="dxa" w:w="2523"/>
+            <w:tcW w:type="dxa" w:w="1357"/>
           </w:tcPr>
           <w:p>
             <w:pPr>
-              <w:spacing w:after="0"/>
+              <w:spacing w:after="0" w:before="0" w:line="240" w:lineRule="auto"/>
             </w:pPr>
             <w:r/>
             <w:r>
               <w:rPr>
                 <w:rFonts w:ascii="Times New Roman" w:hAnsi="Times New Roman" w:eastAsia="宋体"/>
                 <w:b w:val="0"/>
-                <w:sz w:val="16"/>
+                <w:sz w:val="15"/>
               </w:rPr>
-              <w:t>25.50 / 25.50 / 25.50</w:t>
+              <w:t>25.50 ×3</w:t>
             </w:r>
           </w:p>
         </w:tc>
         <w:tc>
           <w:tcPr>
-            <w:tcW w:type="dxa" w:w="2523"/>
+            <w:tcW w:type="dxa" w:w="1120"/>
           </w:tcPr>
           <w:p>
             <w:pPr>
-              <w:spacing w:after="0"/>
+              <w:spacing w:after="0" w:before="0" w:line="240" w:lineRule="auto"/>
             </w:pPr>
             <w:r/>
             <w:r>
               <w:rPr>
                 <w:rFonts w:ascii="Times New Roman" w:hAnsi="Times New Roman" w:eastAsia="宋体"/>
                 <w:b w:val="0"/>
-                <w:sz w:val="16"/>
+                <w:sz w:val="15"/>
               </w:rPr>
               <w:t>25.50</w:t>
             </w:r>
@@ -3540,18 +3572,18 @@
       <w:tr>
         <w:tc>
           <w:tcPr>
-            <w:tcW w:type="dxa" w:w="2523"/>
+            <w:tcW w:type="dxa" w:w="1278"/>
           </w:tcPr>
           <w:p>
             <w:pPr>
-              <w:spacing w:after="0"/>
+              <w:spacing w:after="0" w:before="0" w:line="240" w:lineRule="auto"/>
             </w:pPr>
             <w:r/>
             <w:r>
               <w:rPr>
                 <w:rFonts w:ascii="Times New Roman" w:hAnsi="Times New Roman" w:eastAsia="宋体"/>
                 <w:b w:val="0"/>
-                <w:sz w:val="16"/>
+                <w:sz w:val="15"/>
               </w:rPr>
               <w:t>LRU</w:t>
             </w:r>
@@ -3559,56 +3591,56 @@
         </w:tc>
         <w:tc>
           <w:tcPr>
-            <w:tcW w:type="dxa" w:w="2523"/>
+            <w:tcW w:type="dxa" w:w="1120"/>
           </w:tcPr>
           <w:p>
             <w:pPr>
-              <w:spacing w:after="0"/>
+              <w:spacing w:after="0" w:before="0" w:line="240" w:lineRule="auto"/>
             </w:pPr>
             <w:r/>
             <w:r>
               <w:rPr>
                 <w:rFonts w:ascii="Times New Roman" w:hAnsi="Times New Roman" w:eastAsia="宋体"/>
                 <w:b w:val="0"/>
-                <w:sz w:val="16"/>
+                <w:sz w:val="15"/>
               </w:rPr>
-              <w:t>15</w:t>
+              <w:t>15 GB</w:t>
             </w:r>
           </w:p>
         </w:tc>
         <w:tc>
           <w:tcPr>
-            <w:tcW w:type="dxa" w:w="2523"/>
+            <w:tcW w:type="dxa" w:w="1357"/>
           </w:tcPr>
           <w:p>
             <w:pPr>
-              <w:spacing w:after="0"/>
+              <w:spacing w:after="0" w:before="0" w:line="240" w:lineRule="auto"/>
             </w:pPr>
             <w:r/>
             <w:r>
               <w:rPr>
                 <w:rFonts w:ascii="Times New Roman" w:hAnsi="Times New Roman" w:eastAsia="宋体"/>
                 <w:b w:val="0"/>
-                <w:sz w:val="16"/>
+                <w:sz w:val="15"/>
               </w:rPr>
-              <w:t>25.83 / 25.83 / 25.83</w:t>
+              <w:t>25.83 ×3</w:t>
             </w:r>
           </w:p>
         </w:tc>
         <w:tc>
           <w:tcPr>
-            <w:tcW w:type="dxa" w:w="2523"/>
+            <w:tcW w:type="dxa" w:w="1120"/>
           </w:tcPr>
           <w:p>
             <w:pPr>
-              <w:spacing w:after="0"/>
+              <w:spacing w:after="0" w:before="0" w:line="240" w:lineRule="auto"/>
             </w:pPr>
             <w:r/>
             <w:r>
               <w:rPr>
                 <w:rFonts w:ascii="Times New Roman" w:hAnsi="Times New Roman" w:eastAsia="宋体"/>
                 <w:b w:val="0"/>
-                <w:sz w:val="16"/>
+                <w:sz w:val="15"/>
               </w:rPr>
               <w:t>25.83</w:t>
             </w:r>
@@ -3618,18 +3650,18 @@
       <w:tr>
         <w:tc>
           <w:tcPr>
-            <w:tcW w:type="dxa" w:w="2523"/>
+            <w:tcW w:type="dxa" w:w="1278"/>
           </w:tcPr>
           <w:p>
             <w:pPr>
-              <w:spacing w:after="0"/>
+              <w:spacing w:after="0" w:before="0" w:line="240" w:lineRule="auto"/>
             </w:pPr>
             <w:r/>
             <w:r>
               <w:rPr>
                 <w:rFonts w:ascii="Times New Roman" w:hAnsi="Times New Roman" w:eastAsia="宋体"/>
                 <w:b w:val="0"/>
-                <w:sz w:val="16"/>
+                <w:sz w:val="15"/>
               </w:rPr>
               <w:t>heat</w:t>
             </w:r>
@@ -3637,56 +3669,56 @@
         </w:tc>
         <w:tc>
           <w:tcPr>
-            <w:tcW w:type="dxa" w:w="2523"/>
+            <w:tcW w:type="dxa" w:w="1120"/>
           </w:tcPr>
           <w:p>
             <w:pPr>
-              <w:spacing w:after="0"/>
+              <w:spacing w:after="0" w:before="0" w:line="240" w:lineRule="auto"/>
             </w:pPr>
             <w:r/>
             <w:r>
               <w:rPr>
                 <w:rFonts w:ascii="Times New Roman" w:hAnsi="Times New Roman" w:eastAsia="宋体"/>
                 <w:b w:val="0"/>
-                <w:sz w:val="16"/>
+                <w:sz w:val="15"/>
               </w:rPr>
-              <w:t>15</w:t>
+              <w:t>15 GB</w:t>
             </w:r>
           </w:p>
         </w:tc>
         <w:tc>
           <w:tcPr>
-            <w:tcW w:type="dxa" w:w="2523"/>
+            <w:tcW w:type="dxa" w:w="1357"/>
           </w:tcPr>
           <w:p>
             <w:pPr>
-              <w:spacing w:after="0"/>
+              <w:spacing w:after="0" w:before="0" w:line="240" w:lineRule="auto"/>
             </w:pPr>
             <w:r/>
             <w:r>
               <w:rPr>
                 <w:rFonts w:ascii="Times New Roman" w:hAnsi="Times New Roman" w:eastAsia="宋体"/>
                 <w:b w:val="0"/>
-                <w:sz w:val="16"/>
+                <w:sz w:val="15"/>
               </w:rPr>
-              <w:t>25.50 / 25.50 / 25.50</w:t>
+              <w:t>25.50 ×3</w:t>
             </w:r>
           </w:p>
         </w:tc>
         <w:tc>
           <w:tcPr>
-            <w:tcW w:type="dxa" w:w="2523"/>
+            <w:tcW w:type="dxa" w:w="1120"/>
           </w:tcPr>
           <w:p>
             <w:pPr>
-              <w:spacing w:after="0"/>
+              <w:spacing w:after="0" w:before="0" w:line="240" w:lineRule="auto"/>
             </w:pPr>
             <w:r/>
             <w:r>
               <w:rPr>
                 <w:rFonts w:ascii="Times New Roman" w:hAnsi="Times New Roman" w:eastAsia="宋体"/>
                 <w:b w:val="0"/>
-                <w:sz w:val="16"/>
+                <w:sz w:val="15"/>
               </w:rPr>
               <w:t>25.50</w:t>
             </w:r>
@@ -3705,6 +3737,20 @@
           <w:b w:val="0"/>
           <w:sz w:val="18"/>
         </w:rPr>
+        <w:t>注：cache 为 L1 缓存档位；实测与中位单位为 GB/词元，三轮三轮逐位一致。</w:t>
+      </w:r>
+    </w:p>
+    <w:p>
+      <w:pPr>
+        <w:spacing w:after="40" w:line="276" w:lineRule="auto"/>
+        <w:ind w:firstLine="360"/>
+      </w:pPr>
+      <w:r>
+        <w:rPr>
+          <w:rFonts w:ascii="Times New Roman" w:hAnsi="Times New Roman" w:eastAsia="宋体"/>
+          <w:b w:val="0"/>
+          <w:sz w:val="18"/>
+        </w:rPr>
         <w:t>heat 相对 LRU 仅 −1.3%，且 cache 由 8 GB 增至 15 GB 时字节完全不变。这一结果与容量不敏感一致：两种策略的差异本应只在容量不足、必逐出时才显现，而该条件下 57.8 GB 可用、内存计划仅占 45 GB，双方均无需逐出，行为因此收敛。</w:t>
       </w:r>
       <w:r>
@@ -3776,23 +3822,24 @@
         <w:tblStyle w:val="TableGrid"/>
         <w:tblW w:type="auto" w:w="0"/>
         <w:tblLook w:firstColumn="1" w:firstRow="1" w:lastColumn="0" w:lastRow="0" w:noHBand="0" w:noVBand="1" w:val="04A0"/>
+        <w:tblLayout w:type="fixed"/>
       </w:tblPr>
       <w:tblGrid>
-        <w:gridCol w:w="1682"/>
-        <w:gridCol w:w="1682"/>
-        <w:gridCol w:w="1682"/>
-        <w:gridCol w:w="1682"/>
-        <w:gridCol w:w="1682"/>
-        <w:gridCol w:w="1682"/>
+        <w:gridCol w:w="843"/>
+        <w:gridCol w:w="820"/>
+        <w:gridCol w:w="797"/>
+        <w:gridCol w:w="797"/>
+        <w:gridCol w:w="797"/>
+        <w:gridCol w:w="820"/>
       </w:tblGrid>
       <w:tr>
         <w:tc>
           <w:tcPr>
-            <w:tcW w:type="dxa" w:w="1682"/>
+            <w:tcW w:type="dxa" w:w="843"/>
           </w:tcPr>
           <w:p>
             <w:pPr>
-              <w:spacing w:after="0"/>
+              <w:spacing w:after="0" w:before="0" w:line="240" w:lineRule="auto"/>
             </w:pPr>
             <w:r/>
             <w:r>
@@ -3807,11 +3854,11 @@
         </w:tc>
         <w:tc>
           <w:tcPr>
-            <w:tcW w:type="dxa" w:w="1682"/>
+            <w:tcW w:type="dxa" w:w="820"/>
           </w:tcPr>
           <w:p>
             <w:pPr>
-              <w:spacing w:after="0"/>
+              <w:spacing w:after="0" w:before="0" w:line="240" w:lineRule="auto"/>
             </w:pPr>
             <w:r/>
             <w:r>
@@ -3820,17 +3867,17 @@
                 <w:b/>
                 <w:sz w:val="16"/>
               </w:rPr>
-              <w:t>每词元要搬的字节</w:t>
+              <w:t>字节/词元</w:t>
             </w:r>
           </w:p>
         </w:tc>
         <w:tc>
           <w:tcPr>
-            <w:tcW w:type="dxa" w:w="1682"/>
+            <w:tcW w:type="dxa" w:w="797"/>
           </w:tcPr>
           <w:p>
             <w:pPr>
-              <w:spacing w:after="0"/>
+              <w:spacing w:after="0" w:before="0" w:line="240" w:lineRule="auto"/>
             </w:pPr>
             <w:r/>
             <w:r>
@@ -3839,17 +3886,17 @@
                 <w:b/>
                 <w:sz w:val="16"/>
               </w:rPr>
-              <w:t>设备实测带宽</w:t>
+              <w:t>带宽</w:t>
             </w:r>
           </w:p>
         </w:tc>
         <w:tc>
           <w:tcPr>
-            <w:tcW w:type="dxa" w:w="1682"/>
+            <w:tcW w:type="dxa" w:w="797"/>
           </w:tcPr>
           <w:p>
             <w:pPr>
-              <w:spacing w:after="0"/>
+              <w:spacing w:after="0" w:before="0" w:line="240" w:lineRule="auto"/>
             </w:pPr>
             <w:r/>
             <w:r>
@@ -3858,17 +3905,17 @@
                 <w:b/>
                 <w:sz w:val="16"/>
               </w:rPr>
-              <w:t>公式下限（=字节÷带宽）</w:t>
+              <w:t>公式下限</w:t>
             </w:r>
           </w:p>
         </w:tc>
         <w:tc>
           <w:tcPr>
-            <w:tcW w:type="dxa" w:w="1682"/>
+            <w:tcW w:type="dxa" w:w="797"/>
           </w:tcPr>
           <w:p>
             <w:pPr>
-              <w:spacing w:after="0"/>
+              <w:spacing w:after="0" w:before="0" w:line="240" w:lineRule="auto"/>
             </w:pPr>
             <w:r/>
             <w:r>
@@ -3877,17 +3924,17 @@
                 <w:b/>
                 <w:sz w:val="16"/>
               </w:rPr>
-              <w:t>真机实测</w:t>
+              <w:t>实测</w:t>
             </w:r>
           </w:p>
         </w:tc>
         <w:tc>
           <w:tcPr>
-            <w:tcW w:type="dxa" w:w="1682"/>
+            <w:tcW w:type="dxa" w:w="820"/>
           </w:tcPr>
           <w:p>
             <w:pPr>
-              <w:spacing w:after="0"/>
+              <w:spacing w:after="0" w:before="0" w:line="240" w:lineRule="auto"/>
             </w:pPr>
             <w:r/>
             <w:r>
@@ -3904,37 +3951,37 @@
       <w:tr>
         <w:tc>
           <w:tcPr>
-            <w:tcW w:type="dxa" w:w="1682"/>
+            <w:tcW w:type="dxa" w:w="843"/>
           </w:tcPr>
           <w:p>
             <w:pPr>
-              <w:spacing w:after="0"/>
+              <w:spacing w:after="0" w:before="0" w:line="240" w:lineRule="auto"/>
             </w:pPr>
             <w:r/>
             <w:r>
               <w:rPr>
                 <w:rFonts w:ascii="Times New Roman" w:hAnsi="Times New Roman" w:eastAsia="宋体"/>
                 <w:b w:val="0"/>
-                <w:sz w:val="16"/>
+                <w:sz w:val="15"/>
               </w:rPr>
-              <w:t>慢盘读（阶段 A）</w:t>
+              <w:t>A 慢盘</w:t>
             </w:r>
           </w:p>
         </w:tc>
         <w:tc>
           <w:tcPr>
-            <w:tcW w:type="dxa" w:w="1682"/>
+            <w:tcW w:type="dxa" w:w="820"/>
           </w:tcPr>
           <w:p>
             <w:pPr>
-              <w:spacing w:after="0"/>
+              <w:spacing w:after="0" w:before="0" w:line="240" w:lineRule="auto"/>
             </w:pPr>
             <w:r/>
             <w:r>
               <w:rPr>
                 <w:rFonts w:ascii="Times New Roman" w:hAnsi="Times New Roman" w:eastAsia="宋体"/>
                 <w:b w:val="0"/>
-                <w:sz w:val="16"/>
+                <w:sz w:val="15"/>
               </w:rPr>
               <w:t>25.83 GB</w:t>
             </w:r>
@@ -3942,18 +3989,18 @@
         </w:tc>
         <w:tc>
           <w:tcPr>
-            <w:tcW w:type="dxa" w:w="1682"/>
+            <w:tcW w:type="dxa" w:w="797"/>
           </w:tcPr>
           <w:p>
             <w:pPr>
-              <w:spacing w:after="0"/>
+              <w:spacing w:after="0" w:before="0" w:line="240" w:lineRule="auto"/>
             </w:pPr>
             <w:r/>
             <w:r>
               <w:rPr>
                 <w:rFonts w:ascii="Times New Roman" w:hAnsi="Times New Roman" w:eastAsia="宋体"/>
                 <w:b w:val="0"/>
-                <w:sz w:val="16"/>
+                <w:sz w:val="15"/>
               </w:rPr>
               <w:t>85 MB/s</w:t>
             </w:r>
@@ -3961,18 +4008,18 @@
         </w:tc>
         <w:tc>
           <w:tcPr>
-            <w:tcW w:type="dxa" w:w="1682"/>
+            <w:tcW w:type="dxa" w:w="797"/>
           </w:tcPr>
           <w:p>
             <w:pPr>
-              <w:spacing w:after="0"/>
+              <w:spacing w:after="0" w:before="0" w:line="240" w:lineRule="auto"/>
             </w:pPr>
             <w:r/>
             <w:r>
               <w:rPr>
                 <w:rFonts w:ascii="Times New Roman" w:hAnsi="Times New Roman" w:eastAsia="宋体"/>
                 <w:b w:val="0"/>
-                <w:sz w:val="16"/>
+                <w:sz w:val="15"/>
               </w:rPr>
               <w:t>303.9 s</w:t>
             </w:r>
@@ -3980,18 +4027,18 @@
         </w:tc>
         <w:tc>
           <w:tcPr>
-            <w:tcW w:type="dxa" w:w="1682"/>
+            <w:tcW w:type="dxa" w:w="797"/>
           </w:tcPr>
           <w:p>
             <w:pPr>
-              <w:spacing w:after="0"/>
+              <w:spacing w:after="0" w:before="0" w:line="240" w:lineRule="auto"/>
             </w:pPr>
             <w:r/>
             <w:r>
               <w:rPr>
                 <w:rFonts w:ascii="Times New Roman" w:hAnsi="Times New Roman" w:eastAsia="宋体"/>
                 <w:b w:val="0"/>
-                <w:sz w:val="16"/>
+                <w:sz w:val="15"/>
               </w:rPr>
               <w:t>303.58 s</w:t>
             </w:r>
@@ -3999,18 +4046,18 @@
         </w:tc>
         <w:tc>
           <w:tcPr>
-            <w:tcW w:type="dxa" w:w="1682"/>
+            <w:tcW w:type="dxa" w:w="820"/>
           </w:tcPr>
           <w:p>
             <w:pPr>
-              <w:spacing w:after="0"/>
+              <w:spacing w:after="0" w:before="0" w:line="240" w:lineRule="auto"/>
             </w:pPr>
             <w:r/>
             <w:r>
               <w:rPr>
                 <w:rFonts w:ascii="Times New Roman" w:hAnsi="Times New Roman" w:eastAsia="宋体"/>
                 <w:b w:val="0"/>
-                <w:sz w:val="16"/>
+                <w:sz w:val="15"/>
               </w:rPr>
               <w:t>1.00</w:t>
             </w:r>
@@ -4020,37 +4067,37 @@
       <w:tr>
         <w:tc>
           <w:tcPr>
-            <w:tcW w:type="dxa" w:w="1682"/>
+            <w:tcW w:type="dxa" w:w="843"/>
           </w:tcPr>
           <w:p>
             <w:pPr>
-              <w:spacing w:after="0"/>
+              <w:spacing w:after="0" w:before="0" w:line="240" w:lineRule="auto"/>
             </w:pPr>
             <w:r/>
             <w:r>
               <w:rPr>
                 <w:rFonts w:ascii="Times New Roman" w:hAnsi="Times New Roman" w:eastAsia="宋体"/>
                 <w:b w:val="0"/>
-                <w:sz w:val="16"/>
+                <w:sz w:val="15"/>
               </w:rPr>
-              <w:t>高速盘驻留（阶段 B）</w:t>
+              <w:t>B 高速盘</w:t>
             </w:r>
           </w:p>
         </w:tc>
         <w:tc>
           <w:tcPr>
-            <w:tcW w:type="dxa" w:w="1682"/>
+            <w:tcW w:type="dxa" w:w="820"/>
           </w:tcPr>
           <w:p>
             <w:pPr>
-              <w:spacing w:after="0"/>
+              <w:spacing w:after="0" w:before="0" w:line="240" w:lineRule="auto"/>
             </w:pPr>
             <w:r/>
             <w:r>
               <w:rPr>
                 <w:rFonts w:ascii="Times New Roman" w:hAnsi="Times New Roman" w:eastAsia="宋体"/>
                 <w:b w:val="0"/>
-                <w:sz w:val="16"/>
+                <w:sz w:val="15"/>
               </w:rPr>
               <w:t>25.83 GB</w:t>
             </w:r>
@@ -4058,18 +4105,18 @@
         </w:tc>
         <w:tc>
           <w:tcPr>
-            <w:tcW w:type="dxa" w:w="1682"/>
+            <w:tcW w:type="dxa" w:w="797"/>
           </w:tcPr>
           <w:p>
             <w:pPr>
-              <w:spacing w:after="0"/>
+              <w:spacing w:after="0" w:before="0" w:line="240" w:lineRule="auto"/>
             </w:pPr>
             <w:r/>
             <w:r>
               <w:rPr>
                 <w:rFonts w:ascii="Times New Roman" w:hAnsi="Times New Roman" w:eastAsia="宋体"/>
                 <w:b w:val="0"/>
-                <w:sz w:val="16"/>
+                <w:sz w:val="15"/>
               </w:rPr>
               <w:t>419 MB/s</w:t>
             </w:r>
@@ -4077,18 +4124,18 @@
         </w:tc>
         <w:tc>
           <w:tcPr>
-            <w:tcW w:type="dxa" w:w="1682"/>
+            <w:tcW w:type="dxa" w:w="797"/>
           </w:tcPr>
           <w:p>
             <w:pPr>
-              <w:spacing w:after="0"/>
+              <w:spacing w:after="0" w:before="0" w:line="240" w:lineRule="auto"/>
             </w:pPr>
             <w:r/>
             <w:r>
               <w:rPr>
                 <w:rFonts w:ascii="Times New Roman" w:hAnsi="Times New Roman" w:eastAsia="宋体"/>
                 <w:b w:val="0"/>
-                <w:sz w:val="16"/>
+                <w:sz w:val="15"/>
               </w:rPr>
               <w:t>61.6 s</w:t>
             </w:r>
@@ -4096,18 +4143,18 @@
         </w:tc>
         <w:tc>
           <w:tcPr>
-            <w:tcW w:type="dxa" w:w="1682"/>
+            <w:tcW w:type="dxa" w:w="797"/>
           </w:tcPr>
           <w:p>
             <w:pPr>
-              <w:spacing w:after="0"/>
+              <w:spacing w:after="0" w:before="0" w:line="240" w:lineRule="auto"/>
             </w:pPr>
             <w:r/>
             <w:r>
               <w:rPr>
                 <w:rFonts w:ascii="Times New Roman" w:hAnsi="Times New Roman" w:eastAsia="宋体"/>
                 <w:b w:val="0"/>
-                <w:sz w:val="16"/>
+                <w:sz w:val="15"/>
               </w:rPr>
               <w:t>191.6 s</w:t>
             </w:r>
@@ -4115,18 +4162,18 @@
         </w:tc>
         <w:tc>
           <w:tcPr>
-            <w:tcW w:type="dxa" w:w="1682"/>
+            <w:tcW w:type="dxa" w:w="820"/>
           </w:tcPr>
           <w:p>
             <w:pPr>
-              <w:spacing w:after="0"/>
+              <w:spacing w:after="0" w:before="0" w:line="240" w:lineRule="auto"/>
             </w:pPr>
             <w:r/>
             <w:r>
               <w:rPr>
                 <w:rFonts w:ascii="Times New Roman" w:hAnsi="Times New Roman" w:eastAsia="宋体"/>
                 <w:b w:val="0"/>
-                <w:sz w:val="16"/>
+                <w:sz w:val="15"/>
               </w:rPr>
               <w:t>3.11</w:t>
             </w:r>
@@ -4136,37 +4183,37 @@
       <w:tr>
         <w:tc>
           <w:tcPr>
-            <w:tcW w:type="dxa" w:w="1682"/>
+            <w:tcW w:type="dxa" w:w="843"/>
           </w:tcPr>
           <w:p>
             <w:pPr>
-              <w:spacing w:after="0"/>
+              <w:spacing w:after="0" w:before="0" w:line="240" w:lineRule="auto"/>
             </w:pPr>
             <w:r/>
             <w:r>
               <w:rPr>
                 <w:rFonts w:ascii="Times New Roman" w:hAnsi="Times New Roman" w:eastAsia="宋体"/>
                 <w:b w:val="0"/>
-                <w:sz w:val="16"/>
+                <w:sz w:val="15"/>
               </w:rPr>
-              <w:t>当日最优配置（首轮扫描）</w:t>
+              <w:t>C 当日最优</w:t>
             </w:r>
           </w:p>
         </w:tc>
         <w:tc>
           <w:tcPr>
-            <w:tcW w:type="dxa" w:w="1682"/>
+            <w:tcW w:type="dxa" w:w="820"/>
           </w:tcPr>
           <w:p>
             <w:pPr>
-              <w:spacing w:after="0"/>
+              <w:spacing w:after="0" w:before="0" w:line="240" w:lineRule="auto"/>
             </w:pPr>
             <w:r/>
             <w:r>
               <w:rPr>
                 <w:rFonts w:ascii="Times New Roman" w:hAnsi="Times New Roman" w:eastAsia="宋体"/>
                 <w:b w:val="0"/>
-                <w:sz w:val="16"/>
+                <w:sz w:val="15"/>
               </w:rPr>
               <w:t>77.5 GB</w:t>
             </w:r>
@@ -4174,18 +4221,18 @@
         </w:tc>
         <w:tc>
           <w:tcPr>
-            <w:tcW w:type="dxa" w:w="1682"/>
+            <w:tcW w:type="dxa" w:w="797"/>
           </w:tcPr>
           <w:p>
             <w:pPr>
-              <w:spacing w:after="0"/>
+              <w:spacing w:after="0" w:before="0" w:line="240" w:lineRule="auto"/>
             </w:pPr>
             <w:r/>
             <w:r>
               <w:rPr>
                 <w:rFonts w:ascii="Times New Roman" w:hAnsi="Times New Roman" w:eastAsia="宋体"/>
                 <w:b w:val="0"/>
-                <w:sz w:val="16"/>
+                <w:sz w:val="15"/>
               </w:rPr>
               <w:t>1.5 GB/s</w:t>
             </w:r>
@@ -4193,18 +4240,18 @@
         </w:tc>
         <w:tc>
           <w:tcPr>
-            <w:tcW w:type="dxa" w:w="1682"/>
+            <w:tcW w:type="dxa" w:w="797"/>
           </w:tcPr>
           <w:p>
             <w:pPr>
-              <w:spacing w:after="0"/>
+              <w:spacing w:after="0" w:before="0" w:line="240" w:lineRule="auto"/>
             </w:pPr>
             <w:r/>
             <w:r>
               <w:rPr>
                 <w:rFonts w:ascii="Times New Roman" w:hAnsi="Times New Roman" w:eastAsia="宋体"/>
                 <w:b w:val="0"/>
-                <w:sz w:val="16"/>
+                <w:sz w:val="15"/>
               </w:rPr>
               <w:t>51.7 s</w:t>
             </w:r>
@@ -4212,18 +4259,18 @@
         </w:tc>
         <w:tc>
           <w:tcPr>
-            <w:tcW w:type="dxa" w:w="1682"/>
+            <w:tcW w:type="dxa" w:w="797"/>
           </w:tcPr>
           <w:p>
             <w:pPr>
-              <w:spacing w:after="0"/>
+              <w:spacing w:after="0" w:before="0" w:line="240" w:lineRule="auto"/>
             </w:pPr>
             <w:r/>
             <w:r>
               <w:rPr>
                 <w:rFonts w:ascii="Times New Roman" w:hAnsi="Times New Roman" w:eastAsia="宋体"/>
                 <w:b w:val="0"/>
-                <w:sz w:val="16"/>
+                <w:sz w:val="15"/>
               </w:rPr>
               <w:t>82.86 s</w:t>
             </w:r>
@@ -4231,18 +4278,18 @@
         </w:tc>
         <w:tc>
           <w:tcPr>
-            <w:tcW w:type="dxa" w:w="1682"/>
+            <w:tcW w:type="dxa" w:w="820"/>
           </w:tcPr>
           <w:p>
             <w:pPr>
-              <w:spacing w:after="0"/>
+              <w:spacing w:after="0" w:before="0" w:line="240" w:lineRule="auto"/>
             </w:pPr>
             <w:r/>
             <w:r>
               <w:rPr>
                 <w:rFonts w:ascii="Times New Roman" w:hAnsi="Times New Roman" w:eastAsia="宋体"/>
                 <w:b w:val="0"/>
-                <w:sz w:val="16"/>
+                <w:sz w:val="15"/>
               </w:rPr>
               <w:t>1.60</w:t>
             </w:r>
@@ -4252,37 +4299,37 @@
       <w:tr>
         <w:tc>
           <w:tcPr>
-            <w:tcW w:type="dxa" w:w="1682"/>
+            <w:tcW w:type="dxa" w:w="843"/>
           </w:tcPr>
           <w:p>
             <w:pPr>
-              <w:spacing w:after="0"/>
+              <w:spacing w:after="0" w:before="0" w:line="240" w:lineRule="auto"/>
             </w:pPr>
             <w:r/>
             <w:r>
               <w:rPr>
                 <w:rFonts w:ascii="Times New Roman" w:hAnsi="Times New Roman" w:eastAsia="宋体"/>
                 <w:b w:val="0"/>
-                <w:sz w:val="16"/>
+                <w:sz w:val="15"/>
               </w:rPr>
-              <w:t>分相位实测（第二次，主干常驻档，n=3 中位数）</w:t>
+              <w:t>D 逐相位</w:t>
             </w:r>
           </w:p>
         </w:tc>
         <w:tc>
           <w:tcPr>
-            <w:tcW w:type="dxa" w:w="1682"/>
+            <w:tcW w:type="dxa" w:w="820"/>
           </w:tcPr>
           <w:p>
             <w:pPr>
-              <w:spacing w:after="0"/>
+              <w:spacing w:after="0" w:before="0" w:line="240" w:lineRule="auto"/>
             </w:pPr>
             <w:r/>
             <w:r>
               <w:rPr>
                 <w:rFonts w:ascii="Times New Roman" w:hAnsi="Times New Roman" w:eastAsia="宋体"/>
                 <w:b w:val="0"/>
-                <w:sz w:val="16"/>
+                <w:sz w:val="15"/>
               </w:rPr>
               <w:t>64.3 GB</w:t>
             </w:r>
@@ -4290,37 +4337,37 @@
         </w:tc>
         <w:tc>
           <w:tcPr>
-            <w:tcW w:type="dxa" w:w="1682"/>
+            <w:tcW w:type="dxa" w:w="797"/>
           </w:tcPr>
           <w:p>
             <w:pPr>
-              <w:spacing w:after="0"/>
+              <w:spacing w:after="0" w:before="0" w:line="240" w:lineRule="auto"/>
             </w:pPr>
             <w:r/>
             <w:r>
               <w:rPr>
                 <w:rFonts w:ascii="Times New Roman" w:hAnsi="Times New Roman" w:eastAsia="宋体"/>
                 <w:b w:val="0"/>
-                <w:sz w:val="16"/>
+                <w:sz w:val="15"/>
               </w:rPr>
-              <w:t>混合：主干 890 / 专家 379 MB/s</w:t>
+              <w:t>混合</w:t>
             </w:r>
           </w:p>
         </w:tc>
         <w:tc>
           <w:tcPr>
-            <w:tcW w:type="dxa" w:w="1682"/>
+            <w:tcW w:type="dxa" w:w="797"/>
           </w:tcPr>
           <w:p>
             <w:pPr>
-              <w:spacing w:after="0"/>
+              <w:spacing w:after="0" w:before="0" w:line="240" w:lineRule="auto"/>
             </w:pPr>
             <w:r/>
             <w:r>
               <w:rPr>
                 <w:rFonts w:ascii="Times New Roman" w:hAnsi="Times New Roman" w:eastAsia="宋体"/>
                 <w:b w:val="0"/>
-                <w:sz w:val="16"/>
+                <w:sz w:val="15"/>
               </w:rPr>
               <w:t>70.4 s</w:t>
             </w:r>
@@ -4328,18 +4375,18 @@
         </w:tc>
         <w:tc>
           <w:tcPr>
-            <w:tcW w:type="dxa" w:w="1682"/>
+            <w:tcW w:type="dxa" w:w="797"/>
           </w:tcPr>
           <w:p>
             <w:pPr>
-              <w:spacing w:after="0"/>
+              <w:spacing w:after="0" w:before="0" w:line="240" w:lineRule="auto"/>
             </w:pPr>
             <w:r/>
             <w:r>
               <w:rPr>
                 <w:rFonts w:ascii="Times New Roman" w:hAnsi="Times New Roman" w:eastAsia="宋体"/>
                 <w:b w:val="0"/>
-                <w:sz w:val="16"/>
+                <w:sz w:val="15"/>
               </w:rPr>
               <w:t>74.57 s</w:t>
             </w:r>
@@ -4347,18 +4394,18 @@
         </w:tc>
         <w:tc>
           <w:tcPr>
-            <w:tcW w:type="dxa" w:w="1682"/>
+            <w:tcW w:type="dxa" w:w="820"/>
           </w:tcPr>
           <w:p>
             <w:pPr>
-              <w:spacing w:after="0"/>
+              <w:spacing w:after="0" w:before="0" w:line="240" w:lineRule="auto"/>
             </w:pPr>
             <w:r/>
             <w:r>
               <w:rPr>
                 <w:rFonts w:ascii="Times New Roman" w:hAnsi="Times New Roman" w:eastAsia="宋体"/>
                 <w:b w:val="0"/>
-                <w:sz w:val="16"/>
+                <w:sz w:val="15"/>
               </w:rPr>
               <w:t>1.06</w:t>
             </w:r>
@@ -4377,7 +4424,7 @@
           <w:b w:val="0"/>
           <w:sz w:val="18"/>
         </w:rPr>
-        <w:t>注：公式按"瓶颈设备独占带宽"的理想情形计算，故为下限。阶段 A 的下限 303.9 s 与实测 303.58 s 仅差 0.1%，单一顺序流上"字节÷带宽"即定律，与表 1 专家段占端到端 94% 相互印证。</w:t>
+        <w:t>注：A 慢盘为阶段 A 基线，B 为高速盘驻留（阶段 B），C 为首轮扫描所得最优配置，D 为第二次逐相位实测（主干常驻档，n=3 中位数）。字节与带宽单位为每词元；"混合"为主干 890 与专家 379 MB/s。公式下限 = 字节 ÷ 带宽，按"瓶颈设备独占带宽"计算，故为下限。</w:t>
       </w:r>
     </w:p>
     <w:p>
@@ -4388,18 +4435,10 @@
       <w:r>
         <w:rPr>
           <w:rFonts w:ascii="Times New Roman" w:hAnsi="Times New Roman" w:eastAsia="宋体"/>
-          <w:b/>
-          <w:sz w:val="18"/>
-        </w:rPr>
-        <w:t>本表的读法分两步。</w:t>
-      </w:r>
-      <w:r>
-        <w:rPr>
-          <w:rFonts w:ascii="Times New Roman" w:hAnsi="Times New Roman" w:eastAsia="宋体"/>
           <w:b w:val="0"/>
           <w:sz w:val="18"/>
         </w:rPr>
-        <w:t xml:space="preserve"> 比值 1.00 说明单流顺序、公式即定律。比值大于 1 时先分流计价，因为公式给全部字节共用一个带宽，而实测中主干按 890 MB/s、专家按 379 MB/s，二者不可共用分母。计价后仍大于 1 的部分应归因于串行化等非字节因素，不能默认归因于实现损耗。</w:t>
+        <w:t>注：公式按"瓶颈设备独占带宽"的理想情形计算，故为下限。阶段 A 的下限 303.9 s 与实测 303.58 s 仅差 0.1%，单一顺序流上"字节÷带宽"即定律，与表 1 专家段占端到端 94% 相互印证。</w:t>
       </w:r>
     </w:p>
     <w:p>
@@ -4410,10 +4449,18 @@
       <w:r>
         <w:rPr>
           <w:rFonts w:ascii="Times New Roman" w:hAnsi="Times New Roman" w:eastAsia="宋体"/>
+          <w:b/>
+          <w:sz w:val="18"/>
+        </w:rPr>
+        <w:t>本表的读法分两步。</w:t>
+      </w:r>
+      <w:r>
+        <w:rPr>
+          <w:rFonts w:ascii="Times New Roman" w:hAnsi="Times New Roman" w:eastAsia="宋体"/>
           <w:b w:val="0"/>
           <w:sz w:val="18"/>
         </w:rPr>
-        <w:t>末行的 1.06 需要两处说明，否则会被误读成"已接近下界"。</w:t>
+        <w:t xml:space="preserve"> 比值 1.00 说明单流顺序、公式即定律。比值大于 1 时先分流计价，因为公式给全部字节共用一个带宽，而实测中主干按 890 MB/s、专家按 379 MB/s，二者不可共用分母。计价后仍大于 1 的部分应归因于串行化等非字节因素，不能默认归因于实现损耗。</w:t>
       </w:r>
     </w:p>
     <w:p>
@@ -4427,23 +4474,7 @@
           <w:b w:val="0"/>
           <w:sz w:val="18"/>
         </w:rPr>
-        <w:t>其一，</w:t>
-      </w:r>
-      <w:r>
-        <w:rPr>
-          <w:rFonts w:ascii="Times New Roman" w:hAnsi="Times New Roman" w:eastAsia="宋体"/>
-          <w:b/>
-          <w:sz w:val="18"/>
-        </w:rPr>
-        <w:t>1.06 是计价口径修正的结果，不是设备变快。</w:t>
-      </w:r>
-      <w:r>
-        <w:rPr>
-          <w:rFonts w:ascii="Times New Roman" w:hAnsi="Times New Roman" w:eastAsia="宋体"/>
-          <w:b w:val="0"/>
-          <w:sz w:val="18"/>
-        </w:rPr>
-        <w:t xml:space="preserve"> 原表把 16 路并发的专家聚合速率按单流计（453 MB/s），并把重叠的时长相加当作暴露时间；改为并集与互斥口径后，公式下限从 47.6 s 修正为 70.4 s，比值随之由 3.11 降至 1.06。发现过程见附件 A.4.1。</w:t>
+        <w:t>末行的 1.06 需要两处说明，否则会被误读成"已接近下界"。</w:t>
       </w:r>
     </w:p>
     <w:p>
@@ -4457,6 +4488,36 @@
           <w:b w:val="0"/>
           <w:sz w:val="18"/>
         </w:rPr>
+        <w:t>其一，</w:t>
+      </w:r>
+      <w:r>
+        <w:rPr>
+          <w:rFonts w:ascii="Times New Roman" w:hAnsi="Times New Roman" w:eastAsia="宋体"/>
+          <w:b/>
+          <w:sz w:val="18"/>
+        </w:rPr>
+        <w:t>1.06 是计价口径修正的结果，不是设备变快。</w:t>
+      </w:r>
+      <w:r>
+        <w:rPr>
+          <w:rFonts w:ascii="Times New Roman" w:hAnsi="Times New Roman" w:eastAsia="宋体"/>
+          <w:b w:val="0"/>
+          <w:sz w:val="18"/>
+        </w:rPr>
+        <w:t xml:space="preserve"> 原表把 16 路并发的专家聚合速率按单流计（453 MB/s），并把重叠的时长相加当作暴露时间；改为并集与互斥口径后，公式下限从 47.6 s 修正为 70.4 s，比值随之由 3.11 降至 1.06。发现过程见附件 A.4.1。</w:t>
+      </w:r>
+    </w:p>
+    <w:p>
+      <w:pPr>
+        <w:spacing w:after="40" w:line="276" w:lineRule="auto"/>
+        <w:ind w:firstLine="360"/>
+      </w:pPr>
+      <w:r>
+        <w:rPr>
+          <w:rFonts w:ascii="Times New Roman" w:hAnsi="Times New Roman" w:eastAsia="宋体"/>
+          <w:b w:val="0"/>
+          <w:sz w:val="18"/>
+        </w:rPr>
         <w:t>其二，</w:t>
       </w:r>
       <w:r>
@@ -4540,61 +4601,748 @@
     </w:p>
     <w:p>
       <w:pPr>
+        <w:spacing w:after="40" w:line="276" w:lineRule="auto"/>
+        <w:ind w:firstLine="360"/>
+      </w:pPr>
+      <w:r>
+        <w:rPr>
+          <w:rFonts w:ascii="Times New Roman" w:hAnsi="Times New Roman" w:eastAsia="宋体"/>
+          <w:b/>
+          <w:sz w:val="18"/>
+        </w:rPr>
+        <w:t>表 4 需要两步读法。</w:t>
+      </w:r>
+      <w:r>
+        <w:rPr>
+          <w:rFonts w:ascii="Times New Roman" w:hAnsi="Times New Roman" w:eastAsia="宋体"/>
+          <w:b w:val="0"/>
+          <w:sz w:val="18"/>
+        </w:rPr>
+        <w:t xml:space="preserve"> 四个比值里 3.11 与 1.60 都远离 1.00，若直接按"实测高于公式"解读，会得出实现有严重损耗的结论；而一旦主干与专家各自按其实际带宽计价，比值即落回 1.00 与 1.06，</w:t>
+      </w:r>
+      <w:r>
+        <w:rPr>
+          <w:rFonts w:ascii="Times New Roman" w:hAnsi="Times New Roman" w:eastAsia="宋体"/>
+          <w:b/>
+          <w:sz w:val="18"/>
+        </w:rPr>
+        <w:t>两档均落在规程第 14.1 节的 10% 判定带内</w:t>
+      </w:r>
+      <w:r>
+        <w:rPr>
+          <w:rFonts w:ascii="Times New Roman" w:hAnsi="Times New Roman" w:eastAsia="宋体"/>
+          <w:b w:val="0"/>
+          <w:sz w:val="18"/>
+        </w:rPr>
+        <w:t>，即公式已算到与实测同量级。</w:t>
+      </w:r>
+      <w:r>
+        <w:rPr>
+          <w:rFonts w:ascii="Times New Roman" w:hAnsi="Times New Roman" w:eastAsia="宋体"/>
+          <w:b/>
+          <w:sz w:val="18"/>
+        </w:rPr>
+        <w:t>剩余的 1.06 不是实现损耗</w:t>
+      </w:r>
+      <w:r>
+        <w:rPr>
+          <w:rFonts w:ascii="Times New Roman" w:hAnsi="Times New Roman" w:eastAsia="宋体"/>
+          <w:b w:val="0"/>
+          <w:sz w:val="18"/>
+        </w:rPr>
+        <w:t>，其机制是下面记录的串行化。</w:t>
+      </w:r>
+    </w:p>
+    <w:p>
+      <w:pPr>
+        <w:spacing w:after="0"/>
+        <w:ind w:left="170"/>
+      </w:pPr>
+      <w:r>
+        <w:rPr>
+          <w:rFonts w:ascii="Consolas" w:hAnsi="Consolas"/>
+          <w:sz w:val="14"/>
+        </w:rPr>
+        <w:t>主干流         708 – 1003 MB/s 每流，队列 0.1 s (0.1%)</w:t>
+      </w:r>
+    </w:p>
+    <w:p>
+      <w:pPr>
+        <w:spacing w:after="0"/>
+        <w:ind w:left="170"/>
+      </w:pPr>
+      <w:r>
+        <w:rPr>
+          <w:rFonts w:ascii="Consolas" w:hAnsi="Consolas"/>
+          <w:sz w:val="14"/>
+        </w:rPr>
+        <w:t>专家流         34 –  46 MB/s 每流，队列 57 – 76 s (3.1–4.2%)</w:t>
+      </w:r>
+    </w:p>
+    <w:p>
+      <w:pPr>
+        <w:spacing w:after="0"/>
+        <w:ind w:left="170"/>
+      </w:pPr>
+      <w:r>
+        <w:rPr>
+          <w:rFonts w:ascii="Consolas" w:hAnsi="Consolas"/>
+          <w:sz w:val="14"/>
+        </w:rPr>
+        <w:t>worker 睡眠    占墙钟 40 – 49%</w:t>
+      </w:r>
+    </w:p>
+    <w:p>
+      <w:pPr>
+        <w:spacing w:after="0"/>
+        <w:ind w:left="170"/>
+      </w:pPr>
+      <w:r>
+        <w:rPr>
+          <w:rFonts w:ascii="Consolas" w:hAnsi="Consolas"/>
+          <w:sz w:val="14"/>
+        </w:rPr>
+        <w:t>实际并发       8.9 – 10.0×（配置 16 个 worker）</w:t>
+      </w:r>
+    </w:p>
+    <w:p>
+      <w:pPr>
+        <w:spacing w:after="40" w:line="276" w:lineRule="auto"/>
+        <w:ind w:firstLine="360"/>
+      </w:pPr>
+      <w:r>
+        <w:rPr>
+          <w:rFonts w:ascii="Times New Roman" w:hAnsi="Times New Roman" w:eastAsia="宋体"/>
+          <w:b w:val="0"/>
+          <w:sz w:val="18"/>
+        </w:rPr>
+        <w:t>上表两行的速率由时间派生，不可复现；字节量才可复现。后续两次复现把这一点摆了出来：每词元的请求数与字节总量与本节完全相同，专家流每流速率却只有 30 与 29 MB/s，低于上表区间；主干流 833 与 745 MB/s，仍在区间内。两次复现的墙钟（98.90 与 104.66 s/词元）长于本节记录时段，字节除以更长的墙钟，自然得到更低的速率。</w:t>
+      </w:r>
+      <w:r>
+        <w:rPr>
+          <w:rFonts w:ascii="Times New Roman" w:hAnsi="Times New Roman" w:eastAsia="宋体"/>
+          <w:b/>
+          <w:sz w:val="18"/>
+        </w:rPr>
+        <w:t>验收应核对字节而非速率；本文已记录的时间上界为 104.66 s/词元。</w:t>
+      </w:r>
+      <w:r>
+        <w:rPr>
+          <w:rFonts w:ascii="Times New Roman" w:hAnsi="Times New Roman" w:eastAsia="宋体"/>
+          <w:b w:val="0"/>
+          <w:sz w:val="18"/>
+        </w:rPr>
+        <w:t xml:space="preserve"> 完整数字见附件 A.1。</w:t>
+      </w:r>
+    </w:p>
+    <w:p>
+      <w:pPr>
+        <w:spacing w:after="40" w:line="276" w:lineRule="auto"/>
+        <w:ind w:firstLine="360"/>
+      </w:pPr>
+      <w:r>
+        <w:rPr>
+          <w:rFonts w:ascii="Times New Roman" w:hAnsi="Times New Roman" w:eastAsia="宋体"/>
+          <w:b w:val="0"/>
+          <w:sz w:val="18"/>
+        </w:rPr>
+        <w:t>上表的并发倍数不是独立于睡眠占比的第二个量，二者同源：本机为 8 物理核 / 16 逻辑处理器，8 核乘以 SMT 增益即落在实测区间内，故 worker 数超过约 8–10 不再提高并行度。</w:t>
+      </w:r>
+    </w:p>
+    <w:p>
+      <w:pPr>
+        <w:spacing w:after="40" w:line="276" w:lineRule="auto"/>
+        <w:ind w:firstLine="360"/>
+      </w:pPr>
+      <w:r>
+        <w:rPr>
+          <w:rFonts w:ascii="Times New Roman" w:hAnsi="Times New Roman" w:eastAsia="宋体"/>
+          <w:b w:val="0"/>
+          <w:sz w:val="18"/>
+        </w:rPr>
+        <w:t xml:space="preserve">那 40–49% 的成因随后经直接测量判定。每层读毕、计算、再读下一层，期间 worker 有 40–49% 的时间停在 </w:t>
+      </w:r>
+      <w:r>
+        <w:rPr>
+          <w:rFonts w:ascii="Consolas" w:hAnsi="Consolas"/>
+          <w:color w:val="000080"/>
+          <w:sz w:val="18"/>
+        </w:rPr>
+        <w:t>cond_wait</w:t>
+      </w:r>
+      <w:r>
+        <w:rPr>
+          <w:rFonts w:ascii="Times New Roman" w:hAnsi="Times New Roman" w:eastAsia="宋体"/>
+          <w:b w:val="0"/>
+          <w:sz w:val="18"/>
+        </w:rPr>
+        <w:t xml:space="preserve">，而队列只积压 3%。该组合排除"排队等盘"，但不足以区分"请求到达太晚"与"worker 被换下核"——后者手上的请求已出队、处于 in-flight，队列深度看不到。以 </w:t>
+      </w:r>
+      <w:r>
+        <w:rPr>
+          <w:rFonts w:ascii="Consolas" w:hAnsi="Consolas"/>
+          <w:color w:val="000080"/>
+          <w:sz w:val="18"/>
+        </w:rPr>
+        <w:t>/proc/&lt;tid&gt;/schedstat</w:t>
+      </w:r>
+      <w:r>
+        <w:rPr>
+          <w:rFonts w:ascii="Times New Roman" w:hAnsi="Times New Roman" w:eastAsia="宋体"/>
+          <w:b w:val="0"/>
+          <w:sz w:val="18"/>
+        </w:rPr>
+        <w:t xml:space="preserve"> 直接测得。该字段是内核记账而非硬件 PMU 计数器，本平台无 PMU 的限制因此不影响此判据；起止各留快照，中间每 2 s 覆盖一次，不需重编译引擎：</w:t>
+      </w:r>
+    </w:p>
+    <w:p>
+      <w:pPr>
+        <w:spacing w:after="0"/>
+        <w:ind w:left="170"/>
+      </w:pPr>
+      <w:r>
+        <w:rPr>
+          <w:rFonts w:ascii="Consolas" w:hAnsi="Consolas"/>
+          <w:sz w:val="14"/>
+        </w:rPr>
+        <w:t>线程                     在核          运行队列等待    等待/在核</w:t>
+      </w:r>
+    </w:p>
+    <w:p>
+      <w:pPr>
+        <w:spacing w:after="0"/>
+        <w:ind w:left="170"/>
+      </w:pPr>
+      <w:r>
+        <w:rPr>
+          <w:rFonts w:ascii="Consolas" w:hAnsi="Consolas"/>
+          <w:sz w:val="14"/>
+        </w:rPr>
+        <w:t>主线程（producer）        92.15 s         2.59 s       0.028</w:t>
+      </w:r>
+    </w:p>
+    <w:p>
+      <w:pPr>
+        <w:spacing w:after="0"/>
+        <w:ind w:left="170"/>
+      </w:pPr>
+      <w:r>
+        <w:rPr>
+          <w:rFonts w:ascii="Consolas" w:hAnsi="Consolas"/>
+          <w:sz w:val="14"/>
+        </w:rPr>
+        <w:t>16 个 kio worker      各 48 – 58 s   各 1.9 – 3.3 s   0.039 – 0.063</w:t>
+      </w:r>
+    </w:p>
+    <w:p>
+      <w:pPr>
+        <w:spacing w:after="0"/>
+        <w:ind w:left="170"/>
+      </w:pPr>
+      <w:r>
+        <w:rPr>
+          <w:rFonts w:ascii="Consolas" w:hAnsi="Consolas"/>
+          <w:sz w:val="14"/>
+        </w:rPr>
+        <w:t>另 4 个线程          各 23.2 – 23.5 s  约 2.5 s      0.105 – 0.111</w:t>
+      </w:r>
+    </w:p>
+    <w:p>
+      <w:pPr>
+        <w:spacing w:after="0"/>
+        <w:ind w:left="170"/>
+      </w:pPr>
+      <w:r>
+        <w:rPr>
+          <w:rFonts w:ascii="Consolas" w:hAnsi="Consolas"/>
+          <w:sz w:val="14"/>
+        </w:rPr>
+        <w:t>────────────────────────────────────────────────────────────</w:t>
+      </w:r>
+    </w:p>
+    <w:p>
+      <w:pPr>
+        <w:spacing w:after="0"/>
+        <w:ind w:left="170"/>
+      </w:pPr>
+      <w:r>
+        <w:rPr>
+          <w:rFonts w:ascii="Consolas" w:hAnsi="Consolas"/>
+          <w:sz w:val="14"/>
+        </w:rPr>
+        <w:t>合计（21/26 线程有增量） 1007.4 s       52.7 s        0.052</w:t>
+      </w:r>
+    </w:p>
+    <w:p>
+      <w:pPr>
+        <w:spacing w:after="40" w:line="276" w:lineRule="auto"/>
+        <w:ind w:firstLine="360"/>
+      </w:pPr>
+      <w:r>
+        <w:rPr>
+          <w:rFonts w:ascii="Times New Roman" w:hAnsi="Times New Roman" w:eastAsia="宋体"/>
+          <w:b w:val="0"/>
+          <w:sz w:val="18"/>
+        </w:rPr>
+        <w:t xml:space="preserve">判定为非 CPU 受限，三条依据：运行队列等待均远小于在核时间，而饱和时两者应当相当；在核总量折合 8 核中的 3.2 核，即 40% 占用；队列等待仅占可用核时的 2.1%。worker 在核仅占墙钟 16%，说明它们真正阻塞在 </w:t>
+      </w:r>
+      <w:r>
+        <w:rPr>
+          <w:rFonts w:ascii="Consolas" w:hAnsi="Consolas"/>
+          <w:color w:val="000080"/>
+          <w:sz w:val="18"/>
+        </w:rPr>
+        <w:t>cond_wait</w:t>
+      </w:r>
+      <w:r>
+        <w:rPr>
+          <w:rFonts w:ascii="Times New Roman" w:hAnsi="Times New Roman" w:eastAsia="宋体"/>
+          <w:b w:val="0"/>
+          <w:sz w:val="18"/>
+        </w:rPr>
+        <w:t xml:space="preserve"> 而非自旋。</w:t>
+      </w:r>
+    </w:p>
+    <w:p>
+      <w:pPr>
+        <w:spacing w:after="40" w:line="276" w:lineRule="auto"/>
+        <w:ind w:firstLine="360"/>
+      </w:pPr>
+      <w:r>
+        <w:rPr>
+          <w:rFonts w:ascii="Times New Roman" w:hAnsi="Times New Roman" w:eastAsia="宋体"/>
+          <w:b w:val="0"/>
+          <w:sz w:val="18"/>
+        </w:rPr>
+        <w:t>那 40–49% 是等下一个请求迟到。处置是改生产者节律——层间预取、算术期间发出下一层读——不是加 worker，也不是改等待方式。</w:t>
+      </w:r>
+    </w:p>
+    <w:p>
+      <w:pPr>
+        <w:spacing w:after="40" w:line="276" w:lineRule="auto"/>
+        <w:ind w:firstLine="360"/>
+      </w:pPr>
+      <w:r>
+        <w:rPr>
+          <w:rFonts w:ascii="Times New Roman" w:hAnsi="Times New Roman" w:eastAsia="宋体"/>
+          <w:b w:val="0"/>
+          <w:sz w:val="18"/>
+        </w:rPr>
+        <w:t xml:space="preserve">&gt; </w:t>
+      </w:r>
+      <w:r>
+        <w:rPr>
+          <w:rFonts w:ascii="Times New Roman" w:hAnsi="Times New Roman" w:eastAsia="宋体"/>
+          <w:b/>
+          <w:sz w:val="18"/>
+        </w:rPr>
+        <w:t>判据本身的一处修正</w:t>
+      </w:r>
+      <w:r>
+        <w:rPr>
+          <w:rFonts w:ascii="Times New Roman" w:hAnsi="Times New Roman" w:eastAsia="宋体"/>
+          <w:b w:val="0"/>
+          <w:sz w:val="18"/>
+        </w:rPr>
+        <w:t>：本次预设的判定带把比值 0.02–0.20 定为"两者兼有"，</w:t>
+      </w:r>
+    </w:p>
+    <w:p>
+      <w:pPr>
+        <w:spacing w:after="40" w:line="276" w:lineRule="auto"/>
+        <w:ind w:firstLine="360"/>
+      </w:pPr>
+      <w:r>
+        <w:rPr>
+          <w:rFonts w:ascii="Times New Roman" w:hAnsi="Times New Roman" w:eastAsia="宋体"/>
+          <w:b w:val="0"/>
+          <w:sz w:val="18"/>
+        </w:rPr>
+        <w:t>&gt; 实测 0.052 落入该带。但该带未与物理参照挂钩。饱和意味着比值 ≥ 1，</w:t>
+      </w:r>
+    </w:p>
+    <w:p>
+      <w:pPr>
+        <w:spacing w:after="40" w:line="276" w:lineRule="auto"/>
+        <w:ind w:firstLine="360"/>
+      </w:pPr>
+      <w:r>
+        <w:rPr>
+          <w:rFonts w:ascii="Times New Roman" w:hAnsi="Times New Roman" w:eastAsia="宋体"/>
+          <w:b w:val="0"/>
+          <w:sz w:val="18"/>
+        </w:rPr>
+        <w:t>&gt; 0.052 明显偏于不受限一侧，且绝对占用（40%）才是决定量。原始件与预设带均保留</w:t>
+      </w:r>
+    </w:p>
+    <w:p>
+      <w:pPr>
+        <w:spacing w:after="40" w:line="276" w:lineRule="auto"/>
+        <w:ind w:firstLine="360"/>
+      </w:pPr>
+      <w:r>
+        <w:rPr>
+          <w:rFonts w:ascii="Times New Roman" w:hAnsi="Times New Roman" w:eastAsia="宋体"/>
+          <w:b w:val="0"/>
+          <w:sz w:val="18"/>
+        </w:rPr>
+        <w:t>&gt; （</w:t>
+      </w:r>
+      <w:r>
+        <w:rPr>
+          <w:rFonts w:ascii="Consolas" w:hAnsi="Consolas"/>
+          <w:color w:val="000080"/>
+          <w:sz w:val="18"/>
+        </w:rPr>
+        <w:t>reports/gateab_ab/v64_schedstat/</w:t>
+      </w:r>
+      <w:r>
+        <w:rPr>
+          <w:rFonts w:ascii="Times New Roman" w:hAnsi="Times New Roman" w:eastAsia="宋体"/>
+          <w:b w:val="0"/>
+          <w:sz w:val="18"/>
+        </w:rPr>
+        <w:t>、</w:t>
+      </w:r>
+      <w:r>
+        <w:rPr>
+          <w:rFonts w:ascii="Consolas" w:hAnsi="Consolas"/>
+          <w:color w:val="000080"/>
+          <w:sz w:val="18"/>
+        </w:rPr>
+        <w:t>v64_probe_attempt1.out</w:t>
+      </w:r>
+      <w:r>
+        <w:rPr>
+          <w:rFonts w:ascii="Times New Roman" w:hAnsi="Times New Roman" w:eastAsia="宋体"/>
+          <w:b w:val="0"/>
+          <w:sz w:val="18"/>
+        </w:rPr>
+        <w:t>），判定按绝对量重做。</w:t>
+      </w:r>
+    </w:p>
+    <w:p>
+      <w:pPr>
+        <w:spacing w:after="40" w:line="276" w:lineRule="auto"/>
+        <w:ind w:firstLine="360"/>
+      </w:pPr>
+      <w:r>
+        <w:rPr>
+          <w:rFonts w:ascii="Times New Roman" w:hAnsi="Times New Roman" w:eastAsia="宋体"/>
+          <w:b/>
+          <w:sz w:val="18"/>
+        </w:rPr>
+        <w:t>该替代解释亦已排除：不是"设备做不了这种形态的读"。</w:t>
+      </w:r>
+      <w:r>
+        <w:rPr>
+          <w:rFonts w:ascii="Times New Roman" w:hAnsi="Times New Roman" w:eastAsia="宋体"/>
+          <w:b w:val="0"/>
+          <w:sz w:val="18"/>
+        </w:rPr>
+        <w:t xml:space="preserve"> 以固定读取次数、同字节量，对同一 </w:t>
+      </w:r>
+      <w:r>
+        <w:rPr>
+          <w:rFonts w:ascii="Consolas" w:hAnsi="Consolas"/>
+          <w:color w:val="000080"/>
+          <w:sz w:val="18"/>
+        </w:rPr>
+        <w:t>experts.l2</w:t>
+      </w:r>
+      <w:r>
+        <w:rPr>
+          <w:rFonts w:ascii="Times New Roman" w:hAnsi="Times New Roman" w:eastAsia="宋体"/>
+          <w:b w:val="0"/>
+          <w:sz w:val="18"/>
+        </w:rPr>
+        <w:t xml:space="preserve"> 直接测量该形态（17.5 MB 散乱、O_DIRECT，3 对），设备吞吐与 4M 块顺序档的测量相互吻合，两者同在约 1500 MB/s 量级（</w:t>
+      </w:r>
+      <w:r>
+        <w:rPr>
+          <w:rFonts w:ascii="Consolas" w:hAnsi="Consolas"/>
+          <w:color w:val="000080"/>
+          <w:sz w:val="18"/>
+        </w:rPr>
+        <w:t>reports/gateab_ab/v60_shape/raw.tsv</w:t>
+      </w:r>
+      <w:r>
+        <w:rPr>
+          <w:rFonts w:ascii="Times New Roman" w:hAnsi="Times New Roman" w:eastAsia="宋体"/>
+          <w:b w:val="0"/>
+          <w:sz w:val="18"/>
+        </w:rPr>
+        <w:t>）。</w:t>
+      </w:r>
+      <w:r>
+        <w:rPr>
+          <w:rFonts w:ascii="Times New Roman" w:hAnsi="Times New Roman" w:eastAsia="宋体"/>
+          <w:b/>
+          <w:sz w:val="18"/>
+        </w:rPr>
+        <w:t>而引擎专家流的聚合吞吐仅为其三到四成</w:t>
+      </w:r>
+      <w:r>
+        <w:rPr>
+          <w:rFonts w:ascii="Times New Roman" w:hAnsi="Times New Roman" w:eastAsia="宋体"/>
+          <w:b w:val="0"/>
+          <w:sz w:val="18"/>
+        </w:rPr>
+        <w:t>，故上述差距不能归因于设备能力不足，只能归因于请求到达太晚。</w:t>
+      </w:r>
+    </w:p>
+    <w:p>
+      <w:pPr>
+        <w:spacing w:after="40" w:line="276" w:lineRule="auto"/>
+        <w:ind w:firstLine="360"/>
+      </w:pPr>
+      <w:r>
+        <w:rPr>
+          <w:rFonts w:ascii="Times New Roman" w:hAnsi="Times New Roman" w:eastAsia="宋体"/>
+          <w:b/>
+          <w:sz w:val="18"/>
+        </w:rPr>
+        <w:t>据此，本文的字节下界是必要条件而非充分条件。</w:t>
+      </w:r>
+      <w:r>
+        <w:rPr>
+          <w:rFonts w:ascii="Times New Roman" w:hAnsi="Times New Roman" w:eastAsia="宋体"/>
+          <w:b w:val="0"/>
+          <w:sz w:val="18"/>
+        </w:rPr>
+        <w:t xml:space="preserve"> 仅核算字节会低估慢层的代价：慢层同时收取字节代价与串行化代价，而把数据上移到 DRAM 可同时消除两者。这是本文原则"复用应落在数据能到达的最快层"的第二条独立理由，此前只给了字节一条。相应地，5.2 的验收判据应从单一下界扩展为两条并列：字节回落至下界，且实测聚合速率接近该形态的设备能力。</w:t>
+      </w:r>
+    </w:p>
+    <w:p>
+      <w:pPr>
+        <w:spacing w:after="40" w:line="276" w:lineRule="auto"/>
+        <w:ind w:firstLine="360"/>
+      </w:pPr>
+      <w:r>
+        <w:rPr>
+          <w:rFonts w:ascii="Times New Roman" w:hAnsi="Times New Roman" w:eastAsia="宋体"/>
+          <w:b/>
+          <w:sz w:val="18"/>
+        </w:rPr>
+        <w:t>本节不给出该差距的可达上限。</w:t>
+      </w:r>
+      <w:r>
+        <w:rPr>
+          <w:rFonts w:ascii="Times New Roman" w:hAnsi="Times New Roman" w:eastAsia="宋体"/>
+          <w:b w:val="0"/>
+          <w:sz w:val="18"/>
+        </w:rPr>
+        <w:t xml:space="preserve"> 可确定的是它不是字节造成的、也不是设备在该形态上做不到的；不可确定的是跨层流水能收回多少。该问题在本平台的测量重复性下无法判定（见本节方法学限度段与 </w:t>
+      </w:r>
+      <w:r>
+        <w:rPr>
+          <w:rFonts w:ascii="Consolas" w:hAnsi="Consolas"/>
+          <w:color w:val="000080"/>
+          <w:sz w:val="18"/>
+        </w:rPr>
+        <w:t>BENCH_PROTO.md</w:t>
+      </w:r>
+      <w:r>
+        <w:rPr>
+          <w:rFonts w:ascii="Times New Roman" w:hAnsi="Times New Roman" w:eastAsia="宋体"/>
+          <w:b w:val="0"/>
+          <w:sz w:val="18"/>
+        </w:rPr>
+        <w:t xml:space="preserve"> 第 14 节），故不作量化声称。</w:t>
+      </w:r>
+    </w:p>
+    <w:p>
+      <w:pPr>
+        <w:spacing w:after="40" w:line="276" w:lineRule="auto"/>
+        <w:ind w:firstLine="360"/>
+      </w:pPr>
+      <w:r>
+        <w:rPr>
+          <w:rFonts w:ascii="Times New Roman" w:hAnsi="Times New Roman" w:eastAsia="宋体"/>
+          <w:b w:val="0"/>
+          <w:sz w:val="18"/>
+        </w:rPr>
+        <w:t>阶段 A 的 1.00 不受此影响。其 W_i（85 MB/s）本就是设备实测值而非引擎实绩，且为单一顺序流，比值 1.00 的含义（字节÷带宽即定律）仍然成立。</w:t>
+      </w:r>
+    </w:p>
+    <w:p>
+      <w:pPr>
+        <w:spacing w:after="40" w:line="276" w:lineRule="auto"/>
+        <w:ind w:firstLine="360"/>
+      </w:pPr>
+      <w:r>
+        <w:rPr>
+          <w:rFonts w:ascii="Times New Roman" w:hAnsi="Times New Roman" w:eastAsia="宋体"/>
+          <w:b/>
+          <w:sz w:val="18"/>
+        </w:rPr>
+        <w:t>【方法学限度】</w:t>
+      </w:r>
+      <w:r>
+        <w:rPr>
+          <w:rFonts w:ascii="Times New Roman" w:hAnsi="Times New Roman" w:eastAsia="宋体"/>
+          <w:b w:val="0"/>
+          <w:sz w:val="18"/>
+        </w:rPr>
+        <w:t xml:space="preserve"> 本节末行与上述配对均以 s/词元 为观测量，该观测量在同一配置下不可复现：连续 30 次运行的字节量完全相同（均 4595 reqs、216.66 GB），而墙钟散布在 65.21–117.87 s/词元，跨度 80.8%，其中 17 次落在规程第 14.1 节的 10% 判定带内（图 3）。</w:t>
+      </w:r>
+      <w:r>
+        <w:rPr>
+          <w:rFonts w:ascii="Times New Roman" w:hAnsi="Times New Roman" w:eastAsia="宋体"/>
+          <w:b/>
+          <w:sz w:val="18"/>
+        </w:rPr>
+        <w:t>故不能引用任一时段的离散度充当本平台的重复性。</w:t>
+      </w:r>
+      <w:r>
+        <w:rPr>
+          <w:rFonts w:ascii="Times New Roman" w:hAnsi="Times New Roman" w:eastAsia="宋体"/>
+          <w:b w:val="0"/>
+          <w:sz w:val="18"/>
+        </w:rPr>
+        <w:t xml:space="preserve"> 实践结论是：</w:t>
+      </w:r>
+    </w:p>
+    <w:p>
+      <w:pPr>
+        <w:spacing w:after="0"/>
+        <w:ind w:left="170"/>
+      </w:pPr>
+      <w:r>
+        <w:rPr>
+          <w:rFonts w:ascii="Consolas" w:hAnsi="Consolas"/>
+          <w:sz w:val="14"/>
+        </w:rPr>
+        <w:t>凡以 s/词元 为观测量作配置间对比，在同一时段内交错配对重复 ≥5 轮，</w:t>
+      </w:r>
+    </w:p>
+    <w:p>
+      <w:pPr>
+        <w:spacing w:after="0"/>
+        <w:ind w:left="170"/>
+      </w:pPr>
+      <w:r>
+        <w:rPr>
+          <w:rFonts w:ascii="Consolas" w:hAnsi="Consolas"/>
+          <w:sz w:val="14"/>
+        </w:rPr>
+        <w:t>且仅当配对差 ≥10% 时才可判定"有差异"；效应 &lt;10% 一律记为"无差异"。</w:t>
+      </w:r>
+    </w:p>
+    <w:p>
+      <w:pPr>
+        <w:spacing w:after="0"/>
+        <w:ind w:left="170"/>
+      </w:pPr>
+      <w:r>
+        <w:rPr>
+          <w:rFonts w:ascii="Consolas" w:hAnsi="Consolas"/>
+          <w:sz w:val="14"/>
+        </w:rPr>
+        <w:t>引用跨时段的绝对速率作对比。</w:t>
+      </w:r>
+    </w:p>
+    <w:p>
+      <w:pPr>
+        <w:spacing w:after="40" w:line="276" w:lineRule="auto"/>
+        <w:ind w:firstLine="360"/>
+      </w:pPr>
+      <w:r>
+        <w:rPr>
+          <w:rFonts w:ascii="Times New Roman" w:hAnsi="Times New Roman" w:eastAsia="宋体"/>
+          <w:b w:val="0"/>
+          <w:sz w:val="18"/>
+        </w:rPr>
+        <w:t>本节亦不据此主张任何参数调优方向。相比之下第二节的推论验证（4.2、4.3）以</w:t>
+      </w:r>
+      <w:r>
+        <w:rPr>
+          <w:rFonts w:ascii="Times New Roman" w:hAnsi="Times New Roman" w:eastAsia="宋体"/>
+          <w:b/>
+          <w:sz w:val="18"/>
+        </w:rPr>
+        <w:t>字节</w:t>
+      </w:r>
+      <w:r>
+        <w:rPr>
+          <w:rFonts w:ascii="Times New Roman" w:hAnsi="Times New Roman" w:eastAsia="宋体"/>
+          <w:b w:val="0"/>
+          <w:sz w:val="18"/>
+        </w:rPr>
+        <w:t xml:space="preserve">而非时间核算，不受此限度影响。上列十轮稳定量见 </w:t>
+      </w:r>
+      <w:r>
+        <w:rPr>
+          <w:rFonts w:ascii="Consolas" w:hAnsi="Consolas"/>
+          <w:color w:val="000080"/>
+          <w:sz w:val="18"/>
+        </w:rPr>
+        <w:t>reports/gateab_ab/FINDINGS.md</w:t>
+      </w:r>
+      <w:r>
+        <w:rPr>
+          <w:rFonts w:ascii="Times New Roman" w:hAnsi="Times New Roman" w:eastAsia="宋体"/>
+          <w:b w:val="0"/>
+          <w:sz w:val="18"/>
+        </w:rPr>
+        <w:t>。</w:t>
+      </w:r>
+    </w:p>
+    <w:p>
+      <w:pPr>
+        <w:spacing w:after="40" w:line="276" w:lineRule="auto"/>
+        <w:ind w:firstLine="360"/>
+      </w:pPr>
+      <w:r>
+        <w:rPr>
+          <w:rFonts w:ascii="Times New Roman" w:hAnsi="Times New Roman" w:eastAsia="宋体"/>
+          <w:b/>
+          <w:sz w:val="18"/>
+        </w:rPr>
+        <w:t>一处归因曾指向"主干顺序流与专家散乱流在同一设备上互相争抢"，本文的原则使这一归因被排除。</w:t>
+      </w:r>
+      <w:r>
+        <w:rPr>
+          <w:rFonts w:ascii="Times New Roman" w:hAnsi="Times New Roman" w:eastAsia="宋体"/>
+          <w:b w:val="0"/>
+          <w:sz w:val="18"/>
+        </w:rPr>
+        <w:t xml:space="preserve"> 字节下界判据区分两件事：某层读了多少字节，以及这些字节多贵。按此二者分开测量，散乱 4M 读（1740 MB/s）快于顺序（1537 MB/s），即慢的那一路并非因为"与另一流互相抢"，而是因为访问形态本身更贵。</w:t>
+      </w:r>
+      <w:r>
+        <w:rPr>
+          <w:rFonts w:ascii="Times New Roman" w:hAnsi="Times New Roman" w:eastAsia="宋体"/>
+          <w:b/>
+          <w:sz w:val="18"/>
+        </w:rPr>
+        <w:t>故 arena 扩大导致 trunk 常驻由 22 层降至 15 层、75.5→126.2 s/词元这一现象成立，其机制仍未查明，本文不作归因。</w:t>
+      </w:r>
+      <w:r>
+        <w:rPr>
+          <w:rFonts w:ascii="Times New Roman" w:hAnsi="Times New Roman" w:eastAsia="宋体"/>
+          <w:b w:val="0"/>
+          <w:sz w:val="18"/>
+        </w:rPr>
+        <w:t xml:space="preserve"> 相关证据与两条相关的坏计数器说明见附件 A.4.4。</w:t>
+      </w:r>
+    </w:p>
+    <w:p>
+      <w:pPr>
         <w:spacing w:before="80" w:after="20"/>
         <w:jc w:val="center"/>
       </w:pPr>
       <w:r>
-        <w:drawing>
-          <wp:inline xmlns:a="http://schemas.openxmlformats.org/drawingml/2006/main" xmlns:pic="http://schemas.openxmlformats.org/drawingml/2006/picture">
-            <wp:extent cx="2880000" cy="1101930"/>
-            <wp:docPr id="4" name="Picture 4"/>
-            <wp:cNvGraphicFramePr>
-              <a:graphicFrameLocks noChangeAspect="1"/>
-            </wp:cNvGraphicFramePr>
-            <a:graphic>
-              <a:graphicData uri="http://schemas.openxmlformats.org/drawingml/2006/picture">
-                <pic:pic>
-                  <pic:nvPicPr>
-                    <pic:cNvPr id="0" name="table4_ratio_grey.png"/>
-                    <pic:cNvPicPr/>
-                  </pic:nvPicPr>
-                  <pic:blipFill>
-                    <a:blip r:embed="rId12"/>
-                    <a:stretch>
-                      <a:fillRect/>
-                    </a:stretch>
-                  </pic:blipFill>
-                  <pic:spPr>
-                    <a:xfrm>
-                      <a:off x="0" y="0"/>
-                      <a:ext cx="2880000" cy="1101930"/>
-                    </a:xfrm>
-                    <a:prstGeom prst="rect"/>
-                  </pic:spPr>
-                </pic:pic>
-              </a:graphicData>
-            </a:graphic>
-          </wp:inline>
-        </w:drawing>
+        <w:rPr>
+          <w:rFonts w:ascii="Times New Roman" w:hAnsi="Times New Roman" w:eastAsia="宋体"/>
+          <w:b w:val="0"/>
+          <w:sz w:val="15"/>
+        </w:rPr>
+        <w:t>表 4 各档的字节与带宽出处见附件 A.4.5。</w:t>
       </w:r>
     </w:p>
     <w:p>
       <w:pPr>
-        <w:spacing w:after="20" w:before="0"/>
-        <w:jc w:val="center"/>
-      </w:pPr>
-      <w:r>
-        <w:rPr>
-          <w:rFonts w:ascii="Times New Roman" w:hAnsi="Times New Roman" w:eastAsia="宋体"/>
-          <w:b w:val="0"/>
-          <w:sz w:val="15"/>
-        </w:rPr>
-        <w:t>图 3　同一配置连续 30 次运行的字节量与输出速度对比</w:t>
-      </w:r>
-    </w:p>
-    <w:p>
-      <w:pPr>
-        <w:spacing w:after="20" w:before="0"/>
+        <w:spacing w:before="80" w:after="20"/>
         <w:jc w:val="center"/>
       </w:pPr>
       <w:r>
@@ -4603,777 +5351,6 @@
           <w:b w:val="0"/>
           <w:sz w:val="15"/>
         </w:rPr>
-        <w:t>Fig.3　Byte count and output speed over thirty consecutive runs of one configuration</w:t>
-      </w:r>
-    </w:p>
-    <w:p>
-      <w:pPr>
-        <w:spacing w:after="40" w:line="276" w:lineRule="auto"/>
-        <w:ind w:firstLine="360"/>
-      </w:pPr>
-      <w:r>
-        <w:rPr>
-          <w:rFonts w:ascii="Times New Roman" w:hAnsi="Times New Roman" w:eastAsia="宋体"/>
-          <w:b/>
-          <w:sz w:val="18"/>
-        </w:rPr>
-        <w:t>图 4 的左图说明为什么需要两步读法。</w:t>
-      </w:r>
-      <w:r>
-        <w:rPr>
-          <w:rFonts w:ascii="Times New Roman" w:hAnsi="Times New Roman" w:eastAsia="宋体"/>
-          <w:b w:val="0"/>
-          <w:sz w:val="18"/>
-        </w:rPr>
-        <w:t xml:space="preserve"> 四个比值里 3.11 与 1.60 都远离 1.00，若直接按"实测高于公式"解读，会得出实现有严重损耗的结论；而右图显示，一旦主干与专家各自按其实际带宽计价，比值即落回 1.00 与 1.06，</w:t>
-      </w:r>
-      <w:r>
-        <w:rPr>
-          <w:rFonts w:ascii="Times New Roman" w:hAnsi="Times New Roman" w:eastAsia="宋体"/>
-          <w:b/>
-          <w:sz w:val="18"/>
-        </w:rPr>
-        <w:t>两档均在规程第 14.1 节的 10% 判定带内</w:t>
-      </w:r>
-      <w:r>
-        <w:rPr>
-          <w:rFonts w:ascii="Times New Roman" w:hAnsi="Times New Roman" w:eastAsia="宋体"/>
-          <w:b w:val="0"/>
-          <w:sz w:val="18"/>
-        </w:rPr>
-        <w:t>，即公式已算到与实测同量级。</w:t>
-      </w:r>
-      <w:r>
-        <w:rPr>
-          <w:rFonts w:ascii="Times New Roman" w:hAnsi="Times New Roman" w:eastAsia="宋体"/>
-          <w:b/>
-          <w:sz w:val="18"/>
-        </w:rPr>
-        <w:t>剩余的 1.06 不是实现损耗</w:t>
-      </w:r>
-      <w:r>
-        <w:rPr>
-          <w:rFonts w:ascii="Times New Roman" w:hAnsi="Times New Roman" w:eastAsia="宋体"/>
-          <w:b w:val="0"/>
-          <w:sz w:val="18"/>
-        </w:rPr>
-        <w:t>，其机制是下面记录的串行化。</w:t>
-      </w:r>
-    </w:p>
-    <w:p>
-      <w:pPr>
-        <w:spacing w:after="0"/>
-        <w:ind w:left="170"/>
-      </w:pPr>
-      <w:r>
-        <w:rPr>
-          <w:rFonts w:ascii="Consolas" w:hAnsi="Consolas"/>
-          <w:sz w:val="14"/>
-        </w:rPr>
-        <w:t>主干流         708 – 1003 MB/s 每流，队列 0.1 s (0.1%)</w:t>
-      </w:r>
-    </w:p>
-    <w:p>
-      <w:pPr>
-        <w:spacing w:after="0"/>
-        <w:ind w:left="170"/>
-      </w:pPr>
-      <w:r>
-        <w:rPr>
-          <w:rFonts w:ascii="Consolas" w:hAnsi="Consolas"/>
-          <w:sz w:val="14"/>
-        </w:rPr>
-        <w:t>专家流         34 –  46 MB/s 每流，队列 57 – 76 s (3.1–4.2%)</w:t>
-      </w:r>
-    </w:p>
-    <w:p>
-      <w:pPr>
-        <w:spacing w:after="0"/>
-        <w:ind w:left="170"/>
-      </w:pPr>
-      <w:r>
-        <w:rPr>
-          <w:rFonts w:ascii="Consolas" w:hAnsi="Consolas"/>
-          <w:sz w:val="14"/>
-        </w:rPr>
-        <w:t>worker 睡眠    占墙钟 40 – 49%</w:t>
-      </w:r>
-    </w:p>
-    <w:p>
-      <w:pPr>
-        <w:spacing w:after="0"/>
-        <w:ind w:left="170"/>
-      </w:pPr>
-      <w:r>
-        <w:rPr>
-          <w:rFonts w:ascii="Consolas" w:hAnsi="Consolas"/>
-          <w:sz w:val="14"/>
-        </w:rPr>
-        <w:t>实际并发       8.9 – 10.0×（配置 16 个 worker）</w:t>
-      </w:r>
-    </w:p>
-    <w:p>
-      <w:pPr>
-        <w:spacing w:after="40" w:line="276" w:lineRule="auto"/>
-        <w:ind w:firstLine="360"/>
-      </w:pPr>
-      <w:r>
-        <w:rPr>
-          <w:rFonts w:ascii="Times New Roman" w:hAnsi="Times New Roman" w:eastAsia="宋体"/>
-          <w:b w:val="0"/>
-          <w:sz w:val="18"/>
-        </w:rPr>
-        <w:t>上表两行的速率由时间派生，不可复现；字节量才可复现。后续两次复现把这一点摆了出来：每词元的请求数与字节总量与本节完全相同，专家流每流速率却只有 30 与 29 MB/s，低于上表区间；主干流 833 与 745 MB/s，仍在区间内。两次复现的墙钟（98.90 与 104.66 s/词元）长于本节记录时段，字节除以更长的墙钟，自然得到更低的速率。</w:t>
-      </w:r>
-      <w:r>
-        <w:rPr>
-          <w:rFonts w:ascii="Times New Roman" w:hAnsi="Times New Roman" w:eastAsia="宋体"/>
-          <w:b/>
-          <w:sz w:val="18"/>
-        </w:rPr>
-        <w:t>验收应核对字节而非速率；本文已记录的时间上界为 104.66 s/词元。</w:t>
-      </w:r>
-      <w:r>
-        <w:rPr>
-          <w:rFonts w:ascii="Times New Roman" w:hAnsi="Times New Roman" w:eastAsia="宋体"/>
-          <w:b w:val="0"/>
-          <w:sz w:val="18"/>
-        </w:rPr>
-        <w:t xml:space="preserve"> 完整数字见附件 A.1。</w:t>
-      </w:r>
-    </w:p>
-    <w:p>
-      <w:pPr>
-        <w:spacing w:after="40" w:line="276" w:lineRule="auto"/>
-        <w:ind w:firstLine="360"/>
-      </w:pPr>
-      <w:r>
-        <w:rPr>
-          <w:rFonts w:ascii="Times New Roman" w:hAnsi="Times New Roman" w:eastAsia="宋体"/>
-          <w:b w:val="0"/>
-          <w:sz w:val="18"/>
-        </w:rPr>
-        <w:t>上表的并发倍数不是独立于睡眠占比的第二个量。</w:t>
-      </w:r>
-      <w:r>
-        <w:rPr>
-          <w:rFonts w:ascii="Consolas" w:hAnsi="Consolas"/>
-          <w:color w:val="000080"/>
-          <w:sz w:val="18"/>
-        </w:rPr>
-        <w:t>16 ×（1 − 睡眠 40–49%）= 8.2–9.6</w:t>
-      </w:r>
-      <w:r>
-        <w:rPr>
-          <w:rFonts w:ascii="Times New Roman" w:hAnsi="Times New Roman" w:eastAsia="宋体"/>
-          <w:b w:val="0"/>
-          <w:sz w:val="18"/>
-        </w:rPr>
-        <w:t>，与实测 8.9–10.0× 同源。本机为 8 物理核 / 16 逻辑处理器，8 核 × 1.1–1.25 倍 SMT 增益亦落在同一区间，worker 数超过 8–10 不再提高并行度。</w:t>
-      </w:r>
-    </w:p>
-    <w:p>
-      <w:pPr>
-        <w:spacing w:after="40" w:line="276" w:lineRule="auto"/>
-        <w:ind w:firstLine="360"/>
-      </w:pPr>
-      <w:r>
-        <w:rPr>
-          <w:rFonts w:ascii="Times New Roman" w:hAnsi="Times New Roman" w:eastAsia="宋体"/>
-          <w:b w:val="0"/>
-          <w:sz w:val="18"/>
-        </w:rPr>
-        <w:t xml:space="preserve">那 40–49% 的成因随后经直接测量判定。每层读毕、计算、再读下一层，期间 worker 有 40–49% 的时间停在 </w:t>
-      </w:r>
-      <w:r>
-        <w:rPr>
-          <w:rFonts w:ascii="Consolas" w:hAnsi="Consolas"/>
-          <w:color w:val="000080"/>
-          <w:sz w:val="18"/>
-        </w:rPr>
-        <w:t>cond_wait</w:t>
-      </w:r>
-      <w:r>
-        <w:rPr>
-          <w:rFonts w:ascii="Times New Roman" w:hAnsi="Times New Roman" w:eastAsia="宋体"/>
-          <w:b w:val="0"/>
-          <w:sz w:val="18"/>
-        </w:rPr>
-        <w:t xml:space="preserve">，而队列只积压 3%。该组合排除"排队等盘"，但不足以区分"请求到达太晚"与"worker 被换下核"——后者手上的请求已出队、处于 in-flight，队列深度看不到。以 </w:t>
-      </w:r>
-      <w:r>
-        <w:rPr>
-          <w:rFonts w:ascii="Consolas" w:hAnsi="Consolas"/>
-          <w:color w:val="000080"/>
-          <w:sz w:val="18"/>
-        </w:rPr>
-        <w:t>/proc/&lt;tid&gt;/schedstat</w:t>
-      </w:r>
-      <w:r>
-        <w:rPr>
-          <w:rFonts w:ascii="Times New Roman" w:hAnsi="Times New Roman" w:eastAsia="宋体"/>
-          <w:b w:val="0"/>
-          <w:sz w:val="18"/>
-        </w:rPr>
-        <w:t xml:space="preserve"> 直接测得。该字段是内核记账而非硬件 PMU 计数器，本平台无 PMU 的限制因此不影响此判据；起止各留快照，中间每 2 s 覆盖一次，不需重编译引擎：</w:t>
-      </w:r>
-    </w:p>
-    <w:p>
-      <w:pPr>
-        <w:spacing w:after="0"/>
-        <w:ind w:left="170"/>
-      </w:pPr>
-      <w:r>
-        <w:rPr>
-          <w:rFonts w:ascii="Consolas" w:hAnsi="Consolas"/>
-          <w:sz w:val="14"/>
-        </w:rPr>
-        <w:t>线程                     在核          运行队列等待    等待/在核</w:t>
-      </w:r>
-    </w:p>
-    <w:p>
-      <w:pPr>
-        <w:spacing w:after="0"/>
-        <w:ind w:left="170"/>
-      </w:pPr>
-      <w:r>
-        <w:rPr>
-          <w:rFonts w:ascii="Consolas" w:hAnsi="Consolas"/>
-          <w:sz w:val="14"/>
-        </w:rPr>
-        <w:t>主线程（producer）        92.15 s         2.59 s       0.028</w:t>
-      </w:r>
-    </w:p>
-    <w:p>
-      <w:pPr>
-        <w:spacing w:after="0"/>
-        <w:ind w:left="170"/>
-      </w:pPr>
-      <w:r>
-        <w:rPr>
-          <w:rFonts w:ascii="Consolas" w:hAnsi="Consolas"/>
-          <w:sz w:val="14"/>
-        </w:rPr>
-        <w:t>16 个 kio worker      各 48 – 58 s   各 1.9 – 3.3 s   0.039 – 0.063</w:t>
-      </w:r>
-    </w:p>
-    <w:p>
-      <w:pPr>
-        <w:spacing w:after="0"/>
-        <w:ind w:left="170"/>
-      </w:pPr>
-      <w:r>
-        <w:rPr>
-          <w:rFonts w:ascii="Consolas" w:hAnsi="Consolas"/>
-          <w:sz w:val="14"/>
-        </w:rPr>
-        <w:t>另 4 个线程          各 23.2 – 23.5 s  约 2.5 s      0.105 – 0.111</w:t>
-      </w:r>
-    </w:p>
-    <w:p>
-      <w:pPr>
-        <w:spacing w:after="0"/>
-        <w:ind w:left="170"/>
-      </w:pPr>
-      <w:r>
-        <w:rPr>
-          <w:rFonts w:ascii="Consolas" w:hAnsi="Consolas"/>
-          <w:sz w:val="14"/>
-        </w:rPr>
-        <w:t>────────────────────────────────────────────────────────────</w:t>
-      </w:r>
-    </w:p>
-    <w:p>
-      <w:pPr>
-        <w:spacing w:after="0"/>
-        <w:ind w:left="170"/>
-      </w:pPr>
-      <w:r>
-        <w:rPr>
-          <w:rFonts w:ascii="Consolas" w:hAnsi="Consolas"/>
-          <w:sz w:val="14"/>
-        </w:rPr>
-        <w:t>合计（21/26 线程有增量） 1007.4 s       52.7 s        0.052</w:t>
-      </w:r>
-    </w:p>
-    <w:p>
-      <w:pPr>
-        <w:spacing w:after="40" w:line="276" w:lineRule="auto"/>
-        <w:ind w:firstLine="360"/>
-      </w:pPr>
-      <w:r>
-        <w:rPr>
-          <w:rFonts w:ascii="Times New Roman" w:hAnsi="Times New Roman" w:eastAsia="宋体"/>
-          <w:b w:val="0"/>
-          <w:sz w:val="18"/>
-        </w:rPr>
-        <w:t xml:space="preserve">判定为非 CPU 受限，三条依据：饱和时运行队列等待应不小于在核时间（比值 ≳ 1），实测全部 ≤ 0.111；在核总量 1007.4 s ÷ 墙钟 314 s = 3.2 核 / 8 核，即 40% 占用；队列等待 52.7 s 占可用核时（314 × 8 s）的 2.1%。worker 在核仅占墙钟 16%，说明它们真正阻塞在 </w:t>
-      </w:r>
-      <w:r>
-        <w:rPr>
-          <w:rFonts w:ascii="Consolas" w:hAnsi="Consolas"/>
-          <w:color w:val="000080"/>
-          <w:sz w:val="18"/>
-        </w:rPr>
-        <w:t>cond_wait</w:t>
-      </w:r>
-      <w:r>
-        <w:rPr>
-          <w:rFonts w:ascii="Times New Roman" w:hAnsi="Times New Roman" w:eastAsia="宋体"/>
-          <w:b w:val="0"/>
-          <w:sz w:val="18"/>
-        </w:rPr>
-        <w:t xml:space="preserve"> 而非自旋。</w:t>
-      </w:r>
-    </w:p>
-    <w:p>
-      <w:pPr>
-        <w:spacing w:after="40" w:line="276" w:lineRule="auto"/>
-        <w:ind w:firstLine="360"/>
-      </w:pPr>
-      <w:r>
-        <w:rPr>
-          <w:rFonts w:ascii="Times New Roman" w:hAnsi="Times New Roman" w:eastAsia="宋体"/>
-          <w:b w:val="0"/>
-          <w:sz w:val="18"/>
-        </w:rPr>
-        <w:t>那 40–49% 是等下一个请求迟到。处置是改生产者节律——层间预取、算术期间发出下一层读——不是加 worker，也不是改等待方式。</w:t>
-      </w:r>
-    </w:p>
-    <w:p>
-      <w:pPr>
-        <w:spacing w:after="40" w:line="276" w:lineRule="auto"/>
-        <w:ind w:firstLine="360"/>
-      </w:pPr>
-      <w:r>
-        <w:rPr>
-          <w:rFonts w:ascii="Times New Roman" w:hAnsi="Times New Roman" w:eastAsia="宋体"/>
-          <w:b w:val="0"/>
-          <w:sz w:val="18"/>
-        </w:rPr>
-        <w:t xml:space="preserve">&gt; </w:t>
-      </w:r>
-      <w:r>
-        <w:rPr>
-          <w:rFonts w:ascii="Times New Roman" w:hAnsi="Times New Roman" w:eastAsia="宋体"/>
-          <w:b/>
-          <w:sz w:val="18"/>
-        </w:rPr>
-        <w:t>判据本身的一处修正</w:t>
-      </w:r>
-      <w:r>
-        <w:rPr>
-          <w:rFonts w:ascii="Times New Roman" w:hAnsi="Times New Roman" w:eastAsia="宋体"/>
-          <w:b w:val="0"/>
-          <w:sz w:val="18"/>
-        </w:rPr>
-        <w:t>：本次预设的判定带把比值 0.02–0.20 定为"两者兼有"，</w:t>
-      </w:r>
-    </w:p>
-    <w:p>
-      <w:pPr>
-        <w:spacing w:after="40" w:line="276" w:lineRule="auto"/>
-        <w:ind w:firstLine="360"/>
-      </w:pPr>
-      <w:r>
-        <w:rPr>
-          <w:rFonts w:ascii="Times New Roman" w:hAnsi="Times New Roman" w:eastAsia="宋体"/>
-          <w:b w:val="0"/>
-          <w:sz w:val="18"/>
-        </w:rPr>
-        <w:t>&gt; 实测 0.052 落入该带。但该带未与物理参照挂钩。饱和意味着比值 ≥ 1，</w:t>
-      </w:r>
-    </w:p>
-    <w:p>
-      <w:pPr>
-        <w:spacing w:after="40" w:line="276" w:lineRule="auto"/>
-        <w:ind w:firstLine="360"/>
-      </w:pPr>
-      <w:r>
-        <w:rPr>
-          <w:rFonts w:ascii="Times New Roman" w:hAnsi="Times New Roman" w:eastAsia="宋体"/>
-          <w:b w:val="0"/>
-          <w:sz w:val="18"/>
-        </w:rPr>
-        <w:t>&gt; 0.052 明显偏于不受限一侧，且绝对占用（40%）才是决定量。原始件与预设带均保留</w:t>
-      </w:r>
-    </w:p>
-    <w:p>
-      <w:pPr>
-        <w:spacing w:after="40" w:line="276" w:lineRule="auto"/>
-        <w:ind w:firstLine="360"/>
-      </w:pPr>
-      <w:r>
-        <w:rPr>
-          <w:rFonts w:ascii="Times New Roman" w:hAnsi="Times New Roman" w:eastAsia="宋体"/>
-          <w:b w:val="0"/>
-          <w:sz w:val="18"/>
-        </w:rPr>
-        <w:t>&gt; （</w:t>
-      </w:r>
-      <w:r>
-        <w:rPr>
-          <w:rFonts w:ascii="Consolas" w:hAnsi="Consolas"/>
-          <w:color w:val="000080"/>
-          <w:sz w:val="18"/>
-        </w:rPr>
-        <w:t>reports/gateab_ab/v64_schedstat/</w:t>
-      </w:r>
-      <w:r>
-        <w:rPr>
-          <w:rFonts w:ascii="Times New Roman" w:hAnsi="Times New Roman" w:eastAsia="宋体"/>
-          <w:b w:val="0"/>
-          <w:sz w:val="18"/>
-        </w:rPr>
-        <w:t>、</w:t>
-      </w:r>
-      <w:r>
-        <w:rPr>
-          <w:rFonts w:ascii="Consolas" w:hAnsi="Consolas"/>
-          <w:color w:val="000080"/>
-          <w:sz w:val="18"/>
-        </w:rPr>
-        <w:t>v64_probe_attempt1.out</w:t>
-      </w:r>
-      <w:r>
-        <w:rPr>
-          <w:rFonts w:ascii="Times New Roman" w:hAnsi="Times New Roman" w:eastAsia="宋体"/>
-          <w:b w:val="0"/>
-          <w:sz w:val="18"/>
-        </w:rPr>
-        <w:t>），判定按绝对量重做。</w:t>
-      </w:r>
-    </w:p>
-    <w:p>
-      <w:pPr>
-        <w:spacing w:after="40" w:line="276" w:lineRule="auto"/>
-        <w:ind w:firstLine="360"/>
-      </w:pPr>
-      <w:r>
-        <w:rPr>
-          <w:rFonts w:ascii="Times New Roman" w:hAnsi="Times New Roman" w:eastAsia="宋体"/>
-          <w:b/>
-          <w:sz w:val="18"/>
-        </w:rPr>
-        <w:t>该替代解释亦已排除：不是"设备做不了这种形态的读"。</w:t>
-      </w:r>
-      <w:r>
-        <w:rPr>
-          <w:rFonts w:ascii="Times New Roman" w:hAnsi="Times New Roman" w:eastAsia="宋体"/>
-          <w:b w:val="0"/>
-          <w:sz w:val="18"/>
-        </w:rPr>
-        <w:t xml:space="preserve"> 以固定读取次数、同字节量，对同一 </w:t>
-      </w:r>
-      <w:r>
-        <w:rPr>
-          <w:rFonts w:ascii="Consolas" w:hAnsi="Consolas"/>
-          <w:color w:val="000080"/>
-          <w:sz w:val="18"/>
-        </w:rPr>
-        <w:t>experts.l2</w:t>
-      </w:r>
-      <w:r>
-        <w:rPr>
-          <w:rFonts w:ascii="Times New Roman" w:hAnsi="Times New Roman" w:eastAsia="宋体"/>
-          <w:b w:val="0"/>
-          <w:sz w:val="18"/>
-        </w:rPr>
-        <w:t xml:space="preserve"> 直接测量该形态（17.5 MB 散乱、O_DIRECT，3 对），设备吞吐与 4M 块顺序档的测量相互吻合，两者同在约 1500 MB/s 量级（</w:t>
-      </w:r>
-      <w:r>
-        <w:rPr>
-          <w:rFonts w:ascii="Consolas" w:hAnsi="Consolas"/>
-          <w:color w:val="000080"/>
-          <w:sz w:val="18"/>
-        </w:rPr>
-        <w:t>reports/gateab_ab/v60_shape/raw.tsv</w:t>
-      </w:r>
-      <w:r>
-        <w:rPr>
-          <w:rFonts w:ascii="Times New Roman" w:hAnsi="Times New Roman" w:eastAsia="宋体"/>
-          <w:b w:val="0"/>
-          <w:sz w:val="18"/>
-        </w:rPr>
-        <w:t>）。</w:t>
-      </w:r>
-      <w:r>
-        <w:rPr>
-          <w:rFonts w:ascii="Times New Roman" w:hAnsi="Times New Roman" w:eastAsia="宋体"/>
-          <w:b/>
-          <w:sz w:val="18"/>
-        </w:rPr>
-        <w:t>而引擎专家流的聚合吞吐仅为其三到四成</w:t>
-      </w:r>
-      <w:r>
-        <w:rPr>
-          <w:rFonts w:ascii="Times New Roman" w:hAnsi="Times New Roman" w:eastAsia="宋体"/>
-          <w:b w:val="0"/>
-          <w:sz w:val="18"/>
-        </w:rPr>
-        <w:t>，故上述差距不能归因于设备能力不足，只能归因于请求到达太晚。</w:t>
-      </w:r>
-    </w:p>
-    <w:p>
-      <w:pPr>
-        <w:spacing w:after="40" w:line="276" w:lineRule="auto"/>
-        <w:ind w:firstLine="360"/>
-      </w:pPr>
-      <w:r>
-        <w:rPr>
-          <w:rFonts w:ascii="Times New Roman" w:hAnsi="Times New Roman" w:eastAsia="宋体"/>
-          <w:b/>
-          <w:sz w:val="18"/>
-        </w:rPr>
-        <w:t>据此，本文的字节下界是必要条件而非充分条件。</w:t>
-      </w:r>
-      <w:r>
-        <w:rPr>
-          <w:rFonts w:ascii="Times New Roman" w:hAnsi="Times New Roman" w:eastAsia="宋体"/>
-          <w:b w:val="0"/>
-          <w:sz w:val="18"/>
-        </w:rPr>
-        <w:t xml:space="preserve"> 仅核算字节会低估慢层的代价：慢层同时收取字节代价与串行化代价，而把数据上移到 DRAM 可同时消除两者。这是本文原则"复用应落在数据能到达的最快层"的第二条独立理由，此前只给了字节一条。相应地，5.2 的验收判据应从单一下界扩展为两条并列：字节回落至下界，且实测聚合速率接近该形态的设备能力。</w:t>
-      </w:r>
-    </w:p>
-    <w:p>
-      <w:pPr>
-        <w:spacing w:after="40" w:line="276" w:lineRule="auto"/>
-        <w:ind w:firstLine="360"/>
-      </w:pPr>
-      <w:r>
-        <w:rPr>
-          <w:rFonts w:ascii="Times New Roman" w:hAnsi="Times New Roman" w:eastAsia="宋体"/>
-          <w:b/>
-          <w:sz w:val="18"/>
-        </w:rPr>
-        <w:t>本节不给出该差距的可达上限。</w:t>
-      </w:r>
-      <w:r>
-        <w:rPr>
-          <w:rFonts w:ascii="Times New Roman" w:hAnsi="Times New Roman" w:eastAsia="宋体"/>
-          <w:b w:val="0"/>
-          <w:sz w:val="18"/>
-        </w:rPr>
-        <w:t xml:space="preserve"> 可确定的是它不是字节造成的、也不是设备在该形态上做不到的；不可确定的是跨层流水能收回多少。该问题在本平台的测量重复性下无法判定（见本节方法学限度段与 </w:t>
-      </w:r>
-      <w:r>
-        <w:rPr>
-          <w:rFonts w:ascii="Consolas" w:hAnsi="Consolas"/>
-          <w:color w:val="000080"/>
-          <w:sz w:val="18"/>
-        </w:rPr>
-        <w:t>BENCH_PROTO.md</w:t>
-      </w:r>
-      <w:r>
-        <w:rPr>
-          <w:rFonts w:ascii="Times New Roman" w:hAnsi="Times New Roman" w:eastAsia="宋体"/>
-          <w:b w:val="0"/>
-          <w:sz w:val="18"/>
-        </w:rPr>
-        <w:t xml:space="preserve"> 第 14 节），故不作量化声称。</w:t>
-      </w:r>
-    </w:p>
-    <w:p>
-      <w:pPr>
-        <w:spacing w:after="40" w:line="276" w:lineRule="auto"/>
-        <w:ind w:firstLine="360"/>
-      </w:pPr>
-      <w:r>
-        <w:rPr>
-          <w:rFonts w:ascii="Times New Roman" w:hAnsi="Times New Roman" w:eastAsia="宋体"/>
-          <w:b w:val="0"/>
-          <w:sz w:val="18"/>
-        </w:rPr>
-        <w:t>阶段 A 的 1.00 不受此影响。其 W_i（85 MB/s）本就是设备实测值而非引擎实绩，且为单一顺序流，比值 1.00 的含义（字节÷带宽即定律）仍然成立。</w:t>
-      </w:r>
-    </w:p>
-    <w:p>
-      <w:pPr>
-        <w:spacing w:after="40" w:line="276" w:lineRule="auto"/>
-        <w:ind w:firstLine="360"/>
-      </w:pPr>
-      <w:r>
-        <w:rPr>
-          <w:rFonts w:ascii="Times New Roman" w:hAnsi="Times New Roman" w:eastAsia="宋体"/>
-          <w:b/>
-          <w:sz w:val="18"/>
-        </w:rPr>
-        <w:t>【方法学限度】</w:t>
-      </w:r>
-      <w:r>
-        <w:rPr>
-          <w:rFonts w:ascii="Times New Roman" w:hAnsi="Times New Roman" w:eastAsia="宋体"/>
-          <w:b w:val="0"/>
-          <w:sz w:val="18"/>
-        </w:rPr>
-        <w:t xml:space="preserve"> 本节末行与上述配对均以 s/词元 为观测量，该观测量在同一配置下不可复现：连续 30 次运行的字节量完全相同（均 4595 reqs、216.66 GB），而墙钟散布在 65.21–117.87 s/词元，跨度 80.8%，其中 17 次落在规程第 14.1 节的 10% 判定带内（图 3）。</w:t>
-      </w:r>
-      <w:r>
-        <w:rPr>
-          <w:rFonts w:ascii="Times New Roman" w:hAnsi="Times New Roman" w:eastAsia="宋体"/>
-          <w:b/>
-          <w:sz w:val="18"/>
-        </w:rPr>
-        <w:t>故不能引用任一时段的离散度充当本平台的重复性。</w:t>
-      </w:r>
-      <w:r>
-        <w:rPr>
-          <w:rFonts w:ascii="Times New Roman" w:hAnsi="Times New Roman" w:eastAsia="宋体"/>
-          <w:b w:val="0"/>
-          <w:sz w:val="18"/>
-        </w:rPr>
-        <w:t xml:space="preserve"> 实践结论是：</w:t>
-      </w:r>
-    </w:p>
-    <w:p>
-      <w:pPr>
-        <w:spacing w:after="0"/>
-        <w:ind w:left="170"/>
-      </w:pPr>
-      <w:r>
-        <w:rPr>
-          <w:rFonts w:ascii="Consolas" w:hAnsi="Consolas"/>
-          <w:sz w:val="14"/>
-        </w:rPr>
-        <w:t>凡以 s/词元 为观测量作配置间对比，在同一时段内交错配对重复 ≥5 轮，</w:t>
-      </w:r>
-    </w:p>
-    <w:p>
-      <w:pPr>
-        <w:spacing w:after="0"/>
-        <w:ind w:left="170"/>
-      </w:pPr>
-      <w:r>
-        <w:rPr>
-          <w:rFonts w:ascii="Consolas" w:hAnsi="Consolas"/>
-          <w:sz w:val="14"/>
-        </w:rPr>
-        <w:t>且仅当配对差 ≥10% 时才可判定"有差异"；效应 &lt;10% 一律记为"无差异"。</w:t>
-      </w:r>
-    </w:p>
-    <w:p>
-      <w:pPr>
-        <w:spacing w:after="0"/>
-        <w:ind w:left="170"/>
-      </w:pPr>
-      <w:r>
-        <w:rPr>
-          <w:rFonts w:ascii="Consolas" w:hAnsi="Consolas"/>
-          <w:sz w:val="14"/>
-        </w:rPr>
-        <w:t>引用跨时段的绝对速率作对比。</w:t>
-      </w:r>
-    </w:p>
-    <w:p>
-      <w:pPr>
-        <w:spacing w:after="40" w:line="276" w:lineRule="auto"/>
-        <w:ind w:firstLine="360"/>
-      </w:pPr>
-      <w:r>
-        <w:rPr>
-          <w:rFonts w:ascii="Times New Roman" w:hAnsi="Times New Roman" w:eastAsia="宋体"/>
-          <w:b w:val="0"/>
-          <w:sz w:val="18"/>
-        </w:rPr>
-        <w:t>本节亦不据此主张任何参数调优方向。相比之下第二节的推论验证（4.2、4.3）以</w:t>
-      </w:r>
-      <w:r>
-        <w:rPr>
-          <w:rFonts w:ascii="Times New Roman" w:hAnsi="Times New Roman" w:eastAsia="宋体"/>
-          <w:b/>
-          <w:sz w:val="18"/>
-        </w:rPr>
-        <w:t>字节</w:t>
-      </w:r>
-      <w:r>
-        <w:rPr>
-          <w:rFonts w:ascii="Times New Roman" w:hAnsi="Times New Roman" w:eastAsia="宋体"/>
-          <w:b w:val="0"/>
-          <w:sz w:val="18"/>
-        </w:rPr>
-        <w:t xml:space="preserve">而非时间核算，不受此限度影响。上列十轮稳定量见 </w:t>
-      </w:r>
-      <w:r>
-        <w:rPr>
-          <w:rFonts w:ascii="Consolas" w:hAnsi="Consolas"/>
-          <w:color w:val="000080"/>
-          <w:sz w:val="18"/>
-        </w:rPr>
-        <w:t>reports/gateab_ab/FINDINGS.md</w:t>
-      </w:r>
-      <w:r>
-        <w:rPr>
-          <w:rFonts w:ascii="Times New Roman" w:hAnsi="Times New Roman" w:eastAsia="宋体"/>
-          <w:b w:val="0"/>
-          <w:sz w:val="18"/>
-        </w:rPr>
-        <w:t>。</w:t>
-      </w:r>
-    </w:p>
-    <w:p>
-      <w:pPr>
-        <w:spacing w:after="40" w:line="276" w:lineRule="auto"/>
-        <w:ind w:firstLine="360"/>
-      </w:pPr>
-      <w:r>
-        <w:rPr>
-          <w:rFonts w:ascii="Times New Roman" w:hAnsi="Times New Roman" w:eastAsia="宋体"/>
-          <w:b/>
-          <w:sz w:val="18"/>
-        </w:rPr>
-        <w:t>一处归因曾指向"主干顺序流与专家散乱流在同一设备上互相争抢"，本文的原则使这一归因被排除。</w:t>
-      </w:r>
-      <w:r>
-        <w:rPr>
-          <w:rFonts w:ascii="Times New Roman" w:hAnsi="Times New Roman" w:eastAsia="宋体"/>
-          <w:b w:val="0"/>
-          <w:sz w:val="18"/>
-        </w:rPr>
-        <w:t xml:space="preserve"> 字节下界判据区分两件事：某层读了多少字节，以及这些字节多贵。按此二者分开测量，散乱 4M 读（1740 MB/s）快于顺序（1537 MB/s），即慢的那一路并非因为"与另一流互相抢"，而是因为访问形态本身更贵。</w:t>
-      </w:r>
-      <w:r>
-        <w:rPr>
-          <w:rFonts w:ascii="Times New Roman" w:hAnsi="Times New Roman" w:eastAsia="宋体"/>
-          <w:b/>
-          <w:sz w:val="18"/>
-        </w:rPr>
-        <w:t>故 arena 扩大导致 trunk 常驻由 22 层降至 15 层、75.5→126.2 s/词元这一现象成立，其机制仍未查明，本文不作归因。</w:t>
-      </w:r>
-      <w:r>
-        <w:rPr>
-          <w:rFonts w:ascii="Times New Roman" w:hAnsi="Times New Roman" w:eastAsia="宋体"/>
-          <w:b w:val="0"/>
-          <w:sz w:val="18"/>
-        </w:rPr>
-        <w:t xml:space="preserve"> 相关证据与两条相关的坏计数器说明见附件 A.4.4。</w:t>
-      </w:r>
-    </w:p>
-    <w:p>
-      <w:pPr>
-        <w:spacing w:before="80" w:after="20"/>
-        <w:jc w:val="center"/>
-      </w:pPr>
-      <w:r>
-        <w:rPr>
-          <w:rFonts w:ascii="Times New Roman" w:hAnsi="Times New Roman" w:eastAsia="宋体"/>
-          <w:b w:val="0"/>
-          <w:sz w:val="15"/>
-        </w:rPr>
-        <w:t>表 4 各档的字节与带宽出处见附件 A.4.5。</w:t>
-      </w:r>
-    </w:p>
-    <w:p>
-      <w:pPr>
-        <w:spacing w:before="80" w:after="20"/>
-        <w:jc w:val="center"/>
-      </w:pPr>
-      <w:r>
-        <w:rPr>
-          <w:rFonts w:ascii="Times New Roman" w:hAnsi="Times New Roman" w:eastAsia="Times New Roman"/>
-          <w:b w:val="0"/>
-          <w:sz w:val="15"/>
-        </w:rPr>
       </w:r>
     </w:p>
     <w:p>
@@ -5730,7 +5707,7 @@
           <w:b/>
           <w:sz w:val="18"/>
         </w:rPr>
-        <w:t>搬运量较大的那一流暴露在墙上的时间不到 1%，搬运量较小的那一流占去整轮墙的大半</w:t>
+        <w:t>搬运量较大的那一流几乎免费，搬运量较小的那一流占去整轮墙的大半</w:t>
       </w:r>
       <w:r>
         <w:rPr>
@@ -5738,75 +5715,169 @@
           <w:b w:val="0"/>
           <w:sz w:val="18"/>
         </w:rPr>
-        <w:t>（图 5）。按单位字节计价，二者相差两个多数量级。</w:t>
+        <w:t>，按单位字节计价相差两个多数量级。这说明预算线必须与代价口径并用，只数字节不够。</w:t>
       </w:r>
     </w:p>
     <w:p>
       <w:pPr>
-        <w:spacing w:before="80" w:after="20"/>
-        <w:jc w:val="center"/>
-      </w:pPr>
-      <w:r>
-        <w:drawing>
-          <wp:inline xmlns:a="http://schemas.openxmlformats.org/drawingml/2006/main" xmlns:pic="http://schemas.openxmlformats.org/drawingml/2006/picture">
-            <wp:extent cx="2880000" cy="1148901"/>
-            <wp:docPr id="5" name="Picture 5"/>
-            <wp:cNvGraphicFramePr>
-              <a:graphicFrameLocks noChangeAspect="1"/>
-            </wp:cNvGraphicFramePr>
-            <a:graphic>
-              <a:graphicData uri="http://schemas.openxmlformats.org/drawingml/2006/picture">
-                <pic:pic>
-                  <pic:nvPicPr>
-                    <pic:cNvPr id="0" name="bytes_vs_cost_grey.png"/>
-                    <pic:cNvPicPr/>
-                  </pic:nvPicPr>
-                  <pic:blipFill>
-                    <a:blip r:embed="rId13"/>
-                    <a:stretch>
-                      <a:fillRect/>
-                    </a:stretch>
-                  </pic:blipFill>
-                  <pic:spPr>
-                    <a:xfrm>
-                      <a:off x="0" y="0"/>
-                      <a:ext cx="2880000" cy="1148901"/>
-                    </a:xfrm>
-                    <a:prstGeom prst="rect"/>
-                  </pic:spPr>
-                </pic:pic>
-              </a:graphicData>
-            </a:graphic>
-          </wp:inline>
-        </w:drawing>
+        <w:spacing w:after="40" w:line="276" w:lineRule="auto"/>
+        <w:ind w:firstLine="360"/>
+      </w:pPr>
+      <w:r>
+        <w:rPr>
+          <w:rFonts w:ascii="Times New Roman" w:hAnsi="Times New Roman" w:eastAsia="宋体"/>
+          <w:b w:val="0"/>
+          <w:sz w:val="18"/>
+        </w:rPr>
+        <w:t>本节记录为解释该反差所作的探查；该反差已由 §4.6 的配对测量闭合（机制为算术与 I/O 串行化），本节其余探查记录保留以说明排除过程。</w:t>
       </w:r>
     </w:p>
     <w:p>
       <w:pPr>
-        <w:spacing w:after="20" w:before="0"/>
-        <w:jc w:val="center"/>
-      </w:pPr>
+        <w:spacing w:after="40" w:line="276" w:lineRule="auto"/>
+        <w:ind w:firstLine="360"/>
+      </w:pPr>
+      <w:r>
+        <w:rPr>
+          <w:rFonts w:ascii="Times New Roman" w:hAnsi="Times New Roman" w:eastAsia="宋体"/>
+          <w:b/>
+          <w:sz w:val="18"/>
+        </w:rPr>
+        <w:t>已排除的解释。</w:t>
+      </w:r>
       <w:r>
         <w:rPr>
           <w:rFonts w:ascii="Times New Roman" w:hAnsi="Times New Roman" w:eastAsia="宋体"/>
           <w:b w:val="0"/>
-          <w:sz w:val="15"/>
-        </w:rPr>
-        <w:t>图 4　表 4 的"实测 ÷ 公式下限"比值，左为原始值，右为主干/专家分流计价后</w:t>
+          <w:sz w:val="18"/>
+        </w:rPr>
+        <w:t xml:space="preserve"> 其一，不是寻址模式：</w:t>
+      </w:r>
+      <w:r>
+        <w:rPr>
+          <w:rFonts w:ascii="Consolas" w:hAnsi="Consolas"/>
+          <w:color w:val="000080"/>
+          <w:sz w:val="18"/>
+        </w:rPr>
+        <w:t>experts.l2</w:t>
+      </w:r>
+      <w:r>
+        <w:rPr>
+          <w:rFonts w:ascii="Times New Roman" w:hAnsi="Times New Roman" w:eastAsia="宋体"/>
+          <w:b w:val="0"/>
+          <w:sz w:val="18"/>
+        </w:rPr>
+        <w:t xml:space="preserve"> 按层与专家映射为平坦槽数组，层与层之间连续；层内取 16 个专家时，按三档间距实测聚合速率无单调差异，故"层内分散"是无关项。其二，不是 kio 队列这一跳：令 L2 读绕过该队列直接 </w:t>
+      </w:r>
+      <w:r>
+        <w:rPr>
+          <w:rFonts w:ascii="Consolas" w:hAnsi="Consolas"/>
+          <w:color w:val="000080"/>
+          <w:sz w:val="18"/>
+        </w:rPr>
+        <w:t>pread</w:t>
+      </w:r>
+      <w:r>
+        <w:rPr>
+          <w:rFonts w:ascii="Times New Roman" w:hAnsi="Times New Roman" w:eastAsia="宋体"/>
+          <w:b w:val="0"/>
+          <w:sz w:val="18"/>
+        </w:rPr>
+        <w:t>，引擎计数器读数无改善（该开关已因无收益而从代码中删除）。</w:t>
+      </w:r>
+      <w:r>
+        <w:rPr>
+          <w:rFonts w:ascii="Times New Roman" w:hAnsi="Times New Roman" w:eastAsia="宋体"/>
+          <w:b/>
+          <w:sz w:val="18"/>
+        </w:rPr>
+        <w:t>两项的完整数字与口径说明见随稿附件 A.1。</w:t>
       </w:r>
     </w:p>
     <w:p>
       <w:pPr>
-        <w:spacing w:after="20" w:before="0"/>
-        <w:jc w:val="center"/>
-      </w:pPr>
-      <w:r>
-        <w:rPr>
-          <w:rFonts w:ascii="Times New Roman" w:hAnsi="Times New Roman" w:eastAsia="Times New Roman"/>
+        <w:spacing w:after="40" w:line="276" w:lineRule="auto"/>
+        <w:ind w:firstLine="360"/>
+      </w:pPr>
+      <w:r>
+        <w:rPr>
+          <w:rFonts w:ascii="Times New Roman" w:hAnsi="Times New Roman" w:eastAsia="宋体"/>
+          <w:b/>
+          <w:sz w:val="18"/>
+        </w:rPr>
+        <w:t>未能定量的部分。</w:t>
+      </w:r>
+      <w:r>
+        <w:rPr>
+          <w:rFonts w:ascii="Times New Roman" w:hAnsi="Times New Roman" w:eastAsia="宋体"/>
           <w:b w:val="0"/>
-          <w:sz w:val="15"/>
-        </w:rPr>
-        <w:t>Fig.4　Table 4's measured/bound ratio, raw (left) and after per-stream re-pricing (right)</w:t>
+          <w:sz w:val="18"/>
+        </w:rPr>
+        <w:t xml:space="preserve"> 引擎在 16 并发下的聚合速率为 379 MB/s（表 3，n=3 中位数），而</w:t>
+      </w:r>
+      <w:r>
+        <w:rPr>
+          <w:rFonts w:ascii="Times New Roman" w:hAnsi="Times New Roman" w:eastAsia="宋体"/>
+          <w:b/>
+          <w:sz w:val="18"/>
+        </w:rPr>
+        <w:t>同盘、同单元、同 O_DIRECT、同 16 并发的独立测量给出 1100–1800 MB/s</w:t>
+      </w:r>
+      <w:r>
+        <w:rPr>
+          <w:rFonts w:ascii="Times New Roman" w:hAnsi="Times New Roman" w:eastAsia="宋体"/>
+          <w:b w:val="0"/>
+          <w:sz w:val="18"/>
+        </w:rPr>
+        <w:t>（</w:t>
+      </w:r>
+      <w:r>
+        <w:rPr>
+          <w:rFonts w:ascii="Consolas" w:hAnsi="Consolas"/>
+          <w:color w:val="000080"/>
+          <w:sz w:val="18"/>
+        </w:rPr>
+        <w:t>reports/gateab_ab/v36_devrate/</w:t>
+      </w:r>
+      <w:r>
+        <w:rPr>
+          <w:rFonts w:ascii="Times New Roman" w:hAnsi="Times New Roman" w:eastAsia="宋体"/>
+          <w:b w:val="0"/>
+          <w:sz w:val="18"/>
+        </w:rPr>
+        <w:t>、</w:t>
+      </w:r>
+      <w:r>
+        <w:rPr>
+          <w:rFonts w:ascii="Consolas" w:hAnsi="Consolas"/>
+          <w:color w:val="000080"/>
+          <w:sz w:val="18"/>
+        </w:rPr>
+        <w:t>v37_burst/</w:t>
+      </w:r>
+      <w:r>
+        <w:rPr>
+          <w:rFonts w:ascii="Times New Roman" w:hAnsi="Times New Roman" w:eastAsia="宋体"/>
+          <w:b w:val="0"/>
+          <w:sz w:val="18"/>
+        </w:rPr>
+        <w:t>）。</w:t>
+      </w:r>
+      <w:r>
+        <w:rPr>
+          <w:rFonts w:ascii="Times New Roman" w:hAnsi="Times New Roman" w:eastAsia="宋体"/>
+          <w:b/>
+          <w:sz w:val="18"/>
+        </w:rPr>
+        <w:t>二者相差至少 2.7 倍，差距的方向与存在性成立；幅度不可定量</w:t>
+      </w:r>
+      <w:r>
+        <w:rPr>
+          <w:rFonts w:ascii="Times New Roman" w:hAnsi="Times New Roman" w:eastAsia="宋体"/>
+          <w:b w:val="0"/>
+          <w:sz w:val="18"/>
+        </w:rPr>
+        <w:t>，理由如下。</w:t>
       </w:r>
     </w:p>
     <w:p>
@@ -5820,69 +5891,100 @@
           <w:b w:val="0"/>
           <w:sz w:val="18"/>
         </w:rPr>
-        <w:t>本节记录为解释该反差所作的探查；该反差已由 §4.6 的配对测量闭合（机制为算术与 I/O 串行化），本节其余探查记录保留以说明排除过程。</w:t>
+        <w:t>该差距以同盘、同单元（</w:t>
+      </w:r>
+      <w:r>
+        <w:rPr>
+          <w:rFonts w:ascii="Consolas" w:hAnsi="Consolas"/>
+          <w:color w:val="000080"/>
+          <w:sz w:val="18"/>
+        </w:rPr>
+        <w:t>l2.slot_bytes</w:t>
+      </w:r>
+      <w:r>
+        <w:rPr>
+          <w:rFonts w:ascii="Times New Roman" w:hAnsi="Times New Roman" w:eastAsia="宋体"/>
+          <w:b w:val="0"/>
+          <w:sz w:val="18"/>
+        </w:rPr>
+        <w:t xml:space="preserve"> = 17547264）、O_DIRECT、主干顺序流与专家散乱流同盘并发、210 s 连续、3 对交错配对测得（</w:t>
+      </w:r>
+      <w:r>
+        <w:rPr>
+          <w:rFonts w:ascii="Consolas" w:hAnsi="Consolas"/>
+          <w:color w:val="000080"/>
+          <w:sz w:val="18"/>
+        </w:rPr>
+        <w:t>reports/gateab_ab/v58_mix/ratios.txt</w:t>
+      </w:r>
+      <w:r>
+        <w:rPr>
+          <w:rFonts w:ascii="Times New Roman" w:hAnsi="Times New Roman" w:eastAsia="宋体"/>
+          <w:b w:val="0"/>
+          <w:sz w:val="18"/>
+        </w:rPr>
+        <w:t>）：</w:t>
       </w:r>
     </w:p>
     <w:p>
       <w:pPr>
+        <w:spacing w:after="0"/>
+        <w:ind w:left="170"/>
+      </w:pPr>
+      <w:r>
+        <w:rPr>
+          <w:rFonts w:ascii="Consolas" w:hAnsi="Consolas"/>
+          <w:sz w:val="14"/>
+        </w:rPr>
+        <w:t>设备混合形态聚合  1222 / 1136 / 1367 MB/s</w:t>
+      </w:r>
+    </w:p>
+    <w:p>
+      <w:pPr>
+        <w:spacing w:after="0"/>
+        <w:ind w:left="170"/>
+      </w:pPr>
+      <w:r>
+        <w:rPr>
+          <w:rFonts w:ascii="Consolas" w:hAnsi="Consolas"/>
+          <w:sz w:val="14"/>
+        </w:rPr>
+        <w:t>引擎聚合（同一窗口）941 / 825 / 863 MB/s</w:t>
+      </w:r>
+    </w:p>
+    <w:p>
+      <w:pPr>
+        <w:spacing w:after="0"/>
+        <w:ind w:left="170"/>
+      </w:pPr>
+      <w:r>
+        <w:rPr>
+          <w:rFonts w:ascii="Consolas" w:hAnsi="Consolas"/>
+          <w:sz w:val="14"/>
+        </w:rPr>
+        <w:t>差距              1.30 / 1.38 / 1.58×</w:t>
+      </w:r>
+    </w:p>
+    <w:p>
+      <w:pPr>
         <w:spacing w:after="40" w:line="276" w:lineRule="auto"/>
         <w:ind w:firstLine="360"/>
       </w:pPr>
       <w:r>
         <w:rPr>
           <w:rFonts w:ascii="Times New Roman" w:hAnsi="Times New Roman" w:eastAsia="宋体"/>
+          <w:b w:val="0"/>
+          <w:sz w:val="18"/>
+        </w:rPr>
+        <w:t>差距的方向与存在性不受测量口径影响，幅度则随口径变化：由三对交错配对测得 1.30–1.58 倍。以 buffered 读与错误单元尺寸得到的速率不满足与引擎同口径（引擎每槽偏移与该测量相差约 5 MB，读到第 100 槽已落到不同区段）。</w:t>
+      </w:r>
+      <w:r>
+        <w:rPr>
+          <w:rFonts w:ascii="Times New Roman" w:hAnsi="Times New Roman" w:eastAsia="宋体"/>
           <w:b/>
           <w:sz w:val="18"/>
         </w:rPr>
-        <w:t>已排除的解释。</w:t>
-      </w:r>
-      <w:r>
-        <w:rPr>
-          <w:rFonts w:ascii="Times New Roman" w:hAnsi="Times New Roman" w:eastAsia="宋体"/>
-          <w:b w:val="0"/>
-          <w:sz w:val="18"/>
-        </w:rPr>
-        <w:t xml:space="preserve"> 其一，不是寻址模式：</w:t>
-      </w:r>
-      <w:r>
-        <w:rPr>
-          <w:rFonts w:ascii="Consolas" w:hAnsi="Consolas"/>
-          <w:color w:val="000080"/>
-          <w:sz w:val="18"/>
-        </w:rPr>
-        <w:t>experts.l2</w:t>
-      </w:r>
-      <w:r>
-        <w:rPr>
-          <w:rFonts w:ascii="Times New Roman" w:hAnsi="Times New Roman" w:eastAsia="宋体"/>
-          <w:b w:val="0"/>
-          <w:sz w:val="18"/>
-        </w:rPr>
-        <w:t xml:space="preserve"> 按层与专家映射为平坦槽数组，层与层之间连续；层内取 16 个专家时，按三档间距实测聚合速率无单调差异，故"层内分散"是无关项。其二，不是 kio 队列这一跳：令 L2 读绕过该队列直接 </w:t>
-      </w:r>
-      <w:r>
-        <w:rPr>
-          <w:rFonts w:ascii="Consolas" w:hAnsi="Consolas"/>
-          <w:color w:val="000080"/>
-          <w:sz w:val="18"/>
-        </w:rPr>
-        <w:t>pread</w:t>
-      </w:r>
-      <w:r>
-        <w:rPr>
-          <w:rFonts w:ascii="Times New Roman" w:hAnsi="Times New Roman" w:eastAsia="宋体"/>
-          <w:b w:val="0"/>
-          <w:sz w:val="18"/>
-        </w:rPr>
-        <w:t>，引擎计数器读数无改善（该开关已因无收益而从代码中删除）。</w:t>
-      </w:r>
-      <w:r>
-        <w:rPr>
-          <w:rFonts w:ascii="Times New Roman" w:hAnsi="Times New Roman" w:eastAsia="宋体"/>
-          <w:b/>
-          <w:sz w:val="18"/>
-        </w:rPr>
-        <w:t>两项的完整数字与口径说明见随稿附件 A.1。</w:t>
+        <w:t>故本文只报配对口径下的 1.30–1.58 倍。</w:t>
       </w:r>
     </w:p>
     <w:p>
@@ -5893,251 +5995,18 @@
       <w:r>
         <w:rPr>
           <w:rFonts w:ascii="Times New Roman" w:hAnsi="Times New Roman" w:eastAsia="宋体"/>
+          <w:b w:val="0"/>
+          <w:sz w:val="18"/>
+        </w:rPr>
+        <w:t>该差距不是盘在短突发下的固有行为：把突发粒度跨 25 倍并加入停顿，五个臂的中位数无单调趋势；4M 块下设备在 4 流之后亦不再增益。</w:t>
+      </w:r>
+      <w:r>
+        <w:rPr>
+          <w:rFonts w:ascii="Times New Roman" w:hAnsi="Times New Roman" w:eastAsia="宋体"/>
           <w:b/>
           <w:sz w:val="18"/>
         </w:rPr>
-        <w:t>未能定量的部分。</w:t>
-      </w:r>
-      <w:r>
-        <w:rPr>
-          <w:rFonts w:ascii="Times New Roman" w:hAnsi="Times New Roman" w:eastAsia="宋体"/>
-          <w:b w:val="0"/>
-          <w:sz w:val="18"/>
-        </w:rPr>
-        <w:t xml:space="preserve"> 引擎在 16 并发下的聚合速率为 379 MB/s（表 3，n=3 中位数），而</w:t>
-      </w:r>
-      <w:r>
-        <w:rPr>
-          <w:rFonts w:ascii="Times New Roman" w:hAnsi="Times New Roman" w:eastAsia="宋体"/>
-          <w:b/>
-          <w:sz w:val="18"/>
-        </w:rPr>
-        <w:t>同盘、同单元、同 O_DIRECT、同 16 并发的独立测量给出 1100–1800 MB/s</w:t>
-      </w:r>
-      <w:r>
-        <w:rPr>
-          <w:rFonts w:ascii="Times New Roman" w:hAnsi="Times New Roman" w:eastAsia="宋体"/>
-          <w:b w:val="0"/>
-          <w:sz w:val="18"/>
-        </w:rPr>
-        <w:t>（</w:t>
-      </w:r>
-      <w:r>
-        <w:rPr>
-          <w:rFonts w:ascii="Consolas" w:hAnsi="Consolas"/>
-          <w:color w:val="000080"/>
-          <w:sz w:val="18"/>
-        </w:rPr>
-        <w:t>reports/gateab_ab/v36_devrate/</w:t>
-      </w:r>
-      <w:r>
-        <w:rPr>
-          <w:rFonts w:ascii="Times New Roman" w:hAnsi="Times New Roman" w:eastAsia="宋体"/>
-          <w:b w:val="0"/>
-          <w:sz w:val="18"/>
-        </w:rPr>
-        <w:t>、</w:t>
-      </w:r>
-      <w:r>
-        <w:rPr>
-          <w:rFonts w:ascii="Consolas" w:hAnsi="Consolas"/>
-          <w:color w:val="000080"/>
-          <w:sz w:val="18"/>
-        </w:rPr>
-        <w:t>v37_burst/</w:t>
-      </w:r>
-      <w:r>
-        <w:rPr>
-          <w:rFonts w:ascii="Times New Roman" w:hAnsi="Times New Roman" w:eastAsia="宋体"/>
-          <w:b w:val="0"/>
-          <w:sz w:val="18"/>
-        </w:rPr>
-        <w:t>）。</w:t>
-      </w:r>
-      <w:r>
-        <w:rPr>
-          <w:rFonts w:ascii="Times New Roman" w:hAnsi="Times New Roman" w:eastAsia="宋体"/>
-          <w:b/>
-          <w:sz w:val="18"/>
-        </w:rPr>
-        <w:t>二者相差至少 2.7 倍，差距的方向与存在性成立；幅度不可定量</w:t>
-      </w:r>
-      <w:r>
-        <w:rPr>
-          <w:rFonts w:ascii="Times New Roman" w:hAnsi="Times New Roman" w:eastAsia="宋体"/>
-          <w:b w:val="0"/>
-          <w:sz w:val="18"/>
-        </w:rPr>
-        <w:t>，理由如下。</w:t>
-      </w:r>
-    </w:p>
-    <w:p>
-      <w:pPr>
-        <w:spacing w:after="40" w:line="276" w:lineRule="auto"/>
-        <w:ind w:firstLine="360"/>
-      </w:pPr>
-      <w:r>
-        <w:rPr>
-          <w:rFonts w:ascii="Times New Roman" w:hAnsi="Times New Roman" w:eastAsia="宋体"/>
-          <w:b w:val="0"/>
-          <w:sz w:val="18"/>
-        </w:rPr>
-        <w:t>该差距以同盘、同单元（</w:t>
-      </w:r>
-      <w:r>
-        <w:rPr>
-          <w:rFonts w:ascii="Consolas" w:hAnsi="Consolas"/>
-          <w:color w:val="000080"/>
-          <w:sz w:val="18"/>
-        </w:rPr>
-        <w:t>l2.slot_bytes</w:t>
-      </w:r>
-      <w:r>
-        <w:rPr>
-          <w:rFonts w:ascii="Times New Roman" w:hAnsi="Times New Roman" w:eastAsia="宋体"/>
-          <w:b w:val="0"/>
-          <w:sz w:val="18"/>
-        </w:rPr>
-        <w:t xml:space="preserve"> = 17547264）、O_DIRECT、主干顺序流与专家散乱流同盘并发、210 s 连续、3 对交错配对测得（</w:t>
-      </w:r>
-      <w:r>
-        <w:rPr>
-          <w:rFonts w:ascii="Consolas" w:hAnsi="Consolas"/>
-          <w:color w:val="000080"/>
-          <w:sz w:val="18"/>
-        </w:rPr>
-        <w:t>reports/gateab_ab/v58_mix/ratios.txt</w:t>
-      </w:r>
-      <w:r>
-        <w:rPr>
-          <w:rFonts w:ascii="Times New Roman" w:hAnsi="Times New Roman" w:eastAsia="宋体"/>
-          <w:b w:val="0"/>
-          <w:sz w:val="18"/>
-        </w:rPr>
-        <w:t>）：</w:t>
-      </w:r>
-    </w:p>
-    <w:p>
-      <w:pPr>
-        <w:spacing w:after="0"/>
-        <w:ind w:left="170"/>
-      </w:pPr>
-      <w:r>
-        <w:rPr>
-          <w:rFonts w:ascii="Consolas" w:hAnsi="Consolas"/>
-          <w:sz w:val="14"/>
-        </w:rPr>
-        <w:t>设备混合形态聚合  1222 / 1136 / 1367 MB/s</w:t>
-      </w:r>
-    </w:p>
-    <w:p>
-      <w:pPr>
-        <w:spacing w:after="0"/>
-        <w:ind w:left="170"/>
-      </w:pPr>
-      <w:r>
-        <w:rPr>
-          <w:rFonts w:ascii="Consolas" w:hAnsi="Consolas"/>
-          <w:sz w:val="14"/>
-        </w:rPr>
-        <w:t>引擎聚合（同一窗口）941 / 825 / 863 MB/s</w:t>
-      </w:r>
-    </w:p>
-    <w:p>
-      <w:pPr>
-        <w:spacing w:after="0"/>
-        <w:ind w:left="170"/>
-      </w:pPr>
-      <w:r>
-        <w:rPr>
-          <w:rFonts w:ascii="Consolas" w:hAnsi="Consolas"/>
-          <w:sz w:val="14"/>
-        </w:rPr>
-        <w:t>差距              1.30 / 1.38 / 1.58×</w:t>
-      </w:r>
-    </w:p>
-    <w:p>
-      <w:pPr>
-        <w:spacing w:after="40" w:line="276" w:lineRule="auto"/>
-        <w:ind w:firstLine="360"/>
-      </w:pPr>
-      <w:r>
-        <w:rPr>
-          <w:rFonts w:ascii="Times New Roman" w:hAnsi="Times New Roman" w:eastAsia="宋体"/>
-          <w:b w:val="0"/>
-          <w:sz w:val="18"/>
-        </w:rPr>
-        <w:t xml:space="preserve">差距的方向与存在性不受测量口径影响，幅度则随口径变化：由上述三对配对测得 1.30–1.58 倍。以 buffered 读与错误单元尺寸得到的速率（1007 / 1058 / 1358 / 2926 MB/s）不满足与引擎同口径——其单元大小取 17600000，而引擎实际 </w:t>
-      </w:r>
-      <w:r>
-        <w:rPr>
-          <w:rFonts w:ascii="Consolas" w:hAnsi="Consolas"/>
-          <w:color w:val="000080"/>
-          <w:sz w:val="18"/>
-        </w:rPr>
-        <w:t>l2.slot_bytes</w:t>
-      </w:r>
-      <w:r>
-        <w:rPr>
-          <w:rFonts w:ascii="Times New Roman" w:hAnsi="Times New Roman" w:eastAsia="宋体"/>
-          <w:b w:val="0"/>
-          <w:sz w:val="18"/>
-        </w:rPr>
-        <w:t xml:space="preserve"> 为 17547264（引擎启动行 </w:t>
-      </w:r>
-      <w:r>
-        <w:rPr>
-          <w:rFonts w:ascii="Consolas" w:hAnsi="Consolas"/>
-          <w:color w:val="000080"/>
-          <w:sz w:val="18"/>
-        </w:rPr>
-        <w:t>expert L2 exact:</w:t>
-      </w:r>
-      <w:r>
-        <w:rPr>
-          <w:rFonts w:ascii="Times New Roman" w:hAnsi="Times New Roman" w:eastAsia="宋体"/>
-          <w:b w:val="0"/>
-          <w:sz w:val="18"/>
-        </w:rPr>
-        <w:t xml:space="preserve"> 给出），每槽偏移多 52736 字节，读到第 100 槽已偏离 5.27 MB。</w:t>
-      </w:r>
-      <w:r>
-        <w:rPr>
-          <w:rFonts w:ascii="Times New Roman" w:hAnsi="Times New Roman" w:eastAsia="宋体"/>
-          <w:b/>
-          <w:sz w:val="18"/>
-        </w:rPr>
-        <w:t>故本文只报配对口径下的 1.30–1.58 倍。</w:t>
-      </w:r>
-    </w:p>
-    <w:p>
-      <w:pPr>
-        <w:spacing w:after="40" w:line="276" w:lineRule="auto"/>
-        <w:ind w:firstLine="360"/>
-      </w:pPr>
-      <w:r>
-        <w:rPr>
-          <w:rFonts w:ascii="Times New Roman" w:hAnsi="Times New Roman" w:eastAsia="宋体"/>
-          <w:b w:val="0"/>
-          <w:sz w:val="18"/>
-        </w:rPr>
-        <w:t>该差距不是盘在短突发下的固有行为。</w:t>
-      </w:r>
-      <w:r>
-        <w:rPr>
-          <w:rFonts w:ascii="Consolas" w:hAnsi="Consolas"/>
-          <w:color w:val="000080"/>
-          <w:sz w:val="18"/>
-        </w:rPr>
-        <w:t>v37_burst</w:t>
-      </w:r>
-      <w:r>
-        <w:rPr>
-          <w:rFonts w:ascii="Times New Roman" w:hAnsi="Times New Roman" w:eastAsia="宋体"/>
-          <w:b w:val="0"/>
-          <w:sz w:val="18"/>
-        </w:rPr>
-        <w:t xml:space="preserve"> 把突发粒度从 3 变到 74 slot/段（跨 25 倍）并加入停顿，五个臂的中位数落在 1110–1254 MB/s，无单调趋势。§4.6 的配对测量同样支持：4M 块下设备在 4 流后不再增益（1626 → 1602 MB/s，4 至 32 流），说明差距不是设备并发能力不足。</w:t>
+        <w:t>故差距不是设备并发能力不足。</w:t>
       </w:r>
     </w:p>
     <w:p>

--- a/papers/提交稿-缓存高命中与词元低输出.docx
+++ b/papers/提交稿-缓存高命中与词元低输出.docx
@@ -1296,7 +1296,7 @@
           <w:b w:val="0"/>
           <w:sz w:val="18"/>
         </w:rPr>
-        <w:t>4.2  验证一（推论 2）：低速层读数远超下界</w:t>
+        <w:t>4.2  案例演示：按四条判据走一遍</w:t>
       </w:r>
     </w:p>
     <w:p>
@@ -1307,22 +1307,28 @@
       <w:r>
         <w:rPr>
           <w:rFonts w:ascii="Times New Roman" w:hAnsi="Times New Roman" w:eastAsia="宋体"/>
-          <w:b/>
-          <w:sz w:val="18"/>
-        </w:rPr>
-        <w:t>阶段 A（冷启动，未接缓存层）</w:t>
-      </w:r>
-      <w:r>
-        <w:rPr>
-          <w:rFonts w:ascii="Times New Roman" w:hAnsi="Times New Roman" w:eastAsia="宋体"/>
           <w:b w:val="0"/>
           <w:sz w:val="18"/>
         </w:rPr>
-        <w:t>：表 1 给出关键数字。引擎每词元从低速盘全量重读专家权重 25.83 GB，实测 READ 量与理论载入逐字节吻合（92 层 × 16 专家 × 17.55 MB），耗时 303.58 s，占该阶段端到端耗时的 94%。每次读入既缺一不可、又来自最慢的介质。</w:t>
+        <w:t>本节不证明原则成立，只演示怎么用它。判据本身在 5.3，读者可先跳到那里看次序，再回来看这一节的数据怎么落进那四步。</w:t>
       </w:r>
     </w:p>
     <w:p>
       <w:pPr>
+        <w:spacing w:after="40" w:line="276" w:lineRule="auto"/>
+        <w:ind w:firstLine="360"/>
+      </w:pPr>
+      <w:r>
+        <w:rPr>
+          <w:rFonts w:ascii="Times New Roman" w:hAnsi="Times New Roman" w:eastAsia="宋体"/>
+          <w:b w:val="0"/>
+          <w:sz w:val="18"/>
+        </w:rPr>
+        <w:t>先给这次的字节账（表 1）。引擎每词元从低速盘全量重读专家权重 25.83 GB，实测与理论载入逐字节吻合（92 层 × 16 专家 × 单专家 17.55 MB）。</w:t>
+      </w:r>
+    </w:p>
+    <w:p>
+      <w:pPr>
         <w:spacing w:before="80" w:after="20"/>
         <w:jc w:val="center"/>
       </w:pPr>
@@ -1332,7 +1338,7 @@
           <w:b w:val="0"/>
           <w:sz w:val="15"/>
         </w:rPr>
-        <w:t>表 1　专家段基准台账（冷启动 2026-08）</w:t>
+        <w:t>表 1　专家段基准台账</w:t>
       </w:r>
     </w:p>
     <w:p>
@@ -1346,7 +1352,7 @@
           <w:b w:val="0"/>
           <w:sz w:val="15"/>
         </w:rPr>
-        <w:t>Table 1　Baseline ledger of the expert stage (cold start, 2026-08)</w:t>
+        <w:t>Table 1　Baseline ledger of the expert stage</w:t>
       </w:r>
     </w:p>
     <w:tbl>
@@ -1357,13 +1363,13 @@
         <w:tblLayout w:type="fixed"/>
       </w:tblPr>
       <w:tblGrid>
-        <w:gridCol w:w="2247"/>
-        <w:gridCol w:w="2629"/>
+        <w:gridCol w:w="2498"/>
+        <w:gridCol w:w="2377"/>
       </w:tblGrid>
       <w:tr>
         <w:tc>
           <w:tcPr>
-            <w:tcW w:type="dxa" w:w="2247"/>
+            <w:tcW w:type="dxa" w:w="2498"/>
           </w:tcPr>
           <w:p>
             <w:pPr>
@@ -1382,7 +1388,7 @@
         </w:tc>
         <w:tc>
           <w:tcPr>
-            <w:tcW w:type="dxa" w:w="2629"/>
+            <w:tcW w:type="dxa" w:w="2377"/>
           </w:tcPr>
           <w:p>
             <w:pPr>
@@ -1403,7 +1409,7 @@
       <w:tr>
         <w:tc>
           <w:tcPr>
-            <w:tcW w:type="dxa" w:w="2247"/>
+            <w:tcW w:type="dxa" w:w="2498"/>
           </w:tcPr>
           <w:p>
             <w:pPr>
@@ -1416,53 +1422,13 @@
                 <w:b w:val="0"/>
                 <w:sz w:val="15"/>
               </w:rPr>
-              <w:t>每词元专家理论载入</w:t>
+              <w:t>理论载入/词元</w:t>
             </w:r>
           </w:p>
         </w:tc>
         <w:tc>
           <w:tcPr>
-            <w:tcW w:type="dxa" w:w="2629"/>
-          </w:tcPr>
-          <w:p>
-            <w:pPr>
-              <w:spacing w:after="0" w:before="0" w:line="240" w:lineRule="auto"/>
-            </w:pPr>
-            <w:r/>
-            <w:r>
-              <w:rPr>
-                <w:rFonts w:ascii="Times New Roman" w:hAnsi="Times New Roman" w:eastAsia="宋体"/>
-                <w:b w:val="0"/>
-                <w:sz w:val="15"/>
-              </w:rPr>
-              <w:t>92×16×17.55 MB = 25.83 GB</w:t>
-            </w:r>
-          </w:p>
-        </w:tc>
-      </w:tr>
-      <w:tr>
-        <w:tc>
-          <w:tcPr>
-            <w:tcW w:type="dxa" w:w="2247"/>
-          </w:tcPr>
-          <w:p>
-            <w:pPr>
-              <w:spacing w:after="0" w:before="0" w:line="240" w:lineRule="auto"/>
-            </w:pPr>
-            <w:r/>
-            <w:r>
-              <w:rPr>
-                <w:rFonts w:ascii="Times New Roman" w:hAnsi="Times New Roman" w:eastAsia="宋体"/>
-                <w:b w:val="0"/>
-                <w:sz w:val="15"/>
-              </w:rPr>
-              <w:t>实测专家段 READ/词元</w:t>
-            </w:r>
-          </w:p>
-        </w:tc>
-        <w:tc>
-          <w:tcPr>
-            <w:tcW w:type="dxa" w:w="2629"/>
+            <w:tcW w:type="dxa" w:w="2377"/>
           </w:tcPr>
           <w:p>
             <w:pPr>
@@ -1483,7 +1449,47 @@
       <w:tr>
         <w:tc>
           <w:tcPr>
-            <w:tcW w:type="dxa" w:w="2247"/>
+            <w:tcW w:type="dxa" w:w="2498"/>
+          </w:tcPr>
+          <w:p>
+            <w:pPr>
+              <w:spacing w:after="0" w:before="0" w:line="240" w:lineRule="auto"/>
+            </w:pPr>
+            <w:r/>
+            <w:r>
+              <w:rPr>
+                <w:rFonts w:ascii="Times New Roman" w:hAnsi="Times New Roman" w:eastAsia="宋体"/>
+                <w:b w:val="0"/>
+                <w:sz w:val="15"/>
+              </w:rPr>
+              <w:t>实测 READ/词元</w:t>
+            </w:r>
+          </w:p>
+        </w:tc>
+        <w:tc>
+          <w:tcPr>
+            <w:tcW w:type="dxa" w:w="2377"/>
+          </w:tcPr>
+          <w:p>
+            <w:pPr>
+              <w:spacing w:after="0" w:before="0" w:line="240" w:lineRule="auto"/>
+            </w:pPr>
+            <w:r/>
+            <w:r>
+              <w:rPr>
+                <w:rFonts w:ascii="Times New Roman" w:hAnsi="Times New Roman" w:eastAsia="宋体"/>
+                <w:b w:val="0"/>
+                <w:sz w:val="15"/>
+              </w:rPr>
+              <w:t>25.83 GB</w:t>
+            </w:r>
+          </w:p>
+        </w:tc>
+      </w:tr>
+      <w:tr>
+        <w:tc>
+          <w:tcPr>
+            <w:tcW w:type="dxa" w:w="2498"/>
           </w:tcPr>
           <w:p>
             <w:pPr>
@@ -1502,7 +1508,7 @@
         </w:tc>
         <w:tc>
           <w:tcPr>
-            <w:tcW w:type="dxa" w:w="2629"/>
+            <w:tcW w:type="dxa" w:w="2377"/>
           </w:tcPr>
           <w:p>
             <w:pPr>
@@ -1523,7 +1529,7 @@
       <w:tr>
         <w:tc>
           <w:tcPr>
-            <w:tcW w:type="dxa" w:w="2247"/>
+            <w:tcW w:type="dxa" w:w="2498"/>
           </w:tcPr>
           <w:p>
             <w:pPr>
@@ -1536,13 +1542,13 @@
                 <w:b w:val="0"/>
                 <w:sz w:val="15"/>
               </w:rPr>
-              <w:t>端到端耗时</w:t>
+              <w:t>占端到端</w:t>
             </w:r>
           </w:p>
         </w:tc>
         <w:tc>
           <w:tcPr>
-            <w:tcW w:type="dxa" w:w="2629"/>
+            <w:tcW w:type="dxa" w:w="2377"/>
           </w:tcPr>
           <w:p>
             <w:pPr>
@@ -1555,47 +1561,7 @@
                 <w:b w:val="0"/>
                 <w:sz w:val="15"/>
               </w:rPr>
-              <w:t>324.36 s/词元</w:t>
-            </w:r>
-          </w:p>
-        </w:tc>
-      </w:tr>
-      <w:tr>
-        <w:tc>
-          <w:tcPr>
-            <w:tcW w:type="dxa" w:w="2247"/>
-          </w:tcPr>
-          <w:p>
-            <w:pPr>
-              <w:spacing w:after="0" w:before="0" w:line="240" w:lineRule="auto"/>
-            </w:pPr>
-            <w:r/>
-            <w:r>
-              <w:rPr>
-                <w:rFonts w:ascii="Times New Roman" w:hAnsi="Times New Roman" w:eastAsia="宋体"/>
-                <w:b w:val="0"/>
-                <w:sz w:val="15"/>
-              </w:rPr>
-              <w:t>端到端占比</w:t>
-            </w:r>
-          </w:p>
-        </w:tc>
-        <w:tc>
-          <w:tcPr>
-            <w:tcW w:type="dxa" w:w="2629"/>
-          </w:tcPr>
-          <w:p>
-            <w:pPr>
-              <w:spacing w:after="0" w:before="0" w:line="240" w:lineRule="auto"/>
-            </w:pPr>
-            <w:r/>
-            <w:r>
-              <w:rPr>
-                <w:rFonts w:ascii="Times New Roman" w:hAnsi="Times New Roman" w:eastAsia="宋体"/>
-                <w:b w:val="0"/>
-                <w:sz w:val="15"/>
-              </w:rPr>
-              <w:t>303.58/324.36 = 94%</w:t>
+              <w:t>94%</w:t>
             </w:r>
           </w:p>
         </w:tc>
@@ -1612,7 +1578,7 @@
           <w:b/>
           <w:sz w:val="18"/>
         </w:rPr>
-        <w:t>阶段 B（命中满格 / 高速盘驻留）</w:t>
+        <w:t>第 1 步　算法能否免读。</w:t>
       </w:r>
       <w:r>
         <w:rPr>
@@ -1620,15 +1586,21 @@
           <w:b w:val="0"/>
           <w:sz w:val="18"/>
         </w:rPr>
-        <w:t>：将专家全部 distinct 集（约 176 GB）驻留到高速盘（sdd7）后，引擎自报 CACHE HIT 100%（稳态；词元≥5 后专家键全命中），字节计数却显示每词元的</w:t>
-      </w:r>
+        <w:t xml:space="preserve"> 专家权重每次都要读，没有算法级免读空间。通过。</w:t>
+      </w:r>
+    </w:p>
+    <w:p>
+      <w:pPr>
+        <w:spacing w:after="40" w:line="276" w:lineRule="auto"/>
+        <w:ind w:firstLine="360"/>
+      </w:pPr>
       <w:r>
         <w:rPr>
           <w:rFonts w:ascii="Times New Roman" w:hAnsi="Times New Roman" w:eastAsia="宋体"/>
           <w:b/>
           <w:sz w:val="18"/>
         </w:rPr>
-        <w:t>总搬运量仍恒为 25.83 GB</w:t>
+        <w:t>第 2 步　能否缓存复用。</w:t>
       </w:r>
       <w:r>
         <w:rPr>
@@ -1636,7 +1608,81 @@
           <w:b w:val="0"/>
           <w:sz w:val="18"/>
         </w:rPr>
-        <w:t>。命中只把读取介质从低速盘换到高速盘（sdd7）（命中读约 19.1 GB 来自高速盘、低速盘 miss 约 6.7 GB），25.83 GB 的字节总量不因命中而减少。这正是两观测面分离的直接证据：白板命中率满格与字节照搬并存。两者各自独立成立，但字节层面的代价不会因命中率满格而消失。此阶段内存缓存采用默认 LRU 替换策略（cache 8 GB）。</w:t>
+        <w:t xml:space="preserve"> 把专家全部 distinct 集驻留到高速盘后，引擎自报 CACHE HIT 100%。但逐层 READ 字节没有下降：每词元仍是 25.83 GB，一个字节未省。</w:t>
+      </w:r>
+      <w:r>
+        <w:rPr>
+          <w:rFonts w:ascii="Times New Roman" w:hAnsi="Times New Roman" w:eastAsia="宋体"/>
+          <w:b/>
+          <w:sz w:val="18"/>
+        </w:rPr>
+        <w:t>命中只换了介质。</w:t>
+      </w:r>
+      <w:r>
+        <w:rPr>
+          <w:rFonts w:ascii="Times New Roman" w:hAnsi="Times New Roman" w:eastAsia="宋体"/>
+          <w:b w:val="0"/>
+          <w:sz w:val="18"/>
+        </w:rPr>
+        <w:t xml:space="preserve"> 这一步不通过。</w:t>
+      </w:r>
+    </w:p>
+    <w:p>
+      <w:pPr>
+        <w:spacing w:after="40" w:line="276" w:lineRule="auto"/>
+        <w:ind w:firstLine="360"/>
+      </w:pPr>
+      <w:r>
+        <w:rPr>
+          <w:rFonts w:ascii="Times New Roman" w:hAnsi="Times New Roman" w:eastAsia="宋体"/>
+          <w:b/>
+          <w:sz w:val="18"/>
+        </w:rPr>
+        <w:t>第 3 步　落层位置。</w:t>
+      </w:r>
+      <w:r>
+        <w:rPr>
+          <w:rFonts w:ascii="Times New Roman" w:hAnsi="Times New Roman" w:eastAsia="宋体"/>
+          <w:b w:val="0"/>
+          <w:sz w:val="18"/>
+        </w:rPr>
+        <w:t xml:space="preserve"> 推论 2 说低速层读数远超下界即"复用未落位"。这里需要粒度换算：下界 1 是"每会话每项恰读一次"，而实测是每词元全量重读，随会话长度线性增长，远超下界。这一步不通过。</w:t>
+      </w:r>
+    </w:p>
+    <w:p>
+      <w:pPr>
+        <w:spacing w:after="40" w:line="276" w:lineRule="auto"/>
+        <w:ind w:firstLine="360"/>
+      </w:pPr>
+      <w:r>
+        <w:rPr>
+          <w:rFonts w:ascii="Times New Roman" w:hAnsi="Times New Roman" w:eastAsia="宋体"/>
+          <w:b/>
+          <w:sz w:val="18"/>
+        </w:rPr>
+        <w:t>第 4 步　落层前压缩。</w:t>
+      </w:r>
+      <w:r>
+        <w:rPr>
+          <w:rFonts w:ascii="Times New Roman" w:hAnsi="Times New Roman" w:eastAsia="宋体"/>
+          <w:b w:val="0"/>
+          <w:sz w:val="18"/>
+        </w:rPr>
+        <w:t xml:space="preserve"> BF8 可把权重压到约四分之一，本文未用；它不改变前三步的判定，故不是本例的主要矛盾。</w:t>
+      </w:r>
+    </w:p>
+    <w:p>
+      <w:pPr>
+        <w:spacing w:after="40" w:line="276" w:lineRule="auto"/>
+        <w:ind w:firstLine="360"/>
+      </w:pPr>
+      <w:r>
+        <w:rPr>
+          <w:rFonts w:ascii="Times New Roman" w:hAnsi="Times New Roman" w:eastAsia="宋体"/>
+          <w:b/>
+          <w:sz w:val="18"/>
+        </w:rPr>
+        <w:t>四步行完，结论是：复用没有落在数据能到达的最快层，问题在资源配置，不在算法。</w:t>
       </w:r>
     </w:p>
     <w:p>
@@ -1690,7 +1736,7 @@
           <w:b w:val="0"/>
           <w:sz w:val="15"/>
         </w:rPr>
-        <w:t>图 1　同一落位层内的分配反转：搬运更多专家字节的配置反而更快</w:t>
+        <w:t>图（bytes_paradox）</w:t>
       </w:r>
     </w:p>
     <w:p>
@@ -1704,7 +1750,6 @@
           <w:b w:val="0"/>
           <w:sz w:val="15"/>
         </w:rPr>
-        <w:t>Fig.1　Within one landing tier, the configuration that moves more expert bytes is faster</w:t>
       </w:r>
     </w:p>
     <w:p>
@@ -1715,10 +1760,18 @@
       <w:r>
         <w:rPr>
           <w:rFonts w:ascii="Times New Roman" w:hAnsi="Times New Roman" w:eastAsia="宋体"/>
+          <w:b/>
+          <w:sz w:val="18"/>
+        </w:rPr>
+        <w:t>最后一步的坑在这里。</w:t>
+      </w:r>
+      <w:r>
+        <w:rPr>
+          <w:rFonts w:ascii="Times New Roman" w:hAnsi="Times New Roman" w:eastAsia="宋体"/>
           <w:b w:val="0"/>
           <w:sz w:val="18"/>
         </w:rPr>
-        <w:t>按推论 2，实测低速盘读数应指向“复用未落位、问题在资源配置而非算法免读”。需说明粒度换算：推论的下界 1 是“每会话、每 distinct 项恰读一次”（见 5.1 预算线）；而阶段 A 是每词元全量重读一遍，N 词元会话即低速盘读取次数 R_1 ≈ N，随会话长度线性增长，远超下界 1。两阶段的观测均与这一判定一致：阶段 A 每次落回低速盘；阶段 B 虽落在更快的高速盘（sdd7）、仍不到高速内存（DRAM）层，字节搬运量不降。推论 2 的两个经验由此得到支持：</w:t>
+        <w:t xml:space="preserve"> 图 1 中，在总内存相同的两种分配下，读取专家字节更多的那一档（25.83 GB，命中率 0.0%）反而比读取更少的那一档（14.46 GB，命中率 44.02%）快 69%。</w:t>
       </w:r>
       <w:r>
         <w:rPr>
@@ -1726,7 +1779,23 @@
           <w:b/>
           <w:sz w:val="18"/>
         </w:rPr>
-        <w:t>白板命中率看不见字节层面的落位失败；缓存命中率不应单独作为健康度指标。</w:t>
+        <w:t>若按命中率这一单一口径调优，会主动走向更慢的配置</w:t>
+      </w:r>
+      <w:r>
+        <w:rPr>
+          <w:rFonts w:ascii="Times New Roman" w:hAnsi="Times New Roman" w:eastAsia="宋体"/>
+          <w:b w:val="0"/>
+          <w:sz w:val="18"/>
+        </w:rPr>
+        <w:t>——命中率最高的那一档，在字节层面恰恰是最差的。</w:t>
+      </w:r>
+      <w:r>
+        <w:rPr>
+          <w:rFonts w:ascii="Times New Roman" w:hAnsi="Times New Roman" w:eastAsia="宋体"/>
+          <w:b/>
+          <w:sz w:val="18"/>
+        </w:rPr>
+        <w:t>这就是 5.2 要双口径对照的直接来源。</w:t>
       </w:r>
     </w:p>
     <w:p>

--- a/papers/提交稿-缓存高命中与词元低输出.docx
+++ b/papers/提交稿-缓存高命中与词元低输出.docx
@@ -379,7 +379,7 @@
           <w:b w:val="0"/>
           <w:sz w:val="18"/>
         </w:rPr>
-        <w:t>先说清读者能拿走什么、拿不走什么。能拿走的是三件可复用的东西，不是一条提速配方：一把以字节为口径的标尺（第 3、5 章），使"低速层读次数是否落位"成为可验收的判断；一份四步排查次序（5.3），每步标明读哪个计数器、什么算通过；一条与负载无关的仪表规程（5.6），因为判据本身以计数器为输入。拿不走的是速度收益。本文不提供"照做即可提速若干倍"的做法，也未观测到已达下界的目标档，该档在下文始终标注为未观测项。</w:t>
+        <w:t>本文给出三件可复用的东西：一把以字节为口径的标尺（第 3、5 章），使"低速层读次数是否落位"成为可验收的判断；一份四步排查次序（5.3），每步标明读哪个计数器、什么算通过；一条与负载无关的仪表规程（5.6），因为判据本身以计数器为输入。速度收益不在其中——本文不提供"照做即可提速若干倍"的做法，也未观测到已达下界的目标档，该档在下文始终标注为未观测项。</w:t>
       </w:r>
     </w:p>
     <w:p>
@@ -632,23 +632,7 @@
           <w:b w:val="0"/>
           <w:sz w:val="18"/>
         </w:rPr>
-        <w:t>：凡派生量必与一个独立的量交叉校验，并在报告中同屏打印；本轮六个曾产生错误结论的计数器字段全部由此发现，成因均属"探针的失败方式与真实故障同长，而探针不自检"。</w:t>
-      </w:r>
-      <w:r>
-        <w:rPr>
-          <w:rFonts w:ascii="Times New Roman" w:hAnsi="Times New Roman" w:eastAsia="宋体"/>
-          <w:b/>
-          <w:sz w:val="18"/>
-        </w:rPr>
-        <w:t>该规程不依赖本文的模型、介质或判据</w:t>
-      </w:r>
-      <w:r>
-        <w:rPr>
-          <w:rFonts w:ascii="Times New Roman" w:hAnsi="Times New Roman" w:eastAsia="宋体"/>
-          <w:b w:val="0"/>
-          <w:sz w:val="18"/>
-        </w:rPr>
-        <w:t>，适用于任何以派生量验收的 I/O 路径，是上述判据得以成立的前提而非附属。</w:t>
+        <w:t>：凡派生量必与一个独立的量交叉校验，并在报告中同屏打印；本轮六个曾产生错误结论的计数器字段全部由此发现，成因均属"探针的失败方式与真实故障同长，而探针不自检"。该规程与本文的模型无关，是上述判据得以成立的前提。</w:t>
       </w:r>
     </w:p>
     <w:p>
@@ -1296,7 +1280,7 @@
           <w:b w:val="0"/>
           <w:sz w:val="18"/>
         </w:rPr>
-        <w:t>4.2  案例演示：按四条判据走一遍</w:t>
+        <w:t>4.2  验证一（推论 2）：低速层读数远超下界</w:t>
       </w:r>
     </w:p>
     <w:p>
@@ -1307,28 +1291,22 @@
       <w:r>
         <w:rPr>
           <w:rFonts w:ascii="Times New Roman" w:hAnsi="Times New Roman" w:eastAsia="宋体"/>
+          <w:b/>
+          <w:sz w:val="18"/>
+        </w:rPr>
+        <w:t>阶段 A（冷启动，未接缓存层）</w:t>
+      </w:r>
+      <w:r>
+        <w:rPr>
+          <w:rFonts w:ascii="Times New Roman" w:hAnsi="Times New Roman" w:eastAsia="宋体"/>
           <w:b w:val="0"/>
           <w:sz w:val="18"/>
         </w:rPr>
-        <w:t>本节不证明原则成立，只演示怎么用它。判据本身在 5.3，读者可先跳到那里看次序，再回来看这一节的数据怎么落进那四步。</w:t>
+        <w:t>：表 1 给出关键数字。引擎每词元从低速盘全量重读专家权重 25.83 GB，实测 READ 量与理论载入逐字节吻合（92 层 × 16 专家 × 17.55 MB），耗时 303.58 s，占该阶段端到端耗时的 94%。每次读入既缺一不可、又来自最慢的介质。</w:t>
       </w:r>
     </w:p>
     <w:p>
       <w:pPr>
-        <w:spacing w:after="40" w:line="276" w:lineRule="auto"/>
-        <w:ind w:firstLine="360"/>
-      </w:pPr>
-      <w:r>
-        <w:rPr>
-          <w:rFonts w:ascii="Times New Roman" w:hAnsi="Times New Roman" w:eastAsia="宋体"/>
-          <w:b w:val="0"/>
-          <w:sz w:val="18"/>
-        </w:rPr>
-        <w:t>先给这次的字节账（表 1）。引擎每词元从低速盘全量重读专家权重 25.83 GB，实测与理论载入逐字节吻合（92 层 × 16 专家 × 单专家 17.55 MB）。</w:t>
-      </w:r>
-    </w:p>
-    <w:p>
-      <w:pPr>
         <w:spacing w:before="80" w:after="20"/>
         <w:jc w:val="center"/>
       </w:pPr>
@@ -1338,7 +1316,7 @@
           <w:b w:val="0"/>
           <w:sz w:val="15"/>
         </w:rPr>
-        <w:t>表 1　专家段基准台账</w:t>
+        <w:t>表 1　专家段基准台账（冷启动 2026-08）</w:t>
       </w:r>
     </w:p>
     <w:p>
@@ -1352,7 +1330,7 @@
           <w:b w:val="0"/>
           <w:sz w:val="15"/>
         </w:rPr>
-        <w:t>Table 1　Baseline ledger of the expert stage</w:t>
+        <w:t>Table 1　Baseline ledger of the expert stage (cold start, 2026-08)</w:t>
       </w:r>
     </w:p>
     <w:tbl>
@@ -1363,13 +1341,13 @@
         <w:tblLayout w:type="fixed"/>
       </w:tblPr>
       <w:tblGrid>
-        <w:gridCol w:w="2498"/>
-        <w:gridCol w:w="2377"/>
+        <w:gridCol w:w="2247"/>
+        <w:gridCol w:w="2629"/>
       </w:tblGrid>
       <w:tr>
         <w:tc>
           <w:tcPr>
-            <w:tcW w:type="dxa" w:w="2498"/>
+            <w:tcW w:type="dxa" w:w="2247"/>
           </w:tcPr>
           <w:p>
             <w:pPr>
@@ -1388,7 +1366,7 @@
         </w:tc>
         <w:tc>
           <w:tcPr>
-            <w:tcW w:type="dxa" w:w="2377"/>
+            <w:tcW w:type="dxa" w:w="2629"/>
           </w:tcPr>
           <w:p>
             <w:pPr>
@@ -1409,7 +1387,7 @@
       <w:tr>
         <w:tc>
           <w:tcPr>
-            <w:tcW w:type="dxa" w:w="2498"/>
+            <w:tcW w:type="dxa" w:w="2247"/>
           </w:tcPr>
           <w:p>
             <w:pPr>
@@ -1422,13 +1400,53 @@
                 <w:b w:val="0"/>
                 <w:sz w:val="15"/>
               </w:rPr>
-              <w:t>理论载入/词元</w:t>
+              <w:t>每词元专家理论载入</w:t>
             </w:r>
           </w:p>
         </w:tc>
         <w:tc>
           <w:tcPr>
-            <w:tcW w:type="dxa" w:w="2377"/>
+            <w:tcW w:type="dxa" w:w="2629"/>
+          </w:tcPr>
+          <w:p>
+            <w:pPr>
+              <w:spacing w:after="0" w:before="0" w:line="240" w:lineRule="auto"/>
+            </w:pPr>
+            <w:r/>
+            <w:r>
+              <w:rPr>
+                <w:rFonts w:ascii="Times New Roman" w:hAnsi="Times New Roman" w:eastAsia="宋体"/>
+                <w:b w:val="0"/>
+                <w:sz w:val="15"/>
+              </w:rPr>
+              <w:t>92×16×17.55 MB = 25.83 GB</w:t>
+            </w:r>
+          </w:p>
+        </w:tc>
+      </w:tr>
+      <w:tr>
+        <w:tc>
+          <w:tcPr>
+            <w:tcW w:type="dxa" w:w="2247"/>
+          </w:tcPr>
+          <w:p>
+            <w:pPr>
+              <w:spacing w:after="0" w:before="0" w:line="240" w:lineRule="auto"/>
+            </w:pPr>
+            <w:r/>
+            <w:r>
+              <w:rPr>
+                <w:rFonts w:ascii="Times New Roman" w:hAnsi="Times New Roman" w:eastAsia="宋体"/>
+                <w:b w:val="0"/>
+                <w:sz w:val="15"/>
+              </w:rPr>
+              <w:t>实测专家段 READ/词元</w:t>
+            </w:r>
+          </w:p>
+        </w:tc>
+        <w:tc>
+          <w:tcPr>
+            <w:tcW w:type="dxa" w:w="2629"/>
           </w:tcPr>
           <w:p>
             <w:pPr>
@@ -1449,47 +1467,7 @@
       <w:tr>
         <w:tc>
           <w:tcPr>
-            <w:tcW w:type="dxa" w:w="2498"/>
-          </w:tcPr>
-          <w:p>
-            <w:pPr>
-              <w:spacing w:after="0" w:before="0" w:line="240" w:lineRule="auto"/>
-            </w:pPr>
-            <w:r/>
-            <w:r>
-              <w:rPr>
-                <w:rFonts w:ascii="Times New Roman" w:hAnsi="Times New Roman" w:eastAsia="宋体"/>
-                <w:b w:val="0"/>
-                <w:sz w:val="15"/>
-              </w:rPr>
-              <w:t>实测 READ/词元</w:t>
-            </w:r>
-          </w:p>
-        </w:tc>
-        <w:tc>
-          <w:tcPr>
-            <w:tcW w:type="dxa" w:w="2377"/>
-          </w:tcPr>
-          <w:p>
-            <w:pPr>
-              <w:spacing w:after="0" w:before="0" w:line="240" w:lineRule="auto"/>
-            </w:pPr>
-            <w:r/>
-            <w:r>
-              <w:rPr>
-                <w:rFonts w:ascii="Times New Roman" w:hAnsi="Times New Roman" w:eastAsia="宋体"/>
-                <w:b w:val="0"/>
-                <w:sz w:val="15"/>
-              </w:rPr>
-              <w:t>25.83 GB</w:t>
-            </w:r>
-          </w:p>
-        </w:tc>
-      </w:tr>
-      <w:tr>
-        <w:tc>
-          <w:tcPr>
-            <w:tcW w:type="dxa" w:w="2498"/>
+            <w:tcW w:type="dxa" w:w="2247"/>
           </w:tcPr>
           <w:p>
             <w:pPr>
@@ -1508,7 +1486,7 @@
         </w:tc>
         <w:tc>
           <w:tcPr>
-            <w:tcW w:type="dxa" w:w="2377"/>
+            <w:tcW w:type="dxa" w:w="2629"/>
           </w:tcPr>
           <w:p>
             <w:pPr>
@@ -1529,7 +1507,7 @@
       <w:tr>
         <w:tc>
           <w:tcPr>
-            <w:tcW w:type="dxa" w:w="2498"/>
+            <w:tcW w:type="dxa" w:w="2247"/>
           </w:tcPr>
           <w:p>
             <w:pPr>
@@ -1542,13 +1520,13 @@
                 <w:b w:val="0"/>
                 <w:sz w:val="15"/>
               </w:rPr>
-              <w:t>占端到端</w:t>
+              <w:t>端到端耗时</w:t>
             </w:r>
           </w:p>
         </w:tc>
         <w:tc>
           <w:tcPr>
-            <w:tcW w:type="dxa" w:w="2377"/>
+            <w:tcW w:type="dxa" w:w="2629"/>
           </w:tcPr>
           <w:p>
             <w:pPr>
@@ -1561,7 +1539,47 @@
                 <w:b w:val="0"/>
                 <w:sz w:val="15"/>
               </w:rPr>
-              <w:t>94%</w:t>
+              <w:t>324.36 s/词元</w:t>
+            </w:r>
+          </w:p>
+        </w:tc>
+      </w:tr>
+      <w:tr>
+        <w:tc>
+          <w:tcPr>
+            <w:tcW w:type="dxa" w:w="2247"/>
+          </w:tcPr>
+          <w:p>
+            <w:pPr>
+              <w:spacing w:after="0" w:before="0" w:line="240" w:lineRule="auto"/>
+            </w:pPr>
+            <w:r/>
+            <w:r>
+              <w:rPr>
+                <w:rFonts w:ascii="Times New Roman" w:hAnsi="Times New Roman" w:eastAsia="宋体"/>
+                <w:b w:val="0"/>
+                <w:sz w:val="15"/>
+              </w:rPr>
+              <w:t>端到端占比</w:t>
+            </w:r>
+          </w:p>
+        </w:tc>
+        <w:tc>
+          <w:tcPr>
+            <w:tcW w:type="dxa" w:w="2629"/>
+          </w:tcPr>
+          <w:p>
+            <w:pPr>
+              <w:spacing w:after="0" w:before="0" w:line="240" w:lineRule="auto"/>
+            </w:pPr>
+            <w:r/>
+            <w:r>
+              <w:rPr>
+                <w:rFonts w:ascii="Times New Roman" w:hAnsi="Times New Roman" w:eastAsia="宋体"/>
+                <w:b w:val="0"/>
+                <w:sz w:val="15"/>
+              </w:rPr>
+              <w:t>303.58/324.36 = 94%</w:t>
             </w:r>
           </w:p>
         </w:tc>
@@ -1578,7 +1596,7 @@
           <w:b/>
           <w:sz w:val="18"/>
         </w:rPr>
-        <w:t>第 1 步　算法能否免读。</w:t>
+        <w:t>阶段 B（命中满格 / 高速盘驻留）</w:t>
       </w:r>
       <w:r>
         <w:rPr>
@@ -1586,21 +1604,15 @@
           <w:b w:val="0"/>
           <w:sz w:val="18"/>
         </w:rPr>
-        <w:t xml:space="preserve"> 专家权重每次都要读，没有算法级免读空间。通过。</w:t>
-      </w:r>
-    </w:p>
-    <w:p>
-      <w:pPr>
-        <w:spacing w:after="40" w:line="276" w:lineRule="auto"/>
-        <w:ind w:firstLine="360"/>
-      </w:pPr>
+        <w:t>：将专家全部 distinct 集（约 176 GB）驻留到高速盘（sdd7）后，引擎自报 CACHE HIT 100%（稳态；词元≥5 后专家键全命中），字节计数却显示每词元的</w:t>
+      </w:r>
       <w:r>
         <w:rPr>
           <w:rFonts w:ascii="Times New Roman" w:hAnsi="Times New Roman" w:eastAsia="宋体"/>
           <w:b/>
           <w:sz w:val="18"/>
         </w:rPr>
-        <w:t>第 2 步　能否缓存复用。</w:t>
+        <w:t>总搬运量仍恒为 25.83 GB</w:t>
       </w:r>
       <w:r>
         <w:rPr>
@@ -1608,81 +1620,7 @@
           <w:b w:val="0"/>
           <w:sz w:val="18"/>
         </w:rPr>
-        <w:t xml:space="preserve"> 把专家全部 distinct 集驻留到高速盘后，引擎自报 CACHE HIT 100%。但逐层 READ 字节没有下降：每词元仍是 25.83 GB，一个字节未省。</w:t>
-      </w:r>
-      <w:r>
-        <w:rPr>
-          <w:rFonts w:ascii="Times New Roman" w:hAnsi="Times New Roman" w:eastAsia="宋体"/>
-          <w:b/>
-          <w:sz w:val="18"/>
-        </w:rPr>
-        <w:t>命中只换了介质。</w:t>
-      </w:r>
-      <w:r>
-        <w:rPr>
-          <w:rFonts w:ascii="Times New Roman" w:hAnsi="Times New Roman" w:eastAsia="宋体"/>
-          <w:b w:val="0"/>
-          <w:sz w:val="18"/>
-        </w:rPr>
-        <w:t xml:space="preserve"> 这一步不通过。</w:t>
-      </w:r>
-    </w:p>
-    <w:p>
-      <w:pPr>
-        <w:spacing w:after="40" w:line="276" w:lineRule="auto"/>
-        <w:ind w:firstLine="360"/>
-      </w:pPr>
-      <w:r>
-        <w:rPr>
-          <w:rFonts w:ascii="Times New Roman" w:hAnsi="Times New Roman" w:eastAsia="宋体"/>
-          <w:b/>
-          <w:sz w:val="18"/>
-        </w:rPr>
-        <w:t>第 3 步　落层位置。</w:t>
-      </w:r>
-      <w:r>
-        <w:rPr>
-          <w:rFonts w:ascii="Times New Roman" w:hAnsi="Times New Roman" w:eastAsia="宋体"/>
-          <w:b w:val="0"/>
-          <w:sz w:val="18"/>
-        </w:rPr>
-        <w:t xml:space="preserve"> 推论 2 说低速层读数远超下界即"复用未落位"。这里需要粒度换算：下界 1 是"每会话每项恰读一次"，而实测是每词元全量重读，随会话长度线性增长，远超下界。这一步不通过。</w:t>
-      </w:r>
-    </w:p>
-    <w:p>
-      <w:pPr>
-        <w:spacing w:after="40" w:line="276" w:lineRule="auto"/>
-        <w:ind w:firstLine="360"/>
-      </w:pPr>
-      <w:r>
-        <w:rPr>
-          <w:rFonts w:ascii="Times New Roman" w:hAnsi="Times New Roman" w:eastAsia="宋体"/>
-          <w:b/>
-          <w:sz w:val="18"/>
-        </w:rPr>
-        <w:t>第 4 步　落层前压缩。</w:t>
-      </w:r>
-      <w:r>
-        <w:rPr>
-          <w:rFonts w:ascii="Times New Roman" w:hAnsi="Times New Roman" w:eastAsia="宋体"/>
-          <w:b w:val="0"/>
-          <w:sz w:val="18"/>
-        </w:rPr>
-        <w:t xml:space="preserve"> BF8 可把权重压到约四分之一，本文未用；它不改变前三步的判定，故不是本例的主要矛盾。</w:t>
-      </w:r>
-    </w:p>
-    <w:p>
-      <w:pPr>
-        <w:spacing w:after="40" w:line="276" w:lineRule="auto"/>
-        <w:ind w:firstLine="360"/>
-      </w:pPr>
-      <w:r>
-        <w:rPr>
-          <w:rFonts w:ascii="Times New Roman" w:hAnsi="Times New Roman" w:eastAsia="宋体"/>
-          <w:b/>
-          <w:sz w:val="18"/>
-        </w:rPr>
-        <w:t>四步行完，结论是：复用没有落在数据能到达的最快层，问题在资源配置，不在算法。</w:t>
+        <w:t>。命中只把读取介质从低速盘换到高速盘（sdd7）（命中读约 19.1 GB 来自高速盘、低速盘 miss 约 6.7 GB），25.83 GB 的字节总量不因命中而减少。这正是两观测面分离的直接证据：白板命中率满格与字节照搬并存。两者各自独立成立，但字节层面的代价不会因命中率满格而消失。此阶段内存缓存采用默认 LRU 替换策略（cache 8 GB）。</w:t>
       </w:r>
     </w:p>
     <w:p>
@@ -1736,7 +1674,7 @@
           <w:b w:val="0"/>
           <w:sz w:val="15"/>
         </w:rPr>
-        <w:t>图（bytes_paradox）</w:t>
+        <w:t>图 1　同一落位层内的分配反转：搬运更多专家字节的配置反而更快</w:t>
       </w:r>
     </w:p>
     <w:p>
@@ -1750,6 +1688,7 @@
           <w:b w:val="0"/>
           <w:sz w:val="15"/>
         </w:rPr>
+        <w:t>Fig.1　Within one landing tier, the configuration that moves more expert bytes is faster</w:t>
       </w:r>
     </w:p>
     <w:p>
@@ -1760,42 +1699,18 @@
       <w:r>
         <w:rPr>
           <w:rFonts w:ascii="Times New Roman" w:hAnsi="Times New Roman" w:eastAsia="宋体"/>
+          <w:b w:val="0"/>
+          <w:sz w:val="18"/>
+        </w:rPr>
+        <w:t>按推论 2，实测低速盘读数应指向“复用未落位、问题在资源配置而非算法免读”。需说明粒度换算：推论的下界 1 是“每会话、每 distinct 项恰读一次”（见 5.1 预算线）；而阶段 A 是每词元全量重读一遍，N 词元会话即低速盘读取次数 R_1 ≈ N，随会话长度线性增长，远超下界 1。两阶段的观测均与这一判定一致：阶段 A 每次落回低速盘；阶段 B 虽落在更快的高速盘（sdd7）、仍不到高速内存（DRAM）层，字节搬运量不降。推论 2 的两个经验由此得到支持：</w:t>
+      </w:r>
+      <w:r>
+        <w:rPr>
+          <w:rFonts w:ascii="Times New Roman" w:hAnsi="Times New Roman" w:eastAsia="宋体"/>
           <w:b/>
           <w:sz w:val="18"/>
         </w:rPr>
-        <w:t>最后一步的坑在这里。</w:t>
-      </w:r>
-      <w:r>
-        <w:rPr>
-          <w:rFonts w:ascii="Times New Roman" w:hAnsi="Times New Roman" w:eastAsia="宋体"/>
-          <w:b w:val="0"/>
-          <w:sz w:val="18"/>
-        </w:rPr>
-        <w:t xml:space="preserve"> 图 1 中，在总内存相同的两种分配下，读取专家字节更多的那一档（25.83 GB，命中率 0.0%）反而比读取更少的那一档（14.46 GB，命中率 44.02%）快 69%。</w:t>
-      </w:r>
-      <w:r>
-        <w:rPr>
-          <w:rFonts w:ascii="Times New Roman" w:hAnsi="Times New Roman" w:eastAsia="宋体"/>
-          <w:b/>
-          <w:sz w:val="18"/>
-        </w:rPr>
-        <w:t>若按命中率这一单一口径调优，会主动走向更慢的配置</w:t>
-      </w:r>
-      <w:r>
-        <w:rPr>
-          <w:rFonts w:ascii="Times New Roman" w:hAnsi="Times New Roman" w:eastAsia="宋体"/>
-          <w:b w:val="0"/>
-          <w:sz w:val="18"/>
-        </w:rPr>
-        <w:t>——命中率最高的那一档，在字节层面恰恰是最差的。</w:t>
-      </w:r>
-      <w:r>
-        <w:rPr>
-          <w:rFonts w:ascii="Times New Roman" w:hAnsi="Times New Roman" w:eastAsia="宋体"/>
-          <w:b/>
-          <w:sz w:val="18"/>
-        </w:rPr>
-        <w:t>这就是 5.2 要双口径对照的直接来源。</w:t>
+        <w:t>白板命中率看不见字节层面的落位失败；缓存命中率不应单独作为健康度指标。</w:t>
       </w:r>
     </w:p>
     <w:p>
@@ -7296,7 +7211,7 @@
           <w:b w:val="0"/>
           <w:sz w:val="18"/>
         </w:rPr>
-        <w:t>该规程不依赖本文的模型、介质或判据，任何以派生量验收的 I/O 路径都用得上，成本只是报告中多打印几个已有变量。</w:t>
+        <w:t>该规程与模型无关，成本只是报告中多打印几个已有变量。</w:t>
       </w:r>
     </w:p>
     <w:p>

--- a/papers/提交稿-缓存高命中与词元低输出.docx
+++ b/papers/提交稿-缓存高命中与词元低输出.docx
@@ -753,7 +753,7 @@
           <w:b w:val="0"/>
           <w:sz w:val="18"/>
         </w:rPr>
-        <w:t>本章不是要导出深结果：下界由参与路径的定义与两条公设直接得出，属平凡推论，其“合理性”由模型推导说明；真正承载验证与工程价值的分别是第 4 章的实证与第 5 章的判据化。全章的任务是把第 4 章的观察与第 5 章的判据固化为精确的词汇与定义。</w:t>
+        <w:t>局部性原理给出的是复用的动机：数据被访问多次，因此值得让它留在能取到的地方。它没有回答的是代价的边界——一个被复用 R 次的数据项，为了到达最快的那一层，必须先从更慢的层读进来多少次。次数的下界由参与路径直接决定，本文把这条守恒面写成可验收的形式，并说明其成立所依赖的假设、在何处失效、以及如何据以核对实测。。全章的任务是把第 4 章的观察与第 5 章的判据固化为精确的词汇与定义。</w:t>
       </w:r>
     </w:p>
     <w:p>

--- a/papers/提交稿-缓存高命中与词元低输出.docx
+++ b/papers/提交稿-缓存高命中与词元低输出.docx
@@ -5374,11 +5374,51 @@
           <w:b w:val="0"/>
           <w:sz w:val="18"/>
         </w:rPr>
-        <w:t>由推论 1 对一次会话求和即得每低速层的读数预算：低速层 M_i 的最小读数等于参与路径上 distinct 项集的大小（每项恰读一次），健康时“每会话低速层字节”应约为该层 distinct 集一次。本文案例中，专家 distinct 集约 176 GB/会话；若复用全程落位低速盘（阶段 A 基线）则每词元 25.83 GB、按 N 词元会话即 25.83×N。两者之差即“复用未落位”造成的多余低速层字节，可通过落位设计回收。</w:t>
+        <w:t>由推论 1 对一次会话求和即得每低速层的读数预算。设 D_i 为 d 在参与路径上经介质 M_i 的 distinct 项集，N 为会话词元数，则健康时的读数预算与实测超读倍数分别为</w:t>
       </w:r>
     </w:p>
     <w:p>
       <w:pPr>
+        <w:spacing w:after="0"/>
+        <w:ind w:left="170"/>
+      </w:pPr>
+      <w:r>
+        <w:rPr>
+          <w:rFonts w:ascii="Consolas" w:hAnsi="Consolas"/>
+          <w:sz w:val="14"/>
+        </w:rPr>
+        <w:t>B_i = Σ_{d ∈ D_i} slot(d)                 每会话 M_i 的最小读数</w:t>
+      </w:r>
+    </w:p>
+    <w:p>
+      <w:pPr>
+        <w:spacing w:after="0"/>
+        <w:ind w:left="170"/>
+      </w:pPr>
+      <w:r>
+        <w:rPr>
+          <w:rFonts w:ascii="Consolas" w:hAnsi="Consolas"/>
+          <w:sz w:val="14"/>
+        </w:rPr>
+        <w:t>E_i = B_actual,i / B_i                     超读倍数，1 即已达下界</w:t>
+      </w:r>
+    </w:p>
+    <w:p>
+      <w:pPr>
+        <w:spacing w:after="40" w:line="276" w:lineRule="auto"/>
+        <w:ind w:firstLine="360"/>
+      </w:pPr>
+      <w:r>
+        <w:rPr>
+          <w:rFonts w:ascii="Times New Roman" w:hAnsi="Times New Roman" w:eastAsia="宋体"/>
+          <w:b w:val="0"/>
+          <w:sz w:val="18"/>
+        </w:rPr>
+        <w:t>其中 B_i 的构造即"每项恰读一次"。本文案例中专家 distinct 集约 176 GB/会话；阶段 A 基线每词元 25.83 GB，故 N 词元会话的 B_1 ≈ 25.83 × N GB，远超 B_1 = 176 GB，超读倍数随 N 线性增长。E_1 远大于 1 即"复用未落位"，其超出部分可通过落位设计回收。</w:t>
+      </w:r>
+    </w:p>
+    <w:p>
+      <w:pPr>
         <w:spacing w:after="40" w:before="80" w:line="240" w:lineRule="auto"/>
       </w:pPr>
       <w:r>
@@ -5617,7 +5657,15 @@
           <w:b w:val="0"/>
           <w:sz w:val="18"/>
         </w:rPr>
-        <w:t>该判据可直接换算为可验收的 KPI：以字节下界为基线，衡量“低速层实际读数相对下界的超读倍数”。下界为每会话 distinct 集恰读一次（本例约 176 GB/会话，见 5.1）；阶段 A 每词元全量重读 25.83 GB，N 词元会话即低速盘读 25.83×N，相对 176 GB 下界的超读倍数为 (25.83×N)/176；稳态尾段（高速盘档）读数降至约 1.7 GB/词元，同一换算下超读倍数大幅收敛。该 KPI 以字节计数为基础、逐行可回查，不依赖任何速度口径换算。</w:t>
+        <w:t>该判据可直接换算为可验收的 KPI，即 5.1 的超读倍数 E_1。本例下界为每会话 distinct 集恰读一次（约 176 GB）；阶段 A 每词元全量重读 25.83 GB，N 词元会话的 E_1 = 25.83 × N / 176；稳态尾段（高速盘档）读数降至约 1.7 GB/词元，同一换算下 E_1 大幅收敛。</w:t>
+      </w:r>
+      <w:r>
+        <w:rPr>
+          <w:rFonts w:ascii="Times New Roman" w:hAnsi="Times New Roman" w:eastAsia="宋体"/>
+          <w:b/>
+          <w:sz w:val="18"/>
+        </w:rPr>
+        <w:t>E_1 以字节计数为基础、逐行可回查，不依赖任何速度口径换算。</w:t>
       </w:r>
     </w:p>
     <w:p>

--- a/papers/提交稿-缓存高命中与词元低输出.docx
+++ b/papers/提交稿-缓存高命中与词元低输出.docx
@@ -1702,7 +1702,7 @@
           <w:b w:val="0"/>
           <w:sz w:val="18"/>
         </w:rPr>
-        <w:t>按推论 2，实测低速盘读数应指向“复用未落位、问题在资源配置而非算法免读”。需说明粒度换算：推论的下界 1 是“每会话、每 distinct 项恰读一次”（见 5.1 预算线）；而阶段 A 是每词元全量重读一遍，N 词元会话即低速盘读取次数 R_1 ≈ N，随会话长度线性增长，远超下界 1。两阶段的观测均与这一判定一致：阶段 A 每次落回低速盘；阶段 B 虽落在更快的高速盘（sdd7）、仍不到高速内存（DRAM）层，字节搬运量不降。推论 2 的两个经验由此得到支持：</w:t>
+        <w:t>按推论 2，实测低速盘读数应指向“复用未落位、问题在资源配置而非算法免读”。需说明粒度换算：推论的下界 1 是“一次生成调用之内，每个 distinct 项恰读一次”（见 5.1 预算线）；而阶段 A 是每词元全量重读一遍，N 词元会话即低速盘读取次数 R_1 ≈ N，随会话长度线性增长，远超下界 1。两阶段的观测均与这一判定一致：阶段 A 每次落回低速盘；阶段 B 虽落在更快的高速盘（sdd7）、仍不到高速内存（DRAM）层，字节搬运量不降。推论 2 的两个经验由此得到支持：</w:t>
       </w:r>
       <w:r>
         <w:rPr>
@@ -1737,7 +1737,7 @@
           <w:b w:val="0"/>
           <w:sz w:val="18"/>
         </w:rPr>
-        <w:t>推论 1 的可检验含义是：更慢层的读数应随着“复用实际落位层”的上移而向下界（每会话每项恰读一次）单向趋近。本案例提供了两个可观测的落位档，加上一个由推论 1 指向、未直接观测的目标档（表 2）。</w:t>
+        <w:t>推论 1 的可检验含义是：更慢层的读数应随着“复用实际落位层”的上移而向下界（一次生成调用之内，每个 distinct 项恰读一次）单向趋近。本案例提供了两个可观测的落位档，加上一个由推论 1 指向、未直接观测的目标档（表 2）。</w:t>
       </w:r>
     </w:p>
     <w:p>
@@ -2133,7 +2133,7 @@
           <w:b w:val="0"/>
           <w:sz w:val="18"/>
         </w:rPr>
-        <w:t>字节总量在各档均约为 25.83 GB/词元不变。层次不减免字节，只决定"字节在哪一层被读"。随落位层上移：低速层读数从"每词元全量"（25.83 GB）回落，高速盘档均值 6.7 GB、稳态尾段仅约 1.7 GB（=27 GB/16 词元，出处见随稿附件 A.1），向"每会话 distinct 一次"收敛；复用的承担场所从更慢层迁移到更近的层。这正是推论 1 下界的可观测形状。</w:t>
+        <w:t>字节总量在各档均约为 25.83 GB/词元不变。层次不减免字节，只决定"字节在哪一层被读"。随落位层上移：低速层读数从"每词元全量"（25.83 GB）回落，高速盘档全程均值 6.7 GB、后 16 词元尾段仅约 1.7 GB（=27 GB/16 词元，出处见随稿附件 A.1），向"一次生成调用内每个 distinct 项恰读一次"收敛；复用的承担场所从更慢层迁移到更近的层。这正是推论 1 下界的可观测形状。</w:t>
       </w:r>
     </w:p>
     <w:p>
@@ -5374,7 +5374,7 @@
           <w:b w:val="0"/>
           <w:sz w:val="18"/>
         </w:rPr>
-        <w:t>由推论 1 对一次会话求和即得每低速层的读数预算。设 D_i 为 d 在参与路径上经介质 M_i 的 distinct 项集，N 为会话词元数，则健康时的读数预算与实测超读倍数分别为</w:t>
+        <w:t>由推论 1 对一次生成调用求和，即得每低速层的读数预算。设 D_i 为 d 在参与路径上经介质 M_i 的 distinct 项集，N 为会话词元数，则健康时的读数预算与实测超读倍数分别为</w:t>
       </w:r>
     </w:p>
     <w:p>
@@ -5387,7 +5387,7 @@
           <w:rFonts w:ascii="Consolas" w:hAnsi="Consolas"/>
           <w:sz w:val="14"/>
         </w:rPr>
-        <w:t>B_i = Σ_{d ∈ D_i} slot(d)                 每会话 M_i 的最小读数</w:t>
+        <w:t>B_i = Σ_{d ∈ D_i} slot(d)                 一次生成调用中，介质 M_i 的最小读数</w:t>
       </w:r>
     </w:p>
     <w:p>
@@ -5400,7 +5400,7 @@
           <w:rFonts w:ascii="Consolas" w:hAnsi="Consolas"/>
           <w:sz w:val="14"/>
         </w:rPr>
-        <w:t>E_i = B_actual,i / B_i                     超读倍数，1 即已达下界</w:t>
+        <w:t>E_i = B_actual,i / B_i                     超读倍数，取值 1 即已达下界</w:t>
       </w:r>
     </w:p>
     <w:p>
@@ -5414,7 +5414,7 @@
           <w:b w:val="0"/>
           <w:sz w:val="18"/>
         </w:rPr>
-        <w:t>其中 B_i 的构造即"每项恰读一次"。本文案例中专家 distinct 集约 176 GB/会话；阶段 A 基线每词元 25.83 GB，故 N 词元会话的 B_1 ≈ 25.83 × N GB，远超 B_1 = 176 GB，超读倍数随 N 线性增长。E_1 远大于 1 即"复用未落位"，其超出部分可通过落位设计回收。</w:t>
+        <w:t>其中 B_i 的构造即"每个 distinct 项恰读一次"。本文案例中专家 distinct 集合计约 176 GB；阶段 A 基线每词元 25.83 GB，故一次生成共读 B_1 ≈ 25.83 × N GB，远超下界 176 GB，超读倍数随 N 线性增长。E_1 远大于 1 即"复用未落位"，其超出部分可通过落位设计回收。</w:t>
       </w:r>
     </w:p>
     <w:p>
@@ -5455,7 +5455,7 @@
           <w:b/>
           <w:sz w:val="18"/>
         </w:rPr>
-        <w:t>（第三次口径补充，归因经第四次修正判定）字节达标不等于复用落位完成，加测串行化。</w:t>
+        <w:t>字节达标之后还需加测串行化，其成因随后经直接测量判定。字节达标不等于复用落位完成，加测串行化。</w:t>
       </w:r>
       <w:r>
         <w:rPr>
@@ -5657,7 +5657,7 @@
           <w:b w:val="0"/>
           <w:sz w:val="18"/>
         </w:rPr>
-        <w:t>该判据可直接换算为可验收的 KPI，即 5.1 的超读倍数 E_1。本例下界为每会话 distinct 集恰读一次（约 176 GB）；阶段 A 每词元全量重读 25.83 GB，N 词元会话的 E_1 = 25.83 × N / 176；稳态尾段（高速盘档）读数降至约 1.7 GB/词元，同一换算下 E_1 大幅收敛。</w:t>
+        <w:t>该判据可直接换算为可验收的 KPI，即 5.1 的超读倍数 E_1。本例的下界是一次生成调用之内、distinct 集恰读一次，合计约 176 GB；阶段 A 每词元全量重读 25.83 GB，该次生成的 E_1 = 25.83 × N / 176；稳态尾段（高速盘档）读数降至约 1.7 GB/词元，同一换算下 E_1 大幅收敛。</w:t>
       </w:r>
       <w:r>
         <w:rPr>
@@ -7286,7 +7286,7 @@
           <w:b w:val="0"/>
           <w:sz w:val="18"/>
         </w:rPr>
-        <w:t>本文从一次反常现象出发：按命中率将缓存优化至满格，端到端吞吐仍未达到应有水平。围绕该现象，本文给出可逐行回查的字节日志审计与一次真机体检：对存储受限主机上 2.8T MoE 推理的冷启动，每词元从低速盘全量重读专家权重 25.83 GB，占该阶段端到端耗时的 94%；接入高速盘后引擎自报命中率满格（CACHE HIT 100%），字节级台账却显示每词元搬运量仍为 25.83 GB 不变。命中只是换介质，并不能免字节。围绕这一定量现象，本文给出双口径（命中率白板与字节计数对照）审计方法，并把低速层读数下界落为工程判据：以 distinct 集核算每层驻留预算（预算线），以“低速层读数回落至下界”作为复用是否落位的字节级验收判据，以及先问“复用落在哪一层”的四条排查次序。</w:t>
+        <w:t>本文从一次反常现象出发：按命中率将缓存优化至满格，端到端吞吐仍未达到应有水平。围绕该现象，本文给出可逐行回查的字节日志审计与一次真机测量：对存储受限主机上 2.8T MoE 推理的冷启动，每词元从低速盘全量重读专家权重 25.83 GB，占该阶段端到端耗时的 94%；接入高速盘后引擎自报命中率满格（CACHE HIT 100%），字节级台账却显示每词元搬运量仍为 25.83 GB 不变。命中只是换介质，并不能免字节。围绕这一定量现象，本文给出双口径（命中率白板与字节计数对照）审计方法，并把低速层读数下界落为工程判据：以 distinct 集核算每层驻留预算（预算线），以“低速层读数回落至下界”作为复用是否落位的字节级验收判据，以及先问“复用落在哪一层”的四条排查次序。</w:t>
       </w:r>
     </w:p>
     <w:p>

--- a/papers/提交稿-缓存高命中与词元低输出.docx
+++ b/papers/提交稿-缓存高命中与词元低输出.docx
@@ -431,7 +431,7 @@
           <w:b/>
           <w:sz w:val="18"/>
         </w:rPr>
-        <w:t>健康系统的低速层读取次数总和的最小值是“每层恰读一次”；任何显著超过该下界的低速层读取，都指向“复用未落在应落的最快层”，而不是算法需要免读。</w:t>
+        <w:t>健康系统的低速层读取次数总和的最小值是“每层刚好只读一次”；任何显著超过该下界的低速层读取，都指向“复用未落在应落的最快层”，而不是算法需要免读。</w:t>
       </w:r>
     </w:p>
     <w:p>
@@ -903,7 +903,7 @@
           <w:b w:val="0"/>
           <w:sz w:val="18"/>
         </w:rPr>
-        <w:t>：复用若发生在最快层，各低速层读取次数总和的最小值即“各低速层恰读一次”；使该最小值达成的调度同时是低速层读取字节代价最小的调度。</w:t>
+        <w:t>：复用若发生在最快层，各低速层读取次数总和的最小值即“符合本文原则、刚好只读一次”；使该最小值达成的调度同时是低速层读取字节代价最小的调度。</w:t>
       </w:r>
     </w:p>
     <w:p>
@@ -1702,7 +1702,7 @@
           <w:b w:val="0"/>
           <w:sz w:val="18"/>
         </w:rPr>
-        <w:t>按推论 2，实测低速盘读数应指向“复用未落位、问题在资源配置而非算法免读”。需说明粒度换算：推论的下界 1 是“一次生成调用之内，每个 distinct 项恰读一次”（见 5.1 预算线）；而阶段 A 是每词元全量重读一遍，N 词元会话即低速盘读取次数 R_1 ≈ N，随会话长度线性增长，远超下界 1。两阶段的观测均与这一判定一致：阶段 A 每次落回低速盘；阶段 B 虽落在更快的高速盘（sdd7）、仍不到高速内存（DRAM）层，字节搬运量不降。推论 2 的两个经验由此得到支持：</w:t>
+        <w:t>按推论 2，实测低速盘读数应指向“复用未落位、问题在资源配置而非算法免读”。需说明粒度换算：推论的下界 1 是“一次生成调用之内，每个 distinct 项刚好只读一次”（见 5.1 预算线）；而阶段 A 是每词元全量重读一遍，N 词元会话即低速盘读取次数 R_1 ≈ N，随会话长度线性增长，远超下界 1。两阶段的观测均与这一判定一致：阶段 A 每次落回低速盘；阶段 B 虽落在更快的高速盘（sdd7）、仍不到高速内存（DRAM）层，字节搬运量不降。推论 2 的两个经验由此得到支持：</w:t>
       </w:r>
       <w:r>
         <w:rPr>
@@ -1737,7 +1737,7 @@
           <w:b w:val="0"/>
           <w:sz w:val="18"/>
         </w:rPr>
-        <w:t>推论 1 的可检验含义是：更慢层的读数应随着“复用实际落位层”的上移而向下界（一次生成调用之内，每个 distinct 项恰读一次）单向趋近。本案例提供了两个可观测的落位档，加上一个由推论 1 指向、未直接观测的目标档（表 2）。</w:t>
+        <w:t>推论 1 的可检验含义是：更慢层的读数应随着“复用实际落位层”的上移而向下界（一次生成调用之内，每个 distinct 项刚好只读一次）单向趋近。本案例提供了两个可观测的落位档，加上一个由推论 1 指向、未直接观测的目标档（表 2）。</w:t>
       </w:r>
     </w:p>
     <w:p>
@@ -2133,7 +2133,7 @@
           <w:b w:val="0"/>
           <w:sz w:val="18"/>
         </w:rPr>
-        <w:t>字节总量在各档均约为 25.83 GB/词元不变。层次不减免字节，只决定"字节在哪一层被读"。随落位层上移：低速层读数从"每词元全量"（25.83 GB）回落，高速盘档全程均值 6.7 GB、后 16 词元尾段仅约 1.7 GB（=27 GB/16 词元，出处见随稿附件 A.1），向"一次生成调用内每个 distinct 项恰读一次"收敛；复用的承担场所从更慢层迁移到更近的层。这正是推论 1 下界的可观测形状。</w:t>
+        <w:t>字节总量在各档均约为 25.83 GB/词元不变。层次不减免字节，只决定"字节在哪一层被读"。随落位层上移：低速层读数从"每词元全量"（25.83 GB）回落，高速盘档全程均值 6.7 GB、后 16 词元尾段仅约 1.7 GB（=27 GB/16 词元，出处见随稿附件 A.1），向"一次生成调用内每个 distinct 项刚好只读一次"收敛；复用的承担场所从更慢层迁移到更近的层。这正是推论 1 下界的可观测形状。</w:t>
       </w:r>
     </w:p>
     <w:p>
@@ -5414,7 +5414,7 @@
           <w:b w:val="0"/>
           <w:sz w:val="18"/>
         </w:rPr>
-        <w:t>其中 B_i 的构造即"每个 distinct 项恰读一次"。本文案例中专家 distinct 集合计约 176 GB；阶段 A 基线每词元 25.83 GB，故一次生成共读 B_1 ≈ 25.83 × N GB，远超下界 176 GB，超读倍数随 N 线性增长。E_1 远大于 1 即"复用未落位"，其超出部分可通过落位设计回收。</w:t>
+        <w:t>其中 B_i 的构造即"每个 distinct 项刚好只读一次"。本文案例中专家 distinct 集合计约 176 GB；阶段 A 基线每词元 25.83 GB，故一次生成共读 B_1 ≈ 25.83 × N GB，远超下界 176 GB，超读倍数随 N 线性增长。E_1 远大于 1 即"复用未落位"，其超出部分可通过落位设计回收。</w:t>
       </w:r>
     </w:p>
     <w:p>
@@ -5657,7 +5657,7 @@
           <w:b w:val="0"/>
           <w:sz w:val="18"/>
         </w:rPr>
-        <w:t>该判据可直接换算为可验收的 KPI，即 5.1 的超读倍数 E_1。本例的下界是一次生成调用之内、distinct 集恰读一次，合计约 176 GB；阶段 A 每词元全量重读 25.83 GB，该次生成的 E_1 = 25.83 × N / 176；稳态尾段（高速盘档）读数降至约 1.7 GB/词元，同一换算下 E_1 大幅收敛。</w:t>
+        <w:t>该判据可直接换算为可验收的 KPI，即 5.1 的超读倍数 E_1。本例的下界是一次生成调用之内、distinct 集刚好只读一次，合计约 176 GB；阶段 A 每词元全量重读 25.83 GB，该次生成的 E_1 = 25.83 × N / 176；稳态尾段（高速盘档）读数降至约 1.7 GB/词元，同一换算下 E_1 大幅收敛。</w:t>
       </w:r>
       <w:r>
         <w:rPr>

--- a/papers/提交稿-缓存高命中与词元低输出.docx
+++ b/papers/提交稿-缓存高命中与词元低输出.docx
@@ -624,15 +624,31 @@
           <w:b/>
           <w:sz w:val="18"/>
         </w:rPr>
-        <w:t>一条与负载无关的仪表规程（§5.6）</w:t>
-      </w:r>
-      <w:r>
-        <w:rPr>
-          <w:rFonts w:ascii="Times New Roman" w:hAnsi="Times New Roman" w:eastAsia="宋体"/>
-          <w:b w:val="0"/>
-          <w:sz w:val="18"/>
-        </w:rPr>
-        <w:t>：凡派生量必与一个独立的量交叉校验，并在报告中同屏打印；本轮六个曾产生错误结论的计数器字段全部由此发现，成因均属"探针的失败方式与真实故障同长，而探针不自检"。该规程与本文的模型无关，是上述判据得以成立的前提。</w:t>
+        <w:t>一条与模型无关的仪表规程及其六个失效实例（§5.6）</w:t>
+      </w:r>
+      <w:r>
+        <w:rPr>
+          <w:rFonts w:ascii="Times New Roman" w:hAnsi="Times New Roman" w:eastAsia="宋体"/>
+          <w:b w:val="0"/>
+          <w:sz w:val="18"/>
+        </w:rPr>
+        <w:t>：凡派生量必须与一个独立的量交叉校验并在报告中同屏打印。本轮六个曾产生错误结论的计数器字段全部由此发现，且</w:t>
+      </w:r>
+      <w:r>
+        <w:rPr>
+          <w:rFonts w:ascii="Times New Roman" w:hAnsi="Times New Roman" w:eastAsia="宋体"/>
+          <w:b/>
+          <w:sz w:val="18"/>
+        </w:rPr>
+        <w:t>失效方式彼此无关、共同点是探针出错幅度与真实故障同量级，因而不会自我报警</w:t>
+      </w:r>
+      <w:r>
+        <w:rPr>
+          <w:rFonts w:ascii="Times New Roman" w:hAnsi="Times New Roman" w:eastAsia="宋体"/>
+          <w:b w:val="0"/>
+          <w:sz w:val="18"/>
+        </w:rPr>
+        <w:t>。该规程是前三项得以成立的前提，而非附属——判据依赖计数器，而计数器能否被信任只能靠校验，不能靠信任。</w:t>
       </w:r>
     </w:p>
     <w:p>
@@ -5280,38 +5296,52 @@
       <w:r>
         <w:rPr>
           <w:rFonts w:ascii="Times New Roman" w:hAnsi="Times New Roman" w:eastAsia="宋体"/>
-          <w:b/>
-          <w:sz w:val="18"/>
-        </w:rPr>
-        <w:t>一处归因曾指向"主干顺序流与专家散乱流在同一设备上互相争抢"，本文的原则使这一归因被排除。</w:t>
-      </w:r>
-      <w:r>
-        <w:rPr>
-          <w:rFonts w:ascii="Times New Roman" w:hAnsi="Times New Roman" w:eastAsia="宋体"/>
-          <w:b w:val="0"/>
-          <w:sz w:val="18"/>
-        </w:rPr>
-        <w:t xml:space="preserve"> 字节下界判据区分两件事：某层读了多少字节，以及这些字节多贵。按此二者分开测量，散乱 4M 读（1740 MB/s）快于顺序（1537 MB/s），即慢的那一路并非因为"与另一流互相抢"，而是因为访问形态本身更贵。</w:t>
-      </w:r>
-      <w:r>
-        <w:rPr>
-          <w:rFonts w:ascii="Times New Roman" w:hAnsi="Times New Roman" w:eastAsia="宋体"/>
-          <w:b/>
-          <w:sz w:val="18"/>
-        </w:rPr>
-        <w:t>故 arena 扩大导致 trunk 常驻由 22 层降至 15 层、75.5→126.2 s/词元这一现象成立，其机制仍未查明，本文不作归因。</w:t>
-      </w:r>
-      <w:r>
-        <w:rPr>
-          <w:rFonts w:ascii="Times New Roman" w:hAnsi="Times New Roman" w:eastAsia="宋体"/>
-          <w:b w:val="0"/>
-          <w:sz w:val="18"/>
-        </w:rPr>
-        <w:t xml:space="preserve"> 相关证据与两条相关的坏计数器说明见附件 A.4.4。</w:t>
+          <w:b w:val="0"/>
+          <w:sz w:val="18"/>
+        </w:rPr>
+        <w:t>本文各节在给出判定的同时，也保留了那些被实测推翻的早期归因。它们不是补充说明，而是记录了判据如何被用：凡被判据推翻的，先查是不是数据性质变了，再查是不是仪表错了——后者见 §5.6，本节数处归因修正正是走完这两步的结果。</w:t>
       </w:r>
     </w:p>
     <w:p>
       <w:pPr>
+        <w:spacing w:after="40" w:line="276" w:lineRule="auto"/>
+        <w:ind w:firstLine="360"/>
+      </w:pPr>
+      <w:r>
+        <w:rPr>
+          <w:rFonts w:ascii="Times New Roman" w:hAnsi="Times New Roman" w:eastAsia="宋体"/>
+          <w:b/>
+          <w:sz w:val="18"/>
+        </w:rPr>
+        <w:t>一处归因曾指向"主干顺序流与专家散乱流在同一设备上互相争抢"，本文的原则使这一归因被排除。</w:t>
+      </w:r>
+      <w:r>
+        <w:rPr>
+          <w:rFonts w:ascii="Times New Roman" w:hAnsi="Times New Roman" w:eastAsia="宋体"/>
+          <w:b w:val="0"/>
+          <w:sz w:val="18"/>
+        </w:rPr>
+        <w:t xml:space="preserve"> 字节下界判据区分两件事：某层读了多少字节，以及这些字节多贵。按此二者分开测量，散乱 4M 读（1740 MB/s）快于顺序（1537 MB/s），即慢的那一路并非因为"与另一流互相抢"，而是因为访问形态本身更贵。</w:t>
+      </w:r>
+      <w:r>
+        <w:rPr>
+          <w:rFonts w:ascii="Times New Roman" w:hAnsi="Times New Roman" w:eastAsia="宋体"/>
+          <w:b/>
+          <w:sz w:val="18"/>
+        </w:rPr>
+        <w:t>故 arena 扩大导致 trunk 常驻由 22 层降至 15 层、75.5→126.2 s/词元这一现象成立，其机制仍未查明，本文不作归因。</w:t>
+      </w:r>
+      <w:r>
+        <w:rPr>
+          <w:rFonts w:ascii="Times New Roman" w:hAnsi="Times New Roman" w:eastAsia="宋体"/>
+          <w:b w:val="0"/>
+          <w:sz w:val="18"/>
+        </w:rPr>
+        <w:t xml:space="preserve"> 相关证据与两条相关的坏计数器说明见附件 A.4.4。</w:t>
+      </w:r>
+    </w:p>
+    <w:p>
+      <w:pPr>
         <w:spacing w:before="80" w:after="20"/>
         <w:jc w:val="center"/>
       </w:pPr>
@@ -7084,11 +7114,24 @@
           <w:b w:val="0"/>
           <w:sz w:val="18"/>
         </w:rPr>
-        <w:t>上述判据全部依赖字节计数器，而计数器会骗人。本轮实测中共发现六个曾产生错误结论的计数器字段，成因都是"探针的失败方式与真实故障同长，而探针不自检"。举两个例子：一是把两个语义不同的量相减，快照差混进了窗口期内其他线程的读，分子与分母于是不描述同一批读；二是把 600 MB 顺序请求与 17.5 MB 散乱请求取平均。六个当中没有一个是自己暴露的，全部是与另一个独立的量对账才显形的。</w:t>
+        <w:t>前面各节用字节判据做了判定。本文要说明的是：那些判定能够成立，前提是计数器本身没有说谎——而这个前提不能靠信任，只能靠校验。</w:t>
       </w:r>
     </w:p>
     <w:p>
       <w:pPr>
+        <w:spacing w:after="40" w:before="60" w:line="240" w:lineRule="auto"/>
+      </w:pPr>
+      <w:r>
+        <w:rPr>
+          <w:rFonts w:ascii="Times New Roman" w:hAnsi="Times New Roman" w:eastAsia="楷体"/>
+          <w:b w:val="0"/>
+          <w:sz w:val="18"/>
+        </w:rPr>
+        <w:t>5.6.1  六个错得一模一样</w:t>
+      </w:r>
+    </w:p>
+    <w:p>
+      <w:pPr>
         <w:spacing w:after="40" w:line="276" w:lineRule="auto"/>
         <w:ind w:firstLine="360"/>
       </w:pPr>
@@ -7098,21 +7141,704 @@
           <w:b w:val="0"/>
           <w:sz w:val="18"/>
         </w:rPr>
-        <w:t>由此得出一条与负载无关的规程，它是判据成立的前提：</w:t>
+        <w:t>本轮实测中，有六个计数器字段曾产生错误结论。它们的失效方式彼此无关，但</w:t>
+      </w:r>
+      <w:r>
+        <w:rPr>
+          <w:rFonts w:ascii="Times New Roman" w:hAnsi="Times New Roman" w:eastAsia="宋体"/>
+          <w:b/>
+          <w:sz w:val="18"/>
+        </w:rPr>
+        <w:t>有一个共同点：探针出错的幅度与真实故障的幅度同量级，因此探针不会自我报警</w:t>
+      </w:r>
+      <w:r>
+        <w:rPr>
+          <w:rFonts w:ascii="Times New Roman" w:hAnsi="Times New Roman" w:eastAsia="宋体"/>
+          <w:b w:val="0"/>
+          <w:sz w:val="18"/>
+        </w:rPr>
+        <w:t>。</w:t>
+      </w:r>
+    </w:p>
+    <w:tbl>
+      <w:tblPr>
+        <w:tblStyle w:val="TableGrid"/>
+        <w:tblW w:type="auto" w:w="0"/>
+        <w:tblLook w:firstColumn="1" w:firstRow="1" w:lastColumn="0" w:lastRow="0" w:noHBand="0" w:noVBand="1" w:val="04A0"/>
+        <w:tblLayout w:type="fixed"/>
+      </w:tblPr>
+      <w:tblGrid>
+        <w:gridCol w:w="1164"/>
+        <w:gridCol w:w="1195"/>
+        <w:gridCol w:w="1258"/>
+        <w:gridCol w:w="1258"/>
+      </w:tblGrid>
+      <w:tr>
+        <w:tc>
+          <w:tcPr>
+            <w:tcW w:type="dxa" w:w="1164"/>
+          </w:tcPr>
+          <w:p>
+            <w:pPr>
+              <w:spacing w:after="0" w:before="0" w:line="240" w:lineRule="auto"/>
+            </w:pPr>
+            <w:r/>
+            <w:r>
+              <w:rPr>
+                <w:rFonts w:ascii="Times New Roman" w:hAnsi="Times New Roman" w:eastAsia="黑体"/>
+                <w:b/>
+                <w:sz w:val="16"/>
+              </w:rPr>
+              <w:t>字段</w:t>
+            </w:r>
+          </w:p>
+        </w:tc>
+        <w:tc>
+          <w:tcPr>
+            <w:tcW w:type="dxa" w:w="1195"/>
+          </w:tcPr>
+          <w:p>
+            <w:pPr>
+              <w:spacing w:after="0" w:before="0" w:line="240" w:lineRule="auto"/>
+            </w:pPr>
+            <w:r/>
+            <w:r>
+              <w:rPr>
+                <w:rFonts w:ascii="Times New Roman" w:hAnsi="Times New Roman" w:eastAsia="黑体"/>
+                <w:b/>
+                <w:sz w:val="16"/>
+              </w:rPr>
+              <w:t>它报出来的</w:t>
+            </w:r>
+          </w:p>
+        </w:tc>
+        <w:tc>
+          <w:tcPr>
+            <w:tcW w:type="dxa" w:w="1258"/>
+          </w:tcPr>
+          <w:p>
+            <w:pPr>
+              <w:spacing w:after="0" w:before="0" w:line="240" w:lineRule="auto"/>
+            </w:pPr>
+            <w:r/>
+            <w:r>
+              <w:rPr>
+                <w:rFonts w:ascii="Times New Roman" w:hAnsi="Times New Roman" w:eastAsia="黑体"/>
+                <w:b/>
+                <w:sz w:val="16"/>
+              </w:rPr>
+              <w:t>独立量报的</w:t>
+            </w:r>
+          </w:p>
+        </w:tc>
+        <w:tc>
+          <w:tcPr>
+            <w:tcW w:type="dxa" w:w="1258"/>
+          </w:tcPr>
+          <w:p>
+            <w:pPr>
+              <w:spacing w:after="0" w:before="0" w:line="240" w:lineRule="auto"/>
+            </w:pPr>
+            <w:r/>
+            <w:r>
+              <w:rPr>
+                <w:rFonts w:ascii="Times New Roman" w:hAnsi="Times New Roman" w:eastAsia="黑体"/>
+                <w:b/>
+                <w:sz w:val="16"/>
+              </w:rPr>
+              <w:t>差</w:t>
+            </w:r>
+          </w:p>
+        </w:tc>
+      </w:tr>
+      <w:tr>
+        <w:tc>
+          <w:tcPr>
+            <w:tcW w:type="dxa" w:w="1164"/>
+          </w:tcPr>
+          <w:p>
+            <w:pPr>
+              <w:spacing w:after="0" w:before="0" w:line="240" w:lineRule="auto"/>
+            </w:pPr>
+            <w:r/>
+            <w:r>
+              <w:rPr>
+                <w:rFonts w:ascii="Times New Roman" w:hAnsi="Times New Roman" w:eastAsia="宋体"/>
+                <w:b w:val="0"/>
+                <w:sz w:val="15"/>
+              </w:rPr>
+              <w:t>`stat_*` 系列</w:t>
+            </w:r>
+          </w:p>
+        </w:tc>
+        <w:tc>
+          <w:tcPr>
+            <w:tcW w:type="dxa" w:w="1195"/>
+          </w:tcPr>
+          <w:p>
+            <w:pPr>
+              <w:spacing w:after="0" w:before="0" w:line="240" w:lineRule="auto"/>
+            </w:pPr>
+            <w:r/>
+            <w:r>
+              <w:rPr>
+                <w:rFonts w:ascii="Times New Roman" w:hAnsi="Times New Roman" w:eastAsia="宋体"/>
+                <w:b w:val="0"/>
+                <w:sz w:val="15"/>
+              </w:rPr>
+              <w:t>纳秒累加</w:t>
+            </w:r>
+          </w:p>
+        </w:tc>
+        <w:tc>
+          <w:tcPr>
+            <w:tcW w:type="dxa" w:w="1258"/>
+          </w:tcPr>
+          <w:p>
+            <w:pPr>
+              <w:spacing w:after="0" w:before="0" w:line="240" w:lineRule="auto"/>
+            </w:pPr>
+            <w:r/>
+            <w:r>
+              <w:rPr>
+                <w:rFonts w:ascii="Times New Roman" w:hAnsi="Times New Roman" w:eastAsia="宋体"/>
+                <w:b w:val="0"/>
+                <w:sz w:val="15"/>
+              </w:rPr>
+              <w:t>与 worker 墙钟不守恒</w:t>
+            </w:r>
+          </w:p>
+        </w:tc>
+        <w:tc>
+          <w:tcPr>
+            <w:tcW w:type="dxa" w:w="1258"/>
+          </w:tcPr>
+          <w:p>
+            <w:pPr>
+              <w:spacing w:after="0" w:before="0" w:line="240" w:lineRule="auto"/>
+            </w:pPr>
+            <w:r/>
+            <w:r>
+              <w:rPr>
+                <w:rFonts w:ascii="Times New Roman" w:hAnsi="Times New Roman" w:eastAsia="宋体"/>
+                <w:b w:val="0"/>
+                <w:sz w:val="15"/>
+              </w:rPr>
+              <w:t>数据竞争</w:t>
+            </w:r>
+          </w:p>
+        </w:tc>
+      </w:tr>
+      <w:tr>
+        <w:tc>
+          <w:tcPr>
+            <w:tcW w:type="dxa" w:w="1164"/>
+          </w:tcPr>
+          <w:p>
+            <w:pPr>
+              <w:spacing w:after="0" w:before="0" w:line="240" w:lineRule="auto"/>
+            </w:pPr>
+            <w:r/>
+            <w:r>
+              <w:rPr>
+                <w:rFonts w:ascii="Times New Roman" w:hAnsi="Times New Roman" w:eastAsia="宋体"/>
+                <w:b w:val="0"/>
+                <w:sz w:val="15"/>
+              </w:rPr>
+              <w:t>`stat_idle_s`</w:t>
+            </w:r>
+          </w:p>
+        </w:tc>
+        <w:tc>
+          <w:tcPr>
+            <w:tcW w:type="dxa" w:w="1195"/>
+          </w:tcPr>
+          <w:p>
+            <w:pPr>
+              <w:spacing w:after="0" w:before="0" w:line="240" w:lineRule="auto"/>
+            </w:pPr>
+            <w:r/>
+            <w:r>
+              <w:rPr>
+                <w:rFonts w:ascii="Times New Roman" w:hAnsi="Times New Roman" w:eastAsia="宋体"/>
+                <w:b w:val="0"/>
+                <w:sz w:val="15"/>
+              </w:rPr>
+              <w:t>只记"决定睡"的瞬间</w:t>
+            </w:r>
+          </w:p>
+        </w:tc>
+        <w:tc>
+          <w:tcPr>
+            <w:tcW w:type="dxa" w:w="1258"/>
+          </w:tcPr>
+          <w:p>
+            <w:pPr>
+              <w:spacing w:after="0" w:before="0" w:line="240" w:lineRule="auto"/>
+            </w:pPr>
+            <w:r/>
+            <w:r>
+              <w:rPr>
+                <w:rFonts w:ascii="Times New Roman" w:hAnsi="Times New Roman" w:eastAsia="宋体"/>
+                <w:b w:val="0"/>
+                <w:sz w:val="15"/>
+              </w:rPr>
+              <w:t>worker 时间不守恒</w:t>
+            </w:r>
+          </w:p>
+        </w:tc>
+        <w:tc>
+          <w:tcPr>
+            <w:tcW w:type="dxa" w:w="1258"/>
+          </w:tcPr>
+          <w:p>
+            <w:pPr>
+              <w:spacing w:after="0" w:before="0" w:line="240" w:lineRule="auto"/>
+            </w:pPr>
+            <w:r/>
+            <w:r>
+              <w:rPr>
+                <w:rFonts w:ascii="Times New Roman" w:hAnsi="Times New Roman" w:eastAsia="宋体"/>
+                <w:b w:val="0"/>
+                <w:sz w:val="15"/>
+              </w:rPr>
+              <w:t>语义不是时长</w:t>
+            </w:r>
+          </w:p>
+        </w:tc>
+      </w:tr>
+      <w:tr>
+        <w:tc>
+          <w:tcPr>
+            <w:tcW w:type="dxa" w:w="1164"/>
+          </w:tcPr>
+          <w:p>
+            <w:pPr>
+              <w:spacing w:after="0" w:before="0" w:line="240" w:lineRule="auto"/>
+            </w:pPr>
+            <w:r/>
+            <w:r>
+              <w:rPr>
+                <w:rFonts w:ascii="Times New Roman" w:hAnsi="Times New Roman" w:eastAsia="宋体"/>
+                <w:b w:val="0"/>
+                <w:sz w:val="15"/>
+              </w:rPr>
+              <w:t>已交付字节</w:t>
+            </w:r>
+          </w:p>
+        </w:tc>
+        <w:tc>
+          <w:tcPr>
+            <w:tcW w:type="dxa" w:w="1195"/>
+          </w:tcPr>
+          <w:p>
+            <w:pPr>
+              <w:spacing w:after="0" w:before="0" w:line="240" w:lineRule="auto"/>
+            </w:pPr>
+            <w:r/>
+            <w:r>
+              <w:rPr>
+                <w:rFonts w:ascii="Times New Roman" w:hAnsi="Times New Roman" w:eastAsia="宋体"/>
+                <w:b w:val="0"/>
+                <w:sz w:val="15"/>
+              </w:rPr>
+              <w:t>含失败与短读</w:t>
+            </w:r>
+          </w:p>
+        </w:tc>
+        <w:tc>
+          <w:tcPr>
+            <w:tcW w:type="dxa" w:w="1258"/>
+          </w:tcPr>
+          <w:p>
+            <w:pPr>
+              <w:spacing w:after="0" w:before="0" w:line="240" w:lineRule="auto"/>
+            </w:pPr>
+            <w:r/>
+            <w:r>
+              <w:rPr>
+                <w:rFonts w:ascii="Times New Roman" w:hAnsi="Times New Roman" w:eastAsia="宋体"/>
+                <w:b w:val="0"/>
+                <w:sz w:val="15"/>
+              </w:rPr>
+              <w:t>与理论载入量不符</w:t>
+            </w:r>
+          </w:p>
+        </w:tc>
+        <w:tc>
+          <w:tcPr>
+            <w:tcW w:type="dxa" w:w="1258"/>
+          </w:tcPr>
+          <w:p>
+            <w:pPr>
+              <w:spacing w:after="0" w:before="0" w:line="240" w:lineRule="auto"/>
+            </w:pPr>
+            <w:r/>
+            <w:r>
+              <w:rPr>
+                <w:rFonts w:ascii="Times New Roman" w:hAnsi="Times New Roman" w:eastAsia="宋体"/>
+                <w:b w:val="0"/>
+                <w:sz w:val="15"/>
+              </w:rPr>
+              <w:t>失败被计入</w:t>
+            </w:r>
+          </w:p>
+        </w:tc>
+      </w:tr>
+      <w:tr>
+        <w:tc>
+          <w:tcPr>
+            <w:tcW w:type="dxa" w:w="1164"/>
+          </w:tcPr>
+          <w:p>
+            <w:pPr>
+              <w:spacing w:after="0" w:before="0" w:line="240" w:lineRule="auto"/>
+            </w:pPr>
+            <w:r/>
+            <w:r>
+              <w:rPr>
+                <w:rFonts w:ascii="Times New Roman" w:hAnsi="Times New Roman" w:eastAsia="宋体"/>
+                <w:b w:val="0"/>
+                <w:sz w:val="15"/>
+              </w:rPr>
+              <w:t>`device XXX MB/s`</w:t>
+            </w:r>
+          </w:p>
+        </w:tc>
+        <w:tc>
+          <w:tcPr>
+            <w:tcW w:type="dxa" w:w="1195"/>
+          </w:tcPr>
+          <w:p>
+            <w:pPr>
+              <w:spacing w:after="0" w:before="0" w:line="240" w:lineRule="auto"/>
+            </w:pPr>
+            <w:r/>
+            <w:r>
+              <w:rPr>
+                <w:rFonts w:ascii="Times New Roman" w:hAnsi="Times New Roman" w:eastAsia="宋体"/>
+                <w:b w:val="0"/>
+                <w:sz w:val="15"/>
+              </w:rPr>
+              <w:t>每流速率</w:t>
+            </w:r>
+          </w:p>
+        </w:tc>
+        <w:tc>
+          <w:tcPr>
+            <w:tcW w:type="dxa" w:w="1258"/>
+          </w:tcPr>
+          <w:p>
+            <w:pPr>
+              <w:spacing w:after="0" w:before="0" w:line="240" w:lineRule="auto"/>
+            </w:pPr>
+            <w:r/>
+            <w:r>
+              <w:rPr>
+                <w:rFonts w:ascii="Times New Roman" w:hAnsi="Times New Roman" w:eastAsia="宋体"/>
+                <w:b w:val="0"/>
+                <w:sz w:val="15"/>
+              </w:rPr>
+              <w:t>低于单流值</w:t>
+            </w:r>
+          </w:p>
+        </w:tc>
+        <w:tc>
+          <w:tcPr>
+            <w:tcW w:type="dxa" w:w="1258"/>
+          </w:tcPr>
+          <w:p>
+            <w:pPr>
+              <w:spacing w:after="0" w:before="0" w:line="240" w:lineRule="auto"/>
+            </w:pPr>
+            <w:r/>
+            <w:r>
+              <w:rPr>
+                <w:rFonts w:ascii="Times New Roman" w:hAnsi="Times New Roman" w:eastAsia="宋体"/>
+                <w:b w:val="0"/>
+                <w:sz w:val="15"/>
+              </w:rPr>
+              <w:t>冒充设备上限</w:t>
+            </w:r>
+          </w:p>
+        </w:tc>
+      </w:tr>
+      <w:tr>
+        <w:tc>
+          <w:tcPr>
+            <w:tcW w:type="dxa" w:w="1164"/>
+          </w:tcPr>
+          <w:p>
+            <w:pPr>
+              <w:spacing w:after="0" w:before="0" w:line="240" w:lineRule="auto"/>
+            </w:pPr>
+            <w:r/>
+            <w:r>
+              <w:rPr>
+                <w:rFonts w:ascii="Times New Roman" w:hAnsi="Times New Roman" w:eastAsia="宋体"/>
+                <w:b w:val="0"/>
+                <w:sz w:val="15"/>
+              </w:rPr>
+              <w:t>tier 级合计</w:t>
+            </w:r>
+          </w:p>
+        </w:tc>
+        <w:tc>
+          <w:tcPr>
+            <w:tcW w:type="dxa" w:w="1195"/>
+          </w:tcPr>
+          <w:p>
+            <w:pPr>
+              <w:spacing w:after="0" w:before="0" w:line="240" w:lineRule="auto"/>
+            </w:pPr>
+            <w:r/>
+            <w:r>
+              <w:rPr>
+                <w:rFonts w:ascii="Times New Roman" w:hAnsi="Times New Roman" w:eastAsia="宋体"/>
+                <w:b w:val="0"/>
+                <w:sz w:val="15"/>
+              </w:rPr>
+              <w:t>单值</w:t>
+            </w:r>
+          </w:p>
+        </w:tc>
+        <w:tc>
+          <w:tcPr>
+            <w:tcW w:type="dxa" w:w="1258"/>
+          </w:tcPr>
+          <w:p>
+            <w:pPr>
+              <w:spacing w:after="0" w:before="0" w:line="240" w:lineRule="auto"/>
+            </w:pPr>
+            <w:r/>
+            <w:r>
+              <w:rPr>
+                <w:rFonts w:ascii="Times New Roman" w:hAnsi="Times New Roman" w:eastAsia="宋体"/>
+                <w:b w:val="0"/>
+                <w:sz w:val="15"/>
+              </w:rPr>
+              <w:t>分组后差 20 倍</w:t>
+            </w:r>
+          </w:p>
+        </w:tc>
+        <w:tc>
+          <w:tcPr>
+            <w:tcW w:type="dxa" w:w="1258"/>
+          </w:tcPr>
+          <w:p>
+            <w:pPr>
+              <w:spacing w:after="0" w:before="0" w:line="240" w:lineRule="auto"/>
+            </w:pPr>
+            <w:r/>
+            <w:r>
+              <w:rPr>
+                <w:rFonts w:ascii="Times New Roman" w:hAnsi="Times New Roman" w:eastAsia="宋体"/>
+                <w:b w:val="0"/>
+                <w:sz w:val="15"/>
+              </w:rPr>
+              <w:t>混合了两种形态</w:t>
+            </w:r>
+          </w:p>
+        </w:tc>
+      </w:tr>
+      <w:tr>
+        <w:tc>
+          <w:tcPr>
+            <w:tcW w:type="dxa" w:w="1164"/>
+          </w:tcPr>
+          <w:p>
+            <w:pPr>
+              <w:spacing w:after="0" w:before="0" w:line="240" w:lineRule="auto"/>
+            </w:pPr>
+            <w:r/>
+            <w:r>
+              <w:rPr>
+                <w:rFonts w:ascii="Times New Roman" w:hAnsi="Times New Roman" w:eastAsia="宋体"/>
+                <w:b w:val="0"/>
+                <w:sz w:val="15"/>
+              </w:rPr>
+              <w:t>`hit_wall`</w:t>
+            </w:r>
+          </w:p>
+        </w:tc>
+        <w:tc>
+          <w:tcPr>
+            <w:tcW w:type="dxa" w:w="1195"/>
+          </w:tcPr>
+          <w:p>
+            <w:pPr>
+              <w:spacing w:after="0" w:before="0" w:line="240" w:lineRule="auto"/>
+            </w:pPr>
+            <w:r/>
+            <w:r>
+              <w:rPr>
+                <w:rFonts w:ascii="Times New Roman" w:hAnsi="Times New Roman" w:eastAsia="宋体"/>
+                <w:b w:val="0"/>
+                <w:sz w:val="15"/>
+              </w:rPr>
+              <w:t>0.00 s</w:t>
+            </w:r>
+          </w:p>
+        </w:tc>
+        <w:tc>
+          <w:tcPr>
+            <w:tcW w:type="dxa" w:w="1258"/>
+          </w:tcPr>
+          <w:p>
+            <w:pPr>
+              <w:spacing w:after="0" w:before="0" w:line="240" w:lineRule="auto"/>
+            </w:pPr>
+            <w:r/>
+            <w:r>
+              <w:rPr>
+                <w:rFonts w:ascii="Times New Roman" w:hAnsi="Times New Roman" w:eastAsia="宋体"/>
+                <w:b w:val="0"/>
+                <w:sz w:val="15"/>
+              </w:rPr>
+              <w:t>`pread` 1742.60 s</w:t>
+            </w:r>
+          </w:p>
+        </w:tc>
+        <w:tc>
+          <w:tcPr>
+            <w:tcW w:type="dxa" w:w="1258"/>
+          </w:tcPr>
+          <w:p>
+            <w:pPr>
+              <w:spacing w:after="0" w:before="0" w:line="240" w:lineRule="auto"/>
+            </w:pPr>
+            <w:r/>
+            <w:r>
+              <w:rPr>
+                <w:rFonts w:ascii="Times New Roman" w:hAnsi="Times New Roman" w:eastAsia="宋体"/>
+                <w:b w:val="0"/>
+                <w:sz w:val="15"/>
+              </w:rPr>
+              <w:t>两个语义不同的量相减</w:t>
+            </w:r>
+          </w:p>
+        </w:tc>
+      </w:tr>
+    </w:tbl>
+    <w:p>
+      <w:pPr>
+        <w:spacing w:after="40" w:line="276" w:lineRule="auto"/>
+        <w:ind w:firstLine="360"/>
+      </w:pPr>
+      <w:r>
+        <w:rPr>
+          <w:rFonts w:ascii="Times New Roman" w:hAnsi="Times New Roman" w:eastAsia="宋体"/>
+          <w:b/>
+          <w:sz w:val="18"/>
+        </w:rPr>
+        <w:t>六个当中没有一个自己暴露。</w:t>
+      </w:r>
+      <w:r>
+        <w:rPr>
+          <w:rFonts w:ascii="Times New Roman" w:hAnsi="Times New Roman" w:eastAsia="宋体"/>
+          <w:b w:val="0"/>
+          <w:sz w:val="18"/>
+        </w:rPr>
+        <w:t xml:space="preserve"> 每一个都是与另一个</w:t>
+      </w:r>
+      <w:r>
+        <w:rPr>
+          <w:rFonts w:ascii="Times New Roman" w:hAnsi="Times New Roman" w:eastAsia="宋体"/>
+          <w:b/>
+          <w:sz w:val="18"/>
+        </w:rPr>
+        <w:t>独立来源</w:t>
+      </w:r>
+      <w:r>
+        <w:rPr>
+          <w:rFonts w:ascii="Times New Roman" w:hAnsi="Times New Roman" w:eastAsia="宋体"/>
+          <w:b w:val="0"/>
+          <w:sz w:val="18"/>
+        </w:rPr>
+        <w:t>的量对账才显形的。</w:t>
       </w:r>
     </w:p>
     <w:p>
       <w:pPr>
+        <w:spacing w:after="40" w:before="60" w:line="240" w:lineRule="auto"/>
+      </w:pPr>
+      <w:r>
+        <w:rPr>
+          <w:rFonts w:ascii="Times New Roman" w:hAnsi="Times New Roman" w:eastAsia="楷体"/>
+          <w:b w:val="0"/>
+          <w:sz w:val="18"/>
+        </w:rPr>
+        <w:t>5.6.2  最后一条的机制</w:t>
+      </w:r>
+    </w:p>
+    <w:p>
+      <w:pPr>
         <w:spacing w:after="40" w:line="276" w:lineRule="auto"/>
         <w:ind w:firstLine="360"/>
       </w:pPr>
       <w:r>
         <w:rPr>
-          <w:rFonts w:ascii="Times New Roman" w:hAnsi="Times New Roman" w:eastAsia="宋体"/>
-          <w:b w:val="0"/>
-          <w:sz w:val="18"/>
-        </w:rPr>
-        <w:t xml:space="preserve">&gt; </w:t>
+          <w:rFonts w:ascii="Consolas" w:hAnsi="Consolas"/>
+          <w:color w:val="000080"/>
+          <w:sz w:val="18"/>
+        </w:rPr>
+        <w:t>hit_wall</w:t>
+      </w:r>
+      <w:r>
+        <w:rPr>
+          <w:rFonts w:ascii="Times New Roman" w:hAnsi="Times New Roman" w:eastAsia="宋体"/>
+          <w:b w:val="0"/>
+          <w:sz w:val="18"/>
+        </w:rPr>
+        <w:t xml:space="preserve"> 最值得单说，因为它最难靠"小心一点"避免。原实现想回答"这批读里多少时间花在命中、多少花在未命中"，做法是在批次入口对 </w:t>
+      </w:r>
+      <w:r>
+        <w:rPr>
+          <w:rFonts w:ascii="Consolas" w:hAnsi="Consolas"/>
+          <w:color w:val="000080"/>
+          <w:sz w:val="18"/>
+        </w:rPr>
+        <w:t>hit_seconds</w:t>
+      </w:r>
+      <w:r>
+        <w:rPr>
+          <w:rFonts w:ascii="Times New Roman" w:hAnsi="Times New Roman" w:eastAsia="宋体"/>
+          <w:b w:val="0"/>
+          <w:sz w:val="18"/>
+        </w:rPr>
+        <w:t xml:space="preserve"> / </w:t>
+      </w:r>
+      <w:r>
+        <w:rPr>
+          <w:rFonts w:ascii="Consolas" w:hAnsi="Consolas"/>
+          <w:color w:val="000080"/>
+          <w:sz w:val="18"/>
+        </w:rPr>
+        <w:t>miss_seconds</w:t>
+      </w:r>
+      <w:r>
+        <w:rPr>
+          <w:rFonts w:ascii="Times New Roman" w:hAnsi="Times New Roman" w:eastAsia="宋体"/>
+          <w:b w:val="0"/>
+          <w:sz w:val="18"/>
+        </w:rPr>
+        <w:t xml:space="preserve"> 取快照，再把批次墙钟按快照差的比例分摊。但这两个字段是 16 个线程各自累加自己的 </w:t>
+      </w:r>
+      <w:r>
+        <w:rPr>
+          <w:rFonts w:ascii="Consolas" w:hAnsi="Consolas"/>
+          <w:color w:val="000080"/>
+          <w:sz w:val="18"/>
+        </w:rPr>
+        <w:t>pread</w:t>
+      </w:r>
+      <w:r>
+        <w:rPr>
+          <w:rFonts w:ascii="Times New Roman" w:hAnsi="Times New Roman" w:eastAsia="宋体"/>
+          <w:b w:val="0"/>
+          <w:sz w:val="18"/>
+        </w:rPr>
+        <w:t xml:space="preserve"> 耗时的</w:t>
       </w:r>
       <w:r>
         <w:rPr>
@@ -7120,7 +7846,23 @@
           <w:b/>
           <w:sz w:val="18"/>
         </w:rPr>
-        <w:t>凡派生量，必指定一个与之独立的量做交叉校验，并在报告中同屏打印。</w:t>
+        <w:t>线程累计量</w:t>
+      </w:r>
+      <w:r>
+        <w:rPr>
+          <w:rFonts w:ascii="Times New Roman" w:hAnsi="Times New Roman" w:eastAsia="宋体"/>
+          <w:b w:val="0"/>
+          <w:sz w:val="18"/>
+        </w:rPr>
+        <w:t>，而快照差把窗口期内另外 15 个线程完成的读也算了进去。</w:t>
+      </w:r>
+      <w:r>
+        <w:rPr>
+          <w:rFonts w:ascii="Times New Roman" w:hAnsi="Times New Roman" w:eastAsia="宋体"/>
+          <w:b/>
+          <w:sz w:val="18"/>
+        </w:rPr>
+        <w:t>分子与分母描述的不是同一批读，和因此塌成 0。</w:t>
       </w:r>
     </w:p>
     <w:p>
@@ -7134,72 +7876,437 @@
           <w:b w:val="0"/>
           <w:sz w:val="18"/>
         </w:rPr>
-        <w:t>本轮实际使用的校验对：</w:t>
+        <w:t>修复方式不是加锁，是把记账下沉到判定发生的地点：</w:t>
+      </w:r>
+      <w:r>
+        <w:rPr>
+          <w:rFonts w:ascii="Consolas" w:hAnsi="Consolas"/>
+          <w:color w:val="000080"/>
+          <w:sz w:val="18"/>
+        </w:rPr>
+        <w:t>k3_l2_get</w:t>
+      </w:r>
+      <w:r>
+        <w:rPr>
+          <w:rFonts w:ascii="Times New Roman" w:hAnsi="Times New Roman" w:eastAsia="宋体"/>
+          <w:b w:val="0"/>
+          <w:sz w:val="18"/>
+        </w:rPr>
+        <w:t xml:space="preserve"> 在命中分支与未命中分支各自累加自己那一段的耗时，不再需要任何跨线程差分。修复后实测 </w:t>
+      </w:r>
+      <w:r>
+        <w:rPr>
+          <w:rFonts w:ascii="Consolas" w:hAnsi="Consolas"/>
+          <w:color w:val="000080"/>
+          <w:sz w:val="18"/>
+        </w:rPr>
+        <w:t>hit_wall</w:t>
+      </w:r>
+      <w:r>
+        <w:rPr>
+          <w:rFonts w:ascii="Times New Roman" w:hAnsi="Times New Roman" w:eastAsia="宋体"/>
+          <w:b w:val="0"/>
+          <w:sz w:val="18"/>
+        </w:rPr>
+        <w:t xml:space="preserve"> 与 </w:t>
+      </w:r>
+      <w:r>
+        <w:rPr>
+          <w:rFonts w:ascii="Consolas" w:hAnsi="Consolas"/>
+          <w:color w:val="000080"/>
+          <w:sz w:val="18"/>
+        </w:rPr>
+        <w:t>pread</w:t>
+      </w:r>
+      <w:r>
+        <w:rPr>
+          <w:rFonts w:ascii="Times New Roman" w:hAnsi="Times New Roman" w:eastAsia="宋体"/>
+          <w:b w:val="0"/>
+          <w:sz w:val="18"/>
+        </w:rPr>
+        <w:t xml:space="preserve"> 的比值为 1.0000，因为两者此后记的是同一批读的同一段耗时。</w:t>
       </w:r>
     </w:p>
     <w:p>
       <w:pPr>
-        <w:spacing w:after="0"/>
-        <w:ind w:left="170"/>
-      </w:pPr>
-      <w:r>
-        <w:rPr>
-          <w:rFonts w:ascii="Consolas" w:hAnsi="Consolas"/>
-          <w:sz w:val="14"/>
-        </w:rPr>
-        <w:t>字节计数   ↔ 理论载入量（层数 × 激活专家数 × 单专家字节）</w:t>
+        <w:spacing w:after="40" w:before="60" w:line="240" w:lineRule="auto"/>
+      </w:pPr>
+      <w:r>
+        <w:rPr>
+          <w:rFonts w:ascii="Times New Roman" w:hAnsi="Times New Roman" w:eastAsia="楷体"/>
+          <w:b w:val="0"/>
+          <w:sz w:val="18"/>
+        </w:rPr>
+        <w:t>5.6.3  由此得到的规程</w:t>
       </w:r>
     </w:p>
     <w:p>
       <w:pPr>
-        <w:spacing w:after="0"/>
-        <w:ind w:left="170"/>
-      </w:pPr>
-      <w:r>
-        <w:rPr>
-          <w:rFonts w:ascii="Consolas" w:hAnsi="Consolas"/>
-          <w:sz w:val="14"/>
-        </w:rPr>
-        <w:t>sleep 占比 ↔ 16 ×（1 − sleep） 是否等于实测并发倍数</w:t>
+        <w:spacing w:after="40" w:line="276" w:lineRule="auto"/>
+        <w:ind w:firstLine="360"/>
+      </w:pPr>
+      <w:r>
+        <w:rPr>
+          <w:rFonts w:ascii="Times New Roman" w:hAnsi="Times New Roman" w:eastAsia="宋体"/>
+          <w:b w:val="0"/>
+          <w:sz w:val="18"/>
+        </w:rPr>
+        <w:t xml:space="preserve">&gt; </w:t>
+      </w:r>
+      <w:r>
+        <w:rPr>
+          <w:rFonts w:ascii="Times New Roman" w:hAnsi="Times New Roman" w:eastAsia="宋体"/>
+          <w:b/>
+          <w:sz w:val="18"/>
+        </w:rPr>
+        <w:t>凡派生量，必须指定一个与之独立的量做交叉校验，并在报告中同屏打印。</w:t>
       </w:r>
     </w:p>
     <w:p>
       <w:pPr>
-        <w:spacing w:after="0"/>
-        <w:ind w:left="170"/>
-      </w:pPr>
+        <w:spacing w:after="40" w:line="276" w:lineRule="auto"/>
+        <w:ind w:firstLine="360"/>
+      </w:pPr>
+      <w:r>
+        <w:rPr>
+          <w:rFonts w:ascii="Times New Roman" w:hAnsi="Times New Roman" w:eastAsia="宋体"/>
+          <w:b w:val="0"/>
+          <w:sz w:val="18"/>
+        </w:rPr>
+        <w:t>本轮实际使用的校验对：</w:t>
+      </w:r>
+    </w:p>
+    <w:tbl>
+      <w:tblPr>
+        <w:tblStyle w:val="TableGrid"/>
+        <w:tblW w:type="auto" w:w="0"/>
+        <w:tblLook w:firstColumn="1" w:firstRow="1" w:lastColumn="0" w:lastRow="0" w:noHBand="0" w:noVBand="1" w:val="04A0"/>
+        <w:tblLayout w:type="fixed"/>
+      </w:tblPr>
+      <w:tblGrid>
+        <w:gridCol w:w="1341"/>
+        <w:gridCol w:w="3535"/>
+      </w:tblGrid>
+      <w:tr>
+        <w:tc>
+          <w:tcPr>
+            <w:tcW w:type="dxa" w:w="1341"/>
+          </w:tcPr>
+          <w:p>
+            <w:pPr>
+              <w:spacing w:after="0" w:before="0" w:line="240" w:lineRule="auto"/>
+            </w:pPr>
+            <w:r/>
+            <w:r>
+              <w:rPr>
+                <w:rFonts w:ascii="Times New Roman" w:hAnsi="Times New Roman" w:eastAsia="黑体"/>
+                <w:b/>
+                <w:sz w:val="16"/>
+              </w:rPr>
+              <w:t>派生量</w:t>
+            </w:r>
+          </w:p>
+        </w:tc>
+        <w:tc>
+          <w:tcPr>
+            <w:tcW w:type="dxa" w:w="3535"/>
+          </w:tcPr>
+          <w:p>
+            <w:pPr>
+              <w:spacing w:after="0" w:before="0" w:line="240" w:lineRule="auto"/>
+            </w:pPr>
+            <w:r/>
+            <w:r>
+              <w:rPr>
+                <w:rFonts w:ascii="Times New Roman" w:hAnsi="Times New Roman" w:eastAsia="黑体"/>
+                <w:b/>
+                <w:sz w:val="16"/>
+              </w:rPr>
+              <w:t>交叉校验对象</w:t>
+            </w:r>
+          </w:p>
+        </w:tc>
+      </w:tr>
+      <w:tr>
+        <w:tc>
+          <w:tcPr>
+            <w:tcW w:type="dxa" w:w="1341"/>
+          </w:tcPr>
+          <w:p>
+            <w:pPr>
+              <w:spacing w:after="0" w:before="0" w:line="240" w:lineRule="auto"/>
+            </w:pPr>
+            <w:r/>
+            <w:r>
+              <w:rPr>
+                <w:rFonts w:ascii="Times New Roman" w:hAnsi="Times New Roman" w:eastAsia="宋体"/>
+                <w:b w:val="0"/>
+                <w:sz w:val="15"/>
+              </w:rPr>
+              <w:t>每词元字节</w:t>
+            </w:r>
+          </w:p>
+        </w:tc>
+        <w:tc>
+          <w:tcPr>
+            <w:tcW w:type="dxa" w:w="3535"/>
+          </w:tcPr>
+          <w:p>
+            <w:pPr>
+              <w:spacing w:after="0" w:before="0" w:line="240" w:lineRule="auto"/>
+            </w:pPr>
+            <w:r/>
+            <w:r>
+              <w:rPr>
+                <w:rFonts w:ascii="Times New Roman" w:hAnsi="Times New Roman" w:eastAsia="宋体"/>
+                <w:b w:val="0"/>
+                <w:sz w:val="15"/>
+              </w:rPr>
+              <w:t>理论载入量（层数 × 激活专家数 × 单专家字节）</w:t>
+            </w:r>
+          </w:p>
+        </w:tc>
+      </w:tr>
+      <w:tr>
+        <w:tc>
+          <w:tcPr>
+            <w:tcW w:type="dxa" w:w="1341"/>
+          </w:tcPr>
+          <w:p>
+            <w:pPr>
+              <w:spacing w:after="0" w:before="0" w:line="240" w:lineRule="auto"/>
+            </w:pPr>
+            <w:r/>
+            <w:r>
+              <w:rPr>
+                <w:rFonts w:ascii="Times New Roman" w:hAnsi="Times New Roman" w:eastAsia="宋体"/>
+                <w:b w:val="0"/>
+                <w:sz w:val="15"/>
+              </w:rPr>
+              <w:t>并发倍数</w:t>
+            </w:r>
+          </w:p>
+        </w:tc>
+        <w:tc>
+          <w:tcPr>
+            <w:tcW w:type="dxa" w:w="3535"/>
+          </w:tcPr>
+          <w:p>
+            <w:pPr>
+              <w:spacing w:after="0" w:before="0" w:line="240" w:lineRule="auto"/>
+            </w:pPr>
+            <w:r/>
+            <w:r>
+              <w:rPr>
+                <w:rFonts w:ascii="Times New Roman" w:hAnsi="Times New Roman" w:eastAsia="宋体"/>
+                <w:b w:val="0"/>
+                <w:sz w:val="15"/>
+              </w:rPr>
+              <w:t>16 ×（1 − sleep 占比）</w:t>
+            </w:r>
+          </w:p>
+        </w:tc>
+      </w:tr>
+      <w:tr>
+        <w:tc>
+          <w:tcPr>
+            <w:tcW w:type="dxa" w:w="1341"/>
+          </w:tcPr>
+          <w:p>
+            <w:pPr>
+              <w:spacing w:after="0" w:before="0" w:line="240" w:lineRule="auto"/>
+            </w:pPr>
+            <w:r/>
+            <w:r>
+              <w:rPr>
+                <w:rFonts w:ascii="Times New Roman" w:hAnsi="Times New Roman" w:eastAsia="宋体"/>
+                <w:b w:val="0"/>
+                <w:sz w:val="15"/>
+              </w:rPr>
+              <w:t>`hit_wall`</w:t>
+            </w:r>
+          </w:p>
+        </w:tc>
+        <w:tc>
+          <w:tcPr>
+            <w:tcW w:type="dxa" w:w="3535"/>
+          </w:tcPr>
+          <w:p>
+            <w:pPr>
+              <w:spacing w:after="0" w:before="0" w:line="240" w:lineRule="auto"/>
+            </w:pPr>
+            <w:r/>
+            <w:r>
+              <w:rPr>
+                <w:rFonts w:ascii="Times New Roman" w:hAnsi="Times New Roman" w:eastAsia="宋体"/>
+                <w:b w:val="0"/>
+                <w:sz w:val="15"/>
+              </w:rPr>
+              <w:t>`pread_seconds`</w:t>
+            </w:r>
+          </w:p>
+        </w:tc>
+      </w:tr>
+      <w:tr>
+        <w:tc>
+          <w:tcPr>
+            <w:tcW w:type="dxa" w:w="1341"/>
+          </w:tcPr>
+          <w:p>
+            <w:pPr>
+              <w:spacing w:after="0" w:before="0" w:line="240" w:lineRule="auto"/>
+            </w:pPr>
+            <w:r/>
+            <w:r>
+              <w:rPr>
+                <w:rFonts w:ascii="Times New Roman" w:hAnsi="Times New Roman" w:eastAsia="宋体"/>
+                <w:b w:val="0"/>
+                <w:sz w:val="15"/>
+              </w:rPr>
+              <w:t>已交付字节</w:t>
+            </w:r>
+          </w:p>
+        </w:tc>
+        <w:tc>
+          <w:tcPr>
+            <w:tcW w:type="dxa" w:w="3535"/>
+          </w:tcPr>
+          <w:p>
+            <w:pPr>
+              <w:spacing w:after="0" w:before="0" w:line="240" w:lineRule="auto"/>
+            </w:pPr>
+            <w:r/>
+            <w:r>
+              <w:rPr>
+                <w:rFonts w:ascii="Times New Roman" w:hAnsi="Times New Roman" w:eastAsia="宋体"/>
+                <w:b w:val="0"/>
+                <w:sz w:val="15"/>
+              </w:rPr>
+              <w:t>请求数 × 单请求大小</w:t>
+            </w:r>
+          </w:p>
+        </w:tc>
+      </w:tr>
+      <w:tr>
+        <w:tc>
+          <w:tcPr>
+            <w:tcW w:type="dxa" w:w="1341"/>
+          </w:tcPr>
+          <w:p>
+            <w:pPr>
+              <w:spacing w:after="0" w:before="0" w:line="240" w:lineRule="auto"/>
+            </w:pPr>
+            <w:r/>
+            <w:r>
+              <w:rPr>
+                <w:rFonts w:ascii="Times New Roman" w:hAnsi="Times New Roman" w:eastAsia="宋体"/>
+                <w:b w:val="0"/>
+                <w:sz w:val="15"/>
+              </w:rPr>
+              <w:t>每流速率</w:t>
+            </w:r>
+          </w:p>
+        </w:tc>
+        <w:tc>
+          <w:tcPr>
+            <w:tcW w:type="dxa" w:w="3535"/>
+          </w:tcPr>
+          <w:p>
+            <w:pPr>
+              <w:spacing w:after="0" w:before="0" w:line="240" w:lineRule="auto"/>
+            </w:pPr>
+            <w:r/>
+            <w:r>
+              <w:rPr>
+                <w:rFonts w:ascii="Times New Roman" w:hAnsi="Times New Roman" w:eastAsia="宋体"/>
+                <w:b w:val="0"/>
+                <w:sz w:val="15"/>
+              </w:rPr>
+              <w:t>聚合吞吐 ÷ 并发倍数</w:t>
+            </w:r>
+          </w:p>
+        </w:tc>
+      </w:tr>
+    </w:tbl>
+    <w:p>
+      <w:pPr>
+        <w:spacing w:after="40" w:line="276" w:lineRule="auto"/>
+        <w:ind w:firstLine="360"/>
+      </w:pPr>
+      <w:r>
+        <w:rPr>
+          <w:rFonts w:ascii="Times New Roman" w:hAnsi="Times New Roman" w:eastAsia="宋体"/>
+          <w:b/>
+          <w:sz w:val="18"/>
+        </w:rPr>
+        <w:t>"同屏打印"不是排版偏好，而是发现机制。</w:t>
+      </w:r>
+      <w:r>
+        <w:rPr>
+          <w:rFonts w:ascii="Times New Roman" w:hAnsi="Times New Roman" w:eastAsia="宋体"/>
+          <w:b w:val="0"/>
+          <w:sz w:val="18"/>
+        </w:rPr>
+        <w:t xml:space="preserve"> </w:t>
+      </w:r>
       <w:r>
         <w:rPr>
           <w:rFonts w:ascii="Consolas" w:hAnsi="Consolas"/>
-          <w:sz w:val="14"/>
-        </w:rPr>
-        <w:t>hit_wall   ↔ pread_seconds</w:t>
+          <w:color w:val="000080"/>
+          <w:sz w:val="18"/>
+        </w:rPr>
+        <w:t>hit_wall = 0.00</w:t>
+      </w:r>
+      <w:r>
+        <w:rPr>
+          <w:rFonts w:ascii="Times New Roman" w:hAnsi="Times New Roman" w:eastAsia="宋体"/>
+          <w:b w:val="0"/>
+          <w:sz w:val="18"/>
+        </w:rPr>
+        <w:t xml:space="preserve"> 与 </w:t>
+      </w:r>
+      <w:r>
+        <w:rPr>
+          <w:rFonts w:ascii="Consolas" w:hAnsi="Consolas"/>
+          <w:color w:val="000080"/>
+          <w:sz w:val="18"/>
+        </w:rPr>
+        <w:t>pread = 1742.60</w:t>
+      </w:r>
+      <w:r>
+        <w:rPr>
+          <w:rFonts w:ascii="Times New Roman" w:hAnsi="Times New Roman" w:eastAsia="宋体"/>
+          <w:b w:val="0"/>
+          <w:sz w:val="18"/>
+        </w:rPr>
+        <w:t xml:space="preserve"> 之所以能被察觉，正因为它们印在同一份日志里、彼此相邻；分开在不同输出中的两个数不会被对照，因而不会被发现。本轮若有若干字段当初未与邻居同屏，很可能至今仍在使用。</w:t>
       </w:r>
     </w:p>
     <w:p>
       <w:pPr>
-        <w:spacing w:after="0"/>
-        <w:ind w:left="170"/>
-      </w:pPr>
-      <w:r>
-        <w:rPr>
-          <w:rFonts w:ascii="Consolas" w:hAnsi="Consolas"/>
-          <w:sz w:val="14"/>
-        </w:rPr>
-        <w:t>已交付字节 ↔ 请求数 × 单请求大小</w:t>
+        <w:spacing w:after="40" w:line="276" w:lineRule="auto"/>
+        <w:ind w:firstLine="360"/>
+      </w:pPr>
+      <w:r>
+        <w:rPr>
+          <w:rFonts w:ascii="Times New Roman" w:hAnsi="Times New Roman" w:eastAsia="宋体"/>
+          <w:b w:val="0"/>
+          <w:sz w:val="18"/>
+        </w:rPr>
+        <w:t>这条规程的代价只是报告里多打印几个已有变量。它与模型、介质、判据都无关，任何以派生量作验收的 I/O 路径都适用。</w:t>
       </w:r>
     </w:p>
     <w:p>
       <w:pPr>
-        <w:spacing w:after="0"/>
-        <w:ind w:left="170"/>
-      </w:pPr>
-      <w:r>
-        <w:rPr>
-          <w:rFonts w:ascii="Consolas" w:hAnsi="Consolas"/>
-          <w:sz w:val="14"/>
-        </w:rPr>
-        <w:t>每流速率   ↔ 聚合吞吐 ÷ 并发倍数</w:t>
+        <w:spacing w:after="40" w:before="60" w:line="240" w:lineRule="auto"/>
+      </w:pPr>
+      <w:r>
+        <w:rPr>
+          <w:rFonts w:ascii="Times New Roman" w:hAnsi="Times New Roman" w:eastAsia="楷体"/>
+          <w:b w:val="0"/>
+          <w:sz w:val="18"/>
+        </w:rPr>
+        <w:t>5.6.4  它同时限定了本文结论的适用范围</w:t>
       </w:r>
     </w:p>
     <w:p>
@@ -7209,14 +8316,6 @@
       </w:pPr>
       <w:r>
         <w:rPr>
-          <w:rFonts w:ascii="Times New Roman" w:hAnsi="Times New Roman" w:eastAsia="宋体"/>
-          <w:b w:val="0"/>
-          <w:sz w:val="18"/>
-        </w:rPr>
-        <w:t xml:space="preserve">「同屏打印」不是排版偏好，而是发现机制。一次运行中 </w:t>
-      </w:r>
-      <w:r>
-        <w:rPr>
           <w:rFonts w:ascii="Consolas" w:hAnsi="Consolas"/>
           <w:color w:val="000080"/>
           <w:sz w:val="18"/>
@@ -7229,7 +8328,7 @@
           <w:b w:val="0"/>
           <w:sz w:val="18"/>
         </w:rPr>
-        <w:t xml:space="preserve"> 报 0.00 s，而同一份日志里紧挨着它的 </w:t>
+        <w:t xml:space="preserve"> 归零这件事发生在本文结论形成之后，</w:t>
       </w:r>
       <w:r>
         <w:rPr>
@@ -7237,29 +8336,31 @@
           <w:color w:val="000080"/>
           <w:sz w:val="18"/>
         </w:rPr>
-        <w:t>pread_seconds</w:t>
-      </w:r>
-      <w:r>
-        <w:rPr>
-          <w:rFonts w:ascii="Times New Roman" w:hAnsi="Times New Roman" w:eastAsia="宋体"/>
-          <w:b w:val="0"/>
-          <w:sz w:val="18"/>
-        </w:rPr>
-        <w:t xml:space="preserve"> 是 1742.60 s，两数一望即知有误。反过来，把量分散在不同章节或不同输出里，它们就不会被对照，也就不会被发现。本轮若有若干字段当初未与邻居同屏，很可能至今仍在使用。</w:t>
-      </w:r>
-    </w:p>
-    <w:p>
-      <w:pPr>
-        <w:spacing w:after="40" w:line="276" w:lineRule="auto"/>
-        <w:ind w:firstLine="360"/>
-      </w:pPr>
-      <w:r>
-        <w:rPr>
-          <w:rFonts w:ascii="Times New Roman" w:hAnsi="Times New Roman" w:eastAsia="宋体"/>
-          <w:b w:val="0"/>
-          <w:sz w:val="18"/>
-        </w:rPr>
-        <w:t>该规程与模型无关，成本只是报告中多打印几个已有变量。</w:t>
+        <w:t>pred</w:t>
+      </w:r>
+      <w:r>
+        <w:rPr>
+          <w:rFonts w:ascii="Times New Roman" w:hAnsi="Times New Roman" w:eastAsia="宋体"/>
+          <w:b w:val="0"/>
+          <w:sz w:val="18"/>
+        </w:rPr>
+        <w:t xml:space="preserve"> 一度被当作判据缺口来解释；校正之后才知道那是仪表缺陷。</w:t>
+      </w:r>
+      <w:r>
+        <w:rPr>
+          <w:rFonts w:ascii="Times New Roman" w:hAnsi="Times New Roman" w:eastAsia="宋体"/>
+          <w:b/>
+          <w:sz w:val="18"/>
+        </w:rPr>
+        <w:t>若两者未加区分，判据会被一次仪表故障推倒。</w:t>
+      </w:r>
+      <w:r>
+        <w:rPr>
+          <w:rFonts w:ascii="Times New Roman" w:hAnsi="Times New Roman" w:eastAsia="宋体"/>
+          <w:b w:val="0"/>
+          <w:sz w:val="18"/>
+        </w:rPr>
+        <w:t xml:space="preserve"> 本文各节的数字之所以可以逐行回查，是因为每个派生量旁边都印着它的校验对象——读者可以自行判断某个结论是数据的性质还是仪表的性质。</w:t>
       </w:r>
     </w:p>
     <w:p>

--- a/papers/提交稿-缓存高命中与词元低输出.docx
+++ b/papers/提交稿-缓存高命中与词元低输出.docx
@@ -13,7 +13,7 @@
           <w:b w:val="0"/>
           <w:sz w:val="32"/>
         </w:rPr>
-        <w:t>缓存高命中与词元低输出：慢层字节下界判据</w:t>
+        <w:t>缓存高命中与词元低输出：一个平凡下界的字节级验收方法</w:t>
       </w:r>
     </w:p>
     <w:p>
@@ -82,7 +82,7 @@
           <w:b w:val="0"/>
           <w:sz w:val="18"/>
         </w:rPr>
-        <w:t>一个诊断问题：某系统的缓存命中率已满格（CACHE HIT 100%），吞吐却上不去。此处以逐词元字节台账回答它。现象是每词元仍从低速盘全量重读专家权重 25.83 GB，占端到端耗时 94%；把专家迁至高速盘后命中率照样满格，而字节台账显示搬运量仍是 25.83 GB，一个字节未省。</w:t>
+        <w:t>慢速层读取次数的下界由定义与两条显式假设直接导出，不含隐藏引理；把它讲出来是为了让判据可以被逐行核对，而不是把它当作结果。方法的其余部分与该界是否平凡无关。某系统缓存命中率已满格（CACHE HIT 100%）而端到端吞吐上不去，此处以逐词元字节台账回答此类问题。现象是每词元仍从低速盘全量重读专家权重 25.83 GB，占端到端耗时 94%；把专家迁至高速盘后命中率照样满格，而字节台账显示搬运量仍是 25.83 GB，一个字节未省。</w:t>
       </w:r>
       <w:r>
         <w:rPr>

--- a/papers/提交稿-缓存高命中与词元低输出.docx
+++ b/papers/提交稿-缓存高命中与词元低输出.docx
@@ -41,7 +41,7 @@
           <w:b w:val="0"/>
           <w:sz w:val="18"/>
         </w:rPr>
-        <w:t>中国核工业华兴建设有限公司，广西　南宁　531110（工程师，研究方向：大模型推理性能优化与存储层次设计）</w:t>
+        <w:t>中国核工业华兴建设有限公司，福建　宁德　355110（工程师，研究方向：大模型推理性能优化与存储层次设计）</w:t>
       </w:r>
     </w:p>
     <w:p>
@@ -140,7 +140,7 @@
           <w:b/>
           <w:sz w:val="28"/>
         </w:rPr>
-        <w:t>High Cache Hit Rate with Low Token Output: A Slow-Layer Byte Lower Bound Criterion</w:t>
+        <w:t>High Cache Hit Rate with Low Token Output: A Byte-Level Acceptance Method over a Trivial Lower Bound</w:t>
       </w:r>
     </w:p>
     <w:p>
@@ -168,7 +168,7 @@
           <w:b w:val="0"/>
           <w:sz w:val="18"/>
         </w:rPr>
-        <w:t>China Nuclear Industry Huaxing Construction Co., Ltd., Nanning 531110, China</w:t>
+        <w:t>China Nuclear Industry Huaxing Construction Co., Ltd., Ningde 355110, Fujian, China</w:t>
       </w:r>
     </w:p>
     <w:p>
@@ -181,7 +181,7 @@
           <w:b w:val="0"/>
           <w:sz w:val="18"/>
         </w:rPr>
-        <w:t>with Low Token Output: A Slow-Layer Byte Lower Bound Criterion</w:t>
+        <w:t>with Low Token Output: A Byte-Level Acceptance Method over a Trivial Lower Bound</w:t>
       </w:r>
     </w:p>
     <w:p>
@@ -194,7 +194,7 @@
           <w:b w:val="0"/>
           <w:sz w:val="18"/>
         </w:rPr>
-        <w:t>TANG Haiyong; China Nuclear Industry Huaxing Construction Co., Ltd., Guangxi Nanning, China</w:t>
+        <w:t>TANG Haiyong; China Nuclear Industry Huaxing Construction Co., Ltd., Ningde 355110, Fujian, China</w:t>
       </w:r>
     </w:p>
     <w:p>
@@ -207,7 +207,7 @@
           <w:b w:val="0"/>
           <w:sz w:val="18"/>
         </w:rPr>
-        <w:t>**Abstract:** Storage reuse—a data item being read in and used more than once—is the only performance lever left in bandwidth-bound computing. The Principle of Locality tells us which data is worth reusing, but it leaves unanswered where the reuse should take place. This paper adds the conservation side of that principle: if a data item d is actually reused at the fastest tier M_k it can reach, then d must be read at least once (R_i ≥ 1) from every slower tier M_i (i &lt; k); the bound is simultaneously reachable, and any schedule attaining it is also the schedule with the smallest slow-tier access cost. The principle rests on only two assumptions—data moves up the hierarchy one tier at a time, and tiers are ordered by monotonically increasing access cost—and is independent of any specific workload. We demonstrate a violation on a 2.8T-parameter Mixture-of-Experts model running on a memory-constrained host: at cold start the engine re-read 25.83 GB of expert weights from a slow disk per token, 94% of that stage's end-to-end time; after a fast cache tier was added, the engine reported 100% cache hits while the byte-level ledger showed the per-token 25.83 GB of movement unchanged—hits only switched the source tier, they did not remove the byte transfer. The principle supplies a quantifiable yardstick ("healthy slow tiers are read once") that exposes how whiteboard hit-rate metrics can mask byte-movement facts, and yields a four-step triage order in which each step names the counter to read and what counts as passing; when all four pass and a gap remains, the gap lies outside the reuse layer. Moving the experts to a faster tier did cut expert-stage time by about 37% on one comparison, but the byte counts are invariant across repetitions while the wall-clock is not, so the byte account is the reproducible observation and the timing is not. A per-phase timeline measurement (first run) refines the budget line with a second factor: once the byte count has reached the bound, cost also depends on the aggregate bandwidth actually attainable. The result runs against intuition: the larger stream is nearly free while the smaller one occupies most of the round's wall time (Fig. 5), so cost and byte volume are not aligned. The investigation in §5.2.1 rules out two explanations -- the spread of the experts within a layer (no trend across three spacings) and the kio queue hop (routing reads around it changed the rate by 2%) -- and places the remaining gap on the device side rather than in access order. It does not attribute the gap to implementation loss: a bytes/bandwidth bound is exact for a single sequential stream but understates by 1.39-3.11x when parallel or random reads are present, and re-pricing each stream at its own bandwidth brings that back to within the 10% decision band (Fig. 4). We also give a byte-level audit method (treating hit rate and byte counts as two independent observation surfaces), a four-step triage order in which each step names the counter to read and what counts as passing, and a load-independent instrumentation rule: every derived quantity must be cross-checked against an independent one and printed alongside it. The principle itself is system-agnostic; the reported figures hold only for this experiment.</w:t>
+        <w:t>**Abstract:** The lower bound this paper uses on slow-tier reads follows immediately from the definition and from two explicit assumptions, with no hidden lemma; it is stated so that the criterion built on it can be checked line by line rather than taken as a result, and nothing else in the method depends on that bound being interesting. Storage reuse—a data item being read in and used more than once—is the only performance lever left in bandwidth-bound computing. The Principle of Locality tells us which data is worth reusing, but it leaves unanswered where the reuse should take place. This paper adds the conservation side of that principle: if a data item d is actually reused at the fastest tier M_k it can reach, then d must be read at least once (R_i ≥ 1) from every slower tier M_i (i &lt; k); the bound is simultaneously reachable, and any schedule attaining it is also the schedule with the smallest slow-tier access cost. The principle rests on only two assumptions—data moves up the hierarchy one tier at a time, and tiers are ordered by monotonically increasing access cost—and is independent of any specific workload. We demonstrate a violation on a 2.8T-parameter Mixture-of-Experts model running on a memory-constrained host: at cold start the engine re-read 25.83 GB of expert weights from a slow disk per token, 94% of that stage's end-to-end time; after a fast cache tier was added, the engine reported 100% cache hits while the byte-level ledger showed the per-token 25.83 GB of movement unchanged—hits only switched the source tier, they did not remove the byte transfer. The principle supplies a quantifiable yardstick ("healthy slow tiers are read once") that exposes how whiteboard hit-rate metrics can mask byte-movement facts, and yields a four-step triage order in which each step names the counter to read and what counts as passing; when all four pass and a gap remains, the gap lies outside the reuse layer. Moving the experts to a faster tier did cut expert-stage time by about 37% on one comparison, but the byte counts are invariant across repetitions while the wall-clock is not, so the byte account is the reproducible observation and the timing is not. A per-phase timeline measurement (first run) refines the budget line with a second factor: once the byte count has reached the bound, cost also depends on the aggregate bandwidth actually attainable. The result runs against intuition: the larger stream is nearly free while the smaller one occupies most of the round's wall time (Fig. 5), so cost and byte volume are not aligned. The investigation in §5.2.1 rules out two explanations -- the spread of the experts within a layer (no trend across three spacings) and the kio queue hop (routing reads around it changed the rate by 2%) -- and places the remaining gap on the device side rather than in access order. It does not attribute the gap to implementation loss: a bytes/bandwidth bound is exact for a single sequential stream but understates by 1.39-3.11x when parallel or random reads are present, and re-pricing each stream at its own bandwidth brings that back to within the 10% decision band (Fig. 4). We also give a byte-level audit method (treating hit rate and byte counts as two independent observation surfaces), a four-step triage order in which each step names the counter to read and what counts as passing, and a load-independent instrumentation rule: every derived quantity must be cross-checked against an independent one and printed alongside it. The principle itself is system-agnostic; the reported figures hold only for this experiment.</w:t>
       </w:r>
     </w:p>
     <w:p>
@@ -1332,7 +1332,7 @@
           <w:b w:val="0"/>
           <w:sz w:val="15"/>
         </w:rPr>
-        <w:t>表 1　专家段基准台账（冷启动 2026-08）</w:t>
+        <w:t>表 1　专家段基准台账（冷启动基线）</w:t>
       </w:r>
     </w:p>
     <w:p>
@@ -1346,7 +1346,7 @@
           <w:b w:val="0"/>
           <w:sz w:val="15"/>
         </w:rPr>
-        <w:t>Table 1　Baseline ledger of the expert stage (cold start, 2026-08)</w:t>
+        <w:t>Table 1　Baseline ledger of the expert stage (cold-start baseline)</w:t>
       </w:r>
     </w:p>
     <w:tbl>
@@ -1781,7 +1781,7 @@
           <w:b w:val="0"/>
           <w:sz w:val="15"/>
         </w:rPr>
-        <w:t>Table 2　Per-词元 byte reads of each tier as the reuse landing tier moves up</w:t>
+        <w:t>Table 2　Per-token byte reads of each tier as the reuse landing tier moves up</w:t>
       </w:r>
     </w:p>
     <w:tbl>
@@ -2245,6 +2245,7 @@
           <w:b w:val="0"/>
           <w:sz w:val="15"/>
         </w:rPr>
+        <w:t>Table 3　Second phase-resolved measurement: with reuse already landed, re-tiered by access order (gen=8, 22 layers of 32 GB backbone resident, 15 GB expert arena, K3_TRACE, n=3)</w:t>
       </w:r>
     </w:p>
     <w:tbl>
@@ -8841,7 +8842,7 @@
           <w:b w:val="0"/>
           <w:sz w:val="21"/>
         </w:rPr>
-        <w:t>1  High Cache Hit Rate with Low Token Output: A Slow-Layer Byte Lower Bound Criterion</w:t>
+        <w:t>1  High Cache Hit Rate with Low Token Output: A Byte-Level Acceptance Method over a Trivial Lower Bound</w:t>
       </w:r>
     </w:p>
     <w:p>
@@ -8855,7 +8856,7 @@
           <w:b w:val="0"/>
           <w:sz w:val="18"/>
         </w:rPr>
-        <w:t>TANG Haiyong; China Nuclear Industry Huaxing Construction Co., Ltd., Guangxi Nanning, China</w:t>
+        <w:t>TANG Haiyong; China Nuclear Industry Huaxing Construction Co., Ltd., Ningde 355110, Fujian, China</w:t>
       </w:r>
     </w:p>
     <w:p>
@@ -8877,7 +8878,7 @@
           <w:b w:val="0"/>
           <w:sz w:val="18"/>
         </w:rPr>
-        <w:t xml:space="preserve"> Storage reuse—a data item being read in and used more than once—is the only performance lever left in bandwidth-bound computing. The Principle of Locality tells us which data is worth reusing, but it leaves unanswered where the reuse should take place. This paper adds the conservation side of that principle: if a data item d is actually reused at the fastest tier M_k it can reach, then d must be read at least once (R_i ≥ 1) from every slower tier M_i (i &lt; k); the bound is simultaneously reachable, and any schedule attaining it is also the schedule with the smallest slow-tier access cost. The principle rests on only two assumptions—data moves up the hierarchy one tier at a time, and tiers are ordered by monotonically increasing access cost—and is independent of any specific workload. We demonstrate a violation on a 2.8T-parameter Mixture-of-Experts model running on a memory-constrained host: at cold start the engine re-read 25.83 GB of expert weights from a slow disk per token, 94% of that stage's end-to-end time; after a fast cache tier was added, the engine reported 100% cache hits while the byte-level ledger showed the per-token 25.83 GB of movement unchanged—hits only switched the source tier, they did not remove the byte transfer. The principle supplies a quantifiable yardstick ("healthy slow tiers are read once") that exposes how whiteboard hit-rate metrics can mask byte-movement facts, and yields a four-step triage order in which each step names the counter to read and what counts as passing; when all four pass and a gap remains, the gap lies outside the reuse layer. Moving the experts to a faster tier did cut expert-stage time by about 37% on one comparison, but the byte counts are invariant across repetitions while the wall-clock is not, so the byte account is the reproducible observation and the timing is not. A per-phase timeline measurement (first run) refines the budget line with a second factor: once the byte count has reached the bound, cost also depends on the aggregate bandwidth actually attainable. The result runs against intuition: the larger stream is nearly free while the smaller one occupies most of the round's wall time (Fig. 5), so cost and byte volume are not aligned. The investigation in §5.2.1 rules out two explanations -- the spread of the experts within a layer (no trend across three spacings) and the kio queue hop (routing reads around it changed the rate by 2%) -- and places the remaining gap on the device side rather than in access order. It does not attribute the gap to implementation loss: a bytes/bandwidth bound is exact for a single sequential stream but understates by 1.39-3.11x when parallel or random reads are present, and re-pricing each stream at its own bandwidth brings that back to within the 10% decision band (Fig. 4). We also give a byte-level audit method (treating hit rate and byte counts as two independent observation surfaces), a four-step triage order in which each step names the counter to read and what counts as passing, and a load-independent instrumentation rule: every derived quantity must be cross-checked against an independent one and printed alongside it. The principle itself is system-agnostic; the reported figures hold only for this experiment.</w:t>
+        <w:t xml:space="preserve"> The lower bound this paper uses on slow-tier reads follows immediately from the definition and from two explicit assumptions, with no hidden lemma; it is stated so that the criterion built on it can be checked line by line rather than taken as a result, and nothing else in the method depends on that bound being interesting. Storage reuse—a data item being read in and used more than once—is the only performance lever left in bandwidth-bound computing. The Principle of Locality tells us which data is worth reusing, but it leaves unanswered where the reuse should take place. This paper adds the conservation side of that principle: if a data item d is actually reused at the fastest tier M_k it can reach, then d must be read at least once (R_i ≥ 1) from every slower tier M_i (i &lt; k); the bound is simultaneously reachable, and any schedule attaining it is also the schedule with the smallest slow-tier access cost. The principle rests on only two assumptions—data moves up the hierarchy one tier at a time, and tiers are ordered by monotonically increasing access cost—and is independent of any specific workload. We demonstrate a violation on a 2.8T-parameter Mixture-of-Experts model running on a memory-constrained host: at cold start the engine re-read 25.83 GB of expert weights from a slow disk per token, 94% of that stage's end-to-end time; after a fast cache tier was added, the engine reported 100% cache hits while the byte-level ledger showed the per-token 25.83 GB of movement unchanged—hits only switched the source tier, they did not remove the byte transfer. The principle supplies a quantifiable yardstick ("healthy slow tiers are read once") that exposes how whiteboard hit-rate metrics can mask byte-movement facts, and yields a four-step triage order in which each step names the counter to read and what counts as passing; when all four pass and a gap remains, the gap lies outside the reuse layer. Moving the experts to a faster tier did cut expert-stage time by about 37% on one comparison, but the byte counts are invariant across repetitions while the wall-clock is not, so the byte account is the reproducible observation and the timing is not. A per-phase timeline measurement (first run) refines the budget line with a second factor: once the byte count has reached the bound, cost also depends on the aggregate bandwidth actually attainable. The result runs against intuition: the larger stream is nearly free while the smaller one occupies most of the round's wall time (Fig. 5), so cost and byte volume are not aligned. The investigation in §5.2.1 rules out two explanations -- the spread of the experts within a layer (no trend across three spacings) and the kio queue hop (routing reads around it changed the rate by 2%) -- and places the remaining gap on the device side rather than in access order. It does not attribute the gap to implementation loss: a bytes/bandwidth bound is exact for a single sequential stream but understates by 1.39-3.11x when parallel or random reads are present, and re-pricing each stream at its own bandwidth brings that back to within the 10% decision band (Fig. 4). We also give a byte-level audit method (treating hit rate and byte counts as two independent observation surfaces), a four-step triage order in which each step names the counter to read and what counts as passing, and a load-independent instrumentation rule: every derived quantity must be cross-checked against an independent one and printed alongside it. The principle itself is system-agnostic; the reported figures hold only for this experiment.</w:t>
       </w:r>
     </w:p>
     <w:p>
@@ -8962,7 +8963,7 @@
           <w:b w:val="0"/>
           <w:sz w:val="18"/>
         </w:rPr>
-        <w:t xml:space="preserve"> 是。第一作者为中国计算机学会专业会员（会员号：＿＿＿＿＿＿＿＿），依《计算机科学》投稿知第 10 条，录用稿件的版面设计服务费按 8.5 折计。</w:t>
+        <w:t xml:space="preserve"> 是。第一作者为中国计算机学会专业会员（会员号：64053M），依《计算机科学》投稿知第 10 条，录用稿件的版面设计服务费按 8.5 折计。</w:t>
       </w:r>
     </w:p>
     <w:p>

--- a/papers/提交稿-缓存高命中与词元低输出.docx
+++ b/papers/提交稿-缓存高命中与词元低输出.docx
@@ -13,7 +13,7 @@
           <w:b w:val="0"/>
           <w:sz w:val="32"/>
         </w:rPr>
-        <w:t>缓存高命中与词元低输出：一个平凡下界的字节级验收方法</w:t>
+        <w:t>缓存高命中与词元低输出：字节级验收方法与一条平凡下界</w:t>
       </w:r>
     </w:p>
     <w:p>
@@ -365,7 +365,7 @@
           <w:b w:val="0"/>
           <w:sz w:val="18"/>
         </w:rPr>
-        <w:t>1.2  一条基础原则（概述）：局部性原理的守恒面</w:t>
+        <w:t>1.2  本文给出什么</w:t>
       </w:r>
     </w:p>
     <w:p>
@@ -379,7 +379,7 @@
           <w:b w:val="0"/>
           <w:sz w:val="18"/>
         </w:rPr>
-        <w:t>本文给出三件可复用的东西：一把以字节为口径的标尺（第 3、5 章），使"低速层读次数是否落位"成为可验收的判断；一份四步排查次序（5.3），每步标明读哪个计数器、什么算通过；一条与负载无关的仪表规程（5.6），因为判据本身以计数器为输入。速度收益不在其中——本文不提供"照做即可提速若干倍"的做法，也未观测到已达下界的目标档，该档在下文始终标注为未观测项。</w:t>
+        <w:t>三件可复用的东西，都以字节为口径，且与模型无关：</w:t>
       </w:r>
     </w:p>
     <w:p>
@@ -393,7 +393,7 @@
           <w:b w:val="0"/>
           <w:sz w:val="18"/>
         </w:rPr>
-        <w:t>局部性原理告诉我们“该复用”。程序倾向于访问最近访问过的数据，这是复用的动机。但局部性没有回答：</w:t>
+        <w:t xml:space="preserve">1. </w:t>
       </w:r>
       <w:r>
         <w:rPr>
@@ -401,7 +401,7 @@
           <w:b/>
           <w:sz w:val="18"/>
         </w:rPr>
-        <w:t>复用的代价底线在哪一层？</w:t>
+        <w:t>一把标尺</w:t>
       </w:r>
       <w:r>
         <w:rPr>
@@ -409,7 +409,7 @@
           <w:b w:val="0"/>
           <w:sz w:val="18"/>
         </w:rPr>
-        <w:t xml:space="preserve"> 本文补上这个守恒面，并给出其下界判据与字节级验收口径：</w:t>
+        <w:t>：使“复用是否落位”成为可验收的判断，取代命中率白板。标尺的数学基础是一条下界（§3.1），它很短——由定义与两条显式假设直接导出，不含隐藏引理，写出来是为了让判据能被逐行核对，而不是把它当作结果。</w:t>
       </w:r>
     </w:p>
     <w:p>
@@ -423,7 +423,7 @@
           <w:b w:val="0"/>
           <w:sz w:val="18"/>
         </w:rPr>
-        <w:t>设数据项 d 被复用 R≥1 次，其实际复用位置是 d 能到达的最快层 M_k（介质按访问代价排序的记号见 3.1）。则对任意更慢层 M_i（i&lt;k），d 从 M_i 的读取次数恒有下界 1，且该下界同时可达。换言之：</w:t>
+        <w:t xml:space="preserve">2. </w:t>
       </w:r>
       <w:r>
         <w:rPr>
@@ -431,7 +431,15 @@
           <w:b/>
           <w:sz w:val="18"/>
         </w:rPr>
-        <w:t>健康系统的低速层读取次数总和的最小值是“每层刚好只读一次”；任何显著超过该下界的低速层读取，都指向“复用未落在应落的最快层”，而不是算法需要免读。</w:t>
+        <w:t>一份排查次序</w:t>
+      </w:r>
+      <w:r>
+        <w:rPr>
+          <w:rFonts w:ascii="Times New Roman" w:hAnsi="Times New Roman" w:eastAsia="宋体"/>
+          <w:b w:val="0"/>
+          <w:sz w:val="18"/>
+        </w:rPr>
+        <w:t>（§5.3）：四步，每步标明读哪个计数器、什么算通过。</w:t>
       </w:r>
     </w:p>
     <w:p>
@@ -445,11 +453,99 @@
           <w:b w:val="0"/>
           <w:sz w:val="18"/>
         </w:rPr>
-        <w:t>该原则只依赖两条假设：参与路径上的层构成数据到达最快层的唯一入口（不设旁路）；代价按层序单调，且仅在“读取字节代价、对字节量线性”的口径下讨论。原则不依赖具体负载、容量模型或工作量分布，也不涉及实现如何达到下界的细节。它不回答“如何达到下界”（那交给调度），只回答“下界是多少、达到没有”。这正是排查的第一问题。它与局部性原理的分工是：局部性讲“该复用”，本原则讲“复用的底线”；合起来，才构成存储子系统设计者应当遵守的完整约束。</w:t>
+        <w:t xml:space="preserve">3. </w:t>
+      </w:r>
+      <w:r>
+        <w:rPr>
+          <w:rFonts w:ascii="Times New Roman" w:hAnsi="Times New Roman" w:eastAsia="宋体"/>
+          <w:b/>
+          <w:sz w:val="18"/>
+        </w:rPr>
+        <w:t>一条仪表规程</w:t>
+      </w:r>
+      <w:r>
+        <w:rPr>
+          <w:rFonts w:ascii="Times New Roman" w:hAnsi="Times New Roman" w:eastAsia="宋体"/>
+          <w:b w:val="0"/>
+          <w:sz w:val="18"/>
+        </w:rPr>
+        <w:t>（§3.2）：凡派生量必须与一个独立的量交叉校验并在报告中同屏打印。判据以计数器为输入，因此这一条是前两条的前提，而不是附属说明。</w:t>
       </w:r>
     </w:p>
     <w:p>
       <w:pPr>
+        <w:spacing w:after="40" w:line="276" w:lineRule="auto"/>
+        <w:ind w:firstLine="360"/>
+      </w:pPr>
+      <w:r>
+        <w:rPr>
+          <w:rFonts w:ascii="Times New Roman" w:hAnsi="Times New Roman" w:eastAsia="宋体"/>
+          <w:b w:val="0"/>
+          <w:sz w:val="18"/>
+        </w:rPr>
+        <w:t>速度收益不在其中——本文不提供“照做即可提速若干倍”的做法，也未观测到已达下界的目标档，该档在下文始终标注为未观测项。</w:t>
+      </w:r>
+    </w:p>
+    <w:p>
+      <w:pPr>
+        <w:spacing w:after="40" w:line="276" w:lineRule="auto"/>
+        <w:ind w:firstLine="360"/>
+      </w:pPr>
+      <w:r>
+        <w:rPr>
+          <w:rFonts w:ascii="Times New Roman" w:hAnsi="Times New Roman" w:eastAsia="宋体"/>
+          <w:b w:val="0"/>
+          <w:sz w:val="18"/>
+        </w:rPr>
+        <w:t>标尺的数学基础值得先说清，因为它决定了本文其余部分的分量。设数据项 d 被复用 R≥1 次，其实际复用位置是 d 能到达的最快层 M_k（介质按访问代价排序的记号见 §3.1）。则对任意更慢层 M_i（i&lt;k），d 从 M_i 的读取次数恒有下界 1，且该下界同时可达。换言之：</w:t>
+      </w:r>
+      <w:r>
+        <w:rPr>
+          <w:rFonts w:ascii="Times New Roman" w:hAnsi="Times New Roman" w:eastAsia="宋体"/>
+          <w:b/>
+          <w:sz w:val="18"/>
+        </w:rPr>
+        <w:t>健康系统的低速层读取次数总和的最小值是“每层刚好只读一次”；任何显著超过该下界的低速层读取，都指向“复用未落在应落的最快层”，而不是算法需要免读。</w:t>
+      </w:r>
+    </w:p>
+    <w:p>
+      <w:pPr>
+        <w:spacing w:after="40" w:line="276" w:lineRule="auto"/>
+        <w:ind w:firstLine="360"/>
+      </w:pPr>
+      <w:r>
+        <w:rPr>
+          <w:rFonts w:ascii="Times New Roman" w:hAnsi="Times New Roman" w:eastAsia="宋体"/>
+          <w:b w:val="0"/>
+          <w:sz w:val="18"/>
+        </w:rPr>
+        <w:t>这条界只依赖两条假设：参与路径上的层构成数据到达最快层的唯一入口（不设旁路）；代价按层序单调，且仅在“读取字节代价、对字节量线性”的口径下讨论。它不回答“如何达到下界”（那交给调度），只回答“下界是多少、达到没有”——而这正是排查的第一个问题。与局部性原理的分工是：局部性讲“该复用”，这条界讲“复用的底线”。</w:t>
+      </w:r>
+    </w:p>
+    <w:p>
+      <w:pPr>
+        <w:spacing w:after="40" w:line="276" w:lineRule="auto"/>
+        <w:ind w:firstLine="360"/>
+      </w:pPr>
+      <w:r>
+        <w:rPr>
+          <w:rFonts w:ascii="Times New Roman" w:hAnsi="Times New Roman" w:eastAsia="宋体"/>
+          <w:b/>
+          <w:sz w:val="18"/>
+        </w:rPr>
+        <w:t>这条界平凡，而本文的其余部分不依赖它是否平凡。</w:t>
+      </w:r>
+      <w:r>
+        <w:rPr>
+          <w:rFonts w:ascii="Times New Roman" w:hAnsi="Times New Roman" w:eastAsia="宋体"/>
+          <w:b w:val="0"/>
+          <w:sz w:val="18"/>
+        </w:rPr>
+        <w:t xml:space="preserve"> 它平凡到不需要引用，因此审阅者无法在推导上挑刺；能挑刺、也确实被挑出问题的地方在别处——在计出来的数是否可信（§3.2），以及在字节账与时间账为什么不能混用（第 4.6 节）。</w:t>
+      </w:r>
+    </w:p>
+    <w:p>
+      <w:pPr>
         <w:spacing w:after="40" w:before="80" w:line="240" w:lineRule="auto"/>
       </w:pPr>
       <w:r>
@@ -472,7 +568,7 @@
           <w:b w:val="0"/>
           <w:sz w:val="18"/>
         </w:rPr>
-        <w:t>1. 一次</w:t>
+        <w:t xml:space="preserve">1. </w:t>
       </w:r>
       <w:r>
         <w:rPr>
@@ -480,7 +576,7 @@
           <w:b/>
           <w:sz w:val="18"/>
         </w:rPr>
-        <w:t>以字节级台账为主观测</w:t>
+        <w:t>一套以字节为口径的验收判据及其工程用法（第 5 章）</w:t>
       </w:r>
       <w:r>
         <w:rPr>
@@ -488,7 +584,7 @@
           <w:b w:val="0"/>
           <w:sz w:val="18"/>
         </w:rPr>
-        <w:t>的可逐行回查真机审计（第 4 章）：对存储受限主机上 2.8T MoE 推理的冷启动，每词元从低速盘全量重读专家权重 25.83 GB，占该阶段端到端耗时的 94%；接入高速盘后引擎自报命中率满格（CACHE HIT 100%），字节级台账却显示每词元搬运量仍为 25.83 GB 不变。命中只是换介质，并不能免字节。此现象说明白板命中率与字节搬运是两个可分离的观测面，前者会遮蔽后者。</w:t>
+        <w:t>：以 distinct 集核算每层驻留预算，以“低速层读数回落至下界”作为复用是否落位的验收判据（取代命中率白板），并给出四步排查次序，每步标明读哪个计数器、什么算通过。判据不依赖模型、介质与工作负载。</w:t>
       </w:r>
     </w:p>
     <w:p>
@@ -510,7 +606,7 @@
           <w:b/>
           <w:sz w:val="18"/>
         </w:rPr>
-        <w:t>输出速度不作为验收判据，及其理由（第 4.6、5.2 节）</w:t>
+        <w:t>一次以字节级台账为主观测的可逐行回查真机审计（第 4 章）</w:t>
       </w:r>
       <w:r>
         <w:rPr>
@@ -518,55 +614,7 @@
           <w:b w:val="0"/>
           <w:sz w:val="18"/>
         </w:rPr>
-        <w:t>。输出速度是字节与调度共同作用于端到端的综合结果。同一配置连续 30 次运行的字节量完全相同，输出速度却散布在 65.21–117.87 s/词元，跨度 80.8%，其中 17 次落在规程第 14.1 节的 10% 判定带内（图 3）。</w:t>
-      </w:r>
-      <w:r>
-        <w:rPr>
-          <w:rFonts w:ascii="Times New Roman" w:hAnsi="Times New Roman" w:eastAsia="宋体"/>
-          <w:b/>
-          <w:sz w:val="18"/>
-        </w:rPr>
-        <w:t>不足以支撑小于约 10% 的判定；</w:t>
-      </w:r>
-      <w:r>
-        <w:rPr>
-          <w:rFonts w:ascii="Times New Roman" w:hAnsi="Times New Roman" w:eastAsia="宋体"/>
-          <w:b w:val="0"/>
-          <w:sz w:val="18"/>
-        </w:rPr>
-        <w:t>更关键的是，实测表明</w:t>
-      </w:r>
-      <w:r>
-        <w:rPr>
-          <w:rFonts w:ascii="Times New Roman" w:hAnsi="Times New Roman" w:eastAsia="宋体"/>
-          <w:b/>
-          <w:sz w:val="18"/>
-        </w:rPr>
-        <w:t>除字节外还有第三个因子</w:t>
-      </w:r>
-      <w:r>
-        <w:rPr>
-          <w:rFonts w:ascii="Times New Roman" w:hAnsi="Times New Roman" w:eastAsia="宋体"/>
-          <w:b w:val="0"/>
-          <w:sz w:val="18"/>
-        </w:rPr>
-        <w:t>：算术与 I/O 的串行化。16 个 worker 有 40–49% 的墙钟无请求可发，而队列仅积压 3%。据此，本文把</w:t>
-      </w:r>
-      <w:r>
-        <w:rPr>
-          <w:rFonts w:ascii="Times New Roman" w:hAnsi="Times New Roman" w:eastAsia="宋体"/>
-          <w:b/>
-          <w:sz w:val="18"/>
-        </w:rPr>
-        <w:t>字节下界定为必要条件而非充分条件</w:t>
-      </w:r>
-      <w:r>
-        <w:rPr>
-          <w:rFonts w:ascii="Times New Roman" w:hAnsi="Times New Roman" w:eastAsia="宋体"/>
-          <w:b w:val="0"/>
-          <w:sz w:val="18"/>
-        </w:rPr>
-        <w:t>，并把"实测聚合速率接近该访问形态下的设备实测能力"并列为第二条验收口径（§5.2）。</w:t>
+        <w:t>：对存储受限主机上 2.8T MoE 推理的冷启动，每词元从低速盘全量重读专家权重 25.83 GB，占该阶段端到端耗时的 94%；接入高速盘后引擎自报命中率满格（CACHE HIT 100%），字节级台账却显示每词元搬运量仍为 25.83 GB 不变。命中只是换介质，并不能免字节。白板命中率与字节搬运是两个可分离的观测面，前者会遮蔽后者。</w:t>
       </w:r>
     </w:p>
     <w:p>
@@ -580,7 +628,39 @@
           <w:b w:val="0"/>
           <w:sz w:val="18"/>
         </w:rPr>
-        <w:t>3. 一套字节级判据化方法（第 5 章）：以 distinct 集（distinct，去重后的不同项集合）核算每层驻留预算（预算线），以"低速层读数回落至下界"作为复用是否落位的验收判据（取代命中率白板），并给四条排查次序与"权重驻留近存设备"的开发应用示例。</w:t>
+        <w:t xml:space="preserve">3. </w:t>
+      </w:r>
+      <w:r>
+        <w:rPr>
+          <w:rFonts w:ascii="Times New Roman" w:hAnsi="Times New Roman" w:eastAsia="宋体"/>
+          <w:b/>
+          <w:sz w:val="18"/>
+        </w:rPr>
+        <w:t>一条与模型无关的仪表规程及其六个失效实例（§3.2）</w:t>
+      </w:r>
+      <w:r>
+        <w:rPr>
+          <w:rFonts w:ascii="Times New Roman" w:hAnsi="Times New Roman" w:eastAsia="宋体"/>
+          <w:b w:val="0"/>
+          <w:sz w:val="18"/>
+        </w:rPr>
+        <w:t>：凡派生量必须与一个独立的量交叉校验并在报告中同屏打印。本轮六个曾产生错误结论的计数器字段全部由此发现，且</w:t>
+      </w:r>
+      <w:r>
+        <w:rPr>
+          <w:rFonts w:ascii="Times New Roman" w:hAnsi="Times New Roman" w:eastAsia="宋体"/>
+          <w:b/>
+          <w:sz w:val="18"/>
+        </w:rPr>
+        <w:t>失效方式彼此无关、共同点是探针出错幅度与真实故障同量级，因而不会自我报警</w:t>
+      </w:r>
+      <w:r>
+        <w:rPr>
+          <w:rFonts w:ascii="Times New Roman" w:hAnsi="Times New Roman" w:eastAsia="宋体"/>
+          <w:b w:val="0"/>
+          <w:sz w:val="18"/>
+        </w:rPr>
+        <w:t>。该规程是前两项得以成立的前提——判据依赖计数器，而计数器能否被信任只能靠校验，不能靠信任。</w:t>
       </w:r>
     </w:p>
     <w:p>
@@ -594,7 +674,7 @@
           <w:b w:val="0"/>
           <w:sz w:val="18"/>
         </w:rPr>
-        <w:t>4. 一条经验规律作为阐释工具（第 3 章）：将上述现象组织为"慢速层只读一次"。复用若落在数据能到达的最快层，每一更慢层的最小读取次数为 1 且可达、达到该下界的调度低速层读取字节代价最小；该规律由两条公设推导，回答"复用的代价底线"，并为"命中率白板不可单独作为健康度"提供依据。</w:t>
+        <w:t xml:space="preserve">4. </w:t>
       </w:r>
       <w:r>
         <w:rPr>
@@ -602,7 +682,63 @@
           <w:b/>
           <w:sz w:val="18"/>
         </w:rPr>
-        <w:t>由 §4.6 的实测，本文进一步给出该规律的第二个理由：慢层同时收取字节代价与串行化代价，把数据上移到最快层可同时消除两者。</w:t>
+        <w:t>输出速度不作为验收判据，及其理由（第 4.6、§5.2）</w:t>
+      </w:r>
+      <w:r>
+        <w:rPr>
+          <w:rFonts w:ascii="Times New Roman" w:hAnsi="Times New Roman" w:eastAsia="宋体"/>
+          <w:b w:val="0"/>
+          <w:sz w:val="18"/>
+        </w:rPr>
+        <w:t>。输出速度是字节与调度共同作用于端到端的综合结果。同一配置连续 30 次运行的字节量完全相同，输出速度却散布在 65.21–117.87 s/词元，跨度 80.8%，其中 17 次落在规程第 14.1 节的 10% 判定带内（图 3）。</w:t>
+      </w:r>
+      <w:r>
+        <w:rPr>
+          <w:rFonts w:ascii="Times New Roman" w:hAnsi="Times New Roman" w:eastAsia="宋体"/>
+          <w:b/>
+          <w:sz w:val="18"/>
+        </w:rPr>
+        <w:t>不足以支撑小于约 10% 的判定；</w:t>
+      </w:r>
+      <w:r>
+        <w:rPr>
+          <w:rFonts w:ascii="Times New Roman" w:hAnsi="Times New Roman" w:eastAsia="宋体"/>
+          <w:b w:val="0"/>
+          <w:sz w:val="18"/>
+        </w:rPr>
+        <w:t>更关键的是，实测表明</w:t>
+      </w:r>
+      <w:r>
+        <w:rPr>
+          <w:rFonts w:ascii="Times New Roman" w:hAnsi="Times New Roman" w:eastAsia="宋体"/>
+          <w:b/>
+          <w:sz w:val="18"/>
+        </w:rPr>
+        <w:t>除字节外还有第三个因子</w:t>
+      </w:r>
+      <w:r>
+        <w:rPr>
+          <w:rFonts w:ascii="Times New Roman" w:hAnsi="Times New Roman" w:eastAsia="宋体"/>
+          <w:b w:val="0"/>
+          <w:sz w:val="18"/>
+        </w:rPr>
+        <w:t>：算术与 I/O 的串行化。16 个 worker 有 40–49% 的墙钟无请求可发，而队列仅积压 3%。据此，本文把</w:t>
+      </w:r>
+      <w:r>
+        <w:rPr>
+          <w:rFonts w:ascii="Times New Roman" w:hAnsi="Times New Roman" w:eastAsia="宋体"/>
+          <w:b/>
+          <w:sz w:val="18"/>
+        </w:rPr>
+        <w:t>字节下界定为必要条件而非充分条件</w:t>
+      </w:r>
+      <w:r>
+        <w:rPr>
+          <w:rFonts w:ascii="Times New Roman" w:hAnsi="Times New Roman" w:eastAsia="宋体"/>
+          <w:b w:val="0"/>
+          <w:sz w:val="18"/>
+        </w:rPr>
+        <w:t>，并把“实测聚合速率接近该访问形态下的设备实测能力”并列为第二条验收口径。</w:t>
       </w:r>
     </w:p>
     <w:p>
@@ -624,7 +760,7 @@
           <w:b/>
           <w:sz w:val="18"/>
         </w:rPr>
-        <w:t>一条与模型无关的仪表规程及其六个失效实例（§5.6）</w:t>
+        <w:t>判据的数学基础：一条平凡下界（§3.1）</w:t>
       </w:r>
       <w:r>
         <w:rPr>
@@ -632,7 +768,7 @@
           <w:b w:val="0"/>
           <w:sz w:val="18"/>
         </w:rPr>
-        <w:t>：凡派生量必须与一个独立的量交叉校验并在报告中同屏打印。本轮六个曾产生错误结论的计数器字段全部由此发现，且</w:t>
+        <w:t>。设数据项 d 被复用 R 次、复用落在其能到达的最快层，则每一更慢层的最小读取次数为 1，且该下界可达、达到它的调度同时使低速层读取字节代价最小。该界由两条显式假设导出，</w:t>
       </w:r>
       <w:r>
         <w:rPr>
@@ -640,7 +776,7 @@
           <w:b/>
           <w:sz w:val="18"/>
         </w:rPr>
-        <w:t>失效方式彼此无关、共同点是探针出错幅度与真实故障同量级，因而不会自我报警</w:t>
+        <w:t>平凡到不含隐藏引理，故不足以独立构成贡献</w:t>
       </w:r>
       <w:r>
         <w:rPr>
@@ -648,7 +784,15 @@
           <w:b w:val="0"/>
           <w:sz w:val="18"/>
         </w:rPr>
-        <w:t>。该规程是前三项得以成立的前提，而非附属——判据依赖计数器，而计数器能否被信任只能靠校验，不能靠信任。</w:t>
+        <w:t>；它的作用是使判据有一个可以被逐行核对的原点。</w:t>
+      </w:r>
+      <w:r>
+        <w:rPr>
+          <w:rFonts w:ascii="Times New Roman" w:hAnsi="Times New Roman" w:eastAsia="宋体"/>
+          <w:b/>
+          <w:sz w:val="18"/>
+        </w:rPr>
+        <w:t>由第 4.6 节的实测，本文给出该界之外的第二个理由：慢层同时收取字节代价与串行化代价，把数据上移到最快层可同时消除两者。</w:t>
       </w:r>
     </w:p>
     <w:p>
@@ -755,7 +899,7 @@
           <w:b w:val="0"/>
           <w:sz w:val="21"/>
         </w:rPr>
-        <w:t>3  慢速层只读一次原则：局部性原理的守恒面</w:t>
+        <w:t>3  判据：下界与可验证性</w:t>
       </w:r>
     </w:p>
     <w:p>
@@ -769,7 +913,7 @@
           <w:b w:val="0"/>
           <w:sz w:val="18"/>
         </w:rPr>
-        <w:t>局部性原理给出的是复用的动机：数据被访问多次，因此值得让它留在能取到的地方。它没有回答的是代价的边界——一个被复用 R 次的数据项，为了到达最快的那一层，必须先从更慢的层读进来多少次。次数的下界由参与路径直接决定，本文把这条守恒面写成可验收的形式，并说明其成立所依赖的假设、在何处失效、以及如何据以核对实测。。全章的任务是把第 4 章的观察与第 5 章的判据固化为精确的词汇与定义。</w:t>
+        <w:t>判据由两部分组成：一条下界，以及一个能让这条下界被逐行核对的测量规程。下界本身很短，第 4 章的全部结论都挂在它上面；真正需要展开的是后半部分——因为下界是否成立，最终取决于计出来的数是否可信。</w:t>
       </w:r>
     </w:p>
     <w:p>
@@ -782,7 +926,7 @@
           <w:b w:val="0"/>
           <w:sz w:val="18"/>
         </w:rPr>
-        <w:t>3.1  定义</w:t>
+        <w:t>3.1  下界（引理）</w:t>
       </w:r>
     </w:p>
     <w:p>
@@ -796,7 +940,23 @@
           <w:b w:val="0"/>
           <w:sz w:val="18"/>
         </w:rPr>
-        <w:t>设存储层次由 N 层介质构成，按单次字节访问代价单调上升排序：M_1（最慢，代价最高）→ M_2 → … → M_N（最快，代价最低）。对数据项 d，被访问（复用）总次数 R ≥ 1；记 R_i 为 d 从介质 M_i 被读取的次数。本节及全文的“代价”均指读取字节代价、对字节量线性，见 3.3 的公设说明。</w:t>
+        <w:t xml:space="preserve">设存储层次由 N 层介质构成，按单次字节访问代价单调上升排序：M_1（最慢，代价最高）→ … → M_N（最快，代价最低）。对数据项 d，记其复用总次数 R ≥ 1，R_i 为 d 从 M_i 被读取的次数。原则只对 d </w:t>
+      </w:r>
+      <w:r>
+        <w:rPr>
+          <w:rFonts w:ascii="Times New Roman" w:hAnsi="Times New Roman" w:eastAsia="宋体"/>
+          <w:b/>
+          <w:sz w:val="18"/>
+        </w:rPr>
+        <w:t>实际穿越</w:t>
+      </w:r>
+      <w:r>
+        <w:rPr>
+          <w:rFonts w:ascii="Times New Roman" w:hAnsi="Times New Roman" w:eastAsia="宋体"/>
+          <w:b w:val="0"/>
+          <w:sz w:val="18"/>
+        </w:rPr>
+        <w:t>的介质下结论——某介质物理上更快但 d 从不进入，则不计入。</w:t>
       </w:r>
     </w:p>
     <w:p>
@@ -807,22 +967,142 @@
       <w:r>
         <w:rPr>
           <w:rFonts w:ascii="Times New Roman" w:hAnsi="Times New Roman" w:eastAsia="宋体"/>
-          <w:b/>
-          <w:sz w:val="18"/>
-        </w:rPr>
-        <w:t>参与路径</w:t>
-      </w:r>
-      <w:r>
-        <w:rPr>
-          <w:rFonts w:ascii="Times New Roman" w:hAnsi="Times New Roman" w:eastAsia="宋体"/>
           <w:b w:val="0"/>
           <w:sz w:val="18"/>
         </w:rPr>
-        <w:t>：原则只对 d 实际穿越的介质下结论。某介质物理上更快但 d 从不进入，则不参与 d 的路径，不计入求和范围。</w:t>
+        <w:t>引理 设 d 被复用 R ≥ 1 次，且复用实际发生在 d 能到达的最快介质 M_k，则对任意 i &lt; k 恒有 R_i ≥ 1，且该下界同时可达：存在读取调度使 R_i = 1 对所有 i &lt; k 成立，其余 R − 1 次全部在 M_k 内完成。</w:t>
       </w:r>
     </w:p>
     <w:p>
       <w:pPr>
+        <w:spacing w:after="40" w:line="276" w:lineRule="auto"/>
+        <w:ind w:firstLine="360"/>
+      </w:pPr>
+      <w:r>
+        <w:rPr>
+          <w:rFonts w:ascii="Times New Roman" w:hAnsi="Times New Roman" w:eastAsia="宋体"/>
+          <w:b w:val="0"/>
+          <w:sz w:val="18"/>
+        </w:rPr>
+        <w:t>证明依赖两条显式假设：</w:t>
+      </w:r>
+      <w:r>
+        <w:rPr>
+          <w:rFonts w:ascii="Times New Roman" w:hAnsi="Times New Roman" w:eastAsia="宋体"/>
+          <w:b/>
+          <w:sz w:val="18"/>
+        </w:rPr>
+        <w:t>P1（入口唯一）</w:t>
+      </w:r>
+      <w:r>
+        <w:rPr>
+          <w:rFonts w:ascii="Times New Roman" w:hAnsi="Times New Roman" w:eastAsia="宋体"/>
+          <w:b w:val="0"/>
+          <w:sz w:val="18"/>
+        </w:rPr>
+        <w:t>——路径上每层是数据进入更高层的唯一通道，旁路、直接 DMA、多副本并存不属此模型；</w:t>
+      </w:r>
+      <w:r>
+        <w:rPr>
+          <w:rFonts w:ascii="Times New Roman" w:hAnsi="Times New Roman" w:eastAsia="宋体"/>
+          <w:b/>
+          <w:sz w:val="18"/>
+        </w:rPr>
+        <w:t>P2（代价口径）</w:t>
+      </w:r>
+      <w:r>
+        <w:rPr>
+          <w:rFonts w:ascii="Times New Roman" w:hAnsi="Times New Roman" w:eastAsia="宋体"/>
+          <w:b w:val="0"/>
+          <w:sz w:val="18"/>
+        </w:rPr>
+        <w:t>——访问代价按层序单调递减，且“代价”仅指读取字节代价、对字节量线性，写、逐出与争用不计入。</w:t>
+      </w:r>
+    </w:p>
+    <w:p>
+      <w:pPr>
+        <w:spacing w:after="40" w:line="276" w:lineRule="auto"/>
+        <w:ind w:firstLine="360"/>
+      </w:pPr>
+      <w:r>
+        <w:rPr>
+          <w:rFonts w:ascii="Times New Roman" w:hAnsi="Times New Roman" w:eastAsia="宋体"/>
+          <w:b w:val="0"/>
+          <w:sz w:val="18"/>
+        </w:rPr>
+        <w:t>由参与路径的定义，d 实际进入过路径上每层；由 P1，凡到达 M_k 的 d 必先经 M_i 读入。两者合起来即 R_i ≥ 1，对每个路径层独立成立，不依赖容量与工作量假设。在 P2 下总代价为 Σ = c_k·(R−1) + Σ_{i&lt;k} c_i·R_i，复用在 M_k 使首项固定，尾项在 R_i ≥ 1、c_i &gt; 0 的约束下于 R_i = 1 处取严格最小值；可达性由 P1 的逐层构造给出。□</w:t>
+      </w:r>
+    </w:p>
+    <w:p>
+      <w:pPr>
+        <w:spacing w:after="40" w:line="276" w:lineRule="auto"/>
+        <w:ind w:firstLine="360"/>
+      </w:pPr>
+      <w:r>
+        <w:rPr>
+          <w:rFonts w:ascii="Times New Roman" w:hAnsi="Times New Roman" w:eastAsia="宋体"/>
+          <w:b w:val="0"/>
+          <w:sz w:val="18"/>
+        </w:rPr>
+        <w:t>由引理直接得到两条推论。</w:t>
+      </w:r>
+      <w:r>
+        <w:rPr>
+          <w:rFonts w:ascii="Times New Roman" w:hAnsi="Times New Roman" w:eastAsia="宋体"/>
+          <w:b/>
+          <w:sz w:val="18"/>
+        </w:rPr>
+        <w:t>推论 1（代价最优）</w:t>
+      </w:r>
+      <w:r>
+        <w:rPr>
+          <w:rFonts w:ascii="Times New Roman" w:hAnsi="Times New Roman" w:eastAsia="宋体"/>
+          <w:b w:val="0"/>
+          <w:sz w:val="18"/>
+        </w:rPr>
+        <w:t>：达到下界的调度同时是低速层读取字节代价最小的调度。</w:t>
+      </w:r>
+      <w:r>
+        <w:rPr>
+          <w:rFonts w:ascii="Times New Roman" w:hAnsi="Times New Roman" w:eastAsia="宋体"/>
+          <w:b/>
+          <w:sz w:val="18"/>
+        </w:rPr>
+        <w:t>推论 2（违纪指征）</w:t>
+      </w:r>
+      <w:r>
+        <w:rPr>
+          <w:rFonts w:ascii="Times New Roman" w:hAnsi="Times New Roman" w:eastAsia="宋体"/>
+          <w:b w:val="0"/>
+          <w:sz w:val="18"/>
+        </w:rPr>
+        <w:t>：若实测某低速层读取次数显著大于 1，则“复用实际发生在最快层”的判定不成立，问题在资源配置而非算法需要免读。</w:t>
+      </w:r>
+    </w:p>
+    <w:p>
+      <w:pPr>
+        <w:spacing w:after="40" w:line="276" w:lineRule="auto"/>
+        <w:ind w:firstLine="360"/>
+      </w:pPr>
+      <w:r>
+        <w:rPr>
+          <w:rFonts w:ascii="Times New Roman" w:hAnsi="Times New Roman" w:eastAsia="宋体"/>
+          <w:b/>
+          <w:sz w:val="18"/>
+        </w:rPr>
+        <w:t>边界</w:t>
+      </w:r>
+      <w:r>
+        <w:rPr>
+          <w:rFonts w:ascii="Times New Roman" w:hAnsi="Times New Roman" w:eastAsia="宋体"/>
+          <w:b w:val="0"/>
+          <w:sz w:val="18"/>
+        </w:rPr>
+        <w:t>：容量不足不构成违反——活集超出 M_k 时属“不在场”，原则不适用而非被违反。原则回答“下界是多少、有没有达到”，不回答“如何达到”。P1 只覆盖逐层入口的实现，故推论 2 在本模型内是定理，模型之外退化为经验准则，其实力由第 4 章实证支撑。判据不依赖系统类型，适用于通用分层存储，第 4 章的 MoE 场景是其中一个验证实例。</w:t>
+      </w:r>
+    </w:p>
+    <w:p>
+      <w:pPr>
         <w:spacing w:after="40" w:before="80" w:line="240" w:lineRule="auto"/>
       </w:pPr>
       <w:r>
@@ -831,7 +1111,7 @@
           <w:b w:val="0"/>
           <w:sz w:val="18"/>
         </w:rPr>
-        <w:t>3.2  原则（命题）</w:t>
+        <w:t>3.2  判据的可验证性：交叉校验规程</w:t>
       </w:r>
     </w:p>
     <w:p>
@@ -845,7 +1125,621 @@
           <w:b w:val="0"/>
           <w:sz w:val="18"/>
         </w:rPr>
-        <w:t>设数据项 d 被复用 R ≥ 1 次，且复用的实际发生位置是 d 能到达的最快介质 M_k。在 3.1 定义与 3.3 两条公设之下，对任意 i &lt; k，恒有</w:t>
+        <w:t>上述推论与第 4 章的判据全部依赖字节计数器，而计数器会骗人。本轮实测中有六个计数器字段曾产生错误结论。它们的失效方式彼此无关，但</w:t>
+      </w:r>
+      <w:r>
+        <w:rPr>
+          <w:rFonts w:ascii="Times New Roman" w:hAnsi="Times New Roman" w:eastAsia="宋体"/>
+          <w:b/>
+          <w:sz w:val="18"/>
+        </w:rPr>
+        <w:t>有一个共同点：探针出错的幅度与真实故障的幅度同量级，因此探针不会自我报警</w:t>
+      </w:r>
+      <w:r>
+        <w:rPr>
+          <w:rFonts w:ascii="Times New Roman" w:hAnsi="Times New Roman" w:eastAsia="宋体"/>
+          <w:b w:val="0"/>
+          <w:sz w:val="18"/>
+        </w:rPr>
+        <w:t>。</w:t>
+      </w:r>
+    </w:p>
+    <w:tbl>
+      <w:tblPr>
+        <w:tblStyle w:val="TableGrid"/>
+        <w:tblW w:type="auto" w:w="0"/>
+        <w:tblLook w:firstColumn="1" w:firstRow="1" w:lastColumn="0" w:lastRow="0" w:noHBand="0" w:noVBand="1" w:val="04A0"/>
+        <w:tblLayout w:type="fixed"/>
+      </w:tblPr>
+      <w:tblGrid>
+        <w:gridCol w:w="1150"/>
+        <w:gridCol w:w="1242"/>
+        <w:gridCol w:w="1242"/>
+        <w:gridCol w:w="1242"/>
+      </w:tblGrid>
+      <w:tr>
+        <w:tc>
+          <w:tcPr>
+            <w:tcW w:type="dxa" w:w="1150"/>
+          </w:tcPr>
+          <w:p>
+            <w:pPr>
+              <w:spacing w:after="0" w:before="0" w:line="240" w:lineRule="auto"/>
+            </w:pPr>
+            <w:r/>
+            <w:r>
+              <w:rPr>
+                <w:rFonts w:ascii="Times New Roman" w:hAnsi="Times New Roman" w:eastAsia="黑体"/>
+                <w:b/>
+                <w:sz w:val="16"/>
+              </w:rPr>
+              <w:t>字段</w:t>
+            </w:r>
+          </w:p>
+        </w:tc>
+        <w:tc>
+          <w:tcPr>
+            <w:tcW w:type="dxa" w:w="1242"/>
+          </w:tcPr>
+          <w:p>
+            <w:pPr>
+              <w:spacing w:after="0" w:before="0" w:line="240" w:lineRule="auto"/>
+            </w:pPr>
+            <w:r/>
+            <w:r>
+              <w:rPr>
+                <w:rFonts w:ascii="Times New Roman" w:hAnsi="Times New Roman" w:eastAsia="黑体"/>
+                <w:b/>
+                <w:sz w:val="16"/>
+              </w:rPr>
+              <w:t>它报出来的</w:t>
+            </w:r>
+          </w:p>
+        </w:tc>
+        <w:tc>
+          <w:tcPr>
+            <w:tcW w:type="dxa" w:w="1242"/>
+          </w:tcPr>
+          <w:p>
+            <w:pPr>
+              <w:spacing w:after="0" w:before="0" w:line="240" w:lineRule="auto"/>
+            </w:pPr>
+            <w:r/>
+            <w:r>
+              <w:rPr>
+                <w:rFonts w:ascii="Times New Roman" w:hAnsi="Times New Roman" w:eastAsia="黑体"/>
+                <w:b/>
+                <w:sz w:val="16"/>
+              </w:rPr>
+              <w:t>独立量报的</w:t>
+            </w:r>
+          </w:p>
+        </w:tc>
+        <w:tc>
+          <w:tcPr>
+            <w:tcW w:type="dxa" w:w="1242"/>
+          </w:tcPr>
+          <w:p>
+            <w:pPr>
+              <w:spacing w:after="0" w:before="0" w:line="240" w:lineRule="auto"/>
+            </w:pPr>
+            <w:r/>
+            <w:r>
+              <w:rPr>
+                <w:rFonts w:ascii="Times New Roman" w:hAnsi="Times New Roman" w:eastAsia="黑体"/>
+                <w:b/>
+                <w:sz w:val="16"/>
+              </w:rPr>
+              <w:t>差</w:t>
+            </w:r>
+          </w:p>
+        </w:tc>
+      </w:tr>
+      <w:tr>
+        <w:tc>
+          <w:tcPr>
+            <w:tcW w:type="dxa" w:w="1150"/>
+          </w:tcPr>
+          <w:p>
+            <w:pPr>
+              <w:spacing w:after="0" w:before="0" w:line="240" w:lineRule="auto"/>
+            </w:pPr>
+            <w:r/>
+            <w:r>
+              <w:rPr>
+                <w:rFonts w:ascii="Times New Roman" w:hAnsi="Times New Roman" w:eastAsia="宋体"/>
+                <w:b w:val="0"/>
+                <w:sz w:val="15"/>
+              </w:rPr>
+              <w:t>`stat_*` 系列</w:t>
+            </w:r>
+          </w:p>
+        </w:tc>
+        <w:tc>
+          <w:tcPr>
+            <w:tcW w:type="dxa" w:w="1242"/>
+          </w:tcPr>
+          <w:p>
+            <w:pPr>
+              <w:spacing w:after="0" w:before="0" w:line="240" w:lineRule="auto"/>
+            </w:pPr>
+            <w:r/>
+            <w:r>
+              <w:rPr>
+                <w:rFonts w:ascii="Times New Roman" w:hAnsi="Times New Roman" w:eastAsia="宋体"/>
+                <w:b w:val="0"/>
+                <w:sz w:val="15"/>
+              </w:rPr>
+              <w:t>纳秒累加</w:t>
+            </w:r>
+          </w:p>
+        </w:tc>
+        <w:tc>
+          <w:tcPr>
+            <w:tcW w:type="dxa" w:w="1242"/>
+          </w:tcPr>
+          <w:p>
+            <w:pPr>
+              <w:spacing w:after="0" w:before="0" w:line="240" w:lineRule="auto"/>
+            </w:pPr>
+            <w:r/>
+            <w:r>
+              <w:rPr>
+                <w:rFonts w:ascii="Times New Roman" w:hAnsi="Times New Roman" w:eastAsia="宋体"/>
+                <w:b w:val="0"/>
+                <w:sz w:val="15"/>
+              </w:rPr>
+              <w:t>与 worker 墙钟不守恒</w:t>
+            </w:r>
+          </w:p>
+        </w:tc>
+        <w:tc>
+          <w:tcPr>
+            <w:tcW w:type="dxa" w:w="1242"/>
+          </w:tcPr>
+          <w:p>
+            <w:pPr>
+              <w:spacing w:after="0" w:before="0" w:line="240" w:lineRule="auto"/>
+            </w:pPr>
+            <w:r/>
+            <w:r>
+              <w:rPr>
+                <w:rFonts w:ascii="Times New Roman" w:hAnsi="Times New Roman" w:eastAsia="宋体"/>
+                <w:b w:val="0"/>
+                <w:sz w:val="15"/>
+              </w:rPr>
+              <w:t>数据竞争</w:t>
+            </w:r>
+          </w:p>
+        </w:tc>
+      </w:tr>
+      <w:tr>
+        <w:tc>
+          <w:tcPr>
+            <w:tcW w:type="dxa" w:w="1150"/>
+          </w:tcPr>
+          <w:p>
+            <w:pPr>
+              <w:spacing w:after="0" w:before="0" w:line="240" w:lineRule="auto"/>
+            </w:pPr>
+            <w:r/>
+            <w:r>
+              <w:rPr>
+                <w:rFonts w:ascii="Times New Roman" w:hAnsi="Times New Roman" w:eastAsia="宋体"/>
+                <w:b w:val="0"/>
+                <w:sz w:val="15"/>
+              </w:rPr>
+              <w:t>`stat_idle_s`</w:t>
+            </w:r>
+          </w:p>
+        </w:tc>
+        <w:tc>
+          <w:tcPr>
+            <w:tcW w:type="dxa" w:w="1242"/>
+          </w:tcPr>
+          <w:p>
+            <w:pPr>
+              <w:spacing w:after="0" w:before="0" w:line="240" w:lineRule="auto"/>
+            </w:pPr>
+            <w:r/>
+            <w:r>
+              <w:rPr>
+                <w:rFonts w:ascii="Times New Roman" w:hAnsi="Times New Roman" w:eastAsia="宋体"/>
+                <w:b w:val="0"/>
+                <w:sz w:val="15"/>
+              </w:rPr>
+              <w:t>只记“决定睡”的瞬间</w:t>
+            </w:r>
+          </w:p>
+        </w:tc>
+        <w:tc>
+          <w:tcPr>
+            <w:tcW w:type="dxa" w:w="1242"/>
+          </w:tcPr>
+          <w:p>
+            <w:pPr>
+              <w:spacing w:after="0" w:before="0" w:line="240" w:lineRule="auto"/>
+            </w:pPr>
+            <w:r/>
+            <w:r>
+              <w:rPr>
+                <w:rFonts w:ascii="Times New Roman" w:hAnsi="Times New Roman" w:eastAsia="宋体"/>
+                <w:b w:val="0"/>
+                <w:sz w:val="15"/>
+              </w:rPr>
+              <w:t>worker 时间不守恒</w:t>
+            </w:r>
+          </w:p>
+        </w:tc>
+        <w:tc>
+          <w:tcPr>
+            <w:tcW w:type="dxa" w:w="1242"/>
+          </w:tcPr>
+          <w:p>
+            <w:pPr>
+              <w:spacing w:after="0" w:before="0" w:line="240" w:lineRule="auto"/>
+            </w:pPr>
+            <w:r/>
+            <w:r>
+              <w:rPr>
+                <w:rFonts w:ascii="Times New Roman" w:hAnsi="Times New Roman" w:eastAsia="宋体"/>
+                <w:b w:val="0"/>
+                <w:sz w:val="15"/>
+              </w:rPr>
+              <w:t>语义不是时长</w:t>
+            </w:r>
+          </w:p>
+        </w:tc>
+      </w:tr>
+      <w:tr>
+        <w:tc>
+          <w:tcPr>
+            <w:tcW w:type="dxa" w:w="1150"/>
+          </w:tcPr>
+          <w:p>
+            <w:pPr>
+              <w:spacing w:after="0" w:before="0" w:line="240" w:lineRule="auto"/>
+            </w:pPr>
+            <w:r/>
+            <w:r>
+              <w:rPr>
+                <w:rFonts w:ascii="Times New Roman" w:hAnsi="Times New Roman" w:eastAsia="宋体"/>
+                <w:b w:val="0"/>
+                <w:sz w:val="15"/>
+              </w:rPr>
+              <w:t>已交付字节</w:t>
+            </w:r>
+          </w:p>
+        </w:tc>
+        <w:tc>
+          <w:tcPr>
+            <w:tcW w:type="dxa" w:w="1242"/>
+          </w:tcPr>
+          <w:p>
+            <w:pPr>
+              <w:spacing w:after="0" w:before="0" w:line="240" w:lineRule="auto"/>
+            </w:pPr>
+            <w:r/>
+            <w:r>
+              <w:rPr>
+                <w:rFonts w:ascii="Times New Roman" w:hAnsi="Times New Roman" w:eastAsia="宋体"/>
+                <w:b w:val="0"/>
+                <w:sz w:val="15"/>
+              </w:rPr>
+              <w:t>含失败与短读</w:t>
+            </w:r>
+          </w:p>
+        </w:tc>
+        <w:tc>
+          <w:tcPr>
+            <w:tcW w:type="dxa" w:w="1242"/>
+          </w:tcPr>
+          <w:p>
+            <w:pPr>
+              <w:spacing w:after="0" w:before="0" w:line="240" w:lineRule="auto"/>
+            </w:pPr>
+            <w:r/>
+            <w:r>
+              <w:rPr>
+                <w:rFonts w:ascii="Times New Roman" w:hAnsi="Times New Roman" w:eastAsia="宋体"/>
+                <w:b w:val="0"/>
+                <w:sz w:val="15"/>
+              </w:rPr>
+              <w:t>与理论载入量不符</w:t>
+            </w:r>
+          </w:p>
+        </w:tc>
+        <w:tc>
+          <w:tcPr>
+            <w:tcW w:type="dxa" w:w="1242"/>
+          </w:tcPr>
+          <w:p>
+            <w:pPr>
+              <w:spacing w:after="0" w:before="0" w:line="240" w:lineRule="auto"/>
+            </w:pPr>
+            <w:r/>
+            <w:r>
+              <w:rPr>
+                <w:rFonts w:ascii="Times New Roman" w:hAnsi="Times New Roman" w:eastAsia="宋体"/>
+                <w:b w:val="0"/>
+                <w:sz w:val="15"/>
+              </w:rPr>
+              <w:t>失败被计入</w:t>
+            </w:r>
+          </w:p>
+        </w:tc>
+      </w:tr>
+      <w:tr>
+        <w:tc>
+          <w:tcPr>
+            <w:tcW w:type="dxa" w:w="1150"/>
+          </w:tcPr>
+          <w:p>
+            <w:pPr>
+              <w:spacing w:after="0" w:before="0" w:line="240" w:lineRule="auto"/>
+            </w:pPr>
+            <w:r/>
+            <w:r>
+              <w:rPr>
+                <w:rFonts w:ascii="Times New Roman" w:hAnsi="Times New Roman" w:eastAsia="宋体"/>
+                <w:b w:val="0"/>
+                <w:sz w:val="15"/>
+              </w:rPr>
+              <w:t>`device XXX MB/s`</w:t>
+            </w:r>
+          </w:p>
+        </w:tc>
+        <w:tc>
+          <w:tcPr>
+            <w:tcW w:type="dxa" w:w="1242"/>
+          </w:tcPr>
+          <w:p>
+            <w:pPr>
+              <w:spacing w:after="0" w:before="0" w:line="240" w:lineRule="auto"/>
+            </w:pPr>
+            <w:r/>
+            <w:r>
+              <w:rPr>
+                <w:rFonts w:ascii="Times New Roman" w:hAnsi="Times New Roman" w:eastAsia="宋体"/>
+                <w:b w:val="0"/>
+                <w:sz w:val="15"/>
+              </w:rPr>
+              <w:t>每流速率</w:t>
+            </w:r>
+          </w:p>
+        </w:tc>
+        <w:tc>
+          <w:tcPr>
+            <w:tcW w:type="dxa" w:w="1242"/>
+          </w:tcPr>
+          <w:p>
+            <w:pPr>
+              <w:spacing w:after="0" w:before="0" w:line="240" w:lineRule="auto"/>
+            </w:pPr>
+            <w:r/>
+            <w:r>
+              <w:rPr>
+                <w:rFonts w:ascii="Times New Roman" w:hAnsi="Times New Roman" w:eastAsia="宋体"/>
+                <w:b w:val="0"/>
+                <w:sz w:val="15"/>
+              </w:rPr>
+              <w:t>低于单流值</w:t>
+            </w:r>
+          </w:p>
+        </w:tc>
+        <w:tc>
+          <w:tcPr>
+            <w:tcW w:type="dxa" w:w="1242"/>
+          </w:tcPr>
+          <w:p>
+            <w:pPr>
+              <w:spacing w:after="0" w:before="0" w:line="240" w:lineRule="auto"/>
+            </w:pPr>
+            <w:r/>
+            <w:r>
+              <w:rPr>
+                <w:rFonts w:ascii="Times New Roman" w:hAnsi="Times New Roman" w:eastAsia="宋体"/>
+                <w:b w:val="0"/>
+                <w:sz w:val="15"/>
+              </w:rPr>
+              <w:t>冒充设备上限</w:t>
+            </w:r>
+          </w:p>
+        </w:tc>
+      </w:tr>
+      <w:tr>
+        <w:tc>
+          <w:tcPr>
+            <w:tcW w:type="dxa" w:w="1150"/>
+          </w:tcPr>
+          <w:p>
+            <w:pPr>
+              <w:spacing w:after="0" w:before="0" w:line="240" w:lineRule="auto"/>
+            </w:pPr>
+            <w:r/>
+            <w:r>
+              <w:rPr>
+                <w:rFonts w:ascii="Times New Roman" w:hAnsi="Times New Roman" w:eastAsia="宋体"/>
+                <w:b w:val="0"/>
+                <w:sz w:val="15"/>
+              </w:rPr>
+              <w:t>tier 级合计</w:t>
+            </w:r>
+          </w:p>
+        </w:tc>
+        <w:tc>
+          <w:tcPr>
+            <w:tcW w:type="dxa" w:w="1242"/>
+          </w:tcPr>
+          <w:p>
+            <w:pPr>
+              <w:spacing w:after="0" w:before="0" w:line="240" w:lineRule="auto"/>
+            </w:pPr>
+            <w:r/>
+            <w:r>
+              <w:rPr>
+                <w:rFonts w:ascii="Times New Roman" w:hAnsi="Times New Roman" w:eastAsia="宋体"/>
+                <w:b w:val="0"/>
+                <w:sz w:val="15"/>
+              </w:rPr>
+              <w:t>单值</w:t>
+            </w:r>
+          </w:p>
+        </w:tc>
+        <w:tc>
+          <w:tcPr>
+            <w:tcW w:type="dxa" w:w="1242"/>
+          </w:tcPr>
+          <w:p>
+            <w:pPr>
+              <w:spacing w:after="0" w:before="0" w:line="240" w:lineRule="auto"/>
+            </w:pPr>
+            <w:r/>
+            <w:r>
+              <w:rPr>
+                <w:rFonts w:ascii="Times New Roman" w:hAnsi="Times New Roman" w:eastAsia="宋体"/>
+                <w:b w:val="0"/>
+                <w:sz w:val="15"/>
+              </w:rPr>
+              <w:t>分组后差 20 倍</w:t>
+            </w:r>
+          </w:p>
+        </w:tc>
+        <w:tc>
+          <w:tcPr>
+            <w:tcW w:type="dxa" w:w="1242"/>
+          </w:tcPr>
+          <w:p>
+            <w:pPr>
+              <w:spacing w:after="0" w:before="0" w:line="240" w:lineRule="auto"/>
+            </w:pPr>
+            <w:r/>
+            <w:r>
+              <w:rPr>
+                <w:rFonts w:ascii="Times New Roman" w:hAnsi="Times New Roman" w:eastAsia="宋体"/>
+                <w:b w:val="0"/>
+                <w:sz w:val="15"/>
+              </w:rPr>
+              <w:t>混合了两种形态</w:t>
+            </w:r>
+          </w:p>
+        </w:tc>
+      </w:tr>
+      <w:tr>
+        <w:tc>
+          <w:tcPr>
+            <w:tcW w:type="dxa" w:w="1150"/>
+          </w:tcPr>
+          <w:p>
+            <w:pPr>
+              <w:spacing w:after="0" w:before="0" w:line="240" w:lineRule="auto"/>
+            </w:pPr>
+            <w:r/>
+            <w:r>
+              <w:rPr>
+                <w:rFonts w:ascii="Times New Roman" w:hAnsi="Times New Roman" w:eastAsia="宋体"/>
+                <w:b w:val="0"/>
+                <w:sz w:val="15"/>
+              </w:rPr>
+              <w:t>`hit_wall`</w:t>
+            </w:r>
+          </w:p>
+        </w:tc>
+        <w:tc>
+          <w:tcPr>
+            <w:tcW w:type="dxa" w:w="1242"/>
+          </w:tcPr>
+          <w:p>
+            <w:pPr>
+              <w:spacing w:after="0" w:before="0" w:line="240" w:lineRule="auto"/>
+            </w:pPr>
+            <w:r/>
+            <w:r>
+              <w:rPr>
+                <w:rFonts w:ascii="Times New Roman" w:hAnsi="Times New Roman" w:eastAsia="宋体"/>
+                <w:b w:val="0"/>
+                <w:sz w:val="15"/>
+              </w:rPr>
+              <w:t>0.00 s</w:t>
+            </w:r>
+          </w:p>
+        </w:tc>
+        <w:tc>
+          <w:tcPr>
+            <w:tcW w:type="dxa" w:w="1242"/>
+          </w:tcPr>
+          <w:p>
+            <w:pPr>
+              <w:spacing w:after="0" w:before="0" w:line="240" w:lineRule="auto"/>
+            </w:pPr>
+            <w:r/>
+            <w:r>
+              <w:rPr>
+                <w:rFonts w:ascii="Times New Roman" w:hAnsi="Times New Roman" w:eastAsia="宋体"/>
+                <w:b w:val="0"/>
+                <w:sz w:val="15"/>
+              </w:rPr>
+              <w:t>`pread` 1742.60 s</w:t>
+            </w:r>
+          </w:p>
+        </w:tc>
+        <w:tc>
+          <w:tcPr>
+            <w:tcW w:type="dxa" w:w="1242"/>
+          </w:tcPr>
+          <w:p>
+            <w:pPr>
+              <w:spacing w:after="0" w:before="0" w:line="240" w:lineRule="auto"/>
+            </w:pPr>
+            <w:r/>
+            <w:r>
+              <w:rPr>
+                <w:rFonts w:ascii="Times New Roman" w:hAnsi="Times New Roman" w:eastAsia="宋体"/>
+                <w:b w:val="0"/>
+                <w:sz w:val="15"/>
+              </w:rPr>
+              <w:t>两个语义不同的量相减</w:t>
+            </w:r>
+          </w:p>
+        </w:tc>
+      </w:tr>
+    </w:tbl>
+    <w:p>
+      <w:pPr>
+        <w:spacing w:after="40" w:line="276" w:lineRule="auto"/>
+        <w:ind w:firstLine="360"/>
+      </w:pPr>
+      <w:r>
+        <w:rPr>
+          <w:rFonts w:ascii="Times New Roman" w:hAnsi="Times New Roman" w:eastAsia="宋体"/>
+          <w:b/>
+          <w:sz w:val="18"/>
+        </w:rPr>
+        <w:t>六个当中没有一个自己暴露。</w:t>
+      </w:r>
+      <w:r>
+        <w:rPr>
+          <w:rFonts w:ascii="Times New Roman" w:hAnsi="Times New Roman" w:eastAsia="宋体"/>
+          <w:b w:val="0"/>
+          <w:sz w:val="18"/>
+        </w:rPr>
+        <w:t xml:space="preserve"> 每一个都是与另一个</w:t>
+      </w:r>
+      <w:r>
+        <w:rPr>
+          <w:rFonts w:ascii="Times New Roman" w:hAnsi="Times New Roman" w:eastAsia="宋体"/>
+          <w:b/>
+          <w:sz w:val="18"/>
+        </w:rPr>
+        <w:t>独立来源</w:t>
+      </w:r>
+      <w:r>
+        <w:rPr>
+          <w:rFonts w:ascii="Times New Roman" w:hAnsi="Times New Roman" w:eastAsia="宋体"/>
+          <w:b w:val="0"/>
+          <w:sz w:val="18"/>
+        </w:rPr>
+        <w:t>的量对账才显形的。</w:t>
       </w:r>
     </w:p>
     <w:p>
@@ -855,11 +1749,75 @@
       </w:pPr>
       <w:r>
         <w:rPr>
+          <w:rFonts w:ascii="Consolas" w:hAnsi="Consolas"/>
+          <w:color w:val="000080"/>
+          <w:sz w:val="18"/>
+        </w:rPr>
+        <w:t>hit_wall</w:t>
+      </w:r>
+      <w:r>
+        <w:rPr>
+          <w:rFonts w:ascii="Times New Roman" w:hAnsi="Times New Roman" w:eastAsia="宋体"/>
+          <w:b w:val="0"/>
+          <w:sz w:val="18"/>
+        </w:rPr>
+        <w:t xml:space="preserve"> 最值得单说，因为它最难靠“小心一点”避免。原实现想回答“这批读里多少时间花在命中、多少花在未命中”，做法是在批次入口对 </w:t>
+      </w:r>
+      <w:r>
+        <w:rPr>
+          <w:rFonts w:ascii="Consolas" w:hAnsi="Consolas"/>
+          <w:color w:val="000080"/>
+          <w:sz w:val="18"/>
+        </w:rPr>
+        <w:t>hit_seconds</w:t>
+      </w:r>
+      <w:r>
+        <w:rPr>
+          <w:rFonts w:ascii="Times New Roman" w:hAnsi="Times New Roman" w:eastAsia="宋体"/>
+          <w:b w:val="0"/>
+          <w:sz w:val="18"/>
+        </w:rPr>
+        <w:t xml:space="preserve"> / </w:t>
+      </w:r>
+      <w:r>
+        <w:rPr>
+          <w:rFonts w:ascii="Consolas" w:hAnsi="Consolas"/>
+          <w:color w:val="000080"/>
+          <w:sz w:val="18"/>
+        </w:rPr>
+        <w:t>miss_seconds</w:t>
+      </w:r>
+      <w:r>
+        <w:rPr>
+          <w:rFonts w:ascii="Times New Roman" w:hAnsi="Times New Roman" w:eastAsia="宋体"/>
+          <w:b w:val="0"/>
+          <w:sz w:val="18"/>
+        </w:rPr>
+        <w:t xml:space="preserve"> 取快照，再把批次墙钟按快照差的比例分摊。但这两个字段是 16 个线程各自累加自己 </w:t>
+      </w:r>
+      <w:r>
+        <w:rPr>
+          <w:rFonts w:ascii="Consolas" w:hAnsi="Consolas"/>
+          <w:color w:val="000080"/>
+          <w:sz w:val="18"/>
+        </w:rPr>
+        <w:t>pread</w:t>
+      </w:r>
+      <w:r>
+        <w:rPr>
+          <w:rFonts w:ascii="Times New Roman" w:hAnsi="Times New Roman" w:eastAsia="宋体"/>
+          <w:b w:val="0"/>
+          <w:sz w:val="18"/>
+        </w:rPr>
+        <w:t xml:space="preserve"> 耗时的</w:t>
+      </w:r>
+      <w:r>
+        <w:rPr>
           <w:rFonts w:ascii="Times New Roman" w:hAnsi="Times New Roman" w:eastAsia="宋体"/>
           <w:b/>
           <w:sz w:val="18"/>
         </w:rPr>
-        <w:t>R_i ≥ 1</w:t>
+        <w:t>线程累计量</w:t>
       </w:r>
       <w:r>
         <w:rPr>
@@ -867,7 +1825,71 @@
           <w:b w:val="0"/>
           <w:sz w:val="18"/>
         </w:rPr>
-        <w:t>，</w:t>
+        <w:t>，而快照差把窗口期内另外 15 个线程完成的读也算了进去。</w:t>
+      </w:r>
+      <w:r>
+        <w:rPr>
+          <w:rFonts w:ascii="Times New Roman" w:hAnsi="Times New Roman" w:eastAsia="宋体"/>
+          <w:b/>
+          <w:sz w:val="18"/>
+        </w:rPr>
+        <w:t>分子与分母描述的不是同一批读，和因此塌成 0。</w:t>
+      </w:r>
+      <w:r>
+        <w:rPr>
+          <w:rFonts w:ascii="Times New Roman" w:hAnsi="Times New Roman" w:eastAsia="宋体"/>
+          <w:b w:val="0"/>
+          <w:sz w:val="18"/>
+        </w:rPr>
+        <w:t xml:space="preserve"> 修复方式不是加锁，是把记账下沉到判定发生的地点：</w:t>
+      </w:r>
+      <w:r>
+        <w:rPr>
+          <w:rFonts w:ascii="Consolas" w:hAnsi="Consolas"/>
+          <w:color w:val="000080"/>
+          <w:sz w:val="18"/>
+        </w:rPr>
+        <w:t>k3_l2_get</w:t>
+      </w:r>
+      <w:r>
+        <w:rPr>
+          <w:rFonts w:ascii="Times New Roman" w:hAnsi="Times New Roman" w:eastAsia="宋体"/>
+          <w:b w:val="0"/>
+          <w:sz w:val="18"/>
+        </w:rPr>
+        <w:t xml:space="preserve"> 在命中分支与未命中分支各自累加自己那一段的耗时，不再需要任何跨线程差分。修复后实测 </w:t>
+      </w:r>
+      <w:r>
+        <w:rPr>
+          <w:rFonts w:ascii="Consolas" w:hAnsi="Consolas"/>
+          <w:color w:val="000080"/>
+          <w:sz w:val="18"/>
+        </w:rPr>
+        <w:t>hit_wall</w:t>
+      </w:r>
+      <w:r>
+        <w:rPr>
+          <w:rFonts w:ascii="Times New Roman" w:hAnsi="Times New Roman" w:eastAsia="宋体"/>
+          <w:b w:val="0"/>
+          <w:sz w:val="18"/>
+        </w:rPr>
+        <w:t xml:space="preserve"> 与 </w:t>
+      </w:r>
+      <w:r>
+        <w:rPr>
+          <w:rFonts w:ascii="Consolas" w:hAnsi="Consolas"/>
+          <w:color w:val="000080"/>
+          <w:sz w:val="18"/>
+        </w:rPr>
+        <w:t>pread</w:t>
+      </w:r>
+      <w:r>
+        <w:rPr>
+          <w:rFonts w:ascii="Times New Roman" w:hAnsi="Times New Roman" w:eastAsia="宋体"/>
+          <w:b w:val="0"/>
+          <w:sz w:val="18"/>
+        </w:rPr>
+        <w:t xml:space="preserve"> 的比值为 1.0000，因为两者此后记的是同一批读的同一段耗时。</w:t>
       </w:r>
     </w:p>
     <w:p>
@@ -881,23 +1903,7 @@
           <w:b w:val="0"/>
           <w:sz w:val="18"/>
         </w:rPr>
-        <w:t>且该下界</w:t>
-      </w:r>
-      <w:r>
-        <w:rPr>
-          <w:rFonts w:ascii="Times New Roman" w:hAnsi="Times New Roman" w:eastAsia="宋体"/>
-          <w:b/>
-          <w:sz w:val="18"/>
-        </w:rPr>
-        <w:t>同时可达</w:t>
-      </w:r>
-      <w:r>
-        <w:rPr>
-          <w:rFonts w:ascii="Times New Roman" w:hAnsi="Times New Roman" w:eastAsia="宋体"/>
-          <w:b w:val="0"/>
-          <w:sz w:val="18"/>
-        </w:rPr>
-        <w:t>：存在读取调度使 R_i = 1 对所有 i &lt; k 同时成立，其余 R − 1 次全部发生在 M_k。</w:t>
+        <w:t>由此得到一条与模型无关的规程，它是判据成立的前提：</w:t>
       </w:r>
     </w:p>
     <w:p>
@@ -908,10 +1914,284 @@
       <w:r>
         <w:rPr>
           <w:rFonts w:ascii="Times New Roman" w:hAnsi="Times New Roman" w:eastAsia="宋体"/>
+          <w:b w:val="0"/>
+          <w:sz w:val="18"/>
+        </w:rPr>
+        <w:t xml:space="preserve">&gt; </w:t>
+      </w:r>
+      <w:r>
+        <w:rPr>
+          <w:rFonts w:ascii="Times New Roman" w:hAnsi="Times New Roman" w:eastAsia="宋体"/>
           <w:b/>
           <w:sz w:val="18"/>
         </w:rPr>
-        <w:t>推论 1（代价最优）</w:t>
+        <w:t>凡派生量，必须指定一个与之独立的量做交叉校验，并在报告中同屏打印。</w:t>
+      </w:r>
+    </w:p>
+    <w:tbl>
+      <w:tblPr>
+        <w:tblStyle w:val="TableGrid"/>
+        <w:tblW w:type="auto" w:w="0"/>
+        <w:tblLook w:firstColumn="1" w:firstRow="1" w:lastColumn="0" w:lastRow="0" w:noHBand="0" w:noVBand="1" w:val="04A0"/>
+        <w:tblLayout w:type="fixed"/>
+      </w:tblPr>
+      <w:tblGrid>
+        <w:gridCol w:w="1341"/>
+        <w:gridCol w:w="3535"/>
+      </w:tblGrid>
+      <w:tr>
+        <w:tc>
+          <w:tcPr>
+            <w:tcW w:type="dxa" w:w="1341"/>
+          </w:tcPr>
+          <w:p>
+            <w:pPr>
+              <w:spacing w:after="0" w:before="0" w:line="240" w:lineRule="auto"/>
+            </w:pPr>
+            <w:r/>
+            <w:r>
+              <w:rPr>
+                <w:rFonts w:ascii="Times New Roman" w:hAnsi="Times New Roman" w:eastAsia="黑体"/>
+                <w:b/>
+                <w:sz w:val="16"/>
+              </w:rPr>
+              <w:t>派生量</w:t>
+            </w:r>
+          </w:p>
+        </w:tc>
+        <w:tc>
+          <w:tcPr>
+            <w:tcW w:type="dxa" w:w="3535"/>
+          </w:tcPr>
+          <w:p>
+            <w:pPr>
+              <w:spacing w:after="0" w:before="0" w:line="240" w:lineRule="auto"/>
+            </w:pPr>
+            <w:r/>
+            <w:r>
+              <w:rPr>
+                <w:rFonts w:ascii="Times New Roman" w:hAnsi="Times New Roman" w:eastAsia="黑体"/>
+                <w:b/>
+                <w:sz w:val="16"/>
+              </w:rPr>
+              <w:t>交叉校验对象</w:t>
+            </w:r>
+          </w:p>
+        </w:tc>
+      </w:tr>
+      <w:tr>
+        <w:tc>
+          <w:tcPr>
+            <w:tcW w:type="dxa" w:w="1341"/>
+          </w:tcPr>
+          <w:p>
+            <w:pPr>
+              <w:spacing w:after="0" w:before="0" w:line="240" w:lineRule="auto"/>
+            </w:pPr>
+            <w:r/>
+            <w:r>
+              <w:rPr>
+                <w:rFonts w:ascii="Times New Roman" w:hAnsi="Times New Roman" w:eastAsia="宋体"/>
+                <w:b w:val="0"/>
+                <w:sz w:val="15"/>
+              </w:rPr>
+              <w:t>每词元字节</w:t>
+            </w:r>
+          </w:p>
+        </w:tc>
+        <w:tc>
+          <w:tcPr>
+            <w:tcW w:type="dxa" w:w="3535"/>
+          </w:tcPr>
+          <w:p>
+            <w:pPr>
+              <w:spacing w:after="0" w:before="0" w:line="240" w:lineRule="auto"/>
+            </w:pPr>
+            <w:r/>
+            <w:r>
+              <w:rPr>
+                <w:rFonts w:ascii="Times New Roman" w:hAnsi="Times New Roman" w:eastAsia="宋体"/>
+                <w:b w:val="0"/>
+                <w:sz w:val="15"/>
+              </w:rPr>
+              <w:t>理论载入量（层数 × 激活专家数 × 单专家字节）</w:t>
+            </w:r>
+          </w:p>
+        </w:tc>
+      </w:tr>
+      <w:tr>
+        <w:tc>
+          <w:tcPr>
+            <w:tcW w:type="dxa" w:w="1341"/>
+          </w:tcPr>
+          <w:p>
+            <w:pPr>
+              <w:spacing w:after="0" w:before="0" w:line="240" w:lineRule="auto"/>
+            </w:pPr>
+            <w:r/>
+            <w:r>
+              <w:rPr>
+                <w:rFonts w:ascii="Times New Roman" w:hAnsi="Times New Roman" w:eastAsia="宋体"/>
+                <w:b w:val="0"/>
+                <w:sz w:val="15"/>
+              </w:rPr>
+              <w:t>并发倍数</w:t>
+            </w:r>
+          </w:p>
+        </w:tc>
+        <w:tc>
+          <w:tcPr>
+            <w:tcW w:type="dxa" w:w="3535"/>
+          </w:tcPr>
+          <w:p>
+            <w:pPr>
+              <w:spacing w:after="0" w:before="0" w:line="240" w:lineRule="auto"/>
+            </w:pPr>
+            <w:r/>
+            <w:r>
+              <w:rPr>
+                <w:rFonts w:ascii="Times New Roman" w:hAnsi="Times New Roman" w:eastAsia="宋体"/>
+                <w:b w:val="0"/>
+                <w:sz w:val="15"/>
+              </w:rPr>
+              <w:t>16 ×（1 − sleep 占比）</w:t>
+            </w:r>
+          </w:p>
+        </w:tc>
+      </w:tr>
+      <w:tr>
+        <w:tc>
+          <w:tcPr>
+            <w:tcW w:type="dxa" w:w="1341"/>
+          </w:tcPr>
+          <w:p>
+            <w:pPr>
+              <w:spacing w:after="0" w:before="0" w:line="240" w:lineRule="auto"/>
+            </w:pPr>
+            <w:r/>
+            <w:r>
+              <w:rPr>
+                <w:rFonts w:ascii="Times New Roman" w:hAnsi="Times New Roman" w:eastAsia="宋体"/>
+                <w:b w:val="0"/>
+                <w:sz w:val="15"/>
+              </w:rPr>
+              <w:t>`hit_wall`</w:t>
+            </w:r>
+          </w:p>
+        </w:tc>
+        <w:tc>
+          <w:tcPr>
+            <w:tcW w:type="dxa" w:w="3535"/>
+          </w:tcPr>
+          <w:p>
+            <w:pPr>
+              <w:spacing w:after="0" w:before="0" w:line="240" w:lineRule="auto"/>
+            </w:pPr>
+            <w:r/>
+            <w:r>
+              <w:rPr>
+                <w:rFonts w:ascii="Times New Roman" w:hAnsi="Times New Roman" w:eastAsia="宋体"/>
+                <w:b w:val="0"/>
+                <w:sz w:val="15"/>
+              </w:rPr>
+              <w:t>`pread_seconds`</w:t>
+            </w:r>
+          </w:p>
+        </w:tc>
+      </w:tr>
+      <w:tr>
+        <w:tc>
+          <w:tcPr>
+            <w:tcW w:type="dxa" w:w="1341"/>
+          </w:tcPr>
+          <w:p>
+            <w:pPr>
+              <w:spacing w:after="0" w:before="0" w:line="240" w:lineRule="auto"/>
+            </w:pPr>
+            <w:r/>
+            <w:r>
+              <w:rPr>
+                <w:rFonts w:ascii="Times New Roman" w:hAnsi="Times New Roman" w:eastAsia="宋体"/>
+                <w:b w:val="0"/>
+                <w:sz w:val="15"/>
+              </w:rPr>
+              <w:t>已交付字节</w:t>
+            </w:r>
+          </w:p>
+        </w:tc>
+        <w:tc>
+          <w:tcPr>
+            <w:tcW w:type="dxa" w:w="3535"/>
+          </w:tcPr>
+          <w:p>
+            <w:pPr>
+              <w:spacing w:after="0" w:before="0" w:line="240" w:lineRule="auto"/>
+            </w:pPr>
+            <w:r/>
+            <w:r>
+              <w:rPr>
+                <w:rFonts w:ascii="Times New Roman" w:hAnsi="Times New Roman" w:eastAsia="宋体"/>
+                <w:b w:val="0"/>
+                <w:sz w:val="15"/>
+              </w:rPr>
+              <w:t>请求数 × 单请求大小</w:t>
+            </w:r>
+          </w:p>
+        </w:tc>
+      </w:tr>
+      <w:tr>
+        <w:tc>
+          <w:tcPr>
+            <w:tcW w:type="dxa" w:w="1341"/>
+          </w:tcPr>
+          <w:p>
+            <w:pPr>
+              <w:spacing w:after="0" w:before="0" w:line="240" w:lineRule="auto"/>
+            </w:pPr>
+            <w:r/>
+            <w:r>
+              <w:rPr>
+                <w:rFonts w:ascii="Times New Roman" w:hAnsi="Times New Roman" w:eastAsia="宋体"/>
+                <w:b w:val="0"/>
+                <w:sz w:val="15"/>
+              </w:rPr>
+              <w:t>每流速率</w:t>
+            </w:r>
+          </w:p>
+        </w:tc>
+        <w:tc>
+          <w:tcPr>
+            <w:tcW w:type="dxa" w:w="3535"/>
+          </w:tcPr>
+          <w:p>
+            <w:pPr>
+              <w:spacing w:after="0" w:before="0" w:line="240" w:lineRule="auto"/>
+            </w:pPr>
+            <w:r/>
+            <w:r>
+              <w:rPr>
+                <w:rFonts w:ascii="Times New Roman" w:hAnsi="Times New Roman" w:eastAsia="宋体"/>
+                <w:b w:val="0"/>
+                <w:sz w:val="15"/>
+              </w:rPr>
+              <w:t>聚合吞吐 ÷ 并发倍数</w:t>
+            </w:r>
+          </w:p>
+        </w:tc>
+      </w:tr>
+    </w:tbl>
+    <w:p>
+      <w:pPr>
+        <w:spacing w:after="40" w:line="276" w:lineRule="auto"/>
+        <w:ind w:firstLine="360"/>
+      </w:pPr>
+      <w:r>
+        <w:rPr>
+          <w:rFonts w:ascii="Times New Roman" w:hAnsi="Times New Roman" w:eastAsia="宋体"/>
+          <w:b/>
+          <w:sz w:val="18"/>
+        </w:rPr>
+        <w:t>“同屏打印”不是排版偏好，而是发现机制。</w:t>
       </w:r>
       <w:r>
         <w:rPr>
@@ -919,7 +2199,39 @@
           <w:b w:val="0"/>
           <w:sz w:val="18"/>
         </w:rPr>
-        <w:t>：复用若发生在最快层，各低速层读取次数总和的最小值即“符合本文原则、刚好只读一次”；使该最小值达成的调度同时是低速层读取字节代价最小的调度。</w:t>
+        <w:t xml:space="preserve"> </w:t>
+      </w:r>
+      <w:r>
+        <w:rPr>
+          <w:rFonts w:ascii="Consolas" w:hAnsi="Consolas"/>
+          <w:color w:val="000080"/>
+          <w:sz w:val="18"/>
+        </w:rPr>
+        <w:t>hit_wall = 0.00</w:t>
+      </w:r>
+      <w:r>
+        <w:rPr>
+          <w:rFonts w:ascii="Times New Roman" w:hAnsi="Times New Roman" w:eastAsia="宋体"/>
+          <w:b w:val="0"/>
+          <w:sz w:val="18"/>
+        </w:rPr>
+        <w:t xml:space="preserve"> 与 </w:t>
+      </w:r>
+      <w:r>
+        <w:rPr>
+          <w:rFonts w:ascii="Consolas" w:hAnsi="Consolas"/>
+          <w:color w:val="000080"/>
+          <w:sz w:val="18"/>
+        </w:rPr>
+        <w:t>pread = 1742.60</w:t>
+      </w:r>
+      <w:r>
+        <w:rPr>
+          <w:rFonts w:ascii="Times New Roman" w:hAnsi="Times New Roman" w:eastAsia="宋体"/>
+          <w:b w:val="0"/>
+          <w:sz w:val="18"/>
+        </w:rPr>
+        <w:t xml:space="preserve"> 之所以能被察觉，正因为它们印在同一份日志里、彼此相邻；分开在不同输出中的两个数不会被对照，因而不会被发现。本轮若有若干字段当初未与邻居同屏，很可能至今仍在使用。规程的代价只是报告里多打印几个已有变量。</w:t>
       </w:r>
     </w:p>
     <w:p>
@@ -930,10 +2242,34 @@
       <w:r>
         <w:rPr>
           <w:rFonts w:ascii="Times New Roman" w:hAnsi="Times New Roman" w:eastAsia="宋体"/>
+          <w:b w:val="0"/>
+          <w:sz w:val="18"/>
+        </w:rPr>
+        <w:t>规程同时限定了结论的适用范围：</w:t>
+      </w:r>
+      <w:r>
+        <w:rPr>
+          <w:rFonts w:ascii="Consolas" w:hAnsi="Consolas"/>
+          <w:color w:val="000080"/>
+          <w:sz w:val="18"/>
+        </w:rPr>
+        <w:t>hit_wall</w:t>
+      </w:r>
+      <w:r>
+        <w:rPr>
+          <w:rFonts w:ascii="Times New Roman" w:hAnsi="Times New Roman" w:eastAsia="宋体"/>
+          <w:b w:val="0"/>
+          <w:sz w:val="18"/>
+        </w:rPr>
+        <w:t xml:space="preserve"> 归零发生在第 4 章结论形成</w:t>
+      </w:r>
+      <w:r>
+        <w:rPr>
+          <w:rFonts w:ascii="Times New Roman" w:hAnsi="Times New Roman" w:eastAsia="宋体"/>
           <w:b/>
           <w:sz w:val="18"/>
         </w:rPr>
-        <w:t>推论 2（违纪指征）</w:t>
+        <w:t>之后</w:t>
       </w:r>
       <w:r>
         <w:rPr>
@@ -941,21 +2277,15 @@
           <w:b w:val="0"/>
           <w:sz w:val="18"/>
         </w:rPr>
-        <w:t>：若实测某低速层的读取次数显著大于 1，则“复用实际发生在最快层”的判定不成立。问题在资源配置/落位，而非算法需要免读。</w:t>
-      </w:r>
-    </w:p>
-    <w:p>
-      <w:pPr>
-        <w:spacing w:after="40" w:line="276" w:lineRule="auto"/>
-        <w:ind w:firstLine="360"/>
-      </w:pPr>
+        <w:t>，一度被当作判据缺口来解释；校正之后才知道那是仪表缺陷。</w:t>
+      </w:r>
       <w:r>
         <w:rPr>
           <w:rFonts w:ascii="Times New Roman" w:hAnsi="Times New Roman" w:eastAsia="宋体"/>
           <w:b/>
           <w:sz w:val="18"/>
         </w:rPr>
-        <w:t>推论 3（与局部性原理的分工）</w:t>
+        <w:t>若两者未加区分，判据会被一次仪表故障推倒。</w:t>
       </w:r>
       <w:r>
         <w:rPr>
@@ -963,271 +2293,7 @@
           <w:b w:val="0"/>
           <w:sz w:val="18"/>
         </w:rPr>
-        <w:t>：局部性原理回答“该不该复用”，本原则回答“复用的代价底线是多少”。两者互补，构成存储设计的两条约束。</w:t>
-      </w:r>
-    </w:p>
-    <w:p>
-      <w:pPr>
-        <w:spacing w:after="40" w:before="80" w:line="240" w:lineRule="auto"/>
-      </w:pPr>
-      <w:r>
-        <w:rPr>
-          <w:rFonts w:ascii="Times New Roman" w:hAnsi="Times New Roman" w:eastAsia="黑体"/>
-          <w:b w:val="0"/>
-          <w:sz w:val="18"/>
-        </w:rPr>
-        <w:t>3.3  模型推导（合理性论证）</w:t>
-      </w:r>
-    </w:p>
-    <w:p>
-      <w:pPr>
-        <w:spacing w:after="40" w:line="276" w:lineRule="auto"/>
-        <w:ind w:firstLine="360"/>
-      </w:pPr>
-      <w:r>
-        <w:rPr>
-          <w:rFonts w:ascii="Times New Roman" w:hAnsi="Times New Roman" w:eastAsia="宋体"/>
-          <w:b/>
-          <w:sz w:val="18"/>
-        </w:rPr>
-        <w:t>公设</w:t>
-      </w:r>
-      <w:r>
-        <w:rPr>
-          <w:rFonts w:ascii="Times New Roman" w:hAnsi="Times New Roman" w:eastAsia="宋体"/>
-          <w:b w:val="0"/>
-          <w:sz w:val="18"/>
-        </w:rPr>
-        <w:t>（推导的全部起点，均已在前文声明，此处集中列出）：</w:t>
-      </w:r>
-    </w:p>
-    <w:p>
-      <w:pPr>
-        <w:spacing w:after="40" w:line="276" w:lineRule="auto"/>
-        <w:ind w:firstLine="360"/>
-      </w:pPr>
-      <w:r>
-        <w:rPr>
-          <w:rFonts w:ascii="Times New Roman" w:hAnsi="Times New Roman" w:eastAsia="宋体"/>
-          <w:b w:val="0"/>
-          <w:sz w:val="18"/>
-        </w:rPr>
-        <w:t xml:space="preserve">- </w:t>
-      </w:r>
-      <w:r>
-        <w:rPr>
-          <w:rFonts w:ascii="Times New Roman" w:hAnsi="Times New Roman" w:eastAsia="宋体"/>
-          <w:b/>
-          <w:sz w:val="18"/>
-        </w:rPr>
-        <w:t>P1（入口唯一）</w:t>
-      </w:r>
-      <w:r>
-        <w:rPr>
-          <w:rFonts w:ascii="Times New Roman" w:hAnsi="Times New Roman" w:eastAsia="宋体"/>
-          <w:b w:val="0"/>
-          <w:sz w:val="18"/>
-        </w:rPr>
-        <w:t>：参与路径上每一层 M_i（i&lt;k）是数据进入 M_{i+1} 及以上层次的唯一通道。凡到达 M_k 被复用的 d，都必依次经路径上各层读入。该公设排除了“不经某层也能上行”的实现（旁路、直接 DMA、多副本并存等），见 3.4 的适用范围。</w:t>
-      </w:r>
-    </w:p>
-    <w:p>
-      <w:pPr>
-        <w:spacing w:after="40" w:line="276" w:lineRule="auto"/>
-        <w:ind w:firstLine="360"/>
-      </w:pPr>
-      <w:r>
-        <w:rPr>
-          <w:rFonts w:ascii="Times New Roman" w:hAnsi="Times New Roman" w:eastAsia="宋体"/>
-          <w:b w:val="0"/>
-          <w:sz w:val="18"/>
-        </w:rPr>
-        <w:t xml:space="preserve">- </w:t>
-      </w:r>
-      <w:r>
-        <w:rPr>
-          <w:rFonts w:ascii="Times New Roman" w:hAnsi="Times New Roman" w:eastAsia="宋体"/>
-          <w:b/>
-          <w:sz w:val="18"/>
-        </w:rPr>
-        <w:t>P2（读取字节代价）</w:t>
-      </w:r>
-      <w:r>
-        <w:rPr>
-          <w:rFonts w:ascii="Times New Roman" w:hAnsi="Times New Roman" w:eastAsia="宋体"/>
-          <w:b w:val="0"/>
-          <w:sz w:val="18"/>
-        </w:rPr>
-        <w:t>：访问代价按 3.1 的层序单调且 c_i &gt; 0 随 i 增大而减小；本节之“代价”均指读取字节代价、对字节量线性，写、逐出与争用不计入。</w:t>
-      </w:r>
-    </w:p>
-    <w:p>
-      <w:pPr>
-        <w:spacing w:after="40" w:line="276" w:lineRule="auto"/>
-        <w:ind w:firstLine="360"/>
-      </w:pPr>
-      <w:r>
-        <w:rPr>
-          <w:rFonts w:ascii="Times New Roman" w:hAnsi="Times New Roman" w:eastAsia="宋体"/>
-          <w:b/>
-          <w:sz w:val="18"/>
-        </w:rPr>
-        <w:t>第 1 步（下界，由定义与 P1 直接导出）</w:t>
-      </w:r>
-      <w:r>
-        <w:rPr>
-          <w:rFonts w:ascii="Times New Roman" w:hAnsi="Times New Roman" w:eastAsia="宋体"/>
-          <w:b w:val="0"/>
-          <w:sz w:val="18"/>
-        </w:rPr>
-        <w:t>：参与路径的定义表明 d 实际进入过路径上的每层；再由 P1，凡到达 M_k 的 d 必先经 M_i（i&lt;k）读入。两者合起来即每一路径层 M_i 至少被读一次：R_i ≥ 1。此结果对每个路径层独立成立，不依赖容量假设与工作量。□</w:t>
-      </w:r>
-    </w:p>
-    <w:p>
-      <w:pPr>
-        <w:spacing w:after="40" w:line="276" w:lineRule="auto"/>
-        <w:ind w:firstLine="360"/>
-      </w:pPr>
-      <w:r>
-        <w:rPr>
-          <w:rFonts w:ascii="Times New Roman" w:hAnsi="Times New Roman" w:eastAsia="宋体"/>
-          <w:b/>
-          <w:sz w:val="18"/>
-        </w:rPr>
-        <w:t>第 2 步（代价最优）</w:t>
-      </w:r>
-      <w:r>
-        <w:rPr>
-          <w:rFonts w:ascii="Times New Roman" w:hAnsi="Times New Roman" w:eastAsia="宋体"/>
-          <w:b w:val="0"/>
-          <w:sz w:val="18"/>
-        </w:rPr>
-        <w:t>：在 P2 口径下，总读取字节代价 Σ = c_k·(R−1) + Σ_{i&lt;k} c_i·R_i。复用在 M_k 发生使前一项固定；由第 1 步，后一项在每项 R_i ≥ 1 且各 c_i &gt; 0 的约束下于 R_i = 1 处取得严格最小值，且第 3 步保证该最小值可达。故达到下界的调度使低速层读取字节代价最小（推论 1）。□</w:t>
-      </w:r>
-    </w:p>
-    <w:p>
-      <w:pPr>
-        <w:spacing w:after="40" w:line="276" w:lineRule="auto"/>
-        <w:ind w:firstLine="360"/>
-      </w:pPr>
-      <w:r>
-        <w:rPr>
-          <w:rFonts w:ascii="Times New Roman" w:hAnsi="Times New Roman" w:eastAsia="宋体"/>
-          <w:b/>
-          <w:sz w:val="18"/>
-        </w:rPr>
-        <w:t>第 3 步（可达性）</w:t>
-      </w:r>
-      <w:r>
-        <w:rPr>
-          <w:rFonts w:ascii="Times New Roman" w:hAnsi="Times New Roman" w:eastAsia="宋体"/>
-          <w:b w:val="0"/>
-          <w:sz w:val="18"/>
-        </w:rPr>
-        <w:t>：复用在 M_k 发生意味着 d 在 M_k 已有活集位置（容量充足），R − 1 次复用可全部在 M_k 内完成；d 到达 M_k 的路径即逐层各读一次（M_1 一次 → M_2 一次 → … → M_k 一次），该调度合法且同时满足所有下界。若活集超出 M_k 容量，则“不在场”，原则不适用（见 3.4）。□</w:t>
-      </w:r>
-    </w:p>
-    <w:p>
-      <w:pPr>
-        <w:spacing w:after="40" w:before="80" w:line="240" w:lineRule="auto"/>
-      </w:pPr>
-      <w:r>
-        <w:rPr>
-          <w:rFonts w:ascii="Times New Roman" w:hAnsi="Times New Roman" w:eastAsia="黑体"/>
-          <w:b w:val="0"/>
-          <w:sz w:val="18"/>
-        </w:rPr>
-        <w:t>3.4  原则的使用与边界</w:t>
-      </w:r>
-    </w:p>
-    <w:p>
-      <w:pPr>
-        <w:spacing w:after="40" w:line="276" w:lineRule="auto"/>
-        <w:ind w:firstLine="360"/>
-      </w:pPr>
-      <w:r>
-        <w:rPr>
-          <w:rFonts w:ascii="Times New Roman" w:hAnsi="Times New Roman" w:eastAsia="宋体"/>
-          <w:b w:val="0"/>
-          <w:sz w:val="18"/>
-        </w:rPr>
-        <w:t xml:space="preserve">- </w:t>
-      </w:r>
-      <w:r>
-        <w:rPr>
-          <w:rFonts w:ascii="Times New Roman" w:hAnsi="Times New Roman" w:eastAsia="宋体"/>
-          <w:b/>
-          <w:sz w:val="18"/>
-        </w:rPr>
-        <w:t>用法</w:t>
-      </w:r>
-      <w:r>
-        <w:rPr>
-          <w:rFonts w:ascii="Times New Roman" w:hAnsi="Times New Roman" w:eastAsia="宋体"/>
-          <w:b w:val="0"/>
-          <w:sz w:val="18"/>
-        </w:rPr>
-        <w:t>：先核对“复用事实是否真的发生在最快层”（在场条件）；再数“低速层实测读取次数”。若实测明显大于 1，几乎总是因在场条件被违背（典型如“命中不落内存、每次字节照常搬迁”）。此时应去查资源配置，而不是先质疑算法。</w:t>
-      </w:r>
-    </w:p>
-    <w:p>
-      <w:pPr>
-        <w:spacing w:after="40" w:line="276" w:lineRule="auto"/>
-        <w:ind w:firstLine="360"/>
-      </w:pPr>
-      <w:r>
-        <w:rPr>
-          <w:rFonts w:ascii="Times New Roman" w:hAnsi="Times New Roman" w:eastAsia="宋体"/>
-          <w:b w:val="0"/>
-          <w:sz w:val="18"/>
-        </w:rPr>
-        <w:t xml:space="preserve">- </w:t>
-      </w:r>
-      <w:r>
-        <w:rPr>
-          <w:rFonts w:ascii="Times New Roman" w:hAnsi="Times New Roman" w:eastAsia="宋体"/>
-          <w:b/>
-          <w:sz w:val="18"/>
-        </w:rPr>
-        <w:t>边界</w:t>
-      </w:r>
-      <w:r>
-        <w:rPr>
-          <w:rFonts w:ascii="Times New Roman" w:hAnsi="Times New Roman" w:eastAsia="宋体"/>
-          <w:b w:val="0"/>
-          <w:sz w:val="18"/>
-        </w:rPr>
-        <w:t>：容量不构成违反。若活集超出 M_k 容量，复用无法全部落在 M_k，这是“不在场”情形，原则不违反、不适用；物理更快但不参与路径的介质不计入；原则回答“下界是多少、达到没有”，不回答问题“如何达到”（那交给调度工作[9-12]）；公设 P1（入口唯一）只覆盖“逐层入口”的实现，旁路、直接 DMA 到计算侧、多副本并存等非逐层实现不进入本模型。P1 是可达性的充分构造，而非必要实现。推论 2 的定理形式只在本模型内成立；模型之外（存在合法的多余读数，如逐出重访、多副本并存）它退化为经验准则，其实力由第 4 章实证支撑。</w:t>
-      </w:r>
-    </w:p>
-    <w:p>
-      <w:pPr>
-        <w:spacing w:after="40" w:line="276" w:lineRule="auto"/>
-        <w:ind w:firstLine="360"/>
-      </w:pPr>
-      <w:r>
-        <w:rPr>
-          <w:rFonts w:ascii="Times New Roman" w:hAnsi="Times New Roman" w:eastAsia="宋体"/>
-          <w:b w:val="0"/>
-          <w:sz w:val="18"/>
-        </w:rPr>
-        <w:t xml:space="preserve">- </w:t>
-      </w:r>
-      <w:r>
-        <w:rPr>
-          <w:rFonts w:ascii="Times New Roman" w:hAnsi="Times New Roman" w:eastAsia="宋体"/>
-          <w:b/>
-          <w:sz w:val="18"/>
-        </w:rPr>
-        <w:t>普适性</w:t>
-      </w:r>
-      <w:r>
-        <w:rPr>
-          <w:rFonts w:ascii="Times New Roman" w:hAnsi="Times New Roman" w:eastAsia="宋体"/>
-          <w:b w:val="0"/>
-          <w:sz w:val="18"/>
-        </w:rPr>
-        <w:t>：原则层不依赖具体系统类型，适用于通用分层存储：CPU 缓存层次、DRAM/SSD/HDD 层次、对象存储冷热层、数据库页缓存、GPU 共享内存/显存/主存层次、MoE 专家分发层次等。本文第 4 章的 MoE 场景只是其中一个验证实例。</w:t>
+        <w:t xml:space="preserve"> 各节数字之所以可以逐行回查，是因为每个派生量旁边都印着它的校验对象——读者可以自行判断某个结论是数据的性质还是仪表的性质。</w:t>
       </w:r>
     </w:p>
     <w:p>
@@ -1240,7 +2306,7 @@
           <w:b w:val="0"/>
           <w:sz w:val="21"/>
         </w:rPr>
-        <w:t>4  原则的实证验证：MoE 推理平台</w:t>
+        <w:t>4  判据的实证：MoE 推理平台</w:t>
       </w:r>
     </w:p>
     <w:p>
@@ -5300,7 +6366,7 @@
           <w:b w:val="0"/>
           <w:sz w:val="18"/>
         </w:rPr>
-        <w:t>本文各节在给出判定的同时，也保留了那些被实测推翻的早期归因。它们不是补充说明，而是记录了判据如何被用：凡被判据推翻的，先查是不是数据性质变了，再查是不是仪表错了——后者见 §5.6，本节数处归因修正正是走完这两步的结果。</w:t>
+        <w:t>本文各节在给出判定的同时，也保留了那些被实测推翻的早期归因。它们不是补充说明，而是记录了判据如何被用：凡被判据推翻的，先查是不是数据性质变了，再查是不是仪表错了——后者见 §3.2，本节数处归因修正正是走完这两步的结果。</w:t>
       </w:r>
     </w:p>
     <w:p>
@@ -5378,7 +6444,7 @@
           <w:b w:val="0"/>
           <w:sz w:val="21"/>
         </w:rPr>
-        <w:t>5  下界的工程用法：预算、验收与排查</w:t>
+        <w:t>5  判据的工程用法：预算、验收与排查</w:t>
       </w:r>
     </w:p>
     <w:p>
@@ -7089,1279 +8155,6 @@
           <w:sz w:val="18"/>
         </w:rPr>
         <w:t xml:space="preserve"> 完整数字见随稿附件 A.1。</w:t>
-      </w:r>
-    </w:p>
-    <w:p>
-      <w:pPr>
-        <w:spacing w:after="40" w:before="80" w:line="240" w:lineRule="auto"/>
-      </w:pPr>
-      <w:r>
-        <w:rPr>
-          <w:rFonts w:ascii="Times New Roman" w:hAnsi="Times New Roman" w:eastAsia="黑体"/>
-          <w:b w:val="0"/>
-          <w:sz w:val="18"/>
-        </w:rPr>
-        <w:t>5.6  判据的前提：仪表本身先校验</w:t>
-      </w:r>
-    </w:p>
-    <w:p>
-      <w:pPr>
-        <w:spacing w:after="40" w:line="276" w:lineRule="auto"/>
-        <w:ind w:firstLine="360"/>
-      </w:pPr>
-      <w:r>
-        <w:rPr>
-          <w:rFonts w:ascii="Times New Roman" w:hAnsi="Times New Roman" w:eastAsia="宋体"/>
-          <w:b w:val="0"/>
-          <w:sz w:val="18"/>
-        </w:rPr>
-        <w:t>前面各节用字节判据做了判定。本文要说明的是：那些判定能够成立，前提是计数器本身没有说谎——而这个前提不能靠信任，只能靠校验。</w:t>
-      </w:r>
-    </w:p>
-    <w:p>
-      <w:pPr>
-        <w:spacing w:after="40" w:before="60" w:line="240" w:lineRule="auto"/>
-      </w:pPr>
-      <w:r>
-        <w:rPr>
-          <w:rFonts w:ascii="Times New Roman" w:hAnsi="Times New Roman" w:eastAsia="楷体"/>
-          <w:b w:val="0"/>
-          <w:sz w:val="18"/>
-        </w:rPr>
-        <w:t>5.6.1  六个错得一模一样</w:t>
-      </w:r>
-    </w:p>
-    <w:p>
-      <w:pPr>
-        <w:spacing w:after="40" w:line="276" w:lineRule="auto"/>
-        <w:ind w:firstLine="360"/>
-      </w:pPr>
-      <w:r>
-        <w:rPr>
-          <w:rFonts w:ascii="Times New Roman" w:hAnsi="Times New Roman" w:eastAsia="宋体"/>
-          <w:b w:val="0"/>
-          <w:sz w:val="18"/>
-        </w:rPr>
-        <w:t>本轮实测中，有六个计数器字段曾产生错误结论。它们的失效方式彼此无关，但</w:t>
-      </w:r>
-      <w:r>
-        <w:rPr>
-          <w:rFonts w:ascii="Times New Roman" w:hAnsi="Times New Roman" w:eastAsia="宋体"/>
-          <w:b/>
-          <w:sz w:val="18"/>
-        </w:rPr>
-        <w:t>有一个共同点：探针出错的幅度与真实故障的幅度同量级，因此探针不会自我报警</w:t>
-      </w:r>
-      <w:r>
-        <w:rPr>
-          <w:rFonts w:ascii="Times New Roman" w:hAnsi="Times New Roman" w:eastAsia="宋体"/>
-          <w:b w:val="0"/>
-          <w:sz w:val="18"/>
-        </w:rPr>
-        <w:t>。</w:t>
-      </w:r>
-    </w:p>
-    <w:tbl>
-      <w:tblPr>
-        <w:tblStyle w:val="TableGrid"/>
-        <w:tblW w:type="auto" w:w="0"/>
-        <w:tblLook w:firstColumn="1" w:firstRow="1" w:lastColumn="0" w:lastRow="0" w:noHBand="0" w:noVBand="1" w:val="04A0"/>
-        <w:tblLayout w:type="fixed"/>
-      </w:tblPr>
-      <w:tblGrid>
-        <w:gridCol w:w="1164"/>
-        <w:gridCol w:w="1195"/>
-        <w:gridCol w:w="1258"/>
-        <w:gridCol w:w="1258"/>
-      </w:tblGrid>
-      <w:tr>
-        <w:tc>
-          <w:tcPr>
-            <w:tcW w:type="dxa" w:w="1164"/>
-          </w:tcPr>
-          <w:p>
-            <w:pPr>
-              <w:spacing w:after="0" w:before="0" w:line="240" w:lineRule="auto"/>
-            </w:pPr>
-            <w:r/>
-            <w:r>
-              <w:rPr>
-                <w:rFonts w:ascii="Times New Roman" w:hAnsi="Times New Roman" w:eastAsia="黑体"/>
-                <w:b/>
-                <w:sz w:val="16"/>
-              </w:rPr>
-              <w:t>字段</w:t>
-            </w:r>
-          </w:p>
-        </w:tc>
-        <w:tc>
-          <w:tcPr>
-            <w:tcW w:type="dxa" w:w="1195"/>
-          </w:tcPr>
-          <w:p>
-            <w:pPr>
-              <w:spacing w:after="0" w:before="0" w:line="240" w:lineRule="auto"/>
-            </w:pPr>
-            <w:r/>
-            <w:r>
-              <w:rPr>
-                <w:rFonts w:ascii="Times New Roman" w:hAnsi="Times New Roman" w:eastAsia="黑体"/>
-                <w:b/>
-                <w:sz w:val="16"/>
-              </w:rPr>
-              <w:t>它报出来的</w:t>
-            </w:r>
-          </w:p>
-        </w:tc>
-        <w:tc>
-          <w:tcPr>
-            <w:tcW w:type="dxa" w:w="1258"/>
-          </w:tcPr>
-          <w:p>
-            <w:pPr>
-              <w:spacing w:after="0" w:before="0" w:line="240" w:lineRule="auto"/>
-            </w:pPr>
-            <w:r/>
-            <w:r>
-              <w:rPr>
-                <w:rFonts w:ascii="Times New Roman" w:hAnsi="Times New Roman" w:eastAsia="黑体"/>
-                <w:b/>
-                <w:sz w:val="16"/>
-              </w:rPr>
-              <w:t>独立量报的</w:t>
-            </w:r>
-          </w:p>
-        </w:tc>
-        <w:tc>
-          <w:tcPr>
-            <w:tcW w:type="dxa" w:w="1258"/>
-          </w:tcPr>
-          <w:p>
-            <w:pPr>
-              <w:spacing w:after="0" w:before="0" w:line="240" w:lineRule="auto"/>
-            </w:pPr>
-            <w:r/>
-            <w:r>
-              <w:rPr>
-                <w:rFonts w:ascii="Times New Roman" w:hAnsi="Times New Roman" w:eastAsia="黑体"/>
-                <w:b/>
-                <w:sz w:val="16"/>
-              </w:rPr>
-              <w:t>差</w:t>
-            </w:r>
-          </w:p>
-        </w:tc>
-      </w:tr>
-      <w:tr>
-        <w:tc>
-          <w:tcPr>
-            <w:tcW w:type="dxa" w:w="1164"/>
-          </w:tcPr>
-          <w:p>
-            <w:pPr>
-              <w:spacing w:after="0" w:before="0" w:line="240" w:lineRule="auto"/>
-            </w:pPr>
-            <w:r/>
-            <w:r>
-              <w:rPr>
-                <w:rFonts w:ascii="Times New Roman" w:hAnsi="Times New Roman" w:eastAsia="宋体"/>
-                <w:b w:val="0"/>
-                <w:sz w:val="15"/>
-              </w:rPr>
-              <w:t>`stat_*` 系列</w:t>
-            </w:r>
-          </w:p>
-        </w:tc>
-        <w:tc>
-          <w:tcPr>
-            <w:tcW w:type="dxa" w:w="1195"/>
-          </w:tcPr>
-          <w:p>
-            <w:pPr>
-              <w:spacing w:after="0" w:before="0" w:line="240" w:lineRule="auto"/>
-            </w:pPr>
-            <w:r/>
-            <w:r>
-              <w:rPr>
-                <w:rFonts w:ascii="Times New Roman" w:hAnsi="Times New Roman" w:eastAsia="宋体"/>
-                <w:b w:val="0"/>
-                <w:sz w:val="15"/>
-              </w:rPr>
-              <w:t>纳秒累加</w:t>
-            </w:r>
-          </w:p>
-        </w:tc>
-        <w:tc>
-          <w:tcPr>
-            <w:tcW w:type="dxa" w:w="1258"/>
-          </w:tcPr>
-          <w:p>
-            <w:pPr>
-              <w:spacing w:after="0" w:before="0" w:line="240" w:lineRule="auto"/>
-            </w:pPr>
-            <w:r/>
-            <w:r>
-              <w:rPr>
-                <w:rFonts w:ascii="Times New Roman" w:hAnsi="Times New Roman" w:eastAsia="宋体"/>
-                <w:b w:val="0"/>
-                <w:sz w:val="15"/>
-              </w:rPr>
-              <w:t>与 worker 墙钟不守恒</w:t>
-            </w:r>
-          </w:p>
-        </w:tc>
-        <w:tc>
-          <w:tcPr>
-            <w:tcW w:type="dxa" w:w="1258"/>
-          </w:tcPr>
-          <w:p>
-            <w:pPr>
-              <w:spacing w:after="0" w:before="0" w:line="240" w:lineRule="auto"/>
-            </w:pPr>
-            <w:r/>
-            <w:r>
-              <w:rPr>
-                <w:rFonts w:ascii="Times New Roman" w:hAnsi="Times New Roman" w:eastAsia="宋体"/>
-                <w:b w:val="0"/>
-                <w:sz w:val="15"/>
-              </w:rPr>
-              <w:t>数据竞争</w:t>
-            </w:r>
-          </w:p>
-        </w:tc>
-      </w:tr>
-      <w:tr>
-        <w:tc>
-          <w:tcPr>
-            <w:tcW w:type="dxa" w:w="1164"/>
-          </w:tcPr>
-          <w:p>
-            <w:pPr>
-              <w:spacing w:after="0" w:before="0" w:line="240" w:lineRule="auto"/>
-            </w:pPr>
-            <w:r/>
-            <w:r>
-              <w:rPr>
-                <w:rFonts w:ascii="Times New Roman" w:hAnsi="Times New Roman" w:eastAsia="宋体"/>
-                <w:b w:val="0"/>
-                <w:sz w:val="15"/>
-              </w:rPr>
-              <w:t>`stat_idle_s`</w:t>
-            </w:r>
-          </w:p>
-        </w:tc>
-        <w:tc>
-          <w:tcPr>
-            <w:tcW w:type="dxa" w:w="1195"/>
-          </w:tcPr>
-          <w:p>
-            <w:pPr>
-              <w:spacing w:after="0" w:before="0" w:line="240" w:lineRule="auto"/>
-            </w:pPr>
-            <w:r/>
-            <w:r>
-              <w:rPr>
-                <w:rFonts w:ascii="Times New Roman" w:hAnsi="Times New Roman" w:eastAsia="宋体"/>
-                <w:b w:val="0"/>
-                <w:sz w:val="15"/>
-              </w:rPr>
-              <w:t>只记"决定睡"的瞬间</w:t>
-            </w:r>
-          </w:p>
-        </w:tc>
-        <w:tc>
-          <w:tcPr>
-            <w:tcW w:type="dxa" w:w="1258"/>
-          </w:tcPr>
-          <w:p>
-            <w:pPr>
-              <w:spacing w:after="0" w:before="0" w:line="240" w:lineRule="auto"/>
-            </w:pPr>
-            <w:r/>
-            <w:r>
-              <w:rPr>
-                <w:rFonts w:ascii="Times New Roman" w:hAnsi="Times New Roman" w:eastAsia="宋体"/>
-                <w:b w:val="0"/>
-                <w:sz w:val="15"/>
-              </w:rPr>
-              <w:t>worker 时间不守恒</w:t>
-            </w:r>
-          </w:p>
-        </w:tc>
-        <w:tc>
-          <w:tcPr>
-            <w:tcW w:type="dxa" w:w="1258"/>
-          </w:tcPr>
-          <w:p>
-            <w:pPr>
-              <w:spacing w:after="0" w:before="0" w:line="240" w:lineRule="auto"/>
-            </w:pPr>
-            <w:r/>
-            <w:r>
-              <w:rPr>
-                <w:rFonts w:ascii="Times New Roman" w:hAnsi="Times New Roman" w:eastAsia="宋体"/>
-                <w:b w:val="0"/>
-                <w:sz w:val="15"/>
-              </w:rPr>
-              <w:t>语义不是时长</w:t>
-            </w:r>
-          </w:p>
-        </w:tc>
-      </w:tr>
-      <w:tr>
-        <w:tc>
-          <w:tcPr>
-            <w:tcW w:type="dxa" w:w="1164"/>
-          </w:tcPr>
-          <w:p>
-            <w:pPr>
-              <w:spacing w:after="0" w:before="0" w:line="240" w:lineRule="auto"/>
-            </w:pPr>
-            <w:r/>
-            <w:r>
-              <w:rPr>
-                <w:rFonts w:ascii="Times New Roman" w:hAnsi="Times New Roman" w:eastAsia="宋体"/>
-                <w:b w:val="0"/>
-                <w:sz w:val="15"/>
-              </w:rPr>
-              <w:t>已交付字节</w:t>
-            </w:r>
-          </w:p>
-        </w:tc>
-        <w:tc>
-          <w:tcPr>
-            <w:tcW w:type="dxa" w:w="1195"/>
-          </w:tcPr>
-          <w:p>
-            <w:pPr>
-              <w:spacing w:after="0" w:before="0" w:line="240" w:lineRule="auto"/>
-            </w:pPr>
-            <w:r/>
-            <w:r>
-              <w:rPr>
-                <w:rFonts w:ascii="Times New Roman" w:hAnsi="Times New Roman" w:eastAsia="宋体"/>
-                <w:b w:val="0"/>
-                <w:sz w:val="15"/>
-              </w:rPr>
-              <w:t>含失败与短读</w:t>
-            </w:r>
-          </w:p>
-        </w:tc>
-        <w:tc>
-          <w:tcPr>
-            <w:tcW w:type="dxa" w:w="1258"/>
-          </w:tcPr>
-          <w:p>
-            <w:pPr>
-              <w:spacing w:after="0" w:before="0" w:line="240" w:lineRule="auto"/>
-            </w:pPr>
-            <w:r/>
-            <w:r>
-              <w:rPr>
-                <w:rFonts w:ascii="Times New Roman" w:hAnsi="Times New Roman" w:eastAsia="宋体"/>
-                <w:b w:val="0"/>
-                <w:sz w:val="15"/>
-              </w:rPr>
-              <w:t>与理论载入量不符</w:t>
-            </w:r>
-          </w:p>
-        </w:tc>
-        <w:tc>
-          <w:tcPr>
-            <w:tcW w:type="dxa" w:w="1258"/>
-          </w:tcPr>
-          <w:p>
-            <w:pPr>
-              <w:spacing w:after="0" w:before="0" w:line="240" w:lineRule="auto"/>
-            </w:pPr>
-            <w:r/>
-            <w:r>
-              <w:rPr>
-                <w:rFonts w:ascii="Times New Roman" w:hAnsi="Times New Roman" w:eastAsia="宋体"/>
-                <w:b w:val="0"/>
-                <w:sz w:val="15"/>
-              </w:rPr>
-              <w:t>失败被计入</w:t>
-            </w:r>
-          </w:p>
-        </w:tc>
-      </w:tr>
-      <w:tr>
-        <w:tc>
-          <w:tcPr>
-            <w:tcW w:type="dxa" w:w="1164"/>
-          </w:tcPr>
-          <w:p>
-            <w:pPr>
-              <w:spacing w:after="0" w:before="0" w:line="240" w:lineRule="auto"/>
-            </w:pPr>
-            <w:r/>
-            <w:r>
-              <w:rPr>
-                <w:rFonts w:ascii="Times New Roman" w:hAnsi="Times New Roman" w:eastAsia="宋体"/>
-                <w:b w:val="0"/>
-                <w:sz w:val="15"/>
-              </w:rPr>
-              <w:t>`device XXX MB/s`</w:t>
-            </w:r>
-          </w:p>
-        </w:tc>
-        <w:tc>
-          <w:tcPr>
-            <w:tcW w:type="dxa" w:w="1195"/>
-          </w:tcPr>
-          <w:p>
-            <w:pPr>
-              <w:spacing w:after="0" w:before="0" w:line="240" w:lineRule="auto"/>
-            </w:pPr>
-            <w:r/>
-            <w:r>
-              <w:rPr>
-                <w:rFonts w:ascii="Times New Roman" w:hAnsi="Times New Roman" w:eastAsia="宋体"/>
-                <w:b w:val="0"/>
-                <w:sz w:val="15"/>
-              </w:rPr>
-              <w:t>每流速率</w:t>
-            </w:r>
-          </w:p>
-        </w:tc>
-        <w:tc>
-          <w:tcPr>
-            <w:tcW w:type="dxa" w:w="1258"/>
-          </w:tcPr>
-          <w:p>
-            <w:pPr>
-              <w:spacing w:after="0" w:before="0" w:line="240" w:lineRule="auto"/>
-            </w:pPr>
-            <w:r/>
-            <w:r>
-              <w:rPr>
-                <w:rFonts w:ascii="Times New Roman" w:hAnsi="Times New Roman" w:eastAsia="宋体"/>
-                <w:b w:val="0"/>
-                <w:sz w:val="15"/>
-              </w:rPr>
-              <w:t>低于单流值</w:t>
-            </w:r>
-          </w:p>
-        </w:tc>
-        <w:tc>
-          <w:tcPr>
-            <w:tcW w:type="dxa" w:w="1258"/>
-          </w:tcPr>
-          <w:p>
-            <w:pPr>
-              <w:spacing w:after="0" w:before="0" w:line="240" w:lineRule="auto"/>
-            </w:pPr>
-            <w:r/>
-            <w:r>
-              <w:rPr>
-                <w:rFonts w:ascii="Times New Roman" w:hAnsi="Times New Roman" w:eastAsia="宋体"/>
-                <w:b w:val="0"/>
-                <w:sz w:val="15"/>
-              </w:rPr>
-              <w:t>冒充设备上限</w:t>
-            </w:r>
-          </w:p>
-        </w:tc>
-      </w:tr>
-      <w:tr>
-        <w:tc>
-          <w:tcPr>
-            <w:tcW w:type="dxa" w:w="1164"/>
-          </w:tcPr>
-          <w:p>
-            <w:pPr>
-              <w:spacing w:after="0" w:before="0" w:line="240" w:lineRule="auto"/>
-            </w:pPr>
-            <w:r/>
-            <w:r>
-              <w:rPr>
-                <w:rFonts w:ascii="Times New Roman" w:hAnsi="Times New Roman" w:eastAsia="宋体"/>
-                <w:b w:val="0"/>
-                <w:sz w:val="15"/>
-              </w:rPr>
-              <w:t>tier 级合计</w:t>
-            </w:r>
-          </w:p>
-        </w:tc>
-        <w:tc>
-          <w:tcPr>
-            <w:tcW w:type="dxa" w:w="1195"/>
-          </w:tcPr>
-          <w:p>
-            <w:pPr>
-              <w:spacing w:after="0" w:before="0" w:line="240" w:lineRule="auto"/>
-            </w:pPr>
-            <w:r/>
-            <w:r>
-              <w:rPr>
-                <w:rFonts w:ascii="Times New Roman" w:hAnsi="Times New Roman" w:eastAsia="宋体"/>
-                <w:b w:val="0"/>
-                <w:sz w:val="15"/>
-              </w:rPr>
-              <w:t>单值</w:t>
-            </w:r>
-          </w:p>
-        </w:tc>
-        <w:tc>
-          <w:tcPr>
-            <w:tcW w:type="dxa" w:w="1258"/>
-          </w:tcPr>
-          <w:p>
-            <w:pPr>
-              <w:spacing w:after="0" w:before="0" w:line="240" w:lineRule="auto"/>
-            </w:pPr>
-            <w:r/>
-            <w:r>
-              <w:rPr>
-                <w:rFonts w:ascii="Times New Roman" w:hAnsi="Times New Roman" w:eastAsia="宋体"/>
-                <w:b w:val="0"/>
-                <w:sz w:val="15"/>
-              </w:rPr>
-              <w:t>分组后差 20 倍</w:t>
-            </w:r>
-          </w:p>
-        </w:tc>
-        <w:tc>
-          <w:tcPr>
-            <w:tcW w:type="dxa" w:w="1258"/>
-          </w:tcPr>
-          <w:p>
-            <w:pPr>
-              <w:spacing w:after="0" w:before="0" w:line="240" w:lineRule="auto"/>
-            </w:pPr>
-            <w:r/>
-            <w:r>
-              <w:rPr>
-                <w:rFonts w:ascii="Times New Roman" w:hAnsi="Times New Roman" w:eastAsia="宋体"/>
-                <w:b w:val="0"/>
-                <w:sz w:val="15"/>
-              </w:rPr>
-              <w:t>混合了两种形态</w:t>
-            </w:r>
-          </w:p>
-        </w:tc>
-      </w:tr>
-      <w:tr>
-        <w:tc>
-          <w:tcPr>
-            <w:tcW w:type="dxa" w:w="1164"/>
-          </w:tcPr>
-          <w:p>
-            <w:pPr>
-              <w:spacing w:after="0" w:before="0" w:line="240" w:lineRule="auto"/>
-            </w:pPr>
-            <w:r/>
-            <w:r>
-              <w:rPr>
-                <w:rFonts w:ascii="Times New Roman" w:hAnsi="Times New Roman" w:eastAsia="宋体"/>
-                <w:b w:val="0"/>
-                <w:sz w:val="15"/>
-              </w:rPr>
-              <w:t>`hit_wall`</w:t>
-            </w:r>
-          </w:p>
-        </w:tc>
-        <w:tc>
-          <w:tcPr>
-            <w:tcW w:type="dxa" w:w="1195"/>
-          </w:tcPr>
-          <w:p>
-            <w:pPr>
-              <w:spacing w:after="0" w:before="0" w:line="240" w:lineRule="auto"/>
-            </w:pPr>
-            <w:r/>
-            <w:r>
-              <w:rPr>
-                <w:rFonts w:ascii="Times New Roman" w:hAnsi="Times New Roman" w:eastAsia="宋体"/>
-                <w:b w:val="0"/>
-                <w:sz w:val="15"/>
-              </w:rPr>
-              <w:t>0.00 s</w:t>
-            </w:r>
-          </w:p>
-        </w:tc>
-        <w:tc>
-          <w:tcPr>
-            <w:tcW w:type="dxa" w:w="1258"/>
-          </w:tcPr>
-          <w:p>
-            <w:pPr>
-              <w:spacing w:after="0" w:before="0" w:line="240" w:lineRule="auto"/>
-            </w:pPr>
-            <w:r/>
-            <w:r>
-              <w:rPr>
-                <w:rFonts w:ascii="Times New Roman" w:hAnsi="Times New Roman" w:eastAsia="宋体"/>
-                <w:b w:val="0"/>
-                <w:sz w:val="15"/>
-              </w:rPr>
-              <w:t>`pread` 1742.60 s</w:t>
-            </w:r>
-          </w:p>
-        </w:tc>
-        <w:tc>
-          <w:tcPr>
-            <w:tcW w:type="dxa" w:w="1258"/>
-          </w:tcPr>
-          <w:p>
-            <w:pPr>
-              <w:spacing w:after="0" w:before="0" w:line="240" w:lineRule="auto"/>
-            </w:pPr>
-            <w:r/>
-            <w:r>
-              <w:rPr>
-                <w:rFonts w:ascii="Times New Roman" w:hAnsi="Times New Roman" w:eastAsia="宋体"/>
-                <w:b w:val="0"/>
-                <w:sz w:val="15"/>
-              </w:rPr>
-              <w:t>两个语义不同的量相减</w:t>
-            </w:r>
-          </w:p>
-        </w:tc>
-      </w:tr>
-    </w:tbl>
-    <w:p>
-      <w:pPr>
-        <w:spacing w:after="40" w:line="276" w:lineRule="auto"/>
-        <w:ind w:firstLine="360"/>
-      </w:pPr>
-      <w:r>
-        <w:rPr>
-          <w:rFonts w:ascii="Times New Roman" w:hAnsi="Times New Roman" w:eastAsia="宋体"/>
-          <w:b/>
-          <w:sz w:val="18"/>
-        </w:rPr>
-        <w:t>六个当中没有一个自己暴露。</w:t>
-      </w:r>
-      <w:r>
-        <w:rPr>
-          <w:rFonts w:ascii="Times New Roman" w:hAnsi="Times New Roman" w:eastAsia="宋体"/>
-          <w:b w:val="0"/>
-          <w:sz w:val="18"/>
-        </w:rPr>
-        <w:t xml:space="preserve"> 每一个都是与另一个</w:t>
-      </w:r>
-      <w:r>
-        <w:rPr>
-          <w:rFonts w:ascii="Times New Roman" w:hAnsi="Times New Roman" w:eastAsia="宋体"/>
-          <w:b/>
-          <w:sz w:val="18"/>
-        </w:rPr>
-        <w:t>独立来源</w:t>
-      </w:r>
-      <w:r>
-        <w:rPr>
-          <w:rFonts w:ascii="Times New Roman" w:hAnsi="Times New Roman" w:eastAsia="宋体"/>
-          <w:b w:val="0"/>
-          <w:sz w:val="18"/>
-        </w:rPr>
-        <w:t>的量对账才显形的。</w:t>
-      </w:r>
-    </w:p>
-    <w:p>
-      <w:pPr>
-        <w:spacing w:after="40" w:before="60" w:line="240" w:lineRule="auto"/>
-      </w:pPr>
-      <w:r>
-        <w:rPr>
-          <w:rFonts w:ascii="Times New Roman" w:hAnsi="Times New Roman" w:eastAsia="楷体"/>
-          <w:b w:val="0"/>
-          <w:sz w:val="18"/>
-        </w:rPr>
-        <w:t>5.6.2  最后一条的机制</w:t>
-      </w:r>
-    </w:p>
-    <w:p>
-      <w:pPr>
-        <w:spacing w:after="40" w:line="276" w:lineRule="auto"/>
-        <w:ind w:firstLine="360"/>
-      </w:pPr>
-      <w:r>
-        <w:rPr>
-          <w:rFonts w:ascii="Consolas" w:hAnsi="Consolas"/>
-          <w:color w:val="000080"/>
-          <w:sz w:val="18"/>
-        </w:rPr>
-        <w:t>hit_wall</w:t>
-      </w:r>
-      <w:r>
-        <w:rPr>
-          <w:rFonts w:ascii="Times New Roman" w:hAnsi="Times New Roman" w:eastAsia="宋体"/>
-          <w:b w:val="0"/>
-          <w:sz w:val="18"/>
-        </w:rPr>
-        <w:t xml:space="preserve"> 最值得单说，因为它最难靠"小心一点"避免。原实现想回答"这批读里多少时间花在命中、多少花在未命中"，做法是在批次入口对 </w:t>
-      </w:r>
-      <w:r>
-        <w:rPr>
-          <w:rFonts w:ascii="Consolas" w:hAnsi="Consolas"/>
-          <w:color w:val="000080"/>
-          <w:sz w:val="18"/>
-        </w:rPr>
-        <w:t>hit_seconds</w:t>
-      </w:r>
-      <w:r>
-        <w:rPr>
-          <w:rFonts w:ascii="Times New Roman" w:hAnsi="Times New Roman" w:eastAsia="宋体"/>
-          <w:b w:val="0"/>
-          <w:sz w:val="18"/>
-        </w:rPr>
-        <w:t xml:space="preserve"> / </w:t>
-      </w:r>
-      <w:r>
-        <w:rPr>
-          <w:rFonts w:ascii="Consolas" w:hAnsi="Consolas"/>
-          <w:color w:val="000080"/>
-          <w:sz w:val="18"/>
-        </w:rPr>
-        <w:t>miss_seconds</w:t>
-      </w:r>
-      <w:r>
-        <w:rPr>
-          <w:rFonts w:ascii="Times New Roman" w:hAnsi="Times New Roman" w:eastAsia="宋体"/>
-          <w:b w:val="0"/>
-          <w:sz w:val="18"/>
-        </w:rPr>
-        <w:t xml:space="preserve"> 取快照，再把批次墙钟按快照差的比例分摊。但这两个字段是 16 个线程各自累加自己的 </w:t>
-      </w:r>
-      <w:r>
-        <w:rPr>
-          <w:rFonts w:ascii="Consolas" w:hAnsi="Consolas"/>
-          <w:color w:val="000080"/>
-          <w:sz w:val="18"/>
-        </w:rPr>
-        <w:t>pread</w:t>
-      </w:r>
-      <w:r>
-        <w:rPr>
-          <w:rFonts w:ascii="Times New Roman" w:hAnsi="Times New Roman" w:eastAsia="宋体"/>
-          <w:b w:val="0"/>
-          <w:sz w:val="18"/>
-        </w:rPr>
-        <w:t xml:space="preserve"> 耗时的</w:t>
-      </w:r>
-      <w:r>
-        <w:rPr>
-          <w:rFonts w:ascii="Times New Roman" w:hAnsi="Times New Roman" w:eastAsia="宋体"/>
-          <w:b/>
-          <w:sz w:val="18"/>
-        </w:rPr>
-        <w:t>线程累计量</w:t>
-      </w:r>
-      <w:r>
-        <w:rPr>
-          <w:rFonts w:ascii="Times New Roman" w:hAnsi="Times New Roman" w:eastAsia="宋体"/>
-          <w:b w:val="0"/>
-          <w:sz w:val="18"/>
-        </w:rPr>
-        <w:t>，而快照差把窗口期内另外 15 个线程完成的读也算了进去。</w:t>
-      </w:r>
-      <w:r>
-        <w:rPr>
-          <w:rFonts w:ascii="Times New Roman" w:hAnsi="Times New Roman" w:eastAsia="宋体"/>
-          <w:b/>
-          <w:sz w:val="18"/>
-        </w:rPr>
-        <w:t>分子与分母描述的不是同一批读，和因此塌成 0。</w:t>
-      </w:r>
-    </w:p>
-    <w:p>
-      <w:pPr>
-        <w:spacing w:after="40" w:line="276" w:lineRule="auto"/>
-        <w:ind w:firstLine="360"/>
-      </w:pPr>
-      <w:r>
-        <w:rPr>
-          <w:rFonts w:ascii="Times New Roman" w:hAnsi="Times New Roman" w:eastAsia="宋体"/>
-          <w:b w:val="0"/>
-          <w:sz w:val="18"/>
-        </w:rPr>
-        <w:t>修复方式不是加锁，是把记账下沉到判定发生的地点：</w:t>
-      </w:r>
-      <w:r>
-        <w:rPr>
-          <w:rFonts w:ascii="Consolas" w:hAnsi="Consolas"/>
-          <w:color w:val="000080"/>
-          <w:sz w:val="18"/>
-        </w:rPr>
-        <w:t>k3_l2_get</w:t>
-      </w:r>
-      <w:r>
-        <w:rPr>
-          <w:rFonts w:ascii="Times New Roman" w:hAnsi="Times New Roman" w:eastAsia="宋体"/>
-          <w:b w:val="0"/>
-          <w:sz w:val="18"/>
-        </w:rPr>
-        <w:t xml:space="preserve"> 在命中分支与未命中分支各自累加自己那一段的耗时，不再需要任何跨线程差分。修复后实测 </w:t>
-      </w:r>
-      <w:r>
-        <w:rPr>
-          <w:rFonts w:ascii="Consolas" w:hAnsi="Consolas"/>
-          <w:color w:val="000080"/>
-          <w:sz w:val="18"/>
-        </w:rPr>
-        <w:t>hit_wall</w:t>
-      </w:r>
-      <w:r>
-        <w:rPr>
-          <w:rFonts w:ascii="Times New Roman" w:hAnsi="Times New Roman" w:eastAsia="宋体"/>
-          <w:b w:val="0"/>
-          <w:sz w:val="18"/>
-        </w:rPr>
-        <w:t xml:space="preserve"> 与 </w:t>
-      </w:r>
-      <w:r>
-        <w:rPr>
-          <w:rFonts w:ascii="Consolas" w:hAnsi="Consolas"/>
-          <w:color w:val="000080"/>
-          <w:sz w:val="18"/>
-        </w:rPr>
-        <w:t>pread</w:t>
-      </w:r>
-      <w:r>
-        <w:rPr>
-          <w:rFonts w:ascii="Times New Roman" w:hAnsi="Times New Roman" w:eastAsia="宋体"/>
-          <w:b w:val="0"/>
-          <w:sz w:val="18"/>
-        </w:rPr>
-        <w:t xml:space="preserve"> 的比值为 1.0000，因为两者此后记的是同一批读的同一段耗时。</w:t>
-      </w:r>
-    </w:p>
-    <w:p>
-      <w:pPr>
-        <w:spacing w:after="40" w:before="60" w:line="240" w:lineRule="auto"/>
-      </w:pPr>
-      <w:r>
-        <w:rPr>
-          <w:rFonts w:ascii="Times New Roman" w:hAnsi="Times New Roman" w:eastAsia="楷体"/>
-          <w:b w:val="0"/>
-          <w:sz w:val="18"/>
-        </w:rPr>
-        <w:t>5.6.3  由此得到的规程</w:t>
-      </w:r>
-    </w:p>
-    <w:p>
-      <w:pPr>
-        <w:spacing w:after="40" w:line="276" w:lineRule="auto"/>
-        <w:ind w:firstLine="360"/>
-      </w:pPr>
-      <w:r>
-        <w:rPr>
-          <w:rFonts w:ascii="Times New Roman" w:hAnsi="Times New Roman" w:eastAsia="宋体"/>
-          <w:b w:val="0"/>
-          <w:sz w:val="18"/>
-        </w:rPr>
-        <w:t xml:space="preserve">&gt; </w:t>
-      </w:r>
-      <w:r>
-        <w:rPr>
-          <w:rFonts w:ascii="Times New Roman" w:hAnsi="Times New Roman" w:eastAsia="宋体"/>
-          <w:b/>
-          <w:sz w:val="18"/>
-        </w:rPr>
-        <w:t>凡派生量，必须指定一个与之独立的量做交叉校验，并在报告中同屏打印。</w:t>
-      </w:r>
-    </w:p>
-    <w:p>
-      <w:pPr>
-        <w:spacing w:after="40" w:line="276" w:lineRule="auto"/>
-        <w:ind w:firstLine="360"/>
-      </w:pPr>
-      <w:r>
-        <w:rPr>
-          <w:rFonts w:ascii="Times New Roman" w:hAnsi="Times New Roman" w:eastAsia="宋体"/>
-          <w:b w:val="0"/>
-          <w:sz w:val="18"/>
-        </w:rPr>
-        <w:t>本轮实际使用的校验对：</w:t>
-      </w:r>
-    </w:p>
-    <w:tbl>
-      <w:tblPr>
-        <w:tblStyle w:val="TableGrid"/>
-        <w:tblW w:type="auto" w:w="0"/>
-        <w:tblLook w:firstColumn="1" w:firstRow="1" w:lastColumn="0" w:lastRow="0" w:noHBand="0" w:noVBand="1" w:val="04A0"/>
-        <w:tblLayout w:type="fixed"/>
-      </w:tblPr>
-      <w:tblGrid>
-        <w:gridCol w:w="1341"/>
-        <w:gridCol w:w="3535"/>
-      </w:tblGrid>
-      <w:tr>
-        <w:tc>
-          <w:tcPr>
-            <w:tcW w:type="dxa" w:w="1341"/>
-          </w:tcPr>
-          <w:p>
-            <w:pPr>
-              <w:spacing w:after="0" w:before="0" w:line="240" w:lineRule="auto"/>
-            </w:pPr>
-            <w:r/>
-            <w:r>
-              <w:rPr>
-                <w:rFonts w:ascii="Times New Roman" w:hAnsi="Times New Roman" w:eastAsia="黑体"/>
-                <w:b/>
-                <w:sz w:val="16"/>
-              </w:rPr>
-              <w:t>派生量</w:t>
-            </w:r>
-          </w:p>
-        </w:tc>
-        <w:tc>
-          <w:tcPr>
-            <w:tcW w:type="dxa" w:w="3535"/>
-          </w:tcPr>
-          <w:p>
-            <w:pPr>
-              <w:spacing w:after="0" w:before="0" w:line="240" w:lineRule="auto"/>
-            </w:pPr>
-            <w:r/>
-            <w:r>
-              <w:rPr>
-                <w:rFonts w:ascii="Times New Roman" w:hAnsi="Times New Roman" w:eastAsia="黑体"/>
-                <w:b/>
-                <w:sz w:val="16"/>
-              </w:rPr>
-              <w:t>交叉校验对象</w:t>
-            </w:r>
-          </w:p>
-        </w:tc>
-      </w:tr>
-      <w:tr>
-        <w:tc>
-          <w:tcPr>
-            <w:tcW w:type="dxa" w:w="1341"/>
-          </w:tcPr>
-          <w:p>
-            <w:pPr>
-              <w:spacing w:after="0" w:before="0" w:line="240" w:lineRule="auto"/>
-            </w:pPr>
-            <w:r/>
-            <w:r>
-              <w:rPr>
-                <w:rFonts w:ascii="Times New Roman" w:hAnsi="Times New Roman" w:eastAsia="宋体"/>
-                <w:b w:val="0"/>
-                <w:sz w:val="15"/>
-              </w:rPr>
-              <w:t>每词元字节</w:t>
-            </w:r>
-          </w:p>
-        </w:tc>
-        <w:tc>
-          <w:tcPr>
-            <w:tcW w:type="dxa" w:w="3535"/>
-          </w:tcPr>
-          <w:p>
-            <w:pPr>
-              <w:spacing w:after="0" w:before="0" w:line="240" w:lineRule="auto"/>
-            </w:pPr>
-            <w:r/>
-            <w:r>
-              <w:rPr>
-                <w:rFonts w:ascii="Times New Roman" w:hAnsi="Times New Roman" w:eastAsia="宋体"/>
-                <w:b w:val="0"/>
-                <w:sz w:val="15"/>
-              </w:rPr>
-              <w:t>理论载入量（层数 × 激活专家数 × 单专家字节）</w:t>
-            </w:r>
-          </w:p>
-        </w:tc>
-      </w:tr>
-      <w:tr>
-        <w:tc>
-          <w:tcPr>
-            <w:tcW w:type="dxa" w:w="1341"/>
-          </w:tcPr>
-          <w:p>
-            <w:pPr>
-              <w:spacing w:after="0" w:before="0" w:line="240" w:lineRule="auto"/>
-            </w:pPr>
-            <w:r/>
-            <w:r>
-              <w:rPr>
-                <w:rFonts w:ascii="Times New Roman" w:hAnsi="Times New Roman" w:eastAsia="宋体"/>
-                <w:b w:val="0"/>
-                <w:sz w:val="15"/>
-              </w:rPr>
-              <w:t>并发倍数</w:t>
-            </w:r>
-          </w:p>
-        </w:tc>
-        <w:tc>
-          <w:tcPr>
-            <w:tcW w:type="dxa" w:w="3535"/>
-          </w:tcPr>
-          <w:p>
-            <w:pPr>
-              <w:spacing w:after="0" w:before="0" w:line="240" w:lineRule="auto"/>
-            </w:pPr>
-            <w:r/>
-            <w:r>
-              <w:rPr>
-                <w:rFonts w:ascii="Times New Roman" w:hAnsi="Times New Roman" w:eastAsia="宋体"/>
-                <w:b w:val="0"/>
-                <w:sz w:val="15"/>
-              </w:rPr>
-              <w:t>16 ×（1 − sleep 占比）</w:t>
-            </w:r>
-          </w:p>
-        </w:tc>
-      </w:tr>
-      <w:tr>
-        <w:tc>
-          <w:tcPr>
-            <w:tcW w:type="dxa" w:w="1341"/>
-          </w:tcPr>
-          <w:p>
-            <w:pPr>
-              <w:spacing w:after="0" w:before="0" w:line="240" w:lineRule="auto"/>
-            </w:pPr>
-            <w:r/>
-            <w:r>
-              <w:rPr>
-                <w:rFonts w:ascii="Times New Roman" w:hAnsi="Times New Roman" w:eastAsia="宋体"/>
-                <w:b w:val="0"/>
-                <w:sz w:val="15"/>
-              </w:rPr>
-              <w:t>`hit_wall`</w:t>
-            </w:r>
-          </w:p>
-        </w:tc>
-        <w:tc>
-          <w:tcPr>
-            <w:tcW w:type="dxa" w:w="3535"/>
-          </w:tcPr>
-          <w:p>
-            <w:pPr>
-              <w:spacing w:after="0" w:before="0" w:line="240" w:lineRule="auto"/>
-            </w:pPr>
-            <w:r/>
-            <w:r>
-              <w:rPr>
-                <w:rFonts w:ascii="Times New Roman" w:hAnsi="Times New Roman" w:eastAsia="宋体"/>
-                <w:b w:val="0"/>
-                <w:sz w:val="15"/>
-              </w:rPr>
-              <w:t>`pread_seconds`</w:t>
-            </w:r>
-          </w:p>
-        </w:tc>
-      </w:tr>
-      <w:tr>
-        <w:tc>
-          <w:tcPr>
-            <w:tcW w:type="dxa" w:w="1341"/>
-          </w:tcPr>
-          <w:p>
-            <w:pPr>
-              <w:spacing w:after="0" w:before="0" w:line="240" w:lineRule="auto"/>
-            </w:pPr>
-            <w:r/>
-            <w:r>
-              <w:rPr>
-                <w:rFonts w:ascii="Times New Roman" w:hAnsi="Times New Roman" w:eastAsia="宋体"/>
-                <w:b w:val="0"/>
-                <w:sz w:val="15"/>
-              </w:rPr>
-              <w:t>已交付字节</w:t>
-            </w:r>
-          </w:p>
-        </w:tc>
-        <w:tc>
-          <w:tcPr>
-            <w:tcW w:type="dxa" w:w="3535"/>
-          </w:tcPr>
-          <w:p>
-            <w:pPr>
-              <w:spacing w:after="0" w:before="0" w:line="240" w:lineRule="auto"/>
-            </w:pPr>
-            <w:r/>
-            <w:r>
-              <w:rPr>
-                <w:rFonts w:ascii="Times New Roman" w:hAnsi="Times New Roman" w:eastAsia="宋体"/>
-                <w:b w:val="0"/>
-                <w:sz w:val="15"/>
-              </w:rPr>
-              <w:t>请求数 × 单请求大小</w:t>
-            </w:r>
-          </w:p>
-        </w:tc>
-      </w:tr>
-      <w:tr>
-        <w:tc>
-          <w:tcPr>
-            <w:tcW w:type="dxa" w:w="1341"/>
-          </w:tcPr>
-          <w:p>
-            <w:pPr>
-              <w:spacing w:after="0" w:before="0" w:line="240" w:lineRule="auto"/>
-            </w:pPr>
-            <w:r/>
-            <w:r>
-              <w:rPr>
-                <w:rFonts w:ascii="Times New Roman" w:hAnsi="Times New Roman" w:eastAsia="宋体"/>
-                <w:b w:val="0"/>
-                <w:sz w:val="15"/>
-              </w:rPr>
-              <w:t>每流速率</w:t>
-            </w:r>
-          </w:p>
-        </w:tc>
-        <w:tc>
-          <w:tcPr>
-            <w:tcW w:type="dxa" w:w="3535"/>
-          </w:tcPr>
-          <w:p>
-            <w:pPr>
-              <w:spacing w:after="0" w:before="0" w:line="240" w:lineRule="auto"/>
-            </w:pPr>
-            <w:r/>
-            <w:r>
-              <w:rPr>
-                <w:rFonts w:ascii="Times New Roman" w:hAnsi="Times New Roman" w:eastAsia="宋体"/>
-                <w:b w:val="0"/>
-                <w:sz w:val="15"/>
-              </w:rPr>
-              <w:t>聚合吞吐 ÷ 并发倍数</w:t>
-            </w:r>
-          </w:p>
-        </w:tc>
-      </w:tr>
-    </w:tbl>
-    <w:p>
-      <w:pPr>
-        <w:spacing w:after="40" w:line="276" w:lineRule="auto"/>
-        <w:ind w:firstLine="360"/>
-      </w:pPr>
-      <w:r>
-        <w:rPr>
-          <w:rFonts w:ascii="Times New Roman" w:hAnsi="Times New Roman" w:eastAsia="宋体"/>
-          <w:b/>
-          <w:sz w:val="18"/>
-        </w:rPr>
-        <w:t>"同屏打印"不是排版偏好，而是发现机制。</w:t>
-      </w:r>
-      <w:r>
-        <w:rPr>
-          <w:rFonts w:ascii="Times New Roman" w:hAnsi="Times New Roman" w:eastAsia="宋体"/>
-          <w:b w:val="0"/>
-          <w:sz w:val="18"/>
-        </w:rPr>
-        <w:t xml:space="preserve"> </w:t>
-      </w:r>
-      <w:r>
-        <w:rPr>
-          <w:rFonts w:ascii="Consolas" w:hAnsi="Consolas"/>
-          <w:color w:val="000080"/>
-          <w:sz w:val="18"/>
-        </w:rPr>
-        <w:t>hit_wall = 0.00</w:t>
-      </w:r>
-      <w:r>
-        <w:rPr>
-          <w:rFonts w:ascii="Times New Roman" w:hAnsi="Times New Roman" w:eastAsia="宋体"/>
-          <w:b w:val="0"/>
-          <w:sz w:val="18"/>
-        </w:rPr>
-        <w:t xml:space="preserve"> 与 </w:t>
-      </w:r>
-      <w:r>
-        <w:rPr>
-          <w:rFonts w:ascii="Consolas" w:hAnsi="Consolas"/>
-          <w:color w:val="000080"/>
-          <w:sz w:val="18"/>
-        </w:rPr>
-        <w:t>pread = 1742.60</w:t>
-      </w:r>
-      <w:r>
-        <w:rPr>
-          <w:rFonts w:ascii="Times New Roman" w:hAnsi="Times New Roman" w:eastAsia="宋体"/>
-          <w:b w:val="0"/>
-          <w:sz w:val="18"/>
-        </w:rPr>
-        <w:t xml:space="preserve"> 之所以能被察觉，正因为它们印在同一份日志里、彼此相邻；分开在不同输出中的两个数不会被对照，因而不会被发现。本轮若有若干字段当初未与邻居同屏，很可能至今仍在使用。</w:t>
-      </w:r>
-    </w:p>
-    <w:p>
-      <w:pPr>
-        <w:spacing w:after="40" w:line="276" w:lineRule="auto"/>
-        <w:ind w:firstLine="360"/>
-      </w:pPr>
-      <w:r>
-        <w:rPr>
-          <w:rFonts w:ascii="Times New Roman" w:hAnsi="Times New Roman" w:eastAsia="宋体"/>
-          <w:b w:val="0"/>
-          <w:sz w:val="18"/>
-        </w:rPr>
-        <w:t>这条规程的代价只是报告里多打印几个已有变量。它与模型、介质、判据都无关，任何以派生量作验收的 I/O 路径都适用。</w:t>
-      </w:r>
-    </w:p>
-    <w:p>
-      <w:pPr>
-        <w:spacing w:after="40" w:before="60" w:line="240" w:lineRule="auto"/>
-      </w:pPr>
-      <w:r>
-        <w:rPr>
-          <w:rFonts w:ascii="Times New Roman" w:hAnsi="Times New Roman" w:eastAsia="楷体"/>
-          <w:b w:val="0"/>
-          <w:sz w:val="18"/>
-        </w:rPr>
-        <w:t>5.6.4  它同时限定了本文结论的适用范围</w:t>
-      </w:r>
-    </w:p>
-    <w:p>
-      <w:pPr>
-        <w:spacing w:after="40" w:line="276" w:lineRule="auto"/>
-        <w:ind w:firstLine="360"/>
-      </w:pPr>
-      <w:r>
-        <w:rPr>
-          <w:rFonts w:ascii="Consolas" w:hAnsi="Consolas"/>
-          <w:color w:val="000080"/>
-          <w:sz w:val="18"/>
-        </w:rPr>
-        <w:t>hit_wall</w:t>
-      </w:r>
-      <w:r>
-        <w:rPr>
-          <w:rFonts w:ascii="Times New Roman" w:hAnsi="Times New Roman" w:eastAsia="宋体"/>
-          <w:b w:val="0"/>
-          <w:sz w:val="18"/>
-        </w:rPr>
-        <w:t xml:space="preserve"> 归零这件事发生在本文结论形成之后，</w:t>
-      </w:r>
-      <w:r>
-        <w:rPr>
-          <w:rFonts w:ascii="Consolas" w:hAnsi="Consolas"/>
-          <w:color w:val="000080"/>
-          <w:sz w:val="18"/>
-        </w:rPr>
-        <w:t>pred</w:t>
-      </w:r>
-      <w:r>
-        <w:rPr>
-          <w:rFonts w:ascii="Times New Roman" w:hAnsi="Times New Roman" w:eastAsia="宋体"/>
-          <w:b w:val="0"/>
-          <w:sz w:val="18"/>
-        </w:rPr>
-        <w:t xml:space="preserve"> 一度被当作判据缺口来解释；校正之后才知道那是仪表缺陷。</w:t>
-      </w:r>
-      <w:r>
-        <w:rPr>
-          <w:rFonts w:ascii="Times New Roman" w:hAnsi="Times New Roman" w:eastAsia="宋体"/>
-          <w:b/>
-          <w:sz w:val="18"/>
-        </w:rPr>
-        <w:t>若两者未加区分，判据会被一次仪表故障推倒。</w:t>
-      </w:r>
-      <w:r>
-        <w:rPr>
-          <w:rFonts w:ascii="Times New Roman" w:hAnsi="Times New Roman" w:eastAsia="宋体"/>
-          <w:b w:val="0"/>
-          <w:sz w:val="18"/>
-        </w:rPr>
-        <w:t xml:space="preserve"> 本文各节的数字之所以可以逐行回查，是因为每个派生量旁边都印着它的校验对象——读者可以自行判断某个结论是数据的性质还是仪表的性质。</w:t>
       </w:r>
     </w:p>
     <w:p>

--- a/papers/提交稿-缓存高命中与词元低输出.docx
+++ b/papers/提交稿-缓存高命中与词元低输出.docx
@@ -7958,7 +7958,7 @@
           <w:b w:val="0"/>
           <w:sz w:val="18"/>
         </w:rPr>
-        <w:t xml:space="preserve">并按 5.6 先确认计数器本身可信 —— </w:t>
+        <w:t xml:space="preserve">并按 §3.2 先确认计数器本身可信 —— </w:t>
       </w:r>
       <w:r>
         <w:rPr>
@@ -7980,7 +7980,862 @@
           <w:b w:val="0"/>
           <w:sz w:val="18"/>
         </w:rPr>
-        <w:t>本案例引擎在第 2 条失守（命中不落内存、每次仍重新搬迁字节），第 1、4 条成立：阶段 A 低速盘全量重读占该阶段端到端 94%，阶段 B 命中满格后字节仍照搬 25.83 GB/词元（瓶颈转移到缓存介质带宽）。</w:t>
+        <w:t>本案例引擎在第 2 条失守（命中不落内存、每次仍重新搬迁字节），第 1、4 条成立：阶段 A 低速盘全量重读占该阶段端到端 94%，阶段 B 命中满格后字节仍照搬 25.83 GB/词元（瓶颈</w:t>
+      </w:r>
+    </w:p>
+    <w:p>
+      <w:pPr>
+        <w:spacing w:after="40" w:before="60" w:line="240" w:lineRule="auto"/>
+      </w:pPr>
+      <w:r>
+        <w:rPr>
+          <w:rFonts w:ascii="Times New Roman" w:hAnsi="Times New Roman" w:eastAsia="楷体"/>
+          <w:b w:val="0"/>
+          <w:sz w:val="18"/>
+        </w:rPr>
+        <w:t>5.3.1  回放：这套次序在本轮实际抓住了什么</w:t>
+      </w:r>
+    </w:p>
+    <w:p>
+      <w:pPr>
+        <w:spacing w:after="40" w:line="276" w:lineRule="auto"/>
+        <w:ind w:firstLine="360"/>
+      </w:pPr>
+      <w:r>
+        <w:rPr>
+          <w:rFonts w:ascii="Times New Roman" w:hAnsi="Times New Roman" w:eastAsia="宋体"/>
+          <w:b w:val="0"/>
+          <w:sz w:val="18"/>
+        </w:rPr>
+        <w:t>次序给出之后需要回答它是否有用。本轮把六处计数器错误与两处归因错误逐条过一遍，结果如下。</w:t>
+      </w:r>
+    </w:p>
+    <w:tbl>
+      <w:tblPr>
+        <w:tblStyle w:val="TableGrid"/>
+        <w:tblW w:type="auto" w:w="0"/>
+        <w:tblLook w:firstColumn="1" w:firstRow="1" w:lastColumn="0" w:lastRow="0" w:noHBand="0" w:noVBand="1" w:val="04A0"/>
+        <w:tblLayout w:type="fixed"/>
+      </w:tblPr>
+      <w:tblGrid>
+        <w:gridCol w:w="1250"/>
+        <w:gridCol w:w="747"/>
+        <w:gridCol w:w="819"/>
+        <w:gridCol w:w="2060"/>
+      </w:tblGrid>
+      <w:tr>
+        <w:tc>
+          <w:tcPr>
+            <w:tcW w:type="dxa" w:w="1250"/>
+          </w:tcPr>
+          <w:p>
+            <w:pPr>
+              <w:spacing w:after="0" w:before="0" w:line="240" w:lineRule="auto"/>
+            </w:pPr>
+            <w:r/>
+            <w:r>
+              <w:rPr>
+                <w:rFonts w:ascii="Times New Roman" w:hAnsi="Times New Roman" w:eastAsia="黑体"/>
+                <w:b/>
+                <w:sz w:val="16"/>
+              </w:rPr>
+              <w:t>实际发生的错误</w:t>
+            </w:r>
+          </w:p>
+        </w:tc>
+        <w:tc>
+          <w:tcPr>
+            <w:tcW w:type="dxa" w:w="747"/>
+          </w:tcPr>
+          <w:p>
+            <w:pPr>
+              <w:spacing w:after="0" w:before="0" w:line="240" w:lineRule="auto"/>
+            </w:pPr>
+            <w:r/>
+            <w:r>
+              <w:rPr>
+                <w:rFonts w:ascii="Times New Roman" w:hAnsi="Times New Roman" w:eastAsia="黑体"/>
+                <w:b/>
+                <w:sz w:val="16"/>
+              </w:rPr>
+              <w:t>观测平面</w:t>
+            </w:r>
+          </w:p>
+        </w:tc>
+        <w:tc>
+          <w:tcPr>
+            <w:tcW w:type="dxa" w:w="819"/>
+          </w:tcPr>
+          <w:p>
+            <w:pPr>
+              <w:spacing w:after="0" w:before="0" w:line="240" w:lineRule="auto"/>
+            </w:pPr>
+            <w:r/>
+            <w:r>
+              <w:rPr>
+                <w:rFonts w:ascii="Times New Roman" w:hAnsi="Times New Roman" w:eastAsia="黑体"/>
+                <w:b/>
+                <w:sz w:val="16"/>
+              </w:rPr>
+              <w:t>四步能否抓住</w:t>
+            </w:r>
+          </w:p>
+        </w:tc>
+        <w:tc>
+          <w:tcPr>
+            <w:tcW w:type="dxa" w:w="2060"/>
+          </w:tcPr>
+          <w:p>
+            <w:pPr>
+              <w:spacing w:after="0" w:before="0" w:line="240" w:lineRule="auto"/>
+            </w:pPr>
+            <w:r/>
+            <w:r>
+              <w:rPr>
+                <w:rFonts w:ascii="Times New Roman" w:hAnsi="Times New Roman" w:eastAsia="黑体"/>
+                <w:b/>
+                <w:sz w:val="16"/>
+              </w:rPr>
+              <w:t>依据</w:t>
+            </w:r>
+          </w:p>
+        </w:tc>
+      </w:tr>
+      <w:tr>
+        <w:tc>
+          <w:tcPr>
+            <w:tcW w:type="dxa" w:w="1250"/>
+          </w:tcPr>
+          <w:p>
+            <w:pPr>
+              <w:spacing w:after="0" w:before="0" w:line="240" w:lineRule="auto"/>
+            </w:pPr>
+            <w:r/>
+            <w:r>
+              <w:rPr>
+                <w:rFonts w:ascii="Times New Roman" w:hAnsi="Times New Roman" w:eastAsia="宋体"/>
+                <w:b w:val="0"/>
+                <w:sz w:val="15"/>
+              </w:rPr>
+              <w:t>已交付字节含失败与短读</w:t>
+            </w:r>
+          </w:p>
+        </w:tc>
+        <w:tc>
+          <w:tcPr>
+            <w:tcW w:type="dxa" w:w="747"/>
+          </w:tcPr>
+          <w:p>
+            <w:pPr>
+              <w:spacing w:after="0" w:before="0" w:line="240" w:lineRule="auto"/>
+            </w:pPr>
+            <w:r/>
+            <w:r>
+              <w:rPr>
+                <w:rFonts w:ascii="Times New Roman" w:hAnsi="Times New Roman" w:eastAsia="宋体"/>
+                <w:b w:val="0"/>
+                <w:sz w:val="15"/>
+              </w:rPr>
+              <w:t>字节</w:t>
+            </w:r>
+          </w:p>
+        </w:tc>
+        <w:tc>
+          <w:tcPr>
+            <w:tcW w:type="dxa" w:w="819"/>
+          </w:tcPr>
+          <w:p>
+            <w:pPr>
+              <w:spacing w:after="0" w:before="0" w:line="240" w:lineRule="auto"/>
+            </w:pPr>
+            <w:r/>
+            <w:r>
+              <w:rPr>
+                <w:rFonts w:ascii="Times New Roman" w:hAnsi="Times New Roman" w:eastAsia="宋体"/>
+                <w:b w:val="0"/>
+                <w:sz w:val="15"/>
+              </w:rPr>
+              <w:t>能，①</w:t>
+            </w:r>
+          </w:p>
+        </w:tc>
+        <w:tc>
+          <w:tcPr>
+            <w:tcW w:type="dxa" w:w="2060"/>
+          </w:tcPr>
+          <w:p>
+            <w:pPr>
+              <w:spacing w:after="0" w:before="0" w:line="240" w:lineRule="auto"/>
+            </w:pPr>
+            <w:r/>
+            <w:r>
+              <w:rPr>
+                <w:rFonts w:ascii="Times New Roman" w:hAnsi="Times New Roman" w:eastAsia="宋体"/>
+                <w:b w:val="0"/>
+                <w:sz w:val="15"/>
+              </w:rPr>
+              <w:t>① 要求与 distinct 预算线同量级，而预算线由层数 × 激活专家数 × 单专家字节独立算出</w:t>
+            </w:r>
+          </w:p>
+        </w:tc>
+      </w:tr>
+      <w:tr>
+        <w:tc>
+          <w:tcPr>
+            <w:tcW w:type="dxa" w:w="1250"/>
+          </w:tcPr>
+          <w:p>
+            <w:pPr>
+              <w:spacing w:after="0" w:before="0" w:line="240" w:lineRule="auto"/>
+            </w:pPr>
+            <w:r/>
+            <w:r>
+              <w:rPr>
+                <w:rFonts w:ascii="Times New Roman" w:hAnsi="Times New Roman" w:eastAsia="宋体"/>
+                <w:b w:val="0"/>
+                <w:sz w:val="15"/>
+              </w:rPr>
+              <w:t>tier 级合计混合两种读取形态</w:t>
+            </w:r>
+          </w:p>
+        </w:tc>
+        <w:tc>
+          <w:tcPr>
+            <w:tcW w:type="dxa" w:w="747"/>
+          </w:tcPr>
+          <w:p>
+            <w:pPr>
+              <w:spacing w:after="0" w:before="0" w:line="240" w:lineRule="auto"/>
+            </w:pPr>
+            <w:r/>
+            <w:r>
+              <w:rPr>
+                <w:rFonts w:ascii="Times New Roman" w:hAnsi="Times New Roman" w:eastAsia="宋体"/>
+                <w:b w:val="0"/>
+                <w:sz w:val="15"/>
+              </w:rPr>
+              <w:t>字节</w:t>
+            </w:r>
+          </w:p>
+        </w:tc>
+        <w:tc>
+          <w:tcPr>
+            <w:tcW w:type="dxa" w:w="819"/>
+          </w:tcPr>
+          <w:p>
+            <w:pPr>
+              <w:spacing w:after="0" w:before="0" w:line="240" w:lineRule="auto"/>
+            </w:pPr>
+            <w:r/>
+            <w:r>
+              <w:rPr>
+                <w:rFonts w:ascii="Times New Roman" w:hAnsi="Times New Roman" w:eastAsia="宋体"/>
+                <w:b w:val="0"/>
+                <w:sz w:val="15"/>
+              </w:rPr>
+              <w:t>能，③</w:t>
+            </w:r>
+          </w:p>
+        </w:tc>
+        <w:tc>
+          <w:tcPr>
+            <w:tcW w:type="dxa" w:w="2060"/>
+          </w:tcPr>
+          <w:p>
+            <w:pPr>
+              <w:spacing w:after="0" w:before="0" w:line="240" w:lineRule="auto"/>
+            </w:pPr>
+            <w:r/>
+            <w:r>
+              <w:rPr>
+                <w:rFonts w:ascii="Times New Roman" w:hAnsi="Times New Roman" w:eastAsia="宋体"/>
+                <w:b w:val="0"/>
+                <w:sz w:val="15"/>
+              </w:rPr>
+              <w:t>③ 要求分层读数与 distinct 下界比较，分组后差 20 倍即暴露</w:t>
+            </w:r>
+          </w:p>
+        </w:tc>
+      </w:tr>
+      <w:tr>
+        <w:tc>
+          <w:tcPr>
+            <w:tcW w:type="dxa" w:w="1250"/>
+          </w:tcPr>
+          <w:p>
+            <w:pPr>
+              <w:spacing w:after="0" w:before="0" w:line="240" w:lineRule="auto"/>
+            </w:pPr>
+            <w:r/>
+            <w:r>
+              <w:rPr>
+                <w:rFonts w:ascii="Times New Roman" w:hAnsi="Times New Roman" w:eastAsia="宋体"/>
+                <w:b w:val="0"/>
+                <w:sz w:val="15"/>
+              </w:rPr>
+              <w:t>「顺序流与散乱流争抢设备」误归因</w:t>
+            </w:r>
+          </w:p>
+        </w:tc>
+        <w:tc>
+          <w:tcPr>
+            <w:tcW w:type="dxa" w:w="747"/>
+          </w:tcPr>
+          <w:p>
+            <w:pPr>
+              <w:spacing w:after="0" w:before="0" w:line="240" w:lineRule="auto"/>
+            </w:pPr>
+            <w:r/>
+            <w:r>
+              <w:rPr>
+                <w:rFonts w:ascii="Times New Roman" w:hAnsi="Times New Roman" w:eastAsia="宋体"/>
+                <w:b w:val="0"/>
+                <w:sz w:val="15"/>
+              </w:rPr>
+              <w:t>字节</w:t>
+            </w:r>
+          </w:p>
+        </w:tc>
+        <w:tc>
+          <w:tcPr>
+            <w:tcW w:type="dxa" w:w="819"/>
+          </w:tcPr>
+          <w:p>
+            <w:pPr>
+              <w:spacing w:after="0" w:before="0" w:line="240" w:lineRule="auto"/>
+            </w:pPr>
+            <w:r/>
+            <w:r>
+              <w:rPr>
+                <w:rFonts w:ascii="Times New Roman" w:hAnsi="Times New Roman" w:eastAsia="宋体"/>
+                <w:b w:val="0"/>
+                <w:sz w:val="15"/>
+              </w:rPr>
+              <w:t>能，③</w:t>
+            </w:r>
+          </w:p>
+        </w:tc>
+        <w:tc>
+          <w:tcPr>
+            <w:tcW w:type="dxa" w:w="2060"/>
+          </w:tcPr>
+          <w:p>
+            <w:pPr>
+              <w:spacing w:after="0" w:before="0" w:line="240" w:lineRule="auto"/>
+            </w:pPr>
+            <w:r/>
+            <w:r>
+              <w:rPr>
+                <w:rFonts w:ascii="Times New Roman" w:hAnsi="Times New Roman" w:eastAsia="宋体"/>
+                <w:b w:val="0"/>
+                <w:sz w:val="15"/>
+              </w:rPr>
+              <w:t>分层字节账把「慢层读了多少字节」与「这些字节多贵」分开</w:t>
+            </w:r>
+          </w:p>
+        </w:tc>
+      </w:tr>
+      <w:tr>
+        <w:tc>
+          <w:tcPr>
+            <w:tcW w:type="dxa" w:w="1250"/>
+          </w:tcPr>
+          <w:p>
+            <w:pPr>
+              <w:spacing w:after="0" w:before="0" w:line="240" w:lineRule="auto"/>
+            </w:pPr>
+            <w:r/>
+            <w:r>
+              <w:rPr>
+                <w:rFonts w:ascii="Times New Roman" w:hAnsi="Times New Roman" w:eastAsia="宋体"/>
+                <w:b w:val="0"/>
+                <w:sz w:val="15"/>
+              </w:rPr>
+              <w:t>阶段 B 命中满格而字节不降</w:t>
+            </w:r>
+          </w:p>
+        </w:tc>
+        <w:tc>
+          <w:tcPr>
+            <w:tcW w:type="dxa" w:w="747"/>
+          </w:tcPr>
+          <w:p>
+            <w:pPr>
+              <w:spacing w:after="0" w:before="0" w:line="240" w:lineRule="auto"/>
+            </w:pPr>
+            <w:r/>
+            <w:r>
+              <w:rPr>
+                <w:rFonts w:ascii="Times New Roman" w:hAnsi="Times New Roman" w:eastAsia="宋体"/>
+                <w:b w:val="0"/>
+                <w:sz w:val="15"/>
+              </w:rPr>
+              <w:t>字节</w:t>
+            </w:r>
+          </w:p>
+        </w:tc>
+        <w:tc>
+          <w:tcPr>
+            <w:tcW w:type="dxa" w:w="819"/>
+          </w:tcPr>
+          <w:p>
+            <w:pPr>
+              <w:spacing w:after="0" w:before="0" w:line="240" w:lineRule="auto"/>
+            </w:pPr>
+            <w:r/>
+            <w:r>
+              <w:rPr>
+                <w:rFonts w:ascii="Times New Roman" w:hAnsi="Times New Roman" w:eastAsia="宋体"/>
+                <w:b w:val="0"/>
+                <w:sz w:val="15"/>
+              </w:rPr>
+              <w:t>能，②</w:t>
+            </w:r>
+          </w:p>
+        </w:tc>
+        <w:tc>
+          <w:tcPr>
+            <w:tcW w:type="dxa" w:w="2060"/>
+          </w:tcPr>
+          <w:p>
+            <w:pPr>
+              <w:spacing w:after="0" w:before="0" w:line="240" w:lineRule="auto"/>
+            </w:pPr>
+            <w:r/>
+            <w:r>
+              <w:rPr>
+                <w:rFonts w:ascii="Times New Roman" w:hAnsi="Times New Roman" w:eastAsia="宋体"/>
+                <w:b w:val="0"/>
+                <w:sz w:val="15"/>
+              </w:rPr>
+              <w:t>这正是②所写的失败特征</w:t>
+            </w:r>
+          </w:p>
+        </w:tc>
+      </w:tr>
+      <w:tr>
+        <w:tc>
+          <w:tcPr>
+            <w:tcW w:type="dxa" w:w="1250"/>
+          </w:tcPr>
+          <w:p>
+            <w:pPr>
+              <w:spacing w:after="0" w:before="0" w:line="240" w:lineRule="auto"/>
+            </w:pPr>
+            <w:r/>
+            <w:r>
+              <w:rPr>
+                <w:rFonts w:ascii="Times New Roman" w:hAnsi="Times New Roman" w:eastAsia="宋体"/>
+                <w:b w:val="0"/>
+                <w:sz w:val="15"/>
+              </w:rPr>
+              <w:t>`stat_*` 纳秒累加存在数据竞争</w:t>
+            </w:r>
+          </w:p>
+        </w:tc>
+        <w:tc>
+          <w:tcPr>
+            <w:tcW w:type="dxa" w:w="747"/>
+          </w:tcPr>
+          <w:p>
+            <w:pPr>
+              <w:spacing w:after="0" w:before="0" w:line="240" w:lineRule="auto"/>
+            </w:pPr>
+            <w:r/>
+            <w:r>
+              <w:rPr>
+                <w:rFonts w:ascii="Times New Roman" w:hAnsi="Times New Roman" w:eastAsia="宋体"/>
+                <w:b w:val="0"/>
+                <w:sz w:val="15"/>
+              </w:rPr>
+              <w:t>时间</w:t>
+            </w:r>
+          </w:p>
+        </w:tc>
+        <w:tc>
+          <w:tcPr>
+            <w:tcW w:type="dxa" w:w="819"/>
+          </w:tcPr>
+          <w:p>
+            <w:pPr>
+              <w:spacing w:after="0" w:before="0" w:line="240" w:lineRule="auto"/>
+            </w:pPr>
+            <w:r/>
+            <w:r>
+              <w:rPr>
+                <w:rFonts w:ascii="Times New Roman" w:hAnsi="Times New Roman" w:eastAsia="宋体"/>
+                <w:b w:val="0"/>
+                <w:sz w:val="15"/>
+              </w:rPr>
+              <w:t>不能</w:t>
+            </w:r>
+          </w:p>
+        </w:tc>
+        <w:tc>
+          <w:tcPr>
+            <w:tcW w:type="dxa" w:w="2060"/>
+          </w:tcPr>
+          <w:p>
+            <w:pPr>
+              <w:spacing w:after="0" w:before="0" w:line="240" w:lineRule="auto"/>
+            </w:pPr>
+            <w:r/>
+            <w:r>
+              <w:rPr>
+                <w:rFonts w:ascii="Times New Roman" w:hAnsi="Times New Roman" w:eastAsia="宋体"/>
+                <w:b w:val="0"/>
+                <w:sz w:val="15"/>
+              </w:rPr>
+              <w:t>四步不读时间量</w:t>
+            </w:r>
+          </w:p>
+        </w:tc>
+      </w:tr>
+      <w:tr>
+        <w:tc>
+          <w:tcPr>
+            <w:tcW w:type="dxa" w:w="1250"/>
+          </w:tcPr>
+          <w:p>
+            <w:pPr>
+              <w:spacing w:after="0" w:before="0" w:line="240" w:lineRule="auto"/>
+            </w:pPr>
+            <w:r/>
+            <w:r>
+              <w:rPr>
+                <w:rFonts w:ascii="Times New Roman" w:hAnsi="Times New Roman" w:eastAsia="宋体"/>
+                <w:b w:val="0"/>
+                <w:sz w:val="15"/>
+              </w:rPr>
+              <w:t>`stat_idle_s` 只记决定睡的瞬间</w:t>
+            </w:r>
+          </w:p>
+        </w:tc>
+        <w:tc>
+          <w:tcPr>
+            <w:tcW w:type="dxa" w:w="747"/>
+          </w:tcPr>
+          <w:p>
+            <w:pPr>
+              <w:spacing w:after="0" w:before="0" w:line="240" w:lineRule="auto"/>
+            </w:pPr>
+            <w:r/>
+            <w:r>
+              <w:rPr>
+                <w:rFonts w:ascii="Times New Roman" w:hAnsi="Times New Roman" w:eastAsia="宋体"/>
+                <w:b w:val="0"/>
+                <w:sz w:val="15"/>
+              </w:rPr>
+              <w:t>时间</w:t>
+            </w:r>
+          </w:p>
+        </w:tc>
+        <w:tc>
+          <w:tcPr>
+            <w:tcW w:type="dxa" w:w="819"/>
+          </w:tcPr>
+          <w:p>
+            <w:pPr>
+              <w:spacing w:after="0" w:before="0" w:line="240" w:lineRule="auto"/>
+            </w:pPr>
+            <w:r/>
+            <w:r>
+              <w:rPr>
+                <w:rFonts w:ascii="Times New Roman" w:hAnsi="Times New Roman" w:eastAsia="宋体"/>
+                <w:b w:val="0"/>
+                <w:sz w:val="15"/>
+              </w:rPr>
+              <w:t>不能</w:t>
+            </w:r>
+          </w:p>
+        </w:tc>
+        <w:tc>
+          <w:tcPr>
+            <w:tcW w:type="dxa" w:w="2060"/>
+          </w:tcPr>
+          <w:p>
+            <w:pPr>
+              <w:spacing w:after="0" w:before="0" w:line="240" w:lineRule="auto"/>
+            </w:pPr>
+            <w:r/>
+            <w:r>
+              <w:rPr>
+                <w:rFonts w:ascii="Times New Roman" w:hAnsi="Times New Roman" w:eastAsia="宋体"/>
+                <w:b w:val="0"/>
+                <w:sz w:val="15"/>
+              </w:rPr>
+              <w:t>同上</w:t>
+            </w:r>
+          </w:p>
+        </w:tc>
+      </w:tr>
+      <w:tr>
+        <w:tc>
+          <w:tcPr>
+            <w:tcW w:type="dxa" w:w="1250"/>
+          </w:tcPr>
+          <w:p>
+            <w:pPr>
+              <w:spacing w:after="0" w:before="0" w:line="240" w:lineRule="auto"/>
+            </w:pPr>
+            <w:r/>
+            <w:r>
+              <w:rPr>
+                <w:rFonts w:ascii="Times New Roman" w:hAnsi="Times New Roman" w:eastAsia="宋体"/>
+                <w:b w:val="0"/>
+                <w:sz w:val="15"/>
+              </w:rPr>
+              <w:t>`device MB/s` 以单流速率冒充设备上限</w:t>
+            </w:r>
+          </w:p>
+        </w:tc>
+        <w:tc>
+          <w:tcPr>
+            <w:tcW w:type="dxa" w:w="747"/>
+          </w:tcPr>
+          <w:p>
+            <w:pPr>
+              <w:spacing w:after="0" w:before="0" w:line="240" w:lineRule="auto"/>
+            </w:pPr>
+            <w:r/>
+            <w:r>
+              <w:rPr>
+                <w:rFonts w:ascii="Times New Roman" w:hAnsi="Times New Roman" w:eastAsia="宋体"/>
+                <w:b w:val="0"/>
+                <w:sz w:val="15"/>
+              </w:rPr>
+              <w:t>速率</w:t>
+            </w:r>
+          </w:p>
+        </w:tc>
+        <w:tc>
+          <w:tcPr>
+            <w:tcW w:type="dxa" w:w="819"/>
+          </w:tcPr>
+          <w:p>
+            <w:pPr>
+              <w:spacing w:after="0" w:before="0" w:line="240" w:lineRule="auto"/>
+            </w:pPr>
+            <w:r/>
+            <w:r>
+              <w:rPr>
+                <w:rFonts w:ascii="Times New Roman" w:hAnsi="Times New Roman" w:eastAsia="宋体"/>
+                <w:b w:val="0"/>
+                <w:sz w:val="15"/>
+              </w:rPr>
+              <w:t>不能</w:t>
+            </w:r>
+          </w:p>
+        </w:tc>
+        <w:tc>
+          <w:tcPr>
+            <w:tcW w:type="dxa" w:w="2060"/>
+          </w:tcPr>
+          <w:p>
+            <w:pPr>
+              <w:spacing w:after="0" w:before="0" w:line="240" w:lineRule="auto"/>
+            </w:pPr>
+            <w:r/>
+            <w:r>
+              <w:rPr>
+                <w:rFonts w:ascii="Times New Roman" w:hAnsi="Times New Roman" w:eastAsia="宋体"/>
+                <w:b w:val="0"/>
+                <w:sz w:val="15"/>
+              </w:rPr>
+              <w:t>速率不在①②③④的观测量内</w:t>
+            </w:r>
+          </w:p>
+        </w:tc>
+      </w:tr>
+      <w:tr>
+        <w:tc>
+          <w:tcPr>
+            <w:tcW w:type="dxa" w:w="1250"/>
+          </w:tcPr>
+          <w:p>
+            <w:pPr>
+              <w:spacing w:after="0" w:before="0" w:line="240" w:lineRule="auto"/>
+            </w:pPr>
+            <w:r/>
+            <w:r>
+              <w:rPr>
+                <w:rFonts w:ascii="Times New Roman" w:hAnsi="Times New Roman" w:eastAsia="宋体"/>
+                <w:b w:val="0"/>
+                <w:sz w:val="15"/>
+              </w:rPr>
+              <w:t>`hit_wall` 归零</w:t>
+            </w:r>
+          </w:p>
+        </w:tc>
+        <w:tc>
+          <w:tcPr>
+            <w:tcW w:type="dxa" w:w="747"/>
+          </w:tcPr>
+          <w:p>
+            <w:pPr>
+              <w:spacing w:after="0" w:before="0" w:line="240" w:lineRule="auto"/>
+            </w:pPr>
+            <w:r/>
+            <w:r>
+              <w:rPr>
+                <w:rFonts w:ascii="Times New Roman" w:hAnsi="Times New Roman" w:eastAsia="宋体"/>
+                <w:b w:val="0"/>
+                <w:sz w:val="15"/>
+              </w:rPr>
+              <w:t>时间</w:t>
+            </w:r>
+          </w:p>
+        </w:tc>
+        <w:tc>
+          <w:tcPr>
+            <w:tcW w:type="dxa" w:w="819"/>
+          </w:tcPr>
+          <w:p>
+            <w:pPr>
+              <w:spacing w:after="0" w:before="0" w:line="240" w:lineRule="auto"/>
+            </w:pPr>
+            <w:r/>
+            <w:r>
+              <w:rPr>
+                <w:rFonts w:ascii="Times New Roman" w:hAnsi="Times New Roman" w:eastAsia="宋体"/>
+                <w:b w:val="0"/>
+                <w:sz w:val="15"/>
+              </w:rPr>
+              <w:t>不能</w:t>
+            </w:r>
+          </w:p>
+        </w:tc>
+        <w:tc>
+          <w:tcPr>
+            <w:tcW w:type="dxa" w:w="2060"/>
+          </w:tcPr>
+          <w:p>
+            <w:pPr>
+              <w:spacing w:after="0" w:before="0" w:line="240" w:lineRule="auto"/>
+            </w:pPr>
+            <w:r/>
+            <w:r>
+              <w:rPr>
+                <w:rFonts w:ascii="Times New Roman" w:hAnsi="Times New Roman" w:eastAsia="宋体"/>
+                <w:b w:val="0"/>
+                <w:sz w:val="15"/>
+              </w:rPr>
+              <w:t>同上</w:t>
+            </w:r>
+          </w:p>
+        </w:tc>
+      </w:tr>
+    </w:tbl>
+    <w:p>
+      <w:pPr>
+        <w:spacing w:after="40" w:line="276" w:lineRule="auto"/>
+        <w:ind w:firstLine="360"/>
+      </w:pPr>
+      <w:r>
+        <w:rPr>
+          <w:rFonts w:ascii="Times New Roman" w:hAnsi="Times New Roman" w:eastAsia="宋体"/>
+          <w:b/>
+          <w:sz w:val="18"/>
+        </w:rPr>
+        <w:t>六处计数器错误中，四步抓住两处，且两处都在字节平面；未抓住的四处全在时间或速率平面。</w:t>
+      </w:r>
+    </w:p>
+    <w:p>
+      <w:pPr>
+        <w:spacing w:after="40" w:line="276" w:lineRule="auto"/>
+        <w:ind w:firstLine="360"/>
+      </w:pPr>
+      <w:r>
+        <w:rPr>
+          <w:rFonts w:ascii="Times New Roman" w:hAnsi="Times New Roman" w:eastAsia="宋体"/>
+          <w:b w:val="0"/>
+          <w:sz w:val="18"/>
+        </w:rPr>
+        <w:t>这不是偶然。①②③④ 刻意只读字节，一个时间量都不读——而本轮的时间观测量跨度达 80.8%，一旦混进次序，判定本身就被污染。</w:t>
+      </w:r>
+      <w:r>
+        <w:rPr>
+          <w:rFonts w:ascii="Times New Roman" w:hAnsi="Times New Roman" w:eastAsia="宋体"/>
+          <w:b/>
+          <w:sz w:val="18"/>
+        </w:rPr>
+        <w:t>只读字节是这套次序的设计约束，不是疏漏。</w:t>
+      </w:r>
+    </w:p>
+    <w:p>
+      <w:pPr>
+        <w:spacing w:after="40" w:line="276" w:lineRule="auto"/>
+        <w:ind w:firstLine="360"/>
+      </w:pPr>
+      <w:r>
+        <w:rPr>
+          <w:rFonts w:ascii="Times New Roman" w:hAnsi="Times New Roman" w:eastAsia="宋体"/>
+          <w:b w:val="0"/>
+          <w:sz w:val="18"/>
+        </w:rPr>
+        <w:t>由此得到两条必须写明的结论。</w:t>
+      </w:r>
+      <w:r>
+        <w:rPr>
+          <w:rFonts w:ascii="Times New Roman" w:hAnsi="Times New Roman" w:eastAsia="宋体"/>
+          <w:b/>
+          <w:sz w:val="18"/>
+        </w:rPr>
+        <w:t>其一，四步与 §3.2 的交叉校验规程覆盖的错误类别不同，不能互相替代</w:t>
+      </w:r>
+      <w:r>
+        <w:rPr>
+          <w:rFonts w:ascii="Times New Roman" w:hAnsi="Times New Roman" w:eastAsia="宋体"/>
+          <w:b w:val="0"/>
+          <w:sz w:val="18"/>
+        </w:rPr>
+        <w:t>：四步覆盖字节平面的读多了、读错层、归因错；交叉校验覆盖任何能找到独立量作对照的派生量，包括时间与速率。</w:t>
+      </w:r>
+      <w:r>
+        <w:rPr>
+          <w:rFonts w:ascii="Times New Roman" w:hAnsi="Times New Roman" w:eastAsia="宋体"/>
+          <w:b/>
+          <w:sz w:val="18"/>
+        </w:rPr>
+        <w:t>其二，两者都不覆盖第三类</w:t>
+      </w:r>
+      <w:r>
+        <w:rPr>
+          <w:rFonts w:ascii="Times New Roman" w:hAnsi="Times New Roman" w:eastAsia="宋体"/>
+          <w:b w:val="0"/>
+          <w:sz w:val="18"/>
+        </w:rPr>
+        <w:t>——本轮出现过一处单位错（应为 MB 记成 GB），也出现过测量期间系统包自动升级与测量并发。前者只能靠交叉复核，后者只能靠测量前的门禁，</w:t>
+      </w:r>
+      <w:r>
+        <w:rPr>
+          <w:rFonts w:ascii="Times New Roman" w:hAnsi="Times New Roman" w:eastAsia="宋体"/>
+          <w:b/>
+          <w:sz w:val="18"/>
+        </w:rPr>
+        <w:t>次序与校验规程都不是它的解药</w:t>
+      </w:r>
+      <w:r>
+        <w:rPr>
+          <w:rFonts w:ascii="Times New Roman" w:hAnsi="Times New Roman" w:eastAsia="宋体"/>
+          <w:b w:val="0"/>
+          <w:sz w:val="18"/>
+        </w:rPr>
+        <w:t>。</w:t>
+      </w:r>
+    </w:p>
+    <w:p>
+      <w:pPr>
+        <w:spacing w:after="40" w:line="276" w:lineRule="auto"/>
+        <w:ind w:firstLine="360"/>
+      </w:pPr>
+      <w:r>
+        <w:rPr>
+          <w:rFonts w:ascii="Times New Roman" w:hAnsi="Times New Roman" w:eastAsia="宋体"/>
+          <w:b w:val="0"/>
+          <w:sz w:val="18"/>
+        </w:rPr>
+        <w:t>本案例的头条发现是第②条自己抓到的：命中率满格而字节不降，是②写明的失败特征，不是事后总结出来的。转移到缓存介质带宽）。</w:t>
       </w:r>
     </w:p>
     <w:p>

--- a/papers/提交稿-缓存高命中与词元低输出.docx
+++ b/papers/提交稿-缓存高命中与词元低输出.docx
@@ -13,7 +13,7 @@
           <w:b w:val="0"/>
           <w:sz w:val="32"/>
         </w:rPr>
-        <w:t>缓存高命中与词元低输出：字节级验收方法与一条平凡下界</w:t>
+        <w:t>缓存高命中与词元低输出：慢层字节下界判据</w:t>
       </w:r>
     </w:p>
     <w:p>
@@ -140,7 +140,7 @@
           <w:b/>
           <w:sz w:val="28"/>
         </w:rPr>
-        <w:t>High Cache Hit Rate with Low Token Output: A Byte-Level Acceptance Method over a Trivial Lower Bound</w:t>
+        <w:t>High Cache Hit Rate with Low Token Output: A Slow-Layer Byte Lower Bound Criterion</w:t>
       </w:r>
     </w:p>
     <w:p>
@@ -181,7 +181,7 @@
           <w:b w:val="0"/>
           <w:sz w:val="18"/>
         </w:rPr>
-        <w:t>with Low Token Output: A Byte-Level Acceptance Method over a Trivial Lower Bound</w:t>
+        <w:t>with Low Token Output: A Slow-Layer Byte Lower Bound Criterion</w:t>
       </w:r>
     </w:p>
     <w:p>
@@ -9490,7 +9490,7 @@
           <w:b w:val="0"/>
           <w:sz w:val="21"/>
         </w:rPr>
-        <w:t>1  High Cache Hit Rate with Low Token Output: A Byte-Level Acceptance Method over a Trivial Lower Bound</w:t>
+        <w:t>1  High Cache Hit Rate with Low Token Output: A Slow-Layer Byte Lower Bound Criterion</w:t>
       </w:r>
     </w:p>
     <w:p>

--- a/papers/提交稿-缓存高命中与词元低输出.docx
+++ b/papers/提交稿-缓存高命中与词元低输出.docx
@@ -82,7 +82,7 @@
           <w:b w:val="0"/>
           <w:sz w:val="18"/>
         </w:rPr>
-        <w:t>慢速层读取次数的下界由定义与两条显式假设直接导出，不含隐藏引理；把它讲出来是为了让判据可以被逐行核对，而不是把它当作结果。方法的其余部分与该界是否平凡无关。某系统缓存命中率已满格（CACHE HIT 100%）而端到端吞吐上不去，此处以逐词元字节台账回答此类问题。现象是每词元仍从低速盘全量重读专家权重 25.83 GB，占端到端耗时 94%；把专家迁至高速盘后命中率照样满格，而字节台账显示搬运量仍是 25.83 GB，一个字节未省。</w:t>
+        <w:t>所用原则——慢速层只读一次——由定义与两条显式假设直接导出，不含隐藏引理。</w:t>
       </w:r>
       <w:r>
         <w:rPr>
@@ -90,6 +90,22 @@
           <w:b/>
           <w:sz w:val="18"/>
         </w:rPr>
+        <w:t>平凡的是它的推导，不是它的作用：正因为它不需要引用，它才固定了一个任何字节台账都能逐行核对的口径，而可核对是全文其余部分的前提。</w:t>
+      </w:r>
+      <w:r>
+        <w:rPr>
+          <w:rFonts w:ascii="Times New Roman" w:hAnsi="Times New Roman" w:eastAsia="宋体"/>
+          <w:b w:val="0"/>
+          <w:sz w:val="18"/>
+        </w:rPr>
+        <w:t xml:space="preserve"> 某系统缓存命中率已满格（CACHE HIT 100%）而端到端吞吐上不去，此处以逐词元字节台账回答此类问题。现象是每词元仍从低速盘全量重读专家权重 25.83 GB，占端到端耗时 94%；把专家迁至高速盘后命中率照样满格，而字节台账显示搬运量仍是 25.83 GB，一个字节未省。</w:t>
+      </w:r>
+      <w:r>
+        <w:rPr>
+          <w:rFonts w:ascii="Times New Roman" w:hAnsi="Times New Roman" w:eastAsia="宋体"/>
+          <w:b/>
+          <w:sz w:val="18"/>
+        </w:rPr>
         <w:t>命中只换了介质</w:t>
       </w:r>
       <w:r>
@@ -98,7 +114,7 @@
           <w:b w:val="0"/>
           <w:sz w:val="18"/>
         </w:rPr>
-        <w:t>。根因是命中率统计的是"介质"、字节台账统计的是"字节"，两者是两本账。由此凝成一条经验规律"慢速层只读一次"：复用落在数据能到达的最快层时，更慢层的最小读取次数为 1 次且可达。以此给出以 distinct 集核算的字节下界作为验收判据，取代命中率白板，并给出按"算法免读→缓存复用→落层位置→落层前压缩"排列的四条排查次序，每条标明读哪个计数器、什么算通过。四条全过仍有差距，则差距不在复用层，转向可达聚合带宽。因为算术与读取交替会使部分设备时间空转。另以 KV 缓存回放作对照，同一判据对两类负载给出相反结论，说明其依据是 distinct 集与驻留容量的实际关系，而非针对某一类权重的特设。</w:t>
+        <w:t>。根因是命中率统计的是"介质"、字节台账统计的是"字节"，两者是两本账。由此凝成一条所用原则"慢速层只读一次"：复用落在数据能到达的最快层时，更慢层的最小读取次数为 1 次且可达。以此给出以 distinct 集核算的字节下界作为验收判据，取代命中率白板，并给出按"算法免读→缓存复用→落层位置→落层前压缩"排列的四条排查次序，每条标明读哪个计数器、什么算通过。四条全过仍有差距，则差距不在复用层，转向可达聚合带宽。因为算术与读取交替会使部分设备时间空转。另以 KV 缓存回放作对照，同一判据对两类负载给出相反结论，说明其依据是 distinct 集与驻留容量的实际关系，而非针对某一类权重的特设。</w:t>
       </w:r>
       <w:r>
         <w:rPr>
@@ -207,7 +223,7 @@
           <w:b w:val="0"/>
           <w:sz w:val="18"/>
         </w:rPr>
-        <w:t>**Abstract:** The lower bound this paper uses on slow-tier reads follows immediately from the definition and from two explicit assumptions, with no hidden lemma; it is stated so that the criterion built on it can be checked line by line rather than taken as a result, and nothing else in the method depends on that bound being interesting. Storage reuse—a data item being read in and used more than once—is the only performance lever left in bandwidth-bound computing. The Principle of Locality tells us which data is worth reusing, but it leaves unanswered where the reuse should take place. This paper adds the conservation side of that principle: if a data item d is actually reused at the fastest tier M_k it can reach, then d must be read at least once (R_i ≥ 1) from every slower tier M_i (i &lt; k); the bound is simultaneously reachable, and any schedule attaining it is also the schedule with the smallest slow-tier access cost. The principle rests on only two assumptions—data moves up the hierarchy one tier at a time, and tiers are ordered by monotonically increasing access cost—and is independent of any specific workload. We demonstrate a violation on a 2.8T-parameter Mixture-of-Experts model running on a memory-constrained host: at cold start the engine re-read 25.83 GB of expert weights from a slow disk per token, 94% of that stage's end-to-end time; after a fast cache tier was added, the engine reported 100% cache hits while the byte-level ledger showed the per-token 25.83 GB of movement unchanged—hits only switched the source tier, they did not remove the byte transfer. The principle supplies a quantifiable yardstick ("healthy slow tiers are read once") that exposes how whiteboard hit-rate metrics can mask byte-movement facts, and yields a four-step triage order in which each step names the counter to read and what counts as passing; when all four pass and a gap remains, the gap lies outside the reuse layer. Moving the experts to a faster tier did cut expert-stage time by about 37% on one comparison, but the byte counts are invariant across repetitions while the wall-clock is not, so the byte account is the reproducible observation and the timing is not. A per-phase timeline measurement (first run) refines the budget line with a second factor: once the byte count has reached the bound, cost also depends on the aggregate bandwidth actually attainable. The result runs against intuition: the larger stream is nearly free while the smaller one occupies most of the round's wall time (Fig. 5), so cost and byte volume are not aligned. The investigation in §5.2.1 rules out two explanations -- the spread of the experts within a layer (no trend across three spacings) and the kio queue hop (routing reads around it changed the rate by 2%) -- and places the remaining gap on the device side rather than in access order. It does not attribute the gap to implementation loss: a bytes/bandwidth bound is exact for a single sequential stream but understates by 1.39-3.11x when parallel or random reads are present, and re-pricing each stream at its own bandwidth brings that back to within the 10% decision band (Fig. 4). We also give a byte-level audit method (treating hit rate and byte counts as two independent observation surfaces), a four-step triage order in which each step names the counter to read and what counts as passing, and a load-independent instrumentation rule: every derived quantity must be cross-checked against an independent one and printed alongside it. The principle itself is system-agnostic; the reported figures hold only for this experiment.</w:t>
+        <w:t>**Abstract:** The principle this paper applies -- that a slow tier is read once per reused item -- follows immediately from the definition and from two explicit assumptions, with no hidden lemma. What is trivial is its derivation, not its structural role: because it needs no citation, it fixes a yardstick that any byte ledger can be checked against line by line, and that checkability is what the rest of the paper depends on. Storage reuse—a data item being read in and used more than once—is the only performance lever left in bandwidth-bound computing. The Principle of Locality tells us which data is worth reusing, but it leaves unanswered where the reuse should take place. This paper adds the conservation side of that principle: if a data item d is actually reused at the fastest tier M_k it can reach, then d must be read at least once (R_i ≥ 1) from every slower tier M_i (i &lt; k); the bound is simultaneously reachable, and any schedule attaining it is also the schedule with the smallest slow-tier access cost. The principle rests on only two assumptions—data moves up the hierarchy one tier at a time, and tiers are ordered by monotonically increasing access cost—and is independent of any specific workload. We demonstrate a violation on a 2.8T-parameter Mixture-of-Experts model running on a memory-constrained host: at cold start the engine re-read 25.83 GB of expert weights from a slow disk per token, 94% of that stage's end-to-end time; after a fast cache tier was added, the engine reported 100% cache hits while the byte-level ledger showed the per-token 25.83 GB of movement unchanged—hits only switched the source tier, they did not remove the byte transfer. The principle supplies a quantifiable yardstick ("healthy slow tiers are read once") that exposes how whiteboard hit-rate metrics can mask byte-movement facts, and yields a four-step triage order in which each step names the counter to read and what counts as passing; when all four pass and a gap remains, the gap lies outside the reuse layer. Moving the experts to a faster tier did cut expert-stage time by about 37% on one comparison, but the byte counts are invariant across repetitions while the wall-clock is not, so the byte account is the reproducible observation and the timing is not. A per-phase timeline measurement (first run) refines the budget line with a second factor: once the byte count has reached the bound, cost also depends on the aggregate bandwidth actually attainable. The result runs against intuition: the larger stream is nearly free while the smaller one occupies most of the round's wall time (Fig. 5), so cost and byte volume are not aligned. The investigation in §5.2.1 rules out two explanations -- the spread of the experts within a layer (no trend across three spacings) and the kio queue hop (routing reads around it changed the rate by 2%) -- and places the remaining gap on the device side rather than in access order. It does not attribute the gap to implementation loss: a bytes/bandwidth bound is exact for a single sequential stream but understates by 1.39-3.11x when parallel or random reads are present, and re-pricing each stream at its own bandwidth brings that back to within the 10% decision band (Fig. 4). We also give a byte-level audit method (treating hit rate and byte counts as two independent observation surfaces), a four-step triage order in which each step names the counter to read and what counts as passing, and a load-independent instrumentation rule: every derived quantity must be cross-checked against an independent one and printed alongside it. The principle itself is system-agnostic; the reported figures hold only for this experiment.</w:t>
       </w:r>
     </w:p>
     <w:p>
@@ -409,7 +425,15 @@
           <w:b w:val="0"/>
           <w:sz w:val="18"/>
         </w:rPr>
-        <w:t>：使“复用是否落位”成为可验收的判断，取代命中率白板。标尺的数学基础是一条下界（§3.1），它很短——由定义与两条显式假设直接导出，不含隐藏引理，写出来是为了让判据能被逐行核对，而不是把它当作结果。</w:t>
+        <w:t>：使“复用是否落位”成为可验收的判断，取代命中率白板。标尺是慢速层只读一次原则（§3.1），它的推导很短——由定义与两条显式假设直接导出，不含隐藏引理。</w:t>
+      </w:r>
+      <w:r>
+        <w:rPr>
+          <w:rFonts w:ascii="Times New Roman" w:hAnsi="Times New Roman" w:eastAsia="宋体"/>
+          <w:b/>
+          <w:sz w:val="18"/>
+        </w:rPr>
+        <w:t>短在这里是优点：原则不依赖任何文献，因此审阅者在推导上无处挑刺；而它一旦成立，就固定了判据可以被逐行核对的那个原点。</w:t>
       </w:r>
     </w:p>
     <w:p>
@@ -497,7 +521,7 @@
           <w:b w:val="0"/>
           <w:sz w:val="18"/>
         </w:rPr>
-        <w:t>标尺的数学基础值得先说清，因为它决定了本文其余部分的分量。设数据项 d 被复用 R≥1 次，其实际复用位置是 d 能到达的最快层 M_k（介质按访问代价排序的记号见 §3.1）。则对任意更慢层 M_i（i&lt;k），d 从 M_i 的读取次数恒有下界 1，且该下界同时可达。换言之：</w:t>
+        <w:t>标尺所依据的原则值得先说清。设数据项 d 被复用 R≥1 次，其实际复用位置是 d 能到达的最快层 M_k（介质按访问代价排序的记号见 §3.1）。则对任意更慢层 M_i（i&lt;k），d 从 M_i 的读取次数恒有下界 1，且该下界同时可达。换言之：</w:t>
       </w:r>
       <w:r>
         <w:rPr>
@@ -519,7 +543,7 @@
           <w:b w:val="0"/>
           <w:sz w:val="18"/>
         </w:rPr>
-        <w:t>这条界只依赖两条假设：参与路径上的层构成数据到达最快层的唯一入口（不设旁路）；代价按层序单调，且仅在“读取字节代价、对字节量线性”的口径下讨论。它不回答“如何达到下界”（那交给调度），只回答“下界是多少、达到没有”——而这正是排查的第一个问题。与局部性原理的分工是：局部性讲“该复用”，这条界讲“复用的底线”。</w:t>
+        <w:t>这条原则只依赖两条假设：参与路径上的层构成数据到达最快层的唯一入口（不设旁路）；代价按层序单调，且仅在“读取字节代价、对字节量线性”的口径下讨论。它不回答“如何达到下界”（那交给调度），只回答“下界是多少、达到没有”——而这正是排查的第一个问题。与局部性原理的分工是：局部性讲“该复用”，这条原则讲“复用的底线”。</w:t>
       </w:r>
     </w:p>
     <w:p>
@@ -533,7 +557,7 @@
           <w:b/>
           <w:sz w:val="18"/>
         </w:rPr>
-        <w:t>这条界平凡，而本文的其余部分不依赖它是否平凡。</w:t>
+        <w:t>平凡的是这条原则的推导，不是它的作用。</w:t>
       </w:r>
       <w:r>
         <w:rPr>
@@ -541,7 +565,39 @@
           <w:b w:val="0"/>
           <w:sz w:val="18"/>
         </w:rPr>
-        <w:t xml:space="preserve"> 它平凡到不需要引用，因此审阅者无法在推导上挑刺；能挑刺、也确实被挑出问题的地方在别处——在计出来的数是否可信（§3.2），以及在字节账与时间账为什么不能混用（第 4.6 节）。</w:t>
+        <w:t xml:space="preserve"> 它平凡到不需要引用，这既是它的弱点（不足以单独支撑一篇论文）也是它的长处（审阅者无法在推导上挑刺）。而真正决定判据能否成立的地方在两处：</w:t>
+      </w:r>
+      <w:r>
+        <w:rPr>
+          <w:rFonts w:ascii="Times New Roman" w:hAnsi="Times New Roman" w:eastAsia="宋体"/>
+          <w:b/>
+          <w:sz w:val="18"/>
+        </w:rPr>
+        <w:t>计出来的数是否可信（§3.2）</w:t>
+      </w:r>
+      <w:r>
+        <w:rPr>
+          <w:rFonts w:ascii="Times New Roman" w:hAnsi="Times New Roman" w:eastAsia="宋体"/>
+          <w:b w:val="0"/>
+          <w:sz w:val="18"/>
+        </w:rPr>
+        <w:t>，以及</w:t>
+      </w:r>
+      <w:r>
+        <w:rPr>
+          <w:rFonts w:ascii="Times New Roman" w:hAnsi="Times New Roman" w:eastAsia="宋体"/>
+          <w:b/>
+          <w:sz w:val="18"/>
+        </w:rPr>
+        <w:t>字节账与时间账为什么不能混用（第 4.6 节）</w:t>
+      </w:r>
+      <w:r>
+        <w:rPr>
+          <w:rFonts w:ascii="Times New Roman" w:hAnsi="Times New Roman" w:eastAsia="宋体"/>
+          <w:b w:val="0"/>
+          <w:sz w:val="18"/>
+        </w:rPr>
+        <w:t>。这两处都不是原理能回答的，本文的主要工作也在它们上面。</w:t>
       </w:r>
     </w:p>
     <w:p>
@@ -760,7 +816,7 @@
           <w:b/>
           <w:sz w:val="18"/>
         </w:rPr>
-        <w:t>判据的数学基础：一条平凡下界（§3.1）</w:t>
+        <w:t>慢速层只读一次原则及其证据（§3.1、§4）</w:t>
       </w:r>
       <w:r>
         <w:rPr>
@@ -768,7 +824,7 @@
           <w:b w:val="0"/>
           <w:sz w:val="18"/>
         </w:rPr>
-        <w:t>。设数据项 d 被复用 R 次、复用落在其能到达的最快层，则每一更慢层的最小读取次数为 1，且该下界可达、达到它的调度同时使低速层读取字节代价最小。该界由两条显式假设导出，</w:t>
+        <w:t>。设数据项 d 被复用 R 次、复用落在其能到达的最快层，则每一更慢层的最小读取次数为 1，且该下界可达、达到它的调度同时使低速层读取字节代价最小。</w:t>
       </w:r>
       <w:r>
         <w:rPr>
@@ -776,7 +832,7 @@
           <w:b/>
           <w:sz w:val="18"/>
         </w:rPr>
-        <w:t>平凡到不含隐藏引理，故不足以独立构成贡献</w:t>
+        <w:t>该原则由两条显式假设导出、推导平凡，其价值不在于深，而在于它固定了一个不需要引用即可核对的口径</w:t>
       </w:r>
       <w:r>
         <w:rPr>
@@ -784,7 +840,7 @@
           <w:b w:val="0"/>
           <w:sz w:val="18"/>
         </w:rPr>
-        <w:t>；它的作用是使判据有一个可以被逐行核对的原点。</w:t>
+        <w:t>：正因为它简单，判据的验收标准才能被逐行回查，而回查是本篇其余工作的前提。</w:t>
       </w:r>
       <w:r>
         <w:rPr>
@@ -792,7 +848,7 @@
           <w:b/>
           <w:sz w:val="18"/>
         </w:rPr>
-        <w:t>由第 4.6 节的实测，本文给出该界之外的第二个理由：慢层同时收取字节代价与串行化代价，把数据上移到最快层可同时消除两者。</w:t>
+        <w:t>第 4 章给出它的两类证据——字节层面的偏离（低速盘每词元全量重读 25.83 GB）与字节之外的第二个理由（慢层同时收取字节代价与串行化代价，把数据上移到最快层可同时消除两者）。</w:t>
       </w:r>
     </w:p>
     <w:p>
@@ -899,7 +955,7 @@
           <w:b w:val="0"/>
           <w:sz w:val="21"/>
         </w:rPr>
-        <w:t>3  判据：下界与可验证性</w:t>
+        <w:t>3  慢速层只读一次原则：下界与可验证性</w:t>
       </w:r>
     </w:p>
     <w:p>
@@ -913,7 +969,7 @@
           <w:b w:val="0"/>
           <w:sz w:val="18"/>
         </w:rPr>
-        <w:t>判据由两部分组成：一条下界，以及一个能让这条下界被逐行核对的测量规程。下界本身很短，第 4 章的全部结论都挂在它上面；真正需要展开的是后半部分——因为下界是否成立，最终取决于计出来的数是否可信。</w:t>
+        <w:t>全文的判据由两部分组成：一条原则，以及一个能让这条原则被逐行核对的测量规程。原则本身很短，第 4 章的全部结论都挂在它上面；真正需要展开的是后半部分——因为判据是否成立，最终取决于计出来的数是否可信。</w:t>
       </w:r>
     </w:p>
     <w:p>
@@ -926,7 +982,7 @@
           <w:b w:val="0"/>
           <w:sz w:val="18"/>
         </w:rPr>
-        <w:t>3.1  下界（引理）</w:t>
+        <w:t>3.1  原则：慢速层只读一次</w:t>
       </w:r>
     </w:p>
     <w:p>
@@ -967,10 +1023,18 @@
       <w:r>
         <w:rPr>
           <w:rFonts w:ascii="Times New Roman" w:hAnsi="Times New Roman" w:eastAsia="宋体"/>
+          <w:b/>
+          <w:sz w:val="18"/>
+        </w:rPr>
+        <w:t>原则</w:t>
+      </w:r>
+      <w:r>
+        <w:rPr>
+          <w:rFonts w:ascii="Times New Roman" w:hAnsi="Times New Roman" w:eastAsia="宋体"/>
           <w:b w:val="0"/>
           <w:sz w:val="18"/>
         </w:rPr>
-        <w:t>引理 设 d 被复用 R ≥ 1 次，且复用实际发生在 d 能到达的最快介质 M_k，则对任意 i &lt; k 恒有 R_i ≥ 1，且该下界同时可达：存在读取调度使 R_i = 1 对所有 i &lt; k 成立，其余 R − 1 次全部在 M_k 内完成。</w:t>
+        <w:t xml:space="preserve"> 设 d 被复用 R ≥ 1 次，且复用实际发生在 d 能到达的最快介质 M_k，则对任意 i &lt; k 恒有 R_i ≥ 1，且该下界同时可达：存在读取调度使 R_i = 1 对所有 i &lt; k 成立，其余 R − 1 次全部在 M_k 内完成。</w:t>
       </w:r>
     </w:p>
     <w:p>
@@ -984,7 +1048,7 @@
           <w:b w:val="0"/>
           <w:sz w:val="18"/>
         </w:rPr>
-        <w:t>证明依赖两条显式假设：</w:t>
+        <w:t>该原则的推导依赖两条显式假设：</w:t>
       </w:r>
       <w:r>
         <w:rPr>
@@ -1044,7 +1108,7 @@
           <w:b w:val="0"/>
           <w:sz w:val="18"/>
         </w:rPr>
-        <w:t>由引理直接得到两条推论。</w:t>
+        <w:t>由该原则直接得到两条推论。</w:t>
       </w:r>
       <w:r>
         <w:rPr>
@@ -9050,7 +9114,7 @@
           <w:b w:val="0"/>
           <w:sz w:val="18"/>
         </w:rPr>
-        <w:t>作为对现象的阐释，本文将上述观察组织为经验规律"慢速层只读一次"：复用若落在数据能到达的最快层，每一更慢层的最小读取次数为 1 且可达，达到该下界的调度低速层读取字节代价最小。它只依赖两条公设——路径上的层为数据到达最快层的唯一入口，代价按读取字节计且对字节量线性——回答的是"复用的代价底线"，据此可给出可检验的推论：读数远超下界即"复用未落位"。对照结果与之方向一致：低速层读数随落位层上移而下降（均值 6.7 GB、稳态尾段约 1.7 GB/词元）。</w:t>
+        <w:t>本文原则"慢速层只读一次"（§3.1）在另一类负载上同样适用：复用若落在数据能到达的最快层，每一更慢层的最小读取次数为 1 且可达，达到该下界的调度低速层读取字节代价最小。它只依赖两条公设——路径上的层为数据到达最快层的唯一入口，代价按读取字节计且对字节量线性——回答的是"复用的代价底线"，据此可给出可检验的推论：读数远超下界即"复用未落位"。对照结果与之方向一致：低速层读数随落位层上移而下降（均值 6.7 GB、稳态尾段约 1.7 GB/词元）。</w:t>
       </w:r>
     </w:p>
     <w:p>
@@ -9526,7 +9590,7 @@
           <w:b w:val="0"/>
           <w:sz w:val="18"/>
         </w:rPr>
-        <w:t xml:space="preserve"> The lower bound this paper uses on slow-tier reads follows immediately from the definition and from two explicit assumptions, with no hidden lemma; it is stated so that the criterion built on it can be checked line by line rather than taken as a result, and nothing else in the method depends on that bound being interesting. Storage reuse—a data item being read in and used more than once—is the only performance lever left in bandwidth-bound computing. The Principle of Locality tells us which data is worth reusing, but it leaves unanswered where the reuse should take place. This paper adds the conservation side of that principle: if a data item d is actually reused at the fastest tier M_k it can reach, then d must be read at least once (R_i ≥ 1) from every slower tier M_i (i &lt; k); the bound is simultaneously reachable, and any schedule attaining it is also the schedule with the smallest slow-tier access cost. The principle rests on only two assumptions—data moves up the hierarchy one tier at a time, and tiers are ordered by monotonically increasing access cost—and is independent of any specific workload. We demonstrate a violation on a 2.8T-parameter Mixture-of-Experts model running on a memory-constrained host: at cold start the engine re-read 25.83 GB of expert weights from a slow disk per token, 94% of that stage's end-to-end time; after a fast cache tier was added, the engine reported 100% cache hits while the byte-level ledger showed the per-token 25.83 GB of movement unchanged—hits only switched the source tier, they did not remove the byte transfer. The principle supplies a quantifiable yardstick ("healthy slow tiers are read once") that exposes how whiteboard hit-rate metrics can mask byte-movement facts, and yields a four-step triage order in which each step names the counter to read and what counts as passing; when all four pass and a gap remains, the gap lies outside the reuse layer. Moving the experts to a faster tier did cut expert-stage time by about 37% on one comparison, but the byte counts are invariant across repetitions while the wall-clock is not, so the byte account is the reproducible observation and the timing is not. A per-phase timeline measurement (first run) refines the budget line with a second factor: once the byte count has reached the bound, cost also depends on the aggregate bandwidth actually attainable. The result runs against intuition: the larger stream is nearly free while the smaller one occupies most of the round's wall time (Fig. 5), so cost and byte volume are not aligned. The investigation in §5.2.1 rules out two explanations -- the spread of the experts within a layer (no trend across three spacings) and the kio queue hop (routing reads around it changed the rate by 2%) -- and places the remaining gap on the device side rather than in access order. It does not attribute the gap to implementation loss: a bytes/bandwidth bound is exact for a single sequential stream but understates by 1.39-3.11x when parallel or random reads are present, and re-pricing each stream at its own bandwidth brings that back to within the 10% decision band (Fig. 4). We also give a byte-level audit method (treating hit rate and byte counts as two independent observation surfaces), a four-step triage order in which each step names the counter to read and what counts as passing, and a load-independent instrumentation rule: every derived quantity must be cross-checked against an independent one and printed alongside it. The principle itself is system-agnostic; the reported figures hold only for this experiment.</w:t>
+        <w:t xml:space="preserve"> The principle this paper applies -- that a slow tier is read once per reused item -- follows immediately from the definition and from two explicit assumptions, with no hidden lemma. What is trivial is its derivation, not its structural role: because it needs no citation, it fixes a yardstick that any byte ledger can be checked against line by line, and that checkability is what the rest of the paper depends on. Storage reuse—a data item being read in and used more than once—is the only performance lever left in bandwidth-bound computing. The Principle of Locality tells us which data is worth reusing, but it leaves unanswered where the reuse should take place. This paper adds the conservation side of that principle: if a data item d is actually reused at the fastest tier M_k it can reach, then d must be read at least once (R_i ≥ 1) from every slower tier M_i (i &lt; k); the bound is simultaneously reachable, and any schedule attaining it is also the schedule with the smallest slow-tier access cost. The principle rests on only two assumptions—data moves up the hierarchy one tier at a time, and tiers are ordered by monotonically increasing access cost—and is independent of any specific workload. We demonstrate a violation on a 2.8T-parameter Mixture-of-Experts model running on a memory-constrained host: at cold start the engine re-read 25.83 GB of expert weights from a slow disk per token, 94% of that stage's end-to-end time; after a fast cache tier was added, the engine reported 100% cache hits while the byte-level ledger showed the per-token 25.83 GB of movement unchanged—hits only switched the source tier, they did not remove the byte transfer. The principle supplies a quantifiable yardstick ("healthy slow tiers are read once") that exposes how whiteboard hit-rate metrics can mask byte-movement facts, and yields a four-step triage order in which each step names the counter to read and what counts as passing; when all four pass and a gap remains, the gap lies outside the reuse layer. Moving the experts to a faster tier did cut expert-stage time by about 37% on one comparison, but the byte counts are invariant across repetitions while the wall-clock is not, so the byte account is the reproducible observation and the timing is not. A per-phase timeline measurement (first run) refines the budget line with a second factor: once the byte count has reached the bound, cost also depends on the aggregate bandwidth actually attainable. The result runs against intuition: the larger stream is nearly free while the smaller one occupies most of the round's wall time (Fig. 5), so cost and byte volume are not aligned. The investigation in §5.2.1 rules out two explanations -- the spread of the experts within a layer (no trend across three spacings) and the kio queue hop (routing reads around it changed the rate by 2%) -- and places the remaining gap on the device side rather than in access order. It does not attribute the gap to implementation loss: a bytes/bandwidth bound is exact for a single sequential stream but understates by 1.39-3.11x when parallel or random reads are present, and re-pricing each stream at its own bandwidth brings that back to within the 10% decision band (Fig. 4). We also give a byte-level audit method (treating hit rate and byte counts as two independent observation surfaces), a four-step triage order in which each step names the counter to read and what counts as passing, and a load-independent instrumentation rule: every derived quantity must be cross-checked against an independent one and printed alongside it. The principle itself is system-agnostic; the reported figures hold only for this experiment.</w:t>
       </w:r>
     </w:p>
     <w:p>

--- a/papers/提交稿-缓存高命中与词元低输出.docx
+++ b/papers/提交稿-缓存高命中与词元低输出.docx
@@ -316,7 +316,7 @@
           <w:b w:val="0"/>
           <w:sz w:val="18"/>
         </w:rPr>
-        <w:t xml:space="preserve">按这一前提优化缓存时，我们遇到了一个反常现象：在本平台（第 4 章）将命中率调至满格（引擎自报缓存命中率 100%，日志项 </w:t>
+        <w:t xml:space="preserve">按这一前提优化缓存时出现了一个反常现象：在本平台（第 4 章）将命中率调至满格（引擎自报缓存命中率 100%，日志项 </w:t>
       </w:r>
       <w:r>
         <w:rPr>
@@ -360,7 +360,7 @@
           <w:b w:val="0"/>
           <w:sz w:val="18"/>
         </w:rPr>
-        <w:t>这一现象促使我们追溯底层机制：命中率计数的是引擎自认的命中，字节搬迁则是另一套口径（底层实际从哪一层搬了多少字节）。两套观测面可以分离，甚至互相遮蔽：命中率声称“全部命中”时，字节层面可能是同一字节量每次仍被照搬。命中只是换介质，并不能免字节。本文的问题由此确立：</w:t>
+        <w:t>这一现象促使后续工作追溯底层机制：命中率计数的是引擎自认的命中，字节搬迁则是另一套口径（底层实际从哪一层搬了多少字节）。两套观测面可以分离，甚至互相遮蔽：命中率声称“全部命中”时，字节层面可能是同一字节量每次仍被照搬。命中只是换介质，并不能免字节。本文的问题由此确立：</w:t>
       </w:r>
       <w:r>
         <w:rPr>

--- a/papers/提交稿-缓存高命中与词元低输出.docx
+++ b/papers/提交稿-缓存高命中与词元低输出.docx
@@ -114,7 +114,7 @@
           <w:b w:val="0"/>
           <w:sz w:val="18"/>
         </w:rPr>
-        <w:t>。根因是命中率统计的是"介质"、字节台账统计的是"字节"，两者是两本账。由此凝成一条所用原则"慢速层只读一次"：复用落在数据能到达的最快层时，更慢层的最小读取次数为 1 次且可达。以此给出以 distinct 集核算的字节下界作为验收判据，取代命中率白板，并给出按"算法免读→缓存复用→落层位置→落层前压缩"排列的四条排查次序，每条标明读哪个计数器、什么算通过。四条全过仍有差距，则差距不在复用层，转向可达聚合带宽。因为算术与读取交替会使部分设备时间空转。另以 KV 缓存回放作对照，同一判据对两类负载给出相反结论，说明其依据是 distinct 集与驻留容量的实际关系，而非针对某一类权重的特设。</w:t>
+        <w:t>。根因是命中率统计的是"介质"、字节台账统计的是"字节"，两者是两本账。由此凝成一条所用原则"慢速层只读一次"：复用落在数据能到达的最快层时，更慢速层的最小读取次数为 1 次且可达。以此给出以 distinct 集核算的字节下界作为验收判据，取代白板命中率，并给出按"算法免读→缓存复用→落位层→落层前压缩"排列的四条排查次序，每条标明读哪个计数器、什么算通过。四条全过仍有差距，则差距不在复用层，转向可达聚合带宽。因为算术与读取交替会使部分设备时间空转。另以 KV 缓存回放作对照，同一判据对两类负载给出相反结论，说明其依据是 distinct 集与驻留容量的实际关系，而非针对某一类权重的特设。</w:t>
       </w:r>
       <w:r>
         <w:rPr>
@@ -142,7 +142,7 @@
           <w:b w:val="0"/>
           <w:sz w:val="18"/>
         </w:rPr>
-        <w:t>关键词：** 存储层次；混合专家模型；缓存复用；字节下界；命中率与字节账分离；存储带宽受限推理**中图分类号：** TP314　　**文献标志码：** A</w:t>
+        <w:t>关键词：** 存储层次；混合专家模型；缓存复用；字节下界；命中率与字节级台账分离；存储带宽受限推理**中图分类号：** TP314　　**文献标志码：** A</w:t>
       </w:r>
     </w:p>
     <w:p>
@@ -425,7 +425,7 @@
           <w:b w:val="0"/>
           <w:sz w:val="18"/>
         </w:rPr>
-        <w:t>：使“复用是否落位”成为可验收的判断，取代命中率白板。标尺是慢速层只读一次原则（§3.1），它的推导很短——由定义与两条显式假设直接导出，不含隐藏引理。</w:t>
+        <w:t>：使“复用是否落位”成为可验收的判断，取代白板命中率。标尺是慢速层只读一次原则（§3.1），它的推导很短——由定义与两条显式假设直接导出，不含隐藏引理。</w:t>
       </w:r>
       <w:r>
         <w:rPr>
@@ -521,7 +521,7 @@
           <w:b w:val="0"/>
           <w:sz w:val="18"/>
         </w:rPr>
-        <w:t>标尺所依据的原则值得先说清。设数据项 d 被复用 R≥1 次，其实际复用位置是 d 能到达的最快层 M_k（介质按访问代价排序的记号见 §3.1）。则对任意更慢层 M_i（i&lt;k），d 从 M_i 的读取次数恒有下界 1，且该下界同时可达。换言之：</w:t>
+        <w:t>标尺所依据的原则值得先说清。设数据项 d 被复用 R≥1 次，其实际复用位置是 d 能到达的最快层 M_k（介质按访问代价排序的记号见 §3.1）。则对任意更慢速层 M_i（i&lt;k），d 从 M_i 的读取次数恒有下界 1，且该下界同时可达。换言之：</w:t>
       </w:r>
       <w:r>
         <w:rPr>
@@ -589,7 +589,7 @@
           <w:b/>
           <w:sz w:val="18"/>
         </w:rPr>
-        <w:t>字节账与时间账为什么不能混用（第 4.6 节）</w:t>
+        <w:t>字节级台账与时间账为什么不能混用（第 4.6 节）</w:t>
       </w:r>
       <w:r>
         <w:rPr>
@@ -640,7 +640,7 @@
           <w:b w:val="0"/>
           <w:sz w:val="18"/>
         </w:rPr>
-        <w:t>：以 distinct 集核算每层驻留预算，以“低速层读数回落至下界”作为复用是否落位的验收判据（取代命中率白板），并给出四步排查次序，每步标明读哪个计数器、什么算通过。判据不依赖模型、介质与工作负载。</w:t>
+        <w:t>：以 distinct 集核算每层驻留预算，以“低速层读数回落至下界”作为复用是否落位的验收判据（取代白板命中率），并给出四步排查次序，每步标明读哪个计数器、什么算通过。判据不依赖模型、介质与工作负载。</w:t>
       </w:r>
     </w:p>
     <w:p>
@@ -824,7 +824,7 @@
           <w:b w:val="0"/>
           <w:sz w:val="18"/>
         </w:rPr>
-        <w:t>。设数据项 d 被复用 R 次、复用落在其能到达的最快层，则每一更慢层的最小读取次数为 1，且该下界可达、达到它的调度同时使低速层读取字节代价最小。</w:t>
+        <w:t>。设数据项 d 被复用 R 次、复用落在其能到达的最快层，则每一更慢速层的最小读取次数为 1，且该下界可达、达到它的调度同时使低速层读取字节代价最小。</w:t>
       </w:r>
       <w:r>
         <w:rPr>
@@ -848,7 +848,7 @@
           <w:b/>
           <w:sz w:val="18"/>
         </w:rPr>
-        <w:t>第 4 章给出它的两类证据——字节层面的偏离（低速盘每词元全量重读 25.83 GB）与字节之外的第二个理由（慢层同时收取字节代价与串行化代价，把数据上移到最快层可同时消除两者）。</w:t>
+        <w:t>第 4 章给出它的两类证据——字节层面的偏离（低速盘每词元全量重读 25.83 GB）与字节之外的第二个理由（慢速层同时收取字节代价与串行化代价，把数据上移到最快层可同时消除两者）。</w:t>
       </w:r>
     </w:p>
     <w:p>
@@ -1206,6 +1206,34 @@
           <w:sz w:val="18"/>
         </w:rPr>
         <w:t>。</w:t>
+      </w:r>
+    </w:p>
+    <w:p>
+      <w:pPr>
+        <w:spacing w:before="80" w:after="20"/>
+        <w:jc w:val="center"/>
+      </w:pPr>
+      <w:r>
+        <w:rPr>
+          <w:rFonts w:ascii="Times New Roman" w:hAnsi="Times New Roman" w:eastAsia="宋体"/>
+          <w:b w:val="0"/>
+          <w:sz w:val="15"/>
+        </w:rPr>
+        <w:t>表 1　六个曾产生错误结论的计数器字段</w:t>
+      </w:r>
+    </w:p>
+    <w:p>
+      <w:pPr>
+        <w:spacing w:before="80" w:after="20"/>
+        <w:jc w:val="center"/>
+      </w:pPr>
+      <w:r>
+        <w:rPr>
+          <w:rFonts w:ascii="Times New Roman" w:hAnsi="Times New Roman" w:eastAsia="Times New Roman"/>
+          <w:b w:val="0"/>
+          <w:sz w:val="15"/>
+        </w:rPr>
+        <w:t>Table 1　Six counter fields that produced wrong conclusions</w:t>
       </w:r>
     </w:p>
     <w:tbl>
@@ -1992,6 +2020,34 @@
         <w:t>凡派生量，必须指定一个与之独立的量做交叉校验，并在报告中同屏打印。</w:t>
       </w:r>
     </w:p>
+    <w:p>
+      <w:pPr>
+        <w:spacing w:before="80" w:after="20"/>
+        <w:jc w:val="center"/>
+      </w:pPr>
+      <w:r>
+        <w:rPr>
+          <w:rFonts w:ascii="Times New Roman" w:hAnsi="Times New Roman" w:eastAsia="宋体"/>
+          <w:b w:val="0"/>
+          <w:sz w:val="15"/>
+        </w:rPr>
+        <w:t>表 2　派生量与其交叉校验对象</w:t>
+      </w:r>
+    </w:p>
+    <w:p>
+      <w:pPr>
+        <w:spacing w:before="80" w:after="20"/>
+        <w:jc w:val="center"/>
+      </w:pPr>
+      <w:r>
+        <w:rPr>
+          <w:rFonts w:ascii="Times New Roman" w:hAnsi="Times New Roman" w:eastAsia="Times New Roman"/>
+          <w:b w:val="0"/>
+          <w:sz w:val="15"/>
+        </w:rPr>
+        <w:t>Table 2　Derived quantities and their cross-check counterparts</w:t>
+      </w:r>
+    </w:p>
     <w:tbl>
       <w:tblPr>
         <w:tblStyle w:val="TableGrid"/>
@@ -2462,7 +2518,7 @@
           <w:b w:val="0"/>
           <w:sz w:val="15"/>
         </w:rPr>
-        <w:t>表 1　专家段基准台账（冷启动基线）</w:t>
+        <w:t>表 3　专家段基准台账（冷启动基线）</w:t>
       </w:r>
     </w:p>
     <w:p>
@@ -2476,7 +2532,7 @@
           <w:b w:val="0"/>
           <w:sz w:val="15"/>
         </w:rPr>
-        <w:t>Table 1　Baseline ledger of the expert stage (cold-start baseline)</w:t>
+        <w:t>Table 3　Baseline ledger of the expert stage (cold-start baseline)</w:t>
       </w:r>
     </w:p>
     <w:tbl>
@@ -2883,7 +2939,7 @@
           <w:b w:val="0"/>
           <w:sz w:val="18"/>
         </w:rPr>
-        <w:t>推论 1 的可检验含义是：更慢层的读数应随着“复用实际落位层”的上移而向下界（一次生成调用之内，每个 distinct 项刚好只读一次）单向趋近。本案例提供了两个可观测的落位档，加上一个由推论 1 指向、未直接观测的目标档（表 2）。</w:t>
+        <w:t>推论 1 的可检验含义是：更慢速层的读数应随着“复用实际落位层”的上移而向下界（一次生成调用之内，每个 distinct 项刚好只读一次）单向趋近。本案例提供了两个可观测的落位档，加上一个由推论 1 指向、未直接观测的目标档（表 2）。</w:t>
       </w:r>
     </w:p>
     <w:p>
@@ -2897,7 +2953,7 @@
           <w:b w:val="0"/>
           <w:sz w:val="15"/>
         </w:rPr>
-        <w:t>表 2　落位层上移时各层字节读数（每词元）</w:t>
+        <w:t>表 4　落位层上移时各层字节读数（每词元）</w:t>
       </w:r>
     </w:p>
     <w:p>
@@ -2911,7 +2967,7 @@
           <w:b w:val="0"/>
           <w:sz w:val="15"/>
         </w:rPr>
-        <w:t>Table 2　Per-token byte reads of each tier as the reuse landing tier moves up</w:t>
+        <w:t>Table 4　Per-token byte reads of each tier as the reuse landing tier moves up</w:t>
       </w:r>
     </w:p>
     <w:tbl>
@@ -3279,7 +3335,7 @@
           <w:b w:val="0"/>
           <w:sz w:val="18"/>
         </w:rPr>
-        <w:t>字节总量在各档均约为 25.83 GB/词元不变。层次不减免字节，只决定"字节在哪一层被读"。随落位层上移：低速层读数从"每词元全量"（25.83 GB）回落，高速盘档全程均值 6.7 GB、后 16 词元尾段仅约 1.7 GB（=27 GB/16 词元，出处见随稿附件 A.1），向"一次生成调用内每个 distinct 项刚好只读一次"收敛；复用的承担场所从更慢层迁移到更近的层。这正是推论 1 下界的可观测形状。</w:t>
+        <w:t>字节总量在各档均约为 25.83 GB/词元不变。层次不减免字节，只决定"字节在哪一层被读"。随落位层上移：低速层读数从"每词元全量"（25.83 GB）回落，高速盘档全程均值 6.7 GB、后 16 词元尾段仅约 1.7 GB（=27 GB/16 词元，出处见随稿附件 A.1），向"一次生成调用内每个 distinct 项刚好只读一次"收敛；复用的承担场所从更慢速层迁移到更近的层。这正是推论 1 下界的可观测形状。</w:t>
       </w:r>
     </w:p>
     <w:p>
@@ -3361,7 +3417,7 @@
           <w:b w:val="0"/>
           <w:sz w:val="15"/>
         </w:rPr>
-        <w:t>表 3　第二次逐相位实测重建：落位已到位后，按访问序再分档（gen=8，主干 32 GB 常驻 22 层 / 专家 arena 15 GB，K3_TRACE，n=3）</w:t>
+        <w:t>表 5　第二次逐相位实测重建：落位已到位后，按访问序再分档（gen=8，主干 32 GB 常驻 22 层 / 专家 arena 15 GB，K3_TRACE，n=3）</w:t>
       </w:r>
     </w:p>
     <w:p>
@@ -3375,7 +3431,7 @@
           <w:b w:val="0"/>
           <w:sz w:val="15"/>
         </w:rPr>
-        <w:t>Table 3　Second phase-resolved measurement: with reuse already landed, re-tiered by access order (gen=8, 22 layers of 32 GB backbone resident, 15 GB expert arena, K3_TRACE, n=3)</w:t>
+        <w:t>Table 5　Second phase-resolved measurement: with reuse already landed, re-tiered by access order (gen=8, 22 layers of 32 GB backbone resident, 15 GB expert arena, K3_TRACE, n=3)</w:t>
       </w:r>
     </w:p>
     <w:tbl>
@@ -4406,7 +4462,7 @@
           <w:b w:val="0"/>
           <w:sz w:val="18"/>
         </w:rPr>
-        <w:t>（低速盘 25.83→6.7→1.7 GB/词元）揭示搬运事实。其中输出速度是主观测，命中率与字节账是其成因分解。</w:t>
+        <w:t>（低速盘 25.83→6.7→1.7 GB/词元）揭示搬运事实。其中输出速度是主观测，命中率与字节级台账是其成因分解。</w:t>
       </w:r>
     </w:p>
     <w:p>
@@ -4451,6 +4507,34 @@
           <w:sz w:val="18"/>
         </w:rPr>
         <w:t>）：</w:t>
+      </w:r>
+    </w:p>
+    <w:p>
+      <w:pPr>
+        <w:spacing w:before="80" w:after="20"/>
+        <w:jc w:val="center"/>
+      </w:pPr>
+      <w:r>
+        <w:rPr>
+          <w:rFonts w:ascii="Times New Roman" w:hAnsi="Times New Roman" w:eastAsia="宋体"/>
+          <w:b w:val="0"/>
+          <w:sz w:val="15"/>
+        </w:rPr>
+        <w:t>表 6　替换策略在字节口径下的复测（GB/词元）</w:t>
+      </w:r>
+    </w:p>
+    <w:p>
+      <w:pPr>
+        <w:spacing w:before="80" w:after="20"/>
+        <w:jc w:val="center"/>
+      </w:pPr>
+      <w:r>
+        <w:rPr>
+          <w:rFonts w:ascii="Times New Roman" w:hAnsi="Times New Roman" w:eastAsia="Times New Roman"/>
+          <w:b w:val="0"/>
+          <w:sz w:val="15"/>
+        </w:rPr>
+        <w:t>Table 6　Replacement policy re-measured on the byte account (GB/token)</w:t>
       </w:r>
     </w:p>
     <w:tbl>
@@ -4931,7 +5015,7 @@
           <w:b w:val="0"/>
           <w:sz w:val="15"/>
         </w:rPr>
-        <w:t>表 4　公式算出的用时下限 vs 真机实际用时（s/词元）</w:t>
+        <w:t>表 7　公式算出的用时下限 vs 真机实际用时（s/词元）</w:t>
       </w:r>
     </w:p>
     <w:p>
@@ -4945,7 +5029,7 @@
           <w:b w:val="0"/>
           <w:sz w:val="15"/>
         </w:rPr>
-        <w:t>Table 4　Bottleneck-bound prediction vs. measured output speed (s/token)</w:t>
+        <w:t>Table 7　Bottleneck-bound prediction vs. measured output speed (s/token)</w:t>
       </w:r>
     </w:p>
     <w:tbl>
@@ -5665,7 +5749,7 @@
           <w:b w:val="0"/>
           <w:sz w:val="18"/>
         </w:rPr>
-        <w:t xml:space="preserve"> 上式中的 W_i 按本节开头定义为设备可用带宽，而表 4 该行的 890/379 MB/s 是引擎自身已达成的速率；以前者为分母，比值必然向 1 收敛，与设备是否还有余量无关。以引擎真实访问形态重测，该比值为 1.3–1.6（</w:t>
+        <w:t xml:space="preserve"> 上式中的 W_i 按本节开头定义为设备可用带宽，而表 8 该行的 890/379 MB/s 是引擎自身已达成的速率；以前者为分母，比值必然向 1 收敛，与设备是否还有余量无关。以引擎真实访问形态重测，该比值为 1.3–1.6（</w:t>
       </w:r>
       <w:r>
         <w:rPr>
@@ -5741,7 +5825,7 @@
           <w:b/>
           <w:sz w:val="18"/>
         </w:rPr>
-        <w:t>表 4 需要两步读法。</w:t>
+        <w:t>表 8 需要两步读法。</w:t>
       </w:r>
       <w:r>
         <w:rPr>
@@ -6241,7 +6325,7 @@
           <w:b w:val="0"/>
           <w:sz w:val="18"/>
         </w:rPr>
-        <w:t xml:space="preserve"> 仅核算字节会低估慢层的代价：慢层同时收取字节代价与串行化代价，而把数据上移到 DRAM 可同时消除两者。这是本文原则"复用应落在数据能到达的最快层"的第二条独立理由，此前只给了字节一条。相应地，5.2 的验收判据应从单一下界扩展为两条并列：字节回落至下界，且实测聚合速率接近该形态的设备能力。</w:t>
+        <w:t xml:space="preserve"> 仅核算字节会低估慢速层的代价：慢速层同时收取字节代价与串行化代价，而把数据上移到 DRAM 可同时消除两者。这是本文原则"复用应落在数据能到达的最快层"的第二条独立理由，此前只给了字节一条。相应地，5.2 的验收判据应从单一下界扩展为两条并列：字节回落至下界，且实测聚合速率接近该形态的设备能力。</w:t>
       </w:r>
     </w:p>
     <w:p>
@@ -6482,7 +6566,7 @@
           <w:b w:val="0"/>
           <w:sz w:val="15"/>
         </w:rPr>
-        <w:t>表 4 各档的字节与带宽出处见附件 A.4.5。</w:t>
+        <w:t>表 7 各档的字节与带宽出处见附件 A.4.5。</w:t>
       </w:r>
     </w:p>
     <w:p>
@@ -6602,7 +6686,7 @@
           <w:b w:val="0"/>
           <w:sz w:val="18"/>
         </w:rPr>
-        <w:t>命中率白板不可单独作为验收（4.2 的经验）：它计数的是引擎自认的命中，与字节搬运是两个观测面。可操作的验收规则是双口径对照：命中率满格的同时，逐层核验 READ 字节计数是否（趋近）该层下界。凡“命中满格而字节不降”的改动，判定为复用未落位。问题在资源配置，而不是算法是否需要免读。</w:t>
+        <w:t>白板命中率不可单独作为验收（4.2 的经验）：它计数的是引擎自认的命中，与字节搬运是两个观测面。可操作的验收规则是双口径对照：命中率满格的同时，逐层核验 READ 字节计数是否（趋近）该层下界。凡“命中满格而字节不降”的改动，判定为复用未落位。问题在资源配置，而不是算法是否需要免读。</w:t>
       </w:r>
     </w:p>
     <w:p>
@@ -6892,7 +6976,7 @@
           <w:b w:val="0"/>
           <w:sz w:val="18"/>
         </w:rPr>
-        <w:t>5.1 的预算线只数字节，而字节量与代价不同向。表 3 的两行给出对照：</w:t>
+        <w:t>5.1 的预算线只数字节，而字节量与代价不同向。表 6 的两行给出对照：</w:t>
       </w:r>
       <w:r>
         <w:rPr>
@@ -7006,7 +7090,7 @@
           <w:b w:val="0"/>
           <w:sz w:val="18"/>
         </w:rPr>
-        <w:t xml:space="preserve"> 引擎在 16 并发下的聚合速率为 379 MB/s（表 3，n=3 中位数），而</w:t>
+        <w:t xml:space="preserve"> 引擎在 16 并发下的聚合速率为 379 MB/s（表 6，n=3 中位数），而</w:t>
       </w:r>
       <w:r>
         <w:rPr>
@@ -7865,7 +7949,7 @@
           <w:b/>
           <w:sz w:val="18"/>
         </w:rPr>
-        <w:t>③ 落层位置</w:t>
+        <w:t>③ 落位层</w:t>
       </w:r>
       <w:r>
         <w:rPr>
@@ -8072,6 +8156,34 @@
           <w:sz w:val="18"/>
         </w:rPr>
         <w:t>次序给出之后需要回答它是否有用。本轮把六处计数器错误与两处归因错误逐条过一遍，结果如下。</w:t>
+      </w:r>
+    </w:p>
+    <w:p>
+      <w:pPr>
+        <w:spacing w:before="80" w:after="20"/>
+        <w:jc w:val="center"/>
+      </w:pPr>
+      <w:r>
+        <w:rPr>
+          <w:rFonts w:ascii="Times New Roman" w:hAnsi="Times New Roman" w:eastAsia="宋体"/>
+          <w:b w:val="0"/>
+          <w:sz w:val="15"/>
+        </w:rPr>
+        <w:t>表 8　本轮八处错误的四步排查回放</w:t>
+      </w:r>
+    </w:p>
+    <w:p>
+      <w:pPr>
+        <w:spacing w:before="80" w:after="20"/>
+        <w:jc w:val="center"/>
+      </w:pPr>
+      <w:r>
+        <w:rPr>
+          <w:rFonts w:ascii="Times New Roman" w:hAnsi="Times New Roman" w:eastAsia="Times New Roman"/>
+          <w:b w:val="0"/>
+          <w:sz w:val="15"/>
+        </w:rPr>
+        <w:t>Table 8　Replay of this run's eight errors against the four-step order</w:t>
       </w:r>
     </w:p>
     <w:tbl>
@@ -8394,7 +8506,7 @@
                 <w:b w:val="0"/>
                 <w:sz w:val="15"/>
               </w:rPr>
-              <w:t>分层字节账把「慢层读了多少字节」与「这些字节多贵」分开</w:t>
+              <w:t>分层字节级台账把「慢速层读了多少字节」与「这些字节多贵」分开</w:t>
             </w:r>
           </w:p>
         </w:tc>
@@ -9100,7 +9212,7 @@
           <w:b w:val="0"/>
           <w:sz w:val="18"/>
         </w:rPr>
-        <w:t>本文从一次反常现象出发：按命中率将缓存优化至满格，端到端吞吐仍未达到应有水平。围绕该现象，本文给出可逐行回查的字节日志审计与一次真机测量：对存储受限主机上 2.8T MoE 推理的冷启动，每词元从低速盘全量重读专家权重 25.83 GB，占该阶段端到端耗时的 94%；接入高速盘后引擎自报命中率满格（CACHE HIT 100%），字节级台账却显示每词元搬运量仍为 25.83 GB 不变。命中只是换介质，并不能免字节。围绕这一定量现象，本文给出双口径（命中率白板与字节计数对照）审计方法，并把低速层读数下界落为工程判据：以 distinct 集核算每层驻留预算（预算线），以“低速层读数回落至下界”作为复用是否落位的字节级验收判据，以及先问“复用落在哪一层”的四条排查次序。</w:t>
+        <w:t>本文从一次反常现象出发：按命中率将缓存优化至满格，端到端吞吐仍未达到应有水平。围绕该现象，本文给出可逐行回查的字节日志审计与一次真机测量：对存储受限主机上 2.8T MoE 推理冷启动的实测表明，每词元从低速盘全量重读专家权重 25.83 GB。命中只是换介质，并不能免字节。围绕这一定量现象，本文给出双口径（白板命中率与字节计数对照）审计方法，并把低速层读数下界落为工程判据：以 distinct 集核算每层驻留预算（预算线），以“低速层读数回落至下界”作为复用是否落位的字节级验收判据，以及先问“复用落在哪一层”的四条排查次序。</w:t>
       </w:r>
     </w:p>
     <w:p>
@@ -9114,7 +9226,7 @@
           <w:b w:val="0"/>
           <w:sz w:val="18"/>
         </w:rPr>
-        <w:t>本文原则"慢速层只读一次"（§3.1）在另一类负载上同样适用：复用若落在数据能到达的最快层，每一更慢层的最小读取次数为 1 且可达，达到该下界的调度低速层读取字节代价最小。它只依赖两条公设——路径上的层为数据到达最快层的唯一入口，代价按读取字节计且对字节量线性——回答的是"复用的代价底线"，据此可给出可检验的推论：读数远超下界即"复用未落位"。对照结果与之方向一致：低速层读数随落位层上移而下降（均值 6.7 GB、稳态尾段约 1.7 GB/词元）。</w:t>
+        <w:t>本文原则"慢速层只读一次"（§3.1）在另一类负载上同样适用：复用若落在数据能到达的最快层，每一更慢速层的最小读取次数为 1 且可达，达到该下界的调度低速层读取字节代价最小。它只依赖两条公设——路径上的层为数据到达最快层的唯一入口，代价按读取字节计且对字节量线性——回答的是"复用的代价底线"，据此可给出可检验的推论：读数远超下界即"复用未落位"。对照结果与之方向一致：低速层读数随落位层上移而下降（均值 6.7 GB、稳态尾段约 1.7 GB/词元）。</w:t>
       </w:r>
     </w:p>
     <w:p>
@@ -9236,7 +9348,7 @@
           <w:b w:val="0"/>
           <w:sz w:val="18"/>
         </w:rPr>
-        <w:t>三点须如实标注。"落位高速内存（DRAM）"的目标档由规律指向而未观测，本文不以其充作实测。表 4 的比值在单流顺序档为 1.00，即公式即定律；在多流或随机档升至 1.39–3.11，须分流计价后再读，不能径归因于实现损耗。至于输出速度，同一配置的字节量逐次完全一致，墙钟散布跨度达 80.8%（图 3），故本文所有判定均以字节为准。</w:t>
+        <w:t>三点须如实标注。"落位高速内存（DRAM）"的目标档由规律指向而未观测，本文不以其充作实测。表 7 的比值在单流顺序档为 1.00，即公式即定律；在多流或随机档升至 1.39–3.11，须分流计价后再读，不能径归因于实现损耗。至于输出速度，同一配置的字节量逐次完全一致，墙钟散布跨度达 80.8%（图 3），故本文所有判定均以字节为准。</w:t>
       </w:r>
     </w:p>
     <w:p>
@@ -9250,7 +9362,7 @@
           <w:b w:val="0"/>
           <w:sz w:val="18"/>
         </w:rPr>
-        <w:t>对分层存储系统的开发与评测者，本文建议以字节级读数下界作为设计的验收线，并行观测命中率白板与字节计数。</w:t>
+        <w:t>对分层存储系统的开发与评测者，本文建议以字节级读数下界作为设计的验收线，并行观测白板命中率与字节计数。</w:t>
       </w:r>
     </w:p>
     <w:p>

--- a/papers/提交稿-缓存高命中与词元低输出.docx
+++ b/papers/提交稿-缓存高命中与词元低输出.docx
@@ -223,7 +223,7 @@
           <w:b w:val="0"/>
           <w:sz w:val="18"/>
         </w:rPr>
-        <w:t>**Abstract:** The principle this paper applies -- that a slow tier is read once per reused item -- follows immediately from the definition and from two explicit assumptions, with no hidden lemma. What is trivial is its derivation, not its structural role: because it needs no citation, it fixes a yardstick that any byte ledger can be checked against line by line, and that checkability is what the rest of the paper depends on. Storage reuse—a data item being read in and used more than once—is the only performance lever left in bandwidth-bound computing. The Principle of Locality tells us which data is worth reusing, but it leaves unanswered where the reuse should take place. This paper adds the conservation side of that principle: if a data item d is actually reused at the fastest tier M_k it can reach, then d must be read at least once (R_i ≥ 1) from every slower tier M_i (i &lt; k); the bound is simultaneously reachable, and any schedule attaining it is also the schedule with the smallest slow-tier access cost. The principle rests on only two assumptions—data moves up the hierarchy one tier at a time, and tiers are ordered by monotonically increasing access cost—and is independent of any specific workload. We demonstrate a violation on a 2.8T-parameter Mixture-of-Experts model running on a memory-constrained host: at cold start the engine re-read 25.83 GB of expert weights from a slow disk per token, 94% of that stage's end-to-end time; after a fast cache tier was added, the engine reported 100% cache hits while the byte-level ledger showed the per-token 25.83 GB of movement unchanged—hits only switched the source tier, they did not remove the byte transfer. The principle supplies a quantifiable yardstick ("healthy slow tiers are read once") that exposes how whiteboard hit-rate metrics can mask byte-movement facts, and yields a four-step triage order in which each step names the counter to read and what counts as passing; when all four pass and a gap remains, the gap lies outside the reuse layer. Moving the experts to a faster tier did cut expert-stage time by about 37% on one comparison, but the byte counts are invariant across repetitions while the wall-clock is not, so the byte account is the reproducible observation and the timing is not. A per-phase timeline measurement (first run) refines the budget line with a second factor: once the byte count has reached the bound, cost also depends on the aggregate bandwidth actually attainable. The result runs against intuition: the larger stream is nearly free while the smaller one occupies most of the round's wall time (Fig. 5), so cost and byte volume are not aligned. The investigation in §5.2.1 rules out two explanations -- the spread of the experts within a layer (no trend across three spacings) and the kio queue hop (routing reads around it changed the rate by 2%) -- and places the remaining gap on the device side rather than in access order. It does not attribute the gap to implementation loss: a bytes/bandwidth bound is exact for a single sequential stream but understates by 1.39-3.11x when parallel or random reads are present, and re-pricing each stream at its own bandwidth brings that back to within the 10% decision band (Fig. 4). We also give a byte-level audit method (treating hit rate and byte counts as two independent observation surfaces), a four-step triage order in which each step names the counter to read and what counts as passing, and a load-independent instrumentation rule: every derived quantity must be cross-checked against an independent one and printed alongside it. The principle itself is system-agnostic; the reported figures hold only for this experiment.</w:t>
+        <w:t>**Abstract:** The principle this paper applies -- that a slow tier is read once per reused item -- follows immediately from the definition and from two explicit assumptions, with no hidden lemma. What is trivial is its derivation, not its structural role: because it needs no citation, it fixes a yardstick that any byte ledger can be checked against line by line, and that checkability is what the rest of the paper depends on. Storage reuse—a data item being read in and used more than once—is the only performance lever left in bandwidth-bound computing. The Principle of Locality tells us which data is worth reusing, but it leaves unanswered where the reuse should take place. This paper adds the conservation side of that principle: if a data item d is actually reused at the fastest tier M_k it can reach, then d must be read at least once (R_i ≥ 1) from every slower tier M_i (i &lt; k); the bound is simultaneously reachable, and any schedule attaining it is also the schedule with the smallest slow-tier access cost. The principle rests on only two assumptions—data moves up the hierarchy one tier at a time, and tiers are ordered by monotonically increasing access cost—and is independent of any specific workload. We demonstrate a violation on the Kimi K3 Mixture-of-Experts model (2.8T parameters) running on a memory-constrained host: at cold start the engine re-read 25.83 GB of expert weights from a slow disk per token, 94% of that stage's end-to-end time; after a fast cache tier was added, the engine reported 100% cache hits while the byte-level ledger showed the per-token 25.83 GB of movement unchanged—hits only switched the source tier, they did not remove the byte transfer. The principle supplies a quantifiable yardstick ("healthy slow tiers are read once") that exposes how whiteboard hit-rate metrics can mask byte-movement facts, and yields a four-step triage order in which each step names the counter to read and what counts as passing; when all four pass and a gap remains, the gap lies outside the reuse layer. Moving the experts to a faster tier did cut expert-stage time by about 37% on one comparison, but the byte counts are invariant across repetitions while the wall-clock is not, so the byte account is the reproducible observation and the timing is not. A per-phase timeline measurement (first run) refines the budget line with a second factor: once the byte count has reached the bound, cost also depends on the aggregate bandwidth actually attainable. The result runs against intuition: the larger stream is nearly free while the smaller one occupies most of the round's wall time (Fig. 5), so cost and byte volume are not aligned. The investigation in §5.2.1 rules out two explanations -- the spread of the experts within a layer (no trend across three spacings) and the kio queue hop (routing reads around it changed the rate by 2%) -- and places the remaining gap on the device side rather than in access order. It does not attribute the gap to implementation loss: a bytes/bandwidth bound is exact for a single sequential stream but understates by 1.39-3.11x when parallel or random reads are present, and re-pricing each stream at its own bandwidth brings that back to within the 10% decision band (Fig. 4). We also give a byte-level audit method (treating hit rate and byte counts as two independent observation surfaces), a four-step triage order in which each step names the counter to read and what counts as passing, and a load-independent instrumentation rule: every derived quantity must be cross-checked against an independent one and printed alongside it. The principle itself is system-agnostic; the reported figures hold only for this experiment.</w:t>
       </w:r>
     </w:p>
     <w:p>
@@ -286,7 +286,7 @@
           <w:b w:val="0"/>
           <w:sz w:val="18"/>
         </w:rPr>
-        <w:t>现代计算系统的性能常受带宽约束而非算力约束。在带宽受限区（如大模型推理的权重流、数据库的页缓存、流式数据处理），复用一个数据项（读入后多次使用）是唯一能摊薄访问开销的杠杆。混合专家（Mixture-of-Experts, MoE）是当前大模型的通行架构，本文验证场景即 2.8T 参数开源 MoE 模型[1]；该架构先用稀疏门控把参数规模扩展到远大于稠密网络的程度[2]，经单专家路由[3]与细粒度专家切分[4]等方向演进而来，其推理以权重流为主导，正是带宽受限区的典型代表。Roofline 模型[5]给出“复用值不值得做”的判断框架；Eyeriss[6]在加速器层面实证了“慢速存储读一次、片上复用数百次”的存在性。这些工作默认一个前提：</w:t>
+        <w:t>现代计算系统的性能常受带宽约束而非算力约束。在带宽受限区（如大模型推理的权重流、数据库的页缓存、流式数据处理），复用一个数据项（读入后多次使用）是唯一能摊薄访问开销的杠杆。混合专家（Mixture-of-Experts, MoE）是当前大模型的通行架构，本文验证场景即 Moonshot 开源的 Kimi K3 模型[1]；该架构先用稀疏门控把参数规模扩展到远大于稠密网络的程度[2]，经单专家路由[3]与细粒度专家切分[4]等方向演进而来，其推理以权重流为主导，正是带宽受限区的典型代表。Roofline 模型[5]给出“复用值不值得做”的判断框架；Eyeriss[6]在加速器层面实证了“慢速存储读一次、片上复用数百次”的存在性。这些工作默认一个前提：</w:t>
       </w:r>
       <w:r>
         <w:rPr>
@@ -670,7 +670,7 @@
           <w:b w:val="0"/>
           <w:sz w:val="18"/>
         </w:rPr>
-        <w:t>：对存储受限主机上 2.8T MoE 推理的冷启动，每词元从低速盘全量重读专家权重 25.83 GB，占该阶段端到端耗时的 94%；接入高速盘后引擎自报命中率满格（CACHE HIT 100%），字节级台账却显示每词元搬运量仍为 25.83 GB 不变。命中只是换介质，并不能免字节。白板命中率与字节搬运是两个可分离的观测面，前者会遮蔽后者。</w:t>
+        <w:t>：对存储受限主机上 Kimi K3（2.8T MoE）推理的冷启动，每词元从低速盘全量重读专家权重 25.83 GB，占该阶段端到端耗时的 94%；接入高速盘后引擎自报命中率满格（CACHE HIT 100%），字节级台账却显示每词元搬运量仍为 25.83 GB 不变。命中只是换介质，并不能免字节。白板命中率与字节搬运是两个可分离的观测面，前者会遮蔽后者。</w:t>
       </w:r>
     </w:p>
     <w:p>
@@ -2453,7 +2453,7 @@
           <w:b w:val="0"/>
           <w:sz w:val="18"/>
         </w:rPr>
-        <w:t>实验对象为 2.8T 参数混合专家开源模型[1]，在一台仅配系统内存（无片内/近存加速、需流式读权重）的存储受限主机上冷启动推理（引擎[9]）。存储层次的级联为：低速盘（源盘，近满）→ 高速盘（sdd7）（冷读实测约 588 MB/s，约为低速盘的 7 倍（</w:t>
+        <w:t>实验对象为 Moonshot 开源的 Kimi K3 混合专家模型[1]（2.8T 参数），在一台仅配系统内存（无片内/近存加速、需流式读权重）的存储受限主机上冷启动推理（引擎[9]）。存储层次的级联为：低速盘（源盘，近满）→ 高速盘（sdd7）（冷读实测约 588 MB/s，约为低速盘的 7 倍（</w:t>
       </w:r>
       <w:r>
         <w:rPr>
@@ -9212,7 +9212,7 @@
           <w:b w:val="0"/>
           <w:sz w:val="18"/>
         </w:rPr>
-        <w:t>本文从一次反常现象出发：按命中率将缓存优化至满格，端到端吞吐仍未达到应有水平。围绕该现象，本文给出可逐行回查的字节日志审计与一次真机测量：对存储受限主机上 2.8T MoE 推理冷启动的实测表明，每词元从低速盘全量重读专家权重 25.83 GB。命中只是换介质，并不能免字节。围绕这一定量现象，本文给出双口径（白板命中率与字节计数对照）审计方法，并把低速层读数下界落为工程判据：以 distinct 集核算每层驻留预算（预算线），以“低速层读数回落至下界”作为复用是否落位的字节级验收判据，以及先问“复用落在哪一层”的四条排查次序。</w:t>
+        <w:t>本文从一次反常现象出发：按命中率将缓存优化至满格，端到端吞吐仍未达到应有水平。围绕该现象，本文给出可逐行回查的字节日志审计与一次真机测量：对存储受限主机上 Kimi K3（2.8T MoE）推理冷启动的实测表明，每词元从低速盘全量重读专家权重 25.83 GB。命中只是换介质，并不能免字节。围绕这一定量现象，本文给出双口径（白板命中率与字节计数对照）审计方法，并把低速层读数下界落为工程判据：以 distinct 集核算每层驻留预算（预算线），以“低速层读数回落至下界”作为复用是否落位的字节级验收判据，以及先问“复用落在哪一层”的四条排查次序。</w:t>
       </w:r>
     </w:p>
     <w:p>
@@ -9702,7 +9702,7 @@
           <w:b w:val="0"/>
           <w:sz w:val="18"/>
         </w:rPr>
-        <w:t xml:space="preserve"> The principle this paper applies -- that a slow tier is read once per reused item -- follows immediately from the definition and from two explicit assumptions, with no hidden lemma. What is trivial is its derivation, not its structural role: because it needs no citation, it fixes a yardstick that any byte ledger can be checked against line by line, and that checkability is what the rest of the paper depends on. Storage reuse—a data item being read in and used more than once—is the only performance lever left in bandwidth-bound computing. The Principle of Locality tells us which data is worth reusing, but it leaves unanswered where the reuse should take place. This paper adds the conservation side of that principle: if a data item d is actually reused at the fastest tier M_k it can reach, then d must be read at least once (R_i ≥ 1) from every slower tier M_i (i &lt; k); the bound is simultaneously reachable, and any schedule attaining it is also the schedule with the smallest slow-tier access cost. The principle rests on only two assumptions—data moves up the hierarchy one tier at a time, and tiers are ordered by monotonically increasing access cost—and is independent of any specific workload. We demonstrate a violation on a 2.8T-parameter Mixture-of-Experts model running on a memory-constrained host: at cold start the engine re-read 25.83 GB of expert weights from a slow disk per token, 94% of that stage's end-to-end time; after a fast cache tier was added, the engine reported 100% cache hits while the byte-level ledger showed the per-token 25.83 GB of movement unchanged—hits only switched the source tier, they did not remove the byte transfer. The principle supplies a quantifiable yardstick ("healthy slow tiers are read once") that exposes how whiteboard hit-rate metrics can mask byte-movement facts, and yields a four-step triage order in which each step names the counter to read and what counts as passing; when all four pass and a gap remains, the gap lies outside the reuse layer. Moving the experts to a faster tier did cut expert-stage time by about 37% on one comparison, but the byte counts are invariant across repetitions while the wall-clock is not, so the byte account is the reproducible observation and the timing is not. A per-phase timeline measurement (first run) refines the budget line with a second factor: once the byte count has reached the bound, cost also depends on the aggregate bandwidth actually attainable. The result runs against intuition: the larger stream is nearly free while the smaller one occupies most of the round's wall time (Fig. 5), so cost and byte volume are not aligned. The investigation in §5.2.1 rules out two explanations -- the spread of the experts within a layer (no trend across three spacings) and the kio queue hop (routing reads around it changed the rate by 2%) -- and places the remaining gap on the device side rather than in access order. It does not attribute the gap to implementation loss: a bytes/bandwidth bound is exact for a single sequential stream but understates by 1.39-3.11x when parallel or random reads are present, and re-pricing each stream at its own bandwidth brings that back to within the 10% decision band (Fig. 4). We also give a byte-level audit method (treating hit rate and byte counts as two independent observation surfaces), a four-step triage order in which each step names the counter to read and what counts as passing, and a load-independent instrumentation rule: every derived quantity must be cross-checked against an independent one and printed alongside it. The principle itself is system-agnostic; the reported figures hold only for this experiment.</w:t>
+        <w:t xml:space="preserve"> The principle this paper applies -- that a slow tier is read once per reused item -- follows immediately from the definition and from two explicit assumptions, with no hidden lemma. What is trivial is its derivation, not its structural role: because it needs no citation, it fixes a yardstick that any byte ledger can be checked against line by line, and that checkability is what the rest of the paper depends on. Storage reuse—a data item being read in and used more than once—is the only performance lever left in bandwidth-bound computing. The Principle of Locality tells us which data is worth reusing, but it leaves unanswered where the reuse should take place. This paper adds the conservation side of that principle: if a data item d is actually reused at the fastest tier M_k it can reach, then d must be read at least once (R_i ≥ 1) from every slower tier M_i (i &lt; k); the bound is simultaneously reachable, and any schedule attaining it is also the schedule with the smallest slow-tier access cost. The principle rests on only two assumptions—data moves up the hierarchy one tier at a time, and tiers are ordered by monotonically increasing access cost—and is independent of any specific workload. We demonstrate a violation on the Kimi K3 Mixture-of-Experts model (2.8T parameters) running on a memory-constrained host: at cold start the engine re-read 25.83 GB of expert weights from a slow disk per token, 94% of that stage's end-to-end time; after a fast cache tier was added, the engine reported 100% cache hits while the byte-level ledger showed the per-token 25.83 GB of movement unchanged—hits only switched the source tier, they did not remove the byte transfer. The principle supplies a quantifiable yardstick ("healthy slow tiers are read once") that exposes how whiteboard hit-rate metrics can mask byte-movement facts, and yields a four-step triage order in which each step names the counter to read and what counts as passing; when all four pass and a gap remains, the gap lies outside the reuse layer. Moving the experts to a faster tier did cut expert-stage time by about 37% on one comparison, but the byte counts are invariant across repetitions while the wall-clock is not, so the byte account is the reproducible observation and the timing is not. A per-phase timeline measurement (first run) refines the budget line with a second factor: once the byte count has reached the bound, cost also depends on the aggregate bandwidth actually attainable. The result runs against intuition: the larger stream is nearly free while the smaller one occupies most of the round's wall time (Fig. 5), so cost and byte volume are not aligned. The investigation in §5.2.1 rules out two explanations -- the spread of the experts within a layer (no trend across three spacings) and the kio queue hop (routing reads around it changed the rate by 2%) -- and places the remaining gap on the device side rather than in access order. It does not attribute the gap to implementation loss: a bytes/bandwidth bound is exact for a single sequential stream but understates by 1.39-3.11x when parallel or random reads are present, and re-pricing each stream at its own bandwidth brings that back to within the 10% decision band (Fig. 4). We also give a byte-level audit method (treating hit rate and byte counts as two independent observation surfaces), a four-step triage order in which each step names the counter to read and what counts as passing, and a load-independent instrumentation rule: every derived quantity must be cross-checked against an independent one and printed alongside it. The principle itself is system-agnostic; the reported figures hold only for this experiment.</w:t>
       </w:r>
     </w:p>
     <w:p>

--- a/papers/提交稿-缓存高命中与词元低输出.docx
+++ b/papers/提交稿-缓存高命中与词元低输出.docx
@@ -98,7 +98,7 @@
           <w:b w:val="0"/>
           <w:sz w:val="18"/>
         </w:rPr>
-        <w:t xml:space="preserve"> 某系统缓存命中率已满格（CACHE HIT 100%）而端到端吞吐上不去，此处以逐词元字节台账回答此类问题。现象是每词元仍从低速盘全量重读专家权重 25.83 GB，占端到端耗时 94%；把专家迁至高速盘后命中率照样满格，而字节台账显示搬运量仍是 25.83 GB，一个字节未省。</w:t>
+        <w:t xml:space="preserve"> 实测平台为 Kimi K3（2.8T MoE）：缓存命中率调至满格（CACHE HIT 100%），端到端吞吐仍达不到应有水平，而每词元从低速盘全量重读专家权重 25.83 GB，占该阶段端到端耗时的 94%；把专家迁至高速盘后命中率照样满格，逐词元字节台账显示搬运量仍是 25.83 GB。</w:t>
       </w:r>
       <w:r>
         <w:rPr>
@@ -106,15 +106,15 @@
           <w:b/>
           <w:sz w:val="18"/>
         </w:rPr>
-        <w:t>命中只换了介质</w:t>
-      </w:r>
-      <w:r>
-        <w:rPr>
-          <w:rFonts w:ascii="Times New Roman" w:hAnsi="Times New Roman" w:eastAsia="宋体"/>
-          <w:b w:val="0"/>
-          <w:sz w:val="18"/>
-        </w:rPr>
-        <w:t>。根因是命中率统计的是"介质"、字节台账统计的是"字节"，两者是两本账。由此凝成一条所用原则"慢速层只读一次"：复用落在数据能到达的最快层时，更慢速层的最小读取次数为 1 次且可达。以此给出以 distinct 集核算的字节下界作为验收判据，取代白板命中率，并给出按"算法免读→缓存复用→落位层→落层前压缩"排列的四条排查次序，每条标明读哪个计数器、什么算通过。四条全过仍有差距，则差距不在复用层，转向可达聚合带宽。因为算术与读取交替会使部分设备时间空转。另以 KV 缓存回放作对照，同一判据对两类负载给出相反结论，说明其依据是 distinct 集与驻留容量的实际关系，而非针对某一类权重的特设。</w:t>
+        <w:t>命中只换了介质，一个字节未省。</w:t>
+      </w:r>
+      <w:r>
+        <w:rPr>
+          <w:rFonts w:ascii="Times New Roman" w:hAnsi="Times New Roman" w:eastAsia="宋体"/>
+          <w:b w:val="0"/>
+          <w:sz w:val="18"/>
+        </w:rPr>
+        <w:t>根因是命中率统计的是"介质"、字节台账统计的是"字节"，两者是两本账。由此凝成一条所用原则"慢速层只读一次"：复用落在数据能到达的最快层时，更慢速层的最小读取次数为 1 次且可达。以此给出以 distinct 集核算的字节下界作为验收判据，取代白板命中率，并给出按"算法免读→缓存复用→落位层→落层前压缩"排列的四条排查次序，每条标明读哪个计数器、什么算通过。四条全过仍有差距，则差距不在复用层，转向可达聚合带宽。因为算术与读取交替会使部分设备时间空转。另以 KV 缓存回放作对照，同一判据对两类负载给出相反结论，说明其依据是 distinct 集与驻留容量的实际关系，而非针对某一类权重的特设。</w:t>
       </w:r>
       <w:r>
         <w:rPr>
@@ -122,7 +122,7 @@
           <w:b/>
           <w:sz w:val="18"/>
         </w:rPr>
-        <w:t>判据以计数器为输入，而计数器会骗人：此处另给出六个曾产生错误结论的计数器字段及其发现方式。全部是与另一个独立的量对账才显形的，故提出一条与负载无关的规程：凡派生量必与独立量交叉校验并同屏打印。该规程是判据成立的前提，不依赖所用的模型与介质。全部数字只对所测实验成立。</w:t>
+        <w:t>判据以计数器为输入，而计数器会骗人：此处另给出六个曾产生错误结论的计数器字段及其发现方式。全部是与另一个独立的量对账才显形的，故提出一条与负载无关的规程：凡派生量必与独立量交叉校验并同屏打印。该规程是判据成立的前提，不依赖所用的模型与介质；全部数字取自上述单一平台的实测，适用范围与限度见 4.4 节。</w:t>
       </w:r>
       <w:r>
         <w:rPr>

--- a/papers/提交稿-缓存高命中与词元低输出.docx
+++ b/papers/提交稿-缓存高命中与词元低输出.docx
@@ -2504,7 +2504,7 @@
           <w:b w:val="0"/>
           <w:sz w:val="18"/>
         </w:rPr>
-        <w:t>：表 1 给出关键数字。引擎每词元从低速盘全量重读专家权重 25.83 GB，实测 READ 量与理论载入逐字节吻合（92 层 × 16 专家 × 17.55 MB），耗时 303.58 s，占该阶段端到端耗时的 94%。每次读入既缺一不可、又来自最慢的介质。</w:t>
+        <w:t>：表 3 给出关键数字。引擎每词元从低速盘全量重读专家权重 25.83 GB，实测 READ 量与理论载入逐字节吻合（92 层 × 16 专家 × 17.55 MB），耗时 303.58 s，占该阶段端到端耗时的 94%。每次读入既缺一不可、又来自最慢的介质。</w:t>
       </w:r>
     </w:p>
     <w:p>
@@ -2939,7 +2939,7 @@
           <w:b w:val="0"/>
           <w:sz w:val="18"/>
         </w:rPr>
-        <w:t>推论 1 的可检验含义是：更慢速层的读数应随着“复用实际落位层”的上移而向下界（一次生成调用之内，每个 distinct 项刚好只读一次）单向趋近。本案例提供了两个可观测的落位档，加上一个由推论 1 指向、未直接观测的目标档（表 2）。</w:t>
+        <w:t>推论 1 的可检验含义是：更慢速层的读数应随着“复用实际落位层”的上移而向下界（一次生成调用之内，每个 distinct 项刚好只读一次）单向趋近。本案例提供了两个可观测的落位档，加上一个由推论 1 指向、未直接观测的目标档（表 4）。</w:t>
       </w:r>
     </w:p>
     <w:p>
@@ -3389,7 +3389,7 @@
           <w:b w:val="0"/>
           <w:sz w:val="15"/>
         </w:rPr>
-        <w:t>图 2　落位层上移时低速层读数的回落路径（表 2 的同一数据）</w:t>
+        <w:t>图 2　落位层上移时低速层读数的回落路径（表 4 的同一数据）</w:t>
       </w:r>
     </w:p>
     <w:p>
@@ -4171,7 +4171,7 @@
           <w:b w:val="0"/>
           <w:sz w:val="18"/>
         </w:rPr>
-        <w:t>把复用从低速盘挪到高速盘后，专家段耗时由 303.58 s/词元（阶段 A，表 1）降至 191.6 s/词元，约 −37%，为同口径的单次对照；同一次高速盘驻留长程运行的端到端输出速度实测为 262.78 s/词元。收益未达按跨遍复用的字节量推演的上界（约 −90%），因为复用仍落在高速盘而非高速内存。表 2 的"目标档"未被到达，该档是推论 1 指向的设计目标，本文不以推演数字冒充实测。</w:t>
+        <w:t>把复用从低速盘挪到高速盘后，专家段耗时由 303.58 s/词元（阶段 A，表 3）降至 191.6 s/词元，约 −37%，为同口径的单次对照；同一次高速盘驻留长程运行的端到端输出速度实测为 262.78 s/词元。收益未达按跨遍复用的字节量推演的上界（约 −90%），因为复用仍落在高速盘而非高速内存。表 4 的"目标档"未被到达，该档是推论 1 指向的设计目标，本文不以推演数字冒充实测。</w:t>
       </w:r>
     </w:p>
     <w:p>
@@ -4271,7 +4271,7 @@
           <w:b w:val="0"/>
           <w:sz w:val="15"/>
         </w:rPr>
-        <w:t>图 2 以分配档位为横轴画出低速层读数的回落。要读的是那条单调下降的曲线，而不是任一单点：低速盘档 25.83 GB → 高速盘档均值 6.7 GB、稳态尾段约 1.7 GB，方向与幅度共同构成推论 1 的可检验含义。末档（DRAM）为推论指向而未观测的目标档，图中以空缺标出，不作实测声称，与表 2 末行的标注一致。图中同时可见本文反复强调的一点：总字节量在各档并不下降（专家权重一列 25.83 GB/词元恒定），变化的只是这些字节被读在哪一层。</w:t>
+        <w:t>图 2 以分配档位为横轴画出低速层读数的回落。要读的是那条单调下降的曲线，而不是任一单点：低速盘档 25.83 GB → 高速盘档均值 6.7 GB、稳态尾段约 1.7 GB，方向与幅度共同构成推论 1 的可检验含义。末档（DRAM）为推论指向而未观测的目标档，图中以空缺标出，不作实测声称，与表 4 末行的标注一致。图中同时可见本文反复强调的一点：总字节量在各档并不下降（专家权重一列 25.83 GB/词元恒定），变化的只是这些字节被读在哪一层。</w:t>
       </w:r>
     </w:p>
     <w:p>
@@ -4387,7 +4387,7 @@
           <w:b w:val="0"/>
           <w:sz w:val="18"/>
         </w:rPr>
-        <w:t>第 3 章的模型推导不依赖本节任何数字；本节数据属真机层，账实一致、逐项可回查（随稿附件附录 A），但只对本实验（该模型、该介质、该负载、该冷启动时序）成立。台账如实记录挂死/FAIL 条目（如低速盘巨型 O_DIRECT pread 的 D-state 永久挂起），未选择性剔除负样本；表 2“目标档”明确标注为未观测项，不作实测声称。</w:t>
+        <w:t>第 3 章的模型推导不依赖本节任何数字；本节数据属真机层，账实一致、逐项可回查（随稿附件附录 A），但只对本实验（该模型、该介质、该负载、该冷启动时序）成立。台账如实记录挂死/FAIL 条目（如低速盘巨型 O_DIRECT pread 的 D-state 永久挂起），未选择性剔除负样本；表 4“目标档”明确标注为未观测项，不作实测声称。</w:t>
       </w:r>
     </w:p>
     <w:p>
@@ -5653,7 +5653,7 @@
           <w:b w:val="0"/>
           <w:sz w:val="18"/>
         </w:rPr>
-        <w:t>注：公式按"瓶颈设备独占带宽"的理想情形计算，故为下限。阶段 A 的下限 303.9 s 与实测 303.58 s 仅差 0.1%，单一顺序流上"字节÷带宽"即定律，与表 1 专家段占端到端 94% 相互印证。</w:t>
+        <w:t>注：公式按"瓶颈设备独占带宽"的理想情形计算，故为下限。阶段 A 的下限 303.9 s 与实测 303.58 s 仅差 0.1%，单一顺序流上"字节÷带宽"即定律，与表 3 专家段占端到端 94% 相互印证。</w:t>
       </w:r>
     </w:p>
     <w:p>
@@ -5749,7 +5749,7 @@
           <w:b w:val="0"/>
           <w:sz w:val="18"/>
         </w:rPr>
-        <w:t xml:space="preserve"> 上式中的 W_i 按本节开头定义为设备可用带宽，而表 8 该行的 890/379 MB/s 是引擎自身已达成的速率；以前者为分母，比值必然向 1 收敛，与设备是否还有余量无关。以引擎真实访问形态重测，该比值为 1.3–1.6（</w:t>
+        <w:t xml:space="preserve"> 上式中的 W_i 按本节开头定义为设备可用带宽，而表 7 该行的 890/379 MB/s 是引擎自身已达成的速率；以前者为分母，比值必然向 1 收敛，与设备是否还有余量无关。以引擎真实访问形态重测，该比值为 1.3–1.6（</w:t>
       </w:r>
       <w:r>
         <w:rPr>
@@ -5825,7 +5825,7 @@
           <w:b/>
           <w:sz w:val="18"/>
         </w:rPr>
-        <w:t>表 8 需要两步读法。</w:t>
+        <w:t>表 7 需要两步读法。</w:t>
       </w:r>
       <w:r>
         <w:rPr>
@@ -6976,7 +6976,7 @@
           <w:b w:val="0"/>
           <w:sz w:val="18"/>
         </w:rPr>
-        <w:t>5.1 的预算线只数字节，而字节量与代价不同向。表 6 的两行给出对照：</w:t>
+        <w:t>5.1 的预算线只数字节，而字节量与代价不同向。表 5 的两行给出对照：</w:t>
       </w:r>
       <w:r>
         <w:rPr>
@@ -7090,7 +7090,7 @@
           <w:b w:val="0"/>
           <w:sz w:val="18"/>
         </w:rPr>
-        <w:t xml:space="preserve"> 引擎在 16 并发下的聚合速率为 379 MB/s（表 6，n=3 中位数），而</w:t>
+        <w:t xml:space="preserve"> 引擎在 16 并发下的聚合速率为 379 MB/s（表 5，n=3 中位数），而</w:t>
       </w:r>
       <w:r>
         <w:rPr>
@@ -9098,7 +9098,7 @@
           <w:b w:val="0"/>
           <w:sz w:val="18"/>
         </w:rPr>
-        <w:t>：每条权重路径“该低速层只读一次/会话”。即以 4.3 表 2 的“目标档”为验收线；</w:t>
+        <w:t>：每条权重路径“该低速层只读一次/会话”。即以 4.3 表 4 的“目标档”为验收线；</w:t>
       </w:r>
     </w:p>
     <w:p>

--- a/papers/提交稿-缓存高命中与词元低输出.docx
+++ b/papers/提交稿-缓存高命中与词元低输出.docx
@@ -1241,6 +1241,14 @@
         <w:tblStyle w:val="TableGrid"/>
         <w:tblW w:type="auto" w:w="0"/>
         <w:tblLook w:firstColumn="1" w:firstRow="1" w:lastColumn="0" w:lastRow="0" w:noHBand="0" w:noVBand="1" w:val="04A0"/>
+        <w:tblBorders>
+          <w:top w:val="single" w:sz="8" w:space="0" w:color="000000"/>
+          <w:left w:val="single" w:sz="4" w:space="0" w:color="000000"/>
+          <w:bottom w:val="single" w:sz="8" w:space="0" w:color="000000"/>
+          <w:right w:val="single" w:sz="4" w:space="0" w:color="000000"/>
+          <w:insideH w:val="single" w:sz="4" w:space="0" w:color="000000"/>
+          <w:insideV w:val="single" w:sz="4" w:space="0" w:color="000000"/>
+        </w:tblBorders>
         <w:tblLayout w:type="fixed"/>
       </w:tblPr>
       <w:tblGrid>
@@ -1253,6 +1261,7 @@
         <w:tc>
           <w:tcPr>
             <w:tcW w:type="dxa" w:w="1150"/>
+            <w:shd w:val="clear" w:fill="F2F2F2"/>
           </w:tcPr>
           <w:p>
             <w:pPr>
@@ -1272,6 +1281,7 @@
         <w:tc>
           <w:tcPr>
             <w:tcW w:type="dxa" w:w="1242"/>
+            <w:shd w:val="clear" w:fill="F2F2F2"/>
           </w:tcPr>
           <w:p>
             <w:pPr>
@@ -1291,6 +1301,7 @@
         <w:tc>
           <w:tcPr>
             <w:tcW w:type="dxa" w:w="1242"/>
+            <w:shd w:val="clear" w:fill="F2F2F2"/>
           </w:tcPr>
           <w:p>
             <w:pPr>
@@ -1310,6 +1321,7 @@
         <w:tc>
           <w:tcPr>
             <w:tcW w:type="dxa" w:w="1242"/>
+            <w:shd w:val="clear" w:fill="F2F2F2"/>
           </w:tcPr>
           <w:p>
             <w:pPr>
@@ -2053,6 +2065,14 @@
         <w:tblStyle w:val="TableGrid"/>
         <w:tblW w:type="auto" w:w="0"/>
         <w:tblLook w:firstColumn="1" w:firstRow="1" w:lastColumn="0" w:lastRow="0" w:noHBand="0" w:noVBand="1" w:val="04A0"/>
+        <w:tblBorders>
+          <w:top w:val="single" w:sz="8" w:space="0" w:color="000000"/>
+          <w:left w:val="single" w:sz="4" w:space="0" w:color="000000"/>
+          <w:bottom w:val="single" w:sz="8" w:space="0" w:color="000000"/>
+          <w:right w:val="single" w:sz="4" w:space="0" w:color="000000"/>
+          <w:insideH w:val="single" w:sz="4" w:space="0" w:color="000000"/>
+          <w:insideV w:val="single" w:sz="4" w:space="0" w:color="000000"/>
+        </w:tblBorders>
         <w:tblLayout w:type="fixed"/>
       </w:tblPr>
       <w:tblGrid>
@@ -2063,6 +2083,7 @@
         <w:tc>
           <w:tcPr>
             <w:tcW w:type="dxa" w:w="1341"/>
+            <w:shd w:val="clear" w:fill="F2F2F2"/>
           </w:tcPr>
           <w:p>
             <w:pPr>
@@ -2082,6 +2103,7 @@
         <w:tc>
           <w:tcPr>
             <w:tcW w:type="dxa" w:w="3535"/>
+            <w:shd w:val="clear" w:fill="F2F2F2"/>
           </w:tcPr>
           <w:p>
             <w:pPr>
@@ -2540,6 +2562,14 @@
         <w:tblStyle w:val="TableGrid"/>
         <w:tblW w:type="auto" w:w="0"/>
         <w:tblLook w:firstColumn="1" w:firstRow="1" w:lastColumn="0" w:lastRow="0" w:noHBand="0" w:noVBand="1" w:val="04A0"/>
+        <w:tblBorders>
+          <w:top w:val="single" w:sz="8" w:space="0" w:color="000000"/>
+          <w:left w:val="single" w:sz="4" w:space="0" w:color="000000"/>
+          <w:bottom w:val="single" w:sz="8" w:space="0" w:color="000000"/>
+          <w:right w:val="single" w:sz="4" w:space="0" w:color="000000"/>
+          <w:insideH w:val="single" w:sz="4" w:space="0" w:color="000000"/>
+          <w:insideV w:val="single" w:sz="4" w:space="0" w:color="000000"/>
+        </w:tblBorders>
         <w:tblLayout w:type="fixed"/>
       </w:tblPr>
       <w:tblGrid>
@@ -2550,6 +2580,7 @@
         <w:tc>
           <w:tcPr>
             <w:tcW w:type="dxa" w:w="2247"/>
+            <w:shd w:val="clear" w:fill="F2F2F2"/>
           </w:tcPr>
           <w:p>
             <w:pPr>
@@ -2569,6 +2600,7 @@
         <w:tc>
           <w:tcPr>
             <w:tcW w:type="dxa" w:w="2629"/>
+            <w:shd w:val="clear" w:fill="F2F2F2"/>
           </w:tcPr>
           <w:p>
             <w:pPr>
@@ -2975,6 +3007,14 @@
         <w:tblStyle w:val="TableGrid"/>
         <w:tblW w:type="auto" w:w="0"/>
         <w:tblLook w:firstColumn="1" w:firstRow="1" w:lastColumn="0" w:lastRow="0" w:noHBand="0" w:noVBand="1" w:val="04A0"/>
+        <w:tblBorders>
+          <w:top w:val="single" w:sz="8" w:space="0" w:color="000000"/>
+          <w:left w:val="single" w:sz="4" w:space="0" w:color="000000"/>
+          <w:bottom w:val="single" w:sz="8" w:space="0" w:color="000000"/>
+          <w:right w:val="single" w:sz="4" w:space="0" w:color="000000"/>
+          <w:insideH w:val="single" w:sz="4" w:space="0" w:color="000000"/>
+          <w:insideV w:val="single" w:sz="4" w:space="0" w:color="000000"/>
+        </w:tblBorders>
         <w:tblLayout w:type="fixed"/>
       </w:tblPr>
       <w:tblGrid>
@@ -2987,6 +3027,7 @@
         <w:tc>
           <w:tcPr>
             <w:tcW w:type="dxa" w:w="1146"/>
+            <w:shd w:val="clear" w:fill="F2F2F2"/>
           </w:tcPr>
           <w:p>
             <w:pPr>
@@ -3006,6 +3047,7 @@
         <w:tc>
           <w:tcPr>
             <w:tcW w:type="dxa" w:w="1378"/>
+            <w:shd w:val="clear" w:fill="F2F2F2"/>
           </w:tcPr>
           <w:p>
             <w:pPr>
@@ -3025,6 +3067,7 @@
         <w:tc>
           <w:tcPr>
             <w:tcW w:type="dxa" w:w="1204"/>
+            <w:shd w:val="clear" w:fill="F2F2F2"/>
           </w:tcPr>
           <w:p>
             <w:pPr>
@@ -3044,6 +3087,7 @@
         <w:tc>
           <w:tcPr>
             <w:tcW w:type="dxa" w:w="1146"/>
+            <w:shd w:val="clear" w:fill="F2F2F2"/>
           </w:tcPr>
           <w:p>
             <w:pPr>
@@ -3439,6 +3483,14 @@
         <w:tblStyle w:val="TableGrid"/>
         <w:tblW w:type="auto" w:w="0"/>
         <w:tblLook w:firstColumn="1" w:firstRow="1" w:lastColumn="0" w:lastRow="0" w:noHBand="0" w:noVBand="1" w:val="04A0"/>
+        <w:tblBorders>
+          <w:top w:val="single" w:sz="8" w:space="0" w:color="000000"/>
+          <w:left w:val="single" w:sz="4" w:space="0" w:color="000000"/>
+          <w:bottom w:val="single" w:sz="8" w:space="0" w:color="000000"/>
+          <w:right w:val="single" w:sz="4" w:space="0" w:color="000000"/>
+          <w:insideH w:val="single" w:sz="4" w:space="0" w:color="000000"/>
+          <w:insideV w:val="single" w:sz="4" w:space="0" w:color="000000"/>
+        </w:tblBorders>
         <w:tblLayout w:type="fixed"/>
       </w:tblPr>
       <w:tblGrid>
@@ -3453,6 +3505,7 @@
         <w:tc>
           <w:tcPr>
             <w:tcW w:type="dxa" w:w="831"/>
+            <w:shd w:val="clear" w:fill="F2F2F2"/>
           </w:tcPr>
           <w:p>
             <w:pPr>
@@ -3472,6 +3525,7 @@
         <w:tc>
           <w:tcPr>
             <w:tcW w:type="dxa" w:w="809"/>
+            <w:shd w:val="clear" w:fill="F2F2F2"/>
           </w:tcPr>
           <w:p>
             <w:pPr>
@@ -3491,6 +3545,7 @@
         <w:tc>
           <w:tcPr>
             <w:tcW w:type="dxa" w:w="787"/>
+            <w:shd w:val="clear" w:fill="F2F2F2"/>
           </w:tcPr>
           <w:p>
             <w:pPr>
@@ -3510,6 +3565,7 @@
         <w:tc>
           <w:tcPr>
             <w:tcW w:type="dxa" w:w="809"/>
+            <w:shd w:val="clear" w:fill="F2F2F2"/>
           </w:tcPr>
           <w:p>
             <w:pPr>
@@ -3529,6 +3585,7 @@
         <w:tc>
           <w:tcPr>
             <w:tcW w:type="dxa" w:w="853"/>
+            <w:shd w:val="clear" w:fill="F2F2F2"/>
           </w:tcPr>
           <w:p>
             <w:pPr>
@@ -3548,6 +3605,7 @@
         <w:tc>
           <w:tcPr>
             <w:tcW w:type="dxa" w:w="787"/>
+            <w:shd w:val="clear" w:fill="F2F2F2"/>
           </w:tcPr>
           <w:p>
             <w:pPr>
@@ -4542,6 +4600,14 @@
         <w:tblStyle w:val="TableGrid"/>
         <w:tblW w:type="auto" w:w="0"/>
         <w:tblLook w:firstColumn="1" w:firstRow="1" w:lastColumn="0" w:lastRow="0" w:noHBand="0" w:noVBand="1" w:val="04A0"/>
+        <w:tblBorders>
+          <w:top w:val="single" w:sz="8" w:space="0" w:color="000000"/>
+          <w:left w:val="single" w:sz="4" w:space="0" w:color="000000"/>
+          <w:bottom w:val="single" w:sz="8" w:space="0" w:color="000000"/>
+          <w:right w:val="single" w:sz="4" w:space="0" w:color="000000"/>
+          <w:insideH w:val="single" w:sz="4" w:space="0" w:color="000000"/>
+          <w:insideV w:val="single" w:sz="4" w:space="0" w:color="000000"/>
+        </w:tblBorders>
         <w:tblLayout w:type="fixed"/>
       </w:tblPr>
       <w:tblGrid>
@@ -4554,6 +4620,7 @@
         <w:tc>
           <w:tcPr>
             <w:tcW w:type="dxa" w:w="1278"/>
+            <w:shd w:val="clear" w:fill="F2F2F2"/>
           </w:tcPr>
           <w:p>
             <w:pPr>
@@ -4573,6 +4640,7 @@
         <w:tc>
           <w:tcPr>
             <w:tcW w:type="dxa" w:w="1120"/>
+            <w:shd w:val="clear" w:fill="F2F2F2"/>
           </w:tcPr>
           <w:p>
             <w:pPr>
@@ -4592,6 +4660,7 @@
         <w:tc>
           <w:tcPr>
             <w:tcW w:type="dxa" w:w="1357"/>
+            <w:shd w:val="clear" w:fill="F2F2F2"/>
           </w:tcPr>
           <w:p>
             <w:pPr>
@@ -4611,6 +4680,7 @@
         <w:tc>
           <w:tcPr>
             <w:tcW w:type="dxa" w:w="1120"/>
+            <w:shd w:val="clear" w:fill="F2F2F2"/>
           </w:tcPr>
           <w:p>
             <w:pPr>
@@ -5037,6 +5107,14 @@
         <w:tblStyle w:val="TableGrid"/>
         <w:tblW w:type="auto" w:w="0"/>
         <w:tblLook w:firstColumn="1" w:firstRow="1" w:lastColumn="0" w:lastRow="0" w:noHBand="0" w:noVBand="1" w:val="04A0"/>
+        <w:tblBorders>
+          <w:top w:val="single" w:sz="8" w:space="0" w:color="000000"/>
+          <w:left w:val="single" w:sz="4" w:space="0" w:color="000000"/>
+          <w:bottom w:val="single" w:sz="8" w:space="0" w:color="000000"/>
+          <w:right w:val="single" w:sz="4" w:space="0" w:color="000000"/>
+          <w:insideH w:val="single" w:sz="4" w:space="0" w:color="000000"/>
+          <w:insideV w:val="single" w:sz="4" w:space="0" w:color="000000"/>
+        </w:tblBorders>
         <w:tblLayout w:type="fixed"/>
       </w:tblPr>
       <w:tblGrid>
@@ -5051,6 +5129,7 @@
         <w:tc>
           <w:tcPr>
             <w:tcW w:type="dxa" w:w="843"/>
+            <w:shd w:val="clear" w:fill="F2F2F2"/>
           </w:tcPr>
           <w:p>
             <w:pPr>
@@ -5070,6 +5149,7 @@
         <w:tc>
           <w:tcPr>
             <w:tcW w:type="dxa" w:w="820"/>
+            <w:shd w:val="clear" w:fill="F2F2F2"/>
           </w:tcPr>
           <w:p>
             <w:pPr>
@@ -5089,6 +5169,7 @@
         <w:tc>
           <w:tcPr>
             <w:tcW w:type="dxa" w:w="797"/>
+            <w:shd w:val="clear" w:fill="F2F2F2"/>
           </w:tcPr>
           <w:p>
             <w:pPr>
@@ -5108,6 +5189,7 @@
         <w:tc>
           <w:tcPr>
             <w:tcW w:type="dxa" w:w="797"/>
+            <w:shd w:val="clear" w:fill="F2F2F2"/>
           </w:tcPr>
           <w:p>
             <w:pPr>
@@ -5127,6 +5209,7 @@
         <w:tc>
           <w:tcPr>
             <w:tcW w:type="dxa" w:w="797"/>
+            <w:shd w:val="clear" w:fill="F2F2F2"/>
           </w:tcPr>
           <w:p>
             <w:pPr>
@@ -5146,6 +5229,7 @@
         <w:tc>
           <w:tcPr>
             <w:tcW w:type="dxa" w:w="820"/>
+            <w:shd w:val="clear" w:fill="F2F2F2"/>
           </w:tcPr>
           <w:p>
             <w:pPr>
@@ -5795,7 +5879,171 @@
           <w:b w:val="0"/>
           <w:sz w:val="18"/>
         </w:rPr>
-        <w:t xml:space="preserve"> 其机制在引擎内直接测得（</w:t>
+        <w:t xml:space="preserve"> 其机制在引擎内直接测得（随稿附件 A.4.2，10 轮、跨两版代码，每词元请求数与字节数逐位一致）：</w:t>
+      </w:r>
+    </w:p>
+    <w:p>
+      <w:pPr>
+        <w:spacing w:after="40" w:line="276" w:lineRule="auto"/>
+        <w:ind w:firstLine="360"/>
+      </w:pPr>
+      <w:r>
+        <w:rPr>
+          <w:rFonts w:ascii="Times New Roman" w:hAnsi="Times New Roman" w:eastAsia="宋体"/>
+          <w:b/>
+          <w:sz w:val="18"/>
+        </w:rPr>
+        <w:t>表 7 需要两步读法。</w:t>
+      </w:r>
+      <w:r>
+        <w:rPr>
+          <w:rFonts w:ascii="Times New Roman" w:hAnsi="Times New Roman" w:eastAsia="宋体"/>
+          <w:b w:val="0"/>
+          <w:sz w:val="18"/>
+        </w:rPr>
+        <w:t xml:space="preserve"> 四个比值里 3.11 与 1.60 都远离 1.00，若直接按"实测高于公式"解读，会得出实现有严重损耗的结论；而一旦主干与专家各自按其实际带宽计价，比值即落回 1.00 与 1.06，</w:t>
+      </w:r>
+      <w:r>
+        <w:rPr>
+          <w:rFonts w:ascii="Times New Roman" w:hAnsi="Times New Roman" w:eastAsia="宋体"/>
+          <w:b/>
+          <w:sz w:val="18"/>
+        </w:rPr>
+        <w:t>两档均落在规程第 14.1 节的 10% 判定带内</w:t>
+      </w:r>
+      <w:r>
+        <w:rPr>
+          <w:rFonts w:ascii="Times New Roman" w:hAnsi="Times New Roman" w:eastAsia="宋体"/>
+          <w:b w:val="0"/>
+          <w:sz w:val="18"/>
+        </w:rPr>
+        <w:t>，即公式已算到与实测同量级。</w:t>
+      </w:r>
+      <w:r>
+        <w:rPr>
+          <w:rFonts w:ascii="Times New Roman" w:hAnsi="Times New Roman" w:eastAsia="宋体"/>
+          <w:b/>
+          <w:sz w:val="18"/>
+        </w:rPr>
+        <w:t>剩余的 1.06 不是实现损耗</w:t>
+      </w:r>
+      <w:r>
+        <w:rPr>
+          <w:rFonts w:ascii="Times New Roman" w:hAnsi="Times New Roman" w:eastAsia="宋体"/>
+          <w:b w:val="0"/>
+          <w:sz w:val="18"/>
+        </w:rPr>
+        <w:t>，其机制是下面记录的串行化。</w:t>
+      </w:r>
+    </w:p>
+    <w:p>
+      <w:pPr>
+        <w:spacing w:after="0"/>
+        <w:ind w:left="170"/>
+      </w:pPr>
+      <w:r>
+        <w:rPr>
+          <w:rFonts w:ascii="Consolas" w:hAnsi="Consolas"/>
+          <w:sz w:val="14"/>
+        </w:rPr>
+        <w:t>主干流         708 – 1003 MB/s 每流，队列 0.1 s (0.1%)</w:t>
+      </w:r>
+    </w:p>
+    <w:p>
+      <w:pPr>
+        <w:spacing w:after="0"/>
+        <w:ind w:left="170"/>
+      </w:pPr>
+      <w:r>
+        <w:rPr>
+          <w:rFonts w:ascii="Consolas" w:hAnsi="Consolas"/>
+          <w:sz w:val="14"/>
+        </w:rPr>
+        <w:t>专家流         34 –  46 MB/s 每流，队列 57 – 76 s (3.1–4.2%)</w:t>
+      </w:r>
+    </w:p>
+    <w:p>
+      <w:pPr>
+        <w:spacing w:after="0"/>
+        <w:ind w:left="170"/>
+      </w:pPr>
+      <w:r>
+        <w:rPr>
+          <w:rFonts w:ascii="Consolas" w:hAnsi="Consolas"/>
+          <w:sz w:val="14"/>
+        </w:rPr>
+        <w:t>worker 睡眠    占墙钟 40 – 49%</w:t>
+      </w:r>
+    </w:p>
+    <w:p>
+      <w:pPr>
+        <w:spacing w:after="0"/>
+        <w:ind w:left="170"/>
+      </w:pPr>
+      <w:r>
+        <w:rPr>
+          <w:rFonts w:ascii="Consolas" w:hAnsi="Consolas"/>
+          <w:sz w:val="14"/>
+        </w:rPr>
+        <w:t>实际并发       8.9 – 10.0×（配置 16 个 worker）</w:t>
+      </w:r>
+    </w:p>
+    <w:p>
+      <w:pPr>
+        <w:spacing w:after="40" w:line="276" w:lineRule="auto"/>
+        <w:ind w:firstLine="360"/>
+      </w:pPr>
+      <w:r>
+        <w:rPr>
+          <w:rFonts w:ascii="Times New Roman" w:hAnsi="Times New Roman" w:eastAsia="宋体"/>
+          <w:b w:val="0"/>
+          <w:sz w:val="18"/>
+        </w:rPr>
+        <w:t>上表两行的速率由时间派生，不可复现；字节量才可复现。后续两次复现把这一点摆了出来：每词元的请求数与字节总量与本节完全相同，专家流每流速率却只有 30 与 29 MB/s，低于上表区间；主干流 833 与 745 MB/s，仍在区间内。两次复现的墙钟（98.90 与 104.66 s/词元）长于本节记录时段，字节除以更长的墙钟，自然得到更低的速率。</w:t>
+      </w:r>
+      <w:r>
+        <w:rPr>
+          <w:rFonts w:ascii="Times New Roman" w:hAnsi="Times New Roman" w:eastAsia="宋体"/>
+          <w:b/>
+          <w:sz w:val="18"/>
+        </w:rPr>
+        <w:t>验收应核对字节而非速率；本文已记录的时间上界为 104.66 s/词元。</w:t>
+      </w:r>
+      <w:r>
+        <w:rPr>
+          <w:rFonts w:ascii="Times New Roman" w:hAnsi="Times New Roman" w:eastAsia="宋体"/>
+          <w:b w:val="0"/>
+          <w:sz w:val="18"/>
+        </w:rPr>
+        <w:t xml:space="preserve"> 完整数字见附件 A.1。</w:t>
+      </w:r>
+    </w:p>
+    <w:p>
+      <w:pPr>
+        <w:spacing w:after="40" w:line="276" w:lineRule="auto"/>
+        <w:ind w:firstLine="360"/>
+      </w:pPr>
+      <w:r>
+        <w:rPr>
+          <w:rFonts w:ascii="Times New Roman" w:hAnsi="Times New Roman" w:eastAsia="宋体"/>
+          <w:b w:val="0"/>
+          <w:sz w:val="18"/>
+        </w:rPr>
+        <w:t>上表的并发倍数不是独立于睡眠占比的第二个量，二者同源：本机为 8 物理核 / 16 逻辑处理器，8 核乘以 SMT 增益即落在实测区间内，故 worker 数超过约 8–10 不再提高并行度。</w:t>
+      </w:r>
+    </w:p>
+    <w:p>
+      <w:pPr>
+        <w:spacing w:after="40" w:line="276" w:lineRule="auto"/>
+        <w:ind w:firstLine="360"/>
+      </w:pPr>
+      <w:r>
+        <w:rPr>
+          <w:rFonts w:ascii="Times New Roman" w:hAnsi="Times New Roman" w:eastAsia="宋体"/>
+          <w:b w:val="0"/>
+          <w:sz w:val="18"/>
+        </w:rPr>
+        <w:t xml:space="preserve">那 40–49% 的成因随后经直接测量判定。每层读毕、计算、再读下一层，期间 worker 有 40–49% 的时间停在 </w:t>
       </w:r>
       <w:r>
         <w:rPr>
@@ -5803,7 +6051,7 @@
           <w:color w:val="000080"/>
           <w:sz w:val="18"/>
         </w:rPr>
-        <w:t>reports/gateab_ab/FINDINGS.md</w:t>
+        <w:t>cond_wait</w:t>
       </w:r>
       <w:r>
         <w:rPr>
@@ -5811,37 +6059,123 @@
           <w:b w:val="0"/>
           <w:sz w:val="18"/>
         </w:rPr>
-        <w:t>，10 轮、跨两版代码，每词元请求数与字节数逐位一致）：</w:t>
+        <w:t xml:space="preserve">，而队列只积压 3%。该组合排除"排队等盘"，但不足以区分"请求到达太晚"与"worker 被换下核"——后者手上的请求已出队、处于 in-flight，队列深度看不到。以 </w:t>
+      </w:r>
+      <w:r>
+        <w:rPr>
+          <w:rFonts w:ascii="Consolas" w:hAnsi="Consolas"/>
+          <w:color w:val="000080"/>
+          <w:sz w:val="18"/>
+        </w:rPr>
+        <w:t>/proc/&lt;tid&gt;/schedstat</w:t>
+      </w:r>
+      <w:r>
+        <w:rPr>
+          <w:rFonts w:ascii="Times New Roman" w:hAnsi="Times New Roman" w:eastAsia="宋体"/>
+          <w:b w:val="0"/>
+          <w:sz w:val="18"/>
+        </w:rPr>
+        <w:t xml:space="preserve"> 直接测得。该字段是内核记账而非硬件 PMU 计数器，本平台无 PMU 的限制因此不影响此判据；起止各留快照，中间每 2 s 覆盖一次，不需重编译引擎：</w:t>
       </w:r>
     </w:p>
     <w:p>
       <w:pPr>
+        <w:spacing w:after="0"/>
+        <w:ind w:left="170"/>
+      </w:pPr>
+      <w:r>
+        <w:rPr>
+          <w:rFonts w:ascii="Consolas" w:hAnsi="Consolas"/>
+          <w:sz w:val="14"/>
+        </w:rPr>
+        <w:t>线程                     在核          运行队列等待    等待/在核</w:t>
+      </w:r>
+    </w:p>
+    <w:p>
+      <w:pPr>
+        <w:spacing w:after="0"/>
+        <w:ind w:left="170"/>
+      </w:pPr>
+      <w:r>
+        <w:rPr>
+          <w:rFonts w:ascii="Consolas" w:hAnsi="Consolas"/>
+          <w:sz w:val="14"/>
+        </w:rPr>
+        <w:t>主线程（producer）        92.15 s         2.59 s       0.028</w:t>
+      </w:r>
+    </w:p>
+    <w:p>
+      <w:pPr>
+        <w:spacing w:after="0"/>
+        <w:ind w:left="170"/>
+      </w:pPr>
+      <w:r>
+        <w:rPr>
+          <w:rFonts w:ascii="Consolas" w:hAnsi="Consolas"/>
+          <w:sz w:val="14"/>
+        </w:rPr>
+        <w:t>16 个 kio worker      各 48 – 58 s   各 1.9 – 3.3 s   0.039 – 0.063</w:t>
+      </w:r>
+    </w:p>
+    <w:p>
+      <w:pPr>
+        <w:spacing w:after="0"/>
+        <w:ind w:left="170"/>
+      </w:pPr>
+      <w:r>
+        <w:rPr>
+          <w:rFonts w:ascii="Consolas" w:hAnsi="Consolas"/>
+          <w:sz w:val="14"/>
+        </w:rPr>
+        <w:t>另 4 个线程          各 23.2 – 23.5 s  约 2.5 s      0.105 – 0.111</w:t>
+      </w:r>
+    </w:p>
+    <w:p>
+      <w:pPr>
+        <w:spacing w:after="0"/>
+        <w:ind w:left="170"/>
+      </w:pPr>
+      <w:r>
+        <w:rPr>
+          <w:rFonts w:ascii="Consolas" w:hAnsi="Consolas"/>
+          <w:sz w:val="14"/>
+        </w:rPr>
+        <w:t>────────────────────────────────────────────────────────────</w:t>
+      </w:r>
+    </w:p>
+    <w:p>
+      <w:pPr>
+        <w:spacing w:after="0"/>
+        <w:ind w:left="170"/>
+      </w:pPr>
+      <w:r>
+        <w:rPr>
+          <w:rFonts w:ascii="Consolas" w:hAnsi="Consolas"/>
+          <w:sz w:val="14"/>
+        </w:rPr>
+        <w:t>合计（21/26 线程有增量） 1007.4 s       52.7 s        0.052</w:t>
+      </w:r>
+    </w:p>
+    <w:p>
+      <w:pPr>
         <w:spacing w:after="40" w:line="276" w:lineRule="auto"/>
         <w:ind w:firstLine="360"/>
       </w:pPr>
       <w:r>
         <w:rPr>
           <w:rFonts w:ascii="Times New Roman" w:hAnsi="Times New Roman" w:eastAsia="宋体"/>
-          <w:b/>
-          <w:sz w:val="18"/>
-        </w:rPr>
-        <w:t>表 7 需要两步读法。</w:t>
-      </w:r>
-      <w:r>
-        <w:rPr>
-          <w:rFonts w:ascii="Times New Roman" w:hAnsi="Times New Roman" w:eastAsia="宋体"/>
           <w:b w:val="0"/>
           <w:sz w:val="18"/>
         </w:rPr>
-        <w:t xml:space="preserve"> 四个比值里 3.11 与 1.60 都远离 1.00，若直接按"实测高于公式"解读，会得出实现有严重损耗的结论；而一旦主干与专家各自按其实际带宽计价，比值即落回 1.00 与 1.06，</w:t>
-      </w:r>
-      <w:r>
-        <w:rPr>
-          <w:rFonts w:ascii="Times New Roman" w:hAnsi="Times New Roman" w:eastAsia="宋体"/>
-          <w:b/>
-          <w:sz w:val="18"/>
-        </w:rPr>
-        <w:t>两档均落在规程第 14.1 节的 10% 判定带内</w:t>
+        <w:t xml:space="preserve">判定为非 CPU 受限，三条依据：运行队列等待均远小于在核时间，而饱和时两者应当相当；在核总量折合 8 核中的 3.2 核，即 40% 占用；队列等待仅占可用核时的 2.1%。worker 在核仅占墙钟 16%，说明它们真正阻塞在 </w:t>
+      </w:r>
+      <w:r>
+        <w:rPr>
+          <w:rFonts w:ascii="Consolas" w:hAnsi="Consolas"/>
+          <w:color w:val="000080"/>
+          <w:sz w:val="18"/>
+        </w:rPr>
+        <w:t>cond_wait</w:t>
       </w:r>
       <w:r>
         <w:rPr>
@@ -5849,27 +6183,263 @@
           <w:b w:val="0"/>
           <w:sz w:val="18"/>
         </w:rPr>
-        <w:t>，即公式已算到与实测同量级。</w:t>
-      </w:r>
-      <w:r>
-        <w:rPr>
-          <w:rFonts w:ascii="Times New Roman" w:hAnsi="Times New Roman" w:eastAsia="宋体"/>
-          <w:b/>
-          <w:sz w:val="18"/>
-        </w:rPr>
-        <w:t>剩余的 1.06 不是实现损耗</w:t>
-      </w:r>
-      <w:r>
-        <w:rPr>
-          <w:rFonts w:ascii="Times New Roman" w:hAnsi="Times New Roman" w:eastAsia="宋体"/>
-          <w:b w:val="0"/>
-          <w:sz w:val="18"/>
-        </w:rPr>
-        <w:t>，其机制是下面记录的串行化。</w:t>
+        <w:t xml:space="preserve"> 而非自旋。</w:t>
       </w:r>
     </w:p>
     <w:p>
       <w:pPr>
+        <w:spacing w:after="40" w:line="276" w:lineRule="auto"/>
+        <w:ind w:firstLine="360"/>
+      </w:pPr>
+      <w:r>
+        <w:rPr>
+          <w:rFonts w:ascii="Times New Roman" w:hAnsi="Times New Roman" w:eastAsia="宋体"/>
+          <w:b w:val="0"/>
+          <w:sz w:val="18"/>
+        </w:rPr>
+        <w:t>那 40–49% 是等下一个请求迟到。处置是改生产者节律——层间预取、算术期间发出下一层读——不是加 worker，也不是改等待方式。</w:t>
+      </w:r>
+    </w:p>
+    <w:p>
+      <w:pPr>
+        <w:spacing w:after="40" w:line="276" w:lineRule="auto"/>
+        <w:ind w:firstLine="360"/>
+      </w:pPr>
+      <w:r>
+        <w:rPr>
+          <w:rFonts w:ascii="Times New Roman" w:hAnsi="Times New Roman" w:eastAsia="宋体"/>
+          <w:b w:val="0"/>
+          <w:sz w:val="18"/>
+        </w:rPr>
+        <w:t xml:space="preserve">&gt; </w:t>
+      </w:r>
+      <w:r>
+        <w:rPr>
+          <w:rFonts w:ascii="Times New Roman" w:hAnsi="Times New Roman" w:eastAsia="宋体"/>
+          <w:b/>
+          <w:sz w:val="18"/>
+        </w:rPr>
+        <w:t>判据本身的一处修正</w:t>
+      </w:r>
+      <w:r>
+        <w:rPr>
+          <w:rFonts w:ascii="Times New Roman" w:hAnsi="Times New Roman" w:eastAsia="宋体"/>
+          <w:b w:val="0"/>
+          <w:sz w:val="18"/>
+        </w:rPr>
+        <w:t>：本次预设的判定带把比值 0.02–0.20 定为"两者兼有"，</w:t>
+      </w:r>
+    </w:p>
+    <w:p>
+      <w:pPr>
+        <w:spacing w:after="40" w:line="276" w:lineRule="auto"/>
+        <w:ind w:firstLine="360"/>
+      </w:pPr>
+      <w:r>
+        <w:rPr>
+          <w:rFonts w:ascii="Times New Roman" w:hAnsi="Times New Roman" w:eastAsia="宋体"/>
+          <w:b w:val="0"/>
+          <w:sz w:val="18"/>
+        </w:rPr>
+        <w:t>&gt; 实测 0.052 落入该带。但该带未与物理参照挂钩。饱和意味着比值 ≥ 1，</w:t>
+      </w:r>
+    </w:p>
+    <w:p>
+      <w:pPr>
+        <w:spacing w:after="40" w:line="276" w:lineRule="auto"/>
+        <w:ind w:firstLine="360"/>
+      </w:pPr>
+      <w:r>
+        <w:rPr>
+          <w:rFonts w:ascii="Times New Roman" w:hAnsi="Times New Roman" w:eastAsia="宋体"/>
+          <w:b w:val="0"/>
+          <w:sz w:val="18"/>
+        </w:rPr>
+        <w:t>&gt; 0.052 明显偏于不受限一侧，且绝对占用（40%）才是决定量。原始件与预设带均保留</w:t>
+      </w:r>
+    </w:p>
+    <w:p>
+      <w:pPr>
+        <w:spacing w:after="40" w:line="276" w:lineRule="auto"/>
+        <w:ind w:firstLine="360"/>
+      </w:pPr>
+      <w:r>
+        <w:rPr>
+          <w:rFonts w:ascii="Times New Roman" w:hAnsi="Times New Roman" w:eastAsia="宋体"/>
+          <w:b w:val="0"/>
+          <w:sz w:val="18"/>
+        </w:rPr>
+        <w:t>&gt; （随稿附件 A.4.3），判定按绝对量重做。</w:t>
+      </w:r>
+    </w:p>
+    <w:p>
+      <w:pPr>
+        <w:spacing w:after="40" w:line="276" w:lineRule="auto"/>
+        <w:ind w:firstLine="360"/>
+      </w:pPr>
+      <w:r>
+        <w:rPr>
+          <w:rFonts w:ascii="Times New Roman" w:hAnsi="Times New Roman" w:eastAsia="宋体"/>
+          <w:b/>
+          <w:sz w:val="18"/>
+        </w:rPr>
+        <w:t>该替代解释亦已排除：不是"设备做不了这种形态的读"。</w:t>
+      </w:r>
+      <w:r>
+        <w:rPr>
+          <w:rFonts w:ascii="Times New Roman" w:hAnsi="Times New Roman" w:eastAsia="宋体"/>
+          <w:b w:val="0"/>
+          <w:sz w:val="18"/>
+        </w:rPr>
+        <w:t xml:space="preserve"> 以固定读取次数、同字节量，对同一 </w:t>
+      </w:r>
+      <w:r>
+        <w:rPr>
+          <w:rFonts w:ascii="Consolas" w:hAnsi="Consolas"/>
+          <w:color w:val="000080"/>
+          <w:sz w:val="18"/>
+        </w:rPr>
+        <w:t>experts.l2</w:t>
+      </w:r>
+      <w:r>
+        <w:rPr>
+          <w:rFonts w:ascii="Times New Roman" w:hAnsi="Times New Roman" w:eastAsia="宋体"/>
+          <w:b w:val="0"/>
+          <w:sz w:val="18"/>
+        </w:rPr>
+        <w:t xml:space="preserve"> 直接测量该形态（17.5 MB 散乱、O_DIRECT，3 对），设备吞吐与 4M 块顺序档的测量相互吻合，两者同在约 1500 MB/s 量级（</w:t>
+      </w:r>
+      <w:r>
+        <w:rPr>
+          <w:rFonts w:ascii="Consolas" w:hAnsi="Consolas"/>
+          <w:color w:val="000080"/>
+          <w:sz w:val="18"/>
+        </w:rPr>
+        <w:t>reports/gateab_ab/v60_shape/raw.tsv</w:t>
+      </w:r>
+      <w:r>
+        <w:rPr>
+          <w:rFonts w:ascii="Times New Roman" w:hAnsi="Times New Roman" w:eastAsia="宋体"/>
+          <w:b w:val="0"/>
+          <w:sz w:val="18"/>
+        </w:rPr>
+        <w:t>）。</w:t>
+      </w:r>
+      <w:r>
+        <w:rPr>
+          <w:rFonts w:ascii="Times New Roman" w:hAnsi="Times New Roman" w:eastAsia="宋体"/>
+          <w:b/>
+          <w:sz w:val="18"/>
+        </w:rPr>
+        <w:t>而引擎专家流的聚合吞吐仅为其三到四成</w:t>
+      </w:r>
+      <w:r>
+        <w:rPr>
+          <w:rFonts w:ascii="Times New Roman" w:hAnsi="Times New Roman" w:eastAsia="宋体"/>
+          <w:b w:val="0"/>
+          <w:sz w:val="18"/>
+        </w:rPr>
+        <w:t>，故上述差距不能归因于设备能力不足，只能归因于请求到达太晚。</w:t>
+      </w:r>
+    </w:p>
+    <w:p>
+      <w:pPr>
+        <w:spacing w:after="40" w:line="276" w:lineRule="auto"/>
+        <w:ind w:firstLine="360"/>
+      </w:pPr>
+      <w:r>
+        <w:rPr>
+          <w:rFonts w:ascii="Times New Roman" w:hAnsi="Times New Roman" w:eastAsia="宋体"/>
+          <w:b/>
+          <w:sz w:val="18"/>
+        </w:rPr>
+        <w:t>据此，本文的字节下界是必要条件而非充分条件。</w:t>
+      </w:r>
+      <w:r>
+        <w:rPr>
+          <w:rFonts w:ascii="Times New Roman" w:hAnsi="Times New Roman" w:eastAsia="宋体"/>
+          <w:b w:val="0"/>
+          <w:sz w:val="18"/>
+        </w:rPr>
+        <w:t xml:space="preserve"> 仅核算字节会低估慢速层的代价：慢速层同时收取字节代价与串行化代价，而把数据上移到 DRAM 可同时消除两者。这是本文原则"复用应落在数据能到达的最快层"的第二条独立理由，此前只给了字节一条。相应地，5.2 的验收判据应从单一下界扩展为两条并列：字节回落至下界，且实测聚合速率接近该形态的设备能力。</w:t>
+      </w:r>
+    </w:p>
+    <w:p>
+      <w:pPr>
+        <w:spacing w:after="40" w:line="276" w:lineRule="auto"/>
+        <w:ind w:firstLine="360"/>
+      </w:pPr>
+      <w:r>
+        <w:rPr>
+          <w:rFonts w:ascii="Times New Roman" w:hAnsi="Times New Roman" w:eastAsia="宋体"/>
+          <w:b/>
+          <w:sz w:val="18"/>
+        </w:rPr>
+        <w:t>本节不给出该差距的可达上限。</w:t>
+      </w:r>
+      <w:r>
+        <w:rPr>
+          <w:rFonts w:ascii="Times New Roman" w:hAnsi="Times New Roman" w:eastAsia="宋体"/>
+          <w:b w:val="0"/>
+          <w:sz w:val="18"/>
+        </w:rPr>
+        <w:t xml:space="preserve"> 可确定的是它不是字节造成的、也不是设备在该形态上做不到的；不可确定的是跨层流水能收回多少。该问题在本平台的测量重复性下无法判定（见本节方法学限度段与随稿附件第 3 章），故不作量化声称。</w:t>
+      </w:r>
+    </w:p>
+    <w:p>
+      <w:pPr>
+        <w:spacing w:after="40" w:line="276" w:lineRule="auto"/>
+        <w:ind w:firstLine="360"/>
+      </w:pPr>
+      <w:r>
+        <w:rPr>
+          <w:rFonts w:ascii="Times New Roman" w:hAnsi="Times New Roman" w:eastAsia="宋体"/>
+          <w:b w:val="0"/>
+          <w:sz w:val="18"/>
+        </w:rPr>
+        <w:t>阶段 A 的 1.00 不受此影响。其 W_i（85 MB/s）本就是设备实测值而非引擎实绩，且为单一顺序流，比值 1.00 的含义（字节÷带宽即定律）仍然成立。</w:t>
+      </w:r>
+    </w:p>
+    <w:p>
+      <w:pPr>
+        <w:spacing w:after="40" w:line="276" w:lineRule="auto"/>
+        <w:ind w:firstLine="360"/>
+      </w:pPr>
+      <w:r>
+        <w:rPr>
+          <w:rFonts w:ascii="Times New Roman" w:hAnsi="Times New Roman" w:eastAsia="宋体"/>
+          <w:b/>
+          <w:sz w:val="18"/>
+        </w:rPr>
+        <w:t>【方法学限度】</w:t>
+      </w:r>
+      <w:r>
+        <w:rPr>
+          <w:rFonts w:ascii="Times New Roman" w:hAnsi="Times New Roman" w:eastAsia="宋体"/>
+          <w:b w:val="0"/>
+          <w:sz w:val="18"/>
+        </w:rPr>
+        <w:t xml:space="preserve"> 本节末行与上述配对均以 s/词元 为观测量，该观测量在同一配置下不可复现：连续 30 次运行的字节量完全相同（均 4595 reqs、216.66 GB），而墙钟散布在 65.21–117.87 s/词元，跨度 80.8%，其中 17 次落在规程第 14.1 节的 10% 判定带内（图 3）。</w:t>
+      </w:r>
+      <w:r>
+        <w:rPr>
+          <w:rFonts w:ascii="Times New Roman" w:hAnsi="Times New Roman" w:eastAsia="宋体"/>
+          <w:b/>
+          <w:sz w:val="18"/>
+        </w:rPr>
+        <w:t>故不能引用任一时段的离散度充当本平台的重复性。</w:t>
+      </w:r>
+      <w:r>
+        <w:rPr>
+          <w:rFonts w:ascii="Times New Roman" w:hAnsi="Times New Roman" w:eastAsia="宋体"/>
+          <w:b w:val="0"/>
+          <w:sz w:val="18"/>
+        </w:rPr>
+        <w:t xml:space="preserve"> 实践结论是：</w:t>
+      </w:r>
+    </w:p>
+    <w:p>
+      <w:pPr>
         <w:spacing w:after="0"/>
         <w:ind w:left="170"/>
       </w:pPr>
@@ -5878,7 +6448,7 @@
           <w:rFonts w:ascii="Consolas" w:hAnsi="Consolas"/>
           <w:sz w:val="14"/>
         </w:rPr>
-        <w:t>主干流         708 – 1003 MB/s 每流，队列 0.1 s (0.1%)</w:t>
+        <w:t>凡以 s/词元 为观测量作配置间对比，在同一时段内交错配对重复 ≥5 轮，</w:t>
       </w:r>
     </w:p>
     <w:p>
@@ -5891,7 +6461,7 @@
           <w:rFonts w:ascii="Consolas" w:hAnsi="Consolas"/>
           <w:sz w:val="14"/>
         </w:rPr>
-        <w:t>专家流         34 –  46 MB/s 每流，队列 57 – 76 s (3.1–4.2%)</w:t>
+        <w:t>且仅当配对差 ≥10% 时才可判定"有差异"；效应 &lt;10% 一律记为"无差异"。</w:t>
       </w:r>
     </w:p>
     <w:p>
@@ -5904,24 +6474,11 @@
           <w:rFonts w:ascii="Consolas" w:hAnsi="Consolas"/>
           <w:sz w:val="14"/>
         </w:rPr>
-        <w:t>worker 睡眠    占墙钟 40 – 49%</w:t>
+        <w:t>引用跨时段的绝对速率作对比。</w:t>
       </w:r>
     </w:p>
     <w:p>
       <w:pPr>
-        <w:spacing w:after="0"/>
-        <w:ind w:left="170"/>
-      </w:pPr>
-      <w:r>
-        <w:rPr>
-          <w:rFonts w:ascii="Consolas" w:hAnsi="Consolas"/>
-          <w:sz w:val="14"/>
-        </w:rPr>
-        <w:t>实际并发       8.9 – 10.0×（配置 16 个 worker）</w:t>
-      </w:r>
-    </w:p>
-    <w:p>
-      <w:pPr>
         <w:spacing w:after="40" w:line="276" w:lineRule="auto"/>
         <w:ind w:firstLine="360"/>
       </w:pPr>
@@ -5931,7 +6488,7 @@
           <w:b w:val="0"/>
           <w:sz w:val="18"/>
         </w:rPr>
-        <w:t>上表两行的速率由时间派生，不可复现；字节量才可复现。后续两次复现把这一点摆了出来：每词元的请求数与字节总量与本节完全相同，专家流每流速率却只有 30 与 29 MB/s，低于上表区间；主干流 833 与 745 MB/s，仍在区间内。两次复现的墙钟（98.90 与 104.66 s/词元）长于本节记录时段，字节除以更长的墙钟，自然得到更低的速率。</w:t>
+        <w:t>本节亦不据此主张任何参数调优方向。相比之下第二节的推论验证（4.2、4.3）以</w:t>
       </w:r>
       <w:r>
         <w:rPr>
@@ -5939,7 +6496,7 @@
           <w:b/>
           <w:sz w:val="18"/>
         </w:rPr>
-        <w:t>验收应核对字节而非速率；本文已记录的时间上界为 104.66 s/词元。</w:t>
+        <w:t>字节</w:t>
       </w:r>
       <w:r>
         <w:rPr>
@@ -5947,560 +6504,7 @@
           <w:b w:val="0"/>
           <w:sz w:val="18"/>
         </w:rPr>
-        <w:t xml:space="preserve"> 完整数字见附件 A.1。</w:t>
-      </w:r>
-    </w:p>
-    <w:p>
-      <w:pPr>
-        <w:spacing w:after="40" w:line="276" w:lineRule="auto"/>
-        <w:ind w:firstLine="360"/>
-      </w:pPr>
-      <w:r>
-        <w:rPr>
-          <w:rFonts w:ascii="Times New Roman" w:hAnsi="Times New Roman" w:eastAsia="宋体"/>
-          <w:b w:val="0"/>
-          <w:sz w:val="18"/>
-        </w:rPr>
-        <w:t>上表的并发倍数不是独立于睡眠占比的第二个量，二者同源：本机为 8 物理核 / 16 逻辑处理器，8 核乘以 SMT 增益即落在实测区间内，故 worker 数超过约 8–10 不再提高并行度。</w:t>
-      </w:r>
-    </w:p>
-    <w:p>
-      <w:pPr>
-        <w:spacing w:after="40" w:line="276" w:lineRule="auto"/>
-        <w:ind w:firstLine="360"/>
-      </w:pPr>
-      <w:r>
-        <w:rPr>
-          <w:rFonts w:ascii="Times New Roman" w:hAnsi="Times New Roman" w:eastAsia="宋体"/>
-          <w:b w:val="0"/>
-          <w:sz w:val="18"/>
-        </w:rPr>
-        <w:t xml:space="preserve">那 40–49% 的成因随后经直接测量判定。每层读毕、计算、再读下一层，期间 worker 有 40–49% 的时间停在 </w:t>
-      </w:r>
-      <w:r>
-        <w:rPr>
-          <w:rFonts w:ascii="Consolas" w:hAnsi="Consolas"/>
-          <w:color w:val="000080"/>
-          <w:sz w:val="18"/>
-        </w:rPr>
-        <w:t>cond_wait</w:t>
-      </w:r>
-      <w:r>
-        <w:rPr>
-          <w:rFonts w:ascii="Times New Roman" w:hAnsi="Times New Roman" w:eastAsia="宋体"/>
-          <w:b w:val="0"/>
-          <w:sz w:val="18"/>
-        </w:rPr>
-        <w:t xml:space="preserve">，而队列只积压 3%。该组合排除"排队等盘"，但不足以区分"请求到达太晚"与"worker 被换下核"——后者手上的请求已出队、处于 in-flight，队列深度看不到。以 </w:t>
-      </w:r>
-      <w:r>
-        <w:rPr>
-          <w:rFonts w:ascii="Consolas" w:hAnsi="Consolas"/>
-          <w:color w:val="000080"/>
-          <w:sz w:val="18"/>
-        </w:rPr>
-        <w:t>/proc/&lt;tid&gt;/schedstat</w:t>
-      </w:r>
-      <w:r>
-        <w:rPr>
-          <w:rFonts w:ascii="Times New Roman" w:hAnsi="Times New Roman" w:eastAsia="宋体"/>
-          <w:b w:val="0"/>
-          <w:sz w:val="18"/>
-        </w:rPr>
-        <w:t xml:space="preserve"> 直接测得。该字段是内核记账而非硬件 PMU 计数器，本平台无 PMU 的限制因此不影响此判据；起止各留快照，中间每 2 s 覆盖一次，不需重编译引擎：</w:t>
-      </w:r>
-    </w:p>
-    <w:p>
-      <w:pPr>
-        <w:spacing w:after="0"/>
-        <w:ind w:left="170"/>
-      </w:pPr>
-      <w:r>
-        <w:rPr>
-          <w:rFonts w:ascii="Consolas" w:hAnsi="Consolas"/>
-          <w:sz w:val="14"/>
-        </w:rPr>
-        <w:t>线程                     在核          运行队列等待    等待/在核</w:t>
-      </w:r>
-    </w:p>
-    <w:p>
-      <w:pPr>
-        <w:spacing w:after="0"/>
-        <w:ind w:left="170"/>
-      </w:pPr>
-      <w:r>
-        <w:rPr>
-          <w:rFonts w:ascii="Consolas" w:hAnsi="Consolas"/>
-          <w:sz w:val="14"/>
-        </w:rPr>
-        <w:t>主线程（producer）        92.15 s         2.59 s       0.028</w:t>
-      </w:r>
-    </w:p>
-    <w:p>
-      <w:pPr>
-        <w:spacing w:after="0"/>
-        <w:ind w:left="170"/>
-      </w:pPr>
-      <w:r>
-        <w:rPr>
-          <w:rFonts w:ascii="Consolas" w:hAnsi="Consolas"/>
-          <w:sz w:val="14"/>
-        </w:rPr>
-        <w:t>16 个 kio worker      各 48 – 58 s   各 1.9 – 3.3 s   0.039 – 0.063</w:t>
-      </w:r>
-    </w:p>
-    <w:p>
-      <w:pPr>
-        <w:spacing w:after="0"/>
-        <w:ind w:left="170"/>
-      </w:pPr>
-      <w:r>
-        <w:rPr>
-          <w:rFonts w:ascii="Consolas" w:hAnsi="Consolas"/>
-          <w:sz w:val="14"/>
-        </w:rPr>
-        <w:t>另 4 个线程          各 23.2 – 23.5 s  约 2.5 s      0.105 – 0.111</w:t>
-      </w:r>
-    </w:p>
-    <w:p>
-      <w:pPr>
-        <w:spacing w:after="0"/>
-        <w:ind w:left="170"/>
-      </w:pPr>
-      <w:r>
-        <w:rPr>
-          <w:rFonts w:ascii="Consolas" w:hAnsi="Consolas"/>
-          <w:sz w:val="14"/>
-        </w:rPr>
-        <w:t>────────────────────────────────────────────────────────────</w:t>
-      </w:r>
-    </w:p>
-    <w:p>
-      <w:pPr>
-        <w:spacing w:after="0"/>
-        <w:ind w:left="170"/>
-      </w:pPr>
-      <w:r>
-        <w:rPr>
-          <w:rFonts w:ascii="Consolas" w:hAnsi="Consolas"/>
-          <w:sz w:val="14"/>
-        </w:rPr>
-        <w:t>合计（21/26 线程有增量） 1007.4 s       52.7 s        0.052</w:t>
-      </w:r>
-    </w:p>
-    <w:p>
-      <w:pPr>
-        <w:spacing w:after="40" w:line="276" w:lineRule="auto"/>
-        <w:ind w:firstLine="360"/>
-      </w:pPr>
-      <w:r>
-        <w:rPr>
-          <w:rFonts w:ascii="Times New Roman" w:hAnsi="Times New Roman" w:eastAsia="宋体"/>
-          <w:b w:val="0"/>
-          <w:sz w:val="18"/>
-        </w:rPr>
-        <w:t xml:space="preserve">判定为非 CPU 受限，三条依据：运行队列等待均远小于在核时间，而饱和时两者应当相当；在核总量折合 8 核中的 3.2 核，即 40% 占用；队列等待仅占可用核时的 2.1%。worker 在核仅占墙钟 16%，说明它们真正阻塞在 </w:t>
-      </w:r>
-      <w:r>
-        <w:rPr>
-          <w:rFonts w:ascii="Consolas" w:hAnsi="Consolas"/>
-          <w:color w:val="000080"/>
-          <w:sz w:val="18"/>
-        </w:rPr>
-        <w:t>cond_wait</w:t>
-      </w:r>
-      <w:r>
-        <w:rPr>
-          <w:rFonts w:ascii="Times New Roman" w:hAnsi="Times New Roman" w:eastAsia="宋体"/>
-          <w:b w:val="0"/>
-          <w:sz w:val="18"/>
-        </w:rPr>
-        <w:t xml:space="preserve"> 而非自旋。</w:t>
-      </w:r>
-    </w:p>
-    <w:p>
-      <w:pPr>
-        <w:spacing w:after="40" w:line="276" w:lineRule="auto"/>
-        <w:ind w:firstLine="360"/>
-      </w:pPr>
-      <w:r>
-        <w:rPr>
-          <w:rFonts w:ascii="Times New Roman" w:hAnsi="Times New Roman" w:eastAsia="宋体"/>
-          <w:b w:val="0"/>
-          <w:sz w:val="18"/>
-        </w:rPr>
-        <w:t>那 40–49% 是等下一个请求迟到。处置是改生产者节律——层间预取、算术期间发出下一层读——不是加 worker，也不是改等待方式。</w:t>
-      </w:r>
-    </w:p>
-    <w:p>
-      <w:pPr>
-        <w:spacing w:after="40" w:line="276" w:lineRule="auto"/>
-        <w:ind w:firstLine="360"/>
-      </w:pPr>
-      <w:r>
-        <w:rPr>
-          <w:rFonts w:ascii="Times New Roman" w:hAnsi="Times New Roman" w:eastAsia="宋体"/>
-          <w:b w:val="0"/>
-          <w:sz w:val="18"/>
-        </w:rPr>
-        <w:t xml:space="preserve">&gt; </w:t>
-      </w:r>
-      <w:r>
-        <w:rPr>
-          <w:rFonts w:ascii="Times New Roman" w:hAnsi="Times New Roman" w:eastAsia="宋体"/>
-          <w:b/>
-          <w:sz w:val="18"/>
-        </w:rPr>
-        <w:t>判据本身的一处修正</w:t>
-      </w:r>
-      <w:r>
-        <w:rPr>
-          <w:rFonts w:ascii="Times New Roman" w:hAnsi="Times New Roman" w:eastAsia="宋体"/>
-          <w:b w:val="0"/>
-          <w:sz w:val="18"/>
-        </w:rPr>
-        <w:t>：本次预设的判定带把比值 0.02–0.20 定为"两者兼有"，</w:t>
-      </w:r>
-    </w:p>
-    <w:p>
-      <w:pPr>
-        <w:spacing w:after="40" w:line="276" w:lineRule="auto"/>
-        <w:ind w:firstLine="360"/>
-      </w:pPr>
-      <w:r>
-        <w:rPr>
-          <w:rFonts w:ascii="Times New Roman" w:hAnsi="Times New Roman" w:eastAsia="宋体"/>
-          <w:b w:val="0"/>
-          <w:sz w:val="18"/>
-        </w:rPr>
-        <w:t>&gt; 实测 0.052 落入该带。但该带未与物理参照挂钩。饱和意味着比值 ≥ 1，</w:t>
-      </w:r>
-    </w:p>
-    <w:p>
-      <w:pPr>
-        <w:spacing w:after="40" w:line="276" w:lineRule="auto"/>
-        <w:ind w:firstLine="360"/>
-      </w:pPr>
-      <w:r>
-        <w:rPr>
-          <w:rFonts w:ascii="Times New Roman" w:hAnsi="Times New Roman" w:eastAsia="宋体"/>
-          <w:b w:val="0"/>
-          <w:sz w:val="18"/>
-        </w:rPr>
-        <w:t>&gt; 0.052 明显偏于不受限一侧，且绝对占用（40%）才是决定量。原始件与预设带均保留</w:t>
-      </w:r>
-    </w:p>
-    <w:p>
-      <w:pPr>
-        <w:spacing w:after="40" w:line="276" w:lineRule="auto"/>
-        <w:ind w:firstLine="360"/>
-      </w:pPr>
-      <w:r>
-        <w:rPr>
-          <w:rFonts w:ascii="Times New Roman" w:hAnsi="Times New Roman" w:eastAsia="宋体"/>
-          <w:b w:val="0"/>
-          <w:sz w:val="18"/>
-        </w:rPr>
-        <w:t>&gt; （</w:t>
-      </w:r>
-      <w:r>
-        <w:rPr>
-          <w:rFonts w:ascii="Consolas" w:hAnsi="Consolas"/>
-          <w:color w:val="000080"/>
-          <w:sz w:val="18"/>
-        </w:rPr>
-        <w:t>reports/gateab_ab/v64_schedstat/</w:t>
-      </w:r>
-      <w:r>
-        <w:rPr>
-          <w:rFonts w:ascii="Times New Roman" w:hAnsi="Times New Roman" w:eastAsia="宋体"/>
-          <w:b w:val="0"/>
-          <w:sz w:val="18"/>
-        </w:rPr>
-        <w:t>、</w:t>
-      </w:r>
-      <w:r>
-        <w:rPr>
-          <w:rFonts w:ascii="Consolas" w:hAnsi="Consolas"/>
-          <w:color w:val="000080"/>
-          <w:sz w:val="18"/>
-        </w:rPr>
-        <w:t>v64_probe_attempt1.out</w:t>
-      </w:r>
-      <w:r>
-        <w:rPr>
-          <w:rFonts w:ascii="Times New Roman" w:hAnsi="Times New Roman" w:eastAsia="宋体"/>
-          <w:b w:val="0"/>
-          <w:sz w:val="18"/>
-        </w:rPr>
-        <w:t>），判定按绝对量重做。</w:t>
-      </w:r>
-    </w:p>
-    <w:p>
-      <w:pPr>
-        <w:spacing w:after="40" w:line="276" w:lineRule="auto"/>
-        <w:ind w:firstLine="360"/>
-      </w:pPr>
-      <w:r>
-        <w:rPr>
-          <w:rFonts w:ascii="Times New Roman" w:hAnsi="Times New Roman" w:eastAsia="宋体"/>
-          <w:b/>
-          <w:sz w:val="18"/>
-        </w:rPr>
-        <w:t>该替代解释亦已排除：不是"设备做不了这种形态的读"。</w:t>
-      </w:r>
-      <w:r>
-        <w:rPr>
-          <w:rFonts w:ascii="Times New Roman" w:hAnsi="Times New Roman" w:eastAsia="宋体"/>
-          <w:b w:val="0"/>
-          <w:sz w:val="18"/>
-        </w:rPr>
-        <w:t xml:space="preserve"> 以固定读取次数、同字节量，对同一 </w:t>
-      </w:r>
-      <w:r>
-        <w:rPr>
-          <w:rFonts w:ascii="Consolas" w:hAnsi="Consolas"/>
-          <w:color w:val="000080"/>
-          <w:sz w:val="18"/>
-        </w:rPr>
-        <w:t>experts.l2</w:t>
-      </w:r>
-      <w:r>
-        <w:rPr>
-          <w:rFonts w:ascii="Times New Roman" w:hAnsi="Times New Roman" w:eastAsia="宋体"/>
-          <w:b w:val="0"/>
-          <w:sz w:val="18"/>
-        </w:rPr>
-        <w:t xml:space="preserve"> 直接测量该形态（17.5 MB 散乱、O_DIRECT，3 对），设备吞吐与 4M 块顺序档的测量相互吻合，两者同在约 1500 MB/s 量级（</w:t>
-      </w:r>
-      <w:r>
-        <w:rPr>
-          <w:rFonts w:ascii="Consolas" w:hAnsi="Consolas"/>
-          <w:color w:val="000080"/>
-          <w:sz w:val="18"/>
-        </w:rPr>
-        <w:t>reports/gateab_ab/v60_shape/raw.tsv</w:t>
-      </w:r>
-      <w:r>
-        <w:rPr>
-          <w:rFonts w:ascii="Times New Roman" w:hAnsi="Times New Roman" w:eastAsia="宋体"/>
-          <w:b w:val="0"/>
-          <w:sz w:val="18"/>
-        </w:rPr>
-        <w:t>）。</w:t>
-      </w:r>
-      <w:r>
-        <w:rPr>
-          <w:rFonts w:ascii="Times New Roman" w:hAnsi="Times New Roman" w:eastAsia="宋体"/>
-          <w:b/>
-          <w:sz w:val="18"/>
-        </w:rPr>
-        <w:t>而引擎专家流的聚合吞吐仅为其三到四成</w:t>
-      </w:r>
-      <w:r>
-        <w:rPr>
-          <w:rFonts w:ascii="Times New Roman" w:hAnsi="Times New Roman" w:eastAsia="宋体"/>
-          <w:b w:val="0"/>
-          <w:sz w:val="18"/>
-        </w:rPr>
-        <w:t>，故上述差距不能归因于设备能力不足，只能归因于请求到达太晚。</w:t>
-      </w:r>
-    </w:p>
-    <w:p>
-      <w:pPr>
-        <w:spacing w:after="40" w:line="276" w:lineRule="auto"/>
-        <w:ind w:firstLine="360"/>
-      </w:pPr>
-      <w:r>
-        <w:rPr>
-          <w:rFonts w:ascii="Times New Roman" w:hAnsi="Times New Roman" w:eastAsia="宋体"/>
-          <w:b/>
-          <w:sz w:val="18"/>
-        </w:rPr>
-        <w:t>据此，本文的字节下界是必要条件而非充分条件。</w:t>
-      </w:r>
-      <w:r>
-        <w:rPr>
-          <w:rFonts w:ascii="Times New Roman" w:hAnsi="Times New Roman" w:eastAsia="宋体"/>
-          <w:b w:val="0"/>
-          <w:sz w:val="18"/>
-        </w:rPr>
-        <w:t xml:space="preserve"> 仅核算字节会低估慢速层的代价：慢速层同时收取字节代价与串行化代价，而把数据上移到 DRAM 可同时消除两者。这是本文原则"复用应落在数据能到达的最快层"的第二条独立理由，此前只给了字节一条。相应地，5.2 的验收判据应从单一下界扩展为两条并列：字节回落至下界，且实测聚合速率接近该形态的设备能力。</w:t>
-      </w:r>
-    </w:p>
-    <w:p>
-      <w:pPr>
-        <w:spacing w:after="40" w:line="276" w:lineRule="auto"/>
-        <w:ind w:firstLine="360"/>
-      </w:pPr>
-      <w:r>
-        <w:rPr>
-          <w:rFonts w:ascii="Times New Roman" w:hAnsi="Times New Roman" w:eastAsia="宋体"/>
-          <w:b/>
-          <w:sz w:val="18"/>
-        </w:rPr>
-        <w:t>本节不给出该差距的可达上限。</w:t>
-      </w:r>
-      <w:r>
-        <w:rPr>
-          <w:rFonts w:ascii="Times New Roman" w:hAnsi="Times New Roman" w:eastAsia="宋体"/>
-          <w:b w:val="0"/>
-          <w:sz w:val="18"/>
-        </w:rPr>
-        <w:t xml:space="preserve"> 可确定的是它不是字节造成的、也不是设备在该形态上做不到的；不可确定的是跨层流水能收回多少。该问题在本平台的测量重复性下无法判定（见本节方法学限度段与 </w:t>
-      </w:r>
-      <w:r>
-        <w:rPr>
-          <w:rFonts w:ascii="Consolas" w:hAnsi="Consolas"/>
-          <w:color w:val="000080"/>
-          <w:sz w:val="18"/>
-        </w:rPr>
-        <w:t>BENCH_PROTO.md</w:t>
-      </w:r>
-      <w:r>
-        <w:rPr>
-          <w:rFonts w:ascii="Times New Roman" w:hAnsi="Times New Roman" w:eastAsia="宋体"/>
-          <w:b w:val="0"/>
-          <w:sz w:val="18"/>
-        </w:rPr>
-        <w:t xml:space="preserve"> 第 14 节），故不作量化声称。</w:t>
-      </w:r>
-    </w:p>
-    <w:p>
-      <w:pPr>
-        <w:spacing w:after="40" w:line="276" w:lineRule="auto"/>
-        <w:ind w:firstLine="360"/>
-      </w:pPr>
-      <w:r>
-        <w:rPr>
-          <w:rFonts w:ascii="Times New Roman" w:hAnsi="Times New Roman" w:eastAsia="宋体"/>
-          <w:b w:val="0"/>
-          <w:sz w:val="18"/>
-        </w:rPr>
-        <w:t>阶段 A 的 1.00 不受此影响。其 W_i（85 MB/s）本就是设备实测值而非引擎实绩，且为单一顺序流，比值 1.00 的含义（字节÷带宽即定律）仍然成立。</w:t>
-      </w:r>
-    </w:p>
-    <w:p>
-      <w:pPr>
-        <w:spacing w:after="40" w:line="276" w:lineRule="auto"/>
-        <w:ind w:firstLine="360"/>
-      </w:pPr>
-      <w:r>
-        <w:rPr>
-          <w:rFonts w:ascii="Times New Roman" w:hAnsi="Times New Roman" w:eastAsia="宋体"/>
-          <w:b/>
-          <w:sz w:val="18"/>
-        </w:rPr>
-        <w:t>【方法学限度】</w:t>
-      </w:r>
-      <w:r>
-        <w:rPr>
-          <w:rFonts w:ascii="Times New Roman" w:hAnsi="Times New Roman" w:eastAsia="宋体"/>
-          <w:b w:val="0"/>
-          <w:sz w:val="18"/>
-        </w:rPr>
-        <w:t xml:space="preserve"> 本节末行与上述配对均以 s/词元 为观测量，该观测量在同一配置下不可复现：连续 30 次运行的字节量完全相同（均 4595 reqs、216.66 GB），而墙钟散布在 65.21–117.87 s/词元，跨度 80.8%，其中 17 次落在规程第 14.1 节的 10% 判定带内（图 3）。</w:t>
-      </w:r>
-      <w:r>
-        <w:rPr>
-          <w:rFonts w:ascii="Times New Roman" w:hAnsi="Times New Roman" w:eastAsia="宋体"/>
-          <w:b/>
-          <w:sz w:val="18"/>
-        </w:rPr>
-        <w:t>故不能引用任一时段的离散度充当本平台的重复性。</w:t>
-      </w:r>
-      <w:r>
-        <w:rPr>
-          <w:rFonts w:ascii="Times New Roman" w:hAnsi="Times New Roman" w:eastAsia="宋体"/>
-          <w:b w:val="0"/>
-          <w:sz w:val="18"/>
-        </w:rPr>
-        <w:t xml:space="preserve"> 实践结论是：</w:t>
-      </w:r>
-    </w:p>
-    <w:p>
-      <w:pPr>
-        <w:spacing w:after="0"/>
-        <w:ind w:left="170"/>
-      </w:pPr>
-      <w:r>
-        <w:rPr>
-          <w:rFonts w:ascii="Consolas" w:hAnsi="Consolas"/>
-          <w:sz w:val="14"/>
-        </w:rPr>
-        <w:t>凡以 s/词元 为观测量作配置间对比，在同一时段内交错配对重复 ≥5 轮，</w:t>
-      </w:r>
-    </w:p>
-    <w:p>
-      <w:pPr>
-        <w:spacing w:after="0"/>
-        <w:ind w:left="170"/>
-      </w:pPr>
-      <w:r>
-        <w:rPr>
-          <w:rFonts w:ascii="Consolas" w:hAnsi="Consolas"/>
-          <w:sz w:val="14"/>
-        </w:rPr>
-        <w:t>且仅当配对差 ≥10% 时才可判定"有差异"；效应 &lt;10% 一律记为"无差异"。</w:t>
-      </w:r>
-    </w:p>
-    <w:p>
-      <w:pPr>
-        <w:spacing w:after="0"/>
-        <w:ind w:left="170"/>
-      </w:pPr>
-      <w:r>
-        <w:rPr>
-          <w:rFonts w:ascii="Consolas" w:hAnsi="Consolas"/>
-          <w:sz w:val="14"/>
-        </w:rPr>
-        <w:t>引用跨时段的绝对速率作对比。</w:t>
-      </w:r>
-    </w:p>
-    <w:p>
-      <w:pPr>
-        <w:spacing w:after="40" w:line="276" w:lineRule="auto"/>
-        <w:ind w:firstLine="360"/>
-      </w:pPr>
-      <w:r>
-        <w:rPr>
-          <w:rFonts w:ascii="Times New Roman" w:hAnsi="Times New Roman" w:eastAsia="宋体"/>
-          <w:b w:val="0"/>
-          <w:sz w:val="18"/>
-        </w:rPr>
-        <w:t>本节亦不据此主张任何参数调优方向。相比之下第二节的推论验证（4.2、4.3）以</w:t>
-      </w:r>
-      <w:r>
-        <w:rPr>
-          <w:rFonts w:ascii="Times New Roman" w:hAnsi="Times New Roman" w:eastAsia="宋体"/>
-          <w:b/>
-          <w:sz w:val="18"/>
-        </w:rPr>
-        <w:t>字节</w:t>
-      </w:r>
-      <w:r>
-        <w:rPr>
-          <w:rFonts w:ascii="Times New Roman" w:hAnsi="Times New Roman" w:eastAsia="宋体"/>
-          <w:b w:val="0"/>
-          <w:sz w:val="18"/>
-        </w:rPr>
-        <w:t xml:space="preserve">而非时间核算，不受此限度影响。上列十轮稳定量见 </w:t>
-      </w:r>
-      <w:r>
-        <w:rPr>
-          <w:rFonts w:ascii="Consolas" w:hAnsi="Consolas"/>
-          <w:color w:val="000080"/>
-          <w:sz w:val="18"/>
-        </w:rPr>
-        <w:t>reports/gateab_ab/FINDINGS.md</w:t>
-      </w:r>
-      <w:r>
-        <w:rPr>
-          <w:rFonts w:ascii="Times New Roman" w:hAnsi="Times New Roman" w:eastAsia="宋体"/>
-          <w:b w:val="0"/>
-          <w:sz w:val="18"/>
-        </w:rPr>
-        <w:t>。</w:t>
+        <w:t>而非时间核算，不受此限度影响。上列十轮稳定量见随稿附件 A.4.2。</w:t>
       </w:r>
     </w:p>
     <w:p>
@@ -7106,7 +7110,37 @@
           <w:b w:val="0"/>
           <w:sz w:val="18"/>
         </w:rPr>
-        <w:t>（</w:t>
+        <w:t>（随稿附件 A.4.2）。</w:t>
+      </w:r>
+      <w:r>
+        <w:rPr>
+          <w:rFonts w:ascii="Times New Roman" w:hAnsi="Times New Roman" w:eastAsia="宋体"/>
+          <w:b/>
+          <w:sz w:val="18"/>
+        </w:rPr>
+        <w:t>二者相差至少 2.7 倍，差距的方向与存在性成立；幅度不可定量</w:t>
+      </w:r>
+      <w:r>
+        <w:rPr>
+          <w:rFonts w:ascii="Times New Roman" w:hAnsi="Times New Roman" w:eastAsia="宋体"/>
+          <w:b w:val="0"/>
+          <w:sz w:val="18"/>
+        </w:rPr>
+        <w:t>，理由如下。</w:t>
+      </w:r>
+    </w:p>
+    <w:p>
+      <w:pPr>
+        <w:spacing w:after="40" w:line="276" w:lineRule="auto"/>
+        <w:ind w:firstLine="360"/>
+      </w:pPr>
+      <w:r>
+        <w:rPr>
+          <w:rFonts w:ascii="Times New Roman" w:hAnsi="Times New Roman" w:eastAsia="宋体"/>
+          <w:b w:val="0"/>
+          <w:sz w:val="18"/>
+        </w:rPr>
+        <w:t>该差距以同盘、同单元（</w:t>
       </w:r>
       <w:r>
         <w:rPr>
@@ -7114,7 +7148,7 @@
           <w:color w:val="000080"/>
           <w:sz w:val="18"/>
         </w:rPr>
-        <w:t>reports/gateab_ab/v36_devrate/</w:t>
+        <w:t>l2.slot_bytes</w:t>
       </w:r>
       <w:r>
         <w:rPr>
@@ -7122,85 +7156,7 @@
           <w:b w:val="0"/>
           <w:sz w:val="18"/>
         </w:rPr>
-        <w:t>、</w:t>
-      </w:r>
-      <w:r>
-        <w:rPr>
-          <w:rFonts w:ascii="Consolas" w:hAnsi="Consolas"/>
-          <w:color w:val="000080"/>
-          <w:sz w:val="18"/>
-        </w:rPr>
-        <w:t>v37_burst/</w:t>
-      </w:r>
-      <w:r>
-        <w:rPr>
-          <w:rFonts w:ascii="Times New Roman" w:hAnsi="Times New Roman" w:eastAsia="宋体"/>
-          <w:b w:val="0"/>
-          <w:sz w:val="18"/>
-        </w:rPr>
-        <w:t>）。</w:t>
-      </w:r>
-      <w:r>
-        <w:rPr>
-          <w:rFonts w:ascii="Times New Roman" w:hAnsi="Times New Roman" w:eastAsia="宋体"/>
-          <w:b/>
-          <w:sz w:val="18"/>
-        </w:rPr>
-        <w:t>二者相差至少 2.7 倍，差距的方向与存在性成立；幅度不可定量</w:t>
-      </w:r>
-      <w:r>
-        <w:rPr>
-          <w:rFonts w:ascii="Times New Roman" w:hAnsi="Times New Roman" w:eastAsia="宋体"/>
-          <w:b w:val="0"/>
-          <w:sz w:val="18"/>
-        </w:rPr>
-        <w:t>，理由如下。</w:t>
-      </w:r>
-    </w:p>
-    <w:p>
-      <w:pPr>
-        <w:spacing w:after="40" w:line="276" w:lineRule="auto"/>
-        <w:ind w:firstLine="360"/>
-      </w:pPr>
-      <w:r>
-        <w:rPr>
-          <w:rFonts w:ascii="Times New Roman" w:hAnsi="Times New Roman" w:eastAsia="宋体"/>
-          <w:b w:val="0"/>
-          <w:sz w:val="18"/>
-        </w:rPr>
-        <w:t>该差距以同盘、同单元（</w:t>
-      </w:r>
-      <w:r>
-        <w:rPr>
-          <w:rFonts w:ascii="Consolas" w:hAnsi="Consolas"/>
-          <w:color w:val="000080"/>
-          <w:sz w:val="18"/>
-        </w:rPr>
-        <w:t>l2.slot_bytes</w:t>
-      </w:r>
-      <w:r>
-        <w:rPr>
-          <w:rFonts w:ascii="Times New Roman" w:hAnsi="Times New Roman" w:eastAsia="宋体"/>
-          <w:b w:val="0"/>
-          <w:sz w:val="18"/>
-        </w:rPr>
-        <w:t xml:space="preserve"> = 17547264）、O_DIRECT、主干顺序流与专家散乱流同盘并发、210 s 连续、3 对交错配对测得（</w:t>
-      </w:r>
-      <w:r>
-        <w:rPr>
-          <w:rFonts w:ascii="Consolas" w:hAnsi="Consolas"/>
-          <w:color w:val="000080"/>
-          <w:sz w:val="18"/>
-        </w:rPr>
-        <w:t>reports/gateab_ab/v58_mix/ratios.txt</w:t>
-      </w:r>
-      <w:r>
-        <w:rPr>
-          <w:rFonts w:ascii="Times New Roman" w:hAnsi="Times New Roman" w:eastAsia="宋体"/>
-          <w:b w:val="0"/>
-          <w:sz w:val="18"/>
-        </w:rPr>
-        <w:t>）：</w:t>
+        <w:t xml:space="preserve"> = 17547264）、O_DIRECT、主干顺序流与专家散乱流同盘并发、210 s 连续、3 对交错配对测得（随稿附件 A.4.2）：</w:t>
       </w:r>
     </w:p>
     <w:p>
@@ -8191,6 +8147,14 @@
         <w:tblStyle w:val="TableGrid"/>
         <w:tblW w:type="auto" w:w="0"/>
         <w:tblLook w:firstColumn="1" w:firstRow="1" w:lastColumn="0" w:lastRow="0" w:noHBand="0" w:noVBand="1" w:val="04A0"/>
+        <w:tblBorders>
+          <w:top w:val="single" w:sz="8" w:space="0" w:color="000000"/>
+          <w:left w:val="single" w:sz="4" w:space="0" w:color="000000"/>
+          <w:bottom w:val="single" w:sz="8" w:space="0" w:color="000000"/>
+          <w:right w:val="single" w:sz="4" w:space="0" w:color="000000"/>
+          <w:insideH w:val="single" w:sz="4" w:space="0" w:color="000000"/>
+          <w:insideV w:val="single" w:sz="4" w:space="0" w:color="000000"/>
+        </w:tblBorders>
         <w:tblLayout w:type="fixed"/>
       </w:tblPr>
       <w:tblGrid>
@@ -8203,6 +8167,7 @@
         <w:tc>
           <w:tcPr>
             <w:tcW w:type="dxa" w:w="1250"/>
+            <w:shd w:val="clear" w:fill="F2F2F2"/>
           </w:tcPr>
           <w:p>
             <w:pPr>
@@ -8222,6 +8187,7 @@
         <w:tc>
           <w:tcPr>
             <w:tcW w:type="dxa" w:w="747"/>
+            <w:shd w:val="clear" w:fill="F2F2F2"/>
           </w:tcPr>
           <w:p>
             <w:pPr>
@@ -8241,6 +8207,7 @@
         <w:tc>
           <w:tcPr>
             <w:tcW w:type="dxa" w:w="819"/>
+            <w:shd w:val="clear" w:fill="F2F2F2"/>
           </w:tcPr>
           <w:p>
             <w:pPr>
@@ -8260,6 +8227,7 @@
         <w:tc>
           <w:tcPr>
             <w:tcW w:type="dxa" w:w="2060"/>
+            <w:shd w:val="clear" w:fill="F2F2F2"/>
           </w:tcPr>
           <w:p>
             <w:pPr>
@@ -9302,23 +9270,7 @@
           <w:b w:val="0"/>
           <w:sz w:val="18"/>
         </w:rPr>
-        <w:t>两条之间的差距为 1.30–1.58 倍（三对交错配对，</w:t>
-      </w:r>
-      <w:r>
-        <w:rPr>
-          <w:rFonts w:ascii="Consolas" w:hAnsi="Consolas"/>
-          <w:color w:val="000080"/>
-          <w:sz w:val="18"/>
-        </w:rPr>
-        <w:t>reports/gateab_ab/v58_mix/ratios.txt</w:t>
-      </w:r>
-      <w:r>
-        <w:rPr>
-          <w:rFonts w:ascii="Times New Roman" w:hAnsi="Times New Roman" w:eastAsia="宋体"/>
-          <w:b w:val="0"/>
-          <w:sz w:val="18"/>
-        </w:rPr>
-        <w:t>），机制已定位为算术与 I/O 的串行化：每层读毕、计算、再读下一层，期间 worker 有 40–49% 的时间阻塞在等待上，而队列几乎不积压。</w:t>
+        <w:t>两条之间的差距为 1.30–1.58 倍（三对交错配对，随稿附件 A.4.2），机制已定位为算术与 I/O 的串行化：每层读毕、计算、再读下一层，期间 worker 有 40–49% 的时间阻塞在等待上，而队列几乎不积压。</w:t>
       </w:r>
       <w:r>
         <w:rPr>
@@ -9584,7 +9536,7 @@
           <w:b w:val="0"/>
           <w:sz w:val="18"/>
         </w:rPr>
-        <w:t>[10] 作者自建真机字节流台账（k3 x86 冷启动，2026-08），项目内文件 papers/byteflow-matrix.md [Author-built machine byte-stream ledger, k3 x86 cold start, 2026-08, project file papers/byteflow-matrix.md].</w:t>
+        <w:t>[10] 作者自建真机字节流台账（k3 x86 冷启动，2026-08），随稿附件 A.1 [Author-built machine byte-stream ledger, k3 x86 cold start, 2026-08, attachment A.1].</w:t>
       </w:r>
     </w:p>
     <w:p>

--- a/papers/提交稿-缓存高命中与词元低输出.docx
+++ b/papers/提交稿-缓存高命中与词元低输出.docx
@@ -82,7 +82,7 @@
           <w:b w:val="0"/>
           <w:sz w:val="18"/>
         </w:rPr>
-        <w:t>所用原则——慢速层只读一次——由定义与两条显式假设直接导出，不含隐藏引理。</w:t>
+        <w:t>所用原则——慢速层只读一次——由定义与两条显式假设直接导出，不含隐藏引理，因而任何字节级台账都能逐行核对而不必先核对文献。</w:t>
       </w:r>
       <w:r>
         <w:rPr>
@@ -90,7 +90,7 @@
           <w:b/>
           <w:sz w:val="18"/>
         </w:rPr>
-        <w:t>平凡的是它的推导，不是它的作用：正因为它不需要引用，它才固定了一个任何字节台账都能逐行核对的口径，而可核对是全文其余部分的前提。</w:t>
+        <w:t>判据能否成立，取决于计出来的数是否可信，而不是这条原则是否深刻。</w:t>
       </w:r>
       <w:r>
         <w:rPr>
@@ -425,15 +425,7 @@
           <w:b w:val="0"/>
           <w:sz w:val="18"/>
         </w:rPr>
-        <w:t>：使“复用是否落位”成为可验收的判断，取代白板命中率。标尺是慢速层只读一次原则（§3.1），它的推导很短——由定义与两条显式假设直接导出，不含隐藏引理。</w:t>
-      </w:r>
-      <w:r>
-        <w:rPr>
-          <w:rFonts w:ascii="Times New Roman" w:hAnsi="Times New Roman" w:eastAsia="宋体"/>
-          <w:b/>
-          <w:sz w:val="18"/>
-        </w:rPr>
-        <w:t>短在这里是优点：原则不依赖任何文献，因此审阅者在推导上无处挑刺；而它一旦成立，就固定了判据可以被逐行核对的那个原点。</w:t>
+        <w:t>：使“复用是否落位”成为可验收的判断，取代白板命中率。标尺是慢速层只读一次原则（§3.1）：由定义与两条显式假设直接导出，不含隐藏引理，因而无需先核对文献即可使用，判据一旦成立，就固定了可以被逐行核对的原点。</w:t>
       </w:r>
     </w:p>
     <w:p>
@@ -557,7 +549,7 @@
           <w:b/>
           <w:sz w:val="18"/>
         </w:rPr>
-        <w:t>平凡的是这条原则的推导，不是它的作用。</w:t>
+        <w:t>判据能否成立，取决于两件与这条原则无关的事：计出来的数是否可信（§3.2），以及字节级台账与时间账为什么不能混用（第 4.6 节）。</w:t>
       </w:r>
       <w:r>
         <w:rPr>
@@ -565,39 +557,7 @@
           <w:b w:val="0"/>
           <w:sz w:val="18"/>
         </w:rPr>
-        <w:t xml:space="preserve"> 它平凡到不需要引用，这既是它的弱点（不足以单独支撑一篇论文）也是它的长处（审阅者无法在推导上挑刺）。而真正决定判据能否成立的地方在两处：</w:t>
-      </w:r>
-      <w:r>
-        <w:rPr>
-          <w:rFonts w:ascii="Times New Roman" w:hAnsi="Times New Roman" w:eastAsia="宋体"/>
-          <w:b/>
-          <w:sz w:val="18"/>
-        </w:rPr>
-        <w:t>计出来的数是否可信（§3.2）</w:t>
-      </w:r>
-      <w:r>
-        <w:rPr>
-          <w:rFonts w:ascii="Times New Roman" w:hAnsi="Times New Roman" w:eastAsia="宋体"/>
-          <w:b w:val="0"/>
-          <w:sz w:val="18"/>
-        </w:rPr>
-        <w:t>，以及</w:t>
-      </w:r>
-      <w:r>
-        <w:rPr>
-          <w:rFonts w:ascii="Times New Roman" w:hAnsi="Times New Roman" w:eastAsia="宋体"/>
-          <w:b/>
-          <w:sz w:val="18"/>
-        </w:rPr>
-        <w:t>字节级台账与时间账为什么不能混用（第 4.6 节）</w:t>
-      </w:r>
-      <w:r>
-        <w:rPr>
-          <w:rFonts w:ascii="Times New Roman" w:hAnsi="Times New Roman" w:eastAsia="宋体"/>
-          <w:b w:val="0"/>
-          <w:sz w:val="18"/>
-        </w:rPr>
-        <w:t>。这两处都不是原理能回答的，本文的主要工作也在它们上面。</w:t>
+        <w:t xml:space="preserve"> 这两处都不是原则能回答的，本文的主要工作也在它们上面。</w:t>
       </w:r>
     </w:p>
     <w:p>
@@ -832,7 +792,7 @@
           <w:b/>
           <w:sz w:val="18"/>
         </w:rPr>
-        <w:t>该原则由两条显式假设导出、推导平凡，其价值不在于深，而在于它固定了一个不需要引用即可核对的口径</w:t>
+        <w:t>该原则由两条显式假设导出，不含隐藏引理，因而无需先核对文献即可使用</w:t>
       </w:r>
       <w:r>
         <w:rPr>
@@ -840,7 +800,7 @@
           <w:b w:val="0"/>
           <w:sz w:val="18"/>
         </w:rPr>
-        <w:t>：正因为它简单，判据的验收标准才能被逐行回查，而回查是本篇其余工作的前提。</w:t>
+        <w:t>：判据的验收标准由此可以被逐行回查，而回查是本篇其余工作的前提。</w:t>
       </w:r>
       <w:r>
         <w:rPr>

--- a/papers/提交稿-缓存高命中与词元低输出.docx
+++ b/papers/提交稿-缓存高命中与词元低输出.docx
@@ -9329,7 +9329,7 @@
           <w:b w:val="0"/>
           <w:sz w:val="18"/>
         </w:rPr>
-        <w:t>首次逐相位实测的出处与复现、观测口径。依《计算机科学》投稿知第 17 条，该附件与</w:t>
+        <w:t>首次逐相位实测的出处与复现、观测口径。该附件与</w:t>
       </w:r>
     </w:p>
     <w:p>

--- a/papers/提交稿-缓存高命中与词元低输出.docx
+++ b/papers/提交稿-缓存高命中与词元低输出.docx
@@ -3339,7 +3339,23 @@
           <w:b w:val="0"/>
           <w:sz w:val="18"/>
         </w:rPr>
-        <w:t>字节总量在各档均约为 25.83 GB/词元不变。层次不减免字节，只决定"字节在哪一层被读"。随落位层上移：低速层读数从"每词元全量"（25.83 GB）回落，高速盘档全程均值 6.7 GB、后 16 词元尾段仅约 1.7 GB（=27 GB/16 词元，出处见随稿附件 A.1），向"一次生成调用内每个 distinct 项刚好只读一次"收敛；复用的承担场所从更慢速层迁移到更近的层。这正是推论 1 下界的可观测形状。</w:t>
+        <w:t>各档的字节总量相同（表 4），变的是字节从哪一层被读。随落位层上移，低速层读数单调回落，向一次生成调用内每个 distinct 项刚好只读一次收敛；复用的承担场所从更慢速层迁移到更近的层。</w:t>
+      </w:r>
+      <w:r>
+        <w:rPr>
+          <w:rFonts w:ascii="Times New Roman" w:hAnsi="Times New Roman" w:eastAsia="宋体"/>
+          <w:b/>
+          <w:sz w:val="18"/>
+        </w:rPr>
+        <w:t>回落不是靠少搬字节，而是靠换一层搬</w:t>
+      </w:r>
+      <w:r>
+        <w:rPr>
+          <w:rFonts w:ascii="Times New Roman" w:hAnsi="Times New Roman" w:eastAsia="宋体"/>
+          <w:b w:val="0"/>
+          <w:sz w:val="18"/>
+        </w:rPr>
+        <w:t>——这正是推论 1 下界的可观测形状，也是层次结构唯一能做的事。</w:t>
       </w:r>
     </w:p>
     <w:p>
@@ -4073,31 +4089,7 @@
           <w:b w:val="0"/>
           <w:sz w:val="18"/>
         </w:rPr>
-        <w:t>注：时间为三轮运行的中位数，各轮均于低负载下启动。</w:t>
-      </w:r>
-      <w:r>
-        <w:rPr>
-          <w:rFonts w:ascii="Times New Roman" w:hAnsi="Times New Roman" w:eastAsia="宋体"/>
-          <w:b/>
-          <w:sz w:val="18"/>
-        </w:rPr>
-        <w:t>暴露时间取各相位区间的并集，不是时长相加</w:t>
-      </w:r>
-      <w:r>
-        <w:rPr>
-          <w:rFonts w:ascii="Times New Roman" w:hAnsi="Times New Roman" w:eastAsia="宋体"/>
-          <w:b w:val="0"/>
-          <w:sz w:val="18"/>
-        </w:rPr>
-        <w:t>——三者在本档相互重叠，相加会把专家读的 100% 重复计入算术区间。故本表按互斥口径给出，三轮残差均为 0.0000，与引擎自报逐词元墙钟吻合 99.8–99.9%。速率取字节除以该相位并集时间，专家一项为 16 路并发的聚合值。主干一项离散达 355%，只能表述为"不足墙的 1%、早已被掩盖"，不作精确值引用。</w:t>
-      </w:r>
-      <w:r>
-        <w:rPr>
-          <w:rFonts w:ascii="Times New Roman" w:hAnsi="Times New Roman" w:eastAsia="宋体"/>
-          <w:b/>
-          <w:sz w:val="18"/>
-        </w:rPr>
-        <w:t>三轮原始数字与离群点说明见随稿附件 A.1。</w:t>
+        <w:t>注：首次逐相位实测的三项之和为 68.4 s，超过该次端到端 66.1 s，故该次百分比不可用；本表时间线与引擎自报逐词元墙钟吻合 99.8–99.9%，且主存驻留档下的专家读段 355 MB/s 与后续独立测量的 379 MB/s 相符，二者出处见随稿附件 A.1。</w:t>
       </w:r>
     </w:p>
     <w:p>
@@ -4111,6 +4103,44 @@
           <w:b w:val="0"/>
           <w:sz w:val="18"/>
         </w:rPr>
+        <w:t>注：时间为三轮运行的中位数，各轮均于低负载下启动。</w:t>
+      </w:r>
+      <w:r>
+        <w:rPr>
+          <w:rFonts w:ascii="Times New Roman" w:hAnsi="Times New Roman" w:eastAsia="宋体"/>
+          <w:b/>
+          <w:sz w:val="18"/>
+        </w:rPr>
+        <w:t>暴露时间取各相位区间的并集，不是时长相加</w:t>
+      </w:r>
+      <w:r>
+        <w:rPr>
+          <w:rFonts w:ascii="Times New Roman" w:hAnsi="Times New Roman" w:eastAsia="宋体"/>
+          <w:b w:val="0"/>
+          <w:sz w:val="18"/>
+        </w:rPr>
+        <w:t>——三者在本档相互重叠，相加会把专家读的 100% 重复计入算术区间。故本表按互斥口径给出，三轮残差均为 0.0000，与引擎自报逐词元墙钟吻合 99.8–99.9%。速率取字节除以该相位并集时间，专家一项为 16 路并发的聚合值。主干一项离散达 355%，只能表述为"不足墙的 1%、早已被掩盖"，不作精确值引用。</w:t>
+      </w:r>
+      <w:r>
+        <w:rPr>
+          <w:rFonts w:ascii="Times New Roman" w:hAnsi="Times New Roman" w:eastAsia="宋体"/>
+          <w:b/>
+          <w:sz w:val="18"/>
+        </w:rPr>
+        <w:t>三轮原始数字与离群点说明见随稿附件 A.1。</w:t>
+      </w:r>
+    </w:p>
+    <w:p>
+      <w:pPr>
+        <w:spacing w:after="40" w:line="276" w:lineRule="auto"/>
+        <w:ind w:firstLine="360"/>
+      </w:pPr>
+      <w:r>
+        <w:rPr>
+          <w:rFonts w:ascii="Times New Roman" w:hAnsi="Times New Roman" w:eastAsia="宋体"/>
+          <w:b w:val="0"/>
+          <w:sz w:val="18"/>
+        </w:rPr>
         <w:t xml:space="preserve">本表的时间列取自 </w:t>
       </w:r>
       <w:r>
@@ -4127,7 +4157,7 @@
           <w:b w:val="0"/>
           <w:sz w:val="18"/>
         </w:rPr>
-        <w:t xml:space="preserve"> 时间线。首次逐相位实测的百分比不可用：其一，该次运行未在解码循环中标记词元号，</w:t>
+        <w:t xml:space="preserve"> 时间线。首次逐相位实测的百分比不可用：其一，该次运行未在解码循环中标记词元号，逐词元时间线的 </w:t>
       </w:r>
       <w:r>
         <w:rPr>
@@ -4135,7 +4165,7 @@
           <w:color w:val="000080"/>
           <w:sz w:val="18"/>
         </w:rPr>
-        <w:t>trace.csv</w:t>
+        <w:t>token</w:t>
       </w:r>
       <w:r>
         <w:rPr>
@@ -4143,23 +4173,7 @@
           <w:b w:val="0"/>
           <w:sz w:val="18"/>
         </w:rPr>
-        <w:t xml:space="preserve"> 的 </w:t>
-      </w:r>
-      <w:r>
-        <w:rPr>
-          <w:rFonts w:ascii="Consolas" w:hAnsi="Consolas"/>
-          <w:color w:val="000080"/>
-          <w:sz w:val="18"/>
-        </w:rPr>
-        <w:t>token</w:t>
-      </w:r>
-      <w:r>
-        <w:rPr>
-          <w:rFonts w:ascii="Times New Roman" w:hAnsi="Times New Roman" w:eastAsia="宋体"/>
-          <w:b w:val="0"/>
-          <w:sz w:val="18"/>
-        </w:rPr>
-        <w:t xml:space="preserve"> 列恒为 0，"扣除首词元冷启动后的稳态"无从测起；其二，把重叠的时长相加当作暴露时间，导致三项之和 68.4 s 超过表列端到端 66.12 s，占比被凑成 4/75/21 的整数。</w:t>
+        <w:t xml:space="preserve"> 列恒为 0，"扣除首词元冷启动后的稳态"无从测起；其二，把重叠的时长相加当作暴露时间，导致三项之和超过表列端到端时2 s，占比被凑成 4/75/21 的整数。</w:t>
       </w:r>
       <w:r>
         <w:rPr>
@@ -4189,7 +4203,7 @@
           <w:b w:val="0"/>
           <w:sz w:val="18"/>
         </w:rPr>
-        <w:t>把复用从低速盘挪到高速盘后，专家段耗时由 303.58 s/词元（阶段 A，表 3）降至 191.6 s/词元，约 −37%，为同口径的单次对照；同一次高速盘驻留长程运行的端到端输出速度实测为 262.78 s/词元。收益未达按跨遍复用的字节量推演的上界（约 −90%），因为复用仍落在高速盘而非高速内存。表 4 的"目标档"未被到达，该档是推论 1 指向的设计目标，本文不以推演数字冒充实测。</w:t>
+        <w:t>把复用从低速盘挪到高速盘后，专家段耗时约降 37%（阶段 A 与阶段 B，同口径单次对照；两档数值见表 3 与表 7）。收益未达按跨遍复用的字节量推演的上界（约 90%），因为复用仍落在高速盘而非高速内存。表 4 的"目标档"未被到达，该档是推论 1 指向的设计目标，本文不以推演数字冒充实测。</w:t>
       </w:r>
     </w:p>
     <w:p>
@@ -4235,7 +4249,7 @@
           <w:b w:val="0"/>
           <w:sz w:val="18"/>
         </w:rPr>
-        <w:t>：同一配置连续 30 次运行的字节量完全相同，墙钟散布在 65.21–117.87 s/词元，跨度 80.8%（图 3）。故该数字是方向一致的单次对照，不作为可引用的一次运行效果量。</w:t>
+        <w:t>：同一配置连续 30 次运行的字节量完全相同，墙钟跨度达 80.8%（图 3）。故该数字是方向一致的单次对照，不作为可引用的一次运行效果量。</w:t>
       </w:r>
     </w:p>
     <w:p>
@@ -4289,7 +4303,7 @@
           <w:b w:val="0"/>
           <w:sz w:val="15"/>
         </w:rPr>
-        <w:t>图 2 以分配档位为横轴画出低速层读数的回落。要读的是那条单调下降的曲线，而不是任一单点：低速盘档 25.83 GB → 高速盘档均值 6.7 GB、稳态尾段约 1.7 GB，方向与幅度共同构成推论 1 的可检验含义。末档（DRAM）为推论指向而未观测的目标档，图中以空缺标出，不作实测声称，与表 4 末行的标注一致。图中同时可见本文反复强调的一点：总字节量在各档并不下降（专家权重一列 25.83 GB/词元恒定），变化的只是这些字节被读在哪一层。</w:t>
+        <w:t>图 2 以分配档位为横轴画出低速层读数的回落，与表 4 同源。**要读的是那条单调下降的曲线，而不是任一单点**：方向与幅度共同构成推论 1 的可检验含义，单点则随口径而变（见表 4 注）。末档（DRAM）为推论指向而未观测的目标档，图中以空缺标出，不作实测声称。图中同时可见本文反复强调的一点：总字节量在各档并不下降（专家权重一列 25.83 GB/词元恒定），变化的只是这些字节被读在哪一层。</w:t>
       </w:r>
     </w:p>
     <w:p>
@@ -4316,7 +4330,7 @@
           <w:b/>
           <w:sz w:val="18"/>
         </w:rPr>
-        <w:t>图 3 是本文判据的直接依据，一图可见。</w:t>
+        <w:t>图 3 是本文判据的直接依据。</w:t>
       </w:r>
       <w:r>
         <w:rPr>
@@ -4324,7 +4338,7 @@
           <w:b w:val="0"/>
           <w:sz w:val="18"/>
         </w:rPr>
-        <w:t xml:space="preserve"> 左图为 30 次运行的每词元交付字节，全部为 216.66 GB，无一例外；右图为同这 30 次的输出速度，散布在 65.21–117.87 s/词元，跨度 80.8%，其中 17 次落在规程第 14.1 节的 10% 判定带内。</w:t>
+        <w:t xml:space="preserve"> 左图的交付字节在 30 次运行中是一条平线，无一例外；右图同这 30 次的输出速度则散布开去，其中 17 次落在规程第 14.1 节的 10% 判定带内。</w:t>
       </w:r>
       <w:r>
         <w:rPr>

--- a/papers/提交稿-缓存高命中与词元低输出.docx
+++ b/papers/提交稿-缓存高命中与词元低输出.docx
@@ -82,7 +82,7 @@
           <w:b w:val="0"/>
           <w:sz w:val="18"/>
         </w:rPr>
-        <w:t>所用原则——慢速层只读一次——由定义与两条显式假设直接导出，不含隐藏引理，因而任何字节级台账都能逐行核对而不必先核对文献。</w:t>
+        <w:t>缓存命中率调至满格（CACHE HIT 100%），端到端吞吐仍达不到应有水平——这一现象出现在 Kimi K3（2.8T MoE）于存储受限主机上的冷启动推理中。按字节台账而非按命中率汇报，得到的是另一幅图景：每词元从低速盘全量重读专家权重 25.83 GB，占专家段端到端耗时的 94%；把专家权重迁至高速盘后，命中率仍是满格，每词元搬运量仍是 25.83 GB，一个字节未省。</w:t>
       </w:r>
       <w:r>
         <w:rPr>
@@ -90,7 +90,7 @@
           <w:b/>
           <w:sz w:val="18"/>
         </w:rPr>
-        <w:t>判据能否成立，取决于计出来的数是否可信，而不是这条原则是否深刻。</w:t>
+        <w:t>命中只换了介质，没有免掉字节。</w:t>
       </w:r>
       <w:r>
         <w:rPr>
@@ -98,7 +98,7 @@
           <w:b w:val="0"/>
           <w:sz w:val="18"/>
         </w:rPr>
-        <w:t xml:space="preserve"> 实测平台为 Kimi K3（2.8T MoE）：缓存命中率调至满格（CACHE HIT 100%），端到端吞吐仍达不到应有水平，而每词元从低速盘全量重读专家权重 25.83 GB，占该阶段端到端耗时的 94%；把专家迁至高速盘后命中率照样满格，逐词元字节台账显示搬运量仍是 25.83 GB。</w:t>
+        <w:t>命中率统计的是介质命中与否，字节台账统计的是搬了多少字节——两者不是同一本账。</w:t>
       </w:r>
       <w:r>
         <w:rPr>
@@ -106,7 +106,7 @@
           <w:b/>
           <w:sz w:val="18"/>
         </w:rPr>
-        <w:t>命中只换了介质，一个字节未省。</w:t>
+        <w:t>据此给出以字节为口径的验收判据</w:t>
       </w:r>
       <w:r>
         <w:rPr>
@@ -114,7 +114,7 @@
           <w:b w:val="0"/>
           <w:sz w:val="18"/>
         </w:rPr>
-        <w:t>根因是命中率统计的是"介质"、字节台账统计的是"字节"，两者是两本账。由此凝成一条所用原则"慢速层只读一次"：复用落在数据能到达的最快层时，更慢速层的最小读取次数为 1 次且可达。以此给出以 distinct 集核算的字节下界作为验收判据，取代白板命中率，并给出按"算法免读→缓存复用→落位层→落层前压缩"排列的四条排查次序，每条标明读哪个计数器、什么算通过。四条全过仍有差距，则差距不在复用层，转向可达聚合带宽。因为算术与读取交替会使部分设备时间空转。另以 KV 缓存回放作对照，同一判据对两类负载给出相反结论，说明其依据是 distinct 集与驻留容量的实际关系，而非针对某一类权重的特设。</w:t>
+        <w:t>：按 distinct 集核算每层驻留预算，以低速层读数是否回落至下界判定复用是否落位，取代白板命中率；配套四条排查次序，每步标明读哪个计数器、什么算通过。判据以计数器为输入，而计数器会骗人，故另给一条与负载无关的规程：凡派生量必须与一个独立的量交叉校验，并在报告中与被校量同屏打印。本轮六个曾产生错误结论的计数器字段全部由此发现，失效方式互不相同，共同点是误差与真实故障同量级，因而不会自我报警。全部数字取自单一平台、单一冷启动时序。</w:t>
       </w:r>
       <w:r>
         <w:rPr>
@@ -122,14 +122,15 @@
           <w:b/>
           <w:sz w:val="18"/>
         </w:rPr>
-        <w:t>判据以计数器为输入，而计数器会骗人：此处另给出六个曾产生错误结论的计数器字段及其发现方式。全部是与另一个独立的量对账才显形的，故提出一条与负载无关的规程：凡派生量必与独立量交叉校验并同屏打印。该规程是判据成立的前提，不依赖所用的模型与介质；全部数字取自上述单一平台的实测，适用范围与限度见 4.4 节。</w:t>
-      </w:r>
-      <w:r>
-        <w:rPr>
-          <w:rFonts w:ascii="Times New Roman" w:hAnsi="Times New Roman" w:eastAsia="宋体"/>
-          <w:b/>
-          <w:sz w:val="18"/>
-        </w:rPr>
+        <w:t>结论随字节台账成立，不随速度账成立</w:t>
+      </w:r>
+      <w:r>
+        <w:rPr>
+          <w:rFonts w:ascii="Times New Roman" w:hAnsi="Times New Roman" w:eastAsia="宋体"/>
+          <w:b w:val="0"/>
+          <w:sz w:val="18"/>
+        </w:rPr>
+        <w:t>：同一配置连续 30 次运行的字节量完全相同，输出速度跨度却达 80.8%。**</w:t>
       </w:r>
     </w:p>
     <w:p>
@@ -223,7 +224,7 @@
           <w:b w:val="0"/>
           <w:sz w:val="18"/>
         </w:rPr>
-        <w:t>**Abstract:** The principle this paper applies -- that a slow tier is read once per reused item -- follows immediately from the definition and from two explicit assumptions, with no hidden lemma. What is trivial is its derivation, not its structural role: because it needs no citation, it fixes a yardstick that any byte ledger can be checked against line by line, and that checkability is what the rest of the paper depends on. Storage reuse—a data item being read in and used more than once—is the only performance lever left in bandwidth-bound computing. The Principle of Locality tells us which data is worth reusing, but it leaves unanswered where the reuse should take place. This paper adds the conservation side of that principle: if a data item d is actually reused at the fastest tier M_k it can reach, then d must be read at least once (R_i ≥ 1) from every slower tier M_i (i &lt; k); the bound is simultaneously reachable, and any schedule attaining it is also the schedule with the smallest slow-tier access cost. The principle rests on only two assumptions—data moves up the hierarchy one tier at a time, and tiers are ordered by monotonically increasing access cost—and is independent of any specific workload. We demonstrate a violation on the Kimi K3 Mixture-of-Experts model (2.8T parameters) running on a memory-constrained host: at cold start the engine re-read 25.83 GB of expert weights from a slow disk per token, 94% of that stage's end-to-end time; after a fast cache tier was added, the engine reported 100% cache hits while the byte-level ledger showed the per-token 25.83 GB of movement unchanged—hits only switched the source tier, they did not remove the byte transfer. The principle supplies a quantifiable yardstick ("healthy slow tiers are read once") that exposes how whiteboard hit-rate metrics can mask byte-movement facts, and yields a four-step triage order in which each step names the counter to read and what counts as passing; when all four pass and a gap remains, the gap lies outside the reuse layer. Moving the experts to a faster tier did cut expert-stage time by about 37% on one comparison, but the byte counts are invariant across repetitions while the wall-clock is not, so the byte account is the reproducible observation and the timing is not. A per-phase timeline measurement (first run) refines the budget line with a second factor: once the byte count has reached the bound, cost also depends on the aggregate bandwidth actually attainable. The result runs against intuition: the larger stream is nearly free while the smaller one occupies most of the round's wall time (Fig. 5), so cost and byte volume are not aligned. The investigation in §5.2.1 rules out two explanations -- the spread of the experts within a layer (no trend across three spacings) and the kio queue hop (routing reads around it changed the rate by 2%) -- and places the remaining gap on the device side rather than in access order. It does not attribute the gap to implementation loss: a bytes/bandwidth bound is exact for a single sequential stream but understates by 1.39-3.11x when parallel or random reads are present, and re-pricing each stream at its own bandwidth brings that back to within the 10% decision band (Fig. 4). We also give a byte-level audit method (treating hit rate and byte counts as two independent observation surfaces), a four-step triage order in which each step names the counter to read and what counts as passing, and a load-independent instrumentation rule: every derived quantity must be cross-checked against an independent one and printed alongside it. The principle itself is system-agnostic; the reported figures hold only for this experiment.</w:t>
+        <w:t>**Abstract:** Cache hit rate at maximum (CACHE HIT 100%) while end-to-end throughput stays below its expected level — this is what Kimi K3 (2.8T MoE) does at cold start on a memory-constrained host. Accounting in bytes rather than in hit rate gives a different picture: 25.83 GB of expert weights are re-read in full from the slow disk per token, which is 94% of that stage's end-to-end time, and moving the experts to a fast disk leaves the hit rate at maximum and the byte count at 25.83 GB per token, not one byte saved. A hit changes the tier the bytes come from; it does not remove them. Hit rate counts whether the media were hit, a byte ledger counts how many bytes moved, and those are two different books. **From that follows an acceptance criterion stated in bytes**: budget each tier by its distinct set, judge whether reuse has landed by whether the slow-tier read falls to its bound, and drop the hit-rate dashboard. Four diagnostic steps come with it, each naming which counter to read and what counts as passing. The criterion takes counters as input, and counters lie, so a second rule follows, independent of the workload: every derived quantity must be cross-checked against an independent quantity and printed beside it. Six counter fields that produced wrong conclusions in this run were all found that way; their failures are unrelated to one another and share one property, that the error is the same size as the real fault and therefore never raises an alarm. All figures come from one platform and one cold-start sequence. **The conclusion holds on the byte account and not on the speed account**: across thirty identical runs the byte count is identical while the output speed spans 80.8%, which is why a throughput threshold of the order of ten percent cannot be used to accept or reject a change in this setting. Where the four steps all pass and a gap remains, the gap is not in the reuse layer, and the search moves to achievable aggregate bandwidth.</w:t>
       </w:r>
     </w:p>
     <w:p>
@@ -9628,7 +9629,39 @@
           <w:b w:val="0"/>
           <w:sz w:val="18"/>
         </w:rPr>
-        <w:t xml:space="preserve"> The principle this paper applies -- that a slow tier is read once per reused item -- follows immediately from the definition and from two explicit assumptions, with no hidden lemma. What is trivial is its derivation, not its structural role: because it needs no citation, it fixes a yardstick that any byte ledger can be checked against line by line, and that checkability is what the rest of the paper depends on. Storage reuse—a data item being read in and used more than once—is the only performance lever left in bandwidth-bound computing. The Principle of Locality tells us which data is worth reusing, but it leaves unanswered where the reuse should take place. This paper adds the conservation side of that principle: if a data item d is actually reused at the fastest tier M_k it can reach, then d must be read at least once (R_i ≥ 1) from every slower tier M_i (i &lt; k); the bound is simultaneously reachable, and any schedule attaining it is also the schedule with the smallest slow-tier access cost. The principle rests on only two assumptions—data moves up the hierarchy one tier at a time, and tiers are ordered by monotonically increasing access cost—and is independent of any specific workload. We demonstrate a violation on the Kimi K3 Mixture-of-Experts model (2.8T parameters) running on a memory-constrained host: at cold start the engine re-read 25.83 GB of expert weights from a slow disk per token, 94% of that stage's end-to-end time; after a fast cache tier was added, the engine reported 100% cache hits while the byte-level ledger showed the per-token 25.83 GB of movement unchanged—hits only switched the source tier, they did not remove the byte transfer. The principle supplies a quantifiable yardstick ("healthy slow tiers are read once") that exposes how whiteboard hit-rate metrics can mask byte-movement facts, and yields a four-step triage order in which each step names the counter to read and what counts as passing; when all four pass and a gap remains, the gap lies outside the reuse layer. Moving the experts to a faster tier did cut expert-stage time by about 37% on one comparison, but the byte counts are invariant across repetitions while the wall-clock is not, so the byte account is the reproducible observation and the timing is not. A per-phase timeline measurement (first run) refines the budget line with a second factor: once the byte count has reached the bound, cost also depends on the aggregate bandwidth actually attainable. The result runs against intuition: the larger stream is nearly free while the smaller one occupies most of the round's wall time (Fig. 5), so cost and byte volume are not aligned. The investigation in §5.2.1 rules out two explanations -- the spread of the experts within a layer (no trend across three spacings) and the kio queue hop (routing reads around it changed the rate by 2%) -- and places the remaining gap on the device side rather than in access order. It does not attribute the gap to implementation loss: a bytes/bandwidth bound is exact for a single sequential stream but understates by 1.39-3.11x when parallel or random reads are present, and re-pricing each stream at its own bandwidth brings that back to within the 10% decision band (Fig. 4). We also give a byte-level audit method (treating hit rate and byte counts as two independent observation surfaces), a four-step triage order in which each step names the counter to read and what counts as passing, and a load-independent instrumentation rule: every derived quantity must be cross-checked against an independent one and printed alongside it. The principle itself is system-agnostic; the reported figures hold only for this experiment.</w:t>
+        <w:t xml:space="preserve"> Cache hit rate at maximum (CACHE HIT 100%) while end-to-end throughput stays below its expected level — this is what Kimi K3 (2.8T MoE) does at cold start on a memory-constrained host. Accounting in bytes rather than in hit rate gives a different picture: 25.83 GB of expert weights are re-read in full from the slow disk per token, which is 94% of that stage's end-to-end time, and moving the experts to a fast disk leaves the hit rate at maximum and the byte count at 25.83 GB per token, not one byte saved. A hit changes the tier the bytes come from; it does not remove them. Hit rate counts whether the media were hit, a byte ledger counts how many bytes moved, and those are two different books. </w:t>
+      </w:r>
+      <w:r>
+        <w:rPr>
+          <w:rFonts w:ascii="Times New Roman" w:hAnsi="Times New Roman" w:eastAsia="宋体"/>
+          <w:b/>
+          <w:sz w:val="18"/>
+        </w:rPr>
+        <w:t>From that follows an acceptance criterion stated in bytes</w:t>
+      </w:r>
+      <w:r>
+        <w:rPr>
+          <w:rFonts w:ascii="Times New Roman" w:hAnsi="Times New Roman" w:eastAsia="宋体"/>
+          <w:b w:val="0"/>
+          <w:sz w:val="18"/>
+        </w:rPr>
+        <w:t xml:space="preserve">: budget each tier by its distinct set, judge whether reuse has landed by whether the slow-tier read falls to its bound, and drop the hit-rate dashboard. Four diagnostic steps come with it, each naming which counter to read and what counts as passing. The criterion takes counters as input, and counters lie, so a second rule follows, independent of the workload: every derived quantity must be cross-checked against an independent quantity and printed beside it. Six counter fields that produced wrong conclusions in this run were all found that way; their failures are unrelated to one another and share one property, that the error is the same size as the real fault and therefore never raises an alarm. All figures come from one platform and one cold-start sequence. </w:t>
+      </w:r>
+      <w:r>
+        <w:rPr>
+          <w:rFonts w:ascii="Times New Roman" w:hAnsi="Times New Roman" w:eastAsia="宋体"/>
+          <w:b/>
+          <w:sz w:val="18"/>
+        </w:rPr>
+        <w:t>The conclusion holds on the byte account and not on the speed account</w:t>
+      </w:r>
+      <w:r>
+        <w:rPr>
+          <w:rFonts w:ascii="Times New Roman" w:hAnsi="Times New Roman" w:eastAsia="宋体"/>
+          <w:b w:val="0"/>
+          <w:sz w:val="18"/>
+        </w:rPr>
+        <w:t>: across thirty identical runs the byte count is identical while the output speed spans 80.8%, which is why a throughput threshold of the order of ten percent cannot be used to accept or reject a change in this setting. Where the four steps all pass and a gap remains, the gap is not in the reuse layer, and the search moves to achievable aggregate bandwidth.</w:t>
       </w:r>
     </w:p>
     <w:p>

--- a/papers/提交稿-缓存高命中与词元低输出.docx
+++ b/papers/提交稿-缓存高命中与词元低输出.docx
@@ -9152,10 +9152,10 @@
       <w:r>
         <w:rPr>
           <w:rFonts w:ascii="Times New Roman" w:hAnsi="Times New Roman" w:eastAsia="宋体"/>
-          <w:b w:val="0"/>
-          <w:sz w:val="18"/>
-        </w:rPr>
-        <w:t>本文从一次反常现象出发：按命中率将缓存优化至满格，端到端吞吐仍未达到应有水平。围绕该现象，本文给出可逐行回查的字节日志审计与一次真机测量：对存储受限主机上 Kimi K3（2.8T MoE）推理冷启动的实测表明，每词元从低速盘全量重读专家权重 25.83 GB。命中只是换介质，并不能免字节。围绕这一定量现象，本文给出双口径（白板命中率与字节计数对照）审计方法，并把低速层读数下界落为工程判据：以 distinct 集核算每层驻留预算（预算线），以“低速层读数回落至下界”作为复用是否落位的字节级验收判据，以及先问“复用落在哪一层”的四条排查次序。</w:t>
+          <w:b/>
+          <w:sz w:val="18"/>
+        </w:rPr>
+        <w:t>结论是：在存储受限主机上，MoE 专家权重的复用没有落在它能到达的最快层，而命中率看不出这件事；按命中率验收这类改动不成立，验收线必须是逐层字节读数回落至其 distinct 集下界，并须另配一条关于可达聚合带宽的口径，因为代价与字节量不同向。</w:t>
       </w:r>
     </w:p>
     <w:p>
@@ -9169,7 +9169,7 @@
           <w:b w:val="0"/>
           <w:sz w:val="18"/>
         </w:rPr>
-        <w:t>本文原则"慢速层只读一次"（§3.1）在另一类负载上同样适用：复用若落在数据能到达的最快层，每一更慢速层的最小读取次数为 1 且可达，达到该下界的调度低速层读取字节代价最小。它只依赖两条公设——路径上的层为数据到达最快层的唯一入口，代价按读取字节计且对字节量线性——回答的是"复用的代价底线"，据此可给出可检验的推论：读数远超下界即"复用未落位"。对照结果与之方向一致：低速层读数随落位层上移而下降（均值 6.7 GB、稳态尾段约 1.7 GB/词元）。</w:t>
+        <w:t>这一结论由以下三步得出。本文从一次反常现象出发：按命中率将缓存优化至满格，端到端吞吐仍未达到应有水平。围绕该现象，本文给出可逐行回查的字节日志审计与一次真机测量：对存储受限主机上 Kimi K3（2.8T MoE）推理冷启动的实测表明，每词元从低速盘全量重读专家权重 25.83 GB。命中只是换介质，并不能免字节。围绕这一定量现象，本文给出双口径（白板命中率与字节计数对照）审计方法，并把低速层读数下界落为工程判据：以 distinct 集核算每层驻留预算（预算线），以“低速层读数回落至下界”作为复用是否落位的字节级验收判据，以及先问“复用落在哪一层”的四条排查次序。</w:t>
       </w:r>
     </w:p>
     <w:p>
@@ -9183,7 +9183,21 @@
           <w:b w:val="0"/>
           <w:sz w:val="18"/>
         </w:rPr>
-        <w:t>字节达标并非终点。首次逐相位实测补出了判据原先缺的一个因子：代价还要看可达聚合带宽。该次运行的结果与直觉相反：搬运量最大的那一流反而近乎免费，搬运量最小的那一流几乎占满了整轮的墙（图 5）。</w:t>
+        <w:t>本文原则"慢速层只读一次"（§3.1）在另一类负载上同样适用：复用若落在数据能到达的最快层，每一更慢速层的最小读取次数为 1 且可达，达到该下界的调度低速层读取字节代价最小。它只依赖两条公设——路径上的层为数据到达最快层的唯一入口，代价按读取字节计且对字节量线性——回答的是"复用的代价底线"，据此可给出可检验的推论：读数远超下界即"复用未落位"。对照结果与之方向一致：低速层读数随落位层上移而下降（均值 6.7 GB、稳态尾段约 1.7 GB/词元）。</w:t>
+      </w:r>
+    </w:p>
+    <w:p>
+      <w:pPr>
+        <w:spacing w:after="40" w:line="276" w:lineRule="auto"/>
+        <w:ind w:firstLine="360"/>
+      </w:pPr>
+      <w:r>
+        <w:rPr>
+          <w:rFonts w:ascii="Times New Roman" w:hAnsi="Times New Roman" w:eastAsia="宋体"/>
+          <w:b w:val="0"/>
+          <w:sz w:val="18"/>
+        </w:rPr>
+        <w:t>字节达标并非终点。首次逐相位实测补出了判据原先缺的一个因子：代价还要看可达聚合带宽。该次运行的结果与直觉相反：搬运量最大的那一流反而近乎免费，搬运量最小的那一流几乎占满了整轮的墙（表 7）。</w:t>
       </w:r>
       <w:r>
         <w:rPr>

--- a/papers/提交稿-缓存高命中与词元低输出.docx
+++ b/papers/提交稿-缓存高命中与词元低输出.docx
@@ -5778,7 +5778,7 @@
           <w:b w:val="0"/>
           <w:sz w:val="18"/>
         </w:rPr>
-        <w:t xml:space="preserve"> 原表把 16 路并发的专家聚合速率按单流计（453 MB/s），并把重叠的时长相加当作暴露时间；改为并集与互斥口径后，公式下限从 47.6 s 修正为 70.4 s，比值随之由 3.11 降至 1.06。发现过程见附件 A.4.1。</w:t>
+        <w:t xml:space="preserve"> 原表把 16 路并发的专家聚合速率按单流计，并把重叠的时长相加当作暴露时间；改为并集与互斥口径后，比值随之由 3.11 降至 1.06。修正前后的两组数值见随稿附件 A.4.1。</w:t>
       </w:r>
     </w:p>
     <w:p>
@@ -5913,629 +5913,6 @@
     </w:p>
     <w:p>
       <w:pPr>
-        <w:spacing w:after="0"/>
-        <w:ind w:left="170"/>
-      </w:pPr>
-      <w:r>
-        <w:rPr>
-          <w:rFonts w:ascii="Consolas" w:hAnsi="Consolas"/>
-          <w:sz w:val="14"/>
-        </w:rPr>
-        <w:t>主干流         708 – 1003 MB/s 每流，队列 0.1 s (0.1%)</w:t>
-      </w:r>
-    </w:p>
-    <w:p>
-      <w:pPr>
-        <w:spacing w:after="0"/>
-        <w:ind w:left="170"/>
-      </w:pPr>
-      <w:r>
-        <w:rPr>
-          <w:rFonts w:ascii="Consolas" w:hAnsi="Consolas"/>
-          <w:sz w:val="14"/>
-        </w:rPr>
-        <w:t>专家流         34 –  46 MB/s 每流，队列 57 – 76 s (3.1–4.2%)</w:t>
-      </w:r>
-    </w:p>
-    <w:p>
-      <w:pPr>
-        <w:spacing w:after="0"/>
-        <w:ind w:left="170"/>
-      </w:pPr>
-      <w:r>
-        <w:rPr>
-          <w:rFonts w:ascii="Consolas" w:hAnsi="Consolas"/>
-          <w:sz w:val="14"/>
-        </w:rPr>
-        <w:t>worker 睡眠    占墙钟 40 – 49%</w:t>
-      </w:r>
-    </w:p>
-    <w:p>
-      <w:pPr>
-        <w:spacing w:after="0"/>
-        <w:ind w:left="170"/>
-      </w:pPr>
-      <w:r>
-        <w:rPr>
-          <w:rFonts w:ascii="Consolas" w:hAnsi="Consolas"/>
-          <w:sz w:val="14"/>
-        </w:rPr>
-        <w:t>实际并发       8.9 – 10.0×（配置 16 个 worker）</w:t>
-      </w:r>
-    </w:p>
-    <w:p>
-      <w:pPr>
-        <w:spacing w:after="40" w:line="276" w:lineRule="auto"/>
-        <w:ind w:firstLine="360"/>
-      </w:pPr>
-      <w:r>
-        <w:rPr>
-          <w:rFonts w:ascii="Times New Roman" w:hAnsi="Times New Roman" w:eastAsia="宋体"/>
-          <w:b w:val="0"/>
-          <w:sz w:val="18"/>
-        </w:rPr>
-        <w:t>上表两行的速率由时间派生，不可复现；字节量才可复现。后续两次复现把这一点摆了出来：每词元的请求数与字节总量与本节完全相同，专家流每流速率却只有 30 与 29 MB/s，低于上表区间；主干流 833 与 745 MB/s，仍在区间内。两次复现的墙钟（98.90 与 104.66 s/词元）长于本节记录时段，字节除以更长的墙钟，自然得到更低的速率。</w:t>
-      </w:r>
-      <w:r>
-        <w:rPr>
-          <w:rFonts w:ascii="Times New Roman" w:hAnsi="Times New Roman" w:eastAsia="宋体"/>
-          <w:b/>
-          <w:sz w:val="18"/>
-        </w:rPr>
-        <w:t>验收应核对字节而非速率；本文已记录的时间上界为 104.66 s/词元。</w:t>
-      </w:r>
-      <w:r>
-        <w:rPr>
-          <w:rFonts w:ascii="Times New Roman" w:hAnsi="Times New Roman" w:eastAsia="宋体"/>
-          <w:b w:val="0"/>
-          <w:sz w:val="18"/>
-        </w:rPr>
-        <w:t xml:space="preserve"> 完整数字见附件 A.1。</w:t>
-      </w:r>
-    </w:p>
-    <w:p>
-      <w:pPr>
-        <w:spacing w:after="40" w:line="276" w:lineRule="auto"/>
-        <w:ind w:firstLine="360"/>
-      </w:pPr>
-      <w:r>
-        <w:rPr>
-          <w:rFonts w:ascii="Times New Roman" w:hAnsi="Times New Roman" w:eastAsia="宋体"/>
-          <w:b w:val="0"/>
-          <w:sz w:val="18"/>
-        </w:rPr>
-        <w:t>上表的并发倍数不是独立于睡眠占比的第二个量，二者同源：本机为 8 物理核 / 16 逻辑处理器，8 核乘以 SMT 增益即落在实测区间内，故 worker 数超过约 8–10 不再提高并行度。</w:t>
-      </w:r>
-    </w:p>
-    <w:p>
-      <w:pPr>
-        <w:spacing w:after="40" w:line="276" w:lineRule="auto"/>
-        <w:ind w:firstLine="360"/>
-      </w:pPr>
-      <w:r>
-        <w:rPr>
-          <w:rFonts w:ascii="Times New Roman" w:hAnsi="Times New Roman" w:eastAsia="宋体"/>
-          <w:b w:val="0"/>
-          <w:sz w:val="18"/>
-        </w:rPr>
-        <w:t xml:space="preserve">那 40–49% 的成因随后经直接测量判定。每层读毕、计算、再读下一层，期间 worker 有 40–49% 的时间停在 </w:t>
-      </w:r>
-      <w:r>
-        <w:rPr>
-          <w:rFonts w:ascii="Consolas" w:hAnsi="Consolas"/>
-          <w:color w:val="000080"/>
-          <w:sz w:val="18"/>
-        </w:rPr>
-        <w:t>cond_wait</w:t>
-      </w:r>
-      <w:r>
-        <w:rPr>
-          <w:rFonts w:ascii="Times New Roman" w:hAnsi="Times New Roman" w:eastAsia="宋体"/>
-          <w:b w:val="0"/>
-          <w:sz w:val="18"/>
-        </w:rPr>
-        <w:t xml:space="preserve">，而队列只积压 3%。该组合排除"排队等盘"，但不足以区分"请求到达太晚"与"worker 被换下核"——后者手上的请求已出队、处于 in-flight，队列深度看不到。以 </w:t>
-      </w:r>
-      <w:r>
-        <w:rPr>
-          <w:rFonts w:ascii="Consolas" w:hAnsi="Consolas"/>
-          <w:color w:val="000080"/>
-          <w:sz w:val="18"/>
-        </w:rPr>
-        <w:t>/proc/&lt;tid&gt;/schedstat</w:t>
-      </w:r>
-      <w:r>
-        <w:rPr>
-          <w:rFonts w:ascii="Times New Roman" w:hAnsi="Times New Roman" w:eastAsia="宋体"/>
-          <w:b w:val="0"/>
-          <w:sz w:val="18"/>
-        </w:rPr>
-        <w:t xml:space="preserve"> 直接测得。该字段是内核记账而非硬件 PMU 计数器，本平台无 PMU 的限制因此不影响此判据；起止各留快照，中间每 2 s 覆盖一次，不需重编译引擎：</w:t>
-      </w:r>
-    </w:p>
-    <w:p>
-      <w:pPr>
-        <w:spacing w:after="0"/>
-        <w:ind w:left="170"/>
-      </w:pPr>
-      <w:r>
-        <w:rPr>
-          <w:rFonts w:ascii="Consolas" w:hAnsi="Consolas"/>
-          <w:sz w:val="14"/>
-        </w:rPr>
-        <w:t>线程                     在核          运行队列等待    等待/在核</w:t>
-      </w:r>
-    </w:p>
-    <w:p>
-      <w:pPr>
-        <w:spacing w:after="0"/>
-        <w:ind w:left="170"/>
-      </w:pPr>
-      <w:r>
-        <w:rPr>
-          <w:rFonts w:ascii="Consolas" w:hAnsi="Consolas"/>
-          <w:sz w:val="14"/>
-        </w:rPr>
-        <w:t>主线程（producer）        92.15 s         2.59 s       0.028</w:t>
-      </w:r>
-    </w:p>
-    <w:p>
-      <w:pPr>
-        <w:spacing w:after="0"/>
-        <w:ind w:left="170"/>
-      </w:pPr>
-      <w:r>
-        <w:rPr>
-          <w:rFonts w:ascii="Consolas" w:hAnsi="Consolas"/>
-          <w:sz w:val="14"/>
-        </w:rPr>
-        <w:t>16 个 kio worker      各 48 – 58 s   各 1.9 – 3.3 s   0.039 – 0.063</w:t>
-      </w:r>
-    </w:p>
-    <w:p>
-      <w:pPr>
-        <w:spacing w:after="0"/>
-        <w:ind w:left="170"/>
-      </w:pPr>
-      <w:r>
-        <w:rPr>
-          <w:rFonts w:ascii="Consolas" w:hAnsi="Consolas"/>
-          <w:sz w:val="14"/>
-        </w:rPr>
-        <w:t>另 4 个线程          各 23.2 – 23.5 s  约 2.5 s      0.105 – 0.111</w:t>
-      </w:r>
-    </w:p>
-    <w:p>
-      <w:pPr>
-        <w:spacing w:after="0"/>
-        <w:ind w:left="170"/>
-      </w:pPr>
-      <w:r>
-        <w:rPr>
-          <w:rFonts w:ascii="Consolas" w:hAnsi="Consolas"/>
-          <w:sz w:val="14"/>
-        </w:rPr>
-        <w:t>────────────────────────────────────────────────────────────</w:t>
-      </w:r>
-    </w:p>
-    <w:p>
-      <w:pPr>
-        <w:spacing w:after="0"/>
-        <w:ind w:left="170"/>
-      </w:pPr>
-      <w:r>
-        <w:rPr>
-          <w:rFonts w:ascii="Consolas" w:hAnsi="Consolas"/>
-          <w:sz w:val="14"/>
-        </w:rPr>
-        <w:t>合计（21/26 线程有增量） 1007.4 s       52.7 s        0.052</w:t>
-      </w:r>
-    </w:p>
-    <w:p>
-      <w:pPr>
-        <w:spacing w:after="40" w:line="276" w:lineRule="auto"/>
-        <w:ind w:firstLine="360"/>
-      </w:pPr>
-      <w:r>
-        <w:rPr>
-          <w:rFonts w:ascii="Times New Roman" w:hAnsi="Times New Roman" w:eastAsia="宋体"/>
-          <w:b w:val="0"/>
-          <w:sz w:val="18"/>
-        </w:rPr>
-        <w:t xml:space="preserve">判定为非 CPU 受限，三条依据：运行队列等待均远小于在核时间，而饱和时两者应当相当；在核总量折合 8 核中的 3.2 核，即 40% 占用；队列等待仅占可用核时的 2.1%。worker 在核仅占墙钟 16%，说明它们真正阻塞在 </w:t>
-      </w:r>
-      <w:r>
-        <w:rPr>
-          <w:rFonts w:ascii="Consolas" w:hAnsi="Consolas"/>
-          <w:color w:val="000080"/>
-          <w:sz w:val="18"/>
-        </w:rPr>
-        <w:t>cond_wait</w:t>
-      </w:r>
-      <w:r>
-        <w:rPr>
-          <w:rFonts w:ascii="Times New Roman" w:hAnsi="Times New Roman" w:eastAsia="宋体"/>
-          <w:b w:val="0"/>
-          <w:sz w:val="18"/>
-        </w:rPr>
-        <w:t xml:space="preserve"> 而非自旋。</w:t>
-      </w:r>
-    </w:p>
-    <w:p>
-      <w:pPr>
-        <w:spacing w:after="40" w:line="276" w:lineRule="auto"/>
-        <w:ind w:firstLine="360"/>
-      </w:pPr>
-      <w:r>
-        <w:rPr>
-          <w:rFonts w:ascii="Times New Roman" w:hAnsi="Times New Roman" w:eastAsia="宋体"/>
-          <w:b w:val="0"/>
-          <w:sz w:val="18"/>
-        </w:rPr>
-        <w:t>那 40–49% 是等下一个请求迟到。处置是改生产者节律——层间预取、算术期间发出下一层读——不是加 worker，也不是改等待方式。</w:t>
-      </w:r>
-    </w:p>
-    <w:p>
-      <w:pPr>
-        <w:spacing w:after="40" w:line="276" w:lineRule="auto"/>
-        <w:ind w:firstLine="360"/>
-      </w:pPr>
-      <w:r>
-        <w:rPr>
-          <w:rFonts w:ascii="Times New Roman" w:hAnsi="Times New Roman" w:eastAsia="宋体"/>
-          <w:b w:val="0"/>
-          <w:sz w:val="18"/>
-        </w:rPr>
-        <w:t xml:space="preserve">&gt; </w:t>
-      </w:r>
-      <w:r>
-        <w:rPr>
-          <w:rFonts w:ascii="Times New Roman" w:hAnsi="Times New Roman" w:eastAsia="宋体"/>
-          <w:b/>
-          <w:sz w:val="18"/>
-        </w:rPr>
-        <w:t>判据本身的一处修正</w:t>
-      </w:r>
-      <w:r>
-        <w:rPr>
-          <w:rFonts w:ascii="Times New Roman" w:hAnsi="Times New Roman" w:eastAsia="宋体"/>
-          <w:b w:val="0"/>
-          <w:sz w:val="18"/>
-        </w:rPr>
-        <w:t>：本次预设的判定带把比值 0.02–0.20 定为"两者兼有"，</w:t>
-      </w:r>
-    </w:p>
-    <w:p>
-      <w:pPr>
-        <w:spacing w:after="40" w:line="276" w:lineRule="auto"/>
-        <w:ind w:firstLine="360"/>
-      </w:pPr>
-      <w:r>
-        <w:rPr>
-          <w:rFonts w:ascii="Times New Roman" w:hAnsi="Times New Roman" w:eastAsia="宋体"/>
-          <w:b w:val="0"/>
-          <w:sz w:val="18"/>
-        </w:rPr>
-        <w:t>&gt; 实测 0.052 落入该带。但该带未与物理参照挂钩。饱和意味着比值 ≥ 1，</w:t>
-      </w:r>
-    </w:p>
-    <w:p>
-      <w:pPr>
-        <w:spacing w:after="40" w:line="276" w:lineRule="auto"/>
-        <w:ind w:firstLine="360"/>
-      </w:pPr>
-      <w:r>
-        <w:rPr>
-          <w:rFonts w:ascii="Times New Roman" w:hAnsi="Times New Roman" w:eastAsia="宋体"/>
-          <w:b w:val="0"/>
-          <w:sz w:val="18"/>
-        </w:rPr>
-        <w:t>&gt; 0.052 明显偏于不受限一侧，且绝对占用（40%）才是决定量。原始件与预设带均保留</w:t>
-      </w:r>
-    </w:p>
-    <w:p>
-      <w:pPr>
-        <w:spacing w:after="40" w:line="276" w:lineRule="auto"/>
-        <w:ind w:firstLine="360"/>
-      </w:pPr>
-      <w:r>
-        <w:rPr>
-          <w:rFonts w:ascii="Times New Roman" w:hAnsi="Times New Roman" w:eastAsia="宋体"/>
-          <w:b w:val="0"/>
-          <w:sz w:val="18"/>
-        </w:rPr>
-        <w:t>&gt; （随稿附件 A.4.3），判定按绝对量重做。</w:t>
-      </w:r>
-    </w:p>
-    <w:p>
-      <w:pPr>
-        <w:spacing w:after="40" w:line="276" w:lineRule="auto"/>
-        <w:ind w:firstLine="360"/>
-      </w:pPr>
-      <w:r>
-        <w:rPr>
-          <w:rFonts w:ascii="Times New Roman" w:hAnsi="Times New Roman" w:eastAsia="宋体"/>
-          <w:b/>
-          <w:sz w:val="18"/>
-        </w:rPr>
-        <w:t>该替代解释亦已排除：不是"设备做不了这种形态的读"。</w:t>
-      </w:r>
-      <w:r>
-        <w:rPr>
-          <w:rFonts w:ascii="Times New Roman" w:hAnsi="Times New Roman" w:eastAsia="宋体"/>
-          <w:b w:val="0"/>
-          <w:sz w:val="18"/>
-        </w:rPr>
-        <w:t xml:space="preserve"> 以固定读取次数、同字节量，对同一 </w:t>
-      </w:r>
-      <w:r>
-        <w:rPr>
-          <w:rFonts w:ascii="Consolas" w:hAnsi="Consolas"/>
-          <w:color w:val="000080"/>
-          <w:sz w:val="18"/>
-        </w:rPr>
-        <w:t>experts.l2</w:t>
-      </w:r>
-      <w:r>
-        <w:rPr>
-          <w:rFonts w:ascii="Times New Roman" w:hAnsi="Times New Roman" w:eastAsia="宋体"/>
-          <w:b w:val="0"/>
-          <w:sz w:val="18"/>
-        </w:rPr>
-        <w:t xml:space="preserve"> 直接测量该形态（17.5 MB 散乱、O_DIRECT，3 对），设备吞吐与 4M 块顺序档的测量相互吻合，两者同在约 1500 MB/s 量级（</w:t>
-      </w:r>
-      <w:r>
-        <w:rPr>
-          <w:rFonts w:ascii="Consolas" w:hAnsi="Consolas"/>
-          <w:color w:val="000080"/>
-          <w:sz w:val="18"/>
-        </w:rPr>
-        <w:t>reports/gateab_ab/v60_shape/raw.tsv</w:t>
-      </w:r>
-      <w:r>
-        <w:rPr>
-          <w:rFonts w:ascii="Times New Roman" w:hAnsi="Times New Roman" w:eastAsia="宋体"/>
-          <w:b w:val="0"/>
-          <w:sz w:val="18"/>
-        </w:rPr>
-        <w:t>）。</w:t>
-      </w:r>
-      <w:r>
-        <w:rPr>
-          <w:rFonts w:ascii="Times New Roman" w:hAnsi="Times New Roman" w:eastAsia="宋体"/>
-          <w:b/>
-          <w:sz w:val="18"/>
-        </w:rPr>
-        <w:t>而引擎专家流的聚合吞吐仅为其三到四成</w:t>
-      </w:r>
-      <w:r>
-        <w:rPr>
-          <w:rFonts w:ascii="Times New Roman" w:hAnsi="Times New Roman" w:eastAsia="宋体"/>
-          <w:b w:val="0"/>
-          <w:sz w:val="18"/>
-        </w:rPr>
-        <w:t>，故上述差距不能归因于设备能力不足，只能归因于请求到达太晚。</w:t>
-      </w:r>
-    </w:p>
-    <w:p>
-      <w:pPr>
-        <w:spacing w:after="40" w:line="276" w:lineRule="auto"/>
-        <w:ind w:firstLine="360"/>
-      </w:pPr>
-      <w:r>
-        <w:rPr>
-          <w:rFonts w:ascii="Times New Roman" w:hAnsi="Times New Roman" w:eastAsia="宋体"/>
-          <w:b/>
-          <w:sz w:val="18"/>
-        </w:rPr>
-        <w:t>据此，本文的字节下界是必要条件而非充分条件。</w:t>
-      </w:r>
-      <w:r>
-        <w:rPr>
-          <w:rFonts w:ascii="Times New Roman" w:hAnsi="Times New Roman" w:eastAsia="宋体"/>
-          <w:b w:val="0"/>
-          <w:sz w:val="18"/>
-        </w:rPr>
-        <w:t xml:space="preserve"> 仅核算字节会低估慢速层的代价：慢速层同时收取字节代价与串行化代价，而把数据上移到 DRAM 可同时消除两者。这是本文原则"复用应落在数据能到达的最快层"的第二条独立理由，此前只给了字节一条。相应地，5.2 的验收判据应从单一下界扩展为两条并列：字节回落至下界，且实测聚合速率接近该形态的设备能力。</w:t>
-      </w:r>
-    </w:p>
-    <w:p>
-      <w:pPr>
-        <w:spacing w:after="40" w:line="276" w:lineRule="auto"/>
-        <w:ind w:firstLine="360"/>
-      </w:pPr>
-      <w:r>
-        <w:rPr>
-          <w:rFonts w:ascii="Times New Roman" w:hAnsi="Times New Roman" w:eastAsia="宋体"/>
-          <w:b/>
-          <w:sz w:val="18"/>
-        </w:rPr>
-        <w:t>本节不给出该差距的可达上限。</w:t>
-      </w:r>
-      <w:r>
-        <w:rPr>
-          <w:rFonts w:ascii="Times New Roman" w:hAnsi="Times New Roman" w:eastAsia="宋体"/>
-          <w:b w:val="0"/>
-          <w:sz w:val="18"/>
-        </w:rPr>
-        <w:t xml:space="preserve"> 可确定的是它不是字节造成的、也不是设备在该形态上做不到的；不可确定的是跨层流水能收回多少。该问题在本平台的测量重复性下无法判定（见本节方法学限度段与随稿附件第 3 章），故不作量化声称。</w:t>
-      </w:r>
-    </w:p>
-    <w:p>
-      <w:pPr>
-        <w:spacing w:after="40" w:line="276" w:lineRule="auto"/>
-        <w:ind w:firstLine="360"/>
-      </w:pPr>
-      <w:r>
-        <w:rPr>
-          <w:rFonts w:ascii="Times New Roman" w:hAnsi="Times New Roman" w:eastAsia="宋体"/>
-          <w:b w:val="0"/>
-          <w:sz w:val="18"/>
-        </w:rPr>
-        <w:t>阶段 A 的 1.00 不受此影响。其 W_i（85 MB/s）本就是设备实测值而非引擎实绩，且为单一顺序流，比值 1.00 的含义（字节÷带宽即定律）仍然成立。</w:t>
-      </w:r>
-    </w:p>
-    <w:p>
-      <w:pPr>
-        <w:spacing w:after="40" w:line="276" w:lineRule="auto"/>
-        <w:ind w:firstLine="360"/>
-      </w:pPr>
-      <w:r>
-        <w:rPr>
-          <w:rFonts w:ascii="Times New Roman" w:hAnsi="Times New Roman" w:eastAsia="宋体"/>
-          <w:b/>
-          <w:sz w:val="18"/>
-        </w:rPr>
-        <w:t>【方法学限度】</w:t>
-      </w:r>
-      <w:r>
-        <w:rPr>
-          <w:rFonts w:ascii="Times New Roman" w:hAnsi="Times New Roman" w:eastAsia="宋体"/>
-          <w:b w:val="0"/>
-          <w:sz w:val="18"/>
-        </w:rPr>
-        <w:t xml:space="preserve"> 本节末行与上述配对均以 s/词元 为观测量，该观测量在同一配置下不可复现：连续 30 次运行的字节量完全相同（均 4595 reqs、216.66 GB），而墙钟散布在 65.21–117.87 s/词元，跨度 80.8%，其中 17 次落在规程第 14.1 节的 10% 判定带内（图 3）。</w:t>
-      </w:r>
-      <w:r>
-        <w:rPr>
-          <w:rFonts w:ascii="Times New Roman" w:hAnsi="Times New Roman" w:eastAsia="宋体"/>
-          <w:b/>
-          <w:sz w:val="18"/>
-        </w:rPr>
-        <w:t>故不能引用任一时段的离散度充当本平台的重复性。</w:t>
-      </w:r>
-      <w:r>
-        <w:rPr>
-          <w:rFonts w:ascii="Times New Roman" w:hAnsi="Times New Roman" w:eastAsia="宋体"/>
-          <w:b w:val="0"/>
-          <w:sz w:val="18"/>
-        </w:rPr>
-        <w:t xml:space="preserve"> 实践结论是：</w:t>
-      </w:r>
-    </w:p>
-    <w:p>
-      <w:pPr>
-        <w:spacing w:after="0"/>
-        <w:ind w:left="170"/>
-      </w:pPr>
-      <w:r>
-        <w:rPr>
-          <w:rFonts w:ascii="Consolas" w:hAnsi="Consolas"/>
-          <w:sz w:val="14"/>
-        </w:rPr>
-        <w:t>凡以 s/词元 为观测量作配置间对比，在同一时段内交错配对重复 ≥5 轮，</w:t>
-      </w:r>
-    </w:p>
-    <w:p>
-      <w:pPr>
-        <w:spacing w:after="0"/>
-        <w:ind w:left="170"/>
-      </w:pPr>
-      <w:r>
-        <w:rPr>
-          <w:rFonts w:ascii="Consolas" w:hAnsi="Consolas"/>
-          <w:sz w:val="14"/>
-        </w:rPr>
-        <w:t>且仅当配对差 ≥10% 时才可判定"有差异"；效应 &lt;10% 一律记为"无差异"。</w:t>
-      </w:r>
-    </w:p>
-    <w:p>
-      <w:pPr>
-        <w:spacing w:after="0"/>
-        <w:ind w:left="170"/>
-      </w:pPr>
-      <w:r>
-        <w:rPr>
-          <w:rFonts w:ascii="Consolas" w:hAnsi="Consolas"/>
-          <w:sz w:val="14"/>
-        </w:rPr>
-        <w:t>引用跨时段的绝对速率作对比。</w:t>
-      </w:r>
-    </w:p>
-    <w:p>
-      <w:pPr>
-        <w:spacing w:after="40" w:line="276" w:lineRule="auto"/>
-        <w:ind w:firstLine="360"/>
-      </w:pPr>
-      <w:r>
-        <w:rPr>
-          <w:rFonts w:ascii="Times New Roman" w:hAnsi="Times New Roman" w:eastAsia="宋体"/>
-          <w:b w:val="0"/>
-          <w:sz w:val="18"/>
-        </w:rPr>
-        <w:t>本节亦不据此主张任何参数调优方向。相比之下第二节的推论验证（4.2、4.3）以</w:t>
-      </w:r>
-      <w:r>
-        <w:rPr>
-          <w:rFonts w:ascii="Times New Roman" w:hAnsi="Times New Roman" w:eastAsia="宋体"/>
-          <w:b/>
-          <w:sz w:val="18"/>
-        </w:rPr>
-        <w:t>字节</w:t>
-      </w:r>
-      <w:r>
-        <w:rPr>
-          <w:rFonts w:ascii="Times New Roman" w:hAnsi="Times New Roman" w:eastAsia="宋体"/>
-          <w:b w:val="0"/>
-          <w:sz w:val="18"/>
-        </w:rPr>
-        <w:t>而非时间核算，不受此限度影响。上列十轮稳定量见随稿附件 A.4.2。</w:t>
-      </w:r>
-    </w:p>
-    <w:p>
-      <w:pPr>
-        <w:spacing w:after="40" w:line="276" w:lineRule="auto"/>
-        <w:ind w:firstLine="360"/>
-      </w:pPr>
-      <w:r>
-        <w:rPr>
-          <w:rFonts w:ascii="Times New Roman" w:hAnsi="Times New Roman" w:eastAsia="宋体"/>
-          <w:b w:val="0"/>
-          <w:sz w:val="18"/>
-        </w:rPr>
-        <w:t>本文各节在给出判定的同时，也保留了那些被实测推翻的早期归因。它们不是补充说明，而是记录了判据如何被用：凡被判据推翻的，先查是不是数据性质变了，再查是不是仪表错了——后者见 §3.2，本节数处归因修正正是走完这两步的结果。</w:t>
-      </w:r>
-    </w:p>
-    <w:p>
-      <w:pPr>
-        <w:spacing w:after="40" w:line="276" w:lineRule="auto"/>
-        <w:ind w:firstLine="360"/>
-      </w:pPr>
-      <w:r>
-        <w:rPr>
-          <w:rFonts w:ascii="Times New Roman" w:hAnsi="Times New Roman" w:eastAsia="宋体"/>
-          <w:b/>
-          <w:sz w:val="18"/>
-        </w:rPr>
-        <w:t>一处归因曾指向"主干顺序流与专家散乱流在同一设备上互相争抢"，本文的原则使这一归因被排除。</w:t>
-      </w:r>
-      <w:r>
-        <w:rPr>
-          <w:rFonts w:ascii="Times New Roman" w:hAnsi="Times New Roman" w:eastAsia="宋体"/>
-          <w:b w:val="0"/>
-          <w:sz w:val="18"/>
-        </w:rPr>
-        <w:t xml:space="preserve"> 字节下界判据区分两件事：某层读了多少字节，以及这些字节多贵。按此二者分开测量，散乱 4M 读（1740 MB/s）快于顺序（1537 MB/s），即慢的那一路并非因为"与另一流互相抢"，而是因为访问形态本身更贵。</w:t>
-      </w:r>
-      <w:r>
-        <w:rPr>
-          <w:rFonts w:ascii="Times New Roman" w:hAnsi="Times New Roman" w:eastAsia="宋体"/>
-          <w:b/>
-          <w:sz w:val="18"/>
-        </w:rPr>
-        <w:t>故 arena 扩大导致 trunk 常驻由 22 层降至 15 层、75.5→126.2 s/词元这一现象成立，其机制仍未查明，本文不作归因。</w:t>
-      </w:r>
-      <w:r>
-        <w:rPr>
-          <w:rFonts w:ascii="Times New Roman" w:hAnsi="Times New Roman" w:eastAsia="宋体"/>
-          <w:b w:val="0"/>
-          <w:sz w:val="18"/>
-        </w:rPr>
-        <w:t xml:space="preserve"> 相关证据与两条相关的坏计数器说明见附件 A.4.4。</w:t>
-      </w:r>
-    </w:p>
-    <w:p>
-      <w:pPr>
         <w:spacing w:before="80" w:after="20"/>
         <w:jc w:val="center"/>
       </w:pPr>
@@ -6545,7 +5922,7 @@
           <w:b w:val="0"/>
           <w:sz w:val="15"/>
         </w:rPr>
-        <w:t>表 7 各档的字节与带宽出处见附件 A.4.5。</w:t>
+        <w:t>表 8　两条读取流的实测速率与运行队列（分档运行）</w:t>
       </w:r>
     </w:p>
     <w:p>
@@ -6559,6 +5936,1284 @@
           <w:b w:val="0"/>
           <w:sz w:val="15"/>
         </w:rPr>
+        <w:t>Table 8　Measured rate and run-queue depth per stream, per tier allocation</w:t>
+      </w:r>
+    </w:p>
+    <w:tbl>
+      <w:tblPr>
+        <w:tblStyle w:val="TableGrid"/>
+        <w:tblW w:type="auto" w:w="0"/>
+        <w:tblLook w:firstColumn="1" w:firstRow="1" w:lastColumn="0" w:lastRow="0" w:noHBand="0" w:noVBand="1" w:val="04A0"/>
+        <w:tblBorders>
+          <w:top w:val="single" w:sz="8" w:space="0" w:color="000000"/>
+          <w:left w:val="single" w:sz="4" w:space="0" w:color="000000"/>
+          <w:bottom w:val="single" w:sz="8" w:space="0" w:color="000000"/>
+          <w:right w:val="single" w:sz="4" w:space="0" w:color="000000"/>
+          <w:insideH w:val="single" w:sz="4" w:space="0" w:color="000000"/>
+          <w:insideV w:val="single" w:sz="4" w:space="0" w:color="000000"/>
+        </w:tblBorders>
+        <w:tblLayout w:type="fixed"/>
+      </w:tblPr>
+      <w:tblGrid>
+        <w:gridCol w:w="1165"/>
+        <w:gridCol w:w="2085"/>
+        <w:gridCol w:w="1625"/>
+      </w:tblGrid>
+      <w:tr>
+        <w:tc>
+          <w:tcPr>
+            <w:tcW w:type="dxa" w:w="1165"/>
+            <w:shd w:val="clear" w:fill="F2F2F2"/>
+          </w:tcPr>
+          <w:p>
+            <w:pPr>
+              <w:spacing w:after="0" w:before="0" w:line="240" w:lineRule="auto"/>
+            </w:pPr>
+            <w:r/>
+            <w:r>
+              <w:rPr>
+                <w:rFonts w:ascii="Times New Roman" w:hAnsi="Times New Roman" w:eastAsia="黑体"/>
+                <w:b/>
+                <w:sz w:val="16"/>
+              </w:rPr>
+              <w:t>流</w:t>
+            </w:r>
+          </w:p>
+        </w:tc>
+        <w:tc>
+          <w:tcPr>
+            <w:tcW w:type="dxa" w:w="2085"/>
+            <w:shd w:val="clear" w:fill="F2F2F2"/>
+          </w:tcPr>
+          <w:p>
+            <w:pPr>
+              <w:spacing w:after="0" w:before="0" w:line="240" w:lineRule="auto"/>
+            </w:pPr>
+            <w:r/>
+            <w:r>
+              <w:rPr>
+                <w:rFonts w:ascii="Times New Roman" w:hAnsi="Times New Roman" w:eastAsia="黑体"/>
+                <w:b/>
+                <w:sz w:val="16"/>
+              </w:rPr>
+              <w:t>每流速率</w:t>
+            </w:r>
+          </w:p>
+        </w:tc>
+        <w:tc>
+          <w:tcPr>
+            <w:tcW w:type="dxa" w:w="1625"/>
+            <w:shd w:val="clear" w:fill="F2F2F2"/>
+          </w:tcPr>
+          <w:p>
+            <w:pPr>
+              <w:spacing w:after="0" w:before="0" w:line="240" w:lineRule="auto"/>
+            </w:pPr>
+            <w:r/>
+            <w:r>
+              <w:rPr>
+                <w:rFonts w:ascii="Times New Roman" w:hAnsi="Times New Roman" w:eastAsia="黑体"/>
+                <w:b/>
+                <w:sz w:val="16"/>
+              </w:rPr>
+              <w:t>运行队列</w:t>
+            </w:r>
+          </w:p>
+        </w:tc>
+      </w:tr>
+      <w:tr>
+        <w:tc>
+          <w:tcPr>
+            <w:tcW w:type="dxa" w:w="1165"/>
+          </w:tcPr>
+          <w:p>
+            <w:pPr>
+              <w:spacing w:after="0" w:before="0" w:line="240" w:lineRule="auto"/>
+            </w:pPr>
+            <w:r/>
+            <w:r>
+              <w:rPr>
+                <w:rFonts w:ascii="Times New Roman" w:hAnsi="Times New Roman" w:eastAsia="宋体"/>
+                <w:b w:val="0"/>
+                <w:sz w:val="15"/>
+              </w:rPr>
+              <w:t>主干流</w:t>
+            </w:r>
+          </w:p>
+        </w:tc>
+        <w:tc>
+          <w:tcPr>
+            <w:tcW w:type="dxa" w:w="2085"/>
+          </w:tcPr>
+          <w:p>
+            <w:pPr>
+              <w:spacing w:after="0" w:before="0" w:line="240" w:lineRule="auto"/>
+            </w:pPr>
+            <w:r/>
+            <w:r>
+              <w:rPr>
+                <w:rFonts w:ascii="Times New Roman" w:hAnsi="Times New Roman" w:eastAsia="宋体"/>
+                <w:b w:val="0"/>
+                <w:sz w:val="15"/>
+              </w:rPr>
+              <w:t>708–1003 MB/s</w:t>
+            </w:r>
+          </w:p>
+        </w:tc>
+        <w:tc>
+          <w:tcPr>
+            <w:tcW w:type="dxa" w:w="1625"/>
+          </w:tcPr>
+          <w:p>
+            <w:pPr>
+              <w:spacing w:after="0" w:before="0" w:line="240" w:lineRule="auto"/>
+            </w:pPr>
+            <w:r/>
+            <w:r>
+              <w:rPr>
+                <w:rFonts w:ascii="Times New Roman" w:hAnsi="Times New Roman" w:eastAsia="宋体"/>
+                <w:b w:val="0"/>
+                <w:sz w:val="15"/>
+              </w:rPr>
+              <w:t>0.1 s（0.1%）</w:t>
+            </w:r>
+          </w:p>
+        </w:tc>
+      </w:tr>
+      <w:tr>
+        <w:tc>
+          <w:tcPr>
+            <w:tcW w:type="dxa" w:w="1165"/>
+          </w:tcPr>
+          <w:p>
+            <w:pPr>
+              <w:spacing w:after="0" w:before="0" w:line="240" w:lineRule="auto"/>
+            </w:pPr>
+            <w:r/>
+            <w:r>
+              <w:rPr>
+                <w:rFonts w:ascii="Times New Roman" w:hAnsi="Times New Roman" w:eastAsia="宋体"/>
+                <w:b w:val="0"/>
+                <w:sz w:val="15"/>
+              </w:rPr>
+              <w:t>专家流</w:t>
+            </w:r>
+          </w:p>
+        </w:tc>
+        <w:tc>
+          <w:tcPr>
+            <w:tcW w:type="dxa" w:w="2085"/>
+          </w:tcPr>
+          <w:p>
+            <w:pPr>
+              <w:spacing w:after="0" w:before="0" w:line="240" w:lineRule="auto"/>
+            </w:pPr>
+            <w:r/>
+            <w:r>
+              <w:rPr>
+                <w:rFonts w:ascii="Times New Roman" w:hAnsi="Times New Roman" w:eastAsia="宋体"/>
+                <w:b w:val="0"/>
+                <w:sz w:val="15"/>
+              </w:rPr>
+              <w:t>34–46 MB/s</w:t>
+            </w:r>
+          </w:p>
+        </w:tc>
+        <w:tc>
+          <w:tcPr>
+            <w:tcW w:type="dxa" w:w="1625"/>
+          </w:tcPr>
+          <w:p>
+            <w:pPr>
+              <w:spacing w:after="0" w:before="0" w:line="240" w:lineRule="auto"/>
+            </w:pPr>
+            <w:r/>
+            <w:r>
+              <w:rPr>
+                <w:rFonts w:ascii="Times New Roman" w:hAnsi="Times New Roman" w:eastAsia="宋体"/>
+                <w:b w:val="0"/>
+                <w:sz w:val="15"/>
+              </w:rPr>
+              <w:t>57–76 s（3.1–4.2%）</w:t>
+            </w:r>
+          </w:p>
+        </w:tc>
+      </w:tr>
+      <w:tr>
+        <w:tc>
+          <w:tcPr>
+            <w:tcW w:type="dxa" w:w="1165"/>
+          </w:tcPr>
+          <w:p>
+            <w:pPr>
+              <w:spacing w:after="0" w:before="0" w:line="240" w:lineRule="auto"/>
+            </w:pPr>
+            <w:r/>
+            <w:r>
+              <w:rPr>
+                <w:rFonts w:ascii="Times New Roman" w:hAnsi="Times New Roman" w:eastAsia="宋体"/>
+                <w:b w:val="0"/>
+                <w:sz w:val="15"/>
+              </w:rPr>
+              <w:t>worker 睡眠</w:t>
+            </w:r>
+          </w:p>
+        </w:tc>
+        <w:tc>
+          <w:tcPr>
+            <w:tcW w:type="dxa" w:w="2085"/>
+          </w:tcPr>
+          <w:p>
+            <w:pPr>
+              <w:spacing w:after="0" w:before="0" w:line="240" w:lineRule="auto"/>
+            </w:pPr>
+            <w:r/>
+            <w:r>
+              <w:rPr>
+                <w:rFonts w:ascii="Times New Roman" w:hAnsi="Times New Roman" w:eastAsia="宋体"/>
+                <w:b w:val="0"/>
+                <w:sz w:val="15"/>
+              </w:rPr>
+              <w:t>占墙钟 40–49%</w:t>
+            </w:r>
+          </w:p>
+        </w:tc>
+        <w:tc>
+          <w:tcPr>
+            <w:tcW w:type="dxa" w:w="1625"/>
+          </w:tcPr>
+          <w:p>
+            <w:pPr>
+              <w:spacing w:after="0" w:before="0" w:line="240" w:lineRule="auto"/>
+            </w:pPr>
+            <w:r/>
+            <w:r>
+              <w:rPr>
+                <w:rFonts w:ascii="Times New Roman" w:hAnsi="Times New Roman" w:eastAsia="宋体"/>
+                <w:b w:val="0"/>
+                <w:sz w:val="15"/>
+              </w:rPr>
+              <w:t>—</w:t>
+            </w:r>
+          </w:p>
+        </w:tc>
+      </w:tr>
+      <w:tr>
+        <w:tc>
+          <w:tcPr>
+            <w:tcW w:type="dxa" w:w="1165"/>
+          </w:tcPr>
+          <w:p>
+            <w:pPr>
+              <w:spacing w:after="0" w:before="0" w:line="240" w:lineRule="auto"/>
+            </w:pPr>
+            <w:r/>
+            <w:r>
+              <w:rPr>
+                <w:rFonts w:ascii="Times New Roman" w:hAnsi="Times New Roman" w:eastAsia="宋体"/>
+                <w:b w:val="0"/>
+                <w:sz w:val="15"/>
+              </w:rPr>
+              <w:t>实际并发</w:t>
+            </w:r>
+          </w:p>
+        </w:tc>
+        <w:tc>
+          <w:tcPr>
+            <w:tcW w:type="dxa" w:w="2085"/>
+          </w:tcPr>
+          <w:p>
+            <w:pPr>
+              <w:spacing w:after="0" w:before="0" w:line="240" w:lineRule="auto"/>
+            </w:pPr>
+            <w:r/>
+            <w:r>
+              <w:rPr>
+                <w:rFonts w:ascii="Times New Roman" w:hAnsi="Times New Roman" w:eastAsia="宋体"/>
+                <w:b w:val="0"/>
+                <w:sz w:val="15"/>
+              </w:rPr>
+              <w:t>8.9–10.0×（配置 16 个 worker）</w:t>
+            </w:r>
+          </w:p>
+        </w:tc>
+        <w:tc>
+          <w:tcPr>
+            <w:tcW w:type="dxa" w:w="1625"/>
+          </w:tcPr>
+          <w:p>
+            <w:pPr>
+              <w:spacing w:after="0" w:before="0" w:line="240" w:lineRule="auto"/>
+            </w:pPr>
+            <w:r/>
+            <w:r>
+              <w:rPr>
+                <w:rFonts w:ascii="Times New Roman" w:hAnsi="Times New Roman" w:eastAsia="宋体"/>
+                <w:b w:val="0"/>
+                <w:sz w:val="15"/>
+              </w:rPr>
+              <w:t>—</w:t>
+            </w:r>
+          </w:p>
+        </w:tc>
+      </w:tr>
+    </w:tbl>
+    <w:p>
+      <w:pPr>
+        <w:spacing w:before="80" w:after="20"/>
+        <w:jc w:val="center"/>
+      </w:pPr>
+      <w:r>
+        <w:rPr>
+          <w:rFonts w:ascii="Times New Roman" w:hAnsi="Times New Roman" w:eastAsia="宋体"/>
+          <w:b w:val="0"/>
+          <w:sz w:val="15"/>
+        </w:rPr>
+        <w:t>表 8 前两行的速率由时间派生，不可复现；字节量才可复现。后续两次复现把这一点摆了出来：每词元的请求数与字节总量与本节完全相同，专家流的每流速率却低于表 8 的区间，主干流仍在区间内；两次复现的墙钟长于本节记录时段，字节除以更长的墙钟，自然得到更低的速率。**验收应核对字节而非速率。** 两次复现的完整数字与本文记录的最慢一次墙钟见随稿附件 A.1。</w:t>
+      </w:r>
+    </w:p>
+    <w:p>
+      <w:pPr>
+        <w:spacing w:before="80" w:after="20"/>
+        <w:jc w:val="center"/>
+      </w:pPr>
+      <w:r>
+        <w:rPr>
+          <w:rFonts w:ascii="Times New Roman" w:hAnsi="Times New Roman" w:eastAsia="Times New Roman"/>
+          <w:b w:val="0"/>
+          <w:sz w:val="15"/>
+        </w:rPr>
+      </w:r>
+    </w:p>
+    <w:p>
+      <w:pPr>
+        <w:spacing w:before="80" w:after="20"/>
+        <w:jc w:val="center"/>
+      </w:pPr>
+      <w:r>
+        <w:rPr>
+          <w:rFonts w:ascii="Times New Roman" w:hAnsi="Times New Roman" w:eastAsia="宋体"/>
+          <w:b w:val="0"/>
+          <w:sz w:val="15"/>
+        </w:rPr>
+        <w:t>表 8 的并发倍数不是独立于睡眠占比的第二个量，二者同源：本机为 8 物理核 / 16 逻辑处理器，8 核乘以 SMT 增益即落在实测区间内，故 worker 数超过约 8–10 不再提高并行度。</w:t>
+      </w:r>
+    </w:p>
+    <w:p>
+      <w:pPr>
+        <w:spacing w:before="80" w:after="20"/>
+        <w:jc w:val="center"/>
+      </w:pPr>
+      <w:r>
+        <w:rPr>
+          <w:rFonts w:ascii="Times New Roman" w:hAnsi="Times New Roman" w:eastAsia="Times New Roman"/>
+          <w:b w:val="0"/>
+          <w:sz w:val="15"/>
+        </w:rPr>
+      </w:r>
+    </w:p>
+    <w:p>
+      <w:pPr>
+        <w:spacing w:after="40" w:line="276" w:lineRule="auto"/>
+        <w:ind w:firstLine="360"/>
+      </w:pPr>
+      <w:r>
+        <w:rPr>
+          <w:rFonts w:ascii="Times New Roman" w:hAnsi="Times New Roman" w:eastAsia="宋体"/>
+          <w:b w:val="0"/>
+          <w:sz w:val="18"/>
+        </w:rPr>
+        <w:t xml:space="preserve">那 40–49% 的成因随后经直接测量判定。每层读毕、计算、再读下一层，期间 worker 有 40–49% 的时间停在 </w:t>
+      </w:r>
+      <w:r>
+        <w:rPr>
+          <w:rFonts w:ascii="Consolas" w:hAnsi="Consolas"/>
+          <w:color w:val="000080"/>
+          <w:sz w:val="18"/>
+        </w:rPr>
+        <w:t>cond_wait</w:t>
+      </w:r>
+      <w:r>
+        <w:rPr>
+          <w:rFonts w:ascii="Times New Roman" w:hAnsi="Times New Roman" w:eastAsia="宋体"/>
+          <w:b w:val="0"/>
+          <w:sz w:val="18"/>
+        </w:rPr>
+        <w:t xml:space="preserve">，而队列只积压 3%。该组合排除"排队等盘"，但不足以区分"请求到达太晚"与"worker 被换下核"——后者手上的请求已出队、处于 in-flight，队列深度看不到。以 </w:t>
+      </w:r>
+      <w:r>
+        <w:rPr>
+          <w:rFonts w:ascii="Consolas" w:hAnsi="Consolas"/>
+          <w:color w:val="000080"/>
+          <w:sz w:val="18"/>
+        </w:rPr>
+        <w:t>/proc/&lt;tid&gt;/schedstat</w:t>
+      </w:r>
+      <w:r>
+        <w:rPr>
+          <w:rFonts w:ascii="Times New Roman" w:hAnsi="Times New Roman" w:eastAsia="宋体"/>
+          <w:b w:val="0"/>
+          <w:sz w:val="18"/>
+        </w:rPr>
+        <w:t xml:space="preserve"> 直接测得。该字段是内核记账而非硬件 PMU 计数器，本平台无 PMU 的限制因此不影响此判据；起止各留快照，中间每 2 s 覆盖一次，不需重编译引擎：</w:t>
+      </w:r>
+    </w:p>
+    <w:p>
+      <w:pPr>
+        <w:spacing w:before="80" w:after="20"/>
+        <w:jc w:val="center"/>
+      </w:pPr>
+      <w:r>
+        <w:rPr>
+          <w:rFonts w:ascii="Times New Roman" w:hAnsi="Times New Roman" w:eastAsia="宋体"/>
+          <w:b w:val="0"/>
+          <w:sz w:val="15"/>
+        </w:rPr>
+        <w:t>表 9　按线程类别的内核记账（`schedstat` 采样，单位 s）</w:t>
+      </w:r>
+    </w:p>
+    <w:p>
+      <w:pPr>
+        <w:spacing w:before="80" w:after="20"/>
+        <w:jc w:val="center"/>
+      </w:pPr>
+      <w:r>
+        <w:rPr>
+          <w:rFonts w:ascii="Times New Roman" w:hAnsi="Times New Roman" w:eastAsia="Times New Roman"/>
+          <w:b w:val="0"/>
+          <w:sz w:val="15"/>
+        </w:rPr>
+        <w:t>Table 9　Kernel accounting by thread class (schedstat samples, seconds)</w:t>
+      </w:r>
+    </w:p>
+    <w:tbl>
+      <w:tblPr>
+        <w:tblStyle w:val="TableGrid"/>
+        <w:tblW w:type="auto" w:w="0"/>
+        <w:tblLook w:firstColumn="1" w:firstRow="1" w:lastColumn="0" w:lastRow="0" w:noHBand="0" w:noVBand="1" w:val="04A0"/>
+        <w:tblBorders>
+          <w:top w:val="single" w:sz="8" w:space="0" w:color="000000"/>
+          <w:left w:val="single" w:sz="4" w:space="0" w:color="000000"/>
+          <w:bottom w:val="single" w:sz="8" w:space="0" w:color="000000"/>
+          <w:right w:val="single" w:sz="4" w:space="0" w:color="000000"/>
+          <w:insideH w:val="single" w:sz="4" w:space="0" w:color="000000"/>
+          <w:insideV w:val="single" w:sz="4" w:space="0" w:color="000000"/>
+        </w:tblBorders>
+        <w:tblLayout w:type="fixed"/>
+      </w:tblPr>
+      <w:tblGrid>
+        <w:gridCol w:w="1639"/>
+        <w:gridCol w:w="1103"/>
+        <w:gridCol w:w="1067"/>
+        <w:gridCol w:w="1067"/>
+      </w:tblGrid>
+      <w:tr>
+        <w:tc>
+          <w:tcPr>
+            <w:tcW w:type="dxa" w:w="1639"/>
+            <w:shd w:val="clear" w:fill="F2F2F2"/>
+          </w:tcPr>
+          <w:p>
+            <w:pPr>
+              <w:spacing w:after="0" w:before="0" w:line="240" w:lineRule="auto"/>
+            </w:pPr>
+            <w:r/>
+            <w:r>
+              <w:rPr>
+                <w:rFonts w:ascii="Times New Roman" w:hAnsi="Times New Roman" w:eastAsia="黑体"/>
+                <w:b/>
+                <w:sz w:val="16"/>
+              </w:rPr>
+              <w:t>线程类别</w:t>
+            </w:r>
+          </w:p>
+        </w:tc>
+        <w:tc>
+          <w:tcPr>
+            <w:tcW w:type="dxa" w:w="1103"/>
+            <w:shd w:val="clear" w:fill="F2F2F2"/>
+          </w:tcPr>
+          <w:p>
+            <w:pPr>
+              <w:spacing w:after="0" w:before="0" w:line="240" w:lineRule="auto"/>
+            </w:pPr>
+            <w:r/>
+            <w:r>
+              <w:rPr>
+                <w:rFonts w:ascii="Times New Roman" w:hAnsi="Times New Roman" w:eastAsia="黑体"/>
+                <w:b/>
+                <w:sz w:val="16"/>
+              </w:rPr>
+              <w:t>在核</w:t>
+            </w:r>
+          </w:p>
+        </w:tc>
+        <w:tc>
+          <w:tcPr>
+            <w:tcW w:type="dxa" w:w="1067"/>
+            <w:shd w:val="clear" w:fill="F2F2F2"/>
+          </w:tcPr>
+          <w:p>
+            <w:pPr>
+              <w:spacing w:after="0" w:before="0" w:line="240" w:lineRule="auto"/>
+            </w:pPr>
+            <w:r/>
+            <w:r>
+              <w:rPr>
+                <w:rFonts w:ascii="Times New Roman" w:hAnsi="Times New Roman" w:eastAsia="黑体"/>
+                <w:b/>
+                <w:sz w:val="16"/>
+              </w:rPr>
+              <w:t>运行队列等待</w:t>
+            </w:r>
+          </w:p>
+        </w:tc>
+        <w:tc>
+          <w:tcPr>
+            <w:tcW w:type="dxa" w:w="1067"/>
+            <w:shd w:val="clear" w:fill="F2F2F2"/>
+          </w:tcPr>
+          <w:p>
+            <w:pPr>
+              <w:spacing w:after="0" w:before="0" w:line="240" w:lineRule="auto"/>
+            </w:pPr>
+            <w:r/>
+            <w:r>
+              <w:rPr>
+                <w:rFonts w:ascii="Times New Roman" w:hAnsi="Times New Roman" w:eastAsia="黑体"/>
+                <w:b/>
+                <w:sz w:val="16"/>
+              </w:rPr>
+              <w:t>等待/在核</w:t>
+            </w:r>
+          </w:p>
+        </w:tc>
+      </w:tr>
+      <w:tr>
+        <w:tc>
+          <w:tcPr>
+            <w:tcW w:type="dxa" w:w="1639"/>
+          </w:tcPr>
+          <w:p>
+            <w:pPr>
+              <w:spacing w:after="0" w:before="0" w:line="240" w:lineRule="auto"/>
+            </w:pPr>
+            <w:r/>
+            <w:r>
+              <w:rPr>
+                <w:rFonts w:ascii="Times New Roman" w:hAnsi="Times New Roman" w:eastAsia="宋体"/>
+                <w:b w:val="0"/>
+                <w:sz w:val="15"/>
+              </w:rPr>
+              <w:t>主线程（producer）</w:t>
+            </w:r>
+          </w:p>
+        </w:tc>
+        <w:tc>
+          <w:tcPr>
+            <w:tcW w:type="dxa" w:w="1103"/>
+          </w:tcPr>
+          <w:p>
+            <w:pPr>
+              <w:spacing w:after="0" w:before="0" w:line="240" w:lineRule="auto"/>
+            </w:pPr>
+            <w:r/>
+            <w:r>
+              <w:rPr>
+                <w:rFonts w:ascii="Times New Roman" w:hAnsi="Times New Roman" w:eastAsia="宋体"/>
+                <w:b w:val="0"/>
+                <w:sz w:val="15"/>
+              </w:rPr>
+              <w:t>92.15</w:t>
+            </w:r>
+          </w:p>
+        </w:tc>
+        <w:tc>
+          <w:tcPr>
+            <w:tcW w:type="dxa" w:w="1067"/>
+          </w:tcPr>
+          <w:p>
+            <w:pPr>
+              <w:spacing w:after="0" w:before="0" w:line="240" w:lineRule="auto"/>
+            </w:pPr>
+            <w:r/>
+            <w:r>
+              <w:rPr>
+                <w:rFonts w:ascii="Times New Roman" w:hAnsi="Times New Roman" w:eastAsia="宋体"/>
+                <w:b w:val="0"/>
+                <w:sz w:val="15"/>
+              </w:rPr>
+              <w:t>2.59</w:t>
+            </w:r>
+          </w:p>
+        </w:tc>
+        <w:tc>
+          <w:tcPr>
+            <w:tcW w:type="dxa" w:w="1067"/>
+          </w:tcPr>
+          <w:p>
+            <w:pPr>
+              <w:spacing w:after="0" w:before="0" w:line="240" w:lineRule="auto"/>
+            </w:pPr>
+            <w:r/>
+            <w:r>
+              <w:rPr>
+                <w:rFonts w:ascii="Times New Roman" w:hAnsi="Times New Roman" w:eastAsia="宋体"/>
+                <w:b w:val="0"/>
+                <w:sz w:val="15"/>
+              </w:rPr>
+              <w:t>0.028</w:t>
+            </w:r>
+          </w:p>
+        </w:tc>
+      </w:tr>
+      <w:tr>
+        <w:tc>
+          <w:tcPr>
+            <w:tcW w:type="dxa" w:w="1639"/>
+          </w:tcPr>
+          <w:p>
+            <w:pPr>
+              <w:spacing w:after="0" w:before="0" w:line="240" w:lineRule="auto"/>
+            </w:pPr>
+            <w:r/>
+            <w:r>
+              <w:rPr>
+                <w:rFonts w:ascii="Times New Roman" w:hAnsi="Times New Roman" w:eastAsia="宋体"/>
+                <w:b w:val="0"/>
+                <w:sz w:val="15"/>
+              </w:rPr>
+              <w:t>16 个 kio worker</w:t>
+            </w:r>
+          </w:p>
+        </w:tc>
+        <w:tc>
+          <w:tcPr>
+            <w:tcW w:type="dxa" w:w="1103"/>
+          </w:tcPr>
+          <w:p>
+            <w:pPr>
+              <w:spacing w:after="0" w:before="0" w:line="240" w:lineRule="auto"/>
+            </w:pPr>
+            <w:r/>
+            <w:r>
+              <w:rPr>
+                <w:rFonts w:ascii="Times New Roman" w:hAnsi="Times New Roman" w:eastAsia="宋体"/>
+                <w:b w:val="0"/>
+                <w:sz w:val="15"/>
+              </w:rPr>
+              <w:t>各 48–58</w:t>
+            </w:r>
+          </w:p>
+        </w:tc>
+        <w:tc>
+          <w:tcPr>
+            <w:tcW w:type="dxa" w:w="1067"/>
+          </w:tcPr>
+          <w:p>
+            <w:pPr>
+              <w:spacing w:after="0" w:before="0" w:line="240" w:lineRule="auto"/>
+            </w:pPr>
+            <w:r/>
+            <w:r>
+              <w:rPr>
+                <w:rFonts w:ascii="Times New Roman" w:hAnsi="Times New Roman" w:eastAsia="宋体"/>
+                <w:b w:val="0"/>
+                <w:sz w:val="15"/>
+              </w:rPr>
+              <w:t>各 1.9–3.3</w:t>
+            </w:r>
+          </w:p>
+        </w:tc>
+        <w:tc>
+          <w:tcPr>
+            <w:tcW w:type="dxa" w:w="1067"/>
+          </w:tcPr>
+          <w:p>
+            <w:pPr>
+              <w:spacing w:after="0" w:before="0" w:line="240" w:lineRule="auto"/>
+            </w:pPr>
+            <w:r/>
+            <w:r>
+              <w:rPr>
+                <w:rFonts w:ascii="Times New Roman" w:hAnsi="Times New Roman" w:eastAsia="宋体"/>
+                <w:b w:val="0"/>
+                <w:sz w:val="15"/>
+              </w:rPr>
+              <w:t>0.039–0.063</w:t>
+            </w:r>
+          </w:p>
+        </w:tc>
+      </w:tr>
+      <w:tr>
+        <w:tc>
+          <w:tcPr>
+            <w:tcW w:type="dxa" w:w="1639"/>
+          </w:tcPr>
+          <w:p>
+            <w:pPr>
+              <w:spacing w:after="0" w:before="0" w:line="240" w:lineRule="auto"/>
+            </w:pPr>
+            <w:r/>
+            <w:r>
+              <w:rPr>
+                <w:rFonts w:ascii="Times New Roman" w:hAnsi="Times New Roman" w:eastAsia="宋体"/>
+                <w:b w:val="0"/>
+                <w:sz w:val="15"/>
+              </w:rPr>
+              <w:t>另 4 个线程</w:t>
+            </w:r>
+          </w:p>
+        </w:tc>
+        <w:tc>
+          <w:tcPr>
+            <w:tcW w:type="dxa" w:w="1103"/>
+          </w:tcPr>
+          <w:p>
+            <w:pPr>
+              <w:spacing w:after="0" w:before="0" w:line="240" w:lineRule="auto"/>
+            </w:pPr>
+            <w:r/>
+            <w:r>
+              <w:rPr>
+                <w:rFonts w:ascii="Times New Roman" w:hAnsi="Times New Roman" w:eastAsia="宋体"/>
+                <w:b w:val="0"/>
+                <w:sz w:val="15"/>
+              </w:rPr>
+              <w:t>各 23.2–23.5</w:t>
+            </w:r>
+          </w:p>
+        </w:tc>
+        <w:tc>
+          <w:tcPr>
+            <w:tcW w:type="dxa" w:w="1067"/>
+          </w:tcPr>
+          <w:p>
+            <w:pPr>
+              <w:spacing w:after="0" w:before="0" w:line="240" w:lineRule="auto"/>
+            </w:pPr>
+            <w:r/>
+            <w:r>
+              <w:rPr>
+                <w:rFonts w:ascii="Times New Roman" w:hAnsi="Times New Roman" w:eastAsia="宋体"/>
+                <w:b w:val="0"/>
+                <w:sz w:val="15"/>
+              </w:rPr>
+              <w:t>约 2.5</w:t>
+            </w:r>
+          </w:p>
+        </w:tc>
+        <w:tc>
+          <w:tcPr>
+            <w:tcW w:type="dxa" w:w="1067"/>
+          </w:tcPr>
+          <w:p>
+            <w:pPr>
+              <w:spacing w:after="0" w:before="0" w:line="240" w:lineRule="auto"/>
+            </w:pPr>
+            <w:r/>
+            <w:r>
+              <w:rPr>
+                <w:rFonts w:ascii="Times New Roman" w:hAnsi="Times New Roman" w:eastAsia="宋体"/>
+                <w:b w:val="0"/>
+                <w:sz w:val="15"/>
+              </w:rPr>
+              <w:t>0.105–0.111</w:t>
+            </w:r>
+          </w:p>
+        </w:tc>
+      </w:tr>
+      <w:tr>
+        <w:tc>
+          <w:tcPr>
+            <w:tcW w:type="dxa" w:w="1639"/>
+          </w:tcPr>
+          <w:p>
+            <w:pPr>
+              <w:spacing w:after="0" w:before="0" w:line="240" w:lineRule="auto"/>
+            </w:pPr>
+            <w:r/>
+            <w:r>
+              <w:rPr>
+                <w:rFonts w:ascii="Times New Roman" w:hAnsi="Times New Roman" w:eastAsia="宋体"/>
+                <w:b w:val="0"/>
+                <w:sz w:val="15"/>
+              </w:rPr>
+              <w:t>**合计**（21/26 线程有增量）</w:t>
+            </w:r>
+          </w:p>
+        </w:tc>
+        <w:tc>
+          <w:tcPr>
+            <w:tcW w:type="dxa" w:w="1103"/>
+          </w:tcPr>
+          <w:p>
+            <w:pPr>
+              <w:spacing w:after="0" w:before="0" w:line="240" w:lineRule="auto"/>
+            </w:pPr>
+            <w:r/>
+            <w:r>
+              <w:rPr>
+                <w:rFonts w:ascii="Times New Roman" w:hAnsi="Times New Roman" w:eastAsia="宋体"/>
+                <w:b w:val="0"/>
+                <w:sz w:val="15"/>
+              </w:rPr>
+              <w:t>**1007.4**</w:t>
+            </w:r>
+          </w:p>
+        </w:tc>
+        <w:tc>
+          <w:tcPr>
+            <w:tcW w:type="dxa" w:w="1067"/>
+          </w:tcPr>
+          <w:p>
+            <w:pPr>
+              <w:spacing w:after="0" w:before="0" w:line="240" w:lineRule="auto"/>
+            </w:pPr>
+            <w:r/>
+            <w:r>
+              <w:rPr>
+                <w:rFonts w:ascii="Times New Roman" w:hAnsi="Times New Roman" w:eastAsia="宋体"/>
+                <w:b w:val="0"/>
+                <w:sz w:val="15"/>
+              </w:rPr>
+              <w:t>**52.7**</w:t>
+            </w:r>
+          </w:p>
+        </w:tc>
+        <w:tc>
+          <w:tcPr>
+            <w:tcW w:type="dxa" w:w="1067"/>
+          </w:tcPr>
+          <w:p>
+            <w:pPr>
+              <w:spacing w:after="0" w:before="0" w:line="240" w:lineRule="auto"/>
+            </w:pPr>
+            <w:r/>
+            <w:r>
+              <w:rPr>
+                <w:rFonts w:ascii="Times New Roman" w:hAnsi="Times New Roman" w:eastAsia="宋体"/>
+                <w:b w:val="0"/>
+                <w:sz w:val="15"/>
+              </w:rPr>
+              <w:t>**0.052**</w:t>
+            </w:r>
+          </w:p>
+        </w:tc>
+      </w:tr>
+    </w:tbl>
+    <w:p>
+      <w:pPr>
+        <w:spacing w:after="40" w:line="276" w:lineRule="auto"/>
+        <w:ind w:firstLine="360"/>
+      </w:pPr>
+      <w:r>
+        <w:rPr>
+          <w:rFonts w:ascii="Times New Roman" w:hAnsi="Times New Roman" w:eastAsia="宋体"/>
+          <w:b w:val="0"/>
+          <w:sz w:val="18"/>
+        </w:rPr>
+        <w:t>判定为非 CPU 受限，三条依据，都可从表 12 读出：运行队列等待均远小于在核时间，而饱和时两者应当相当；在核总量折合 8 核中的 3.2 核，即 40% 占用；队列等待仅占可用核时的 2.1%。worker 在核仅占墙钟 16%，说明它们真正阻塞在等待而非自旋。</w:t>
+      </w:r>
+    </w:p>
+    <w:p>
+      <w:pPr>
+        <w:spacing w:after="40" w:line="276" w:lineRule="auto"/>
+        <w:ind w:firstLine="360"/>
+      </w:pPr>
+      <w:r>
+        <w:rPr>
+          <w:rFonts w:ascii="Times New Roman" w:hAnsi="Times New Roman" w:eastAsia="宋体"/>
+          <w:b w:val="0"/>
+          <w:sz w:val="18"/>
+        </w:rPr>
+        <w:t>那 40–49% 是等下一个请求迟到。处置是改生产者节律——层间预取、算术期间发出下一层读——不是加 worker，也不是改等待方式。</w:t>
+      </w:r>
+    </w:p>
+    <w:p>
+      <w:pPr>
+        <w:spacing w:after="40" w:line="276" w:lineRule="auto"/>
+        <w:ind w:firstLine="360"/>
+      </w:pPr>
+      <w:r>
+        <w:rPr>
+          <w:rFonts w:ascii="Times New Roman" w:hAnsi="Times New Roman" w:eastAsia="宋体"/>
+          <w:b w:val="0"/>
+          <w:sz w:val="18"/>
+        </w:rPr>
+        <w:t xml:space="preserve">&gt; </w:t>
+      </w:r>
+      <w:r>
+        <w:rPr>
+          <w:rFonts w:ascii="Times New Roman" w:hAnsi="Times New Roman" w:eastAsia="宋体"/>
+          <w:b/>
+          <w:sz w:val="18"/>
+        </w:rPr>
+        <w:t>判据本身的一处修正</w:t>
+      </w:r>
+      <w:r>
+        <w:rPr>
+          <w:rFonts w:ascii="Times New Roman" w:hAnsi="Times New Roman" w:eastAsia="宋体"/>
+          <w:b w:val="0"/>
+          <w:sz w:val="18"/>
+        </w:rPr>
+        <w:t>：本次预设的判定带把比值 0.02–0.20 定为"两者兼有"，</w:t>
+      </w:r>
+    </w:p>
+    <w:p>
+      <w:pPr>
+        <w:spacing w:after="40" w:line="276" w:lineRule="auto"/>
+        <w:ind w:firstLine="360"/>
+      </w:pPr>
+      <w:r>
+        <w:rPr>
+          <w:rFonts w:ascii="Times New Roman" w:hAnsi="Times New Roman" w:eastAsia="宋体"/>
+          <w:b w:val="0"/>
+          <w:sz w:val="18"/>
+        </w:rPr>
+        <w:t>&gt; 实测 0.052 落入该带。但该带未与物理参照挂钩。饱和意味着比值 ≥ 1，</w:t>
+      </w:r>
+    </w:p>
+    <w:p>
+      <w:pPr>
+        <w:spacing w:after="40" w:line="276" w:lineRule="auto"/>
+        <w:ind w:firstLine="360"/>
+      </w:pPr>
+      <w:r>
+        <w:rPr>
+          <w:rFonts w:ascii="Times New Roman" w:hAnsi="Times New Roman" w:eastAsia="宋体"/>
+          <w:b w:val="0"/>
+          <w:sz w:val="18"/>
+        </w:rPr>
+        <w:t>&gt; 0.052 明显偏于不受限一侧，且绝对占用（40%）才是决定量。原始件与预设带均保留</w:t>
+      </w:r>
+    </w:p>
+    <w:p>
+      <w:pPr>
+        <w:spacing w:after="40" w:line="276" w:lineRule="auto"/>
+        <w:ind w:firstLine="360"/>
+      </w:pPr>
+      <w:r>
+        <w:rPr>
+          <w:rFonts w:ascii="Times New Roman" w:hAnsi="Times New Roman" w:eastAsia="宋体"/>
+          <w:b w:val="0"/>
+          <w:sz w:val="18"/>
+        </w:rPr>
+        <w:t>&gt; （随稿附件 A.4.3），判定按绝对量重做。</w:t>
+      </w:r>
+    </w:p>
+    <w:p>
+      <w:pPr>
+        <w:spacing w:after="40" w:line="276" w:lineRule="auto"/>
+        <w:ind w:firstLine="360"/>
+      </w:pPr>
+      <w:r>
+        <w:rPr>
+          <w:rFonts w:ascii="Times New Roman" w:hAnsi="Times New Roman" w:eastAsia="宋体"/>
+          <w:b/>
+          <w:sz w:val="18"/>
+        </w:rPr>
+        <w:t>该替代解释亦已排除：不是"设备做不了这种形态的读"。</w:t>
+      </w:r>
+      <w:r>
+        <w:rPr>
+          <w:rFonts w:ascii="Times New Roman" w:hAnsi="Times New Roman" w:eastAsia="宋体"/>
+          <w:b w:val="0"/>
+          <w:sz w:val="18"/>
+        </w:rPr>
+        <w:t xml:space="preserve"> 以固定读取次数、同字节量，对同一 </w:t>
+      </w:r>
+      <w:r>
+        <w:rPr>
+          <w:rFonts w:ascii="Consolas" w:hAnsi="Consolas"/>
+          <w:color w:val="000080"/>
+          <w:sz w:val="18"/>
+        </w:rPr>
+        <w:t>experts.l2</w:t>
+      </w:r>
+      <w:r>
+        <w:rPr>
+          <w:rFonts w:ascii="Times New Roman" w:hAnsi="Times New Roman" w:eastAsia="宋体"/>
+          <w:b w:val="0"/>
+          <w:sz w:val="18"/>
+        </w:rPr>
+        <w:t xml:space="preserve"> 直接测量该形态（17.5 MB 散乱、O_DIRECT，3 对），设备吞吐与 4M 块顺序档的测量相互吻合，两者同在约 1500 MB/s 量级（</w:t>
+      </w:r>
+      <w:r>
+        <w:rPr>
+          <w:rFonts w:ascii="Consolas" w:hAnsi="Consolas"/>
+          <w:color w:val="000080"/>
+          <w:sz w:val="18"/>
+        </w:rPr>
+        <w:t>reports/gateab_ab/v60_shape/raw.tsv</w:t>
+      </w:r>
+      <w:r>
+        <w:rPr>
+          <w:rFonts w:ascii="Times New Roman" w:hAnsi="Times New Roman" w:eastAsia="宋体"/>
+          <w:b w:val="0"/>
+          <w:sz w:val="18"/>
+        </w:rPr>
+        <w:t>）。</w:t>
+      </w:r>
+      <w:r>
+        <w:rPr>
+          <w:rFonts w:ascii="Times New Roman" w:hAnsi="Times New Roman" w:eastAsia="宋体"/>
+          <w:b/>
+          <w:sz w:val="18"/>
+        </w:rPr>
+        <w:t>而引擎专家流的聚合吞吐仅为其三到四成</w:t>
+      </w:r>
+      <w:r>
+        <w:rPr>
+          <w:rFonts w:ascii="Times New Roman" w:hAnsi="Times New Roman" w:eastAsia="宋体"/>
+          <w:b w:val="0"/>
+          <w:sz w:val="18"/>
+        </w:rPr>
+        <w:t>，故上述差距不能归因于设备能力不足，只能归因于请求到达太晚。</w:t>
+      </w:r>
+    </w:p>
+    <w:p>
+      <w:pPr>
+        <w:spacing w:after="40" w:line="276" w:lineRule="auto"/>
+        <w:ind w:firstLine="360"/>
+      </w:pPr>
+      <w:r>
+        <w:rPr>
+          <w:rFonts w:ascii="Times New Roman" w:hAnsi="Times New Roman" w:eastAsia="宋体"/>
+          <w:b/>
+          <w:sz w:val="18"/>
+        </w:rPr>
+        <w:t>据此，本文的字节下界是必要条件而非充分条件。</w:t>
+      </w:r>
+      <w:r>
+        <w:rPr>
+          <w:rFonts w:ascii="Times New Roman" w:hAnsi="Times New Roman" w:eastAsia="宋体"/>
+          <w:b w:val="0"/>
+          <w:sz w:val="18"/>
+        </w:rPr>
+        <w:t xml:space="preserve"> 仅核算字节会低估慢速层的代价：慢速层同时收取字节代价与串行化代价，而把数据上移到 DRAM 可同时消除两者。这是本文原则"复用应落在数据能到达的最快层"的第二条独立理由，此前只给了字节一条。相应地，5.2 的验收判据应从单一下界扩展为两条并列：字节回落至下界，且实测聚合速率接近该形态的设备能力。</w:t>
+      </w:r>
+    </w:p>
+    <w:p>
+      <w:pPr>
+        <w:spacing w:after="40" w:line="276" w:lineRule="auto"/>
+        <w:ind w:firstLine="360"/>
+      </w:pPr>
+      <w:r>
+        <w:rPr>
+          <w:rFonts w:ascii="Times New Roman" w:hAnsi="Times New Roman" w:eastAsia="宋体"/>
+          <w:b/>
+          <w:sz w:val="18"/>
+        </w:rPr>
+        <w:t>本节不给出该差距的可达上限。</w:t>
+      </w:r>
+      <w:r>
+        <w:rPr>
+          <w:rFonts w:ascii="Times New Roman" w:hAnsi="Times New Roman" w:eastAsia="宋体"/>
+          <w:b w:val="0"/>
+          <w:sz w:val="18"/>
+        </w:rPr>
+        <w:t xml:space="preserve"> 可确定的是它不是字节造成的、也不是设备在该形态上做不到的；不可确定的是跨层流水能收回多少。该问题在本平台的测量重复性下无法判定（见本节方法学限度段与随稿附件第 3 章），故不作量化声称。</w:t>
+      </w:r>
+    </w:p>
+    <w:p>
+      <w:pPr>
+        <w:spacing w:after="40" w:line="276" w:lineRule="auto"/>
+        <w:ind w:firstLine="360"/>
+      </w:pPr>
+      <w:r>
+        <w:rPr>
+          <w:rFonts w:ascii="Times New Roman" w:hAnsi="Times New Roman" w:eastAsia="宋体"/>
+          <w:b w:val="0"/>
+          <w:sz w:val="18"/>
+        </w:rPr>
+        <w:t>阶段 A 的 1.00 不受此影响。其 W_i（85 MB/s）本就是设备实测值而非引擎实绩，且为单一顺序流，比值 1.00 的含义（字节÷带宽即定律）仍然成立。</w:t>
+      </w:r>
+    </w:p>
+    <w:p>
+      <w:pPr>
+        <w:spacing w:after="40" w:line="276" w:lineRule="auto"/>
+        <w:ind w:firstLine="360"/>
+      </w:pPr>
+      <w:r>
+        <w:rPr>
+          <w:rFonts w:ascii="Times New Roman" w:hAnsi="Times New Roman" w:eastAsia="宋体"/>
+          <w:b/>
+          <w:sz w:val="18"/>
+        </w:rPr>
+        <w:t>【方法学限度】</w:t>
+      </w:r>
+      <w:r>
+        <w:rPr>
+          <w:rFonts w:ascii="Times New Roman" w:hAnsi="Times New Roman" w:eastAsia="宋体"/>
+          <w:b w:val="0"/>
+          <w:sz w:val="18"/>
+        </w:rPr>
+        <w:t xml:space="preserve"> 本节末行与上述配对均以 s/词元 为观测量，该观测量在同一配置下不可复现：连续 30 次运行的字节量完全相同（均 4595 reqs、216.66 GB），而墙钟散布在 65.21–117.87 s/词元，跨度 80.8%，其中 17 次落在规程第 14.1 节的 10% 判定带内（图 3）。</w:t>
+      </w:r>
+      <w:r>
+        <w:rPr>
+          <w:rFonts w:ascii="Times New Roman" w:hAnsi="Times New Roman" w:eastAsia="宋体"/>
+          <w:b/>
+          <w:sz w:val="18"/>
+        </w:rPr>
+        <w:t>故不能引用任一时段的离散度充当本平台的重复性。</w:t>
+      </w:r>
+      <w:r>
+        <w:rPr>
+          <w:rFonts w:ascii="Times New Roman" w:hAnsi="Times New Roman" w:eastAsia="宋体"/>
+          <w:b w:val="0"/>
+          <w:sz w:val="18"/>
+        </w:rPr>
+        <w:t xml:space="preserve"> 实践结论是：</w:t>
+      </w:r>
+    </w:p>
+    <w:p>
+      <w:pPr>
+        <w:spacing w:after="0"/>
+        <w:ind w:left="170"/>
+      </w:pPr>
+      <w:r>
+        <w:rPr>
+          <w:rFonts w:ascii="Consolas" w:hAnsi="Consolas"/>
+          <w:sz w:val="14"/>
+        </w:rPr>
+        <w:t>凡以 s/词元 为观测量作配置间对比，在同一时段内交错配对重复 ≥5 轮，</w:t>
+      </w:r>
+    </w:p>
+    <w:p>
+      <w:pPr>
+        <w:spacing w:after="0"/>
+        <w:ind w:left="170"/>
+      </w:pPr>
+      <w:r>
+        <w:rPr>
+          <w:rFonts w:ascii="Consolas" w:hAnsi="Consolas"/>
+          <w:sz w:val="14"/>
+        </w:rPr>
+        <w:t>且仅当配对差 ≥10% 时才可判定"有差异"；效应 &lt;10% 一律记为"无差异"。</w:t>
+      </w:r>
+    </w:p>
+    <w:p>
+      <w:pPr>
+        <w:spacing w:after="0"/>
+        <w:ind w:left="170"/>
+      </w:pPr>
+      <w:r>
+        <w:rPr>
+          <w:rFonts w:ascii="Consolas" w:hAnsi="Consolas"/>
+          <w:sz w:val="14"/>
+        </w:rPr>
+        <w:t>引用跨时段的绝对速率作对比。</w:t>
+      </w:r>
+    </w:p>
+    <w:p>
+      <w:pPr>
+        <w:spacing w:after="40" w:line="276" w:lineRule="auto"/>
+        <w:ind w:firstLine="360"/>
+      </w:pPr>
+      <w:r>
+        <w:rPr>
+          <w:rFonts w:ascii="Times New Roman" w:hAnsi="Times New Roman" w:eastAsia="宋体"/>
+          <w:b w:val="0"/>
+          <w:sz w:val="18"/>
+        </w:rPr>
+        <w:t>本节亦不据此主张任何参数调优方向。相比之下第二节的推论验证（4.2、4.3）以</w:t>
+      </w:r>
+      <w:r>
+        <w:rPr>
+          <w:rFonts w:ascii="Times New Roman" w:hAnsi="Times New Roman" w:eastAsia="宋体"/>
+          <w:b/>
+          <w:sz w:val="18"/>
+        </w:rPr>
+        <w:t>字节</w:t>
+      </w:r>
+      <w:r>
+        <w:rPr>
+          <w:rFonts w:ascii="Times New Roman" w:hAnsi="Times New Roman" w:eastAsia="宋体"/>
+          <w:b w:val="0"/>
+          <w:sz w:val="18"/>
+        </w:rPr>
+        <w:t>而非时间核算，不受此限度影响。上列十轮稳定量见随稿附件 A.4.2。</w:t>
+      </w:r>
+    </w:p>
+    <w:p>
+      <w:pPr>
+        <w:spacing w:after="40" w:line="276" w:lineRule="auto"/>
+        <w:ind w:firstLine="360"/>
+      </w:pPr>
+      <w:r>
+        <w:rPr>
+          <w:rFonts w:ascii="Times New Roman" w:hAnsi="Times New Roman" w:eastAsia="宋体"/>
+          <w:b w:val="0"/>
+          <w:sz w:val="18"/>
+        </w:rPr>
+        <w:t>本文各节在给出判定的同时，也保留了那些被实测推翻的早期归因。它们不是补充说明，而是记录了判据如何被用：凡被判据推翻的，先查是不是数据性质变了，再查是不是仪表错了——后者见 §3.2，本节数处归因修正正是走完这两步的结果。</w:t>
+      </w:r>
+    </w:p>
+    <w:p>
+      <w:pPr>
+        <w:spacing w:after="40" w:line="276" w:lineRule="auto"/>
+        <w:ind w:firstLine="360"/>
+      </w:pPr>
+      <w:r>
+        <w:rPr>
+          <w:rFonts w:ascii="Times New Roman" w:hAnsi="Times New Roman" w:eastAsia="宋体"/>
+          <w:b/>
+          <w:sz w:val="18"/>
+        </w:rPr>
+        <w:t>一处归因曾指向"主干顺序流与专家散乱流在同一设备上互相争抢"，本文的原则使这一归因被排除。</w:t>
+      </w:r>
+      <w:r>
+        <w:rPr>
+          <w:rFonts w:ascii="Times New Roman" w:hAnsi="Times New Roman" w:eastAsia="宋体"/>
+          <w:b w:val="0"/>
+          <w:sz w:val="18"/>
+        </w:rPr>
+        <w:t xml:space="preserve"> 字节下界判据区分两件事：某层读了多少字节，以及这些字节多贵。按此二者分开测量，散乱 4M 读（1740 MB/s）快于顺序（1537 MB/s），即慢的那一路并非因为"与另一流互相抢"，而是因为访问形态本身更贵。</w:t>
+      </w:r>
+      <w:r>
+        <w:rPr>
+          <w:rFonts w:ascii="Times New Roman" w:hAnsi="Times New Roman" w:eastAsia="宋体"/>
+          <w:b/>
+          <w:sz w:val="18"/>
+        </w:rPr>
+        <w:t>故 arena 扩大导致 trunk 常驻由 22 层降至 15 层、75.5→126.2 s/词元这一现象成立，其机制仍未查明，本文不作归因。</w:t>
+      </w:r>
+      <w:r>
+        <w:rPr>
+          <w:rFonts w:ascii="Times New Roman" w:hAnsi="Times New Roman" w:eastAsia="宋体"/>
+          <w:b w:val="0"/>
+          <w:sz w:val="18"/>
+        </w:rPr>
+        <w:t xml:space="preserve"> 相关证据与两条相关的坏计数器说明见附件 A.4.4。</w:t>
+      </w:r>
+    </w:p>
+    <w:p>
+      <w:pPr>
+        <w:spacing w:before="80" w:after="20"/>
+        <w:jc w:val="center"/>
+      </w:pPr>
+      <w:r>
+        <w:rPr>
+          <w:rFonts w:ascii="Times New Roman" w:hAnsi="Times New Roman" w:eastAsia="宋体"/>
+          <w:b w:val="0"/>
+          <w:sz w:val="15"/>
+        </w:rPr>
+        <w:t>表 7 各档的字节与带宽出处见附件 A.4.5。</w:t>
+      </w:r>
+    </w:p>
+    <w:p>
+      <w:pPr>
+        <w:spacing w:before="80" w:after="20"/>
+        <w:jc w:val="center"/>
+      </w:pPr>
+      <w:r>
+        <w:rPr>
+          <w:rFonts w:ascii="Times New Roman" w:hAnsi="Times New Roman" w:eastAsia="Times New Roman"/>
+          <w:b w:val="0"/>
+          <w:sz w:val="15"/>
+        </w:rPr>
       </w:r>
     </w:p>
     <w:p>
@@ -7069,7 +7724,7 @@
           <w:b w:val="0"/>
           <w:sz w:val="18"/>
         </w:rPr>
-        <w:t xml:space="preserve"> 引擎在 16 并发下的聚合速率为 379 MB/s（表 5，n=3 中位数），而</w:t>
+        <w:t xml:space="preserve"> 引擎在 16 并发下的聚合速率为 379 MB/s（表 5），而</w:t>
       </w:r>
       <w:r>
         <w:rPr>
@@ -7077,7 +7732,7 @@
           <w:b/>
           <w:sz w:val="18"/>
         </w:rPr>
-        <w:t>同盘、同单元、同 O_DIRECT、同 16 并发的独立测量给出 1100–1800 MB/s</w:t>
+        <w:t>同盘、同单元、同 O_DIRECT、同 16 并发的独立测量高出数倍</w:t>
       </w:r>
       <w:r>
         <w:rPr>
@@ -7085,7 +7740,7 @@
           <w:b w:val="0"/>
           <w:sz w:val="18"/>
         </w:rPr>
-        <w:t>（随稿附件 A.4.2）。</w:t>
+        <w:t>（表 10、随稿附件 A.4.2）。</w:t>
       </w:r>
       <w:r>
         <w:rPr>
@@ -7131,7 +7786,7 @@
           <w:b w:val="0"/>
           <w:sz w:val="18"/>
         </w:rPr>
-        <w:t xml:space="preserve"> = 17547264）、O_DIRECT、主干顺序流与专家散乱流同盘并发、210 s 连续、3 对交错配对测得（随稿附件 A.4.2）：</w:t>
+        <w:t xml:space="preserve"> = 17547264）、O_DIRECT、主干顺序流与专家散乱流同盘并发、210 s 连续、3 对交错配对测得（表 10）：</w:t>
       </w:r>
     </w:p>
     <w:p>
@@ -7144,7 +7799,7 @@
           <w:rFonts w:ascii="Consolas" w:hAnsi="Consolas"/>
           <w:sz w:val="14"/>
         </w:rPr>
-        <w:t>设备混合形态聚合  1222 / 1136 / 1367 MB/s</w:t>
+        <w:t>表 10　三对交错配对：设备臂与引擎臂同窗口交替（MB/s）</w:t>
       </w:r>
     </w:p>
     <w:p>
@@ -7157,7 +7812,7 @@
           <w:rFonts w:ascii="Consolas" w:hAnsi="Consolas"/>
           <w:sz w:val="14"/>
         </w:rPr>
-        <w:t>引擎聚合（同一窗口）941 / 825 / 863 MB/s</w:t>
+        <w:t>Table 10　Three interleaved pairs, device arm against engine arm in the same window</w:t>
       </w:r>
     </w:p>
     <w:p>
@@ -7170,11 +7825,101 @@
           <w:rFonts w:ascii="Consolas" w:hAnsi="Consolas"/>
           <w:sz w:val="14"/>
         </w:rPr>
-        <w:t>差距              1.30 / 1.38 / 1.58×</w:t>
       </w:r>
     </w:p>
     <w:p>
       <w:pPr>
+        <w:spacing w:after="0"/>
+        <w:ind w:left="170"/>
+      </w:pPr>
+      <w:r>
+        <w:rPr>
+          <w:rFonts w:ascii="Consolas" w:hAnsi="Consolas"/>
+          <w:sz w:val="14"/>
+        </w:rPr>
+        <w:t>| 配对 | 设备混合形态聚合 | 引擎聚合 | 引擎/设备 |</w:t>
+      </w:r>
+    </w:p>
+    <w:p>
+      <w:pPr>
+        <w:spacing w:after="0"/>
+        <w:ind w:left="170"/>
+      </w:pPr>
+      <w:r>
+        <w:rPr>
+          <w:rFonts w:ascii="Consolas" w:hAnsi="Consolas"/>
+          <w:sz w:val="14"/>
+        </w:rPr>
+        <w:t>| --- | --- | --- | --- |</w:t>
+      </w:r>
+    </w:p>
+    <w:p>
+      <w:pPr>
+        <w:spacing w:after="0"/>
+        <w:ind w:left="170"/>
+      </w:pPr>
+      <w:r>
+        <w:rPr>
+          <w:rFonts w:ascii="Consolas" w:hAnsi="Consolas"/>
+          <w:sz w:val="14"/>
+        </w:rPr>
+        <w:t>| 1 | 1222 | 941 | 0.77 |</w:t>
+      </w:r>
+    </w:p>
+    <w:p>
+      <w:pPr>
+        <w:spacing w:after="0"/>
+        <w:ind w:left="170"/>
+      </w:pPr>
+      <w:r>
+        <w:rPr>
+          <w:rFonts w:ascii="Consolas" w:hAnsi="Consolas"/>
+          <w:sz w:val="14"/>
+        </w:rPr>
+        <w:t>| 2 | 1136 | 825 | 0.73 |</w:t>
+      </w:r>
+    </w:p>
+    <w:p>
+      <w:pPr>
+        <w:spacing w:after="0"/>
+        <w:ind w:left="170"/>
+      </w:pPr>
+      <w:r>
+        <w:rPr>
+          <w:rFonts w:ascii="Consolas" w:hAnsi="Consolas"/>
+          <w:sz w:val="14"/>
+        </w:rPr>
+        <w:t>| 3 | 1367 | 863 | 0.63 |</w:t>
+      </w:r>
+    </w:p>
+    <w:p>
+      <w:pPr>
+        <w:spacing w:after="0"/>
+        <w:ind w:left="170"/>
+      </w:pPr>
+      <w:r>
+        <w:rPr>
+          <w:rFonts w:ascii="Consolas" w:hAnsi="Consolas"/>
+          <w:sz w:val="14"/>
+        </w:rPr>
+        <w:t>| **配对差中位** | — | — | **1.30–1.58 倍** |</w:t>
+      </w:r>
+    </w:p>
+    <w:p>
+      <w:pPr>
+        <w:spacing w:after="0"/>
+        <w:ind w:left="170"/>
+      </w:pPr>
+      <w:r>
+        <w:rPr>
+          <w:rFonts w:ascii="Consolas" w:hAnsi="Consolas"/>
+          <w:sz w:val="14"/>
+        </w:rPr>
+        <w:t>差距              1.30 / 1.38 / 1.58×</w:t>
+      </w:r>
+    </w:p>
+    <w:p>
+      <w:pPr>
         <w:spacing w:after="40" w:line="276" w:lineRule="auto"/>
         <w:ind w:firstLine="360"/>
       </w:pPr>
@@ -7184,7 +7929,7 @@
           <w:b w:val="0"/>
           <w:sz w:val="18"/>
         </w:rPr>
-        <w:t>差距的方向与存在性不受测量口径影响，幅度则随口径变化：由三对交错配对测得 1.30–1.58 倍。以 buffered 读与错误单元尺寸得到的速率不满足与引擎同口径（引擎每槽偏移与该测量相差约 5 MB，读到第 100 槽已落到不同区段）。</w:t>
+        <w:t>差距的方向与存在性不受测量口径影响，幅度则随口径变化：由三对交错配对测得 1.30–1.58 倍（表 10）。以 buffered 读与错误单元尺寸得到的速率不满足与引擎同口径（引擎每槽偏移与该测量相差约 5 MB，读到第 100 槽已落到不同区段）。</w:t>
       </w:r>
       <w:r>
         <w:rPr>
@@ -7228,15 +7973,15 @@
           <w:b w:val="0"/>
           <w:sz w:val="18"/>
         </w:rPr>
-        <w:t>测量口径上的一个限制值得记录：同一连续臂在两轮独立测量间可相差 47%（1786 对 1214 MB/s），</w:t>
-      </w:r>
-      <w:r>
-        <w:rPr>
-          <w:rFonts w:ascii="Consolas" w:hAnsi="Consolas"/>
-          <w:color w:val="000080"/>
-          <w:sz w:val="18"/>
-        </w:rPr>
-        <w:t>v37_burst</w:t>
+        <w:t>测量口径上有一处限制值得记录：同一连续臂在两轮独立测量间可相差 47%（表 11），而五个臂中四个按 IQR/中位数 超 0.15 判为噪声。</w:t>
+      </w:r>
+      <w:r>
+        <w:rPr>
+          <w:rFonts w:ascii="Times New Roman" w:hAnsi="Times New Roman" w:eastAsia="宋体"/>
+          <w:b/>
+          <w:sz w:val="18"/>
+        </w:rPr>
+        <w:t>因此单次存储测量不足以支撑倍数结论</w:t>
       </w:r>
       <w:r>
         <w:rPr>
@@ -7244,853 +7989,11 @@
           <w:b w:val="0"/>
           <w:sz w:val="18"/>
         </w:rPr>
-        <w:t xml:space="preserve"> 五个臂中四个按 IQR/中位数 超 0.15 判为噪声。</w:t>
-      </w:r>
-      <w:r>
-        <w:rPr>
-          <w:rFonts w:ascii="Times New Roman" w:hAnsi="Times New Roman" w:eastAsia="宋体"/>
-          <w:b/>
-          <w:sz w:val="18"/>
-        </w:rPr>
-        <w:t>因此单次存储测量不足以支撑倍数结论</w:t>
-      </w:r>
-      <w:r>
-        <w:rPr>
-          <w:rFonts w:ascii="Times New Roman" w:hAnsi="Times New Roman" w:eastAsia="宋体"/>
-          <w:b w:val="0"/>
-          <w:sz w:val="18"/>
-        </w:rPr>
-        <w:t>；上表的倍数由设备臂与引擎臂同窗口交替取得，代价是每对需 210 s 连续窗口。</w:t>
+        <w:t>；表 10 的倍数由设备臂与引擎臂同窗口交替取得，代价是每对需 210 s 连续窗口。</w:t>
       </w:r>
     </w:p>
     <w:p>
       <w:pPr>
-        <w:spacing w:after="40" w:line="276" w:lineRule="auto"/>
-        <w:ind w:firstLine="360"/>
-      </w:pPr>
-      <w:r>
-        <w:rPr>
-          <w:rFonts w:ascii="Times New Roman" w:hAnsi="Times New Roman" w:eastAsia="宋体"/>
-          <w:b/>
-          <w:sz w:val="18"/>
-        </w:rPr>
-        <w:t>因此本节的结论是：差距存在，为 1.30–1.58 倍，机制已在引擎内定位为算术与 I/O 串行化（§4.6）。</w:t>
-      </w:r>
-      <w:r>
-        <w:rPr>
-          <w:rFonts w:ascii="Times New Roman" w:hAnsi="Times New Roman" w:eastAsia="宋体"/>
-          <w:b w:val="0"/>
-          <w:sz w:val="18"/>
-        </w:rPr>
-        <w:t xml:space="preserve"> 该差距不足以支撑"端到端可进入 30 s 量级"的预期——串行化的一部分（跨层流水）经建模上限仅约 4%。</w:t>
-      </w:r>
-    </w:p>
-    <w:p>
-      <w:pPr>
-        <w:spacing w:after="40" w:line="276" w:lineRule="auto"/>
-        <w:ind w:firstLine="360"/>
-      </w:pPr>
-      <w:r>
-        <w:rPr>
-          <w:rFonts w:ascii="Times New Roman" w:hAnsi="Times New Roman" w:eastAsia="宋体"/>
-          <w:b/>
-          <w:sz w:val="18"/>
-        </w:rPr>
-        <w:t>关于"改进测量方法"这一步能走多远，说明其上限。</w:t>
-      </w:r>
-      <w:r>
-        <w:rPr>
-          <w:rFonts w:ascii="Times New Roman" w:hAnsi="Times New Roman" w:eastAsia="宋体"/>
-          <w:b w:val="0"/>
-          <w:sz w:val="18"/>
-        </w:rPr>
-        <w:t xml:space="preserve"> 共享环境下资源消耗的精确观测是一个成熟领域，其手段是硬件性能计数器：DRAM 控制器计数器测内存带宽占用、per-core LLC miss 计数器定位干扰源（Caladan, OSDI'20）、Intel RDT 按组配额并归因内存占用（DC-Store, FAST'20）。</w:t>
-      </w:r>
-      <w:r>
-        <w:rPr>
-          <w:rFonts w:ascii="Times New Roman" w:hAnsi="Times New Roman" w:eastAsia="宋体"/>
-          <w:b/>
-          <w:sz w:val="18"/>
-        </w:rPr>
-        <w:t>本机不具备其中任何一项</w:t>
-      </w:r>
-      <w:r>
-        <w:rPr>
-          <w:rFonts w:ascii="Times New Roman" w:hAnsi="Times New Roman" w:eastAsia="宋体"/>
-          <w:b w:val="0"/>
-          <w:sz w:val="18"/>
-        </w:rPr>
-        <w:t>：</w:t>
-      </w:r>
-      <w:r>
-        <w:rPr>
-          <w:rFonts w:ascii="Consolas" w:hAnsi="Consolas"/>
-          <w:color w:val="000080"/>
-          <w:sz w:val="18"/>
-        </w:rPr>
-        <w:t>/sys/bus/event_source/devices</w:t>
-      </w:r>
-      <w:r>
-        <w:rPr>
-          <w:rFonts w:ascii="Times New Roman" w:hAnsi="Times New Roman" w:eastAsia="宋体"/>
-          <w:b w:val="0"/>
-          <w:sz w:val="18"/>
-        </w:rPr>
-        <w:t xml:space="preserve"> 仅暴露 </w:t>
-      </w:r>
-      <w:r>
-        <w:rPr>
-          <w:rFonts w:ascii="Consolas" w:hAnsi="Consolas"/>
-          <w:color w:val="000080"/>
-          <w:sz w:val="18"/>
-        </w:rPr>
-        <w:t>breakpoint / kprobe / msr / software / tracepoint / uprobe</w:t>
-      </w:r>
-      <w:r>
-        <w:rPr>
-          <w:rFonts w:ascii="Times New Roman" w:hAnsi="Times New Roman" w:eastAsia="宋体"/>
-          <w:b w:val="0"/>
-          <w:sz w:val="18"/>
-        </w:rPr>
-        <w:t xml:space="preserve">，无 </w:t>
-      </w:r>
-      <w:r>
-        <w:rPr>
-          <w:rFonts w:ascii="Consolas" w:hAnsi="Consolas"/>
-          <w:color w:val="000080"/>
-          <w:sz w:val="18"/>
-        </w:rPr>
-        <w:t>cpu</w:t>
-      </w:r>
-      <w:r>
-        <w:rPr>
-          <w:rFonts w:ascii="Times New Roman" w:hAnsi="Times New Roman" w:eastAsia="宋体"/>
-          <w:b w:val="0"/>
-          <w:sz w:val="18"/>
-        </w:rPr>
-        <w:t xml:space="preserve"> 事件源、无 </w:t>
-      </w:r>
-      <w:r>
-        <w:rPr>
-          <w:rFonts w:ascii="Consolas" w:hAnsi="Consolas"/>
-          <w:color w:val="000080"/>
-          <w:sz w:val="18"/>
-        </w:rPr>
-        <w:t>uncore_imc_*</w:t>
-      </w:r>
-      <w:r>
-        <w:rPr>
-          <w:rFonts w:ascii="Times New Roman" w:hAnsi="Times New Roman" w:eastAsia="宋体"/>
-          <w:b w:val="0"/>
-          <w:sz w:val="18"/>
-        </w:rPr>
-        <w:t xml:space="preserve">、无 </w:t>
-      </w:r>
-      <w:r>
-        <w:rPr>
-          <w:rFonts w:ascii="Consolas" w:hAnsi="Consolas"/>
-          <w:color w:val="000080"/>
-          <w:sz w:val="18"/>
-        </w:rPr>
-        <w:t>/dev/cpu/0/msr</w:t>
-      </w:r>
-      <w:r>
-        <w:rPr>
-          <w:rFonts w:ascii="Times New Roman" w:hAnsi="Times New Roman" w:eastAsia="宋体"/>
-          <w:b w:val="0"/>
-          <w:sz w:val="18"/>
-        </w:rPr>
-        <w:t xml:space="preserve">、无 </w:t>
-      </w:r>
-      <w:r>
-        <w:rPr>
-          <w:rFonts w:ascii="Consolas" w:hAnsi="Consolas"/>
-          <w:color w:val="000080"/>
-          <w:sz w:val="18"/>
-        </w:rPr>
-        <w:t>/dev/perf_event</w:t>
-      </w:r>
-      <w:r>
-        <w:rPr>
-          <w:rFonts w:ascii="Times New Roman" w:hAnsi="Times New Roman" w:eastAsia="宋体"/>
-          <w:b w:val="0"/>
-          <w:sz w:val="18"/>
-        </w:rPr>
-        <w:t xml:space="preserve">、无 </w:t>
-      </w:r>
-      <w:r>
-        <w:rPr>
-          <w:rFonts w:ascii="Consolas" w:hAnsi="Consolas"/>
-          <w:color w:val="000080"/>
-          <w:sz w:val="18"/>
-        </w:rPr>
-        <w:t>/sys/fs/resctrl</w:t>
-      </w:r>
-      <w:r>
-        <w:rPr>
-          <w:rFonts w:ascii="Times New Roman" w:hAnsi="Times New Roman" w:eastAsia="宋体"/>
-          <w:b w:val="0"/>
-          <w:sz w:val="18"/>
-        </w:rPr>
-        <w:t xml:space="preserve">，原因是 WSL2 的 hypervisor 不向客户机虚拟化 PMU。故本机可用的观测面仅为 </w:t>
-      </w:r>
-      <w:r>
-        <w:rPr>
-          <w:rFonts w:ascii="Consolas" w:hAnsi="Consolas"/>
-          <w:color w:val="000080"/>
-          <w:sz w:val="18"/>
-        </w:rPr>
-        <w:t>/proc/diskstats</w:t>
-      </w:r>
-      <w:r>
-        <w:rPr>
-          <w:rFonts w:ascii="Times New Roman" w:hAnsi="Times New Roman" w:eastAsia="宋体"/>
-          <w:b w:val="0"/>
-          <w:sz w:val="18"/>
-        </w:rPr>
-        <w:t>、</w:t>
-      </w:r>
-      <w:r>
-        <w:rPr>
-          <w:rFonts w:ascii="Consolas" w:hAnsi="Consolas"/>
-          <w:color w:val="000080"/>
-          <w:sz w:val="18"/>
-        </w:rPr>
-        <w:t>/proc/vmstat</w:t>
-      </w:r>
-      <w:r>
-        <w:rPr>
-          <w:rFonts w:ascii="Times New Roman" w:hAnsi="Times New Roman" w:eastAsia="宋体"/>
-          <w:b w:val="0"/>
-          <w:sz w:val="18"/>
-        </w:rPr>
-        <w:t>、引擎自带台账与逐相位时间线四者，</w:t>
-      </w:r>
-      <w:r>
-        <w:rPr>
-          <w:rFonts w:ascii="Times New Roman" w:hAnsi="Times New Roman" w:eastAsia="宋体"/>
-          <w:b/>
-          <w:sz w:val="18"/>
-        </w:rPr>
-        <w:t>均为操作系统层投影，无法做得更细</w:t>
-      </w:r>
-      <w:r>
-        <w:rPr>
-          <w:rFonts w:ascii="Times New Roman" w:hAnsi="Times New Roman" w:eastAsia="宋体"/>
-          <w:b w:val="0"/>
-          <w:sz w:val="18"/>
-        </w:rPr>
-        <w:t>。</w:t>
-      </w:r>
-    </w:p>
-    <w:p>
-      <w:pPr>
-        <w:spacing w:after="40" w:line="276" w:lineRule="auto"/>
-        <w:ind w:firstLine="360"/>
-      </w:pPr>
-      <w:r>
-        <w:rPr>
-          <w:rFonts w:ascii="Times New Roman" w:hAnsi="Times New Roman" w:eastAsia="宋体"/>
-          <w:b w:val="0"/>
-          <w:sz w:val="18"/>
-        </w:rPr>
-        <w:t>因此本节的方法论结论是：</w:t>
-      </w:r>
-      <w:r>
-        <w:rPr>
-          <w:rFonts w:ascii="Times New Roman" w:hAnsi="Times New Roman" w:eastAsia="宋体"/>
-          <w:b/>
-          <w:sz w:val="18"/>
-        </w:rPr>
-        <w:t>在缺少硬件计数器的宿主上，结论只能以配对差形式给出</w:t>
-      </w:r>
-      <w:r>
-        <w:rPr>
-          <w:rFonts w:ascii="Times New Roman" w:hAnsi="Times New Roman" w:eastAsia="宋体"/>
-          <w:b w:val="0"/>
-          <w:sz w:val="18"/>
-        </w:rPr>
-        <w:t>（相邻运行共享同一段漂移，差值将漂移消去），而不能以绝对速率给出。本文 §5.2 采用的正是这一形式：交错重复的 32/15 与 6/40 两臂之差约 25%，是两臂各自中位数相减、而非两臂水平值互比。</w:t>
-      </w:r>
-      <w:r>
-        <w:rPr>
-          <w:rFonts w:ascii="Times New Roman" w:hAnsi="Times New Roman" w:eastAsia="宋体"/>
-          <w:b/>
-          <w:sz w:val="18"/>
-        </w:rPr>
-        <w:t>"至少 2.7 倍"这一表述同样是有意为之。它是在当前测量质量下唯一形态正确的陈述形式。</w:t>
-      </w:r>
-    </w:p>
-    <w:p>
-      <w:pPr>
-        <w:spacing w:after="40" w:line="276" w:lineRule="auto"/>
-        <w:ind w:firstLine="360"/>
-      </w:pPr>
-      <w:r>
-        <w:rPr>
-          <w:rFonts w:ascii="Times New Roman" w:hAnsi="Times New Roman" w:eastAsia="宋体"/>
-          <w:b w:val="0"/>
-          <w:sz w:val="18"/>
-        </w:rPr>
-        <w:t>方法学上，本节记录</w:t>
-      </w:r>
-      <w:r>
-        <w:rPr>
-          <w:rFonts w:ascii="Times New Roman" w:hAnsi="Times New Roman" w:eastAsia="宋体"/>
-          <w:b/>
-          <w:sz w:val="18"/>
-        </w:rPr>
-        <w:t>三次被自身数据推翻的归因</w:t>
-      </w:r>
-      <w:r>
-        <w:rPr>
-          <w:rFonts w:ascii="Times New Roman" w:hAnsi="Times New Roman" w:eastAsia="宋体"/>
-          <w:b w:val="0"/>
-          <w:sz w:val="18"/>
-        </w:rPr>
-        <w:t>：先据“顺序 890 对局部 453”推断代价源于“层序连续性”，再据单次直接测量推断“盘可达 1418 而引擎损失 68%”，最后据重建探针的 1786 MB/s 推断“引擎有 4.4 倍 inefficiency”。前者被并发实验与分散度对照推翻；第二次被重复性实验推翻；第三次被自身的重复测量推翻。</w:t>
-      </w:r>
-      <w:r>
-        <w:rPr>
-          <w:rFonts w:ascii="Consolas" w:hAnsi="Consolas"/>
-          <w:color w:val="000080"/>
-          <w:sz w:val="18"/>
-        </w:rPr>
-        <w:t>v36_devrate</w:t>
-      </w:r>
-      <w:r>
-        <w:rPr>
-          <w:rFonts w:ascii="Times New Roman" w:hAnsi="Times New Roman" w:eastAsia="宋体"/>
-          <w:b w:val="0"/>
-          <w:sz w:val="18"/>
-        </w:rPr>
-        <w:t xml:space="preserve"> 报 1786 MB/s 而 </w:t>
-      </w:r>
-      <w:r>
-        <w:rPr>
-          <w:rFonts w:ascii="Consolas" w:hAnsi="Consolas"/>
-          <w:color w:val="000080"/>
-          <w:sz w:val="18"/>
-        </w:rPr>
-        <w:t>v37_burst</w:t>
-      </w:r>
-      <w:r>
-        <w:rPr>
-          <w:rFonts w:ascii="Times New Roman" w:hAnsi="Times New Roman" w:eastAsia="宋体"/>
-          <w:b w:val="0"/>
-          <w:sz w:val="18"/>
-        </w:rPr>
-        <w:t xml:space="preserve"> 的同一臂报 1214 MB/s，相差 47%，且五臂中四臂 IQR/中位数 超 0.15 而判 NOISY。</w:t>
-      </w:r>
-      <w:r>
-        <w:rPr>
-          <w:rFonts w:ascii="Times New Roman" w:hAnsi="Times New Roman" w:eastAsia="宋体"/>
-          <w:b/>
-          <w:sz w:val="18"/>
-        </w:rPr>
-        <w:t>故按规程第 4 节，"至少 2.7 倍"之外再给任何倍数。</w:t>
-      </w:r>
-    </w:p>
-    <w:p>
-      <w:pPr>
-        <w:spacing w:after="40" w:line="276" w:lineRule="auto"/>
-        <w:ind w:firstLine="360"/>
-      </w:pPr>
-      <w:r>
-        <w:rPr>
-          <w:rFonts w:ascii="Times New Roman" w:hAnsi="Times New Roman" w:eastAsia="宋体"/>
-          <w:b w:val="0"/>
-          <w:sz w:val="18"/>
-        </w:rPr>
-        <w:t>教训有三：其一，以两条流的速率差反推机制，先排除并发度这一混淆项；其二，</w:t>
-      </w:r>
-      <w:r>
-        <w:rPr>
-          <w:rFonts w:ascii="Times New Roman" w:hAnsi="Times New Roman" w:eastAsia="宋体"/>
-          <w:b/>
-          <w:sz w:val="18"/>
-        </w:rPr>
-        <w:t>单次存储测量不足以支撑百分比结论</w:t>
-      </w:r>
-      <w:r>
-        <w:rPr>
-          <w:rFonts w:ascii="Times New Roman" w:hAnsi="Times New Roman" w:eastAsia="宋体"/>
-          <w:b w:val="0"/>
-          <w:sz w:val="18"/>
-        </w:rPr>
-        <w:t>；其三，</w:t>
-      </w:r>
-      <w:r>
-        <w:rPr>
-          <w:rFonts w:ascii="Times New Roman" w:hAnsi="Times New Roman" w:eastAsia="宋体"/>
-          <w:b/>
-          <w:sz w:val="18"/>
-        </w:rPr>
-        <w:t>同一条规程重做一遍仍然可能不合格</w:t>
-      </w:r>
-      <w:r>
-        <w:rPr>
-          <w:rFonts w:ascii="Times New Roman" w:hAnsi="Times New Roman" w:eastAsia="宋体"/>
-          <w:b w:val="0"/>
-          <w:sz w:val="18"/>
-        </w:rPr>
-        <w:t>。</w:t>
-      </w:r>
-      <w:r>
-        <w:rPr>
-          <w:rFonts w:ascii="Consolas" w:hAnsi="Consolas"/>
-          <w:color w:val="000080"/>
-          <w:sz w:val="18"/>
-        </w:rPr>
-        <w:t>v36</w:t>
-      </w:r>
-      <w:r>
-        <w:rPr>
-          <w:rFonts w:ascii="Times New Roman" w:hAnsi="Times New Roman" w:eastAsia="宋体"/>
-          <w:b w:val="0"/>
-          <w:sz w:val="18"/>
-        </w:rPr>
-        <w:t xml:space="preserve"> 严格照 </w:t>
-      </w:r>
-      <w:r>
-        <w:rPr>
-          <w:rFonts w:ascii="Consolas" w:hAnsi="Consolas"/>
-          <w:color w:val="000080"/>
-          <w:sz w:val="18"/>
-        </w:rPr>
-        <w:t>BENCH_PROTO</w:t>
-      </w:r>
-      <w:r>
-        <w:rPr>
-          <w:rFonts w:ascii="Times New Roman" w:hAnsi="Times New Roman" w:eastAsia="宋体"/>
-          <w:b w:val="0"/>
-          <w:sz w:val="18"/>
-        </w:rPr>
-        <w:t xml:space="preserve"> 全部条款执行（O_DIRECT、引擎实际单元、丢弃预热、n=5 交错、报 IQR），结果自身 IQR 0.030 看似合格，却在下一轮的同协议复测中偏了 47%。</w:t>
-      </w:r>
-      <w:r>
-        <w:rPr>
-          <w:rFonts w:ascii="Times New Roman" w:hAnsi="Times New Roman" w:eastAsia="宋体"/>
-          <w:b/>
-          <w:sz w:val="18"/>
-        </w:rPr>
-        <w:t>一次合格不构成可复现，可复现跨轮次验证。</w:t>
-      </w:r>
-    </w:p>
-    <w:p>
-      <w:pPr>
-        <w:spacing w:after="40" w:before="80" w:line="240" w:lineRule="auto"/>
-      </w:pPr>
-      <w:r>
-        <w:rPr>
-          <w:rFonts w:ascii="Times New Roman" w:hAnsi="Times New Roman" w:eastAsia="黑体"/>
-          <w:b w:val="0"/>
-          <w:sz w:val="18"/>
-        </w:rPr>
-        <w:t>5.3  排查次序：先问复用落在哪一层</w:t>
-      </w:r>
-    </w:p>
-    <w:p>
-      <w:pPr>
-        <w:spacing w:after="40" w:line="276" w:lineRule="auto"/>
-        <w:ind w:firstLine="360"/>
-      </w:pPr>
-      <w:r>
-        <w:rPr>
-          <w:rFonts w:ascii="Times New Roman" w:hAnsi="Times New Roman" w:eastAsia="宋体"/>
-          <w:b w:val="0"/>
-          <w:sz w:val="18"/>
-        </w:rPr>
-        <w:t>四条次序按"字节还能不能再少"排列，每条给出</w:t>
-      </w:r>
-      <w:r>
-        <w:rPr>
-          <w:rFonts w:ascii="Times New Roman" w:hAnsi="Times New Roman" w:eastAsia="宋体"/>
-          <w:b/>
-          <w:sz w:val="18"/>
-        </w:rPr>
-        <w:t>问什么、读哪个计数器、什么算通过</w:t>
-      </w:r>
-      <w:r>
-        <w:rPr>
-          <w:rFonts w:ascii="Times New Roman" w:hAnsi="Times New Roman" w:eastAsia="宋体"/>
-          <w:b w:val="0"/>
-          <w:sz w:val="18"/>
-        </w:rPr>
-        <w:t>。</w:t>
-      </w:r>
-    </w:p>
-    <w:p>
-      <w:pPr>
-        <w:spacing w:after="40" w:line="276" w:lineRule="auto"/>
-        <w:ind w:firstLine="360"/>
-      </w:pPr>
-      <w:r>
-        <w:rPr>
-          <w:rFonts w:ascii="Times New Roman" w:hAnsi="Times New Roman" w:eastAsia="宋体"/>
-          <w:b w:val="0"/>
-          <w:sz w:val="18"/>
-        </w:rPr>
-        <w:t>次序不可跳：第 2 条不成立时第 3 条无意义，因为数据根本不在需要它的那一层。</w:t>
-      </w:r>
-    </w:p>
-    <w:p>
-      <w:pPr>
-        <w:spacing w:after="40" w:line="276" w:lineRule="auto"/>
-        <w:ind w:firstLine="360"/>
-      </w:pPr>
-      <w:r>
-        <w:rPr>
-          <w:rFonts w:ascii="Times New Roman" w:hAnsi="Times New Roman" w:eastAsia="宋体"/>
-          <w:b/>
-          <w:sz w:val="18"/>
-        </w:rPr>
-        <w:t>① 算法能否免读</w:t>
-      </w:r>
-      <w:r>
-        <w:rPr>
-          <w:rFonts w:ascii="Times New Roman" w:hAnsi="Times New Roman" w:eastAsia="宋体"/>
-          <w:b w:val="0"/>
-          <w:sz w:val="18"/>
-        </w:rPr>
-        <w:t xml:space="preserve"> —— 该数据项是否必被读。</w:t>
-      </w:r>
-    </w:p>
-    <w:p>
-      <w:pPr>
-        <w:spacing w:after="0"/>
-        <w:ind w:left="170"/>
-      </w:pPr>
-      <w:r>
-        <w:rPr>
-          <w:rFonts w:ascii="Consolas" w:hAnsi="Consolas"/>
-          <w:sz w:val="14"/>
-        </w:rPr>
-        <w:t>读：每词元该层的 READ 字节数</w:t>
-      </w:r>
-    </w:p>
-    <w:p>
-      <w:pPr>
-        <w:spacing w:after="0"/>
-        <w:ind w:left="170"/>
-      </w:pPr>
-      <w:r>
-        <w:rPr>
-          <w:rFonts w:ascii="Consolas" w:hAnsi="Consolas"/>
-          <w:sz w:val="14"/>
-        </w:rPr>
-        <w:t>通过：该字节数与 distinct 集核算的预算线同量级，不存在可省的整层读取</w:t>
-      </w:r>
-    </w:p>
-    <w:p>
-      <w:pPr>
-        <w:spacing w:after="0"/>
-        <w:ind w:left="170"/>
-      </w:pPr>
-      <w:r>
-        <w:rPr>
-          <w:rFonts w:ascii="Consolas" w:hAnsi="Consolas"/>
-          <w:sz w:val="14"/>
-        </w:rPr>
-        <w:t>本案例：通过 —— 专家权重每次都要读，无算法级免读空间</w:t>
-      </w:r>
-    </w:p>
-    <w:p>
-      <w:pPr>
-        <w:spacing w:after="40" w:line="276" w:lineRule="auto"/>
-        <w:ind w:firstLine="360"/>
-      </w:pPr>
-      <w:r>
-        <w:rPr>
-          <w:rFonts w:ascii="Times New Roman" w:hAnsi="Times New Roman" w:eastAsia="宋体"/>
-          <w:b/>
-          <w:sz w:val="18"/>
-        </w:rPr>
-        <w:t>② 能否缓存复用</w:t>
-      </w:r>
-      <w:r>
-        <w:rPr>
-          <w:rFonts w:ascii="Times New Roman" w:hAnsi="Times New Roman" w:eastAsia="宋体"/>
-          <w:b w:val="0"/>
-          <w:sz w:val="18"/>
-        </w:rPr>
-        <w:t xml:space="preserve"> —— 读取结果能否在最快层 M_k 驻留并被复用（原则的在场条件）。</w:t>
-      </w:r>
-    </w:p>
-    <w:p>
-      <w:pPr>
-        <w:spacing w:after="0"/>
-        <w:ind w:left="170"/>
-      </w:pPr>
-      <w:r>
-        <w:rPr>
-          <w:rFonts w:ascii="Consolas" w:hAnsi="Consolas"/>
-          <w:sz w:val="14"/>
-        </w:rPr>
-        <w:t>读：驻留量 ÷ distinct 集大小；命中满格时的 READ 字节数是否 &lt; 预算线</w:t>
-      </w:r>
-    </w:p>
-    <w:p>
-      <w:pPr>
-        <w:spacing w:after="0"/>
-        <w:ind w:left="170"/>
-      </w:pPr>
-      <w:r>
-        <w:rPr>
-          <w:rFonts w:ascii="Consolas" w:hAnsi="Consolas"/>
-          <w:sz w:val="14"/>
-        </w:rPr>
-        <w:t>通过：命中率满格**且** READ 字节回落至下界</w:t>
-      </w:r>
-    </w:p>
-    <w:p>
-      <w:pPr>
-        <w:spacing w:after="0"/>
-        <w:ind w:left="170"/>
-      </w:pPr>
-      <w:r>
-        <w:rPr>
-          <w:rFonts w:ascii="Consolas" w:hAnsi="Consolas"/>
-          <w:sz w:val="14"/>
-        </w:rPr>
-        <w:t>失败特征：命中率满格而字节不降 —— 命中只换了介质</w:t>
-      </w:r>
-    </w:p>
-    <w:p>
-      <w:pPr>
-        <w:spacing w:after="0"/>
-        <w:ind w:left="170"/>
-      </w:pPr>
-      <w:r>
-        <w:rPr>
-          <w:rFonts w:ascii="Consolas" w:hAnsi="Consolas"/>
-          <w:sz w:val="14"/>
-        </w:rPr>
-        <w:t>本案例：失守。阶段 B 命中率 100% 而字节仍 25.83 GB/词元，一字未省</w:t>
-      </w:r>
-    </w:p>
-    <w:p>
-      <w:pPr>
-        <w:spacing w:after="40" w:line="276" w:lineRule="auto"/>
-        <w:ind w:firstLine="360"/>
-      </w:pPr>
-      <w:r>
-        <w:rPr>
-          <w:rFonts w:ascii="Times New Roman" w:hAnsi="Times New Roman" w:eastAsia="宋体"/>
-          <w:b/>
-          <w:sz w:val="18"/>
-        </w:rPr>
-        <w:t>③ 落位层</w:t>
-      </w:r>
-      <w:r>
-        <w:rPr>
-          <w:rFonts w:ascii="Times New Roman" w:hAnsi="Times New Roman" w:eastAsia="宋体"/>
-          <w:b w:val="0"/>
-          <w:sz w:val="18"/>
-        </w:rPr>
-        <w:t xml:space="preserve"> —— 若必从低速层读取，权重是否至少置于参与路径中更快的层。</w:t>
-      </w:r>
-    </w:p>
-    <w:p>
-      <w:pPr>
-        <w:spacing w:after="0"/>
-        <w:ind w:left="170"/>
-      </w:pPr>
-      <w:r>
-        <w:rPr>
-          <w:rFonts w:ascii="Consolas" w:hAnsi="Consolas"/>
-          <w:sz w:val="14"/>
-        </w:rPr>
-        <w:t>读：分层字节读数。某层读数是否已达其 distinct 下界</w:t>
-      </w:r>
-    </w:p>
-    <w:p>
-      <w:pPr>
-        <w:spacing w:after="0"/>
-        <w:ind w:left="170"/>
-      </w:pPr>
-      <w:r>
-        <w:rPr>
-          <w:rFonts w:ascii="Consolas" w:hAnsi="Consolas"/>
-          <w:sz w:val="14"/>
-        </w:rPr>
-        <w:t>通过：低速层读数 ≤ 下界（本案例为 1 次 distinct）</w:t>
-      </w:r>
-    </w:p>
-    <w:p>
-      <w:pPr>
-        <w:spacing w:after="0"/>
-        <w:ind w:left="170"/>
-      </w:pPr>
-      <w:r>
-        <w:rPr>
-          <w:rFonts w:ascii="Consolas" w:hAnsi="Consolas"/>
-          <w:sz w:val="14"/>
-        </w:rPr>
-        <w:t>失败特征：低速层每词元全量重读。修复手段是迁层而非调参</w:t>
-      </w:r>
-    </w:p>
-    <w:p>
-      <w:pPr>
-        <w:spacing w:after="0"/>
-        <w:ind w:left="170"/>
-      </w:pPr>
-      <w:r>
-        <w:rPr>
-          <w:rFonts w:ascii="Consolas" w:hAnsi="Consolas"/>
-          <w:sz w:val="14"/>
-        </w:rPr>
-        <w:t>本案例：部分失守。低速盘全量重读占该阶段端到端 94%</w:t>
-      </w:r>
-    </w:p>
-    <w:p>
-      <w:pPr>
-        <w:spacing w:after="40" w:line="276" w:lineRule="auto"/>
-        <w:ind w:firstLine="360"/>
-      </w:pPr>
-      <w:r>
-        <w:rPr>
-          <w:rFonts w:ascii="Times New Roman" w:hAnsi="Times New Roman" w:eastAsia="宋体"/>
-          <w:b/>
-          <w:sz w:val="18"/>
-        </w:rPr>
-        <w:t>④ 落层前压缩</w:t>
-      </w:r>
-      <w:r>
-        <w:rPr>
-          <w:rFonts w:ascii="Times New Roman" w:hAnsi="Times New Roman" w:eastAsia="宋体"/>
-          <w:b w:val="0"/>
-          <w:sz w:val="18"/>
-        </w:rPr>
-        <w:t xml:space="preserve"> —— 能否先压缩再落层，减少届时必搬动的字节。</w:t>
-      </w:r>
-    </w:p>
-    <w:p>
-      <w:pPr>
-        <w:spacing w:after="0"/>
-        <w:ind w:left="170"/>
-      </w:pPr>
-      <w:r>
-        <w:rPr>
-          <w:rFonts w:ascii="Consolas" w:hAnsi="Consolas"/>
-          <w:sz w:val="14"/>
-        </w:rPr>
-        <w:t>读：单专家字节 × 激活专家数 × 层数，与预算线比较</w:t>
-      </w:r>
-    </w:p>
-    <w:p>
-      <w:pPr>
-        <w:spacing w:after="0"/>
-        <w:ind w:left="170"/>
-      </w:pPr>
-      <w:r>
-        <w:rPr>
-          <w:rFonts w:ascii="Consolas" w:hAnsi="Consolas"/>
-          <w:sz w:val="14"/>
-        </w:rPr>
-        <w:t>通过：压缩后字节 ≤ 预算线</w:t>
-      </w:r>
-    </w:p>
-    <w:p>
-      <w:pPr>
-        <w:spacing w:after="0"/>
-        <w:ind w:left="170"/>
-      </w:pPr>
-      <w:r>
-        <w:rPr>
-          <w:rFonts w:ascii="Consolas" w:hAnsi="Consolas"/>
-          <w:sz w:val="14"/>
-        </w:rPr>
-        <w:t>本案例：可用而未用（BF8 可压至约 1/4），故本案例的前三条才是主要矛盾</w:t>
-      </w:r>
-    </w:p>
-    <w:p>
-      <w:pPr>
-        <w:spacing w:after="40" w:line="276" w:lineRule="auto"/>
-        <w:ind w:firstLine="360"/>
-      </w:pPr>
-      <w:r>
-        <w:rPr>
-          <w:rFonts w:ascii="Times New Roman" w:hAnsi="Times New Roman" w:eastAsia="宋体"/>
-          <w:b/>
-          <w:sz w:val="18"/>
-        </w:rPr>
-        <w:t>四条全部通过后仍有差距，差距就不在复用层。</w:t>
-      </w:r>
-      <w:r>
-        <w:rPr>
-          <w:rFonts w:ascii="Times New Roman" w:hAnsi="Times New Roman" w:eastAsia="宋体"/>
-          <w:b w:val="0"/>
-          <w:sz w:val="18"/>
-        </w:rPr>
-        <w:t xml:space="preserve"> 此时按 5.2.1 转向可达聚合带宽，</w:t>
-      </w:r>
-    </w:p>
-    <w:p>
-      <w:pPr>
-        <w:spacing w:after="40" w:line="276" w:lineRule="auto"/>
-        <w:ind w:firstLine="360"/>
-      </w:pPr>
-      <w:r>
-        <w:rPr>
-          <w:rFonts w:ascii="Times New Roman" w:hAnsi="Times New Roman" w:eastAsia="宋体"/>
-          <w:b w:val="0"/>
-          <w:sz w:val="18"/>
-        </w:rPr>
-        <w:t xml:space="preserve">并按 §3.2 先确认计数器本身可信 —— </w:t>
-      </w:r>
-      <w:r>
-        <w:rPr>
-          <w:rFonts w:ascii="Times New Roman" w:hAnsi="Times New Roman" w:eastAsia="宋体"/>
-          <w:b/>
-          <w:sz w:val="18"/>
-        </w:rPr>
-        <w:t>次序反过来会一直查错地方。</w:t>
-      </w:r>
-    </w:p>
-    <w:p>
-      <w:pPr>
-        <w:spacing w:after="40" w:line="276" w:lineRule="auto"/>
-        <w:ind w:firstLine="360"/>
-      </w:pPr>
-      <w:r>
-        <w:rPr>
-          <w:rFonts w:ascii="Times New Roman" w:hAnsi="Times New Roman" w:eastAsia="宋体"/>
-          <w:b w:val="0"/>
-          <w:sz w:val="18"/>
-        </w:rPr>
-        <w:t>本案例引擎在第 2 条失守（命中不落内存、每次仍重新搬迁字节），第 1、4 条成立：阶段 A 低速盘全量重读占该阶段端到端 94%，阶段 B 命中满格后字节仍照搬 25.83 GB/词元（瓶颈</w:t>
-      </w:r>
-    </w:p>
-    <w:p>
-      <w:pPr>
-        <w:spacing w:after="40" w:before="60" w:line="240" w:lineRule="auto"/>
-      </w:pPr>
-      <w:r>
-        <w:rPr>
-          <w:rFonts w:ascii="Times New Roman" w:hAnsi="Times New Roman" w:eastAsia="楷体"/>
-          <w:b w:val="0"/>
-          <w:sz w:val="18"/>
-        </w:rPr>
-        <w:t>5.3.1  回放：这套次序在本轮实际抓住了什么</w:t>
-      </w:r>
-    </w:p>
-    <w:p>
-      <w:pPr>
-        <w:spacing w:after="40" w:line="276" w:lineRule="auto"/>
-        <w:ind w:firstLine="360"/>
-      </w:pPr>
-      <w:r>
-        <w:rPr>
-          <w:rFonts w:ascii="Times New Roman" w:hAnsi="Times New Roman" w:eastAsia="宋体"/>
-          <w:b w:val="0"/>
-          <w:sz w:val="18"/>
-        </w:rPr>
-        <w:t>次序给出之后需要回答它是否有用。本轮把六处计数器错误与两处归因错误逐条过一遍，结果如下。</w:t>
-      </w:r>
-    </w:p>
-    <w:p>
-      <w:pPr>
         <w:spacing w:before="80" w:after="20"/>
         <w:jc w:val="center"/>
       </w:pPr>
@@ -8100,7 +8003,7 @@
           <w:b w:val="0"/>
           <w:sz w:val="15"/>
         </w:rPr>
-        <w:t>表 8　本轮八处错误的四步排查回放</w:t>
+        <w:t>表 11　同一连续臂的两轮独立测量（MB/s）</w:t>
       </w:r>
     </w:p>
     <w:p>
@@ -8114,7 +8017,1062 @@
           <w:b w:val="0"/>
           <w:sz w:val="15"/>
         </w:rPr>
-        <w:t>Table 8　Replay of this run's eight errors against the four-step order</w:t>
+        <w:t>Table 11　Two independent measurements of the same continuous arm</w:t>
+      </w:r>
+    </w:p>
+    <w:tbl>
+      <w:tblPr>
+        <w:tblStyle w:val="TableGrid"/>
+        <w:tblW w:type="auto" w:w="0"/>
+        <w:tblLook w:firstColumn="1" w:firstRow="1" w:lastColumn="0" w:lastRow="0" w:noHBand="0" w:noVBand="1" w:val="04A0"/>
+        <w:tblBorders>
+          <w:top w:val="single" w:sz="8" w:space="0" w:color="000000"/>
+          <w:left w:val="single" w:sz="4" w:space="0" w:color="000000"/>
+          <w:bottom w:val="single" w:sz="8" w:space="0" w:color="000000"/>
+          <w:right w:val="single" w:sz="4" w:space="0" w:color="000000"/>
+          <w:insideH w:val="single" w:sz="4" w:space="0" w:color="000000"/>
+          <w:insideV w:val="single" w:sz="4" w:space="0" w:color="000000"/>
+        </w:tblBorders>
+        <w:tblLayout w:type="fixed"/>
+      </w:tblPr>
+      <w:tblGrid>
+        <w:gridCol w:w="1666"/>
+        <w:gridCol w:w="1300"/>
+        <w:gridCol w:w="1910"/>
+      </w:tblGrid>
+      <w:tr>
+        <w:tc>
+          <w:tcPr>
+            <w:tcW w:type="dxa" w:w="1666"/>
+            <w:shd w:val="clear" w:fill="F2F2F2"/>
+          </w:tcPr>
+          <w:p>
+            <w:pPr>
+              <w:spacing w:after="0" w:before="0" w:line="240" w:lineRule="auto"/>
+            </w:pPr>
+            <w:r/>
+            <w:r>
+              <w:rPr>
+                <w:rFonts w:ascii="Times New Roman" w:hAnsi="Times New Roman" w:eastAsia="黑体"/>
+                <w:b/>
+                <w:sz w:val="16"/>
+              </w:rPr>
+              <w:t>轮次</w:t>
+            </w:r>
+          </w:p>
+        </w:tc>
+        <w:tc>
+          <w:tcPr>
+            <w:tcW w:type="dxa" w:w="1300"/>
+            <w:shd w:val="clear" w:fill="F2F2F2"/>
+          </w:tcPr>
+          <w:p>
+            <w:pPr>
+              <w:spacing w:after="0" w:before="0" w:line="240" w:lineRule="auto"/>
+            </w:pPr>
+            <w:r/>
+            <w:r>
+              <w:rPr>
+                <w:rFonts w:ascii="Times New Roman" w:hAnsi="Times New Roman" w:eastAsia="黑体"/>
+                <w:b/>
+                <w:sz w:val="16"/>
+              </w:rPr>
+              <w:t>读数</w:t>
+            </w:r>
+          </w:p>
+        </w:tc>
+        <w:tc>
+          <w:tcPr>
+            <w:tcW w:type="dxa" w:w="1910"/>
+            <w:shd w:val="clear" w:fill="F2F2F2"/>
+          </w:tcPr>
+          <w:p>
+            <w:pPr>
+              <w:spacing w:after="0" w:before="0" w:line="240" w:lineRule="auto"/>
+            </w:pPr>
+            <w:r/>
+            <w:r>
+              <w:rPr>
+                <w:rFonts w:ascii="Times New Roman" w:hAnsi="Times New Roman" w:eastAsia="黑体"/>
+                <w:b/>
+                <w:sz w:val="16"/>
+              </w:rPr>
+              <w:t>相对偏差</w:t>
+            </w:r>
+          </w:p>
+        </w:tc>
+      </w:tr>
+      <w:tr>
+        <w:tc>
+          <w:tcPr>
+            <w:tcW w:type="dxa" w:w="1666"/>
+          </w:tcPr>
+          <w:p>
+            <w:pPr>
+              <w:spacing w:after="0" w:before="0" w:line="240" w:lineRule="auto"/>
+            </w:pPr>
+            <w:r/>
+            <w:r>
+              <w:rPr>
+                <w:rFonts w:ascii="Times New Roman" w:hAnsi="Times New Roman" w:eastAsia="宋体"/>
+                <w:b w:val="0"/>
+                <w:sz w:val="15"/>
+              </w:rPr>
+              <w:t>第 1 轮</w:t>
+            </w:r>
+          </w:p>
+        </w:tc>
+        <w:tc>
+          <w:tcPr>
+            <w:tcW w:type="dxa" w:w="1300"/>
+          </w:tcPr>
+          <w:p>
+            <w:pPr>
+              <w:spacing w:after="0" w:before="0" w:line="240" w:lineRule="auto"/>
+            </w:pPr>
+            <w:r/>
+            <w:r>
+              <w:rPr>
+                <w:rFonts w:ascii="Times New Roman" w:hAnsi="Times New Roman" w:eastAsia="宋体"/>
+                <w:b w:val="0"/>
+                <w:sz w:val="15"/>
+              </w:rPr>
+              <w:t>1786</w:t>
+            </w:r>
+          </w:p>
+        </w:tc>
+        <w:tc>
+          <w:tcPr>
+            <w:tcW w:type="dxa" w:w="1910"/>
+          </w:tcPr>
+          <w:p>
+            <w:pPr>
+              <w:spacing w:after="0" w:before="0" w:line="240" w:lineRule="auto"/>
+            </w:pPr>
+            <w:r/>
+            <w:r>
+              <w:rPr>
+                <w:rFonts w:ascii="Times New Roman" w:hAnsi="Times New Roman" w:eastAsia="宋体"/>
+                <w:b w:val="0"/>
+                <w:sz w:val="15"/>
+              </w:rPr>
+              <w:t>—</w:t>
+            </w:r>
+          </w:p>
+        </w:tc>
+      </w:tr>
+      <w:tr>
+        <w:tc>
+          <w:tcPr>
+            <w:tcW w:type="dxa" w:w="1666"/>
+          </w:tcPr>
+          <w:p>
+            <w:pPr>
+              <w:spacing w:after="0" w:before="0" w:line="240" w:lineRule="auto"/>
+            </w:pPr>
+            <w:r/>
+            <w:r>
+              <w:rPr>
+                <w:rFonts w:ascii="Times New Roman" w:hAnsi="Times New Roman" w:eastAsia="宋体"/>
+                <w:b w:val="0"/>
+                <w:sz w:val="15"/>
+              </w:rPr>
+              <w:t>第 2 轮</w:t>
+            </w:r>
+          </w:p>
+        </w:tc>
+        <w:tc>
+          <w:tcPr>
+            <w:tcW w:type="dxa" w:w="1300"/>
+          </w:tcPr>
+          <w:p>
+            <w:pPr>
+              <w:spacing w:after="0" w:before="0" w:line="240" w:lineRule="auto"/>
+            </w:pPr>
+            <w:r/>
+            <w:r>
+              <w:rPr>
+                <w:rFonts w:ascii="Times New Roman" w:hAnsi="Times New Roman" w:eastAsia="宋体"/>
+                <w:b w:val="0"/>
+                <w:sz w:val="15"/>
+              </w:rPr>
+              <w:t>1214</w:t>
+            </w:r>
+          </w:p>
+        </w:tc>
+        <w:tc>
+          <w:tcPr>
+            <w:tcW w:type="dxa" w:w="1910"/>
+          </w:tcPr>
+          <w:p>
+            <w:pPr>
+              <w:spacing w:after="0" w:before="0" w:line="240" w:lineRule="auto"/>
+            </w:pPr>
+            <w:r/>
+            <w:r>
+              <w:rPr>
+                <w:rFonts w:ascii="Times New Roman" w:hAnsi="Times New Roman" w:eastAsia="宋体"/>
+                <w:b w:val="0"/>
+                <w:sz w:val="15"/>
+              </w:rPr>
+              <w:t>**−47%**</w:t>
+            </w:r>
+          </w:p>
+        </w:tc>
+      </w:tr>
+    </w:tbl>
+    <w:p>
+      <w:pPr>
+        <w:spacing w:after="40" w:line="276" w:lineRule="auto"/>
+        <w:ind w:firstLine="360"/>
+      </w:pPr>
+      <w:r>
+        <w:rPr>
+          <w:rFonts w:ascii="Times New Roman" w:hAnsi="Times New Roman" w:eastAsia="宋体"/>
+          <w:b/>
+          <w:sz w:val="18"/>
+        </w:rPr>
+        <w:t>因此本节的结论是：差距存在，为 1.30–1.58 倍（表 10），机制已在引擎内定位为算术与 I/O 串行化（§4.6）。</w:t>
+      </w:r>
+      <w:r>
+        <w:rPr>
+          <w:rFonts w:ascii="Times New Roman" w:hAnsi="Times New Roman" w:eastAsia="宋体"/>
+          <w:b w:val="0"/>
+          <w:sz w:val="18"/>
+        </w:rPr>
+        <w:t xml:space="preserve"> 该差距不足以支撑"端到端可进入 30 s 量级"的预期——串行化的一部分（跨层流水）经建模上限仅约 4%。</w:t>
+      </w:r>
+    </w:p>
+    <w:p>
+      <w:pPr>
+        <w:spacing w:after="40" w:line="276" w:lineRule="auto"/>
+        <w:ind w:firstLine="360"/>
+      </w:pPr>
+      <w:r>
+        <w:rPr>
+          <w:rFonts w:ascii="Times New Roman" w:hAnsi="Times New Roman" w:eastAsia="宋体"/>
+          <w:b/>
+          <w:sz w:val="18"/>
+        </w:rPr>
+        <w:t>关于"改进测量方法"这一步能走多远，说明其上限。</w:t>
+      </w:r>
+      <w:r>
+        <w:rPr>
+          <w:rFonts w:ascii="Times New Roman" w:hAnsi="Times New Roman" w:eastAsia="宋体"/>
+          <w:b w:val="0"/>
+          <w:sz w:val="18"/>
+        </w:rPr>
+        <w:t xml:space="preserve"> 共享环境下资源消耗的精确观测是一个成熟领域，其手段是硬件性能计数器：DRAM 控制器计数器测内存带宽占用、per-core LLC miss 计数器定位干扰源（Caladan, OSDI'20）、Intel RDT 按组配额并归因内存占用（DC-Store, FAST'20）。</w:t>
+      </w:r>
+      <w:r>
+        <w:rPr>
+          <w:rFonts w:ascii="Times New Roman" w:hAnsi="Times New Roman" w:eastAsia="宋体"/>
+          <w:b/>
+          <w:sz w:val="18"/>
+        </w:rPr>
+        <w:t>本机不具备其中任何一项</w:t>
+      </w:r>
+      <w:r>
+        <w:rPr>
+          <w:rFonts w:ascii="Times New Roman" w:hAnsi="Times New Roman" w:eastAsia="宋体"/>
+          <w:b w:val="0"/>
+          <w:sz w:val="18"/>
+        </w:rPr>
+        <w:t>：</w:t>
+      </w:r>
+      <w:r>
+        <w:rPr>
+          <w:rFonts w:ascii="Consolas" w:hAnsi="Consolas"/>
+          <w:color w:val="000080"/>
+          <w:sz w:val="18"/>
+        </w:rPr>
+        <w:t>/sys/bus/event_source/devices</w:t>
+      </w:r>
+      <w:r>
+        <w:rPr>
+          <w:rFonts w:ascii="Times New Roman" w:hAnsi="Times New Roman" w:eastAsia="宋体"/>
+          <w:b w:val="0"/>
+          <w:sz w:val="18"/>
+        </w:rPr>
+        <w:t xml:space="preserve"> 仅暴露 </w:t>
+      </w:r>
+      <w:r>
+        <w:rPr>
+          <w:rFonts w:ascii="Consolas" w:hAnsi="Consolas"/>
+          <w:color w:val="000080"/>
+          <w:sz w:val="18"/>
+        </w:rPr>
+        <w:t>breakpoint / kprobe / msr / software / tracepoint / uprobe</w:t>
+      </w:r>
+      <w:r>
+        <w:rPr>
+          <w:rFonts w:ascii="Times New Roman" w:hAnsi="Times New Roman" w:eastAsia="宋体"/>
+          <w:b w:val="0"/>
+          <w:sz w:val="18"/>
+        </w:rPr>
+        <w:t xml:space="preserve">，无 </w:t>
+      </w:r>
+      <w:r>
+        <w:rPr>
+          <w:rFonts w:ascii="Consolas" w:hAnsi="Consolas"/>
+          <w:color w:val="000080"/>
+          <w:sz w:val="18"/>
+        </w:rPr>
+        <w:t>cpu</w:t>
+      </w:r>
+      <w:r>
+        <w:rPr>
+          <w:rFonts w:ascii="Times New Roman" w:hAnsi="Times New Roman" w:eastAsia="宋体"/>
+          <w:b w:val="0"/>
+          <w:sz w:val="18"/>
+        </w:rPr>
+        <w:t xml:space="preserve"> 事件源、无 </w:t>
+      </w:r>
+      <w:r>
+        <w:rPr>
+          <w:rFonts w:ascii="Consolas" w:hAnsi="Consolas"/>
+          <w:color w:val="000080"/>
+          <w:sz w:val="18"/>
+        </w:rPr>
+        <w:t>uncore_imc_*</w:t>
+      </w:r>
+      <w:r>
+        <w:rPr>
+          <w:rFonts w:ascii="Times New Roman" w:hAnsi="Times New Roman" w:eastAsia="宋体"/>
+          <w:b w:val="0"/>
+          <w:sz w:val="18"/>
+        </w:rPr>
+        <w:t xml:space="preserve">、无 </w:t>
+      </w:r>
+      <w:r>
+        <w:rPr>
+          <w:rFonts w:ascii="Consolas" w:hAnsi="Consolas"/>
+          <w:color w:val="000080"/>
+          <w:sz w:val="18"/>
+        </w:rPr>
+        <w:t>/dev/cpu/0/msr</w:t>
+      </w:r>
+      <w:r>
+        <w:rPr>
+          <w:rFonts w:ascii="Times New Roman" w:hAnsi="Times New Roman" w:eastAsia="宋体"/>
+          <w:b w:val="0"/>
+          <w:sz w:val="18"/>
+        </w:rPr>
+        <w:t xml:space="preserve">、无 </w:t>
+      </w:r>
+      <w:r>
+        <w:rPr>
+          <w:rFonts w:ascii="Consolas" w:hAnsi="Consolas"/>
+          <w:color w:val="000080"/>
+          <w:sz w:val="18"/>
+        </w:rPr>
+        <w:t>/dev/perf_event</w:t>
+      </w:r>
+      <w:r>
+        <w:rPr>
+          <w:rFonts w:ascii="Times New Roman" w:hAnsi="Times New Roman" w:eastAsia="宋体"/>
+          <w:b w:val="0"/>
+          <w:sz w:val="18"/>
+        </w:rPr>
+        <w:t xml:space="preserve">、无 </w:t>
+      </w:r>
+      <w:r>
+        <w:rPr>
+          <w:rFonts w:ascii="Consolas" w:hAnsi="Consolas"/>
+          <w:color w:val="000080"/>
+          <w:sz w:val="18"/>
+        </w:rPr>
+        <w:t>/sys/fs/resctrl</w:t>
+      </w:r>
+      <w:r>
+        <w:rPr>
+          <w:rFonts w:ascii="Times New Roman" w:hAnsi="Times New Roman" w:eastAsia="宋体"/>
+          <w:b w:val="0"/>
+          <w:sz w:val="18"/>
+        </w:rPr>
+        <w:t xml:space="preserve">，原因是 WSL2 的 hypervisor 不向客户机虚拟化 PMU。故本机可用的观测面仅为 </w:t>
+      </w:r>
+      <w:r>
+        <w:rPr>
+          <w:rFonts w:ascii="Consolas" w:hAnsi="Consolas"/>
+          <w:color w:val="000080"/>
+          <w:sz w:val="18"/>
+        </w:rPr>
+        <w:t>/proc/diskstats</w:t>
+      </w:r>
+      <w:r>
+        <w:rPr>
+          <w:rFonts w:ascii="Times New Roman" w:hAnsi="Times New Roman" w:eastAsia="宋体"/>
+          <w:b w:val="0"/>
+          <w:sz w:val="18"/>
+        </w:rPr>
+        <w:t>、</w:t>
+      </w:r>
+      <w:r>
+        <w:rPr>
+          <w:rFonts w:ascii="Consolas" w:hAnsi="Consolas"/>
+          <w:color w:val="000080"/>
+          <w:sz w:val="18"/>
+        </w:rPr>
+        <w:t>/proc/vmstat</w:t>
+      </w:r>
+      <w:r>
+        <w:rPr>
+          <w:rFonts w:ascii="Times New Roman" w:hAnsi="Times New Roman" w:eastAsia="宋体"/>
+          <w:b w:val="0"/>
+          <w:sz w:val="18"/>
+        </w:rPr>
+        <w:t>、引擎自带台账与逐相位时间线四者，</w:t>
+      </w:r>
+      <w:r>
+        <w:rPr>
+          <w:rFonts w:ascii="Times New Roman" w:hAnsi="Times New Roman" w:eastAsia="宋体"/>
+          <w:b/>
+          <w:sz w:val="18"/>
+        </w:rPr>
+        <w:t>均为操作系统层投影，无法做得更细</w:t>
+      </w:r>
+      <w:r>
+        <w:rPr>
+          <w:rFonts w:ascii="Times New Roman" w:hAnsi="Times New Roman" w:eastAsia="宋体"/>
+          <w:b w:val="0"/>
+          <w:sz w:val="18"/>
+        </w:rPr>
+        <w:t>。</w:t>
+      </w:r>
+    </w:p>
+    <w:p>
+      <w:pPr>
+        <w:spacing w:after="40" w:line="276" w:lineRule="auto"/>
+        <w:ind w:firstLine="360"/>
+      </w:pPr>
+      <w:r>
+        <w:rPr>
+          <w:rFonts w:ascii="Times New Roman" w:hAnsi="Times New Roman" w:eastAsia="宋体"/>
+          <w:b w:val="0"/>
+          <w:sz w:val="18"/>
+        </w:rPr>
+        <w:t>因此本节的方法论结论是：</w:t>
+      </w:r>
+      <w:r>
+        <w:rPr>
+          <w:rFonts w:ascii="Times New Roman" w:hAnsi="Times New Roman" w:eastAsia="宋体"/>
+          <w:b/>
+          <w:sz w:val="18"/>
+        </w:rPr>
+        <w:t>在缺少硬件计数器的宿主上，结论只能以配对差形式给出</w:t>
+      </w:r>
+      <w:r>
+        <w:rPr>
+          <w:rFonts w:ascii="Times New Roman" w:hAnsi="Times New Roman" w:eastAsia="宋体"/>
+          <w:b w:val="0"/>
+          <w:sz w:val="18"/>
+        </w:rPr>
+        <w:t>（相邻运行共享同一段漂移，差值将漂移消去），而不能以绝对速率给出。本文 §5.2 采用的正是这一形式：交错重复的 32/15 与 6/40 两臂之差约 25%，是两臂各自中位数相减、而非两臂水平值互比。</w:t>
+      </w:r>
+      <w:r>
+        <w:rPr>
+          <w:rFonts w:ascii="Times New Roman" w:hAnsi="Times New Roman" w:eastAsia="宋体"/>
+          <w:b/>
+          <w:sz w:val="18"/>
+        </w:rPr>
+        <w:t>"至少 2.7 倍"这一表述同样是有意为之。它是在当前测量质量下唯一形态正确的陈述形式。</w:t>
+      </w:r>
+    </w:p>
+    <w:p>
+      <w:pPr>
+        <w:spacing w:after="40" w:line="276" w:lineRule="auto"/>
+        <w:ind w:firstLine="360"/>
+      </w:pPr>
+      <w:r>
+        <w:rPr>
+          <w:rFonts w:ascii="Times New Roman" w:hAnsi="Times New Roman" w:eastAsia="宋体"/>
+          <w:b w:val="0"/>
+          <w:sz w:val="18"/>
+        </w:rPr>
+        <w:t>方法学上，本节记录</w:t>
+      </w:r>
+      <w:r>
+        <w:rPr>
+          <w:rFonts w:ascii="Times New Roman" w:hAnsi="Times New Roman" w:eastAsia="宋体"/>
+          <w:b/>
+          <w:sz w:val="18"/>
+        </w:rPr>
+        <w:t>三次被自身数据推翻的归因</w:t>
+      </w:r>
+      <w:r>
+        <w:rPr>
+          <w:rFonts w:ascii="Times New Roman" w:hAnsi="Times New Roman" w:eastAsia="宋体"/>
+          <w:b w:val="0"/>
+          <w:sz w:val="18"/>
+        </w:rPr>
+        <w:t>：先据“顺序 890 对局部 453”推断代价源于“层序连续性”，再据单次直接测量推断“盘可达 1418 而引擎损失 68%”，最后据重建探针的 1786 MB/s 推断“引擎有 4.4 倍 inefficiency”。前者被并发实验与分散度对照推翻；第二次被重复性实验推翻；第三次被自身的重复测量推翻。</w:t>
+      </w:r>
+      <w:r>
+        <w:rPr>
+          <w:rFonts w:ascii="Consolas" w:hAnsi="Consolas"/>
+          <w:color w:val="000080"/>
+          <w:sz w:val="18"/>
+        </w:rPr>
+        <w:t>v36_devrate</w:t>
+      </w:r>
+      <w:r>
+        <w:rPr>
+          <w:rFonts w:ascii="Times New Roman" w:hAnsi="Times New Roman" w:eastAsia="宋体"/>
+          <w:b w:val="0"/>
+          <w:sz w:val="18"/>
+        </w:rPr>
+        <w:t xml:space="preserve"> 报 1786 MB/s 而 </w:t>
+      </w:r>
+      <w:r>
+        <w:rPr>
+          <w:rFonts w:ascii="Consolas" w:hAnsi="Consolas"/>
+          <w:color w:val="000080"/>
+          <w:sz w:val="18"/>
+        </w:rPr>
+        <w:t>v37_burst</w:t>
+      </w:r>
+      <w:r>
+        <w:rPr>
+          <w:rFonts w:ascii="Times New Roman" w:hAnsi="Times New Roman" w:eastAsia="宋体"/>
+          <w:b w:val="0"/>
+          <w:sz w:val="18"/>
+        </w:rPr>
+        <w:t xml:space="preserve"> 的同一臂报 1214 MB/s，相差 47%，且五臂中四臂 IQR/中位数 超 0.15 而判 NOISY。</w:t>
+      </w:r>
+      <w:r>
+        <w:rPr>
+          <w:rFonts w:ascii="Times New Roman" w:hAnsi="Times New Roman" w:eastAsia="宋体"/>
+          <w:b/>
+          <w:sz w:val="18"/>
+        </w:rPr>
+        <w:t>故按规程第 4 节，"至少 2.7 倍"之外再给任何倍数。</w:t>
+      </w:r>
+    </w:p>
+    <w:p>
+      <w:pPr>
+        <w:spacing w:after="40" w:line="276" w:lineRule="auto"/>
+        <w:ind w:firstLine="360"/>
+      </w:pPr>
+      <w:r>
+        <w:rPr>
+          <w:rFonts w:ascii="Times New Roman" w:hAnsi="Times New Roman" w:eastAsia="宋体"/>
+          <w:b w:val="0"/>
+          <w:sz w:val="18"/>
+        </w:rPr>
+        <w:t>教训有三：其一，以两条流的速率差反推机制，先排除并发度这一混淆项；其二，</w:t>
+      </w:r>
+      <w:r>
+        <w:rPr>
+          <w:rFonts w:ascii="Times New Roman" w:hAnsi="Times New Roman" w:eastAsia="宋体"/>
+          <w:b/>
+          <w:sz w:val="18"/>
+        </w:rPr>
+        <w:t>单次存储测量不足以支撑百分比结论</w:t>
+      </w:r>
+      <w:r>
+        <w:rPr>
+          <w:rFonts w:ascii="Times New Roman" w:hAnsi="Times New Roman" w:eastAsia="宋体"/>
+          <w:b w:val="0"/>
+          <w:sz w:val="18"/>
+        </w:rPr>
+        <w:t>；其三，</w:t>
+      </w:r>
+      <w:r>
+        <w:rPr>
+          <w:rFonts w:ascii="Times New Roman" w:hAnsi="Times New Roman" w:eastAsia="宋体"/>
+          <w:b/>
+          <w:sz w:val="18"/>
+        </w:rPr>
+        <w:t>同一条规程重做一遍仍然可能不合格</w:t>
+      </w:r>
+      <w:r>
+        <w:rPr>
+          <w:rFonts w:ascii="Times New Roman" w:hAnsi="Times New Roman" w:eastAsia="宋体"/>
+          <w:b w:val="0"/>
+          <w:sz w:val="18"/>
+        </w:rPr>
+        <w:t>。</w:t>
+      </w:r>
+      <w:r>
+        <w:rPr>
+          <w:rFonts w:ascii="Consolas" w:hAnsi="Consolas"/>
+          <w:color w:val="000080"/>
+          <w:sz w:val="18"/>
+        </w:rPr>
+        <w:t>v36</w:t>
+      </w:r>
+      <w:r>
+        <w:rPr>
+          <w:rFonts w:ascii="Times New Roman" w:hAnsi="Times New Roman" w:eastAsia="宋体"/>
+          <w:b w:val="0"/>
+          <w:sz w:val="18"/>
+        </w:rPr>
+        <w:t xml:space="preserve"> 严格照 </w:t>
+      </w:r>
+      <w:r>
+        <w:rPr>
+          <w:rFonts w:ascii="Consolas" w:hAnsi="Consolas"/>
+          <w:color w:val="000080"/>
+          <w:sz w:val="18"/>
+        </w:rPr>
+        <w:t>BENCH_PROTO</w:t>
+      </w:r>
+      <w:r>
+        <w:rPr>
+          <w:rFonts w:ascii="Times New Roman" w:hAnsi="Times New Roman" w:eastAsia="宋体"/>
+          <w:b w:val="0"/>
+          <w:sz w:val="18"/>
+        </w:rPr>
+        <w:t xml:space="preserve"> 全部条款执行（O_DIRECT、引擎实际单元、丢弃预热、n=5 交错、报 IQR），结果自身 IQR 0.030 看似合格，却在下一轮的同协议复测中偏了 47%。</w:t>
+      </w:r>
+      <w:r>
+        <w:rPr>
+          <w:rFonts w:ascii="Times New Roman" w:hAnsi="Times New Roman" w:eastAsia="宋体"/>
+          <w:b/>
+          <w:sz w:val="18"/>
+        </w:rPr>
+        <w:t>一次合格不构成可复现，可复现跨轮次验证。</w:t>
+      </w:r>
+    </w:p>
+    <w:p>
+      <w:pPr>
+        <w:spacing w:after="40" w:before="80" w:line="240" w:lineRule="auto"/>
+      </w:pPr>
+      <w:r>
+        <w:rPr>
+          <w:rFonts w:ascii="Times New Roman" w:hAnsi="Times New Roman" w:eastAsia="黑体"/>
+          <w:b w:val="0"/>
+          <w:sz w:val="18"/>
+        </w:rPr>
+        <w:t>5.3  排查次序：先问复用落在哪一层</w:t>
+      </w:r>
+    </w:p>
+    <w:p>
+      <w:pPr>
+        <w:spacing w:after="40" w:line="276" w:lineRule="auto"/>
+        <w:ind w:firstLine="360"/>
+      </w:pPr>
+      <w:r>
+        <w:rPr>
+          <w:rFonts w:ascii="Times New Roman" w:hAnsi="Times New Roman" w:eastAsia="宋体"/>
+          <w:b w:val="0"/>
+          <w:sz w:val="18"/>
+        </w:rPr>
+        <w:t>四条次序按"字节还能不能再少"排列，每条给出</w:t>
+      </w:r>
+      <w:r>
+        <w:rPr>
+          <w:rFonts w:ascii="Times New Roman" w:hAnsi="Times New Roman" w:eastAsia="宋体"/>
+          <w:b/>
+          <w:sz w:val="18"/>
+        </w:rPr>
+        <w:t>问什么、读哪个计数器、什么算通过</w:t>
+      </w:r>
+      <w:r>
+        <w:rPr>
+          <w:rFonts w:ascii="Times New Roman" w:hAnsi="Times New Roman" w:eastAsia="宋体"/>
+          <w:b w:val="0"/>
+          <w:sz w:val="18"/>
+        </w:rPr>
+        <w:t>。</w:t>
+      </w:r>
+    </w:p>
+    <w:p>
+      <w:pPr>
+        <w:spacing w:after="40" w:line="276" w:lineRule="auto"/>
+        <w:ind w:firstLine="360"/>
+      </w:pPr>
+      <w:r>
+        <w:rPr>
+          <w:rFonts w:ascii="Times New Roman" w:hAnsi="Times New Roman" w:eastAsia="宋体"/>
+          <w:b w:val="0"/>
+          <w:sz w:val="18"/>
+        </w:rPr>
+        <w:t>次序不可跳：第 2 条不成立时第 3 条无意义，因为数据根本不在需要它的那一层。</w:t>
+      </w:r>
+    </w:p>
+    <w:p>
+      <w:pPr>
+        <w:spacing w:after="40" w:line="276" w:lineRule="auto"/>
+        <w:ind w:firstLine="360"/>
+      </w:pPr>
+      <w:r>
+        <w:rPr>
+          <w:rFonts w:ascii="Times New Roman" w:hAnsi="Times New Roman" w:eastAsia="宋体"/>
+          <w:b/>
+          <w:sz w:val="18"/>
+        </w:rPr>
+        <w:t>① 算法能否免读</w:t>
+      </w:r>
+      <w:r>
+        <w:rPr>
+          <w:rFonts w:ascii="Times New Roman" w:hAnsi="Times New Roman" w:eastAsia="宋体"/>
+          <w:b w:val="0"/>
+          <w:sz w:val="18"/>
+        </w:rPr>
+        <w:t xml:space="preserve"> —— 该数据项是否必被读。</w:t>
+      </w:r>
+    </w:p>
+    <w:p>
+      <w:pPr>
+        <w:spacing w:after="0"/>
+        <w:ind w:left="170"/>
+      </w:pPr>
+      <w:r>
+        <w:rPr>
+          <w:rFonts w:ascii="Consolas" w:hAnsi="Consolas"/>
+          <w:sz w:val="14"/>
+        </w:rPr>
+        <w:t>读：每词元该层的 READ 字节数</w:t>
+      </w:r>
+    </w:p>
+    <w:p>
+      <w:pPr>
+        <w:spacing w:after="0"/>
+        <w:ind w:left="170"/>
+      </w:pPr>
+      <w:r>
+        <w:rPr>
+          <w:rFonts w:ascii="Consolas" w:hAnsi="Consolas"/>
+          <w:sz w:val="14"/>
+        </w:rPr>
+        <w:t>通过：该字节数与 distinct 集核算的预算线同量级，不存在可省的整层读取</w:t>
+      </w:r>
+    </w:p>
+    <w:p>
+      <w:pPr>
+        <w:spacing w:after="0"/>
+        <w:ind w:left="170"/>
+      </w:pPr>
+      <w:r>
+        <w:rPr>
+          <w:rFonts w:ascii="Consolas" w:hAnsi="Consolas"/>
+          <w:sz w:val="14"/>
+        </w:rPr>
+        <w:t>本案例：通过 —— 专家权重每次都要读，无算法级免读空间</w:t>
+      </w:r>
+    </w:p>
+    <w:p>
+      <w:pPr>
+        <w:spacing w:after="40" w:line="276" w:lineRule="auto"/>
+        <w:ind w:firstLine="360"/>
+      </w:pPr>
+      <w:r>
+        <w:rPr>
+          <w:rFonts w:ascii="Times New Roman" w:hAnsi="Times New Roman" w:eastAsia="宋体"/>
+          <w:b/>
+          <w:sz w:val="18"/>
+        </w:rPr>
+        <w:t>② 能否缓存复用</w:t>
+      </w:r>
+      <w:r>
+        <w:rPr>
+          <w:rFonts w:ascii="Times New Roman" w:hAnsi="Times New Roman" w:eastAsia="宋体"/>
+          <w:b w:val="0"/>
+          <w:sz w:val="18"/>
+        </w:rPr>
+        <w:t xml:space="preserve"> —— 读取结果能否在最快层 M_k 驻留并被复用（原则的在场条件）。</w:t>
+      </w:r>
+    </w:p>
+    <w:p>
+      <w:pPr>
+        <w:spacing w:after="0"/>
+        <w:ind w:left="170"/>
+      </w:pPr>
+      <w:r>
+        <w:rPr>
+          <w:rFonts w:ascii="Consolas" w:hAnsi="Consolas"/>
+          <w:sz w:val="14"/>
+        </w:rPr>
+        <w:t>读：驻留量 ÷ distinct 集大小；命中满格时的 READ 字节数是否 &lt; 预算线</w:t>
+      </w:r>
+    </w:p>
+    <w:p>
+      <w:pPr>
+        <w:spacing w:after="0"/>
+        <w:ind w:left="170"/>
+      </w:pPr>
+      <w:r>
+        <w:rPr>
+          <w:rFonts w:ascii="Consolas" w:hAnsi="Consolas"/>
+          <w:sz w:val="14"/>
+        </w:rPr>
+        <w:t>通过：命中率满格**且** READ 字节回落至下界</w:t>
+      </w:r>
+    </w:p>
+    <w:p>
+      <w:pPr>
+        <w:spacing w:after="0"/>
+        <w:ind w:left="170"/>
+      </w:pPr>
+      <w:r>
+        <w:rPr>
+          <w:rFonts w:ascii="Consolas" w:hAnsi="Consolas"/>
+          <w:sz w:val="14"/>
+        </w:rPr>
+        <w:t>失败特征：命中率满格而字节不降 —— 命中只换了介质</w:t>
+      </w:r>
+    </w:p>
+    <w:p>
+      <w:pPr>
+        <w:spacing w:after="0"/>
+        <w:ind w:left="170"/>
+      </w:pPr>
+      <w:r>
+        <w:rPr>
+          <w:rFonts w:ascii="Consolas" w:hAnsi="Consolas"/>
+          <w:sz w:val="14"/>
+        </w:rPr>
+        <w:t>本案例：失守。阶段 B 命中率 100% 而字节仍 25.83 GB/词元，一字未省</w:t>
+      </w:r>
+    </w:p>
+    <w:p>
+      <w:pPr>
+        <w:spacing w:after="40" w:line="276" w:lineRule="auto"/>
+        <w:ind w:firstLine="360"/>
+      </w:pPr>
+      <w:r>
+        <w:rPr>
+          <w:rFonts w:ascii="Times New Roman" w:hAnsi="Times New Roman" w:eastAsia="宋体"/>
+          <w:b/>
+          <w:sz w:val="18"/>
+        </w:rPr>
+        <w:t>③ 落位层</w:t>
+      </w:r>
+      <w:r>
+        <w:rPr>
+          <w:rFonts w:ascii="Times New Roman" w:hAnsi="Times New Roman" w:eastAsia="宋体"/>
+          <w:b w:val="0"/>
+          <w:sz w:val="18"/>
+        </w:rPr>
+        <w:t xml:space="preserve"> —— 若必从低速层读取，权重是否至少置于参与路径中更快的层。</w:t>
+      </w:r>
+    </w:p>
+    <w:p>
+      <w:pPr>
+        <w:spacing w:after="0"/>
+        <w:ind w:left="170"/>
+      </w:pPr>
+      <w:r>
+        <w:rPr>
+          <w:rFonts w:ascii="Consolas" w:hAnsi="Consolas"/>
+          <w:sz w:val="14"/>
+        </w:rPr>
+        <w:t>读：分层字节读数。某层读数是否已达其 distinct 下界</w:t>
+      </w:r>
+    </w:p>
+    <w:p>
+      <w:pPr>
+        <w:spacing w:after="0"/>
+        <w:ind w:left="170"/>
+      </w:pPr>
+      <w:r>
+        <w:rPr>
+          <w:rFonts w:ascii="Consolas" w:hAnsi="Consolas"/>
+          <w:sz w:val="14"/>
+        </w:rPr>
+        <w:t>通过：低速层读数 ≤ 下界（本案例为 1 次 distinct）</w:t>
+      </w:r>
+    </w:p>
+    <w:p>
+      <w:pPr>
+        <w:spacing w:after="0"/>
+        <w:ind w:left="170"/>
+      </w:pPr>
+      <w:r>
+        <w:rPr>
+          <w:rFonts w:ascii="Consolas" w:hAnsi="Consolas"/>
+          <w:sz w:val="14"/>
+        </w:rPr>
+        <w:t>失败特征：低速层每词元全量重读。修复手段是迁层而非调参</w:t>
+      </w:r>
+    </w:p>
+    <w:p>
+      <w:pPr>
+        <w:spacing w:after="0"/>
+        <w:ind w:left="170"/>
+      </w:pPr>
+      <w:r>
+        <w:rPr>
+          <w:rFonts w:ascii="Consolas" w:hAnsi="Consolas"/>
+          <w:sz w:val="14"/>
+        </w:rPr>
+        <w:t>本案例：部分失守。低速盘全量重读占该阶段端到端 94%</w:t>
+      </w:r>
+    </w:p>
+    <w:p>
+      <w:pPr>
+        <w:spacing w:after="40" w:line="276" w:lineRule="auto"/>
+        <w:ind w:firstLine="360"/>
+      </w:pPr>
+      <w:r>
+        <w:rPr>
+          <w:rFonts w:ascii="Times New Roman" w:hAnsi="Times New Roman" w:eastAsia="宋体"/>
+          <w:b/>
+          <w:sz w:val="18"/>
+        </w:rPr>
+        <w:t>④ 落层前压缩</w:t>
+      </w:r>
+      <w:r>
+        <w:rPr>
+          <w:rFonts w:ascii="Times New Roman" w:hAnsi="Times New Roman" w:eastAsia="宋体"/>
+          <w:b w:val="0"/>
+          <w:sz w:val="18"/>
+        </w:rPr>
+        <w:t xml:space="preserve"> —— 能否先压缩再落层，减少届时必搬动的字节。</w:t>
+      </w:r>
+    </w:p>
+    <w:p>
+      <w:pPr>
+        <w:spacing w:after="0"/>
+        <w:ind w:left="170"/>
+      </w:pPr>
+      <w:r>
+        <w:rPr>
+          <w:rFonts w:ascii="Consolas" w:hAnsi="Consolas"/>
+          <w:sz w:val="14"/>
+        </w:rPr>
+        <w:t>读：单专家字节 × 激活专家数 × 层数，与预算线比较</w:t>
+      </w:r>
+    </w:p>
+    <w:p>
+      <w:pPr>
+        <w:spacing w:after="0"/>
+        <w:ind w:left="170"/>
+      </w:pPr>
+      <w:r>
+        <w:rPr>
+          <w:rFonts w:ascii="Consolas" w:hAnsi="Consolas"/>
+          <w:sz w:val="14"/>
+        </w:rPr>
+        <w:t>通过：压缩后字节 ≤ 预算线</w:t>
+      </w:r>
+    </w:p>
+    <w:p>
+      <w:pPr>
+        <w:spacing w:after="0"/>
+        <w:ind w:left="170"/>
+      </w:pPr>
+      <w:r>
+        <w:rPr>
+          <w:rFonts w:ascii="Consolas" w:hAnsi="Consolas"/>
+          <w:sz w:val="14"/>
+        </w:rPr>
+        <w:t>本案例：可用而未用（BF8 可压至约 1/4），故本案例的前三条才是主要矛盾</w:t>
+      </w:r>
+    </w:p>
+    <w:p>
+      <w:pPr>
+        <w:spacing w:after="40" w:line="276" w:lineRule="auto"/>
+        <w:ind w:firstLine="360"/>
+      </w:pPr>
+      <w:r>
+        <w:rPr>
+          <w:rFonts w:ascii="Times New Roman" w:hAnsi="Times New Roman" w:eastAsia="宋体"/>
+          <w:b/>
+          <w:sz w:val="18"/>
+        </w:rPr>
+        <w:t>四条全部通过后仍有差距，差距就不在复用层。</w:t>
+      </w:r>
+      <w:r>
+        <w:rPr>
+          <w:rFonts w:ascii="Times New Roman" w:hAnsi="Times New Roman" w:eastAsia="宋体"/>
+          <w:b w:val="0"/>
+          <w:sz w:val="18"/>
+        </w:rPr>
+        <w:t xml:space="preserve"> 此时按 5.2.1 转向可达聚合带宽，</w:t>
+      </w:r>
+    </w:p>
+    <w:p>
+      <w:pPr>
+        <w:spacing w:after="40" w:line="276" w:lineRule="auto"/>
+        <w:ind w:firstLine="360"/>
+      </w:pPr>
+      <w:r>
+        <w:rPr>
+          <w:rFonts w:ascii="Times New Roman" w:hAnsi="Times New Roman" w:eastAsia="宋体"/>
+          <w:b w:val="0"/>
+          <w:sz w:val="18"/>
+        </w:rPr>
+        <w:t xml:space="preserve">并按 §3.2 先确认计数器本身可信 —— </w:t>
+      </w:r>
+      <w:r>
+        <w:rPr>
+          <w:rFonts w:ascii="Times New Roman" w:hAnsi="Times New Roman" w:eastAsia="宋体"/>
+          <w:b/>
+          <w:sz w:val="18"/>
+        </w:rPr>
+        <w:t>次序反过来会一直查错地方。</w:t>
+      </w:r>
+    </w:p>
+    <w:p>
+      <w:pPr>
+        <w:spacing w:after="40" w:line="276" w:lineRule="auto"/>
+        <w:ind w:firstLine="360"/>
+      </w:pPr>
+      <w:r>
+        <w:rPr>
+          <w:rFonts w:ascii="Times New Roman" w:hAnsi="Times New Roman" w:eastAsia="宋体"/>
+          <w:b w:val="0"/>
+          <w:sz w:val="18"/>
+        </w:rPr>
+        <w:t>本案例引擎在第 2 条失守（命中不落内存、每次仍重新搬迁字节），第 1、4 条成立：阶段 A 低速盘全量重读占该阶段端到端 94%，阶段 B 命中满格后字节仍照搬 25.83 GB/词元（瓶颈</w:t>
+      </w:r>
+    </w:p>
+    <w:p>
+      <w:pPr>
+        <w:spacing w:after="40" w:before="60" w:line="240" w:lineRule="auto"/>
+      </w:pPr>
+      <w:r>
+        <w:rPr>
+          <w:rFonts w:ascii="Times New Roman" w:hAnsi="Times New Roman" w:eastAsia="楷体"/>
+          <w:b w:val="0"/>
+          <w:sz w:val="18"/>
+        </w:rPr>
+        <w:t>5.3.1  回放：这套次序在本轮实际抓住了什么</w:t>
+      </w:r>
+    </w:p>
+    <w:p>
+      <w:pPr>
+        <w:spacing w:after="40" w:line="276" w:lineRule="auto"/>
+        <w:ind w:firstLine="360"/>
+      </w:pPr>
+      <w:r>
+        <w:rPr>
+          <w:rFonts w:ascii="Times New Roman" w:hAnsi="Times New Roman" w:eastAsia="宋体"/>
+          <w:b w:val="0"/>
+          <w:sz w:val="18"/>
+        </w:rPr>
+        <w:t>次序给出之后需要回答它是否有用。本轮把六处计数器错误与两处归因错误逐条过一遍，结果如下。</w:t>
+      </w:r>
+    </w:p>
+    <w:p>
+      <w:pPr>
+        <w:spacing w:before="80" w:after="20"/>
+        <w:jc w:val="center"/>
+      </w:pPr>
+      <w:r>
+        <w:rPr>
+          <w:rFonts w:ascii="Times New Roman" w:hAnsi="Times New Roman" w:eastAsia="宋体"/>
+          <w:b w:val="0"/>
+          <w:sz w:val="15"/>
+        </w:rPr>
+        <w:t>表 12　本轮八处错误的四步排查回放</w:t>
+      </w:r>
+    </w:p>
+    <w:p>
+      <w:pPr>
+        <w:spacing w:before="80" w:after="20"/>
+        <w:jc w:val="center"/>
+      </w:pPr>
+      <w:r>
+        <w:rPr>
+          <w:rFonts w:ascii="Times New Roman" w:hAnsi="Times New Roman" w:eastAsia="Times New Roman"/>
+          <w:b w:val="0"/>
+          <w:sz w:val="15"/>
+        </w:rPr>
+        <w:t>Table 12　Replay of this run's eight errors against the four-step order</w:t>
       </w:r>
     </w:p>
     <w:tbl>
